--- a/PATCH_NOTES_v0.4.7.5.docx
+++ b/PATCH_NOTES_v0.4.7.5.docx
@@ -3193,6 +3193,4560 @@
       </w:r>
       <w:r>
         <w:t xml:space="preserve"> 121 game tests and 39 service tests pass (new ones cover collisions, straps, badge caps, the OVR path, moves, passing, box-outs, AI, green releases, Got Next priority, bounties, AI growth, the Inventory, the soundtrack and bug reports).</w:t>
+      </w:r>
+    </w:p>
+    <w:p>
+      <w:pPr>
+        <w:pBdr>
+          <w:bottom w:val="single" w:color="BFBFBF" w:sz="6" w:space="1"/>
+        </w:pBdr>
+        <w:spacing w:after="120"/>
+      </w:pPr>
+    </w:p>
+    <w:p>
+      <w:pPr>
+        <w:pStyle w:val="Title"/>
+      </w:pPr>
+      <w:r>
+        <w:t xml:space="preserve">Quick patch</w:t>
+      </w:r>
+    </w:p>
+    <w:p>
+      <w:pPr>
+        <w:spacing w:after="120"/>
+      </w:pPr>
+      <w:r>
+        <w:t xml:space="preserve">Everything below came after the first v0.4.7.5 build. Your save, players, VC and AI world carry over; nothing in </w:t>
+      </w:r>
+      <w:r>
+        <w:rPr>
+          <w:rFonts w:ascii="Consolas" w:cs="Consolas" w:eastAsia="Consolas" w:hAnsi="Consolas"/>
+        </w:rPr>
+        <w:t xml:space="preserve">data/</w:t>
+      </w:r>
+      <w:r>
+        <w:t xml:space="preserve"> is touched.</w:t>
+      </w:r>
+    </w:p>
+    <w:p>
+      <w:pPr>
+        <w:pStyle w:val="Heading1"/>
+      </w:pPr>
+      <w:r>
+        <w:t xml:space="preserve">Shooting</w:t>
+      </w:r>
+    </w:p>
+    <w:p>
+      <w:pPr>
+        <w:pStyle w:val="Heading2"/>
+      </w:pPr>
+      <w:r>
+        <w:t xml:space="preserve">Shooters and non-shooters</w:t>
+      </w:r>
+    </w:p>
+    <w:p>
+      <w:pPr>
+        <w:pStyle w:val="ListParagraph"/>
+        <w:numPr>
+          <w:ilvl w:val="0"/>
+          <w:numId w:val="2"/>
+        </w:numPr>
+      </w:pPr>
+      <w:r>
+        <w:rPr>
+          <w:b/>
+          <w:bCs/>
+        </w:rPr>
+        <w:t xml:space="preserve">Only shooters get a sure green from three.</w:t>
+      </w:r>
+      <w:r>
+        <w:t xml:space="preserve"> That means Sharpshooters and Stretch Bigs. For everyone else, a green from 3PT range and beyond is a big boost, not a guaranteed make. The meter draws that window outlined, not solid.</w:t>
+      </w:r>
+    </w:p>
+    <w:p>
+      <w:pPr>
+        <w:pStyle w:val="ListParagraph"/>
+        <w:numPr>
+          <w:ilvl w:val="1"/>
+          <w:numId w:val="2"/>
+        </w:numPr>
+      </w:pPr>
+      <w:r>
+        <w:t xml:space="preserve">From mid-range, a green still goes in for everyone.</w:t>
+      </w:r>
+    </w:p>
+    <w:p>
+      <w:pPr>
+        <w:pStyle w:val="ListParagraph"/>
+        <w:numPr>
+          <w:ilvl w:val="1"/>
+          <w:numId w:val="2"/>
+        </w:numPr>
+      </w:pPr>
+      <w:r>
+        <w:t xml:space="preserve">A non-shooter's green from three goes in about 50–70% of the time, depending on his 3PT rating and the contest.</w:t>
+      </w:r>
+    </w:p>
+    <w:p>
+      <w:pPr>
+        <w:pStyle w:val="ListParagraph"/>
+        <w:numPr>
+          <w:ilvl w:val="0"/>
+          <w:numId w:val="2"/>
+        </w:numPr>
+      </w:pPr>
+      <w:r>
+        <w:rPr>
+          <w:b/>
+          <w:bCs/>
+        </w:rPr>
+        <w:t xml:space="preserve">Non-shooters' jumper windows are 10% smaller</w:t>
+      </w:r>
+      <w:r>
+        <w:t xml:space="preserve">, on top of everything else.</w:t>
+      </w:r>
+    </w:p>
+    <w:p>
+      <w:pPr>
+        <w:pStyle w:val="Heading2"/>
+      </w:pPr>
+      <w:r>
+        <w:t xml:space="preserve">Green windows</w:t>
+      </w:r>
+    </w:p>
+    <w:p>
+      <w:pPr>
+        <w:pStyle w:val="ListParagraph"/>
+        <w:numPr>
+          <w:ilvl w:val="0"/>
+          <w:numId w:val="2"/>
+        </w:numPr>
+      </w:pPr>
+      <w:r>
+        <w:rPr>
+          <w:b/>
+          <w:bCs/>
+        </w:rPr>
+        <w:t xml:space="preserve">Every green window in the game is 10% smaller again.</w:t>
+      </w:r>
+      <w:r>
+        <w:t xml:space="preserve"> That covers jumpers, layups and free throws, badge and animation bonuses included.</w:t>
+      </w:r>
+    </w:p>
+    <w:p>
+      <w:pPr>
+        <w:pStyle w:val="Heading2"/>
+      </w:pPr>
+      <w:r>
+        <w:t xml:space="preserve">Smothered means no make</w:t>
+      </w:r>
+    </w:p>
+    <w:p>
+      <w:pPr>
+        <w:pStyle w:val="ListParagraph"/>
+        <w:numPr>
+          <w:ilvl w:val="0"/>
+          <w:numId w:val="2"/>
+        </w:numPr>
+      </w:pPr>
+      <w:r>
+        <w:rPr>
+          <w:b/>
+          <w:bCs/>
+        </w:rPr>
+        <w:t xml:space="preserve">A smothered shot never goes in.</w:t>
+      </w:r>
+    </w:p>
+    <w:p>
+      <w:pPr>
+        <w:pStyle w:val="ListParagraph"/>
+        <w:numPr>
+          <w:ilvl w:val="1"/>
+          <w:numId w:val="2"/>
+        </w:numPr>
+      </w:pPr>
+      <w:r>
+        <w:t xml:space="preserve">It shows no green window, and nothing can add one back: not a badge, an Icon badge, a takeover or a jumpshot base.</w:t>
+      </w:r>
+    </w:p>
+    <w:p>
+      <w:pPr>
+        <w:pStyle w:val="ListParagraph"/>
+        <w:numPr>
+          <w:ilvl w:val="1"/>
+          <w:numId w:val="2"/>
+        </w:numPr>
+      </w:pPr>
+      <w:r>
+        <w:t xml:space="preserve">It used to keep up to 3% from slightly early or late timing.</w:t>
+      </w:r>
+    </w:p>
+    <w:p>
+      <w:pPr>
+        <w:pStyle w:val="ListParagraph"/>
+        <w:numPr>
+          <w:ilvl w:val="0"/>
+          <w:numId w:val="2"/>
+        </w:numPr>
+      </w:pPr>
+      <w:r>
+        <w:rPr>
+          <w:b/>
+          <w:bCs/>
+        </w:rPr>
+        <w:t xml:space="preserve">Layups and close shots are measured on their own scale.</w:t>
+      </w:r>
+    </w:p>
+    <w:p>
+      <w:pPr>
+        <w:pStyle w:val="ListParagraph"/>
+        <w:numPr>
+          <w:ilvl w:val="1"/>
+          <w:numId w:val="2"/>
+        </w:numPr>
+      </w:pPr>
+      <w:r>
+        <w:t xml:space="preserve">Around the rim the old contest number topped out on nearly every finish, because somebody is always there. Four in five layups were labelled "Smothered" and still went in about half the time.</w:t>
+      </w:r>
+    </w:p>
+    <w:p>
+      <w:pPr>
+        <w:pStyle w:val="ListParagraph"/>
+        <w:numPr>
+          <w:ilvl w:val="1"/>
+          <w:numId w:val="2"/>
+        </w:numPr>
+      </w:pPr>
+      <w:r>
+        <w:t xml:space="preserve">Now Smothered on a finish means a real wall-up: a defender squarely in front with his hands at the ball. That's about one finish in six in AI games, and those never go in.</w:t>
+      </w:r>
+    </w:p>
+    <w:p>
+      <w:pPr>
+        <w:pStyle w:val="ListParagraph"/>
+        <w:numPr>
+          <w:ilvl w:val="1"/>
+          <w:numId w:val="2"/>
+        </w:numPr>
+      </w:pPr>
+      <w:r>
+        <w:t xml:space="preserve">A Contact Finisher's push-off can take you out of it.</w:t>
+      </w:r>
+    </w:p>
+    <w:p>
+      <w:pPr>
+        <w:pStyle w:val="ListParagraph"/>
+        <w:numPr>
+          <w:ilvl w:val="0"/>
+          <w:numId w:val="2"/>
+        </w:numPr>
+      </w:pPr>
+      <w:r>
+        <w:rPr>
+          <w:b/>
+          <w:bCs/>
+        </w:rPr>
+        <w:t xml:space="preserve">The record scratch:</w:t>
+      </w:r>
+    </w:p>
+    <w:p>
+      <w:pPr>
+        <w:pStyle w:val="ListParagraph"/>
+        <w:numPr>
+          <w:ilvl w:val="1"/>
+          <w:numId w:val="2"/>
+        </w:numPr>
+      </w:pPr>
+      <w:r>
+        <w:t xml:space="preserve">If a green is blocked in flight, a record scratch cuts its green sound off.</w:t>
+      </w:r>
+    </w:p>
+    <w:p>
+      <w:pPr>
+        <w:pStyle w:val="ListParagraph"/>
+        <w:numPr>
+          <w:ilvl w:val="1"/>
+          <w:numId w:val="2"/>
+        </w:numPr>
+      </w:pPr>
+      <w:r>
+        <w:t xml:space="preserve">If you time a release perfectly into a smothering contest, the green sound starts and the scratch cuts it off. That tells you the timing was right but the defense won.</w:t>
+      </w:r>
+    </w:p>
+    <w:p>
+      <w:pPr>
+        <w:pStyle w:val="ListParagraph"/>
+        <w:numPr>
+          <w:ilvl w:val="1"/>
+          <w:numId w:val="2"/>
+        </w:numPr>
+      </w:pPr>
+      <w:r>
+        <w:t xml:space="preserve">The AI's green sounds get the same treatment.</w:t>
+      </w:r>
+    </w:p>
+    <w:p>
+      <w:pPr>
+        <w:pStyle w:val="Heading2"/>
+      </w:pPr>
+      <w:r>
+        <w:t xml:space="preserve">Contests count at the release</w:t>
+      </w:r>
+    </w:p>
+    <w:p>
+      <w:pPr>
+        <w:pStyle w:val="ListParagraph"/>
+        <w:numPr>
+          <w:ilvl w:val="0"/>
+          <w:numId w:val="2"/>
+        </w:numPr>
+      </w:pPr>
+      <w:r>
+        <w:rPr>
+          <w:b/>
+          <w:bCs/>
+        </w:rPr>
+        <w:t xml:space="preserve">The AI's shots now answer to the defense at the release, not just at the start of the shot.</w:t>
+      </w:r>
+    </w:p>
+    <w:p>
+      <w:pPr>
+        <w:pStyle w:val="ListParagraph"/>
+        <w:numPr>
+          <w:ilvl w:val="1"/>
+          <w:numId w:val="2"/>
+        </w:numPr>
+      </w:pPr>
+      <w:r>
+        <w:t xml:space="preserve">The AI picks its timing when it rises, from the contest it expects then.</w:t>
+      </w:r>
+    </w:p>
+    <w:p>
+      <w:pPr>
+        <w:pStyle w:val="ListParagraph"/>
+        <w:numPr>
+          <w:ilvl w:val="1"/>
+          <w:numId w:val="2"/>
+        </w:numPr>
+      </w:pPr>
+      <w:r>
+        <w:t xml:space="preserve">A closeout that arrives in time now shrinks the window it was aiming at, and its green slips to a near miss as often as the window shrank.</w:t>
+      </w:r>
+    </w:p>
+    <w:p>
+      <w:pPr>
+        <w:pStyle w:val="ListParagraph"/>
+        <w:numPr>
+          <w:ilvl w:val="1"/>
+          <w:numId w:val="2"/>
+        </w:numPr>
+      </w:pPr>
+      <w:r>
+        <w:t xml:space="preserve">A defender who backs off can turn a near miss into a green.</w:t>
+      </w:r>
+    </w:p>
+    <w:p>
+      <w:pPr>
+        <w:pStyle w:val="ListParagraph"/>
+        <w:numPr>
+          <w:ilvl w:val="1"/>
+          <w:numId w:val="2"/>
+        </w:numPr>
+      </w:pPr>
+      <w:r>
+        <w:t xml:space="preserve">Your own shots were already graded on the contest at the release; the meter shows it live.</w:t>
+      </w:r>
+    </w:p>
+    <w:p>
+      <w:pPr>
+        <w:pStyle w:val="ListParagraph"/>
+        <w:numPr>
+          <w:ilvl w:val="0"/>
+          <w:numId w:val="2"/>
+        </w:numPr>
+      </w:pPr>
+      <w:r>
+        <w:rPr>
+          <w:b/>
+          <w:bCs/>
+        </w:rPr>
+        <w:t xml:space="preserve">Release height against reach counts for more out on the floor.</w:t>
+      </w:r>
+      <w:r>
+        <w:t xml:space="preserve"> A high release over a shorter (or later) contest is less of a penalty; a long defender who gets a hand up at the release is more of one.</w:t>
+      </w:r>
+    </w:p>
+    <w:p>
+      <w:pPr>
+        <w:pStyle w:val="ListParagraph"/>
+        <w:numPr>
+          <w:ilvl w:val="0"/>
+          <w:numId w:val="2"/>
+        </w:numPr>
+      </w:pPr>
+      <w:r>
+        <w:rPr>
+          <w:b/>
+          <w:bCs/>
+        </w:rPr>
+        <w:t xml:space="preserve">In the paint, weight matters:</w:t>
+      </w:r>
+      <w:r>
+        <w:t xml:space="preserve"> a heavier defender walls off a little more of a finish (up to ±10%).</w:t>
+      </w:r>
+    </w:p>
+    <w:p>
+      <w:pPr>
+        <w:pStyle w:val="ListParagraph"/>
+        <w:numPr>
+          <w:ilvl w:val="0"/>
+          <w:numId w:val="2"/>
+        </w:numPr>
+      </w:pPr>
+      <w:r>
+        <w:rPr>
+          <w:b/>
+          <w:bCs/>
+        </w:rPr>
+        <w:t xml:space="preserve">AI percentages were re-measured afterwards</w:t>
+      </w:r>
+      <w:r>
+        <w:t xml:space="preserve"> over 72 AI park games:</w:t>
+      </w:r>
+    </w:p>
+    <w:tbl>
+      <w:tblPr>
+        <w:tblW w:type="dxa" w:w="9360"/>
+        <w:tblBorders>
+          <w:top w:val="single" w:color="auto" w:sz="4"/>
+          <w:left w:val="single" w:color="auto" w:sz="4"/>
+          <w:bottom w:val="single" w:color="auto" w:sz="4"/>
+          <w:right w:val="single" w:color="auto" w:sz="4"/>
+          <w:insideH w:val="single" w:color="auto" w:sz="4"/>
+          <w:insideV w:val="single" w:color="auto" w:sz="4"/>
+        </w:tblBorders>
+      </w:tblPr>
+      <w:tblGrid>
+        <w:gridCol w:w="3120"/>
+        <w:gridCol w:w="3120"/>
+        <w:gridCol w:w="3120"/>
+      </w:tblGrid>
+      <w:tr>
+        <w:trPr>
+          <w:tblHeader/>
+        </w:trPr>
+        <w:tc>
+          <w:tcPr>
+            <w:tcW w:type="dxa" w:w="3120"/>
+            <w:shd w:fill="DCE6F1" w:color="auto" w:val="clear"/>
+            <w:tcMar>
+              <w:top w:type="dxa" w:w="60"/>
+              <w:left w:type="dxa" w:w="100"/>
+              <w:bottom w:type="dxa" w:w="60"/>
+              <w:right w:type="dxa" w:w="100"/>
+            </w:tcMar>
+          </w:tcPr>
+          <w:p>
+            <w:r>
+              <w:rPr>
+                <w:b/>
+                <w:bCs/>
+              </w:rPr>
+              <w:t xml:space="preserve">Shot</w:t>
+            </w:r>
+          </w:p>
+        </w:tc>
+        <w:tc>
+          <w:tcPr>
+            <w:tcW w:type="dxa" w:w="3120"/>
+            <w:shd w:fill="DCE6F1" w:color="auto" w:val="clear"/>
+            <w:tcMar>
+              <w:top w:type="dxa" w:w="60"/>
+              <w:left w:type="dxa" w:w="100"/>
+              <w:bottom w:type="dxa" w:w="60"/>
+              <w:right w:type="dxa" w:w="100"/>
+            </w:tcMar>
+          </w:tcPr>
+          <w:p>
+            <w:r>
+              <w:rPr>
+                <w:b/>
+                <w:bCs/>
+              </w:rPr>
+              <w:t xml:space="preserve">v0.4.7.5</w:t>
+            </w:r>
+          </w:p>
+        </w:tc>
+        <w:tc>
+          <w:tcPr>
+            <w:tcW w:type="dxa" w:w="3120"/>
+            <w:shd w:fill="DCE6F1" w:color="auto" w:val="clear"/>
+            <w:tcMar>
+              <w:top w:type="dxa" w:w="60"/>
+              <w:left w:type="dxa" w:w="100"/>
+              <w:bottom w:type="dxa" w:w="60"/>
+              <w:right w:type="dxa" w:w="100"/>
+            </w:tcMar>
+          </w:tcPr>
+          <w:p>
+            <w:r>
+              <w:rPr>
+                <w:b/>
+                <w:bCs/>
+              </w:rPr>
+              <w:t xml:space="preserve">Quick patch</w:t>
+            </w:r>
+          </w:p>
+        </w:tc>
+      </w:tr>
+      <w:tr>
+        <w:trPr>
+          <w:tblHeader w:val="false"/>
+        </w:trPr>
+        <w:tc>
+          <w:tcPr>
+            <w:tcW w:type="dxa" w:w="3120"/>
+            <w:tcMar>
+              <w:top w:type="dxa" w:w="60"/>
+              <w:left w:type="dxa" w:w="100"/>
+              <w:bottom w:type="dxa" w:w="60"/>
+              <w:right w:type="dxa" w:w="100"/>
+            </w:tcMar>
+          </w:tcPr>
+          <w:p>
+            <w:r>
+              <w:t xml:space="preserve">Mid-range</w:t>
+            </w:r>
+          </w:p>
+        </w:tc>
+        <w:tc>
+          <w:tcPr>
+            <w:tcW w:type="dxa" w:w="3120"/>
+            <w:tcMar>
+              <w:top w:type="dxa" w:w="60"/>
+              <w:left w:type="dxa" w:w="100"/>
+              <w:bottom w:type="dxa" w:w="60"/>
+              <w:right w:type="dxa" w:w="100"/>
+            </w:tcMar>
+          </w:tcPr>
+          <w:p>
+            <w:r>
+              <w:t xml:space="preserve">34.6%</w:t>
+            </w:r>
+          </w:p>
+        </w:tc>
+        <w:tc>
+          <w:tcPr>
+            <w:tcW w:type="dxa" w:w="3120"/>
+            <w:tcMar>
+              <w:top w:type="dxa" w:w="60"/>
+              <w:left w:type="dxa" w:w="100"/>
+              <w:bottom w:type="dxa" w:w="60"/>
+              <w:right w:type="dxa" w:w="100"/>
+            </w:tcMar>
+          </w:tcPr>
+          <w:p>
+            <w:r>
+              <w:t xml:space="preserve">34.9%</w:t>
+            </w:r>
+          </w:p>
+        </w:tc>
+      </w:tr>
+      <w:tr>
+        <w:trPr>
+          <w:tblHeader w:val="false"/>
+        </w:trPr>
+        <w:tc>
+          <w:tcPr>
+            <w:tcW w:type="dxa" w:w="3120"/>
+            <w:tcMar>
+              <w:top w:type="dxa" w:w="60"/>
+              <w:left w:type="dxa" w:w="100"/>
+              <w:bottom w:type="dxa" w:w="60"/>
+              <w:right w:type="dxa" w:w="100"/>
+            </w:tcMar>
+          </w:tcPr>
+          <w:p>
+            <w:r>
+              <w:t xml:space="preserve">Layups</w:t>
+            </w:r>
+          </w:p>
+        </w:tc>
+        <w:tc>
+          <w:tcPr>
+            <w:tcW w:type="dxa" w:w="3120"/>
+            <w:tcMar>
+              <w:top w:type="dxa" w:w="60"/>
+              <w:left w:type="dxa" w:w="100"/>
+              <w:bottom w:type="dxa" w:w="60"/>
+              <w:right w:type="dxa" w:w="100"/>
+            </w:tcMar>
+          </w:tcPr>
+          <w:p>
+            <w:r>
+              <w:t xml:space="preserve">53.0%</w:t>
+            </w:r>
+          </w:p>
+        </w:tc>
+        <w:tc>
+          <w:tcPr>
+            <w:tcW w:type="dxa" w:w="3120"/>
+            <w:tcMar>
+              <w:top w:type="dxa" w:w="60"/>
+              <w:left w:type="dxa" w:w="100"/>
+              <w:bottom w:type="dxa" w:w="60"/>
+              <w:right w:type="dxa" w:w="100"/>
+            </w:tcMar>
+          </w:tcPr>
+          <w:p>
+            <w:r>
+              <w:t xml:space="preserve">51.5%</w:t>
+            </w:r>
+          </w:p>
+        </w:tc>
+      </w:tr>
+      <w:tr>
+        <w:trPr>
+          <w:tblHeader w:val="false"/>
+        </w:trPr>
+        <w:tc>
+          <w:tcPr>
+            <w:tcW w:type="dxa" w:w="3120"/>
+            <w:tcMar>
+              <w:top w:type="dxa" w:w="60"/>
+              <w:left w:type="dxa" w:w="100"/>
+              <w:bottom w:type="dxa" w:w="60"/>
+              <w:right w:type="dxa" w:w="100"/>
+            </w:tcMar>
+          </w:tcPr>
+          <w:p>
+            <w:r>
+              <w:t xml:space="preserve">Threes, all</w:t>
+            </w:r>
+          </w:p>
+        </w:tc>
+        <w:tc>
+          <w:tcPr>
+            <w:tcW w:type="dxa" w:w="3120"/>
+            <w:tcMar>
+              <w:top w:type="dxa" w:w="60"/>
+              <w:left w:type="dxa" w:w="100"/>
+              <w:bottom w:type="dxa" w:w="60"/>
+              <w:right w:type="dxa" w:w="100"/>
+            </w:tcMar>
+          </w:tcPr>
+          <w:p>
+            <w:r>
+              <w:t xml:space="preserve">31.9%</w:t>
+            </w:r>
+          </w:p>
+        </w:tc>
+        <w:tc>
+          <w:tcPr>
+            <w:tcW w:type="dxa" w:w="3120"/>
+            <w:tcMar>
+              <w:top w:type="dxa" w:w="60"/>
+              <w:left w:type="dxa" w:w="100"/>
+              <w:bottom w:type="dxa" w:w="60"/>
+              <w:right w:type="dxa" w:w="100"/>
+            </w:tcMar>
+          </w:tcPr>
+          <w:p>
+            <w:r>
+              <w:t xml:space="preserve">28.1%</w:t>
+            </w:r>
+          </w:p>
+        </w:tc>
+      </w:tr>
+      <w:tr>
+        <w:trPr>
+          <w:tblHeader w:val="false"/>
+        </w:trPr>
+        <w:tc>
+          <w:tcPr>
+            <w:tcW w:type="dxa" w:w="3120"/>
+            <w:tcMar>
+              <w:top w:type="dxa" w:w="60"/>
+              <w:left w:type="dxa" w:w="100"/>
+              <w:bottom w:type="dxa" w:w="60"/>
+              <w:right w:type="dxa" w:w="100"/>
+            </w:tcMar>
+          </w:tcPr>
+          <w:p>
+            <w:r>
+              <w:t xml:space="preserve">Threes, shooters</w:t>
+            </w:r>
+          </w:p>
+        </w:tc>
+        <w:tc>
+          <w:tcPr>
+            <w:tcW w:type="dxa" w:w="3120"/>
+            <w:tcMar>
+              <w:top w:type="dxa" w:w="60"/>
+              <w:left w:type="dxa" w:w="100"/>
+              <w:bottom w:type="dxa" w:w="60"/>
+              <w:right w:type="dxa" w:w="100"/>
+            </w:tcMar>
+          </w:tcPr>
+          <w:p>
+            <w:r>
+              <w:t xml:space="preserve">n/a</w:t>
+            </w:r>
+          </w:p>
+        </w:tc>
+        <w:tc>
+          <w:tcPr>
+            <w:tcW w:type="dxa" w:w="3120"/>
+            <w:tcMar>
+              <w:top w:type="dxa" w:w="60"/>
+              <w:left w:type="dxa" w:w="100"/>
+              <w:bottom w:type="dxa" w:w="60"/>
+              <w:right w:type="dxa" w:w="100"/>
+            </w:tcMar>
+          </w:tcPr>
+          <w:p>
+            <w:r>
+              <w:t xml:space="preserve">35.6%</w:t>
+            </w:r>
+          </w:p>
+        </w:tc>
+      </w:tr>
+      <w:tr>
+        <w:trPr>
+          <w:tblHeader w:val="false"/>
+        </w:trPr>
+        <w:tc>
+          <w:tcPr>
+            <w:tcW w:type="dxa" w:w="3120"/>
+            <w:tcMar>
+              <w:top w:type="dxa" w:w="60"/>
+              <w:left w:type="dxa" w:w="100"/>
+              <w:bottom w:type="dxa" w:w="60"/>
+              <w:right w:type="dxa" w:w="100"/>
+            </w:tcMar>
+          </w:tcPr>
+          <w:p>
+            <w:r>
+              <w:t xml:space="preserve">Threes, non-shooters</w:t>
+            </w:r>
+          </w:p>
+        </w:tc>
+        <w:tc>
+          <w:tcPr>
+            <w:tcW w:type="dxa" w:w="3120"/>
+            <w:tcMar>
+              <w:top w:type="dxa" w:w="60"/>
+              <w:left w:type="dxa" w:w="100"/>
+              <w:bottom w:type="dxa" w:w="60"/>
+              <w:right w:type="dxa" w:w="100"/>
+            </w:tcMar>
+          </w:tcPr>
+          <w:p>
+            <w:r>
+              <w:t xml:space="preserve">n/a</w:t>
+            </w:r>
+          </w:p>
+        </w:tc>
+        <w:tc>
+          <w:tcPr>
+            <w:tcW w:type="dxa" w:w="3120"/>
+            <w:tcMar>
+              <w:top w:type="dxa" w:w="60"/>
+              <w:left w:type="dxa" w:w="100"/>
+              <w:bottom w:type="dxa" w:w="60"/>
+              <w:right w:type="dxa" w:w="100"/>
+            </w:tcMar>
+          </w:tcPr>
+          <w:p>
+            <w:r>
+              <w:t xml:space="preserve">24.3%</w:t>
+            </w:r>
+          </w:p>
+        </w:tc>
+      </w:tr>
+    </w:tbl>
+    <w:p>
+      <w:pPr>
+        <w:spacing w:after="60"/>
+      </w:pPr>
+    </w:p>
+    <w:p>
+      <w:pPr>
+        <w:pStyle w:val="Heading1"/>
+      </w:pPr>
+      <w:r>
+        <w:t xml:space="preserve">Dribbling, passing and defense</w:t>
+      </w:r>
+    </w:p>
+    <w:p>
+      <w:pPr>
+        <w:pStyle w:val="Heading2"/>
+      </w:pPr>
+      <w:r>
+        <w:t xml:space="preserve">Repeated moves</w:t>
+      </w:r>
+    </w:p>
+    <w:p>
+      <w:pPr>
+        <w:pStyle w:val="ListParagraph"/>
+        <w:numPr>
+          <w:ilvl w:val="0"/>
+          <w:numId w:val="2"/>
+        </w:numPr>
+      </w:pPr>
+      <w:r>
+        <w:rPr>
+          <w:b/>
+          <w:bCs/>
+        </w:rPr>
+        <w:t xml:space="preserve">Spamming a move costs more stamina.</w:t>
+      </w:r>
+    </w:p>
+    <w:p>
+      <w:pPr>
+        <w:pStyle w:val="ListParagraph"/>
+        <w:numPr>
+          <w:ilvl w:val="1"/>
+          <w:numId w:val="2"/>
+        </w:numPr>
+      </w:pPr>
+      <w:r>
+        <w:t xml:space="preserve">More than 3 of the same move in a row still doubles your stamina drain (+0.1× per repeat after that).</w:t>
+      </w:r>
+    </w:p>
+    <w:p>
+      <w:pPr>
+        <w:pStyle w:val="ListParagraph"/>
+        <w:numPr>
+          <w:ilvl w:val="1"/>
+          <w:numId w:val="2"/>
+        </w:numPr>
+      </w:pPr>
+      <w:r>
+        <w:rPr>
+          <w:b/>
+          <w:bCs/>
+        </w:rPr>
+        <w:t xml:space="preserve">More than 6 in a row doubles that penalty again:</w:t>
+      </w:r>
+      <w:r>
+        <w:t xml:space="preserve"> 4.6× at the 7th, up to 6×.</w:t>
+      </w:r>
+    </w:p>
+    <w:p>
+      <w:pPr>
+        <w:pStyle w:val="ListParagraph"/>
+        <w:numPr>
+          <w:ilvl w:val="1"/>
+          <w:numId w:val="2"/>
+        </w:numPr>
+      </w:pPr>
+      <w:r>
+        <w:t xml:space="preserve">A repeat is the same move again within 3 seconds while you still have the ball. Passing, shooting, picking it up or losing it ends the run.</w:t>
+      </w:r>
+    </w:p>
+    <w:p>
+      <w:pPr>
+        <w:pStyle w:val="ListParagraph"/>
+        <w:numPr>
+          <w:ilvl w:val="1"/>
+          <w:numId w:val="2"/>
+        </w:numPr>
+      </w:pPr>
+      <w:r>
+        <w:t xml:space="preserve">Before, a run could carry over after a steal and keep draining you on defense.</w:t>
+      </w:r>
+    </w:p>
+    <w:p>
+      <w:pPr>
+        <w:pStyle w:val="Heading2"/>
+      </w:pPr>
+      <w:r>
+        <w:t xml:space="preserve">The stick's diagonals</w:t>
+      </w:r>
+    </w:p>
+    <w:p>
+      <w:pPr>
+        <w:spacing w:after="120"/>
+      </w:pPr>
+      <w:r>
+        <w:rPr>
+          <w:b/>
+          <w:bCs/>
+        </w:rPr>
+        <w:t xml:space="preserve">Every diagonal now does two things</w:t>
+      </w:r>
+      <w:r>
+        <w:t xml:space="preserve">, depending on whether you're moving with the left stick:</w:t>
+      </w:r>
+    </w:p>
+    <w:tbl>
+      <w:tblPr>
+        <w:tblW w:type="dxa" w:w="9360"/>
+        <w:tblBorders>
+          <w:top w:val="single" w:color="auto" w:sz="4"/>
+          <w:left w:val="single" w:color="auto" w:sz="4"/>
+          <w:bottom w:val="single" w:color="auto" w:sz="4"/>
+          <w:right w:val="single" w:color="auto" w:sz="4"/>
+          <w:insideH w:val="single" w:color="auto" w:sz="4"/>
+          <w:insideV w:val="single" w:color="auto" w:sz="4"/>
+        </w:tblBorders>
+      </w:tblPr>
+      <w:tblGrid>
+        <w:gridCol w:w="3120"/>
+        <w:gridCol w:w="3120"/>
+        <w:gridCol w:w="3120"/>
+      </w:tblGrid>
+      <w:tr>
+        <w:trPr>
+          <w:tblHeader/>
+        </w:trPr>
+        <w:tc>
+          <w:tcPr>
+            <w:tcW w:type="dxa" w:w="3120"/>
+            <w:shd w:fill="DCE6F1" w:color="auto" w:val="clear"/>
+            <w:tcMar>
+              <w:top w:type="dxa" w:w="60"/>
+              <w:left w:type="dxa" w:w="100"/>
+              <w:bottom w:type="dxa" w:w="60"/>
+              <w:right w:type="dxa" w:w="100"/>
+            </w:tcMar>
+          </w:tcPr>
+          <w:p>
+            <w:r>
+              <w:rPr>
+                <w:b/>
+                <w:bCs/>
+              </w:rPr>
+              <w:t xml:space="preserve">Diagonal</w:t>
+            </w:r>
+          </w:p>
+        </w:tc>
+        <w:tc>
+          <w:tcPr>
+            <w:tcW w:type="dxa" w:w="3120"/>
+            <w:shd w:fill="DCE6F1" w:color="auto" w:val="clear"/>
+            <w:tcMar>
+              <w:top w:type="dxa" w:w="60"/>
+              <w:left w:type="dxa" w:w="100"/>
+              <w:bottom w:type="dxa" w:w="60"/>
+              <w:right w:type="dxa" w:w="100"/>
+            </w:tcMar>
+          </w:tcPr>
+          <w:p>
+            <w:r>
+              <w:rPr>
+                <w:b/>
+                <w:bCs/>
+              </w:rPr>
+              <w:t xml:space="preserve">Standing</w:t>
+            </w:r>
+          </w:p>
+        </w:tc>
+        <w:tc>
+          <w:tcPr>
+            <w:tcW w:type="dxa" w:w="3120"/>
+            <w:shd w:fill="DCE6F1" w:color="auto" w:val="clear"/>
+            <w:tcMar>
+              <w:top w:type="dxa" w:w="60"/>
+              <w:left w:type="dxa" w:w="100"/>
+              <w:bottom w:type="dxa" w:w="60"/>
+              <w:right w:type="dxa" w:w="100"/>
+            </w:tcMar>
+          </w:tcPr>
+          <w:p>
+            <w:r>
+              <w:rPr>
+                <w:b/>
+                <w:bCs/>
+              </w:rPr>
+              <w:t xml:space="preserve">On the move</w:t>
+            </w:r>
+          </w:p>
+        </w:tc>
+      </w:tr>
+      <w:tr>
+        <w:trPr>
+          <w:tblHeader w:val="false"/>
+        </w:trPr>
+        <w:tc>
+          <w:tcPr>
+            <w:tcW w:type="dxa" w:w="3120"/>
+            <w:tcMar>
+              <w:top w:type="dxa" w:w="60"/>
+              <w:left w:type="dxa" w:w="100"/>
+              <w:bottom w:type="dxa" w:w="60"/>
+              <w:right w:type="dxa" w:w="100"/>
+            </w:tcMar>
+          </w:tcPr>
+          <w:p>
+            <w:r>
+              <w:t xml:space="preserve">Up, to the ball's side</w:t>
+            </w:r>
+          </w:p>
+        </w:tc>
+        <w:tc>
+          <w:tcPr>
+            <w:tcW w:type="dxa" w:w="3120"/>
+            <w:tcMar>
+              <w:top w:type="dxa" w:w="60"/>
+              <w:left w:type="dxa" w:w="100"/>
+              <w:bottom w:type="dxa" w:w="60"/>
+              <w:right w:type="dxa" w:w="100"/>
+            </w:tcMar>
+          </w:tcPr>
+          <w:p>
+            <w:r>
+              <w:t xml:space="preserve">Stutter-step</w:t>
+            </w:r>
+          </w:p>
+        </w:tc>
+        <w:tc>
+          <w:tcPr>
+            <w:tcW w:type="dxa" w:w="3120"/>
+            <w:tcMar>
+              <w:top w:type="dxa" w:w="60"/>
+              <w:left w:type="dxa" w:w="100"/>
+              <w:bottom w:type="dxa" w:w="60"/>
+              <w:right w:type="dxa" w:w="100"/>
+            </w:tcMar>
+          </w:tcPr>
+          <w:p>
+            <w:r>
+              <w:rPr>
+                <w:b/>
+                <w:bCs/>
+              </w:rPr>
+              <w:t xml:space="preserve">Jab step</w:t>
+            </w:r>
+            <w:r>
+              <w:t xml:space="preserve"> (new)</w:t>
+            </w:r>
+          </w:p>
+        </w:tc>
+      </w:tr>
+      <w:tr>
+        <w:trPr>
+          <w:tblHeader w:val="false"/>
+        </w:trPr>
+        <w:tc>
+          <w:tcPr>
+            <w:tcW w:type="dxa" w:w="3120"/>
+            <w:tcMar>
+              <w:top w:type="dxa" w:w="60"/>
+              <w:left w:type="dxa" w:w="100"/>
+              <w:bottom w:type="dxa" w:w="60"/>
+              <w:right w:type="dxa" w:w="100"/>
+            </w:tcMar>
+          </w:tcPr>
+          <w:p>
+            <w:r>
+              <w:t xml:space="preserve">Up, to the other hand</w:t>
+            </w:r>
+          </w:p>
+        </w:tc>
+        <w:tc>
+          <w:tcPr>
+            <w:tcW w:type="dxa" w:w="3120"/>
+            <w:tcMar>
+              <w:top w:type="dxa" w:w="60"/>
+              <w:left w:type="dxa" w:w="100"/>
+              <w:bottom w:type="dxa" w:w="60"/>
+              <w:right w:type="dxa" w:w="100"/>
+            </w:tcMar>
+          </w:tcPr>
+          <w:p>
+            <w:r>
+              <w:rPr>
+                <w:b/>
+                <w:bCs/>
+              </w:rPr>
+              <w:t xml:space="preserve">Push-pull crossover</w:t>
+            </w:r>
+            <w:r>
+              <w:t xml:space="preserve"> (new); a slow push is a stutter</w:t>
+            </w:r>
+          </w:p>
+        </w:tc>
+        <w:tc>
+          <w:tcPr>
+            <w:tcW w:type="dxa" w:w="3120"/>
+            <w:tcMar>
+              <w:top w:type="dxa" w:w="60"/>
+              <w:left w:type="dxa" w:w="100"/>
+              <w:bottom w:type="dxa" w:w="60"/>
+              <w:right w:type="dxa" w:w="100"/>
+            </w:tcMar>
+          </w:tcPr>
+          <w:p>
+            <w:r>
+              <w:rPr>
+                <w:b/>
+                <w:bCs/>
+              </w:rPr>
+              <w:t xml:space="preserve">Push-pull crossover</w:t>
+            </w:r>
+          </w:p>
+        </w:tc>
+      </w:tr>
+      <w:tr>
+        <w:trPr>
+          <w:tblHeader w:val="false"/>
+        </w:trPr>
+        <w:tc>
+          <w:tcPr>
+            <w:tcW w:type="dxa" w:w="3120"/>
+            <w:tcMar>
+              <w:top w:type="dxa" w:w="60"/>
+              <w:left w:type="dxa" w:w="100"/>
+              <w:bottom w:type="dxa" w:w="60"/>
+              <w:right w:type="dxa" w:w="100"/>
+            </w:tcMar>
+          </w:tcPr>
+          <w:p>
+            <w:r>
+              <w:t xml:space="preserve">Down, to the ball's side</w:t>
+            </w:r>
+          </w:p>
+        </w:tc>
+        <w:tc>
+          <w:tcPr>
+            <w:tcW w:type="dxa" w:w="3120"/>
+            <w:tcMar>
+              <w:top w:type="dxa" w:w="60"/>
+              <w:left w:type="dxa" w:w="100"/>
+              <w:bottom w:type="dxa" w:w="60"/>
+              <w:right w:type="dxa" w:w="100"/>
+            </w:tcMar>
+          </w:tcPr>
+          <w:p>
+            <w:r>
+              <w:t xml:space="preserve">Sidestep</w:t>
+            </w:r>
+          </w:p>
+        </w:tc>
+        <w:tc>
+          <w:tcPr>
+            <w:tcW w:type="dxa" w:w="3120"/>
+            <w:tcMar>
+              <w:top w:type="dxa" w:w="60"/>
+              <w:left w:type="dxa" w:w="100"/>
+              <w:bottom w:type="dxa" w:w="60"/>
+              <w:right w:type="dxa" w:w="100"/>
+            </w:tcMar>
+          </w:tcPr>
+          <w:p>
+            <w:r>
+              <w:rPr>
+                <w:b/>
+                <w:bCs/>
+              </w:rPr>
+              <w:t xml:space="preserve">Snatch-back</w:t>
+            </w:r>
+            <w:r>
+              <w:t xml:space="preserve"> (new)</w:t>
+            </w:r>
+          </w:p>
+        </w:tc>
+      </w:tr>
+      <w:tr>
+        <w:trPr>
+          <w:tblHeader w:val="false"/>
+        </w:trPr>
+        <w:tc>
+          <w:tcPr>
+            <w:tcW w:type="dxa" w:w="3120"/>
+            <w:tcMar>
+              <w:top w:type="dxa" w:w="60"/>
+              <w:left w:type="dxa" w:w="100"/>
+              <w:bottom w:type="dxa" w:w="60"/>
+              <w:right w:type="dxa" w:w="100"/>
+            </w:tcMar>
+          </w:tcPr>
+          <w:p>
+            <w:r>
+              <w:t xml:space="preserve">Down, to the other hand</w:t>
+            </w:r>
+          </w:p>
+        </w:tc>
+        <w:tc>
+          <w:tcPr>
+            <w:tcW w:type="dxa" w:w="3120"/>
+            <w:tcMar>
+              <w:top w:type="dxa" w:w="60"/>
+              <w:left w:type="dxa" w:w="100"/>
+              <w:bottom w:type="dxa" w:w="60"/>
+              <w:right w:type="dxa" w:w="100"/>
+            </w:tcMar>
+          </w:tcPr>
+          <w:p>
+            <w:r>
+              <w:rPr>
+                <w:b/>
+                <w:bCs/>
+              </w:rPr>
+              <w:t xml:space="preserve">Pull-back</w:t>
+            </w:r>
+            <w:r>
+              <w:t xml:space="preserve"> (new: between the legs, stepping back)</w:t>
+            </w:r>
+          </w:p>
+        </w:tc>
+        <w:tc>
+          <w:tcPr>
+            <w:tcW w:type="dxa" w:w="3120"/>
+            <w:tcMar>
+              <w:top w:type="dxa" w:w="60"/>
+              <w:left w:type="dxa" w:w="100"/>
+              <w:bottom w:type="dxa" w:w="60"/>
+              <w:right w:type="dxa" w:w="100"/>
+            </w:tcMar>
+          </w:tcPr>
+          <w:p>
+            <w:r>
+              <w:t xml:space="preserve">Wrap</w:t>
+            </w:r>
+          </w:p>
+        </w:tc>
+      </w:tr>
+    </w:tbl>
+    <w:p>
+      <w:pPr>
+        <w:spacing w:after="60"/>
+      </w:pPr>
+    </w:p>
+    <w:p>
+      <w:pPr>
+        <w:pStyle w:val="ListParagraph"/>
+        <w:numPr>
+          <w:ilvl w:val="0"/>
+          <w:numId w:val="2"/>
+        </w:numPr>
+      </w:pPr>
+      <w:r>
+        <w:rPr>
+          <w:b/>
+          <w:bCs/>
+        </w:rPr>
+        <w:t xml:space="preserve">17 new named combos</w:t>
+      </w:r>
+      <w:r>
+        <w:t xml:space="preserve">, for example: Jab crossover, Push-pull stepback, Snatch-back crossover, Pull-back and go and Hesi push-pull.</w:t>
+      </w:r>
+    </w:p>
+    <w:p>
+      <w:pPr>
+        <w:pStyle w:val="ListParagraph"/>
+        <w:numPr>
+          <w:ilvl w:val="0"/>
+          <w:numId w:val="2"/>
+        </w:numPr>
+      </w:pPr>
+      <w:r>
+        <w:t xml:space="preserve">A few size-up packages count the new moves as signatures: Jab, Rocker, Elite, Blur, Pound, Crab and Pendulum.</w:t>
+      </w:r>
+    </w:p>
+    <w:p>
+      <w:pPr>
+        <w:pStyle w:val="ListParagraph"/>
+        <w:numPr>
+          <w:ilvl w:val="0"/>
+          <w:numId w:val="2"/>
+        </w:numPr>
+      </w:pPr>
+      <w:r>
+        <w:t xml:space="preserve">The AI uses the new moves too.</w:t>
+      </w:r>
+    </w:p>
+    <w:p>
+      <w:pPr>
+        <w:pStyle w:val="Heading2"/>
+      </w:pPr>
+      <w:r>
+        <w:t xml:space="preserve">Dribble speed and game speed</w:t>
+      </w:r>
+    </w:p>
+    <w:p>
+      <w:pPr>
+        <w:pStyle w:val="ListParagraph"/>
+        <w:numPr>
+          <w:ilvl w:val="0"/>
+          <w:numId w:val="2"/>
+        </w:numPr>
+      </w:pPr>
+      <w:r>
+        <w:rPr>
+          <w:b/>
+          <w:bCs/>
+        </w:rPr>
+        <w:t xml:space="preserve">Every dribble move is 20% slower</w:t>
+      </w:r>
+      <w:r>
+        <w:t xml:space="preserve">, in every package and at every rating. That covers stick moves and size-up combos in place.</w:t>
+      </w:r>
+    </w:p>
+    <w:p>
+      <w:pPr>
+        <w:pStyle w:val="ListParagraph"/>
+        <w:numPr>
+          <w:ilvl w:val="1"/>
+          <w:numId w:val="2"/>
+        </w:numPr>
+      </w:pPr>
+      <w:r>
+        <w:t xml:space="preserve">Better packages and handles are still quicker, in the same proportions as before.</w:t>
+      </w:r>
+    </w:p>
+    <w:p>
+      <w:pPr>
+        <w:pStyle w:val="ListParagraph"/>
+        <w:numPr>
+          <w:ilvl w:val="1"/>
+          <w:numId w:val="2"/>
+        </w:numPr>
+      </w:pPr>
+      <w:r>
+        <w:t xml:space="preserve">The burst eases off less than the timing slows, so moves still cover about the same ground. A stepback still makes its space.</w:t>
+      </w:r>
+    </w:p>
+    <w:p>
+      <w:pPr>
+        <w:pStyle w:val="ListParagraph"/>
+        <w:numPr>
+          <w:ilvl w:val="0"/>
+          <w:numId w:val="2"/>
+        </w:numPr>
+      </w:pPr>
+      <w:r>
+        <w:rPr>
+          <w:b/>
+          <w:bCs/>
+        </w:rPr>
+        <w:t xml:space="preserve">The game as a whole runs 2.5% quicker</w:t>
+      </w:r>
+      <w:r>
+        <w:t xml:space="preserve"> to meet it halfway.</w:t>
+      </w:r>
+    </w:p>
+    <w:p>
+      <w:pPr>
+        <w:pStyle w:val="Heading2"/>
+      </w:pPr>
+      <w:r>
+        <w:t xml:space="preserve">Passing</w:t>
+      </w:r>
+    </w:p>
+    <w:p>
+      <w:pPr>
+        <w:pStyle w:val="ListParagraph"/>
+        <w:numPr>
+          <w:ilvl w:val="0"/>
+          <w:numId w:val="2"/>
+        </w:numPr>
+      </w:pPr>
+      <w:r>
+        <w:rPr>
+          <w:b/>
+          <w:bCs/>
+        </w:rPr>
+        <w:t xml:space="preserve">Every pass is 10% more accurate:</w:t>
+      </w:r>
+      <w:r>
+        <w:t xml:space="preserve"> 10% less aim error, and the ball steers onto the receiver 10% better in flight.</w:t>
+      </w:r>
+    </w:p>
+    <w:p>
+      <w:pPr>
+        <w:pStyle w:val="Heading2"/>
+      </w:pPr>
+      <w:r>
+        <w:t xml:space="preserve">Reach-in fouls</w:t>
+      </w:r>
+    </w:p>
+    <w:p>
+      <w:pPr>
+        <w:pStyle w:val="ListParagraph"/>
+        <w:numPr>
+          <w:ilvl w:val="0"/>
+          <w:numId w:val="2"/>
+        </w:numPr>
+      </w:pPr>
+      <w:r>
+        <w:rPr>
+          <w:b/>
+          <w:bCs/>
+        </w:rPr>
+        <w:t xml:space="preserve">Reach-ins are called on contact, not on chance.</w:t>
+      </w:r>
+    </w:p>
+    <w:p>
+      <w:pPr>
+        <w:pStyle w:val="ListParagraph"/>
+        <w:numPr>
+          <w:ilvl w:val="1"/>
+          <w:numId w:val="2"/>
+        </w:numPr>
+      </w:pPr>
+      <w:r>
+        <w:t xml:space="preserve">Where the reaching hand ends up decides the call.</w:t>
+      </w:r>
+    </w:p>
+    <w:p>
+      <w:pPr>
+        <w:pStyle w:val="ListParagraph"/>
+        <w:numPr>
+          <w:ilvl w:val="1"/>
+          <w:numId w:val="2"/>
+        </w:numPr>
+      </w:pPr>
+      <w:r>
+        <w:t xml:space="preserve">Into the ball handler's body, or the arm he's dribbling with, without getting the ball first: a foul nearly every time (80%), more so reaching across his body.</w:t>
+      </w:r>
+    </w:p>
+    <w:p>
+      <w:pPr>
+        <w:pStyle w:val="ListParagraph"/>
+        <w:numPr>
+          <w:ilvl w:val="1"/>
+          <w:numId w:val="2"/>
+        </w:numPr>
+      </w:pPr>
+      <w:r>
+        <w:t xml:space="preserve">Hand on the ball first: all ball. There's a rare call on the follow-through.</w:t>
+      </w:r>
+    </w:p>
+    <w:p>
+      <w:pPr>
+        <w:pStyle w:val="ListParagraph"/>
+        <w:numPr>
+          <w:ilvl w:val="1"/>
+          <w:numId w:val="2"/>
+        </w:numPr>
+      </w:pPr>
+      <w:r>
+        <w:t xml:space="preserve">A reach that touches nothing is never a foul. Before, roughly 1 failed reach in 10 drew a foul, contact or not.</w:t>
+      </w:r>
+    </w:p>
+    <w:p>
+      <w:pPr>
+        <w:pStyle w:val="ListParagraph"/>
+        <w:numPr>
+          <w:ilvl w:val="0"/>
+          <w:numId w:val="2"/>
+        </w:numPr>
+      </w:pPr>
+      <w:r>
+        <w:rPr>
+          <w:b/>
+          <w:bCs/>
+        </w:rPr>
+        <w:t xml:space="preserve">Smart AI defenders don't reach through you to a ball you're shielding.</w:t>
+      </w:r>
+      <w:r>
+        <w:t xml:space="preserve"> The less smart ones still do, and get called for it.</w:t>
+      </w:r>
+    </w:p>
+    <w:p>
+      <w:pPr>
+        <w:pStyle w:val="ListParagraph"/>
+        <w:numPr>
+          <w:ilvl w:val="0"/>
+          <w:numId w:val="2"/>
+        </w:numPr>
+      </w:pPr>
+      <w:r>
+        <w:t xml:space="preserve">In AI Pro-Am games the number of reach-in fouls stayed about the same (about 3 a game), but every one of them now comes from real contact.</w:t>
+      </w:r>
+    </w:p>
+    <w:p>
+      <w:pPr>
+        <w:pStyle w:val="Heading2"/>
+      </w:pPr>
+      <w:r>
+        <w:t xml:space="preserve">The AI stays in bounds</w:t>
+      </w:r>
+    </w:p>
+    <w:p>
+      <w:pPr>
+        <w:pStyle w:val="ListParagraph"/>
+        <w:numPr>
+          <w:ilvl w:val="0"/>
+          <w:numId w:val="2"/>
+        </w:numPr>
+      </w:pPr>
+      <w:r>
+        <w:rPr>
+          <w:b/>
+          <w:bCs/>
+        </w:rPr>
+        <w:t xml:space="preserve">Chasing a pass:</w:t>
+      </w:r>
+      <w:r>
+        <w:t xml:space="preserve"> an AI player only chases the part of a pass that's in bounds. A pass heading out is met at the line.</w:t>
+      </w:r>
+    </w:p>
+    <w:p>
+      <w:pPr>
+        <w:pStyle w:val="ListParagraph"/>
+        <w:numPr>
+          <w:ilvl w:val="0"/>
+          <w:numId w:val="2"/>
+        </w:numPr>
+      </w:pPr>
+      <w:r>
+        <w:rPr>
+          <w:b/>
+          <w:bCs/>
+        </w:rPr>
+        <w:t xml:space="preserve">No running through the lines:</w:t>
+      </w:r>
+      <w:r>
+        <w:t xml:space="preserve"> AI players never run at a spot out of bounds, and they ease off near a sideline or baseline in time to stop.</w:t>
+      </w:r>
+    </w:p>
+    <w:p>
+      <w:pPr>
+        <w:pStyle w:val="ListParagraph"/>
+        <w:numPr>
+          <w:ilvl w:val="0"/>
+          <w:numId w:val="2"/>
+        </w:numPr>
+      </w:pPr>
+      <w:r>
+        <w:t xml:space="preserve">In AI park games, time spent standing out of bounds dropped from 1.4 to 0.1 seconds a game, and passes caught out of bounds went to zero.</w:t>
+      </w:r>
+    </w:p>
+    <w:p>
+      <w:pPr>
+        <w:pStyle w:val="Heading2"/>
+      </w:pPr>
+      <w:r>
+        <w:t xml:space="preserve">Defensive assignment arrows</w:t>
+      </w:r>
+    </w:p>
+    <w:p>
+      <w:pPr>
+        <w:pStyle w:val="ListParagraph"/>
+        <w:numPr>
+          <w:ilvl w:val="0"/>
+          <w:numId w:val="2"/>
+        </w:numPr>
+      </w:pPr>
+      <w:r>
+        <w:rPr>
+          <w:b/>
+          <w:bCs/>
+        </w:rPr>
+        <w:t xml:space="preserve">On defense, an arrow at the edge of your ring points at the man you should be guarding.</w:t>
+      </w:r>
+      <w:r>
+        <w:t xml:space="preserve"> That's your matchup, the one your AI teammates leave to you. A matching arrow at his feet points back at you.</w:t>
+      </w:r>
+    </w:p>
+    <w:p>
+      <w:pPr>
+        <w:pStyle w:val="ListParagraph"/>
+        <w:numPr>
+          <w:ilvl w:val="1"/>
+          <w:numId w:val="2"/>
+        </w:numPr>
+      </w:pPr>
+      <w:r>
+        <w:t xml:space="preserve">They grow a little the further off him you are.</w:t>
+      </w:r>
+    </w:p>
+    <w:p>
+      <w:pPr>
+        <w:pStyle w:val="ListParagraph"/>
+        <w:numPr>
+          <w:ilvl w:val="1"/>
+          <w:numId w:val="2"/>
+        </w:numPr>
+      </w:pPr>
+      <w:r>
+        <w:t xml:space="preserve">They fade out once you're on him (inside about 2 metres).</w:t>
+      </w:r>
+    </w:p>
+    <w:p>
+      <w:pPr>
+        <w:pStyle w:val="ListParagraph"/>
+        <w:numPr>
+          <w:ilvl w:val="0"/>
+          <w:numId w:val="2"/>
+        </w:numPr>
+      </w:pPr>
+      <w:r>
+        <w:t xml:space="preserve">You can turn them off in Settings (</w:t>
+      </w:r>
+      <w:r>
+        <w:rPr>
+          <w:b/>
+          <w:bCs/>
+        </w:rPr>
+        <w:t xml:space="preserve">Defense arrows</w:t>
+      </w:r>
+      <w:r>
+        <w:t xml:space="preserve">).</w:t>
+      </w:r>
+    </w:p>
+    <w:p>
+      <w:pPr>
+        <w:pStyle w:val="Heading2"/>
+      </w:pPr>
+      <w:r>
+        <w:t xml:space="preserve">Sprinting looked faster sideways</w:t>
+      </w:r>
+    </w:p>
+    <w:p>
+      <w:pPr>
+        <w:pStyle w:val="ListParagraph"/>
+        <w:numPr>
+          <w:ilvl w:val="0"/>
+          <w:numId w:val="2"/>
+        </w:numPr>
+      </w:pPr>
+      <w:r>
+        <w:rPr>
+          <w:b/>
+          <w:bCs/>
+        </w:rPr>
+        <w:t xml:space="preserve">The speed was always the same in every direction.</w:t>
+      </w:r>
+      <w:r>
+        <w:t xml:space="preserve"> I measured it in the game: 5.86 m/s up, down, sideways and diagonal alike.</w:t>
+      </w:r>
+    </w:p>
+    <w:p>
+      <w:pPr>
+        <w:pStyle w:val="ListParagraph"/>
+        <w:numPr>
+          <w:ilvl w:val="0"/>
+          <w:numId w:val="2"/>
+        </w:numPr>
+      </w:pPr>
+      <w:r>
+        <w:rPr>
+          <w:b/>
+          <w:bCs/>
+        </w:rPr>
+        <w:t xml:space="preserve">Two things in the 2K Cam made it look different:</w:t>
+      </w:r>
+    </w:p>
+    <w:p>
+      <w:pPr>
+        <w:pStyle w:val="ListParagraph"/>
+        <w:numPr>
+          <w:ilvl w:val="1"/>
+          <w:numId w:val="2"/>
+        </w:numPr>
+      </w:pPr>
+      <w:r>
+        <w:t xml:space="preserve">The camera followed a run up the floor one-for-one, so you stayed put on screen. It followed only a third of a sideways run, so you streaked across the screen.</w:t>
+      </w:r>
+    </w:p>
+    <w:p>
+      <w:pPr>
+        <w:pStyle w:val="ListParagraph"/>
+        <w:numPr>
+          <w:ilvl w:val="1"/>
+          <w:numId w:val="2"/>
+        </w:numPr>
+      </w:pPr>
+      <w:r>
+        <w:t xml:space="preserve">From a low angle, a run toward the basket is foreshortened.</w:t>
+      </w:r>
+    </w:p>
+    <w:p>
+      <w:pPr>
+        <w:pStyle w:val="ListParagraph"/>
+        <w:numPr>
+          <w:ilvl w:val="0"/>
+          <w:numId w:val="2"/>
+        </w:numPr>
+      </w:pPr>
+      <w:r>
+        <w:rPr>
+          <w:b/>
+          <w:bCs/>
+        </w:rPr>
+        <w:t xml:space="preserve">The fix:</w:t>
+      </w:r>
+      <w:r>
+        <w:t xml:space="preserve"> the 2K Cam now follows sideways runs much more closely and sits a little higher, so a sprint reads at the same pace whichever way you run.</w:t>
+      </w:r>
+    </w:p>
+    <w:p>
+      <w:pPr>
+        <w:pStyle w:val="Heading2"/>
+      </w:pPr>
+      <w:r>
+        <w:t xml:space="preserve">The AI reacts faster</w:t>
+      </w:r>
+    </w:p>
+    <w:p>
+      <w:pPr>
+        <w:spacing w:after="120"/>
+      </w:pPr>
+      <w:r>
+        <w:rPr>
+          <w:b/>
+          <w:bCs/>
+        </w:rPr>
+        <w:t xml:space="preserve">AI players (teammates, opponents and auto-play) now react quickly in the moments that decide a possession.</w:t>
+      </w:r>
+    </w:p>
+    <w:p>
+      <w:pPr>
+        <w:pStyle w:val="ListParagraph"/>
+        <w:numPr>
+          <w:ilvl w:val="0"/>
+          <w:numId w:val="2"/>
+        </w:numPr>
+      </w:pPr>
+      <w:r>
+        <w:rPr>
+          <w:b/>
+          <w:bCs/>
+        </w:rPr>
+        <w:t xml:space="preserve">Off the pass, on offense:</w:t>
+      </w:r>
+      <w:r>
+        <w:t xml:space="preserve"> an AI player reads the floor the moment he catches it: the open shot, the drive or the next pass. Before, he held it for most of a second first.</w:t>
+      </w:r>
+    </w:p>
+    <w:p>
+      <w:pPr>
+        <w:pStyle w:val="ListParagraph"/>
+        <w:numPr>
+          <w:ilvl w:val="0"/>
+          <w:numId w:val="2"/>
+        </w:numPr>
+      </w:pPr>
+      <w:r>
+        <w:rPr>
+          <w:b/>
+          <w:bCs/>
+        </w:rPr>
+        <w:t xml:space="preserve">Off the pass, on defense:</w:t>
+      </w:r>
+      <w:r>
+        <w:t xml:space="preserve"> the man the ball is thrown to gets closed out while the pass is in the air, and the defender's hands come up as he gets there. Everyone else rotates to where the ball is going, not where it was.</w:t>
+      </w:r>
+    </w:p>
+    <w:p>
+      <w:pPr>
+        <w:pStyle w:val="ListParagraph"/>
+        <w:numPr>
+          <w:ilvl w:val="0"/>
+          <w:numId w:val="2"/>
+        </w:numPr>
+      </w:pPr>
+      <w:r>
+        <w:rPr>
+          <w:b/>
+          <w:bCs/>
+        </w:rPr>
+        <w:t xml:space="preserve">Dribble moves that make space:</w:t>
+      </w:r>
+    </w:p>
+    <w:p>
+      <w:pPr>
+        <w:pStyle w:val="ListParagraph"/>
+        <w:numPr>
+          <w:ilvl w:val="1"/>
+          <w:numId w:val="2"/>
+        </w:numPr>
+      </w:pPr>
+      <w:r>
+        <w:t xml:space="preserve">When an AI handler's move leaves his man a step behind (or stumbling), he uses it right away.</w:t>
+      </w:r>
+    </w:p>
+    <w:p>
+      <w:pPr>
+        <w:pStyle w:val="ListParagraph"/>
+        <w:numPr>
+          <w:ilvl w:val="1"/>
+          <w:numId w:val="2"/>
+        </w:numPr>
+      </w:pPr>
+      <w:r>
+        <w:t xml:space="preserve">AI defenders read a handler's dribble move sooner. One who is left a step behind runs to recover instead of sliding after him.</w:t>
+      </w:r>
+    </w:p>
+    <w:p>
+      <w:pPr>
+        <w:pStyle w:val="ListParagraph"/>
+        <w:numPr>
+          <w:ilvl w:val="0"/>
+          <w:numId w:val="2"/>
+        </w:numPr>
+      </w:pPr>
+      <w:r>
+        <w:rPr>
+          <w:b/>
+          <w:bCs/>
+        </w:rPr>
+        <w:t xml:space="preserve">Open lanes:</w:t>
+      </w:r>
+    </w:p>
+    <w:p>
+      <w:pPr>
+        <w:pStyle w:val="ListParagraph"/>
+        <w:numPr>
+          <w:ilvl w:val="1"/>
+          <w:numId w:val="2"/>
+        </w:numPr>
+      </w:pPr>
+      <w:r>
+        <w:t xml:space="preserve">A lane that opens while an AI handler is probing gets attacked straight away, not at his next read.</w:t>
+      </w:r>
+    </w:p>
+    <w:p>
+      <w:pPr>
+        <w:pStyle w:val="ListParagraph"/>
+        <w:numPr>
+          <w:ilvl w:val="1"/>
+          <w:numId w:val="2"/>
+        </w:numPr>
+      </w:pPr>
+      <w:r>
+        <w:t xml:space="preserve">Help comes earlier: as soon as the lane to the rim is open, from about 6.5 m out.</w:t>
+      </w:r>
+    </w:p>
+    <w:p>
+      <w:pPr>
+        <w:pStyle w:val="ListParagraph"/>
+        <w:numPr>
+          <w:ilvl w:val="0"/>
+          <w:numId w:val="2"/>
+        </w:numPr>
+      </w:pPr>
+      <w:r>
+        <w:rPr>
+          <w:b/>
+          <w:bCs/>
+        </w:rPr>
+        <w:t xml:space="preserve">Fast breaks:</w:t>
+      </w:r>
+    </w:p>
+    <w:p>
+      <w:pPr>
+        <w:pStyle w:val="ListParagraph"/>
+        <w:numPr>
+          <w:ilvl w:val="1"/>
+          <w:numId w:val="2"/>
+        </w:numPr>
+      </w:pPr>
+      <w:r>
+        <w:t xml:space="preserve">Defenders sprint back the moment the ball changes hands, outlet passes and loose balls included.</w:t>
+      </w:r>
+    </w:p>
+    <w:p>
+      <w:pPr>
+        <w:pStyle w:val="ListParagraph"/>
+        <w:numPr>
+          <w:ilvl w:val="1"/>
+          <w:numId w:val="2"/>
+        </w:numPr>
+      </w:pPr>
+      <w:r>
+        <w:t xml:space="preserve">With the numbers, the handler goes straight at the rim.</w:t>
+      </w:r>
+    </w:p>
+    <w:p>
+      <w:pPr>
+        <w:pStyle w:val="ListParagraph"/>
+        <w:numPr>
+          <w:ilvl w:val="1"/>
+          <w:numId w:val="2"/>
+        </w:numPr>
+      </w:pPr>
+      <w:r>
+        <w:t xml:space="preserve">A big who pulls the rebound outlets it to a guard, and a man open up the floor gets the ball sooner.</w:t>
+      </w:r>
+    </w:p>
+    <w:p>
+      <w:pPr>
+        <w:pStyle w:val="ListParagraph"/>
+        <w:numPr>
+          <w:ilvl w:val="0"/>
+          <w:numId w:val="2"/>
+        </w:numPr>
+      </w:pPr>
+      <w:r>
+        <w:rPr>
+          <w:b/>
+          <w:bCs/>
+        </w:rPr>
+        <w:t xml:space="preserve">Shot choices look ahead at closeouts.</w:t>
+      </w:r>
+      <w:r>
+        <w:t xml:space="preserve"> They look 0.5 s ahead, the time a jumper takes to get off, so the quicker closeouts don't bait the AI into bad threes.</w:t>
+      </w:r>
+    </w:p>
+    <w:p>
+      <w:pPr>
+        <w:pStyle w:val="ListParagraph"/>
+        <w:numPr>
+          <w:ilvl w:val="0"/>
+          <w:numId w:val="2"/>
+        </w:numPr>
+      </w:pPr>
+      <w:r>
+        <w:rPr>
+          <w:b/>
+          <w:bCs/>
+        </w:rPr>
+        <w:t xml:space="preserve">Measured in AI games</w:t>
+      </w:r>
+      <w:r>
+        <w:t xml:space="preserve"> (24 park games, 8–10 Pro-Am games):</w:t>
+      </w:r>
+    </w:p>
+    <w:tbl>
+      <w:tblPr>
+        <w:tblW w:type="dxa" w:w="9360"/>
+        <w:tblBorders>
+          <w:top w:val="single" w:color="auto" w:sz="4"/>
+          <w:left w:val="single" w:color="auto" w:sz="4"/>
+          <w:bottom w:val="single" w:color="auto" w:sz="4"/>
+          <w:right w:val="single" w:color="auto" w:sz="4"/>
+          <w:insideH w:val="single" w:color="auto" w:sz="4"/>
+          <w:insideV w:val="single" w:color="auto" w:sz="4"/>
+        </w:tblBorders>
+      </w:tblPr>
+      <w:tblGrid>
+        <w:gridCol w:w="3120"/>
+        <w:gridCol w:w="3120"/>
+        <w:gridCol w:w="3120"/>
+      </w:tblGrid>
+      <w:tr>
+        <w:trPr>
+          <w:tblHeader/>
+        </w:trPr>
+        <w:tc>
+          <w:tcPr>
+            <w:tcW w:type="dxa" w:w="3120"/>
+            <w:shd w:fill="DCE6F1" w:color="auto" w:val="clear"/>
+            <w:tcMar>
+              <w:top w:type="dxa" w:w="60"/>
+              <w:left w:type="dxa" w:w="100"/>
+              <w:bottom w:type="dxa" w:w="60"/>
+              <w:right w:type="dxa" w:w="100"/>
+            </w:tcMar>
+          </w:tcPr>
+          <w:p/>
+        </w:tc>
+        <w:tc>
+          <w:tcPr>
+            <w:tcW w:type="dxa" w:w="3120"/>
+            <w:shd w:fill="DCE6F1" w:color="auto" w:val="clear"/>
+            <w:tcMar>
+              <w:top w:type="dxa" w:w="60"/>
+              <w:left w:type="dxa" w:w="100"/>
+              <w:bottom w:type="dxa" w:w="60"/>
+              <w:right w:type="dxa" w:w="100"/>
+            </w:tcMar>
+          </w:tcPr>
+          <w:p>
+            <w:r>
+              <w:rPr>
+                <w:b/>
+                <w:bCs/>
+              </w:rPr>
+              <w:t xml:space="preserve">Before</w:t>
+            </w:r>
+          </w:p>
+        </w:tc>
+        <w:tc>
+          <w:tcPr>
+            <w:tcW w:type="dxa" w:w="3120"/>
+            <w:shd w:fill="DCE6F1" w:color="auto" w:val="clear"/>
+            <w:tcMar>
+              <w:top w:type="dxa" w:w="60"/>
+              <w:left w:type="dxa" w:w="100"/>
+              <w:bottom w:type="dxa" w:w="60"/>
+              <w:right w:type="dxa" w:w="100"/>
+            </w:tcMar>
+          </w:tcPr>
+          <w:p>
+            <w:r>
+              <w:rPr>
+                <w:b/>
+                <w:bCs/>
+              </w:rPr>
+              <w:t xml:space="preserve">Now</w:t>
+            </w:r>
+          </w:p>
+        </w:tc>
+      </w:tr>
+      <w:tr>
+        <w:trPr>
+          <w:tblHeader w:val="false"/>
+        </w:trPr>
+        <w:tc>
+          <w:tcPr>
+            <w:tcW w:type="dxa" w:w="3120"/>
+            <w:tcMar>
+              <w:top w:type="dxa" w:w="60"/>
+              <w:left w:type="dxa" w:w="100"/>
+              <w:bottom w:type="dxa" w:w="60"/>
+              <w:right w:type="dxa" w:w="100"/>
+            </w:tcMar>
+          </w:tcPr>
+          <w:p>
+            <w:r>
+              <w:t xml:space="preserve">Catch to the first real play (shot, pass, drive or move), park</w:t>
+            </w:r>
+          </w:p>
+        </w:tc>
+        <w:tc>
+          <w:tcPr>
+            <w:tcW w:type="dxa" w:w="3120"/>
+            <w:tcMar>
+              <w:top w:type="dxa" w:w="60"/>
+              <w:left w:type="dxa" w:w="100"/>
+              <w:bottom w:type="dxa" w:w="60"/>
+              <w:right w:type="dxa" w:w="100"/>
+            </w:tcMar>
+          </w:tcPr>
+          <w:p>
+            <w:r>
+              <w:t xml:space="preserve">0.85 s</w:t>
+            </w:r>
+          </w:p>
+        </w:tc>
+        <w:tc>
+          <w:tcPr>
+            <w:tcW w:type="dxa" w:w="3120"/>
+            <w:tcMar>
+              <w:top w:type="dxa" w:w="60"/>
+              <w:left w:type="dxa" w:w="100"/>
+              <w:bottom w:type="dxa" w:w="60"/>
+              <w:right w:type="dxa" w:w="100"/>
+            </w:tcMar>
+          </w:tcPr>
+          <w:p>
+            <w:r>
+              <w:t xml:space="preserve">0.32 s</w:t>
+            </w:r>
+          </w:p>
+        </w:tc>
+      </w:tr>
+      <w:tr>
+        <w:trPr>
+          <w:tblHeader w:val="false"/>
+        </w:trPr>
+        <w:tc>
+          <w:tcPr>
+            <w:tcW w:type="dxa" w:w="3120"/>
+            <w:tcMar>
+              <w:top w:type="dxa" w:w="60"/>
+              <w:left w:type="dxa" w:w="100"/>
+              <w:bottom w:type="dxa" w:w="60"/>
+              <w:right w:type="dxa" w:w="100"/>
+            </w:tcMar>
+          </w:tcPr>
+          <w:p>
+            <w:r>
+              <w:t xml:space="preserve">Same, Pro-Am</w:t>
+            </w:r>
+          </w:p>
+        </w:tc>
+        <w:tc>
+          <w:tcPr>
+            <w:tcW w:type="dxa" w:w="3120"/>
+            <w:tcMar>
+              <w:top w:type="dxa" w:w="60"/>
+              <w:left w:type="dxa" w:w="100"/>
+              <w:bottom w:type="dxa" w:w="60"/>
+              <w:right w:type="dxa" w:w="100"/>
+            </w:tcMar>
+          </w:tcPr>
+          <w:p>
+            <w:r>
+              <w:t xml:space="preserve">0.97 s</w:t>
+            </w:r>
+          </w:p>
+        </w:tc>
+        <w:tc>
+          <w:tcPr>
+            <w:tcW w:type="dxa" w:w="3120"/>
+            <w:tcMar>
+              <w:top w:type="dxa" w:w="60"/>
+              <w:left w:type="dxa" w:w="100"/>
+              <w:bottom w:type="dxa" w:w="60"/>
+              <w:right w:type="dxa" w:w="100"/>
+            </w:tcMar>
+          </w:tcPr>
+          <w:p>
+            <w:r>
+              <w:t xml:space="preserve">0.54 s</w:t>
+            </w:r>
+          </w:p>
+        </w:tc>
+      </w:tr>
+      <w:tr>
+        <w:trPr>
+          <w:tblHeader w:val="false"/>
+        </w:trPr>
+        <w:tc>
+          <w:tcPr>
+            <w:tcW w:type="dxa" w:w="3120"/>
+            <w:tcMar>
+              <w:top w:type="dxa" w:w="60"/>
+              <w:left w:type="dxa" w:w="100"/>
+              <w:bottom w:type="dxa" w:w="60"/>
+              <w:right w:type="dxa" w:w="100"/>
+            </w:tcMar>
+          </w:tcPr>
+          <w:p>
+            <w:r>
+              <w:t xml:space="preserve">Nearest defender when a pass is caught</w:t>
+            </w:r>
+          </w:p>
+        </w:tc>
+        <w:tc>
+          <w:tcPr>
+            <w:tcW w:type="dxa" w:w="3120"/>
+            <w:tcMar>
+              <w:top w:type="dxa" w:w="60"/>
+              <w:left w:type="dxa" w:w="100"/>
+              <w:bottom w:type="dxa" w:w="60"/>
+              <w:right w:type="dxa" w:w="100"/>
+            </w:tcMar>
+          </w:tcPr>
+          <w:p>
+            <w:r>
+              <w:t xml:space="preserve">2.8 m</w:t>
+            </w:r>
+          </w:p>
+        </w:tc>
+        <w:tc>
+          <w:tcPr>
+            <w:tcW w:type="dxa" w:w="3120"/>
+            <w:tcMar>
+              <w:top w:type="dxa" w:w="60"/>
+              <w:left w:type="dxa" w:w="100"/>
+              <w:bottom w:type="dxa" w:w="60"/>
+              <w:right w:type="dxa" w:w="100"/>
+            </w:tcMar>
+          </w:tcPr>
+          <w:p>
+            <w:r>
+              <w:t xml:space="preserve">2.2 m</w:t>
+            </w:r>
+          </w:p>
+        </w:tc>
+      </w:tr>
+      <w:tr>
+        <w:trPr>
+          <w:tblHeader w:val="false"/>
+        </w:trPr>
+        <w:tc>
+          <w:tcPr>
+            <w:tcW w:type="dxa" w:w="3120"/>
+            <w:tcMar>
+              <w:top w:type="dxa" w:w="60"/>
+              <w:left w:type="dxa" w:w="100"/>
+              <w:bottom w:type="dxa" w:w="60"/>
+              <w:right w:type="dxa" w:w="100"/>
+            </w:tcMar>
+          </w:tcPr>
+          <w:p>
+            <w:r>
+              <w:t xml:space="preserve">On-ball defender left 2 m behind, back on his man</w:t>
+            </w:r>
+          </w:p>
+        </w:tc>
+        <w:tc>
+          <w:tcPr>
+            <w:tcW w:type="dxa" w:w="3120"/>
+            <w:tcMar>
+              <w:top w:type="dxa" w:w="60"/>
+              <w:left w:type="dxa" w:w="100"/>
+              <w:bottom w:type="dxa" w:w="60"/>
+              <w:right w:type="dxa" w:w="100"/>
+            </w:tcMar>
+          </w:tcPr>
+          <w:p>
+            <w:r>
+              <w:t xml:space="preserve">0.57 s</w:t>
+            </w:r>
+          </w:p>
+        </w:tc>
+        <w:tc>
+          <w:tcPr>
+            <w:tcW w:type="dxa" w:w="3120"/>
+            <w:tcMar>
+              <w:top w:type="dxa" w:w="60"/>
+              <w:left w:type="dxa" w:w="100"/>
+              <w:bottom w:type="dxa" w:w="60"/>
+              <w:right w:type="dxa" w:w="100"/>
+            </w:tcMar>
+          </w:tcPr>
+          <w:p>
+            <w:r>
+              <w:t xml:space="preserve">0.48 s</w:t>
+            </w:r>
+          </w:p>
+        </w:tc>
+      </w:tr>
+      <w:tr>
+        <w:trPr>
+          <w:tblHeader w:val="false"/>
+        </w:trPr>
+        <w:tc>
+          <w:tcPr>
+            <w:tcW w:type="dxa" w:w="3120"/>
+            <w:tcMar>
+              <w:top w:type="dxa" w:w="60"/>
+              <w:left w:type="dxa" w:w="100"/>
+              <w:bottom w:type="dxa" w:w="60"/>
+              <w:right w:type="dxa" w:w="100"/>
+            </w:tcMar>
+          </w:tcPr>
+          <w:p>
+            <w:r>
+              <w:t xml:space="preserve">Help reaching a drive inside 6 m</w:t>
+            </w:r>
+          </w:p>
+        </w:tc>
+        <w:tc>
+          <w:tcPr>
+            <w:tcW w:type="dxa" w:w="3120"/>
+            <w:tcMar>
+              <w:top w:type="dxa" w:w="60"/>
+              <w:left w:type="dxa" w:w="100"/>
+              <w:bottom w:type="dxa" w:w="60"/>
+              <w:right w:type="dxa" w:w="100"/>
+            </w:tcMar>
+          </w:tcPr>
+          <w:p>
+            <w:r>
+              <w:t xml:space="preserve">0.31 s</w:t>
+            </w:r>
+          </w:p>
+        </w:tc>
+        <w:tc>
+          <w:tcPr>
+            <w:tcW w:type="dxa" w:w="3120"/>
+            <w:tcMar>
+              <w:top w:type="dxa" w:w="60"/>
+              <w:left w:type="dxa" w:w="100"/>
+              <w:bottom w:type="dxa" w:w="60"/>
+              <w:right w:type="dxa" w:w="100"/>
+            </w:tcMar>
+          </w:tcPr>
+          <w:p>
+            <w:r>
+              <w:t xml:space="preserve">0.26 s</w:t>
+            </w:r>
+          </w:p>
+        </w:tc>
+      </w:tr>
+      <w:tr>
+        <w:trPr>
+          <w:tblHeader w:val="false"/>
+        </w:trPr>
+        <w:tc>
+          <w:tcPr>
+            <w:tcW w:type="dxa" w:w="3120"/>
+            <w:tcMar>
+              <w:top w:type="dxa" w:w="60"/>
+              <w:left w:type="dxa" w:w="100"/>
+              <w:bottom w:type="dxa" w:w="60"/>
+              <w:right w:type="dxa" w:w="100"/>
+            </w:tcMar>
+          </w:tcPr>
+          <w:p>
+            <w:r>
+              <w:t xml:space="preserve">All five back after a turnover or long rebound (Pro-Am)</w:t>
+            </w:r>
+          </w:p>
+        </w:tc>
+        <w:tc>
+          <w:tcPr>
+            <w:tcW w:type="dxa" w:w="3120"/>
+            <w:tcMar>
+              <w:top w:type="dxa" w:w="60"/>
+              <w:left w:type="dxa" w:w="100"/>
+              <w:bottom w:type="dxa" w:w="60"/>
+              <w:right w:type="dxa" w:w="100"/>
+            </w:tcMar>
+          </w:tcPr>
+          <w:p>
+            <w:r>
+              <w:t xml:space="preserve">2.4 s</w:t>
+            </w:r>
+          </w:p>
+        </w:tc>
+        <w:tc>
+          <w:tcPr>
+            <w:tcW w:type="dxa" w:w="3120"/>
+            <w:tcMar>
+              <w:top w:type="dxa" w:w="60"/>
+              <w:left w:type="dxa" w:w="100"/>
+              <w:bottom w:type="dxa" w:w="60"/>
+              <w:right w:type="dxa" w:w="100"/>
+            </w:tcMar>
+          </w:tcPr>
+          <w:p>
+            <w:r>
+              <w:t xml:space="preserve">1.6 s</w:t>
+            </w:r>
+          </w:p>
+        </w:tc>
+      </w:tr>
+      <w:tr>
+        <w:trPr>
+          <w:tblHeader w:val="false"/>
+        </w:trPr>
+        <w:tc>
+          <w:tcPr>
+            <w:tcW w:type="dxa" w:w="3120"/>
+            <w:tcMar>
+              <w:top w:type="dxa" w:w="60"/>
+              <w:left w:type="dxa" w:w="100"/>
+              <w:bottom w:type="dxa" w:w="60"/>
+              <w:right w:type="dxa" w:w="100"/>
+            </w:tcMar>
+          </w:tcPr>
+          <w:p>
+            <w:r>
+              <w:t xml:space="preserve">Ball over half court after the change of possession (Pro-Am)</w:t>
+            </w:r>
+          </w:p>
+        </w:tc>
+        <w:tc>
+          <w:tcPr>
+            <w:tcW w:type="dxa" w:w="3120"/>
+            <w:tcMar>
+              <w:top w:type="dxa" w:w="60"/>
+              <w:left w:type="dxa" w:w="100"/>
+              <w:bottom w:type="dxa" w:w="60"/>
+              <w:right w:type="dxa" w:w="100"/>
+            </w:tcMar>
+          </w:tcPr>
+          <w:p>
+            <w:r>
+              <w:t xml:space="preserve">3.6 s</w:t>
+            </w:r>
+          </w:p>
+        </w:tc>
+        <w:tc>
+          <w:tcPr>
+            <w:tcW w:type="dxa" w:w="3120"/>
+            <w:tcMar>
+              <w:top w:type="dxa" w:w="60"/>
+              <w:left w:type="dxa" w:w="100"/>
+              <w:bottom w:type="dxa" w:w="60"/>
+              <w:right w:type="dxa" w:w="100"/>
+            </w:tcMar>
+          </w:tcPr>
+          <w:p>
+            <w:r>
+              <w:t xml:space="preserve">3.2 s</w:t>
+            </w:r>
+          </w:p>
+        </w:tc>
+      </w:tr>
+      <w:tr>
+        <w:trPr>
+          <w:tblHeader w:val="false"/>
+        </w:trPr>
+        <w:tc>
+          <w:tcPr>
+            <w:tcW w:type="dxa" w:w="3120"/>
+            <w:tcMar>
+              <w:top w:type="dxa" w:w="60"/>
+              <w:left w:type="dxa" w:w="100"/>
+              <w:bottom w:type="dxa" w:w="60"/>
+              <w:right w:type="dxa" w:w="100"/>
+            </w:tcMar>
+          </w:tcPr>
+          <w:p>
+            <w:r>
+              <w:t xml:space="preserve">Points in the first 7 s of a possession (Pro-Am)</w:t>
+            </w:r>
+          </w:p>
+        </w:tc>
+        <w:tc>
+          <w:tcPr>
+            <w:tcW w:type="dxa" w:w="3120"/>
+            <w:tcMar>
+              <w:top w:type="dxa" w:w="60"/>
+              <w:left w:type="dxa" w:w="100"/>
+              <w:bottom w:type="dxa" w:w="60"/>
+              <w:right w:type="dxa" w:w="100"/>
+            </w:tcMar>
+          </w:tcPr>
+          <w:p>
+            <w:r>
+              <w:t xml:space="preserve">0.12</w:t>
+            </w:r>
+          </w:p>
+        </w:tc>
+        <w:tc>
+          <w:tcPr>
+            <w:tcW w:type="dxa" w:w="3120"/>
+            <w:tcMar>
+              <w:top w:type="dxa" w:w="60"/>
+              <w:left w:type="dxa" w:w="100"/>
+              <w:bottom w:type="dxa" w:w="60"/>
+              <w:right w:type="dxa" w:w="100"/>
+            </w:tcMar>
+          </w:tcPr>
+          <w:p>
+            <w:r>
+              <w:t xml:space="preserve">0.17</w:t>
+            </w:r>
+          </w:p>
+        </w:tc>
+      </w:tr>
+    </w:tbl>
+    <w:p>
+      <w:pPr>
+        <w:spacing w:after="60"/>
+      </w:pPr>
+    </w:p>
+    <w:p>
+      <w:pPr>
+        <w:pStyle w:val="ListParagraph"/>
+        <w:numPr>
+          <w:ilvl w:val="0"/>
+          <w:numId w:val="2"/>
+        </w:numPr>
+      </w:pPr>
+      <w:r>
+        <w:rPr>
+          <w:b/>
+          <w:bCs/>
+        </w:rPr>
+        <w:t xml:space="preserve">What it does to the scoring:</w:t>
+      </w:r>
+    </w:p>
+    <w:p>
+      <w:pPr>
+        <w:pStyle w:val="ListParagraph"/>
+        <w:numPr>
+          <w:ilvl w:val="1"/>
+          <w:numId w:val="2"/>
+        </w:numPr>
+      </w:pPr>
+      <w:r>
+        <w:t xml:space="preserve">The faster defense took a little off the AI's percentages, so its timing compensation was raised a touch: mid-range 1.55 → 1.65, layups 1.8 → 1.98.</w:t>
+      </w:r>
+    </w:p>
+    <w:p>
+      <w:pPr>
+        <w:pStyle w:val="ListParagraph"/>
+        <w:numPr>
+          <w:ilvl w:val="1"/>
+          <w:numId w:val="2"/>
+        </w:numPr>
+      </w:pPr>
+      <w:r>
+        <w:t xml:space="preserve">Park rates: mid-range 38.3%, layups 52.5%, threes 26.9%. On the same test before, they were 35.6%, 52.2% and 24.5%.</w:t>
+      </w:r>
+    </w:p>
+    <w:p>
+      <w:pPr>
+        <w:pStyle w:val="ListParagraph"/>
+        <w:numPr>
+          <w:ilvl w:val="1"/>
+          <w:numId w:val="2"/>
+        </w:numPr>
+      </w:pPr>
+      <w:r>
+        <w:t xml:space="preserve">Games move quicker. A park game to 21 takes about 4.5 minutes of game time instead of 6.2.</w:t>
+      </w:r>
+    </w:p>
+    <w:p>
+      <w:pPr>
+        <w:pStyle w:val="ListParagraph"/>
+        <w:numPr>
+          <w:ilvl w:val="1"/>
+          <w:numId w:val="2"/>
+        </w:numPr>
+      </w:pPr>
+      <w:r>
+        <w:t xml:space="preserve">Pro-Am scores are about 15% higher, because there are more possessions.</w:t>
+      </w:r>
+    </w:p>
+    <w:p>
+      <w:pPr>
+        <w:pStyle w:val="Heading2"/>
+      </w:pPr>
+      <w:r>
+        <w:t xml:space="preserve">Stamina</w:t>
+      </w:r>
+    </w:p>
+    <w:p>
+      <w:pPr>
+        <w:pStyle w:val="ListParagraph"/>
+        <w:numPr>
+          <w:ilvl w:val="0"/>
+          <w:numId w:val="2"/>
+        </w:numPr>
+      </w:pPr>
+      <w:r>
+        <w:rPr>
+          <w:b/>
+          <w:bCs/>
+        </w:rPr>
+        <w:t xml:space="preserve">Moving without the sprint button is stamina-neutral.</w:t>
+      </w:r>
+      <w:r>
+        <w:t xml:space="preserve"> It used to cost a little at full jog.</w:t>
+      </w:r>
+    </w:p>
+    <w:p>
+      <w:pPr>
+        <w:pStyle w:val="ListParagraph"/>
+        <w:numPr>
+          <w:ilvl w:val="1"/>
+          <w:numId w:val="2"/>
+        </w:numPr>
+      </w:pPr>
+      <w:r>
+        <w:t xml:space="preserve">Sprinting, sliding in a defensive stance and hands-up defense still cost.</w:t>
+      </w:r>
+    </w:p>
+    <w:p>
+      <w:pPr>
+        <w:pStyle w:val="ListParagraph"/>
+        <w:numPr>
+          <w:ilvl w:val="1"/>
+          <w:numId w:val="2"/>
+        </w:numPr>
+      </w:pPr>
+      <w:r>
+        <w:t xml:space="preserve">Standing still and drifting recover.</w:t>
+      </w:r>
+    </w:p>
+    <w:p>
+      <w:pPr>
+        <w:pStyle w:val="ListParagraph"/>
+        <w:numPr>
+          <w:ilvl w:val="0"/>
+          <w:numId w:val="2"/>
+        </w:numPr>
+      </w:pPr>
+      <w:r>
+        <w:rPr>
+          <w:b/>
+          <w:bCs/>
+        </w:rPr>
+        <w:t xml:space="preserve">Recovery is 1.2× faster</w:t>
+      </w:r>
+      <w:r>
+        <w:t xml:space="preserve"> for everyone. That's on top of the Lock-In grade, hot-streak and good-play bonuses.</w:t>
+      </w:r>
+    </w:p>
+    <w:p>
+      <w:pPr>
+        <w:pStyle w:val="Heading1"/>
+      </w:pPr>
+      <w:r>
+        <w:t xml:space="preserve">Progression: Icon Legend, up to 99</w:t>
+      </w:r>
+    </w:p>
+    <w:p>
+      <w:pPr>
+        <w:pStyle w:val="ListParagraph"/>
+        <w:numPr>
+          <w:ilvl w:val="0"/>
+          <w:numId w:val="2"/>
+        </w:numPr>
+      </w:pPr>
+      <w:r>
+        <w:rPr>
+          <w:b/>
+          <w:bCs/>
+        </w:rPr>
+        <w:t xml:space="preserve">Once a build has its Icon badge, every 2 Pro Run games you play to the end raise its overall by 1, up to 99.</w:t>
+      </w:r>
+    </w:p>
+    <w:p>
+      <w:pPr>
+        <w:pStyle w:val="ListParagraph"/>
+        <w:numPr>
+          <w:ilvl w:val="1"/>
+          <w:numId w:val="2"/>
+        </w:numPr>
+      </w:pPr>
+      <w:r>
+        <w:t xml:space="preserve">Simmed games, forfeits and other modes don't count.</w:t>
+      </w:r>
+    </w:p>
+    <w:p>
+      <w:pPr>
+        <w:pStyle w:val="ListParagraph"/>
+        <w:numPr>
+          <w:ilvl w:val="1"/>
+          <w:numId w:val="2"/>
+        </w:numPr>
+      </w:pPr>
+      <w:r>
+        <w:t xml:space="preserve">The game that unlocks the Icon doesn't count either.</w:t>
+      </w:r>
+    </w:p>
+    <w:p>
+      <w:pPr>
+        <w:pStyle w:val="ListParagraph"/>
+        <w:numPr>
+          <w:ilvl w:val="0"/>
+          <w:numId w:val="2"/>
+        </w:numPr>
+      </w:pPr>
+      <w:r>
+        <w:rPr>
+          <w:b/>
+          <w:bCs/>
+        </w:rPr>
+        <w:t xml:space="preserve">No stat picking:</w:t>
+      </w:r>
+      <w:r>
+        <w:t xml:space="preserve"> the build system places each +1 itself.</w:t>
+      </w:r>
+    </w:p>
+    <w:p>
+      <w:pPr>
+        <w:pStyle w:val="ListParagraph"/>
+        <w:numPr>
+          <w:ilvl w:val="1"/>
+          <w:numId w:val="2"/>
+        </w:numPr>
+      </w:pPr>
+      <w:r>
+        <w:t xml:space="preserve">It raises the attributes your build leans on most: the shape its caps come from (archetype, size and weight) and what your position's overall counts most.</w:t>
+      </w:r>
+    </w:p>
+    <w:p>
+      <w:pPr>
+        <w:pStyle w:val="ListParagraph"/>
+        <w:numPr>
+          <w:ilvl w:val="1"/>
+          <w:numId w:val="2"/>
+        </w:numPr>
+      </w:pPr>
+      <w:r>
+        <w:t xml:space="preserve">It goes a point at a time across the top half of that list until the overall is up by one.</w:t>
+      </w:r>
+    </w:p>
+    <w:p>
+      <w:pPr>
+        <w:pStyle w:val="ListParagraph"/>
+        <w:numPr>
+          <w:ilvl w:val="1"/>
+          <w:numId w:val="2"/>
+        </w:numPr>
+      </w:pPr>
+      <w:r>
+        <w:t xml:space="preserve">Attributes at 99 are never touched, and your caps rise with the upgrades.</w:t>
+      </w:r>
+    </w:p>
+    <w:p>
+      <w:pPr>
+        <w:pStyle w:val="ListParagraph"/>
+        <w:numPr>
+          <w:ilvl w:val="1"/>
+          <w:numId w:val="2"/>
+        </w:numPr>
+      </w:pPr>
+      <w:r>
+        <w:t xml:space="preserve">Example: a Sharpshooter's shooting reaches 99 first, and a Glass Cleaner's rebounding and interior defense do.</w:t>
+      </w:r>
+    </w:p>
+    <w:p>
+      <w:pPr>
+        <w:pStyle w:val="ListParagraph"/>
+        <w:numPr>
+          <w:ilvl w:val="0"/>
+          <w:numId w:val="2"/>
+        </w:numPr>
+      </w:pPr>
+      <w:r>
+        <w:rPr>
+          <w:b/>
+          <w:bCs/>
+        </w:rPr>
+        <w:t xml:space="preserve">After a game that earns one, a card shows the new overall and every attribute that went up.</w:t>
+      </w:r>
+    </w:p>
+    <w:p>
+      <w:pPr>
+        <w:pStyle w:val="ListParagraph"/>
+        <w:numPr>
+          <w:ilvl w:val="0"/>
+          <w:numId w:val="2"/>
+        </w:numPr>
+      </w:pPr>
+      <w:r>
+        <w:rPr>
+          <w:b/>
+          <w:bCs/>
+        </w:rPr>
+        <w:t xml:space="preserve">Where to see it:</w:t>
+      </w:r>
+    </w:p>
+    <w:p>
+      <w:pPr>
+        <w:pStyle w:val="ListParagraph"/>
+        <w:numPr>
+          <w:ilvl w:val="1"/>
+          <w:numId w:val="2"/>
+        </w:numPr>
+      </w:pPr>
+      <w:r>
+        <w:t xml:space="preserve">MyPlayer → Attributes, under the max OVR track, shows your progress to the next +1.</w:t>
+      </w:r>
+    </w:p>
+    <w:p>
+      <w:pPr>
+        <w:pStyle w:val="ListParagraph"/>
+        <w:numPr>
+          <w:ilvl w:val="1"/>
+          <w:numId w:val="2"/>
+        </w:numPr>
+      </w:pPr>
+      <w:r>
+        <w:t xml:space="preserve">The Pro Run screen shows it too.</w:t>
+      </w:r>
+    </w:p>
+    <w:p>
+      <w:pPr>
+        <w:pStyle w:val="Heading1"/>
+      </w:pPr>
+      <w:r>
+        <w:t xml:space="preserve">The look</w:t>
+      </w:r>
+    </w:p>
+    <w:p>
+      <w:pPr>
+        <w:pStyle w:val="Heading2"/>
+      </w:pPr>
+      <w:r>
+        <w:t xml:space="preserve">Jersey straps (fixed properly this time)</w:t>
+      </w:r>
+    </w:p>
+    <w:p>
+      <w:pPr>
+        <w:pStyle w:val="ListParagraph"/>
+        <w:numPr>
+          <w:ilvl w:val="0"/>
+          <w:numId w:val="2"/>
+        </w:numPr>
+      </w:pPr>
+      <w:r>
+        <w:rPr>
+          <w:b/>
+          <w:bCs/>
+        </w:rPr>
+        <w:t xml:space="preserve">Why they never showed:</w:t>
+      </w:r>
+      <w:r>
+        <w:t xml:space="preserve"> the strap mesh added in v0.4.7.5 was built, but never drawn. Players in the game and the menus are built in stages, and the staged build never passed the straps on. That's why jerseys still looked strapless.</w:t>
+      </w:r>
+    </w:p>
+    <w:p>
+      <w:pPr>
+        <w:pStyle w:val="ListParagraph"/>
+        <w:numPr>
+          <w:ilvl w:val="0"/>
+          <w:numId w:val="2"/>
+        </w:numPr>
+      </w:pPr>
+      <w:r>
+        <w:rPr>
+          <w:b/>
+          <w:bCs/>
+        </w:rPr>
+        <w:t xml:space="preserve">What a strap is now:</w:t>
+      </w:r>
+      <w:r>
+        <w:t xml:space="preserve"> a real band of fabric. It carries on from the top of the front panel, goes up over the trapezius (midway between the neck and the point of the shoulder) and comes down into the top of the back panel.</w:t>
+      </w:r>
+    </w:p>
+    <w:p>
+      <w:pPr>
+        <w:pStyle w:val="ListParagraph"/>
+        <w:numPr>
+          <w:ilvl w:val="1"/>
+          <w:numId w:val="2"/>
+        </w:numPr>
+      </w:pPr>
+      <w:r>
+        <w:t xml:space="preserve">It has a rolled binding down both edges.</w:t>
+      </w:r>
+    </w:p>
+    <w:p>
+      <w:pPr>
+        <w:pStyle w:val="ListParagraph"/>
+        <w:numPr>
+          <w:ilvl w:val="1"/>
+          <w:numId w:val="2"/>
+        </w:numPr>
+      </w:pPr>
+      <w:r>
+        <w:t xml:space="preserve">It moves with the shoulders.</w:t>
+      </w:r>
+    </w:p>
+    <w:p>
+      <w:pPr>
+        <w:pStyle w:val="ListParagraph"/>
+        <w:numPr>
+          <w:ilvl w:val="1"/>
+          <w:numId w:val="2"/>
+        </w:numPr>
+      </w:pPr>
+      <w:r>
+        <w:t xml:space="preserve">It's drawn just over the skin, so a shrug never shows through it.</w:t>
+      </w:r>
+    </w:p>
+    <w:p>
+      <w:pPr>
+        <w:pStyle w:val="ListParagraph"/>
+        <w:numPr>
+          <w:ilvl w:val="1"/>
+          <w:numId w:val="2"/>
+        </w:numPr>
+      </w:pPr>
+      <w:r>
+        <w:t xml:space="preserve">The fabric's mesh weave runs true to size along it.</w:t>
+      </w:r>
+    </w:p>
+    <w:p>
+      <w:pPr>
+        <w:pStyle w:val="Heading2"/>
+      </w:pPr>
+      <w:r>
+        <w:t xml:space="preserve">Dunks</w:t>
+      </w:r>
+    </w:p>
+    <w:p>
+      <w:pPr>
+        <w:pStyle w:val="ListParagraph"/>
+        <w:numPr>
+          <w:ilvl w:val="0"/>
+          <w:numId w:val="2"/>
+        </w:numPr>
+      </w:pPr>
+      <w:r>
+        <w:rPr>
+          <w:b/>
+          <w:bCs/>
+        </w:rPr>
+        <w:t xml:space="preserve">Less repetition across packages.</w:t>
+      </w:r>
+      <w:r>
+        <w:t xml:space="preserve"> Every package now has its signature finish plus one other (High Flyer has two).</w:t>
+      </w:r>
+    </w:p>
+    <w:p>
+      <w:pPr>
+        <w:pStyle w:val="ListParagraph"/>
+        <w:numPr>
+          <w:ilvl w:val="1"/>
+          <w:numId w:val="2"/>
+        </w:numPr>
+      </w:pPr>
+      <w:r>
+        <w:t xml:space="preserve">No generic finish is shared by more than 4 packages. Before, reverse slams showed up in 15 packages and double clutches in 14.</w:t>
+      </w:r>
+    </w:p>
+    <w:p>
+      <w:pPr>
+        <w:pStyle w:val="ListParagraph"/>
+        <w:numPr>
+          <w:ilvl w:val="1"/>
+          <w:numId w:val="2"/>
+        </w:numPr>
+      </w:pPr>
+      <w:r>
+        <w:t xml:space="preserve">Every signature belongs to one package only. The Spin Mill no longer borrows the Eastbay.</w:t>
+      </w:r>
+    </w:p>
+    <w:p>
+      <w:pPr>
+        <w:pStyle w:val="ListParagraph"/>
+        <w:numPr>
+          <w:ilvl w:val="0"/>
+          <w:numId w:val="2"/>
+        </w:numPr>
+      </w:pPr>
+      <w:r>
+        <w:rPr>
+          <w:b/>
+          <w:bCs/>
+        </w:rPr>
+        <w:t xml:space="preserve">Windmills:</w:t>
+      </w:r>
+      <w:r>
+        <w:t xml:space="preserve"> the arm now goes round straight from the shoulder, at full length, through the jump.</w:t>
+      </w:r>
+    </w:p>
+    <w:p>
+      <w:pPr>
+        <w:pStyle w:val="ListParagraph"/>
+        <w:numPr>
+          <w:ilvl w:val="1"/>
+          <w:numId w:val="2"/>
+        </w:numPr>
+      </w:pPr>
+      <w:r>
+        <w:t xml:space="preserve">Before, the circle sat above the shoulder, so the elbow folded at the bottom, the arm over-stretched at the top and most of the circle happened during the gather.</w:t>
+      </w:r>
+    </w:p>
+    <w:p>
+      <w:pPr>
+        <w:pStyle w:val="ListParagraph"/>
+        <w:numPr>
+          <w:ilvl w:val="1"/>
+          <w:numId w:val="2"/>
+        </w:numPr>
+      </w:pPr>
+      <w:r>
+        <w:t xml:space="preserve">It comes over the top and down at the rim with the ball still in the hand.</w:t>
+      </w:r>
+    </w:p>
+    <w:p>
+      <w:pPr>
+        <w:pStyle w:val="ListParagraph"/>
+        <w:numPr>
+          <w:ilvl w:val="0"/>
+          <w:numId w:val="2"/>
+        </w:numPr>
+      </w:pPr>
+      <w:r>
+        <w:rPr>
+          <w:b/>
+          <w:bCs/>
+        </w:rPr>
+        <w:t xml:space="preserve">The Eastbay really goes between the legs, in the air.</w:t>
+      </w:r>
+    </w:p>
+    <w:p>
+      <w:pPr>
+        <w:pStyle w:val="ListParagraph"/>
+        <w:numPr>
+          <w:ilvl w:val="1"/>
+          <w:numId w:val="2"/>
+        </w:numPr>
+      </w:pPr>
+      <w:r>
+        <w:t xml:space="preserve">The right hand takes the ball down in front and through the gap under the pelvis between the split legs.</w:t>
+      </w:r>
+    </w:p>
+    <w:p>
+      <w:pPr>
+        <w:pStyle w:val="ListParagraph"/>
+        <w:numPr>
+          <w:ilvl w:val="1"/>
+          <w:numId w:val="2"/>
+        </w:numPr>
+      </w:pPr>
+      <w:r>
+        <w:t xml:space="preserve">The left hand takes it on the far side and carries it up to the rim.</w:t>
+      </w:r>
+    </w:p>
+    <w:p>
+      <w:pPr>
+        <w:pStyle w:val="ListParagraph"/>
+        <w:numPr>
+          <w:ilvl w:val="1"/>
+          <w:numId w:val="2"/>
+        </w:numPr>
+      </w:pPr>
+      <w:r>
+        <w:t xml:space="preserve">Before, it was timed from the gather, so most of it happened on the floor, and the ball dipped in front of the right thigh instead of going through.</w:t>
+      </w:r>
+    </w:p>
+    <w:p>
+      <w:pPr>
+        <w:pStyle w:val="Heading2"/>
+      </w:pPr>
+      <w:r>
+        <w:t xml:space="preserve">Celebrations</w:t>
+      </w:r>
+    </w:p>
+    <w:p>
+      <w:pPr>
+        <w:pStyle w:val="ListParagraph"/>
+        <w:numPr>
+          <w:ilvl w:val="0"/>
+          <w:numId w:val="2"/>
+        </w:numPr>
+      </w:pPr>
+      <w:r>
+        <w:rPr>
+          <w:b/>
+          <w:bCs/>
+        </w:rPr>
+        <w:t xml:space="preserve">They work in games now.</w:t>
+      </w:r>
+    </w:p>
+    <w:p>
+      <w:pPr>
+        <w:pStyle w:val="ListParagraph"/>
+        <w:numPr>
+          <w:ilvl w:val="1"/>
+          <w:numId w:val="2"/>
+        </w:numPr>
+      </w:pPr>
+      <w:r>
+        <w:t xml:space="preserve">Before, they only worked if you pressed G / D-pad up during the second and a half of dead ball after a basket while your player was doing nothing, and the check then cut them off.</w:t>
+      </w:r>
+    </w:p>
+    <w:p>
+      <w:pPr>
+        <w:pStyle w:val="ListParagraph"/>
+        <w:numPr>
+          <w:ilvl w:val="1"/>
+          <w:numId w:val="2"/>
+        </w:numPr>
+      </w:pPr>
+      <w:r>
+        <w:t xml:space="preserve">Now a press waits up to 2.5 seconds for your player to be free (follow-through, landing, hanging on the rim).</w:t>
+      </w:r>
+    </w:p>
+    <w:p>
+      <w:pPr>
+        <w:pStyle w:val="ListParagraph"/>
+        <w:numPr>
+          <w:ilvl w:val="1"/>
+          <w:numId w:val="2"/>
+        </w:numPr>
+      </w:pPr>
+      <w:r>
+        <w:t xml:space="preserve">They play in any dead ball, check or inbound (unless you have the ball) and for 3 seconds after your team scores.</w:t>
+      </w:r>
+    </w:p>
+    <w:p>
+      <w:pPr>
+        <w:pStyle w:val="ListParagraph"/>
+        <w:numPr>
+          <w:ilvl w:val="1"/>
+          <w:numId w:val="2"/>
+        </w:numPr>
+      </w:pPr>
+      <w:r>
+        <w:t xml:space="preserve">Whoever has the ball stops for the check; everyone else finishes.</w:t>
+      </w:r>
+    </w:p>
+    <w:p>
+      <w:pPr>
+        <w:pStyle w:val="ListParagraph"/>
+        <w:numPr>
+          <w:ilvl w:val="0"/>
+          <w:numId w:val="2"/>
+        </w:numPr>
+      </w:pPr>
+      <w:r>
+        <w:rPr>
+          <w:b/>
+          <w:bCs/>
+        </w:rPr>
+        <w:t xml:space="preserve">Controllers:</w:t>
+      </w:r>
+      <w:r>
+        <w:t xml:space="preserve"> pads the browser doesn't map to the standard layout send the D-pad as axes. The game now reads those too, so D-pad up works on them.</w:t>
+      </w:r>
+    </w:p>
+    <w:p>
+      <w:pPr>
+        <w:pStyle w:val="ListParagraph"/>
+        <w:numPr>
+          <w:ilvl w:val="0"/>
+          <w:numId w:val="2"/>
+        </w:numPr>
+      </w:pPr>
+      <w:r>
+        <w:rPr>
+          <w:b/>
+          <w:bCs/>
+        </w:rPr>
+        <w:t xml:space="preserve">No more arms through the body:</w:t>
+      </w:r>
+      <w:r>
+        <w:t xml:space="preserve"> Chest Thump, Heart, Dust Off, Archer and Sleep put a hand or forearm through the chest. Each was fixed and every celebration was re-checked on three builds: none clip now.</w:t>
+      </w:r>
+    </w:p>
+    <w:p>
+      <w:pPr>
+        <w:pStyle w:val="Heading2"/>
+      </w:pPr>
+      <w:r>
+        <w:t xml:space="preserve">Posterizer and Contact Finisher</w:t>
+      </w:r>
+    </w:p>
+    <w:p>
+      <w:pPr>
+        <w:pStyle w:val="ListParagraph"/>
+        <w:numPr>
+          <w:ilvl w:val="0"/>
+          <w:numId w:val="2"/>
+        </w:numPr>
+      </w:pPr>
+      <w:r>
+        <w:rPr>
+          <w:b/>
+          <w:bCs/>
+        </w:rPr>
+        <w:t xml:space="preserve">Posterizer only fires on a dunk that gets to the rim.</w:t>
+      </w:r>
+    </w:p>
+    <w:p>
+      <w:pPr>
+        <w:pStyle w:val="ListParagraph"/>
+        <w:numPr>
+          <w:ilvl w:val="1"/>
+          <w:numId w:val="2"/>
+        </w:numPr>
+      </w:pPr>
+      <w:r>
+        <w:t xml:space="preserve">Winning the contact on the way up now waits for the slam.</w:t>
+      </w:r>
+    </w:p>
+    <w:p>
+      <w:pPr>
+        <w:pStyle w:val="ListParagraph"/>
+        <w:numPr>
+          <w:ilvl w:val="1"/>
+          <w:numId w:val="2"/>
+        </w:numPr>
+      </w:pPr>
+      <w:r>
+        <w:t xml:space="preserve">The knockdown happens if he throws it down. If he rims it out, it's a bump.</w:t>
+      </w:r>
+    </w:p>
+    <w:p>
+      <w:pPr>
+        <w:pStyle w:val="ListParagraph"/>
+        <w:numPr>
+          <w:ilvl w:val="1"/>
+          <w:numId w:val="2"/>
+        </w:numPr>
+      </w:pPr>
+      <w:r>
+        <w:t xml:space="preserve">If he never gets to the rim and has to flip it up, it's a layup, and a Contact Finisher's push-off (or a plain bump) takes over instead of a poster.</w:t>
+      </w:r>
+    </w:p>
+    <w:p>
+      <w:pPr>
+        <w:pStyle w:val="ListParagraph"/>
+        <w:numPr>
+          <w:ilvl w:val="1"/>
+          <w:numId w:val="2"/>
+        </w:numPr>
+      </w:pPr>
+      <w:r>
+        <w:t xml:space="preserve">Before, the poster fired at the contact, even when the dunk then turned into a layup.</w:t>
+      </w:r>
+    </w:p>
+    <w:p>
+      <w:pPr>
+        <w:pStyle w:val="Heading1"/>
+      </w:pPr>
+      <w:r>
+        <w:t xml:space="preserve">Store, menus and HUD</w:t>
+      </w:r>
+    </w:p>
+    <w:p>
+      <w:pPr>
+        <w:pStyle w:val="ListParagraph"/>
+        <w:numPr>
+          <w:ilvl w:val="0"/>
+          <w:numId w:val="2"/>
+        </w:numPr>
+      </w:pPr>
+      <w:r>
+        <w:rPr>
+          <w:b/>
+          <w:bCs/>
+        </w:rPr>
+        <w:t xml:space="preserve">Twice the apparel</w:t>
+      </w:r>
+      <w:r>
+        <w:t xml:space="preserve">, Daily Spin exclusives included. 95 new items, all original:</w:t>
+      </w:r>
+    </w:p>
+    <w:tbl>
+      <w:tblPr>
+        <w:tblW w:type="dxa" w:w="9360"/>
+        <w:tblBorders>
+          <w:top w:val="single" w:color="auto" w:sz="4"/>
+          <w:left w:val="single" w:color="auto" w:sz="4"/>
+          <w:bottom w:val="single" w:color="auto" w:sz="4"/>
+          <w:right w:val="single" w:color="auto" w:sz="4"/>
+          <w:insideH w:val="single" w:color="auto" w:sz="4"/>
+          <w:insideV w:val="single" w:color="auto" w:sz="4"/>
+        </w:tblBorders>
+      </w:tblPr>
+      <w:tblGrid>
+        <w:gridCol w:w="3120"/>
+        <w:gridCol w:w="3120"/>
+        <w:gridCol w:w="3120"/>
+      </w:tblGrid>
+      <w:tr>
+        <w:trPr>
+          <w:tblHeader/>
+        </w:trPr>
+        <w:tc>
+          <w:tcPr>
+            <w:tcW w:type="dxa" w:w="3120"/>
+            <w:shd w:fill="DCE6F1" w:color="auto" w:val="clear"/>
+            <w:tcMar>
+              <w:top w:type="dxa" w:w="60"/>
+              <w:left w:type="dxa" w:w="100"/>
+              <w:bottom w:type="dxa" w:w="60"/>
+              <w:right w:type="dxa" w:w="100"/>
+            </w:tcMar>
+          </w:tcPr>
+          <w:p>
+            <w:r>
+              <w:rPr>
+                <w:b/>
+                <w:bCs/>
+              </w:rPr>
+              <w:t xml:space="preserve">Item</w:t>
+            </w:r>
+          </w:p>
+        </w:tc>
+        <w:tc>
+          <w:tcPr>
+            <w:tcW w:type="dxa" w:w="3120"/>
+            <w:shd w:fill="DCE6F1" w:color="auto" w:val="clear"/>
+            <w:tcMar>
+              <w:top w:type="dxa" w:w="60"/>
+              <w:left w:type="dxa" w:w="100"/>
+              <w:bottom w:type="dxa" w:w="60"/>
+              <w:right w:type="dxa" w:w="100"/>
+            </w:tcMar>
+          </w:tcPr>
+          <w:p>
+            <w:r>
+              <w:rPr>
+                <w:b/>
+                <w:bCs/>
+              </w:rPr>
+              <w:t xml:space="preserve">Before</w:t>
+            </w:r>
+          </w:p>
+        </w:tc>
+        <w:tc>
+          <w:tcPr>
+            <w:tcW w:type="dxa" w:w="3120"/>
+            <w:shd w:fill="DCE6F1" w:color="auto" w:val="clear"/>
+            <w:tcMar>
+              <w:top w:type="dxa" w:w="60"/>
+              <w:left w:type="dxa" w:w="100"/>
+              <w:bottom w:type="dxa" w:w="60"/>
+              <w:right w:type="dxa" w:w="100"/>
+            </w:tcMar>
+          </w:tcPr>
+          <w:p>
+            <w:r>
+              <w:rPr>
+                <w:b/>
+                <w:bCs/>
+              </w:rPr>
+              <w:t xml:space="preserve">Now</w:t>
+            </w:r>
+          </w:p>
+        </w:tc>
+      </w:tr>
+      <w:tr>
+        <w:trPr>
+          <w:tblHeader w:val="false"/>
+        </w:trPr>
+        <w:tc>
+          <w:tcPr>
+            <w:tcW w:type="dxa" w:w="3120"/>
+            <w:tcMar>
+              <w:top w:type="dxa" w:w="60"/>
+              <w:left w:type="dxa" w:w="100"/>
+              <w:bottom w:type="dxa" w:w="60"/>
+              <w:right w:type="dxa" w:w="100"/>
+            </w:tcMar>
+          </w:tcPr>
+          <w:p>
+            <w:r>
+              <w:t xml:space="preserve">Tops</w:t>
+            </w:r>
+          </w:p>
+        </w:tc>
+        <w:tc>
+          <w:tcPr>
+            <w:tcW w:type="dxa" w:w="3120"/>
+            <w:tcMar>
+              <w:top w:type="dxa" w:w="60"/>
+              <w:left w:type="dxa" w:w="100"/>
+              <w:bottom w:type="dxa" w:w="60"/>
+              <w:right w:type="dxa" w:w="100"/>
+            </w:tcMar>
+          </w:tcPr>
+          <w:p>
+            <w:r>
+              <w:t xml:space="preserve">31</w:t>
+            </w:r>
+          </w:p>
+        </w:tc>
+        <w:tc>
+          <w:tcPr>
+            <w:tcW w:type="dxa" w:w="3120"/>
+            <w:tcMar>
+              <w:top w:type="dxa" w:w="60"/>
+              <w:left w:type="dxa" w:w="100"/>
+              <w:bottom w:type="dxa" w:w="60"/>
+              <w:right w:type="dxa" w:w="100"/>
+            </w:tcMar>
+          </w:tcPr>
+          <w:p>
+            <w:r>
+              <w:t xml:space="preserve">62</w:t>
+            </w:r>
+          </w:p>
+        </w:tc>
+      </w:tr>
+      <w:tr>
+        <w:trPr>
+          <w:tblHeader w:val="false"/>
+        </w:trPr>
+        <w:tc>
+          <w:tcPr>
+            <w:tcW w:type="dxa" w:w="3120"/>
+            <w:tcMar>
+              <w:top w:type="dxa" w:w="60"/>
+              <w:left w:type="dxa" w:w="100"/>
+              <w:bottom w:type="dxa" w:w="60"/>
+              <w:right w:type="dxa" w:w="100"/>
+            </w:tcMar>
+          </w:tcPr>
+          <w:p>
+            <w:r>
+              <w:t xml:space="preserve">Bottoms</w:t>
+            </w:r>
+          </w:p>
+        </w:tc>
+        <w:tc>
+          <w:tcPr>
+            <w:tcW w:type="dxa" w:w="3120"/>
+            <w:tcMar>
+              <w:top w:type="dxa" w:w="60"/>
+              <w:left w:type="dxa" w:w="100"/>
+              <w:bottom w:type="dxa" w:w="60"/>
+              <w:right w:type="dxa" w:w="100"/>
+            </w:tcMar>
+          </w:tcPr>
+          <w:p>
+            <w:r>
+              <w:t xml:space="preserve">18</w:t>
+            </w:r>
+          </w:p>
+        </w:tc>
+        <w:tc>
+          <w:tcPr>
+            <w:tcW w:type="dxa" w:w="3120"/>
+            <w:tcMar>
+              <w:top w:type="dxa" w:w="60"/>
+              <w:left w:type="dxa" w:w="100"/>
+              <w:bottom w:type="dxa" w:w="60"/>
+              <w:right w:type="dxa" w:w="100"/>
+            </w:tcMar>
+          </w:tcPr>
+          <w:p>
+            <w:r>
+              <w:t xml:space="preserve">36</w:t>
+            </w:r>
+          </w:p>
+        </w:tc>
+      </w:tr>
+      <w:tr>
+        <w:trPr>
+          <w:tblHeader w:val="false"/>
+        </w:trPr>
+        <w:tc>
+          <w:tcPr>
+            <w:tcW w:type="dxa" w:w="3120"/>
+            <w:tcMar>
+              <w:top w:type="dxa" w:w="60"/>
+              <w:left w:type="dxa" w:w="100"/>
+              <w:bottom w:type="dxa" w:w="60"/>
+              <w:right w:type="dxa" w:w="100"/>
+            </w:tcMar>
+          </w:tcPr>
+          <w:p>
+            <w:r>
+              <w:t xml:space="preserve">Shoes</w:t>
+            </w:r>
+          </w:p>
+        </w:tc>
+        <w:tc>
+          <w:tcPr>
+            <w:tcW w:type="dxa" w:w="3120"/>
+            <w:tcMar>
+              <w:top w:type="dxa" w:w="60"/>
+              <w:left w:type="dxa" w:w="100"/>
+              <w:bottom w:type="dxa" w:w="60"/>
+              <w:right w:type="dxa" w:w="100"/>
+            </w:tcMar>
+          </w:tcPr>
+          <w:p>
+            <w:r>
+              <w:t xml:space="preserve">18</w:t>
+            </w:r>
+          </w:p>
+        </w:tc>
+        <w:tc>
+          <w:tcPr>
+            <w:tcW w:type="dxa" w:w="3120"/>
+            <w:tcMar>
+              <w:top w:type="dxa" w:w="60"/>
+              <w:left w:type="dxa" w:w="100"/>
+              <w:bottom w:type="dxa" w:w="60"/>
+              <w:right w:type="dxa" w:w="100"/>
+            </w:tcMar>
+          </w:tcPr>
+          <w:p>
+            <w:r>
+              <w:t xml:space="preserve">36</w:t>
+            </w:r>
+          </w:p>
+        </w:tc>
+      </w:tr>
+      <w:tr>
+        <w:trPr>
+          <w:tblHeader w:val="false"/>
+        </w:trPr>
+        <w:tc>
+          <w:tcPr>
+            <w:tcW w:type="dxa" w:w="3120"/>
+            <w:tcMar>
+              <w:top w:type="dxa" w:w="60"/>
+              <w:left w:type="dxa" w:w="100"/>
+              <w:bottom w:type="dxa" w:w="60"/>
+              <w:right w:type="dxa" w:w="100"/>
+            </w:tcMar>
+          </w:tcPr>
+          <w:p>
+            <w:r>
+              <w:t xml:space="preserve">Headbands</w:t>
+            </w:r>
+          </w:p>
+        </w:tc>
+        <w:tc>
+          <w:tcPr>
+            <w:tcW w:type="dxa" w:w="3120"/>
+            <w:tcMar>
+              <w:top w:type="dxa" w:w="60"/>
+              <w:left w:type="dxa" w:w="100"/>
+              <w:bottom w:type="dxa" w:w="60"/>
+              <w:right w:type="dxa" w:w="100"/>
+            </w:tcMar>
+          </w:tcPr>
+          <w:p>
+            <w:r>
+              <w:t xml:space="preserve">8</w:t>
+            </w:r>
+          </w:p>
+        </w:tc>
+        <w:tc>
+          <w:tcPr>
+            <w:tcW w:type="dxa" w:w="3120"/>
+            <w:tcMar>
+              <w:top w:type="dxa" w:w="60"/>
+              <w:left w:type="dxa" w:w="100"/>
+              <w:bottom w:type="dxa" w:w="60"/>
+              <w:right w:type="dxa" w:w="100"/>
+            </w:tcMar>
+          </w:tcPr>
+          <w:p>
+            <w:r>
+              <w:t xml:space="preserve">16</w:t>
+            </w:r>
+          </w:p>
+        </w:tc>
+      </w:tr>
+      <w:tr>
+        <w:trPr>
+          <w:tblHeader w:val="false"/>
+        </w:trPr>
+        <w:tc>
+          <w:tcPr>
+            <w:tcW w:type="dxa" w:w="3120"/>
+            <w:tcMar>
+              <w:top w:type="dxa" w:w="60"/>
+              <w:left w:type="dxa" w:w="100"/>
+              <w:bottom w:type="dxa" w:w="60"/>
+              <w:right w:type="dxa" w:w="100"/>
+            </w:tcMar>
+          </w:tcPr>
+          <w:p>
+            <w:r>
+              <w:t xml:space="preserve">Sleeves</w:t>
+            </w:r>
+          </w:p>
+        </w:tc>
+        <w:tc>
+          <w:tcPr>
+            <w:tcW w:type="dxa" w:w="3120"/>
+            <w:tcMar>
+              <w:top w:type="dxa" w:w="60"/>
+              <w:left w:type="dxa" w:w="100"/>
+              <w:bottom w:type="dxa" w:w="60"/>
+              <w:right w:type="dxa" w:w="100"/>
+            </w:tcMar>
+          </w:tcPr>
+          <w:p>
+            <w:r>
+              <w:t xml:space="preserve">6</w:t>
+            </w:r>
+          </w:p>
+        </w:tc>
+        <w:tc>
+          <w:tcPr>
+            <w:tcW w:type="dxa" w:w="3120"/>
+            <w:tcMar>
+              <w:top w:type="dxa" w:w="60"/>
+              <w:left w:type="dxa" w:w="100"/>
+              <w:bottom w:type="dxa" w:w="60"/>
+              <w:right w:type="dxa" w:w="100"/>
+            </w:tcMar>
+          </w:tcPr>
+          <w:p>
+            <w:r>
+              <w:t xml:space="preserve">12</w:t>
+            </w:r>
+          </w:p>
+        </w:tc>
+      </w:tr>
+      <w:tr>
+        <w:trPr>
+          <w:tblHeader w:val="false"/>
+        </w:trPr>
+        <w:tc>
+          <w:tcPr>
+            <w:tcW w:type="dxa" w:w="3120"/>
+            <w:tcMar>
+              <w:top w:type="dxa" w:w="60"/>
+              <w:left w:type="dxa" w:w="100"/>
+              <w:bottom w:type="dxa" w:w="60"/>
+              <w:right w:type="dxa" w:w="100"/>
+            </w:tcMar>
+          </w:tcPr>
+          <w:p>
+            <w:r>
+              <w:t xml:space="preserve">Socks</w:t>
+            </w:r>
+          </w:p>
+        </w:tc>
+        <w:tc>
+          <w:tcPr>
+            <w:tcW w:type="dxa" w:w="3120"/>
+            <w:tcMar>
+              <w:top w:type="dxa" w:w="60"/>
+              <w:left w:type="dxa" w:w="100"/>
+              <w:bottom w:type="dxa" w:w="60"/>
+              <w:right w:type="dxa" w:w="100"/>
+            </w:tcMar>
+          </w:tcPr>
+          <w:p>
+            <w:r>
+              <w:t xml:space="preserve">5</w:t>
+            </w:r>
+          </w:p>
+        </w:tc>
+        <w:tc>
+          <w:tcPr>
+            <w:tcW w:type="dxa" w:w="3120"/>
+            <w:tcMar>
+              <w:top w:type="dxa" w:w="60"/>
+              <w:left w:type="dxa" w:w="100"/>
+              <w:bottom w:type="dxa" w:w="60"/>
+              <w:right w:type="dxa" w:w="100"/>
+            </w:tcMar>
+          </w:tcPr>
+          <w:p>
+            <w:r>
+              <w:t xml:space="preserve">10</w:t>
+            </w:r>
+          </w:p>
+        </w:tc>
+      </w:tr>
+      <w:tr>
+        <w:trPr>
+          <w:tblHeader w:val="false"/>
+        </w:trPr>
+        <w:tc>
+          <w:tcPr>
+            <w:tcW w:type="dxa" w:w="3120"/>
+            <w:tcMar>
+              <w:top w:type="dxa" w:w="60"/>
+              <w:left w:type="dxa" w:w="100"/>
+              <w:bottom w:type="dxa" w:w="60"/>
+              <w:right w:type="dxa" w:w="100"/>
+            </w:tcMar>
+          </w:tcPr>
+          <w:p>
+            <w:r>
+              <w:t xml:space="preserve">Wristbands</w:t>
+            </w:r>
+          </w:p>
+        </w:tc>
+        <w:tc>
+          <w:tcPr>
+            <w:tcW w:type="dxa" w:w="3120"/>
+            <w:tcMar>
+              <w:top w:type="dxa" w:w="60"/>
+              <w:left w:type="dxa" w:w="100"/>
+              <w:bottom w:type="dxa" w:w="60"/>
+              <w:right w:type="dxa" w:w="100"/>
+            </w:tcMar>
+          </w:tcPr>
+          <w:p>
+            <w:r>
+              <w:t xml:space="preserve">4</w:t>
+            </w:r>
+          </w:p>
+        </w:tc>
+        <w:tc>
+          <w:tcPr>
+            <w:tcW w:type="dxa" w:w="3120"/>
+            <w:tcMar>
+              <w:top w:type="dxa" w:w="60"/>
+              <w:left w:type="dxa" w:w="100"/>
+              <w:bottom w:type="dxa" w:w="60"/>
+              <w:right w:type="dxa" w:w="100"/>
+            </w:tcMar>
+          </w:tcPr>
+          <w:p>
+            <w:r>
+              <w:t xml:space="preserve">8</w:t>
+            </w:r>
+          </w:p>
+        </w:tc>
+      </w:tr>
+      <w:tr>
+        <w:trPr>
+          <w:tblHeader w:val="false"/>
+        </w:trPr>
+        <w:tc>
+          <w:tcPr>
+            <w:tcW w:type="dxa" w:w="3120"/>
+            <w:tcMar>
+              <w:top w:type="dxa" w:w="60"/>
+              <w:left w:type="dxa" w:w="100"/>
+              <w:bottom w:type="dxa" w:w="60"/>
+              <w:right w:type="dxa" w:w="100"/>
+            </w:tcMar>
+          </w:tcPr>
+          <w:p>
+            <w:r>
+              <w:t xml:space="preserve">Leg sleeves</w:t>
+            </w:r>
+          </w:p>
+        </w:tc>
+        <w:tc>
+          <w:tcPr>
+            <w:tcW w:type="dxa" w:w="3120"/>
+            <w:tcMar>
+              <w:top w:type="dxa" w:w="60"/>
+              <w:left w:type="dxa" w:w="100"/>
+              <w:bottom w:type="dxa" w:w="60"/>
+              <w:right w:type="dxa" w:w="100"/>
+            </w:tcMar>
+          </w:tcPr>
+          <w:p>
+            <w:r>
+              <w:t xml:space="preserve">2</w:t>
+            </w:r>
+          </w:p>
+        </w:tc>
+        <w:tc>
+          <w:tcPr>
+            <w:tcW w:type="dxa" w:w="3120"/>
+            <w:tcMar>
+              <w:top w:type="dxa" w:w="60"/>
+              <w:left w:type="dxa" w:w="100"/>
+              <w:bottom w:type="dxa" w:w="60"/>
+              <w:right w:type="dxa" w:w="100"/>
+            </w:tcMar>
+          </w:tcPr>
+          <w:p>
+            <w:r>
+              <w:t xml:space="preserve">4</w:t>
+            </w:r>
+          </w:p>
+        </w:tc>
+      </w:tr>
+      <w:tr>
+        <w:trPr>
+          <w:tblHeader w:val="false"/>
+        </w:trPr>
+        <w:tc>
+          <w:tcPr>
+            <w:tcW w:type="dxa" w:w="3120"/>
+            <w:tcMar>
+              <w:top w:type="dxa" w:w="60"/>
+              <w:left w:type="dxa" w:w="100"/>
+              <w:bottom w:type="dxa" w:w="60"/>
+              <w:right w:type="dxa" w:w="100"/>
+            </w:tcMar>
+          </w:tcPr>
+          <w:p>
+            <w:r>
+              <w:t xml:space="preserve">Knee pads</w:t>
+            </w:r>
+          </w:p>
+        </w:tc>
+        <w:tc>
+          <w:tcPr>
+            <w:tcW w:type="dxa" w:w="3120"/>
+            <w:tcMar>
+              <w:top w:type="dxa" w:w="60"/>
+              <w:left w:type="dxa" w:w="100"/>
+              <w:bottom w:type="dxa" w:w="60"/>
+              <w:right w:type="dxa" w:w="100"/>
+            </w:tcMar>
+          </w:tcPr>
+          <w:p>
+            <w:r>
+              <w:t xml:space="preserve">1</w:t>
+            </w:r>
+          </w:p>
+        </w:tc>
+        <w:tc>
+          <w:tcPr>
+            <w:tcW w:type="dxa" w:w="3120"/>
+            <w:tcMar>
+              <w:top w:type="dxa" w:w="60"/>
+              <w:left w:type="dxa" w:w="100"/>
+              <w:bottom w:type="dxa" w:w="60"/>
+              <w:right w:type="dxa" w:w="100"/>
+            </w:tcMar>
+          </w:tcPr>
+          <w:p>
+            <w:r>
+              <w:t xml:space="preserve">2</w:t>
+            </w:r>
+          </w:p>
+        </w:tc>
+      </w:tr>
+      <w:tr>
+        <w:trPr>
+          <w:tblHeader w:val="false"/>
+        </w:trPr>
+        <w:tc>
+          <w:tcPr>
+            <w:tcW w:type="dxa" w:w="3120"/>
+            <w:tcMar>
+              <w:top w:type="dxa" w:w="60"/>
+              <w:left w:type="dxa" w:w="100"/>
+              <w:bottom w:type="dxa" w:w="60"/>
+              <w:right w:type="dxa" w:w="100"/>
+            </w:tcMar>
+          </w:tcPr>
+          <w:p>
+            <w:r>
+              <w:t xml:space="preserve">Chains</w:t>
+            </w:r>
+          </w:p>
+        </w:tc>
+        <w:tc>
+          <w:tcPr>
+            <w:tcW w:type="dxa" w:w="3120"/>
+            <w:tcMar>
+              <w:top w:type="dxa" w:w="60"/>
+              <w:left w:type="dxa" w:w="100"/>
+              <w:bottom w:type="dxa" w:w="60"/>
+              <w:right w:type="dxa" w:w="100"/>
+            </w:tcMar>
+          </w:tcPr>
+          <w:p>
+            <w:r>
+              <w:t xml:space="preserve">2</w:t>
+            </w:r>
+          </w:p>
+        </w:tc>
+        <w:tc>
+          <w:tcPr>
+            <w:tcW w:type="dxa" w:w="3120"/>
+            <w:tcMar>
+              <w:top w:type="dxa" w:w="60"/>
+              <w:left w:type="dxa" w:w="100"/>
+              <w:bottom w:type="dxa" w:w="60"/>
+              <w:right w:type="dxa" w:w="100"/>
+            </w:tcMar>
+          </w:tcPr>
+          <w:p>
+            <w:r>
+              <w:t xml:space="preserve">4</w:t>
+            </w:r>
+          </w:p>
+        </w:tc>
+      </w:tr>
+      <w:tr>
+        <w:trPr>
+          <w:tblHeader w:val="false"/>
+        </w:trPr>
+        <w:tc>
+          <w:tcPr>
+            <w:tcW w:type="dxa" w:w="3120"/>
+            <w:tcMar>
+              <w:top w:type="dxa" w:w="60"/>
+              <w:left w:type="dxa" w:w="100"/>
+              <w:bottom w:type="dxa" w:w="60"/>
+              <w:right w:type="dxa" w:w="100"/>
+            </w:tcMar>
+          </w:tcPr>
+          <w:p>
+            <w:r>
+              <w:t xml:space="preserve">Daily Spin wearables</w:t>
+            </w:r>
+          </w:p>
+        </w:tc>
+        <w:tc>
+          <w:tcPr>
+            <w:tcW w:type="dxa" w:w="3120"/>
+            <w:tcMar>
+              <w:top w:type="dxa" w:w="60"/>
+              <w:left w:type="dxa" w:w="100"/>
+              <w:bottom w:type="dxa" w:w="60"/>
+              <w:right w:type="dxa" w:w="100"/>
+            </w:tcMar>
+          </w:tcPr>
+          <w:p>
+            <w:r>
+              <w:t xml:space="preserve">6</w:t>
+            </w:r>
+          </w:p>
+        </w:tc>
+        <w:tc>
+          <w:tcPr>
+            <w:tcW w:type="dxa" w:w="3120"/>
+            <w:tcMar>
+              <w:top w:type="dxa" w:w="60"/>
+              <w:left w:type="dxa" w:w="100"/>
+              <w:bottom w:type="dxa" w:w="60"/>
+              <w:right w:type="dxa" w:w="100"/>
+            </w:tcMar>
+          </w:tcPr>
+          <w:p>
+            <w:r>
+              <w:t xml:space="preserve">12</w:t>
+            </w:r>
+          </w:p>
+        </w:tc>
+      </w:tr>
+    </w:tbl>
+    <w:p>
+      <w:pPr>
+        <w:spacing w:after="60"/>
+      </w:pPr>
+    </w:p>
+    <w:p>
+      <w:pPr>
+        <w:spacing w:after="120"/>
+      </w:pPr>
+      <w:r>
+        <w:t xml:space="preserve">The new Daily Spin wearables are the Solstice Jersey and Shorts, Aurora Glow Headband, Rose Ice Chain, Frostbite Shooting Sleeve and Kinetic Hi / Aurora.</w:t>
+      </w:r>
+    </w:p>
+    <w:p>
+      <w:pPr>
+        <w:pStyle w:val="ListParagraph"/>
+        <w:numPr>
+          <w:ilvl w:val="0"/>
+          <w:numId w:val="2"/>
+        </w:numPr>
+      </w:pPr>
+      <w:r>
+        <w:rPr>
+          <w:b/>
+          <w:bCs/>
+        </w:rPr>
+        <w:t xml:space="preserve">The bug report's "Kind of bug" list is readable.</w:t>
+      </w:r>
+      <w:r>
+        <w:t xml:space="preserve"> An open dropdown is drawn by the system (light on Windows), and its options had inherited the menus' light text. Every dropdown in the game now opens dark with light text.</w:t>
+      </w:r>
+    </w:p>
+    <w:p>
+      <w:pPr>
+        <w:pStyle w:val="ListParagraph"/>
+        <w:numPr>
+          <w:ilvl w:val="0"/>
+          <w:numId w:val="2"/>
+        </w:numPr>
+      </w:pPr>
+      <w:r>
+        <w:rPr>
+          <w:b/>
+          <w:bCs/>
+        </w:rPr>
+        <w:t xml:space="preserve">Your line beside the Locked-In grade:</w:t>
+      </w:r>
+      <w:r>
+        <w:t xml:space="preserve"> PTS, REB, AST on top and STL, BLK, TO underneath, in a panel attached to the right of the grade.</w:t>
+      </w:r>
+    </w:p>
+    <w:p>
+      <w:pPr>
+        <w:pStyle w:val="ListParagraph"/>
+        <w:numPr>
+          <w:ilvl w:val="1"/>
+          <w:numId w:val="2"/>
+        </w:numPr>
+      </w:pPr>
+      <w:r>
+        <w:t xml:space="preserve">The panel is 1.2× the grade's width, at the same height.</w:t>
+      </w:r>
+    </w:p>
+    <w:p>
+      <w:pPr>
+        <w:pStyle w:val="ListParagraph"/>
+        <w:numPr>
+          <w:ilvl w:val="1"/>
+          <w:numId w:val="2"/>
+        </w:numPr>
+      </w:pPr>
+      <w:r>
+        <w:t xml:space="preserve">The grade itself keeps its size and moves left to make room.</w:t>
+      </w:r>
+    </w:p>
+    <w:p>
+      <w:pPr>
+        <w:pStyle w:val="ListParagraph"/>
+        <w:numPr>
+          <w:ilvl w:val="1"/>
+          <w:numId w:val="2"/>
+        </w:numPr>
+      </w:pPr>
+      <w:r>
+        <w:t xml:space="preserve">A number that goes up pulses once.</w:t>
+      </w:r>
+    </w:p>
+    <w:p>
+      <w:pPr>
+        <w:pStyle w:val="ListParagraph"/>
+        <w:numPr>
+          <w:ilvl w:val="1"/>
+          <w:numId w:val="2"/>
+        </w:numPr>
+      </w:pPr>
+      <w:r>
+        <w:t xml:space="preserve">It shows whenever the grade does (Settings → Lock-In grade).</w:t>
+      </w:r>
+    </w:p>
+    <w:p>
+      <w:pPr>
+        <w:pStyle w:val="ListParagraph"/>
+        <w:numPr>
+          <w:ilvl w:val="0"/>
+          <w:numId w:val="2"/>
+        </w:numPr>
+      </w:pPr>
+      <w:r>
+        <w:rPr>
+          <w:b/>
+          <w:bCs/>
+        </w:rPr>
+        <w:t xml:space="preserve">Volume in the pause menu:</w:t>
+      </w:r>
+      <w:r>
+        <w:t xml:space="preserve"> Music, Effects and Crowd sliders. They're in the park's pause menu, your park game's, Pro-Am / Pro Run and the Crew HQ. They apply as you drag and are saved.</w:t>
+      </w:r>
+    </w:p>
+    <w:p>
+      <w:pPr>
+        <w:pStyle w:val="ListParagraph"/>
+        <w:numPr>
+          <w:ilvl w:val="0"/>
+          <w:numId w:val="2"/>
+        </w:numPr>
+      </w:pPr>
+      <w:r>
+        <w:rPr>
+          <w:b/>
+          <w:bCs/>
+        </w:rPr>
+        <w:t xml:space="preserve">The Greeen Chant is a real crowd now.</w:t>
+      </w:r>
+    </w:p>
+    <w:p>
+      <w:pPr>
+        <w:pStyle w:val="ListParagraph"/>
+        <w:numPr>
+          <w:ilvl w:val="1"/>
+          <w:numId w:val="2"/>
+        </w:numPr>
+      </w:pPr>
+      <w:r>
+        <w:t xml:space="preserve">About a third higher in pitch.</w:t>
+      </w:r>
+    </w:p>
+    <w:p>
+      <w:pPr>
+        <w:pStyle w:val="ListParagraph"/>
+        <w:numPr>
+          <w:ilvl w:val="1"/>
+          <w:numId w:val="2"/>
+        </w:numPr>
+      </w:pPr>
+      <w:r>
+        <w:t xml:space="preserve">25 voices in 9 different throats (men, women and a couple of kids), each with its own vowel, pitch, rise, wobble, timing and length.</w:t>
+      </w:r>
+    </w:p>
+    <w:p>
+      <w:pPr>
+        <w:pStyle w:val="ListParagraph"/>
+        <w:numPr>
+          <w:ilvl w:val="1"/>
+          <w:numId w:val="2"/>
+        </w:numPr>
+      </w:pPr>
+      <w:r>
+        <w:t xml:space="preserve">A breath in each throat, and the stands throwing it back.</w:t>
+      </w:r>
+    </w:p>
+    <w:p>
+      <w:pPr>
+        <w:pStyle w:val="Heading1"/>
+      </w:pPr>
+      <w:r>
+        <w:t xml:space="preserve">Green releases: doubled and remade</w:t>
+      </w:r>
+    </w:p>
+    <w:p>
+      <w:pPr>
+        <w:pStyle w:val="ListParagraph"/>
+        <w:numPr>
+          <w:ilvl w:val="0"/>
+          <w:numId w:val="2"/>
+        </w:numPr>
+      </w:pPr>
+      <w:r>
+        <w:rPr>
+          <w:b/>
+          <w:bCs/>
+        </w:rPr>
+        <w:t xml:space="preserve">Twice as many:</w:t>
+      </w:r>
+      <w:r>
+        <w:t xml:space="preserve"> 32 sounds and 28 effects. That's 16 new sounds and 14 new effects, all original, in the VC Store under Green Sounds and Green FX.</w:t>
+      </w:r>
+    </w:p>
+    <w:p>
+      <w:pPr>
+        <w:pStyle w:val="ListParagraph"/>
+        <w:numPr>
+          <w:ilvl w:val="1"/>
+          <w:numId w:val="2"/>
+        </w:numPr>
+      </w:pPr>
+      <w:r>
+        <w:rPr>
+          <w:b/>
+          <w:bCs/>
+        </w:rPr>
+        <w:t xml:space="preserve">New sounds</w:t>
+      </w:r>
+      <w:r>
+        <w:t xml:space="preserve"> (3,500–9,500 VC): Night Owl, Wolf Howl, Steam Whistle, Victory Bells, Knockout Bell, Shattered Glass, Strike!, Rimshot, Bass Drop, Sonar Ping, Standing Ovation, Five-Alarm, Boing, Cuckoo, Royal Fanfare and Case Closed.</w:t>
+      </w:r>
+    </w:p>
+    <w:p>
+      <w:pPr>
+        <w:pStyle w:val="ListParagraph"/>
+        <w:numPr>
+          <w:ilvl w:val="1"/>
+          <w:numId w:val="2"/>
+        </w:numPr>
+      </w:pPr>
+      <w:r>
+        <w:rPr>
+          <w:b/>
+          <w:bCs/>
+        </w:rPr>
+        <w:t xml:space="preserve">New effects</w:t>
+      </w:r>
+      <w:r>
+        <w:t xml:space="preserve"> (6,000–12,000 VC): Phoenix, Make It Rain, Shockwave, Atomic, Galaxy, Ice Cold, Fire Circle, Angel Wings, Jade Dragon, Meteor Shower, Laser Show, Lucky Clover, Diamond and Supernova.</w:t>
+      </w:r>
+    </w:p>
+    <w:p>
+      <w:pPr>
+        <w:pStyle w:val="ListParagraph"/>
+        <w:numPr>
+          <w:ilvl w:val="1"/>
+          <w:numId w:val="2"/>
+        </w:numPr>
+      </w:pPr>
+      <w:r>
+        <w:t xml:space="preserve">The AI picks from all of them, still with no two alike on a floor.</w:t>
+      </w:r>
+    </w:p>
+    <w:p>
+      <w:pPr>
+        <w:pStyle w:val="ListParagraph"/>
+        <w:numPr>
+          <w:ilvl w:val="0"/>
+          <w:numId w:val="2"/>
+        </w:numPr>
+      </w:pPr>
+      <w:r>
+        <w:rPr>
+          <w:b/>
+          <w:bCs/>
+        </w:rPr>
+        <w:t xml:space="preserve">Every sound remade to sound like its name.</w:t>
+      </w:r>
+    </w:p>
+    <w:p>
+      <w:pPr>
+        <w:pStyle w:val="ListParagraph"/>
+        <w:numPr>
+          <w:ilvl w:val="1"/>
+          <w:numId w:val="2"/>
+        </w:numPr>
+      </w:pPr>
+      <w:r>
+        <w:rPr>
+          <w:b/>
+          <w:bCs/>
+        </w:rPr>
+        <w:t xml:space="preserve">Why they didn't before:</w:t>
+      </w:r>
+      <w:r>
+        <w:t xml:space="preserve"> each sound was a few plain synth tones, which is why the Eagle Screech sounded like a whistle rather than a bird.</w:t>
+      </w:r>
+    </w:p>
+    <w:p>
+      <w:pPr>
+        <w:pStyle w:val="ListParagraph"/>
+        <w:numPr>
+          <w:ilvl w:val="1"/>
+          <w:numId w:val="2"/>
+        </w:numPr>
+      </w:pPr>
+      <w:r>
+        <w:rPr>
+          <w:b/>
+          <w:bCs/>
+        </w:rPr>
+        <w:t xml:space="preserve">What changed:</w:t>
+      </w:r>
+      <w:r>
+        <w:t xml:space="preserve"> each sound is now built sample by sample, the way the real thing makes its sound.</w:t>
+      </w:r>
+    </w:p>
+    <w:p>
+      <w:pPr>
+        <w:pStyle w:val="ListParagraph"/>
+        <w:numPr>
+          <w:ilvl w:val="1"/>
+          <w:numId w:val="2"/>
+        </w:numPr>
+      </w:pPr>
+      <w:r>
+        <w:rPr>
+          <w:b/>
+          <w:bCs/>
+        </w:rPr>
+        <w:t xml:space="preserve">Eagle Screech:</w:t>
+      </w:r>
+      <w:r>
+        <w:t xml:space="preserve"> a raptor's scream.</w:t>
+      </w:r>
+    </w:p>
+    <w:p>
+      <w:pPr>
+        <w:pStyle w:val="ListParagraph"/>
+        <w:numPr>
+          <w:ilvl w:val="2"/>
+          <w:numId w:val="2"/>
+        </w:numPr>
+      </w:pPr>
+      <w:r>
+        <w:t xml:space="preserve">A quick rise into a long, high "kee-eeee-arrr" around 2.5 kHz.</w:t>
+      </w:r>
+    </w:p>
+    <w:p>
+      <w:pPr>
+        <w:pStyle w:val="ListParagraph"/>
+        <w:numPr>
+          <w:ilvl w:val="2"/>
+          <w:numId w:val="2"/>
+        </w:numPr>
+      </w:pPr>
+      <w:r>
+        <w:t xml:space="preserve">Harsh, the way a real one is: the pitch jitters from cycle to cycle, every other cycle is louder, and there's breath riding on each one.</w:t>
+      </w:r>
+    </w:p>
+    <w:p>
+      <w:pPr>
+        <w:pStyle w:val="ListParagraph"/>
+        <w:numPr>
+          <w:ilvl w:val="2"/>
+          <w:numId w:val="2"/>
+        </w:numPr>
+      </w:pPr>
+      <w:r>
+        <w:t xml:space="preserve">It tears downward at the end, then rings off the canyon walls.</w:t>
+      </w:r>
+    </w:p>
+    <w:p>
+      <w:pPr>
+        <w:pStyle w:val="ListParagraph"/>
+        <w:numPr>
+          <w:ilvl w:val="1"/>
+          <w:numId w:val="2"/>
+        </w:numPr>
+      </w:pPr>
+      <w:r>
+        <w:rPr>
+          <w:b/>
+          <w:bCs/>
+        </w:rPr>
+        <w:t xml:space="preserve">Bells, gongs, glass, coins and wood</w:t>
+      </w:r>
+      <w:r>
+        <w:t xml:space="preserve"> ring with their own partials. A church bell has its hum an octave under, its minor-third tierce and its nominal. The gong blooms up into its shimmer after the strike.</w:t>
+      </w:r>
+    </w:p>
+    <w:p>
+      <w:pPr>
+        <w:pStyle w:val="ListParagraph"/>
+        <w:numPr>
+          <w:ilvl w:val="1"/>
+          <w:numId w:val="2"/>
+        </w:numPr>
+      </w:pPr>
+      <w:r>
+        <w:rPr>
+          <w:b/>
+          <w:bCs/>
+        </w:rPr>
+        <w:t xml:space="preserve">Voices:</w:t>
+      </w:r>
+    </w:p>
+    <w:p>
+      <w:pPr>
+        <w:pStyle w:val="ListParagraph"/>
+        <w:numPr>
+          <w:ilvl w:val="2"/>
+          <w:numId w:val="2"/>
+        </w:numPr>
+      </w:pPr>
+      <w:r>
+        <w:t xml:space="preserve">The choir is four sections, each with its own vowel, singing in a cathedral with a harp under it.</w:t>
+      </w:r>
+    </w:p>
+    <w:p>
+      <w:pPr>
+        <w:pStyle w:val="ListParagraph"/>
+        <w:numPr>
+          <w:ilvl w:val="2"/>
+          <w:numId w:val="2"/>
+        </w:numPr>
+      </w:pPr>
+      <w:r>
+        <w:t xml:space="preserve">The kazoo is a hummed voice with the paper buzzing on it.</w:t>
+      </w:r>
+    </w:p>
+    <w:p>
+      <w:pPr>
+        <w:pStyle w:val="ListParagraph"/>
+        <w:numPr>
+          <w:ilvl w:val="2"/>
+          <w:numId w:val="2"/>
+        </w:numPr>
+      </w:pPr>
+      <w:r>
+        <w:t xml:space="preserve">The roar after the Greeen Chant is now crowd voices, not noise.</w:t>
+      </w:r>
+    </w:p>
+    <w:p>
+      <w:pPr>
+        <w:pStyle w:val="ListParagraph"/>
+        <w:numPr>
+          <w:ilvl w:val="1"/>
+          <w:numId w:val="2"/>
+        </w:numPr>
+      </w:pPr>
+      <w:r>
+        <w:rPr>
+          <w:b/>
+          <w:bCs/>
+        </w:rPr>
+        <w:t xml:space="preserve">Squeaks, water and weather:</w:t>
+      </w:r>
+    </w:p>
+    <w:p>
+      <w:pPr>
+        <w:pStyle w:val="ListParagraph"/>
+        <w:numPr>
+          <w:ilvl w:val="2"/>
+          <w:numId w:val="2"/>
+        </w:numPr>
+      </w:pPr>
+      <w:r>
+        <w:t xml:space="preserve">The rubber duck is a squeaker reed, wheezing in between squeezes.</w:t>
+      </w:r>
+    </w:p>
+    <w:p>
+      <w:pPr>
+        <w:pStyle w:val="ListParagraph"/>
+        <w:numPr>
+          <w:ilvl w:val="2"/>
+          <w:numId w:val="2"/>
+        </w:numPr>
+      </w:pPr>
+      <w:r>
+        <w:t xml:space="preserve">The cannonball is a slap, a kerplunk and hundreds of bubbles and drops.</w:t>
+      </w:r>
+    </w:p>
+    <w:p>
+      <w:pPr>
+        <w:pStyle w:val="ListParagraph"/>
+        <w:numPr>
+          <w:ilvl w:val="2"/>
+          <w:numId w:val="2"/>
+        </w:numPr>
+      </w:pPr>
+      <w:r>
+        <w:t xml:space="preserve">Thunder tears the air open before the boom and the roll.</w:t>
+      </w:r>
+    </w:p>
+    <w:p>
+      <w:pPr>
+        <w:pStyle w:val="ListParagraph"/>
+        <w:numPr>
+          <w:ilvl w:val="0"/>
+          <w:numId w:val="2"/>
+        </w:numPr>
+      </w:pPr>
+      <w:r>
+        <w:rPr>
+          <w:b/>
+          <w:bCs/>
+        </w:rPr>
+        <w:t xml:space="preserve">Every sound comes out equally loud</w:t>
+      </w:r>
+      <w:r>
+        <w:t xml:space="preserve"> (it's measured automatically), and none runs past 4.2 seconds.</w:t>
+      </w:r>
+    </w:p>
+    <w:p>
+      <w:pPr>
+        <w:pStyle w:val="ListParagraph"/>
+        <w:numPr>
+          <w:ilvl w:val="0"/>
+          <w:numId w:val="2"/>
+        </w:numPr>
+      </w:pPr>
+      <w:r>
+        <w:rPr>
+          <w:b/>
+          <w:bCs/>
+        </w:rPr>
+        <w:t xml:space="preserve">No hitches.</w:t>
+      </w:r>
+      <w:r>
+        <w:t xml:space="preserve"> When a game starts, the sounds everyone on the floor will need are made in the background, so a green never waits on its sound. In the store, the first "Hear it" on a sound takes a split second.</w:t>
+      </w:r>
+    </w:p>
+    <w:p>
+      <w:pPr>
+        <w:pStyle w:val="ListParagraph"/>
+        <w:numPr>
+          <w:ilvl w:val="0"/>
+          <w:numId w:val="2"/>
+        </w:numPr>
+      </w:pPr>
+      <w:r>
+        <w:rPr>
+          <w:b/>
+          <w:bCs/>
+        </w:rPr>
+        <w:t xml:space="preserve">How they were checked:</w:t>
+      </w:r>
+    </w:p>
+    <w:p>
+      <w:pPr>
+        <w:pStyle w:val="ListParagraph"/>
+        <w:numPr>
+          <w:ilvl w:val="1"/>
+          <w:numId w:val="2"/>
+        </w:numPr>
+      </w:pPr>
+      <w:r>
+        <w:t xml:space="preserve">Every sound was tuned against its spectrogram.</w:t>
+      </w:r>
+    </w:p>
+    <w:p>
+      <w:pPr>
+        <w:pStyle w:val="ListParagraph"/>
+        <w:numPr>
+          <w:ilvl w:val="1"/>
+          <w:numId w:val="2"/>
+        </w:numPr>
+      </w:pPr>
+      <w:r>
+        <w:t xml:space="preserve">Tests check what each is made of: the eagle's pitch, band, rasp and fall, the owl's low hoots, the cuckoo's two notes, the siren winding up, the air horn's short-short-long and more.</w:t>
+      </w:r>
+    </w:p>
+    <w:p>
+      <w:pPr>
+        <w:pStyle w:val="ListParagraph"/>
+        <w:numPr>
+          <w:ilvl w:val="1"/>
+          <w:numId w:val="2"/>
+        </w:numPr>
+      </w:pPr>
+      <w:r>
+        <w:t xml:space="preserve">Every new effect was captured frozen in time over a player in the studio.</w:t>
+      </w:r>
+    </w:p>
+    <w:p>
+      <w:pPr>
+        <w:pStyle w:val="Heading1"/>
+      </w:pPr>
+      <w:r>
+        <w:t xml:space="preserve">Under the hood (quick patch)</w:t>
+      </w:r>
+    </w:p>
+    <w:p>
+      <w:pPr>
+        <w:pStyle w:val="ListParagraph"/>
+        <w:numPr>
+          <w:ilvl w:val="0"/>
+          <w:numId w:val="2"/>
+        </w:numPr>
+      </w:pPr>
+      <w:r>
+        <w:rPr>
+          <w:b/>
+          <w:bCs/>
+        </w:rPr>
+        <w:t xml:space="preserve">Tests:</w:t>
+      </w:r>
+      <w:r>
+        <w:t xml:space="preserve"> 148 game tests and 40 service tests pass. The new ones cover non-shooter windows, smothered shots, the record scratch, repeat moves, diagonal moves, the straps being drawn, the apparel counts, dunk variety, the windmill and Eastbay paths, celebrations (input and clipping), reach-in contact, the AI staying in bounds, the D-pad fallback, Icon Legend, the green release counts and what each sound is made of, the AI's reaction times, stamina and the line beside the grade.</w:t>
+      </w:r>
+    </w:p>
+    <w:p>
+      <w:pPr>
+        <w:pStyle w:val="ListParagraph"/>
+        <w:numPr>
+          <w:ilvl w:val="0"/>
+          <w:numId w:val="2"/>
+        </w:numPr>
+      </w:pPr>
+      <w:r>
+        <w:rPr>
+          <w:b/>
+          <w:bCs/>
+        </w:rPr>
+        <w:t xml:space="preserve">Judgment calls I made without asking:</w:t>
+      </w:r>
+    </w:p>
+    <w:p>
+      <w:pPr>
+        <w:pStyle w:val="ListParagraph"/>
+        <w:numPr>
+          <w:ilvl w:val="1"/>
+          <w:numId w:val="2"/>
+        </w:numPr>
+      </w:pPr>
+      <w:r>
+        <w:t xml:space="preserve">"Shooters" are Sharpshooters and Stretch Bigs. The 10% smaller window for non-shooters applies to jump shots only, not layups or free throws.</w:t>
+      </w:r>
+    </w:p>
+    <w:p>
+      <w:pPr>
+        <w:pStyle w:val="ListParagraph"/>
+        <w:numPr>
+          <w:ilvl w:val="1"/>
+          <w:numId w:val="2"/>
+        </w:numPr>
+      </w:pPr>
+      <w:r>
+        <w:t xml:space="preserve">"Career mode games" for Icon Legend are Pro Run games, the same as the 80 → 90 climb.</w:t>
+      </w:r>
+    </w:p>
+    <w:p>
+      <w:pPr>
+        <w:pStyle w:val="ListParagraph"/>
+        <w:numPr>
+          <w:ilvl w:val="1"/>
+          <w:numId w:val="2"/>
+        </w:numPr>
+      </w:pPr>
+      <w:r>
+        <w:t xml:space="preserve">The smothered rule applies to every shot that can be labelled Smothered: jumpers, close shots and layups. Dunks are left to Posterizer and Contact Finisher.</w:t>
+      </w:r>
+    </w:p>
+    <w:p>
+      <w:pPr>
+        <w:pStyle w:val="ListParagraph"/>
+        <w:numPr>
+          <w:ilvl w:val="1"/>
+          <w:numId w:val="2"/>
+        </w:numPr>
+      </w:pPr>
+      <w:r>
+        <w:t xml:space="preserve">The record scratch also plays for the AI's green sounds near you.</w:t>
+      </w:r>
+    </w:p>
+    <w:p>
+      <w:pPr>
+        <w:pStyle w:val="ListParagraph"/>
+        <w:numPr>
+          <w:ilvl w:val="1"/>
+          <w:numId w:val="2"/>
+        </w:numPr>
+      </w:pPr>
+      <w:r>
+        <w:t xml:space="preserve">"Double apparel" covers clothing, shoes and accessories (everything you wear); King Tut Cup prizes weren't doubled.</w:t>
+      </w:r>
+    </w:p>
+    <w:p>
+      <w:pPr>
+        <w:pStyle w:val="ListParagraph"/>
+        <w:numPr>
+          <w:ilvl w:val="1"/>
+          <w:numId w:val="2"/>
+        </w:numPr>
+      </w:pPr>
+      <w:r>
+        <w:t xml:space="preserve">"Double the green animations and sounds" means twice as many of each, counting the King Tut Cup's (16 → 32 sounds, 14 → 28 effects). The Cup prizes themselves weren't doubled.</w:t>
+      </w:r>
+    </w:p>
+    <w:p>
+      <w:pPr>
+        <w:pStyle w:val="ListParagraph"/>
+        <w:numPr>
+          <w:ilvl w:val="1"/>
+          <w:numId w:val="2"/>
+        </w:numPr>
+      </w:pPr>
+      <w:r>
+        <w:t xml:space="preserve">"Walking without sprint" means any movement without the sprint button. Defensive slides and hands-up defense still cost a little.</w:t>
+      </w:r>
+    </w:p>
+    <w:p>
+      <w:pPr>
+        <w:pStyle w:val="ListParagraph"/>
+        <w:numPr>
+          <w:ilvl w:val="1"/>
+          <w:numId w:val="2"/>
+        </w:numPr>
+      </w:pPr>
+      <w:r>
+        <w:t xml:space="preserve">The faster AI reactions apply to every AI player: teammates, opponents and your own player on auto-play.</w:t>
       </w:r>
     </w:p>
     <w:sectPr>

--- a/PATCH_NOTES_v0.4.7.5.docx
+++ b/PATCH_NOTES_v0.4.7.5.docx
@@ -3526,7 +3526,7 @@
     </w:p>
     <w:bookmarkEnd w:id="41"/>
     <w:bookmarkEnd w:id="42"/>
-    <w:bookmarkStart w:id="69" w:name="quick-patch"/>
+    <w:bookmarkStart w:id="70" w:name="quick-patch"/>
     <w:p>
       <w:pPr>
         <w:pStyle w:val="Heading1"/>
@@ -4228,7 +4228,7 @@
     </w:tbl>
     <w:bookmarkEnd w:id="46"/>
     <w:bookmarkEnd w:id="47"/>
-    <w:bookmarkStart w:id="59" w:name="dribbling-passing-and-defense-1"/>
+    <w:bookmarkStart w:id="60" w:name="dribbling-passing-and-defense-1"/>
     <w:p>
       <w:pPr>
         <w:pStyle w:val="Heading2"/>
@@ -5911,8 +5911,210 @@
       </w:r>
     </w:p>
     <w:bookmarkEnd w:id="58"/>
+    <w:bookmarkStart w:id="59" w:name="screens-and-brick-wall-oct-10"/>
+    <w:p>
+      <w:pPr>
+        <w:pStyle w:val="Heading3"/>
+      </w:pPr>
+      <w:r>
+        <w:t xml:space="preserve">Screens and Brick Wall (Oct 10)</w:t>
+      </w:r>
+    </w:p>
+    <w:p>
+      <w:pPr>
+        <w:numPr>
+          <w:ilvl w:val="0"/>
+          <w:numId w:val="1068"/>
+        </w:numPr>
+        <w:pStyle w:val="Compact"/>
+      </w:pPr>
+      <w:r>
+        <w:rPr>
+          <w:bCs/>
+          <w:b/>
+        </w:rPr>
+        <w:t xml:space="preserve">Screens have a quality now,</w:t>
+      </w:r>
+      <w:r>
+        <w:t xml:space="preserve"> </w:t>
+      </w:r>
+      <w:r>
+        <w:t xml:space="preserve">and it decides what happens to the defender who runs into one. It comes from how hard he ran into it, whether the screener was planted and square to him (chest on, not a shoulder brushing past), whether the screen was called,</w:t>
+      </w:r>
+      <w:r>
+        <w:t xml:space="preserve"> </w:t>
+      </w:r>
+      <w:r>
+        <w:rPr>
+          <w:bCs/>
+          <w:b/>
+        </w:rPr>
+        <w:t xml:space="preserve">the size of both men</w:t>
+      </w:r>
+      <w:r>
+        <w:t xml:space="preserve"> </w:t>
+      </w:r>
+      <w:r>
+        <w:t xml:space="preserve">(weight, strength and height), the</w:t>
+      </w:r>
+      <w:r>
+        <w:t xml:space="preserve"> </w:t>
+      </w:r>
+      <w:r>
+        <w:rPr>
+          <w:bCs/>
+          <w:b/>
+        </w:rPr>
+        <w:t xml:space="preserve">Strength ratings</w:t>
+      </w:r>
+      <w:r>
+        <w:t xml:space="preserve"> </w:t>
+      </w:r>
+      <w:r>
+        <w:t xml:space="preserve">of both, and</w:t>
+      </w:r>
+      <w:r>
+        <w:t xml:space="preserve"> </w:t>
+      </w:r>
+      <w:r>
+        <w:rPr>
+          <w:bCs/>
+          <w:b/>
+        </w:rPr>
+        <w:t xml:space="preserve">Brick Wall</w:t>
+      </w:r>
+      <w:r>
+        <w:t xml:space="preserve"> </w:t>
+      </w:r>
+      <w:r>
+        <w:t xml:space="preserve">on either side (the screener’s makes it hit harder, the defender’s fights through it).</w:t>
+      </w:r>
+    </w:p>
+    <w:p>
+      <w:pPr>
+        <w:numPr>
+          <w:ilvl w:val="0"/>
+          <w:numId w:val="1068"/>
+        </w:numPr>
+        <w:pStyle w:val="Compact"/>
+      </w:pPr>
+      <w:r>
+        <w:rPr>
+          <w:bCs/>
+          <w:b/>
+        </w:rPr>
+        <w:t xml:space="preserve">Good screens visibly stop the defender.</w:t>
+      </w:r>
+      <w:r>
+        <w:t xml:space="preserve"> </w:t>
+      </w:r>
+      <w:r>
+        <w:t xml:space="preserve">Every real screen takes speed out of him (a glancing one a third of it, a perfect one all of it) and slows him for up to a second. A solid screen stops him dead: he’s shoved back off the screener’s chest with his feet stuck for a third to two thirds of a second. A weak one is just a stagger.</w:t>
+      </w:r>
+    </w:p>
+    <w:p>
+      <w:pPr>
+        <w:numPr>
+          <w:ilvl w:val="0"/>
+          <w:numId w:val="1068"/>
+        </w:numPr>
+        <w:pStyle w:val="Compact"/>
+      </w:pPr>
+      <w:r>
+        <w:rPr>
+          <w:bCs/>
+          <w:b/>
+        </w:rPr>
+        <w:t xml:space="preserve">Brick Wall’s perfect screen puts him on the floor.</w:t>
+      </w:r>
+      <w:r>
+        <w:t xml:space="preserve"> </w:t>
+      </w:r>
+      <w:r>
+        <w:t xml:space="preserve">A set, square screen that a defender runs into at speed, from a screener with Brick Wall, knocks him down: thrown back off the chest, onto the floor, and he has to get back up before he can recover. The bar is lower at every tier (Hall of Fame needs about two thirds of a perfect screen; Bronze needs nearly all of it), it’s higher against a defender with his own Brick Wall, and nobody is floored by a walk-in or while he’s in the air or already going for a block or a steal.</w:t>
+      </w:r>
+    </w:p>
+    <w:p>
+      <w:pPr>
+        <w:numPr>
+          <w:ilvl w:val="0"/>
+          <w:numId w:val="1068"/>
+        </w:numPr>
+        <w:pStyle w:val="Compact"/>
+      </w:pPr>
+      <w:r>
+        <w:rPr>
+          <w:bCs/>
+          <w:b/>
+        </w:rPr>
+        <w:t xml:space="preserve">The screener holds his ground.</w:t>
+      </w:r>
+      <w:r>
+        <w:t xml:space="preserve"> </w:t>
+      </w:r>
+      <w:r>
+        <w:t xml:space="preserve">A set screener’s weight in the contact goes up with Strength and Brick Wall (and more when he called it), so the defender bounces off him instead of pushing him off the spot.</w:t>
+      </w:r>
+    </w:p>
+    <w:p>
+      <w:pPr>
+        <w:numPr>
+          <w:ilvl w:val="0"/>
+          <w:numId w:val="1068"/>
+        </w:numPr>
+        <w:pStyle w:val="Compact"/>
+      </w:pPr>
+      <w:r>
+        <w:rPr>
+          <w:bCs/>
+          <w:b/>
+        </w:rPr>
+        <w:t xml:space="preserve">Brushing past a man standing in the corner isn’t a screen.</w:t>
+      </w:r>
+      <w:r>
+        <w:t xml:space="preserve"> </w:t>
+      </w:r>
+      <w:r>
+        <w:t xml:space="preserve">Incidental contact with a standing teammate costs the defender a little speed and a stagger but never a stop or a knockdown, and it no longer counts as a screen for the Lock-In grade. A screen counts when it was called (yours or the AI’s) or set square to a defender who was going for the ball.</w:t>
+      </w:r>
+    </w:p>
+    <w:p>
+      <w:pPr>
+        <w:numPr>
+          <w:ilvl w:val="0"/>
+          <w:numId w:val="1068"/>
+        </w:numPr>
+        <w:pStyle w:val="Compact"/>
+      </w:pPr>
+      <w:r>
+        <w:rPr>
+          <w:bCs/>
+          <w:b/>
+        </w:rPr>
+        <w:t xml:space="preserve">The AI squares up</w:t>
+      </w:r>
+      <w:r>
+        <w:t xml:space="preserve"> </w:t>
+      </w:r>
+      <w:r>
+        <w:t xml:space="preserve">to the defender it’s screening, so its screens hit harder too.</w:t>
+      </w:r>
+    </w:p>
+    <w:p>
+      <w:pPr>
+        <w:numPr>
+          <w:ilvl w:val="0"/>
+          <w:numId w:val="1068"/>
+        </w:numPr>
+        <w:pStyle w:val="Compact"/>
+      </w:pPr>
+      <w:r>
+        <w:t xml:space="preserve">In testing: about 23 real screens per park game, 10 of them stops and about one Brick Wall knockdown every other game; about 36 real screens, 28 stops and 1–2 knockdowns per Pro-Am game.</w:t>
+      </w:r>
+    </w:p>
     <w:bookmarkEnd w:id="59"/>
-    <w:bookmarkStart w:id="60" w:name="progression-icon-legend-up-to-99"/>
+    <w:bookmarkEnd w:id="60"/>
+    <w:bookmarkStart w:id="61" w:name="progression-icon-legend-up-to-99"/>
     <w:p>
       <w:pPr>
         <w:pStyle w:val="Heading2"/>
@@ -5925,7 +6127,7 @@
       <w:pPr>
         <w:numPr>
           <w:ilvl w:val="0"/>
-          <w:numId w:val="1068"/>
+          <w:numId w:val="1069"/>
         </w:numPr>
         <w:pStyle w:val="Compact"/>
       </w:pPr>
@@ -5941,105 +6143,105 @@
       <w:pPr>
         <w:numPr>
           <w:ilvl w:val="1"/>
+          <w:numId w:val="1070"/>
+        </w:numPr>
+        <w:pStyle w:val="Compact"/>
+      </w:pPr>
+      <w:r>
+        <w:t xml:space="preserve">Simmed games, forfeits and other modes don’t count.</w:t>
+      </w:r>
+    </w:p>
+    <w:p>
+      <w:pPr>
+        <w:numPr>
+          <w:ilvl w:val="1"/>
+          <w:numId w:val="1070"/>
+        </w:numPr>
+        <w:pStyle w:val="Compact"/>
+      </w:pPr>
+      <w:r>
+        <w:t xml:space="preserve">The game that unlocks the Icon doesn’t count either.</w:t>
+      </w:r>
+    </w:p>
+    <w:p>
+      <w:pPr>
+        <w:numPr>
+          <w:ilvl w:val="0"/>
           <w:numId w:val="1069"/>
         </w:numPr>
         <w:pStyle w:val="Compact"/>
       </w:pPr>
       <w:r>
-        <w:t xml:space="preserve">Simmed games, forfeits and other modes don’t count.</w:t>
-      </w:r>
-    </w:p>
-    <w:p>
-      <w:pPr>
-        <w:numPr>
-          <w:ilvl w:val="1"/>
+        <w:rPr>
+          <w:bCs/>
+          <w:b/>
+        </w:rPr>
+        <w:t xml:space="preserve">No stat picking:</w:t>
+      </w:r>
+      <w:r>
+        <w:t xml:space="preserve"> </w:t>
+      </w:r>
+      <w:r>
+        <w:t xml:space="preserve">the build system places each +1 itself.</w:t>
+      </w:r>
+    </w:p>
+    <w:p>
+      <w:pPr>
+        <w:numPr>
+          <w:ilvl w:val="1"/>
+          <w:numId w:val="1071"/>
+        </w:numPr>
+        <w:pStyle w:val="Compact"/>
+      </w:pPr>
+      <w:r>
+        <w:t xml:space="preserve">It raises the attributes your build leans on most: the shape its caps come from (archetype, size and weight) and what your position’s overall counts most.</w:t>
+      </w:r>
+    </w:p>
+    <w:p>
+      <w:pPr>
+        <w:numPr>
+          <w:ilvl w:val="1"/>
+          <w:numId w:val="1071"/>
+        </w:numPr>
+        <w:pStyle w:val="Compact"/>
+      </w:pPr>
+      <w:r>
+        <w:t xml:space="preserve">It goes a point at a time across the top half of that list until the overall is up by one.</w:t>
+      </w:r>
+    </w:p>
+    <w:p>
+      <w:pPr>
+        <w:numPr>
+          <w:ilvl w:val="1"/>
+          <w:numId w:val="1071"/>
+        </w:numPr>
+        <w:pStyle w:val="Compact"/>
+      </w:pPr>
+      <w:r>
+        <w:t xml:space="preserve">Attributes at 99 are never touched, and your caps rise with the upgrades.</w:t>
+      </w:r>
+    </w:p>
+    <w:p>
+      <w:pPr>
+        <w:numPr>
+          <w:ilvl w:val="1"/>
+          <w:numId w:val="1071"/>
+        </w:numPr>
+        <w:pStyle w:val="Compact"/>
+      </w:pPr>
+      <w:r>
+        <w:t xml:space="preserve">Example: a Sharpshooter’s shooting reaches 99 first, and a Glass Cleaner’s rebounding and interior defense do.</w:t>
+      </w:r>
+    </w:p>
+    <w:p>
+      <w:pPr>
+        <w:numPr>
+          <w:ilvl w:val="0"/>
           <w:numId w:val="1069"/>
         </w:numPr>
         <w:pStyle w:val="Compact"/>
       </w:pPr>
       <w:r>
-        <w:t xml:space="preserve">The game that unlocks the Icon doesn’t count either.</w:t>
-      </w:r>
-    </w:p>
-    <w:p>
-      <w:pPr>
-        <w:numPr>
-          <w:ilvl w:val="0"/>
-          <w:numId w:val="1068"/>
-        </w:numPr>
-        <w:pStyle w:val="Compact"/>
-      </w:pPr>
-      <w:r>
-        <w:rPr>
-          <w:bCs/>
-          <w:b/>
-        </w:rPr>
-        <w:t xml:space="preserve">No stat picking:</w:t>
-      </w:r>
-      <w:r>
-        <w:t xml:space="preserve"> </w:t>
-      </w:r>
-      <w:r>
-        <w:t xml:space="preserve">the build system places each +1 itself.</w:t>
-      </w:r>
-    </w:p>
-    <w:p>
-      <w:pPr>
-        <w:numPr>
-          <w:ilvl w:val="1"/>
-          <w:numId w:val="1070"/>
-        </w:numPr>
-        <w:pStyle w:val="Compact"/>
-      </w:pPr>
-      <w:r>
-        <w:t xml:space="preserve">It raises the attributes your build leans on most: the shape its caps come from (archetype, size and weight) and what your position’s overall counts most.</w:t>
-      </w:r>
-    </w:p>
-    <w:p>
-      <w:pPr>
-        <w:numPr>
-          <w:ilvl w:val="1"/>
-          <w:numId w:val="1070"/>
-        </w:numPr>
-        <w:pStyle w:val="Compact"/>
-      </w:pPr>
-      <w:r>
-        <w:t xml:space="preserve">It goes a point at a time across the top half of that list until the overall is up by one.</w:t>
-      </w:r>
-    </w:p>
-    <w:p>
-      <w:pPr>
-        <w:numPr>
-          <w:ilvl w:val="1"/>
-          <w:numId w:val="1070"/>
-        </w:numPr>
-        <w:pStyle w:val="Compact"/>
-      </w:pPr>
-      <w:r>
-        <w:t xml:space="preserve">Attributes at 99 are never touched, and your caps rise with the upgrades.</w:t>
-      </w:r>
-    </w:p>
-    <w:p>
-      <w:pPr>
-        <w:numPr>
-          <w:ilvl w:val="1"/>
-          <w:numId w:val="1070"/>
-        </w:numPr>
-        <w:pStyle w:val="Compact"/>
-      </w:pPr>
-      <w:r>
-        <w:t xml:space="preserve">Example: a Sharpshooter’s shooting reaches 99 first, and a Glass Cleaner’s rebounding and interior defense do.</w:t>
-      </w:r>
-    </w:p>
-    <w:p>
-      <w:pPr>
-        <w:numPr>
-          <w:ilvl w:val="0"/>
-          <w:numId w:val="1068"/>
-        </w:numPr>
-        <w:pStyle w:val="Compact"/>
-      </w:pPr>
-      <w:r>
         <w:rPr>
           <w:bCs/>
           <w:b/>
@@ -6051,7 +6253,7 @@
       <w:pPr>
         <w:numPr>
           <w:ilvl w:val="0"/>
-          <w:numId w:val="1068"/>
+          <w:numId w:val="1069"/>
         </w:numPr>
         <w:pStyle w:val="Compact"/>
       </w:pPr>
@@ -6067,7 +6269,7 @@
       <w:pPr>
         <w:numPr>
           <w:ilvl w:val="1"/>
-          <w:numId w:val="1071"/>
+          <w:numId w:val="1072"/>
         </w:numPr>
         <w:pStyle w:val="Compact"/>
       </w:pPr>
@@ -6079,7 +6281,7 @@
       <w:pPr>
         <w:numPr>
           <w:ilvl w:val="1"/>
-          <w:numId w:val="1071"/>
+          <w:numId w:val="1072"/>
         </w:numPr>
         <w:pStyle w:val="Compact"/>
       </w:pPr>
@@ -6087,8 +6289,8 @@
         <w:t xml:space="preserve">The Pro Run screen shows it too.</w:t>
       </w:r>
     </w:p>
-    <w:bookmarkEnd w:id="60"/>
-    <w:bookmarkStart w:id="65" w:name="the-look"/>
+    <w:bookmarkEnd w:id="61"/>
+    <w:bookmarkStart w:id="66" w:name="the-look"/>
     <w:p>
       <w:pPr>
         <w:pStyle w:val="Heading2"/>
@@ -6097,7 +6299,7 @@
         <w:t xml:space="preserve">The look</w:t>
       </w:r>
     </w:p>
-    <w:bookmarkStart w:id="61" w:name="jersey-straps-fixed-properly-this-time"/>
+    <w:bookmarkStart w:id="62" w:name="jersey-straps-fixed-properly-this-time"/>
     <w:p>
       <w:pPr>
         <w:pStyle w:val="Heading3"/>
@@ -6110,7 +6312,7 @@
       <w:pPr>
         <w:numPr>
           <w:ilvl w:val="0"/>
-          <w:numId w:val="1072"/>
+          <w:numId w:val="1073"/>
         </w:numPr>
         <w:pStyle w:val="Compact"/>
       </w:pPr>
@@ -6132,7 +6334,7 @@
       <w:pPr>
         <w:numPr>
           <w:ilvl w:val="0"/>
-          <w:numId w:val="1072"/>
+          <w:numId w:val="1073"/>
         </w:numPr>
         <w:pStyle w:val="Compact"/>
       </w:pPr>
@@ -6154,7 +6356,7 @@
       <w:pPr>
         <w:numPr>
           <w:ilvl w:val="1"/>
-          <w:numId w:val="1073"/>
+          <w:numId w:val="1074"/>
         </w:numPr>
         <w:pStyle w:val="Compact"/>
       </w:pPr>
@@ -6166,7 +6368,7 @@
       <w:pPr>
         <w:numPr>
           <w:ilvl w:val="1"/>
-          <w:numId w:val="1073"/>
+          <w:numId w:val="1074"/>
         </w:numPr>
         <w:pStyle w:val="Compact"/>
       </w:pPr>
@@ -6178,7 +6380,7 @@
       <w:pPr>
         <w:numPr>
           <w:ilvl w:val="1"/>
-          <w:numId w:val="1073"/>
+          <w:numId w:val="1074"/>
         </w:numPr>
         <w:pStyle w:val="Compact"/>
       </w:pPr>
@@ -6190,7 +6392,7 @@
       <w:pPr>
         <w:numPr>
           <w:ilvl w:val="1"/>
-          <w:numId w:val="1073"/>
+          <w:numId w:val="1074"/>
         </w:numPr>
         <w:pStyle w:val="Compact"/>
       </w:pPr>
@@ -6198,8 +6400,8 @@
         <w:t xml:space="preserve">The fabric’s mesh weave runs true to size along it.</w:t>
       </w:r>
     </w:p>
-    <w:bookmarkEnd w:id="61"/>
-    <w:bookmarkStart w:id="62" w:name="dunks"/>
+    <w:bookmarkEnd w:id="62"/>
+    <w:bookmarkStart w:id="63" w:name="dunks"/>
     <w:p>
       <w:pPr>
         <w:pStyle w:val="Heading3"/>
@@ -6212,7 +6414,7 @@
       <w:pPr>
         <w:numPr>
           <w:ilvl w:val="0"/>
-          <w:numId w:val="1074"/>
+          <w:numId w:val="1075"/>
         </w:numPr>
         <w:pStyle w:val="Compact"/>
       </w:pPr>
@@ -6234,81 +6436,81 @@
       <w:pPr>
         <w:numPr>
           <w:ilvl w:val="1"/>
+          <w:numId w:val="1076"/>
+        </w:numPr>
+        <w:pStyle w:val="Compact"/>
+      </w:pPr>
+      <w:r>
+        <w:t xml:space="preserve">No generic finish is shared by more than 4 packages. Before, reverse slams showed up in 15 packages and double clutches in 14.</w:t>
+      </w:r>
+    </w:p>
+    <w:p>
+      <w:pPr>
+        <w:numPr>
+          <w:ilvl w:val="1"/>
+          <w:numId w:val="1076"/>
+        </w:numPr>
+        <w:pStyle w:val="Compact"/>
+      </w:pPr>
+      <w:r>
+        <w:t xml:space="preserve">Every signature belongs to one package only. The Spin Mill no longer borrows the Eastbay.</w:t>
+      </w:r>
+    </w:p>
+    <w:p>
+      <w:pPr>
+        <w:numPr>
+          <w:ilvl w:val="0"/>
           <w:numId w:val="1075"/>
         </w:numPr>
         <w:pStyle w:val="Compact"/>
       </w:pPr>
       <w:r>
-        <w:t xml:space="preserve">No generic finish is shared by more than 4 packages. Before, reverse slams showed up in 15 packages and double clutches in 14.</w:t>
-      </w:r>
-    </w:p>
-    <w:p>
-      <w:pPr>
-        <w:numPr>
-          <w:ilvl w:val="1"/>
+        <w:rPr>
+          <w:bCs/>
+          <w:b/>
+        </w:rPr>
+        <w:t xml:space="preserve">Windmills:</w:t>
+      </w:r>
+      <w:r>
+        <w:t xml:space="preserve"> </w:t>
+      </w:r>
+      <w:r>
+        <w:t xml:space="preserve">the arm now goes round straight from the shoulder, at full length, through the jump.</w:t>
+      </w:r>
+    </w:p>
+    <w:p>
+      <w:pPr>
+        <w:numPr>
+          <w:ilvl w:val="1"/>
+          <w:numId w:val="1077"/>
+        </w:numPr>
+        <w:pStyle w:val="Compact"/>
+      </w:pPr>
+      <w:r>
+        <w:t xml:space="preserve">Before, the circle sat above the shoulder, so the elbow folded at the bottom, the arm over-stretched at the top and most of the circle happened during the gather.</w:t>
+      </w:r>
+    </w:p>
+    <w:p>
+      <w:pPr>
+        <w:numPr>
+          <w:ilvl w:val="1"/>
+          <w:numId w:val="1077"/>
+        </w:numPr>
+        <w:pStyle w:val="Compact"/>
+      </w:pPr>
+      <w:r>
+        <w:t xml:space="preserve">It comes over the top and down at the rim with the ball still in the hand.</w:t>
+      </w:r>
+    </w:p>
+    <w:p>
+      <w:pPr>
+        <w:numPr>
+          <w:ilvl w:val="0"/>
           <w:numId w:val="1075"/>
         </w:numPr>
         <w:pStyle w:val="Compact"/>
       </w:pPr>
       <w:r>
-        <w:t xml:space="preserve">Every signature belongs to one package only. The Spin Mill no longer borrows the Eastbay.</w:t>
-      </w:r>
-    </w:p>
-    <w:p>
-      <w:pPr>
-        <w:numPr>
-          <w:ilvl w:val="0"/>
-          <w:numId w:val="1074"/>
-        </w:numPr>
-        <w:pStyle w:val="Compact"/>
-      </w:pPr>
-      <w:r>
-        <w:rPr>
-          <w:bCs/>
-          <w:b/>
-        </w:rPr>
-        <w:t xml:space="preserve">Windmills:</w:t>
-      </w:r>
-      <w:r>
-        <w:t xml:space="preserve"> </w:t>
-      </w:r>
-      <w:r>
-        <w:t xml:space="preserve">the arm now goes round straight from the shoulder, at full length, through the jump.</w:t>
-      </w:r>
-    </w:p>
-    <w:p>
-      <w:pPr>
-        <w:numPr>
-          <w:ilvl w:val="1"/>
-          <w:numId w:val="1076"/>
-        </w:numPr>
-        <w:pStyle w:val="Compact"/>
-      </w:pPr>
-      <w:r>
-        <w:t xml:space="preserve">Before, the circle sat above the shoulder, so the elbow folded at the bottom, the arm over-stretched at the top and most of the circle happened during the gather.</w:t>
-      </w:r>
-    </w:p>
-    <w:p>
-      <w:pPr>
-        <w:numPr>
-          <w:ilvl w:val="1"/>
-          <w:numId w:val="1076"/>
-        </w:numPr>
-        <w:pStyle w:val="Compact"/>
-      </w:pPr>
-      <w:r>
-        <w:t xml:space="preserve">It comes over the top and down at the rim with the ball still in the hand.</w:t>
-      </w:r>
-    </w:p>
-    <w:p>
-      <w:pPr>
-        <w:numPr>
-          <w:ilvl w:val="0"/>
-          <w:numId w:val="1074"/>
-        </w:numPr>
-        <w:pStyle w:val="Compact"/>
-      </w:pPr>
-      <w:r>
         <w:rPr>
           <w:bCs/>
           <w:b/>
@@ -6320,7 +6522,7 @@
       <w:pPr>
         <w:numPr>
           <w:ilvl w:val="1"/>
-          <w:numId w:val="1077"/>
+          <w:numId w:val="1078"/>
         </w:numPr>
         <w:pStyle w:val="Compact"/>
       </w:pPr>
@@ -6332,7 +6534,7 @@
       <w:pPr>
         <w:numPr>
           <w:ilvl w:val="1"/>
-          <w:numId w:val="1077"/>
+          <w:numId w:val="1078"/>
         </w:numPr>
         <w:pStyle w:val="Compact"/>
       </w:pPr>
@@ -6344,7 +6546,7 @@
       <w:pPr>
         <w:numPr>
           <w:ilvl w:val="1"/>
-          <w:numId w:val="1077"/>
+          <w:numId w:val="1078"/>
         </w:numPr>
         <w:pStyle w:val="Compact"/>
       </w:pPr>
@@ -6352,8 +6554,8 @@
         <w:t xml:space="preserve">Before, it was timed from the gather, so most of it happened on the floor, and the ball dipped in front of the right thigh instead of going through.</w:t>
       </w:r>
     </w:p>
-    <w:bookmarkEnd w:id="62"/>
-    <w:bookmarkStart w:id="63" w:name="celebrations"/>
+    <w:bookmarkEnd w:id="63"/>
+    <w:bookmarkStart w:id="64" w:name="celebrations"/>
     <w:p>
       <w:pPr>
         <w:pStyle w:val="Heading3"/>
@@ -6366,7 +6568,7 @@
       <w:pPr>
         <w:numPr>
           <w:ilvl w:val="0"/>
-          <w:numId w:val="1078"/>
+          <w:numId w:val="1079"/>
         </w:numPr>
         <w:pStyle w:val="Compact"/>
       </w:pPr>
@@ -6382,81 +6584,81 @@
       <w:pPr>
         <w:numPr>
           <w:ilvl w:val="1"/>
+          <w:numId w:val="1080"/>
+        </w:numPr>
+        <w:pStyle w:val="Compact"/>
+      </w:pPr>
+      <w:r>
+        <w:t xml:space="preserve">Before, they only worked if you pressed G / D-pad up during the second and a half of dead ball after a basket while your player was doing nothing, and the check then cut them off.</w:t>
+      </w:r>
+    </w:p>
+    <w:p>
+      <w:pPr>
+        <w:numPr>
+          <w:ilvl w:val="1"/>
+          <w:numId w:val="1080"/>
+        </w:numPr>
+        <w:pStyle w:val="Compact"/>
+      </w:pPr>
+      <w:r>
+        <w:t xml:space="preserve">Now a press waits up to 2.5 seconds for your player to be free (follow-through, landing, hanging on the rim).</w:t>
+      </w:r>
+    </w:p>
+    <w:p>
+      <w:pPr>
+        <w:numPr>
+          <w:ilvl w:val="1"/>
+          <w:numId w:val="1080"/>
+        </w:numPr>
+        <w:pStyle w:val="Compact"/>
+      </w:pPr>
+      <w:r>
+        <w:t xml:space="preserve">They play in any dead ball, check or inbound (unless you have the ball) and for 3 seconds after your team scores.</w:t>
+      </w:r>
+    </w:p>
+    <w:p>
+      <w:pPr>
+        <w:numPr>
+          <w:ilvl w:val="1"/>
+          <w:numId w:val="1080"/>
+        </w:numPr>
+        <w:pStyle w:val="Compact"/>
+      </w:pPr>
+      <w:r>
+        <w:t xml:space="preserve">Whoever has the ball stops for the check; everyone else finishes.</w:t>
+      </w:r>
+    </w:p>
+    <w:p>
+      <w:pPr>
+        <w:numPr>
+          <w:ilvl w:val="0"/>
           <w:numId w:val="1079"/>
         </w:numPr>
         <w:pStyle w:val="Compact"/>
       </w:pPr>
       <w:r>
-        <w:t xml:space="preserve">Before, they only worked if you pressed G / D-pad up during the second and a half of dead ball after a basket while your player was doing nothing, and the check then cut them off.</w:t>
-      </w:r>
-    </w:p>
-    <w:p>
-      <w:pPr>
-        <w:numPr>
-          <w:ilvl w:val="1"/>
+        <w:rPr>
+          <w:bCs/>
+          <w:b/>
+        </w:rPr>
+        <w:t xml:space="preserve">Controllers:</w:t>
+      </w:r>
+      <w:r>
+        <w:t xml:space="preserve"> </w:t>
+      </w:r>
+      <w:r>
+        <w:t xml:space="preserve">pads the browser doesn’t map to the standard layout send the D-pad as axes. The game now reads those too, so D-pad up works on them.</w:t>
+      </w:r>
+    </w:p>
+    <w:p>
+      <w:pPr>
+        <w:numPr>
+          <w:ilvl w:val="0"/>
           <w:numId w:val="1079"/>
         </w:numPr>
         <w:pStyle w:val="Compact"/>
       </w:pPr>
       <w:r>
-        <w:t xml:space="preserve">Now a press waits up to 2.5 seconds for your player to be free (follow-through, landing, hanging on the rim).</w:t>
-      </w:r>
-    </w:p>
-    <w:p>
-      <w:pPr>
-        <w:numPr>
-          <w:ilvl w:val="1"/>
-          <w:numId w:val="1079"/>
-        </w:numPr>
-        <w:pStyle w:val="Compact"/>
-      </w:pPr>
-      <w:r>
-        <w:t xml:space="preserve">They play in any dead ball, check or inbound (unless you have the ball) and for 3 seconds after your team scores.</w:t>
-      </w:r>
-    </w:p>
-    <w:p>
-      <w:pPr>
-        <w:numPr>
-          <w:ilvl w:val="1"/>
-          <w:numId w:val="1079"/>
-        </w:numPr>
-        <w:pStyle w:val="Compact"/>
-      </w:pPr>
-      <w:r>
-        <w:t xml:space="preserve">Whoever has the ball stops for the check; everyone else finishes.</w:t>
-      </w:r>
-    </w:p>
-    <w:p>
-      <w:pPr>
-        <w:numPr>
-          <w:ilvl w:val="0"/>
-          <w:numId w:val="1078"/>
-        </w:numPr>
-        <w:pStyle w:val="Compact"/>
-      </w:pPr>
-      <w:r>
-        <w:rPr>
-          <w:bCs/>
-          <w:b/>
-        </w:rPr>
-        <w:t xml:space="preserve">Controllers:</w:t>
-      </w:r>
-      <w:r>
-        <w:t xml:space="preserve"> </w:t>
-      </w:r>
-      <w:r>
-        <w:t xml:space="preserve">pads the browser doesn’t map to the standard layout send the D-pad as axes. The game now reads those too, so D-pad up works on them.</w:t>
-      </w:r>
-    </w:p>
-    <w:p>
-      <w:pPr>
-        <w:numPr>
-          <w:ilvl w:val="0"/>
-          <w:numId w:val="1078"/>
-        </w:numPr>
-        <w:pStyle w:val="Compact"/>
-      </w:pPr>
-      <w:r>
         <w:rPr>
           <w:bCs/>
           <w:b/>
@@ -6470,8 +6672,8 @@
         <w:t xml:space="preserve">Chest Thump, Heart, Dust Off, Archer and Sleep put a hand or forearm through the chest. Each was fixed and every celebration was re-checked on three builds: none clip now.</w:t>
       </w:r>
     </w:p>
-    <w:bookmarkEnd w:id="63"/>
-    <w:bookmarkStart w:id="64" w:name="posterizer-and-contact-finisher"/>
+    <w:bookmarkEnd w:id="64"/>
+    <w:bookmarkStart w:id="65" w:name="posterizer-and-contact-finisher"/>
     <w:p>
       <w:pPr>
         <w:pStyle w:val="Heading3"/>
@@ -6484,7 +6686,7 @@
       <w:pPr>
         <w:numPr>
           <w:ilvl w:val="0"/>
-          <w:numId w:val="1080"/>
+          <w:numId w:val="1081"/>
         </w:numPr>
         <w:pStyle w:val="Compact"/>
       </w:pPr>
@@ -6500,7 +6702,7 @@
       <w:pPr>
         <w:numPr>
           <w:ilvl w:val="1"/>
-          <w:numId w:val="1081"/>
+          <w:numId w:val="1082"/>
         </w:numPr>
         <w:pStyle w:val="Compact"/>
       </w:pPr>
@@ -6512,7 +6714,7 @@
       <w:pPr>
         <w:numPr>
           <w:ilvl w:val="1"/>
-          <w:numId w:val="1081"/>
+          <w:numId w:val="1082"/>
         </w:numPr>
         <w:pStyle w:val="Compact"/>
       </w:pPr>
@@ -6524,7 +6726,7 @@
       <w:pPr>
         <w:numPr>
           <w:ilvl w:val="1"/>
-          <w:numId w:val="1081"/>
+          <w:numId w:val="1082"/>
         </w:numPr>
         <w:pStyle w:val="Compact"/>
       </w:pPr>
@@ -6536,7 +6738,7 @@
       <w:pPr>
         <w:numPr>
           <w:ilvl w:val="1"/>
-          <w:numId w:val="1081"/>
+          <w:numId w:val="1082"/>
         </w:numPr>
         <w:pStyle w:val="Compact"/>
       </w:pPr>
@@ -6544,9 +6746,9 @@
         <w:t xml:space="preserve">Before, the poster fired at the contact, even when the dunk then turned into a layup.</w:t>
       </w:r>
     </w:p>
-    <w:bookmarkEnd w:id="64"/>
     <w:bookmarkEnd w:id="65"/>
-    <w:bookmarkStart w:id="66" w:name="store-menus-and-hud"/>
+    <w:bookmarkEnd w:id="66"/>
+    <w:bookmarkStart w:id="67" w:name="store-menus-and-hud"/>
     <w:p>
       <w:pPr>
         <w:pStyle w:val="Heading2"/>
@@ -6559,7 +6761,7 @@
       <w:pPr>
         <w:numPr>
           <w:ilvl w:val="0"/>
-          <w:numId w:val="1082"/>
+          <w:numId w:val="1083"/>
         </w:numPr>
       </w:pPr>
       <w:r>
@@ -7061,7 +7263,7 @@
       <w:pPr>
         <w:numPr>
           <w:ilvl w:val="0"/>
-          <w:numId w:val="1082"/>
+          <w:numId w:val="1083"/>
         </w:numPr>
       </w:pPr>
       <w:r>
@@ -7124,7 +7326,7 @@
       <w:pPr>
         <w:numPr>
           <w:ilvl w:val="0"/>
-          <w:numId w:val="1082"/>
+          <w:numId w:val="1083"/>
         </w:numPr>
       </w:pPr>
       <w:r>
@@ -7145,77 +7347,77 @@
       <w:pPr>
         <w:numPr>
           <w:ilvl w:val="1"/>
+          <w:numId w:val="1084"/>
+        </w:numPr>
+        <w:pStyle w:val="Compact"/>
+      </w:pPr>
+      <w:r>
+        <w:t xml:space="preserve">The panel is 1.2× the grade’s width, at the same height.</w:t>
+      </w:r>
+    </w:p>
+    <w:p>
+      <w:pPr>
+        <w:numPr>
+          <w:ilvl w:val="1"/>
+          <w:numId w:val="1084"/>
+        </w:numPr>
+        <w:pStyle w:val="Compact"/>
+      </w:pPr>
+      <w:r>
+        <w:t xml:space="preserve">The grade itself keeps its size and moves left to make room.</w:t>
+      </w:r>
+    </w:p>
+    <w:p>
+      <w:pPr>
+        <w:numPr>
+          <w:ilvl w:val="1"/>
+          <w:numId w:val="1084"/>
+        </w:numPr>
+        <w:pStyle w:val="Compact"/>
+      </w:pPr>
+      <w:r>
+        <w:t xml:space="preserve">A number that goes up pulses once.</w:t>
+      </w:r>
+    </w:p>
+    <w:p>
+      <w:pPr>
+        <w:numPr>
+          <w:ilvl w:val="1"/>
+          <w:numId w:val="1084"/>
+        </w:numPr>
+        <w:pStyle w:val="Compact"/>
+      </w:pPr>
+      <w:r>
+        <w:t xml:space="preserve">It shows whenever the grade does (Settings → Lock-In grade).</w:t>
+      </w:r>
+    </w:p>
+    <w:p>
+      <w:pPr>
+        <w:numPr>
+          <w:ilvl w:val="0"/>
           <w:numId w:val="1083"/>
         </w:numPr>
-        <w:pStyle w:val="Compact"/>
-      </w:pPr>
-      <w:r>
-        <w:t xml:space="preserve">The panel is 1.2× the grade’s width, at the same height.</w:t>
-      </w:r>
-    </w:p>
-    <w:p>
-      <w:pPr>
-        <w:numPr>
-          <w:ilvl w:val="1"/>
+      </w:pPr>
+      <w:r>
+        <w:rPr>
+          <w:bCs/>
+          <w:b/>
+        </w:rPr>
+        <w:t xml:space="preserve">Volume in the pause menu:</w:t>
+      </w:r>
+      <w:r>
+        <w:t xml:space="preserve"> </w:t>
+      </w:r>
+      <w:r>
+        <w:t xml:space="preserve">Music, Effects and Crowd sliders. They’re in the park’s pause menu, your park game’s, Pro-Am / Pro Run and the Crew HQ. They apply as you drag and are saved.</w:t>
+      </w:r>
+    </w:p>
+    <w:p>
+      <w:pPr>
+        <w:numPr>
+          <w:ilvl w:val="0"/>
           <w:numId w:val="1083"/>
         </w:numPr>
-        <w:pStyle w:val="Compact"/>
-      </w:pPr>
-      <w:r>
-        <w:t xml:space="preserve">The grade itself keeps its size and moves left to make room.</w:t>
-      </w:r>
-    </w:p>
-    <w:p>
-      <w:pPr>
-        <w:numPr>
-          <w:ilvl w:val="1"/>
-          <w:numId w:val="1083"/>
-        </w:numPr>
-        <w:pStyle w:val="Compact"/>
-      </w:pPr>
-      <w:r>
-        <w:t xml:space="preserve">A number that goes up pulses once.</w:t>
-      </w:r>
-    </w:p>
-    <w:p>
-      <w:pPr>
-        <w:numPr>
-          <w:ilvl w:val="1"/>
-          <w:numId w:val="1083"/>
-        </w:numPr>
-        <w:pStyle w:val="Compact"/>
-      </w:pPr>
-      <w:r>
-        <w:t xml:space="preserve">It shows whenever the grade does (Settings → Lock-In grade).</w:t>
-      </w:r>
-    </w:p>
-    <w:p>
-      <w:pPr>
-        <w:numPr>
-          <w:ilvl w:val="0"/>
-          <w:numId w:val="1082"/>
-        </w:numPr>
-      </w:pPr>
-      <w:r>
-        <w:rPr>
-          <w:bCs/>
-          <w:b/>
-        </w:rPr>
-        <w:t xml:space="preserve">Volume in the pause menu:</w:t>
-      </w:r>
-      <w:r>
-        <w:t xml:space="preserve"> </w:t>
-      </w:r>
-      <w:r>
-        <w:t xml:space="preserve">Music, Effects and Crowd sliders. They’re in the park’s pause menu, your park game’s, Pro-Am / Pro Run and the Crew HQ. They apply as you drag and are saved.</w:t>
-      </w:r>
-    </w:p>
-    <w:p>
-      <w:pPr>
-        <w:numPr>
-          <w:ilvl w:val="0"/>
-          <w:numId w:val="1082"/>
-        </w:numPr>
       </w:pPr>
       <w:r>
         <w:rPr>
@@ -7229,7 +7431,7 @@
       <w:pPr>
         <w:numPr>
           <w:ilvl w:val="1"/>
-          <w:numId w:val="1084"/>
+          <w:numId w:val="1085"/>
         </w:numPr>
         <w:pStyle w:val="Compact"/>
       </w:pPr>
@@ -7241,7 +7443,7 @@
       <w:pPr>
         <w:numPr>
           <w:ilvl w:val="1"/>
-          <w:numId w:val="1084"/>
+          <w:numId w:val="1085"/>
         </w:numPr>
         <w:pStyle w:val="Compact"/>
       </w:pPr>
@@ -7253,7 +7455,7 @@
       <w:pPr>
         <w:numPr>
           <w:ilvl w:val="1"/>
-          <w:numId w:val="1084"/>
+          <w:numId w:val="1085"/>
         </w:numPr>
         <w:pStyle w:val="Compact"/>
       </w:pPr>
@@ -7261,8 +7463,8 @@
         <w:t xml:space="preserve">A breath in each throat, and the stands throwing it back.</w:t>
       </w:r>
     </w:p>
-    <w:bookmarkEnd w:id="66"/>
-    <w:bookmarkStart w:id="67" w:name="green-releases-doubled-and-remade"/>
+    <w:bookmarkEnd w:id="67"/>
+    <w:bookmarkStart w:id="68" w:name="green-releases-doubled-and-remade"/>
     <w:p>
       <w:pPr>
         <w:pStyle w:val="Heading2"/>
@@ -7275,7 +7477,7 @@
       <w:pPr>
         <w:numPr>
           <w:ilvl w:val="0"/>
-          <w:numId w:val="1085"/>
+          <w:numId w:val="1086"/>
         </w:numPr>
         <w:pStyle w:val="Compact"/>
       </w:pPr>
@@ -7297,6 +7499,62 @@
       <w:pPr>
         <w:numPr>
           <w:ilvl w:val="1"/>
+          <w:numId w:val="1087"/>
+        </w:numPr>
+        <w:pStyle w:val="Compact"/>
+      </w:pPr>
+      <w:r>
+        <w:rPr>
+          <w:bCs/>
+          <w:b/>
+        </w:rPr>
+        <w:t xml:space="preserve">New sounds</w:t>
+      </w:r>
+      <w:r>
+        <w:t xml:space="preserve"> </w:t>
+      </w:r>
+      <w:r>
+        <w:t xml:space="preserve">(3,500–9,500 VC): Night Owl, Wolf Howl, Steam Whistle, Victory Bells, Knockout Bell, Shattered Glass, Strike!, Rimshot, Bass Drop, Sonar Ping, Standing Ovation, Five-Alarm, Boing, Cuckoo, Royal Fanfare and Case Closed.</w:t>
+      </w:r>
+    </w:p>
+    <w:p>
+      <w:pPr>
+        <w:numPr>
+          <w:ilvl w:val="1"/>
+          <w:numId w:val="1087"/>
+        </w:numPr>
+        <w:pStyle w:val="Compact"/>
+      </w:pPr>
+      <w:r>
+        <w:rPr>
+          <w:bCs/>
+          <w:b/>
+        </w:rPr>
+        <w:t xml:space="preserve">New effects</w:t>
+      </w:r>
+      <w:r>
+        <w:t xml:space="preserve"> </w:t>
+      </w:r>
+      <w:r>
+        <w:t xml:space="preserve">(6,000–12,000 VC): Phoenix, Make It Rain, Shockwave, Atomic, Galaxy, Ice Cold, Fire Circle, Angel Wings, Jade Dragon, Meteor Shower, Laser Show, Lucky Clover, Diamond and Supernova.</w:t>
+      </w:r>
+    </w:p>
+    <w:p>
+      <w:pPr>
+        <w:numPr>
+          <w:ilvl w:val="1"/>
+          <w:numId w:val="1087"/>
+        </w:numPr>
+        <w:pStyle w:val="Compact"/>
+      </w:pPr>
+      <w:r>
+        <w:t xml:space="preserve">The AI picks from all of them, still with no two alike on a floor.</w:t>
+      </w:r>
+    </w:p>
+    <w:p>
+      <w:pPr>
+        <w:numPr>
+          <w:ilvl w:val="0"/>
           <w:numId w:val="1086"/>
         </w:numPr>
         <w:pStyle w:val="Compact"/>
@@ -7306,62 +7564,6 @@
           <w:bCs/>
           <w:b/>
         </w:rPr>
-        <w:t xml:space="preserve">New sounds</w:t>
-      </w:r>
-      <w:r>
-        <w:t xml:space="preserve"> </w:t>
-      </w:r>
-      <w:r>
-        <w:t xml:space="preserve">(3,500–9,500 VC): Night Owl, Wolf Howl, Steam Whistle, Victory Bells, Knockout Bell, Shattered Glass, Strike!, Rimshot, Bass Drop, Sonar Ping, Standing Ovation, Five-Alarm, Boing, Cuckoo, Royal Fanfare and Case Closed.</w:t>
-      </w:r>
-    </w:p>
-    <w:p>
-      <w:pPr>
-        <w:numPr>
-          <w:ilvl w:val="1"/>
-          <w:numId w:val="1086"/>
-        </w:numPr>
-        <w:pStyle w:val="Compact"/>
-      </w:pPr>
-      <w:r>
-        <w:rPr>
-          <w:bCs/>
-          <w:b/>
-        </w:rPr>
-        <w:t xml:space="preserve">New effects</w:t>
-      </w:r>
-      <w:r>
-        <w:t xml:space="preserve"> </w:t>
-      </w:r>
-      <w:r>
-        <w:t xml:space="preserve">(6,000–12,000 VC): Phoenix, Make It Rain, Shockwave, Atomic, Galaxy, Ice Cold, Fire Circle, Angel Wings, Jade Dragon, Meteor Shower, Laser Show, Lucky Clover, Diamond and Supernova.</w:t>
-      </w:r>
-    </w:p>
-    <w:p>
-      <w:pPr>
-        <w:numPr>
-          <w:ilvl w:val="1"/>
-          <w:numId w:val="1086"/>
-        </w:numPr>
-        <w:pStyle w:val="Compact"/>
-      </w:pPr>
-      <w:r>
-        <w:t xml:space="preserve">The AI picks from all of them, still with no two alike on a floor.</w:t>
-      </w:r>
-    </w:p>
-    <w:p>
-      <w:pPr>
-        <w:numPr>
-          <w:ilvl w:val="0"/>
-          <w:numId w:val="1085"/>
-        </w:numPr>
-        <w:pStyle w:val="Compact"/>
-      </w:pPr>
-      <w:r>
-        <w:rPr>
-          <w:bCs/>
-          <w:b/>
-        </w:rPr>
         <w:t xml:space="preserve">Every sound remade to sound like its name.</w:t>
       </w:r>
     </w:p>
@@ -7369,7 +7571,7 @@
       <w:pPr>
         <w:numPr>
           <w:ilvl w:val="1"/>
-          <w:numId w:val="1087"/>
+          <w:numId w:val="1088"/>
         </w:numPr>
         <w:pStyle w:val="Compact"/>
       </w:pPr>
@@ -7391,7 +7593,7 @@
       <w:pPr>
         <w:numPr>
           <w:ilvl w:val="1"/>
-          <w:numId w:val="1087"/>
+          <w:numId w:val="1088"/>
         </w:numPr>
         <w:pStyle w:val="Compact"/>
       </w:pPr>
@@ -7413,7 +7615,7 @@
       <w:pPr>
         <w:numPr>
           <w:ilvl w:val="1"/>
-          <w:numId w:val="1087"/>
+          <w:numId w:val="1088"/>
         </w:numPr>
         <w:pStyle w:val="Compact"/>
       </w:pPr>
@@ -7429,98 +7631,6 @@
       </w:r>
       <w:r>
         <w:t xml:space="preserve">a raptor’s scream.</w:t>
-      </w:r>
-    </w:p>
-    <w:p>
-      <w:pPr>
-        <w:numPr>
-          <w:ilvl w:val="2"/>
-          <w:numId w:val="1088"/>
-        </w:numPr>
-        <w:pStyle w:val="Compact"/>
-      </w:pPr>
-      <w:r>
-        <w:t xml:space="preserve">A quick rise into a long, high</w:t>
-      </w:r>
-      <w:r>
-        <w:t xml:space="preserve"> </w:t>
-      </w:r>
-      <w:r>
-        <w:t xml:space="preserve">“</w:t>
-      </w:r>
-      <w:r>
-        <w:t xml:space="preserve">kee-eeee-arrr</w:t>
-      </w:r>
-      <w:r>
-        <w:t xml:space="preserve">”</w:t>
-      </w:r>
-      <w:r>
-        <w:t xml:space="preserve"> </w:t>
-      </w:r>
-      <w:r>
-        <w:t xml:space="preserve">around 2.5 kHz.</w:t>
-      </w:r>
-    </w:p>
-    <w:p>
-      <w:pPr>
-        <w:numPr>
-          <w:ilvl w:val="2"/>
-          <w:numId w:val="1088"/>
-        </w:numPr>
-        <w:pStyle w:val="Compact"/>
-      </w:pPr>
-      <w:r>
-        <w:t xml:space="preserve">Harsh, the way a real one is: the pitch jitters from cycle to cycle, every other cycle is louder, and there’s breath riding on each one.</w:t>
-      </w:r>
-    </w:p>
-    <w:p>
-      <w:pPr>
-        <w:numPr>
-          <w:ilvl w:val="2"/>
-          <w:numId w:val="1088"/>
-        </w:numPr>
-        <w:pStyle w:val="Compact"/>
-      </w:pPr>
-      <w:r>
-        <w:t xml:space="preserve">It tears downward at the end, then rings off the canyon walls.</w:t>
-      </w:r>
-    </w:p>
-    <w:p>
-      <w:pPr>
-        <w:numPr>
-          <w:ilvl w:val="1"/>
-          <w:numId w:val="1087"/>
-        </w:numPr>
-        <w:pStyle w:val="Compact"/>
-      </w:pPr>
-      <w:r>
-        <w:rPr>
-          <w:bCs/>
-          <w:b/>
-        </w:rPr>
-        <w:t xml:space="preserve">Bells, gongs, glass, coins and wood</w:t>
-      </w:r>
-      <w:r>
-        <w:t xml:space="preserve"> </w:t>
-      </w:r>
-      <w:r>
-        <w:t xml:space="preserve">ring with their own partials. A church bell has its hum an octave under, its minor-third tierce and its nominal. The gong blooms up into its shimmer after the strike.</w:t>
-      </w:r>
-    </w:p>
-    <w:p>
-      <w:pPr>
-        <w:numPr>
-          <w:ilvl w:val="1"/>
-          <w:numId w:val="1087"/>
-        </w:numPr>
-        <w:pStyle w:val="Compact"/>
-      </w:pPr>
-      <w:r>
-        <w:rPr>
-          <w:bCs/>
-          <w:b/>
-        </w:rPr>
-        <w:t xml:space="preserve">Voices:</w:t>
       </w:r>
     </w:p>
     <w:p>
@@ -7532,7 +7642,25 @@
         <w:pStyle w:val="Compact"/>
       </w:pPr>
       <w:r>
-        <w:t xml:space="preserve">The choir is four sections, each with its own vowel, singing in a cathedral with a harp under it.</w:t>
+        <w:t xml:space="preserve">A quick rise into a long, high</w:t>
+      </w:r>
+      <w:r>
+        <w:t xml:space="preserve"> </w:t>
+      </w:r>
+      <w:r>
+        <w:t xml:space="preserve">“</w:t>
+      </w:r>
+      <w:r>
+        <w:t xml:space="preserve">kee-eeee-arrr</w:t>
+      </w:r>
+      <w:r>
+        <w:t xml:space="preserve">”</w:t>
+      </w:r>
+      <w:r>
+        <w:t xml:space="preserve"> </w:t>
+      </w:r>
+      <w:r>
+        <w:t xml:space="preserve">around 2.5 kHz.</w:t>
       </w:r>
     </w:p>
     <w:p>
@@ -7544,7 +7672,7 @@
         <w:pStyle w:val="Compact"/>
       </w:pPr>
       <w:r>
-        <w:t xml:space="preserve">The kazoo is a hummed voice with the paper buzzing on it.</w:t>
+        <w:t xml:space="preserve">Harsh, the way a real one is: the pitch jitters from cycle to cycle, every other cycle is louder, and there’s breath riding on each one.</w:t>
       </w:r>
     </w:p>
     <w:p>
@@ -7556,23 +7684,45 @@
         <w:pStyle w:val="Compact"/>
       </w:pPr>
       <w:r>
-        <w:t xml:space="preserve">The roar after the Greeen Chant is now crowd voices, not noise.</w:t>
-      </w:r>
-    </w:p>
-    <w:p>
-      <w:pPr>
-        <w:numPr>
-          <w:ilvl w:val="1"/>
-          <w:numId w:val="1087"/>
-        </w:numPr>
-        <w:pStyle w:val="Compact"/>
-      </w:pPr>
-      <w:r>
-        <w:rPr>
-          <w:bCs/>
-          <w:b/>
-        </w:rPr>
-        <w:t xml:space="preserve">Squeaks, water and weather:</w:t>
+        <w:t xml:space="preserve">It tears downward at the end, then rings off the canyon walls.</w:t>
+      </w:r>
+    </w:p>
+    <w:p>
+      <w:pPr>
+        <w:numPr>
+          <w:ilvl w:val="1"/>
+          <w:numId w:val="1088"/>
+        </w:numPr>
+        <w:pStyle w:val="Compact"/>
+      </w:pPr>
+      <w:r>
+        <w:rPr>
+          <w:bCs/>
+          <w:b/>
+        </w:rPr>
+        <w:t xml:space="preserve">Bells, gongs, glass, coins and wood</w:t>
+      </w:r>
+      <w:r>
+        <w:t xml:space="preserve"> </w:t>
+      </w:r>
+      <w:r>
+        <w:t xml:space="preserve">ring with their own partials. A church bell has its hum an octave under, its minor-third tierce and its nominal. The gong blooms up into its shimmer after the strike.</w:t>
+      </w:r>
+    </w:p>
+    <w:p>
+      <w:pPr>
+        <w:numPr>
+          <w:ilvl w:val="1"/>
+          <w:numId w:val="1088"/>
+        </w:numPr>
+        <w:pStyle w:val="Compact"/>
+      </w:pPr>
+      <w:r>
+        <w:rPr>
+          <w:bCs/>
+          <w:b/>
+        </w:rPr>
+        <w:t xml:space="preserve">Voices:</w:t>
       </w:r>
     </w:p>
     <w:p>
@@ -7584,7 +7734,7 @@
         <w:pStyle w:val="Compact"/>
       </w:pPr>
       <w:r>
-        <w:t xml:space="preserve">The rubber duck is a squeaker reed, wheezing in between squeezes.</w:t>
+        <w:t xml:space="preserve">The choir is four sections, each with its own vowel, singing in a cathedral with a harp under it.</w:t>
       </w:r>
     </w:p>
     <w:p>
@@ -7596,7 +7746,7 @@
         <w:pStyle w:val="Compact"/>
       </w:pPr>
       <w:r>
-        <w:t xml:space="preserve">The cannonball is a slap, a kerplunk and hundreds of bubbles and drops.</w:t>
+        <w:t xml:space="preserve">The kazoo is a hummed voice with the paper buzzing on it.</w:t>
       </w:r>
     </w:p>
     <w:p>
@@ -7608,6 +7758,58 @@
         <w:pStyle w:val="Compact"/>
       </w:pPr>
       <w:r>
+        <w:t xml:space="preserve">The roar after the Greeen Chant is now crowd voices, not noise.</w:t>
+      </w:r>
+    </w:p>
+    <w:p>
+      <w:pPr>
+        <w:numPr>
+          <w:ilvl w:val="1"/>
+          <w:numId w:val="1088"/>
+        </w:numPr>
+        <w:pStyle w:val="Compact"/>
+      </w:pPr>
+      <w:r>
+        <w:rPr>
+          <w:bCs/>
+          <w:b/>
+        </w:rPr>
+        <w:t xml:space="preserve">Squeaks, water and weather:</w:t>
+      </w:r>
+    </w:p>
+    <w:p>
+      <w:pPr>
+        <w:numPr>
+          <w:ilvl w:val="2"/>
+          <w:numId w:val="1091"/>
+        </w:numPr>
+        <w:pStyle w:val="Compact"/>
+      </w:pPr>
+      <w:r>
+        <w:t xml:space="preserve">The rubber duck is a squeaker reed, wheezing in between squeezes.</w:t>
+      </w:r>
+    </w:p>
+    <w:p>
+      <w:pPr>
+        <w:numPr>
+          <w:ilvl w:val="2"/>
+          <w:numId w:val="1091"/>
+        </w:numPr>
+        <w:pStyle w:val="Compact"/>
+      </w:pPr>
+      <w:r>
+        <w:t xml:space="preserve">The cannonball is a slap, a kerplunk and hundreds of bubbles and drops.</w:t>
+      </w:r>
+    </w:p>
+    <w:p>
+      <w:pPr>
+        <w:numPr>
+          <w:ilvl w:val="2"/>
+          <w:numId w:val="1091"/>
+        </w:numPr>
+        <w:pStyle w:val="Compact"/>
+      </w:pPr>
+      <w:r>
         <w:t xml:space="preserve">Thunder tears the air open before the boom and the roll.</w:t>
       </w:r>
     </w:p>
@@ -7615,7 +7817,7 @@
       <w:pPr>
         <w:numPr>
           <w:ilvl w:val="0"/>
-          <w:numId w:val="1085"/>
+          <w:numId w:val="1086"/>
         </w:numPr>
         <w:pStyle w:val="Compact"/>
       </w:pPr>
@@ -7637,7 +7839,7 @@
       <w:pPr>
         <w:numPr>
           <w:ilvl w:val="0"/>
-          <w:numId w:val="1085"/>
+          <w:numId w:val="1086"/>
         </w:numPr>
         <w:pStyle w:val="Compact"/>
       </w:pPr>
@@ -7677,7 +7879,7 @@
       <w:pPr>
         <w:numPr>
           <w:ilvl w:val="0"/>
-          <w:numId w:val="1085"/>
+          <w:numId w:val="1086"/>
         </w:numPr>
         <w:pStyle w:val="Compact"/>
       </w:pPr>
@@ -7693,7 +7895,7 @@
       <w:pPr>
         <w:numPr>
           <w:ilvl w:val="1"/>
-          <w:numId w:val="1091"/>
+          <w:numId w:val="1092"/>
         </w:numPr>
         <w:pStyle w:val="Compact"/>
       </w:pPr>
@@ -7705,7 +7907,7 @@
       <w:pPr>
         <w:numPr>
           <w:ilvl w:val="1"/>
-          <w:numId w:val="1091"/>
+          <w:numId w:val="1092"/>
         </w:numPr>
         <w:pStyle w:val="Compact"/>
       </w:pPr>
@@ -7717,7 +7919,7 @@
       <w:pPr>
         <w:numPr>
           <w:ilvl w:val="1"/>
-          <w:numId w:val="1091"/>
+          <w:numId w:val="1092"/>
         </w:numPr>
         <w:pStyle w:val="Compact"/>
       </w:pPr>
@@ -7725,8 +7927,8 @@
         <w:t xml:space="preserve">Every new effect was captured frozen in time over a player in the studio.</w:t>
       </w:r>
     </w:p>
-    <w:bookmarkEnd w:id="67"/>
-    <w:bookmarkStart w:id="68" w:name="under-the-hood-quick-patch"/>
+    <w:bookmarkEnd w:id="68"/>
+    <w:bookmarkStart w:id="69" w:name="under-the-hood-quick-patch"/>
     <w:p>
       <w:pPr>
         <w:pStyle w:val="Heading2"/>
@@ -7739,7 +7941,7 @@
       <w:pPr>
         <w:numPr>
           <w:ilvl w:val="0"/>
-          <w:numId w:val="1092"/>
+          <w:numId w:val="1093"/>
         </w:numPr>
         <w:pStyle w:val="Compact"/>
       </w:pPr>
@@ -7754,14 +7956,14 @@
         <w:t xml:space="preserve"> </w:t>
       </w:r>
       <w:r>
-        <w:t xml:space="preserve">149 game tests and 40 service tests pass. The new ones cover non-shooter windows, smothered shots, the record scratch, repeat moves, diagonal moves, the straps being drawn, the apparel counts, dunk variety, the windmill and Eastbay paths, celebrations (input and clipping), reach-in contact, the AI staying in bounds, the D-pad fallback, Icon Legend, the green release counts and what each sound is made of, the AI’s reaction times, stamina and the line beside the grade.</w:t>
-      </w:r>
-    </w:p>
-    <w:p>
-      <w:pPr>
-        <w:numPr>
-          <w:ilvl w:val="0"/>
-          <w:numId w:val="1092"/>
+        <w:t xml:space="preserve">154 game tests and 40 service tests pass. The new ones cover non-shooter windows, smothered shots, the record scratch, repeat moves, diagonal moves, the straps being drawn, the apparel counts, dunk variety, the windmill and Eastbay paths, celebrations (input and clipping), reach-in contact, the AI staying in bounds, the D-pad fallback, Icon Legend, the green release counts and what each sound is made of, the AI’s reaction times, stamina and the line beside the grade.</w:t>
+      </w:r>
+    </w:p>
+    <w:p>
+      <w:pPr>
+        <w:numPr>
+          <w:ilvl w:val="0"/>
+          <w:numId w:val="1093"/>
         </w:numPr>
         <w:pStyle w:val="Compact"/>
       </w:pPr>
@@ -7777,7 +7979,7 @@
       <w:pPr>
         <w:numPr>
           <w:ilvl w:val="1"/>
-          <w:numId w:val="1093"/>
+          <w:numId w:val="1094"/>
         </w:numPr>
         <w:pStyle w:val="Compact"/>
       </w:pPr>
@@ -7801,7 +8003,7 @@
       <w:pPr>
         <w:numPr>
           <w:ilvl w:val="1"/>
-          <w:numId w:val="1093"/>
+          <w:numId w:val="1094"/>
         </w:numPr>
         <w:pStyle w:val="Compact"/>
       </w:pPr>
@@ -7825,7 +8027,7 @@
       <w:pPr>
         <w:numPr>
           <w:ilvl w:val="1"/>
-          <w:numId w:val="1093"/>
+          <w:numId w:val="1094"/>
         </w:numPr>
         <w:pStyle w:val="Compact"/>
       </w:pPr>
@@ -7837,7 +8039,7 @@
       <w:pPr>
         <w:numPr>
           <w:ilvl w:val="1"/>
-          <w:numId w:val="1093"/>
+          <w:numId w:val="1094"/>
         </w:numPr>
         <w:pStyle w:val="Compact"/>
       </w:pPr>
@@ -7849,7 +8051,7 @@
       <w:pPr>
         <w:numPr>
           <w:ilvl w:val="1"/>
-          <w:numId w:val="1093"/>
+          <w:numId w:val="1094"/>
         </w:numPr>
         <w:pStyle w:val="Compact"/>
       </w:pPr>
@@ -7873,7 +8075,7 @@
       <w:pPr>
         <w:numPr>
           <w:ilvl w:val="1"/>
-          <w:numId w:val="1093"/>
+          <w:numId w:val="1094"/>
         </w:numPr>
         <w:pStyle w:val="Compact"/>
       </w:pPr>
@@ -7897,7 +8099,7 @@
       <w:pPr>
         <w:numPr>
           <w:ilvl w:val="1"/>
-          <w:numId w:val="1093"/>
+          <w:numId w:val="1094"/>
         </w:numPr>
         <w:pStyle w:val="Compact"/>
       </w:pPr>
@@ -7921,7 +8123,7 @@
       <w:pPr>
         <w:numPr>
           <w:ilvl w:val="1"/>
-          <w:numId w:val="1093"/>
+          <w:numId w:val="1094"/>
         </w:numPr>
         <w:pStyle w:val="Compact"/>
       </w:pPr>
@@ -7967,7 +8169,37 @@
       <w:pPr>
         <w:numPr>
           <w:ilvl w:val="1"/>
-          <w:numId w:val="1093"/>
+          <w:numId w:val="1094"/>
+        </w:numPr>
+        <w:pStyle w:val="Compact"/>
+      </w:pPr>
+      <w:r>
+        <w:t xml:space="preserve">Screens:</w:t>
+      </w:r>
+      <w:r>
+        <w:t xml:space="preserve"> </w:t>
+      </w:r>
+      <w:r>
+        <w:t xml:space="preserve">“</w:t>
+      </w:r>
+      <w:r>
+        <w:t xml:space="preserve">perfect</w:t>
+      </w:r>
+      <w:r>
+        <w:t xml:space="preserve">”</w:t>
+      </w:r>
+      <w:r>
+        <w:t xml:space="preserve"> </w:t>
+      </w:r>
+      <w:r>
+        <w:t xml:space="preserve">means the screen’s quality clears a bar that drops with the Brick Wall tier and rises with the defender’s own tier, and the defender came in at 1.5 m/s or more. A screen is only a screen when it was called or set square to a defender going for the ball; the rest is incidental contact.</w:t>
+      </w:r>
+    </w:p>
+    <w:p>
+      <w:pPr>
+        <w:numPr>
+          <w:ilvl w:val="1"/>
+          <w:numId w:val="1094"/>
         </w:numPr>
         <w:pStyle w:val="Compact"/>
       </w:pPr>
@@ -7975,8 +8207,8 @@
         <w:t xml:space="preserve">The faster AI reactions apply to every AI player: teammates, opponents and your own player on auto-play.</w:t>
       </w:r>
     </w:p>
-    <w:bookmarkEnd w:id="68"/>
     <w:bookmarkEnd w:id="69"/>
+    <w:bookmarkEnd w:id="70"/>
     <w:sectPr/>
   </w:body>
 </w:document>
@@ -8439,6 +8671,9 @@
     <w:abstractNumId w:val="991"/>
   </w:num>
   <w:num w:numId="1093">
+    <w:abstractNumId w:val="991"/>
+  </w:num>
+  <w:num w:numId="1094">
     <w:abstractNumId w:val="991"/>
   </w:num>
 </w:numbering>

--- a/PATCH_NOTES_v0.4.7.5.docx
+++ b/PATCH_NOTES_v0.4.7.5.docx
@@ -3526,7 +3526,7 @@
     </w:p>
     <w:bookmarkEnd w:id="41"/>
     <w:bookmarkEnd w:id="42"/>
-    <w:bookmarkStart w:id="70" w:name="quick-patch"/>
+    <w:bookmarkStart w:id="71" w:name="quick-patch"/>
     <w:p>
       <w:pPr>
         <w:pStyle w:val="Heading1"/>
@@ -4228,7 +4228,7 @@
     </w:tbl>
     <w:bookmarkEnd w:id="46"/>
     <w:bookmarkEnd w:id="47"/>
-    <w:bookmarkStart w:id="60" w:name="dribbling-passing-and-defense-1"/>
+    <w:bookmarkStart w:id="61" w:name="dribbling-passing-and-defense-1"/>
     <w:p>
       <w:pPr>
         <w:pStyle w:val="Heading2"/>
@@ -6113,8 +6113,163 @@
       </w:r>
     </w:p>
     <w:bookmarkEnd w:id="59"/>
+    <w:bookmarkStart w:id="60" w:name="the-break-and-your-alley-oops-oct-10"/>
+    <w:p>
+      <w:pPr>
+        <w:pStyle w:val="Heading3"/>
+      </w:pPr>
+      <w:r>
+        <w:t xml:space="preserve">The break, and your alley-oops (Oct 10)</w:t>
+      </w:r>
+    </w:p>
+    <w:p>
+      <w:pPr>
+        <w:numPr>
+          <w:ilvl w:val="0"/>
+          <w:numId w:val="1069"/>
+        </w:numPr>
+        <w:pStyle w:val="Compact"/>
+      </w:pPr>
+      <w:r>
+        <w:rPr>
+          <w:bCs/>
+          <w:b/>
+        </w:rPr>
+        <w:t xml:space="preserve">The AI sees the man running the open floor.</w:t>
+      </w:r>
+      <w:r>
+        <w:t xml:space="preserve"> </w:t>
+      </w:r>
+      <w:r>
+        <w:t xml:space="preserve">With the ball in transition (and for a couple of seconds after the break is on), the handler’s first look is a teammate well ahead of him, running at the rim, with nobody between him and the basket and nobody level with him who could recover. He gets it before anything else happens: an</w:t>
+      </w:r>
+      <w:r>
+        <w:t xml:space="preserve"> </w:t>
+      </w:r>
+      <w:r>
+        <w:rPr>
+          <w:bCs/>
+          <w:b/>
+        </w:rPr>
+        <w:t xml:space="preserve">alley-oop</w:t>
+      </w:r>
+      <w:r>
+        <w:t xml:space="preserve"> </w:t>
+      </w:r>
+      <w:r>
+        <w:t xml:space="preserve">if he can get up to the rim in time, a quicker, flatter</w:t>
+      </w:r>
+      <w:r>
+        <w:t xml:space="preserve"> </w:t>
+      </w:r>
+      <w:r>
+        <w:rPr>
+          <w:bCs/>
+          <w:b/>
+        </w:rPr>
+        <w:t xml:space="preserve">lob over the top</w:t>
+      </w:r>
+      <w:r>
+        <w:t xml:space="preserve"> </w:t>
+      </w:r>
+      <w:r>
+        <w:t xml:space="preserve">when a body is in the chest lane and he’s clear, or the fast pass ahead otherwise. Smart handlers take that look almost every time.</w:t>
+      </w:r>
+    </w:p>
+    <w:p>
+      <w:pPr>
+        <w:numPr>
+          <w:ilvl w:val="0"/>
+          <w:numId w:val="1069"/>
+        </w:numPr>
+        <w:pStyle w:val="Compact"/>
+      </w:pPr>
+      <w:r>
+        <w:rPr>
+          <w:bCs/>
+          <w:b/>
+        </w:rPr>
+        <w:t xml:space="preserve">You get the lob too.</w:t>
+      </w:r>
+      <w:r>
+        <w:t xml:space="preserve"> </w:t>
+      </w:r>
+      <w:r>
+        <w:t xml:space="preserve">Beat your man down the floor (or get free at the rim in a set) and an AI teammate will throw you the alley-oop. When he does,</w:t>
+      </w:r>
+      <w:r>
+        <w:t xml:space="preserve"> </w:t>
+      </w:r>
+      <w:r>
+        <w:rPr>
+          <w:bCs/>
+          <w:b/>
+        </w:rPr>
+        <w:t xml:space="preserve">one of the four face buttons is called at random</w:t>
+      </w:r>
+      <w:r>
+        <w:t xml:space="preserve">, shown over your player’s head: A, B, X or Y on an Xbox pad (✕ ○ □ △ on PlayStation, your own symbols on a Switch pad), or the keys they stand for (pass, bounce pass, shoot, lob) on a keyboard.</w:t>
+      </w:r>
+      <w:r>
+        <w:t xml:space="preserve"> </w:t>
+      </w:r>
+      <w:r>
+        <w:rPr>
+          <w:bCs/>
+          <w:b/>
+        </w:rPr>
+        <w:t xml:space="preserve">Hit that button while the ball is in the air</w:t>
+      </w:r>
+      <w:r>
+        <w:t xml:space="preserve"> </w:t>
+      </w:r>
+      <w:r>
+        <w:t xml:space="preserve">— the ring turns green when the window opens, about a quarter of the way to your takeoff — and you go up and finish it.</w:t>
+      </w:r>
+      <w:r>
+        <w:t xml:space="preserve"> </w:t>
+      </w:r>
+      <w:r>
+        <w:rPr>
+          <w:bCs/>
+          <w:b/>
+        </w:rPr>
+        <w:t xml:space="preserve">Miss it and the alley-oop fails:</w:t>
+      </w:r>
+      <w:r>
+        <w:t xml:space="preserve"> </w:t>
+      </w:r>
+      <w:r>
+        <w:t xml:space="preserve">the wrong button, pressing too early or not pressing at all is a mistimed jump — a beat late and short — and the ball comes off your hands or sails over your head as a loose ball.</w:t>
+      </w:r>
+    </w:p>
+    <w:p>
+      <w:pPr>
+        <w:numPr>
+          <w:ilvl w:val="0"/>
+          <w:numId w:val="1069"/>
+        </w:numPr>
+        <w:pStyle w:val="Compact"/>
+      </w:pPr>
+      <w:r>
+        <w:t xml:space="preserve">Runners free at the rim call for the ball, so you see the look when you have it.</w:t>
+      </w:r>
+    </w:p>
+    <w:p>
+      <w:pPr>
+        <w:numPr>
+          <w:ilvl w:val="0"/>
+          <w:numId w:val="1069"/>
+        </w:numPr>
+        <w:pStyle w:val="Compact"/>
+      </w:pPr>
+      <w:r>
+        <w:t xml:space="preserve">In testing (AI only): about one alley-oop a game in Pro-Am with nine in ten caught, ten lobs ahead, and points within a few percent of before; the open court is rarer in AI 3v3 park games, so most of the action there is the pass ahead. With you running the floor it comes up a lot more.</w:t>
+      </w:r>
+    </w:p>
     <w:bookmarkEnd w:id="60"/>
-    <w:bookmarkStart w:id="61" w:name="progression-icon-legend-up-to-99"/>
+    <w:bookmarkEnd w:id="61"/>
+    <w:bookmarkStart w:id="62" w:name="progression-icon-legend-up-to-99"/>
     <w:p>
       <w:pPr>
         <w:pStyle w:val="Heading2"/>
@@ -6127,7 +6282,7 @@
       <w:pPr>
         <w:numPr>
           <w:ilvl w:val="0"/>
-          <w:numId w:val="1069"/>
+          <w:numId w:val="1070"/>
         </w:numPr>
         <w:pStyle w:val="Compact"/>
       </w:pPr>
@@ -6143,105 +6298,105 @@
       <w:pPr>
         <w:numPr>
           <w:ilvl w:val="1"/>
+          <w:numId w:val="1071"/>
+        </w:numPr>
+        <w:pStyle w:val="Compact"/>
+      </w:pPr>
+      <w:r>
+        <w:t xml:space="preserve">Simmed games, forfeits and other modes don’t count.</w:t>
+      </w:r>
+    </w:p>
+    <w:p>
+      <w:pPr>
+        <w:numPr>
+          <w:ilvl w:val="1"/>
+          <w:numId w:val="1071"/>
+        </w:numPr>
+        <w:pStyle w:val="Compact"/>
+      </w:pPr>
+      <w:r>
+        <w:t xml:space="preserve">The game that unlocks the Icon doesn’t count either.</w:t>
+      </w:r>
+    </w:p>
+    <w:p>
+      <w:pPr>
+        <w:numPr>
+          <w:ilvl w:val="0"/>
           <w:numId w:val="1070"/>
         </w:numPr>
         <w:pStyle w:val="Compact"/>
       </w:pPr>
       <w:r>
-        <w:t xml:space="preserve">Simmed games, forfeits and other modes don’t count.</w:t>
-      </w:r>
-    </w:p>
-    <w:p>
-      <w:pPr>
-        <w:numPr>
-          <w:ilvl w:val="1"/>
+        <w:rPr>
+          <w:bCs/>
+          <w:b/>
+        </w:rPr>
+        <w:t xml:space="preserve">No stat picking:</w:t>
+      </w:r>
+      <w:r>
+        <w:t xml:space="preserve"> </w:t>
+      </w:r>
+      <w:r>
+        <w:t xml:space="preserve">the build system places each +1 itself.</w:t>
+      </w:r>
+    </w:p>
+    <w:p>
+      <w:pPr>
+        <w:numPr>
+          <w:ilvl w:val="1"/>
+          <w:numId w:val="1072"/>
+        </w:numPr>
+        <w:pStyle w:val="Compact"/>
+      </w:pPr>
+      <w:r>
+        <w:t xml:space="preserve">It raises the attributes your build leans on most: the shape its caps come from (archetype, size and weight) and what your position’s overall counts most.</w:t>
+      </w:r>
+    </w:p>
+    <w:p>
+      <w:pPr>
+        <w:numPr>
+          <w:ilvl w:val="1"/>
+          <w:numId w:val="1072"/>
+        </w:numPr>
+        <w:pStyle w:val="Compact"/>
+      </w:pPr>
+      <w:r>
+        <w:t xml:space="preserve">It goes a point at a time across the top half of that list until the overall is up by one.</w:t>
+      </w:r>
+    </w:p>
+    <w:p>
+      <w:pPr>
+        <w:numPr>
+          <w:ilvl w:val="1"/>
+          <w:numId w:val="1072"/>
+        </w:numPr>
+        <w:pStyle w:val="Compact"/>
+      </w:pPr>
+      <w:r>
+        <w:t xml:space="preserve">Attributes at 99 are never touched, and your caps rise with the upgrades.</w:t>
+      </w:r>
+    </w:p>
+    <w:p>
+      <w:pPr>
+        <w:numPr>
+          <w:ilvl w:val="1"/>
+          <w:numId w:val="1072"/>
+        </w:numPr>
+        <w:pStyle w:val="Compact"/>
+      </w:pPr>
+      <w:r>
+        <w:t xml:space="preserve">Example: a Sharpshooter’s shooting reaches 99 first, and a Glass Cleaner’s rebounding and interior defense do.</w:t>
+      </w:r>
+    </w:p>
+    <w:p>
+      <w:pPr>
+        <w:numPr>
+          <w:ilvl w:val="0"/>
           <w:numId w:val="1070"/>
         </w:numPr>
         <w:pStyle w:val="Compact"/>
       </w:pPr>
       <w:r>
-        <w:t xml:space="preserve">The game that unlocks the Icon doesn’t count either.</w:t>
-      </w:r>
-    </w:p>
-    <w:p>
-      <w:pPr>
-        <w:numPr>
-          <w:ilvl w:val="0"/>
-          <w:numId w:val="1069"/>
-        </w:numPr>
-        <w:pStyle w:val="Compact"/>
-      </w:pPr>
-      <w:r>
-        <w:rPr>
-          <w:bCs/>
-          <w:b/>
-        </w:rPr>
-        <w:t xml:space="preserve">No stat picking:</w:t>
-      </w:r>
-      <w:r>
-        <w:t xml:space="preserve"> </w:t>
-      </w:r>
-      <w:r>
-        <w:t xml:space="preserve">the build system places each +1 itself.</w:t>
-      </w:r>
-    </w:p>
-    <w:p>
-      <w:pPr>
-        <w:numPr>
-          <w:ilvl w:val="1"/>
-          <w:numId w:val="1071"/>
-        </w:numPr>
-        <w:pStyle w:val="Compact"/>
-      </w:pPr>
-      <w:r>
-        <w:t xml:space="preserve">It raises the attributes your build leans on most: the shape its caps come from (archetype, size and weight) and what your position’s overall counts most.</w:t>
-      </w:r>
-    </w:p>
-    <w:p>
-      <w:pPr>
-        <w:numPr>
-          <w:ilvl w:val="1"/>
-          <w:numId w:val="1071"/>
-        </w:numPr>
-        <w:pStyle w:val="Compact"/>
-      </w:pPr>
-      <w:r>
-        <w:t xml:space="preserve">It goes a point at a time across the top half of that list until the overall is up by one.</w:t>
-      </w:r>
-    </w:p>
-    <w:p>
-      <w:pPr>
-        <w:numPr>
-          <w:ilvl w:val="1"/>
-          <w:numId w:val="1071"/>
-        </w:numPr>
-        <w:pStyle w:val="Compact"/>
-      </w:pPr>
-      <w:r>
-        <w:t xml:space="preserve">Attributes at 99 are never touched, and your caps rise with the upgrades.</w:t>
-      </w:r>
-    </w:p>
-    <w:p>
-      <w:pPr>
-        <w:numPr>
-          <w:ilvl w:val="1"/>
-          <w:numId w:val="1071"/>
-        </w:numPr>
-        <w:pStyle w:val="Compact"/>
-      </w:pPr>
-      <w:r>
-        <w:t xml:space="preserve">Example: a Sharpshooter’s shooting reaches 99 first, and a Glass Cleaner’s rebounding and interior defense do.</w:t>
-      </w:r>
-    </w:p>
-    <w:p>
-      <w:pPr>
-        <w:numPr>
-          <w:ilvl w:val="0"/>
-          <w:numId w:val="1069"/>
-        </w:numPr>
-        <w:pStyle w:val="Compact"/>
-      </w:pPr>
-      <w:r>
         <w:rPr>
           <w:bCs/>
           <w:b/>
@@ -6253,7 +6408,7 @@
       <w:pPr>
         <w:numPr>
           <w:ilvl w:val="0"/>
-          <w:numId w:val="1069"/>
+          <w:numId w:val="1070"/>
         </w:numPr>
         <w:pStyle w:val="Compact"/>
       </w:pPr>
@@ -6269,7 +6424,7 @@
       <w:pPr>
         <w:numPr>
           <w:ilvl w:val="1"/>
-          <w:numId w:val="1072"/>
+          <w:numId w:val="1073"/>
         </w:numPr>
         <w:pStyle w:val="Compact"/>
       </w:pPr>
@@ -6281,7 +6436,7 @@
       <w:pPr>
         <w:numPr>
           <w:ilvl w:val="1"/>
-          <w:numId w:val="1072"/>
+          <w:numId w:val="1073"/>
         </w:numPr>
         <w:pStyle w:val="Compact"/>
       </w:pPr>
@@ -6289,8 +6444,8 @@
         <w:t xml:space="preserve">The Pro Run screen shows it too.</w:t>
       </w:r>
     </w:p>
-    <w:bookmarkEnd w:id="61"/>
-    <w:bookmarkStart w:id="66" w:name="the-look"/>
+    <w:bookmarkEnd w:id="62"/>
+    <w:bookmarkStart w:id="67" w:name="the-look"/>
     <w:p>
       <w:pPr>
         <w:pStyle w:val="Heading2"/>
@@ -6299,7 +6454,7 @@
         <w:t xml:space="preserve">The look</w:t>
       </w:r>
     </w:p>
-    <w:bookmarkStart w:id="62" w:name="jersey-straps-fixed-properly-this-time"/>
+    <w:bookmarkStart w:id="63" w:name="jersey-straps-fixed-properly-this-time"/>
     <w:p>
       <w:pPr>
         <w:pStyle w:val="Heading3"/>
@@ -6312,7 +6467,7 @@
       <w:pPr>
         <w:numPr>
           <w:ilvl w:val="0"/>
-          <w:numId w:val="1073"/>
+          <w:numId w:val="1074"/>
         </w:numPr>
         <w:pStyle w:val="Compact"/>
       </w:pPr>
@@ -6334,7 +6489,7 @@
       <w:pPr>
         <w:numPr>
           <w:ilvl w:val="0"/>
-          <w:numId w:val="1073"/>
+          <w:numId w:val="1074"/>
         </w:numPr>
         <w:pStyle w:val="Compact"/>
       </w:pPr>
@@ -6356,7 +6511,7 @@
       <w:pPr>
         <w:numPr>
           <w:ilvl w:val="1"/>
-          <w:numId w:val="1074"/>
+          <w:numId w:val="1075"/>
         </w:numPr>
         <w:pStyle w:val="Compact"/>
       </w:pPr>
@@ -6368,7 +6523,7 @@
       <w:pPr>
         <w:numPr>
           <w:ilvl w:val="1"/>
-          <w:numId w:val="1074"/>
+          <w:numId w:val="1075"/>
         </w:numPr>
         <w:pStyle w:val="Compact"/>
       </w:pPr>
@@ -6380,7 +6535,7 @@
       <w:pPr>
         <w:numPr>
           <w:ilvl w:val="1"/>
-          <w:numId w:val="1074"/>
+          <w:numId w:val="1075"/>
         </w:numPr>
         <w:pStyle w:val="Compact"/>
       </w:pPr>
@@ -6392,7 +6547,7 @@
       <w:pPr>
         <w:numPr>
           <w:ilvl w:val="1"/>
-          <w:numId w:val="1074"/>
+          <w:numId w:val="1075"/>
         </w:numPr>
         <w:pStyle w:val="Compact"/>
       </w:pPr>
@@ -6400,8 +6555,8 @@
         <w:t xml:space="preserve">The fabric’s mesh weave runs true to size along it.</w:t>
       </w:r>
     </w:p>
-    <w:bookmarkEnd w:id="62"/>
-    <w:bookmarkStart w:id="63" w:name="dunks"/>
+    <w:bookmarkEnd w:id="63"/>
+    <w:bookmarkStart w:id="64" w:name="dunks"/>
     <w:p>
       <w:pPr>
         <w:pStyle w:val="Heading3"/>
@@ -6414,7 +6569,7 @@
       <w:pPr>
         <w:numPr>
           <w:ilvl w:val="0"/>
-          <w:numId w:val="1075"/>
+          <w:numId w:val="1076"/>
         </w:numPr>
         <w:pStyle w:val="Compact"/>
       </w:pPr>
@@ -6436,81 +6591,81 @@
       <w:pPr>
         <w:numPr>
           <w:ilvl w:val="1"/>
+          <w:numId w:val="1077"/>
+        </w:numPr>
+        <w:pStyle w:val="Compact"/>
+      </w:pPr>
+      <w:r>
+        <w:t xml:space="preserve">No generic finish is shared by more than 4 packages. Before, reverse slams showed up in 15 packages and double clutches in 14.</w:t>
+      </w:r>
+    </w:p>
+    <w:p>
+      <w:pPr>
+        <w:numPr>
+          <w:ilvl w:val="1"/>
+          <w:numId w:val="1077"/>
+        </w:numPr>
+        <w:pStyle w:val="Compact"/>
+      </w:pPr>
+      <w:r>
+        <w:t xml:space="preserve">Every signature belongs to one package only. The Spin Mill no longer borrows the Eastbay.</w:t>
+      </w:r>
+    </w:p>
+    <w:p>
+      <w:pPr>
+        <w:numPr>
+          <w:ilvl w:val="0"/>
           <w:numId w:val="1076"/>
         </w:numPr>
         <w:pStyle w:val="Compact"/>
       </w:pPr>
       <w:r>
-        <w:t xml:space="preserve">No generic finish is shared by more than 4 packages. Before, reverse slams showed up in 15 packages and double clutches in 14.</w:t>
-      </w:r>
-    </w:p>
-    <w:p>
-      <w:pPr>
-        <w:numPr>
-          <w:ilvl w:val="1"/>
+        <w:rPr>
+          <w:bCs/>
+          <w:b/>
+        </w:rPr>
+        <w:t xml:space="preserve">Windmills:</w:t>
+      </w:r>
+      <w:r>
+        <w:t xml:space="preserve"> </w:t>
+      </w:r>
+      <w:r>
+        <w:t xml:space="preserve">the arm now goes round straight from the shoulder, at full length, through the jump.</w:t>
+      </w:r>
+    </w:p>
+    <w:p>
+      <w:pPr>
+        <w:numPr>
+          <w:ilvl w:val="1"/>
+          <w:numId w:val="1078"/>
+        </w:numPr>
+        <w:pStyle w:val="Compact"/>
+      </w:pPr>
+      <w:r>
+        <w:t xml:space="preserve">Before, the circle sat above the shoulder, so the elbow folded at the bottom, the arm over-stretched at the top and most of the circle happened during the gather.</w:t>
+      </w:r>
+    </w:p>
+    <w:p>
+      <w:pPr>
+        <w:numPr>
+          <w:ilvl w:val="1"/>
+          <w:numId w:val="1078"/>
+        </w:numPr>
+        <w:pStyle w:val="Compact"/>
+      </w:pPr>
+      <w:r>
+        <w:t xml:space="preserve">It comes over the top and down at the rim with the ball still in the hand.</w:t>
+      </w:r>
+    </w:p>
+    <w:p>
+      <w:pPr>
+        <w:numPr>
+          <w:ilvl w:val="0"/>
           <w:numId w:val="1076"/>
         </w:numPr>
         <w:pStyle w:val="Compact"/>
       </w:pPr>
       <w:r>
-        <w:t xml:space="preserve">Every signature belongs to one package only. The Spin Mill no longer borrows the Eastbay.</w:t>
-      </w:r>
-    </w:p>
-    <w:p>
-      <w:pPr>
-        <w:numPr>
-          <w:ilvl w:val="0"/>
-          <w:numId w:val="1075"/>
-        </w:numPr>
-        <w:pStyle w:val="Compact"/>
-      </w:pPr>
-      <w:r>
-        <w:rPr>
-          <w:bCs/>
-          <w:b/>
-        </w:rPr>
-        <w:t xml:space="preserve">Windmills:</w:t>
-      </w:r>
-      <w:r>
-        <w:t xml:space="preserve"> </w:t>
-      </w:r>
-      <w:r>
-        <w:t xml:space="preserve">the arm now goes round straight from the shoulder, at full length, through the jump.</w:t>
-      </w:r>
-    </w:p>
-    <w:p>
-      <w:pPr>
-        <w:numPr>
-          <w:ilvl w:val="1"/>
-          <w:numId w:val="1077"/>
-        </w:numPr>
-        <w:pStyle w:val="Compact"/>
-      </w:pPr>
-      <w:r>
-        <w:t xml:space="preserve">Before, the circle sat above the shoulder, so the elbow folded at the bottom, the arm over-stretched at the top and most of the circle happened during the gather.</w:t>
-      </w:r>
-    </w:p>
-    <w:p>
-      <w:pPr>
-        <w:numPr>
-          <w:ilvl w:val="1"/>
-          <w:numId w:val="1077"/>
-        </w:numPr>
-        <w:pStyle w:val="Compact"/>
-      </w:pPr>
-      <w:r>
-        <w:t xml:space="preserve">It comes over the top and down at the rim with the ball still in the hand.</w:t>
-      </w:r>
-    </w:p>
-    <w:p>
-      <w:pPr>
-        <w:numPr>
-          <w:ilvl w:val="0"/>
-          <w:numId w:val="1075"/>
-        </w:numPr>
-        <w:pStyle w:val="Compact"/>
-      </w:pPr>
-      <w:r>
         <w:rPr>
           <w:bCs/>
           <w:b/>
@@ -6522,7 +6677,7 @@
       <w:pPr>
         <w:numPr>
           <w:ilvl w:val="1"/>
-          <w:numId w:val="1078"/>
+          <w:numId w:val="1079"/>
         </w:numPr>
         <w:pStyle w:val="Compact"/>
       </w:pPr>
@@ -6534,7 +6689,7 @@
       <w:pPr>
         <w:numPr>
           <w:ilvl w:val="1"/>
-          <w:numId w:val="1078"/>
+          <w:numId w:val="1079"/>
         </w:numPr>
         <w:pStyle w:val="Compact"/>
       </w:pPr>
@@ -6546,7 +6701,7 @@
       <w:pPr>
         <w:numPr>
           <w:ilvl w:val="1"/>
-          <w:numId w:val="1078"/>
+          <w:numId w:val="1079"/>
         </w:numPr>
         <w:pStyle w:val="Compact"/>
       </w:pPr>
@@ -6554,8 +6709,8 @@
         <w:t xml:space="preserve">Before, it was timed from the gather, so most of it happened on the floor, and the ball dipped in front of the right thigh instead of going through.</w:t>
       </w:r>
     </w:p>
-    <w:bookmarkEnd w:id="63"/>
-    <w:bookmarkStart w:id="64" w:name="celebrations"/>
+    <w:bookmarkEnd w:id="64"/>
+    <w:bookmarkStart w:id="65" w:name="celebrations"/>
     <w:p>
       <w:pPr>
         <w:pStyle w:val="Heading3"/>
@@ -6568,7 +6723,7 @@
       <w:pPr>
         <w:numPr>
           <w:ilvl w:val="0"/>
-          <w:numId w:val="1079"/>
+          <w:numId w:val="1080"/>
         </w:numPr>
         <w:pStyle w:val="Compact"/>
       </w:pPr>
@@ -6584,81 +6739,81 @@
       <w:pPr>
         <w:numPr>
           <w:ilvl w:val="1"/>
+          <w:numId w:val="1081"/>
+        </w:numPr>
+        <w:pStyle w:val="Compact"/>
+      </w:pPr>
+      <w:r>
+        <w:t xml:space="preserve">Before, they only worked if you pressed G / D-pad up during the second and a half of dead ball after a basket while your player was doing nothing, and the check then cut them off.</w:t>
+      </w:r>
+    </w:p>
+    <w:p>
+      <w:pPr>
+        <w:numPr>
+          <w:ilvl w:val="1"/>
+          <w:numId w:val="1081"/>
+        </w:numPr>
+        <w:pStyle w:val="Compact"/>
+      </w:pPr>
+      <w:r>
+        <w:t xml:space="preserve">Now a press waits up to 2.5 seconds for your player to be free (follow-through, landing, hanging on the rim).</w:t>
+      </w:r>
+    </w:p>
+    <w:p>
+      <w:pPr>
+        <w:numPr>
+          <w:ilvl w:val="1"/>
+          <w:numId w:val="1081"/>
+        </w:numPr>
+        <w:pStyle w:val="Compact"/>
+      </w:pPr>
+      <w:r>
+        <w:t xml:space="preserve">They play in any dead ball, check or inbound (unless you have the ball) and for 3 seconds after your team scores.</w:t>
+      </w:r>
+    </w:p>
+    <w:p>
+      <w:pPr>
+        <w:numPr>
+          <w:ilvl w:val="1"/>
+          <w:numId w:val="1081"/>
+        </w:numPr>
+        <w:pStyle w:val="Compact"/>
+      </w:pPr>
+      <w:r>
+        <w:t xml:space="preserve">Whoever has the ball stops for the check; everyone else finishes.</w:t>
+      </w:r>
+    </w:p>
+    <w:p>
+      <w:pPr>
+        <w:numPr>
+          <w:ilvl w:val="0"/>
           <w:numId w:val="1080"/>
         </w:numPr>
         <w:pStyle w:val="Compact"/>
       </w:pPr>
       <w:r>
-        <w:t xml:space="preserve">Before, they only worked if you pressed G / D-pad up during the second and a half of dead ball after a basket while your player was doing nothing, and the check then cut them off.</w:t>
-      </w:r>
-    </w:p>
-    <w:p>
-      <w:pPr>
-        <w:numPr>
-          <w:ilvl w:val="1"/>
+        <w:rPr>
+          <w:bCs/>
+          <w:b/>
+        </w:rPr>
+        <w:t xml:space="preserve">Controllers:</w:t>
+      </w:r>
+      <w:r>
+        <w:t xml:space="preserve"> </w:t>
+      </w:r>
+      <w:r>
+        <w:t xml:space="preserve">pads the browser doesn’t map to the standard layout send the D-pad as axes. The game now reads those too, so D-pad up works on them.</w:t>
+      </w:r>
+    </w:p>
+    <w:p>
+      <w:pPr>
+        <w:numPr>
+          <w:ilvl w:val="0"/>
           <w:numId w:val="1080"/>
         </w:numPr>
         <w:pStyle w:val="Compact"/>
       </w:pPr>
       <w:r>
-        <w:t xml:space="preserve">Now a press waits up to 2.5 seconds for your player to be free (follow-through, landing, hanging on the rim).</w:t>
-      </w:r>
-    </w:p>
-    <w:p>
-      <w:pPr>
-        <w:numPr>
-          <w:ilvl w:val="1"/>
-          <w:numId w:val="1080"/>
-        </w:numPr>
-        <w:pStyle w:val="Compact"/>
-      </w:pPr>
-      <w:r>
-        <w:t xml:space="preserve">They play in any dead ball, check or inbound (unless you have the ball) and for 3 seconds after your team scores.</w:t>
-      </w:r>
-    </w:p>
-    <w:p>
-      <w:pPr>
-        <w:numPr>
-          <w:ilvl w:val="1"/>
-          <w:numId w:val="1080"/>
-        </w:numPr>
-        <w:pStyle w:val="Compact"/>
-      </w:pPr>
-      <w:r>
-        <w:t xml:space="preserve">Whoever has the ball stops for the check; everyone else finishes.</w:t>
-      </w:r>
-    </w:p>
-    <w:p>
-      <w:pPr>
-        <w:numPr>
-          <w:ilvl w:val="0"/>
-          <w:numId w:val="1079"/>
-        </w:numPr>
-        <w:pStyle w:val="Compact"/>
-      </w:pPr>
-      <w:r>
-        <w:rPr>
-          <w:bCs/>
-          <w:b/>
-        </w:rPr>
-        <w:t xml:space="preserve">Controllers:</w:t>
-      </w:r>
-      <w:r>
-        <w:t xml:space="preserve"> </w:t>
-      </w:r>
-      <w:r>
-        <w:t xml:space="preserve">pads the browser doesn’t map to the standard layout send the D-pad as axes. The game now reads those too, so D-pad up works on them.</w:t>
-      </w:r>
-    </w:p>
-    <w:p>
-      <w:pPr>
-        <w:numPr>
-          <w:ilvl w:val="0"/>
-          <w:numId w:val="1079"/>
-        </w:numPr>
-        <w:pStyle w:val="Compact"/>
-      </w:pPr>
-      <w:r>
         <w:rPr>
           <w:bCs/>
           <w:b/>
@@ -6672,8 +6827,8 @@
         <w:t xml:space="preserve">Chest Thump, Heart, Dust Off, Archer and Sleep put a hand or forearm through the chest. Each was fixed and every celebration was re-checked on three builds: none clip now.</w:t>
       </w:r>
     </w:p>
-    <w:bookmarkEnd w:id="64"/>
-    <w:bookmarkStart w:id="65" w:name="posterizer-and-contact-finisher"/>
+    <w:bookmarkEnd w:id="65"/>
+    <w:bookmarkStart w:id="66" w:name="posterizer-and-contact-finisher"/>
     <w:p>
       <w:pPr>
         <w:pStyle w:val="Heading3"/>
@@ -6686,7 +6841,7 @@
       <w:pPr>
         <w:numPr>
           <w:ilvl w:val="0"/>
-          <w:numId w:val="1081"/>
+          <w:numId w:val="1082"/>
         </w:numPr>
         <w:pStyle w:val="Compact"/>
       </w:pPr>
@@ -6702,7 +6857,7 @@
       <w:pPr>
         <w:numPr>
           <w:ilvl w:val="1"/>
-          <w:numId w:val="1082"/>
+          <w:numId w:val="1083"/>
         </w:numPr>
         <w:pStyle w:val="Compact"/>
       </w:pPr>
@@ -6714,7 +6869,7 @@
       <w:pPr>
         <w:numPr>
           <w:ilvl w:val="1"/>
-          <w:numId w:val="1082"/>
+          <w:numId w:val="1083"/>
         </w:numPr>
         <w:pStyle w:val="Compact"/>
       </w:pPr>
@@ -6726,7 +6881,7 @@
       <w:pPr>
         <w:numPr>
           <w:ilvl w:val="1"/>
-          <w:numId w:val="1082"/>
+          <w:numId w:val="1083"/>
         </w:numPr>
         <w:pStyle w:val="Compact"/>
       </w:pPr>
@@ -6738,7 +6893,7 @@
       <w:pPr>
         <w:numPr>
           <w:ilvl w:val="1"/>
-          <w:numId w:val="1082"/>
+          <w:numId w:val="1083"/>
         </w:numPr>
         <w:pStyle w:val="Compact"/>
       </w:pPr>
@@ -6746,9 +6901,9 @@
         <w:t xml:space="preserve">Before, the poster fired at the contact, even when the dunk then turned into a layup.</w:t>
       </w:r>
     </w:p>
-    <w:bookmarkEnd w:id="65"/>
     <w:bookmarkEnd w:id="66"/>
-    <w:bookmarkStart w:id="67" w:name="store-menus-and-hud"/>
+    <w:bookmarkEnd w:id="67"/>
+    <w:bookmarkStart w:id="68" w:name="store-menus-and-hud"/>
     <w:p>
       <w:pPr>
         <w:pStyle w:val="Heading2"/>
@@ -6761,7 +6916,7 @@
       <w:pPr>
         <w:numPr>
           <w:ilvl w:val="0"/>
-          <w:numId w:val="1083"/>
+          <w:numId w:val="1084"/>
         </w:numPr>
       </w:pPr>
       <w:r>
@@ -7263,7 +7418,7 @@
       <w:pPr>
         <w:numPr>
           <w:ilvl w:val="0"/>
-          <w:numId w:val="1083"/>
+          <w:numId w:val="1084"/>
         </w:numPr>
       </w:pPr>
       <w:r>
@@ -7326,7 +7481,7 @@
       <w:pPr>
         <w:numPr>
           <w:ilvl w:val="0"/>
-          <w:numId w:val="1083"/>
+          <w:numId w:val="1084"/>
         </w:numPr>
       </w:pPr>
       <w:r>
@@ -7347,77 +7502,77 @@
       <w:pPr>
         <w:numPr>
           <w:ilvl w:val="1"/>
+          <w:numId w:val="1085"/>
+        </w:numPr>
+        <w:pStyle w:val="Compact"/>
+      </w:pPr>
+      <w:r>
+        <w:t xml:space="preserve">The panel is 1.2× the grade’s width, at the same height.</w:t>
+      </w:r>
+    </w:p>
+    <w:p>
+      <w:pPr>
+        <w:numPr>
+          <w:ilvl w:val="1"/>
+          <w:numId w:val="1085"/>
+        </w:numPr>
+        <w:pStyle w:val="Compact"/>
+      </w:pPr>
+      <w:r>
+        <w:t xml:space="preserve">The grade itself keeps its size and moves left to make room.</w:t>
+      </w:r>
+    </w:p>
+    <w:p>
+      <w:pPr>
+        <w:numPr>
+          <w:ilvl w:val="1"/>
+          <w:numId w:val="1085"/>
+        </w:numPr>
+        <w:pStyle w:val="Compact"/>
+      </w:pPr>
+      <w:r>
+        <w:t xml:space="preserve">A number that goes up pulses once.</w:t>
+      </w:r>
+    </w:p>
+    <w:p>
+      <w:pPr>
+        <w:numPr>
+          <w:ilvl w:val="1"/>
+          <w:numId w:val="1085"/>
+        </w:numPr>
+        <w:pStyle w:val="Compact"/>
+      </w:pPr>
+      <w:r>
+        <w:t xml:space="preserve">It shows whenever the grade does (Settings → Lock-In grade).</w:t>
+      </w:r>
+    </w:p>
+    <w:p>
+      <w:pPr>
+        <w:numPr>
+          <w:ilvl w:val="0"/>
           <w:numId w:val="1084"/>
         </w:numPr>
-        <w:pStyle w:val="Compact"/>
-      </w:pPr>
-      <w:r>
-        <w:t xml:space="preserve">The panel is 1.2× the grade’s width, at the same height.</w:t>
-      </w:r>
-    </w:p>
-    <w:p>
-      <w:pPr>
-        <w:numPr>
-          <w:ilvl w:val="1"/>
+      </w:pPr>
+      <w:r>
+        <w:rPr>
+          <w:bCs/>
+          <w:b/>
+        </w:rPr>
+        <w:t xml:space="preserve">Volume in the pause menu:</w:t>
+      </w:r>
+      <w:r>
+        <w:t xml:space="preserve"> </w:t>
+      </w:r>
+      <w:r>
+        <w:t xml:space="preserve">Music, Effects and Crowd sliders. They’re in the park’s pause menu, your park game’s, Pro-Am / Pro Run and the Crew HQ. They apply as you drag and are saved.</w:t>
+      </w:r>
+    </w:p>
+    <w:p>
+      <w:pPr>
+        <w:numPr>
+          <w:ilvl w:val="0"/>
           <w:numId w:val="1084"/>
         </w:numPr>
-        <w:pStyle w:val="Compact"/>
-      </w:pPr>
-      <w:r>
-        <w:t xml:space="preserve">The grade itself keeps its size and moves left to make room.</w:t>
-      </w:r>
-    </w:p>
-    <w:p>
-      <w:pPr>
-        <w:numPr>
-          <w:ilvl w:val="1"/>
-          <w:numId w:val="1084"/>
-        </w:numPr>
-        <w:pStyle w:val="Compact"/>
-      </w:pPr>
-      <w:r>
-        <w:t xml:space="preserve">A number that goes up pulses once.</w:t>
-      </w:r>
-    </w:p>
-    <w:p>
-      <w:pPr>
-        <w:numPr>
-          <w:ilvl w:val="1"/>
-          <w:numId w:val="1084"/>
-        </w:numPr>
-        <w:pStyle w:val="Compact"/>
-      </w:pPr>
-      <w:r>
-        <w:t xml:space="preserve">It shows whenever the grade does (Settings → Lock-In grade).</w:t>
-      </w:r>
-    </w:p>
-    <w:p>
-      <w:pPr>
-        <w:numPr>
-          <w:ilvl w:val="0"/>
-          <w:numId w:val="1083"/>
-        </w:numPr>
-      </w:pPr>
-      <w:r>
-        <w:rPr>
-          <w:bCs/>
-          <w:b/>
-        </w:rPr>
-        <w:t xml:space="preserve">Volume in the pause menu:</w:t>
-      </w:r>
-      <w:r>
-        <w:t xml:space="preserve"> </w:t>
-      </w:r>
-      <w:r>
-        <w:t xml:space="preserve">Music, Effects and Crowd sliders. They’re in the park’s pause menu, your park game’s, Pro-Am / Pro Run and the Crew HQ. They apply as you drag and are saved.</w:t>
-      </w:r>
-    </w:p>
-    <w:p>
-      <w:pPr>
-        <w:numPr>
-          <w:ilvl w:val="0"/>
-          <w:numId w:val="1083"/>
-        </w:numPr>
       </w:pPr>
       <w:r>
         <w:rPr>
@@ -7431,7 +7586,7 @@
       <w:pPr>
         <w:numPr>
           <w:ilvl w:val="1"/>
-          <w:numId w:val="1085"/>
+          <w:numId w:val="1086"/>
         </w:numPr>
         <w:pStyle w:val="Compact"/>
       </w:pPr>
@@ -7443,7 +7598,7 @@
       <w:pPr>
         <w:numPr>
           <w:ilvl w:val="1"/>
-          <w:numId w:val="1085"/>
+          <w:numId w:val="1086"/>
         </w:numPr>
         <w:pStyle w:val="Compact"/>
       </w:pPr>
@@ -7455,7 +7610,7 @@
       <w:pPr>
         <w:numPr>
           <w:ilvl w:val="1"/>
-          <w:numId w:val="1085"/>
+          <w:numId w:val="1086"/>
         </w:numPr>
         <w:pStyle w:val="Compact"/>
       </w:pPr>
@@ -7463,8 +7618,8 @@
         <w:t xml:space="preserve">A breath in each throat, and the stands throwing it back.</w:t>
       </w:r>
     </w:p>
-    <w:bookmarkEnd w:id="67"/>
-    <w:bookmarkStart w:id="68" w:name="green-releases-doubled-and-remade"/>
+    <w:bookmarkEnd w:id="68"/>
+    <w:bookmarkStart w:id="69" w:name="green-releases-doubled-and-remade"/>
     <w:p>
       <w:pPr>
         <w:pStyle w:val="Heading2"/>
@@ -7477,7 +7632,7 @@
       <w:pPr>
         <w:numPr>
           <w:ilvl w:val="0"/>
-          <w:numId w:val="1086"/>
+          <w:numId w:val="1087"/>
         </w:numPr>
         <w:pStyle w:val="Compact"/>
       </w:pPr>
@@ -7499,6 +7654,62 @@
       <w:pPr>
         <w:numPr>
           <w:ilvl w:val="1"/>
+          <w:numId w:val="1088"/>
+        </w:numPr>
+        <w:pStyle w:val="Compact"/>
+      </w:pPr>
+      <w:r>
+        <w:rPr>
+          <w:bCs/>
+          <w:b/>
+        </w:rPr>
+        <w:t xml:space="preserve">New sounds</w:t>
+      </w:r>
+      <w:r>
+        <w:t xml:space="preserve"> </w:t>
+      </w:r>
+      <w:r>
+        <w:t xml:space="preserve">(3,500–9,500 VC): Night Owl, Wolf Howl, Steam Whistle, Victory Bells, Knockout Bell, Shattered Glass, Strike!, Rimshot, Bass Drop, Sonar Ping, Standing Ovation, Five-Alarm, Boing, Cuckoo, Royal Fanfare and Case Closed.</w:t>
+      </w:r>
+    </w:p>
+    <w:p>
+      <w:pPr>
+        <w:numPr>
+          <w:ilvl w:val="1"/>
+          <w:numId w:val="1088"/>
+        </w:numPr>
+        <w:pStyle w:val="Compact"/>
+      </w:pPr>
+      <w:r>
+        <w:rPr>
+          <w:bCs/>
+          <w:b/>
+        </w:rPr>
+        <w:t xml:space="preserve">New effects</w:t>
+      </w:r>
+      <w:r>
+        <w:t xml:space="preserve"> </w:t>
+      </w:r>
+      <w:r>
+        <w:t xml:space="preserve">(6,000–12,000 VC): Phoenix, Make It Rain, Shockwave, Atomic, Galaxy, Ice Cold, Fire Circle, Angel Wings, Jade Dragon, Meteor Shower, Laser Show, Lucky Clover, Diamond and Supernova.</w:t>
+      </w:r>
+    </w:p>
+    <w:p>
+      <w:pPr>
+        <w:numPr>
+          <w:ilvl w:val="1"/>
+          <w:numId w:val="1088"/>
+        </w:numPr>
+        <w:pStyle w:val="Compact"/>
+      </w:pPr>
+      <w:r>
+        <w:t xml:space="preserve">The AI picks from all of them, still with no two alike on a floor.</w:t>
+      </w:r>
+    </w:p>
+    <w:p>
+      <w:pPr>
+        <w:numPr>
+          <w:ilvl w:val="0"/>
           <w:numId w:val="1087"/>
         </w:numPr>
         <w:pStyle w:val="Compact"/>
@@ -7508,62 +7719,6 @@
           <w:bCs/>
           <w:b/>
         </w:rPr>
-        <w:t xml:space="preserve">New sounds</w:t>
-      </w:r>
-      <w:r>
-        <w:t xml:space="preserve"> </w:t>
-      </w:r>
-      <w:r>
-        <w:t xml:space="preserve">(3,500–9,500 VC): Night Owl, Wolf Howl, Steam Whistle, Victory Bells, Knockout Bell, Shattered Glass, Strike!, Rimshot, Bass Drop, Sonar Ping, Standing Ovation, Five-Alarm, Boing, Cuckoo, Royal Fanfare and Case Closed.</w:t>
-      </w:r>
-    </w:p>
-    <w:p>
-      <w:pPr>
-        <w:numPr>
-          <w:ilvl w:val="1"/>
-          <w:numId w:val="1087"/>
-        </w:numPr>
-        <w:pStyle w:val="Compact"/>
-      </w:pPr>
-      <w:r>
-        <w:rPr>
-          <w:bCs/>
-          <w:b/>
-        </w:rPr>
-        <w:t xml:space="preserve">New effects</w:t>
-      </w:r>
-      <w:r>
-        <w:t xml:space="preserve"> </w:t>
-      </w:r>
-      <w:r>
-        <w:t xml:space="preserve">(6,000–12,000 VC): Phoenix, Make It Rain, Shockwave, Atomic, Galaxy, Ice Cold, Fire Circle, Angel Wings, Jade Dragon, Meteor Shower, Laser Show, Lucky Clover, Diamond and Supernova.</w:t>
-      </w:r>
-    </w:p>
-    <w:p>
-      <w:pPr>
-        <w:numPr>
-          <w:ilvl w:val="1"/>
-          <w:numId w:val="1087"/>
-        </w:numPr>
-        <w:pStyle w:val="Compact"/>
-      </w:pPr>
-      <w:r>
-        <w:t xml:space="preserve">The AI picks from all of them, still with no two alike on a floor.</w:t>
-      </w:r>
-    </w:p>
-    <w:p>
-      <w:pPr>
-        <w:numPr>
-          <w:ilvl w:val="0"/>
-          <w:numId w:val="1086"/>
-        </w:numPr>
-        <w:pStyle w:val="Compact"/>
-      </w:pPr>
-      <w:r>
-        <w:rPr>
-          <w:bCs/>
-          <w:b/>
-        </w:rPr>
         <w:t xml:space="preserve">Every sound remade to sound like its name.</w:t>
       </w:r>
     </w:p>
@@ -7571,7 +7726,7 @@
       <w:pPr>
         <w:numPr>
           <w:ilvl w:val="1"/>
-          <w:numId w:val="1088"/>
+          <w:numId w:val="1089"/>
         </w:numPr>
         <w:pStyle w:val="Compact"/>
       </w:pPr>
@@ -7593,7 +7748,7 @@
       <w:pPr>
         <w:numPr>
           <w:ilvl w:val="1"/>
-          <w:numId w:val="1088"/>
+          <w:numId w:val="1089"/>
         </w:numPr>
         <w:pStyle w:val="Compact"/>
       </w:pPr>
@@ -7615,7 +7770,7 @@
       <w:pPr>
         <w:numPr>
           <w:ilvl w:val="1"/>
-          <w:numId w:val="1088"/>
+          <w:numId w:val="1089"/>
         </w:numPr>
         <w:pStyle w:val="Compact"/>
       </w:pPr>
@@ -7631,98 +7786,6 @@
       </w:r>
       <w:r>
         <w:t xml:space="preserve">a raptor’s scream.</w:t>
-      </w:r>
-    </w:p>
-    <w:p>
-      <w:pPr>
-        <w:numPr>
-          <w:ilvl w:val="2"/>
-          <w:numId w:val="1089"/>
-        </w:numPr>
-        <w:pStyle w:val="Compact"/>
-      </w:pPr>
-      <w:r>
-        <w:t xml:space="preserve">A quick rise into a long, high</w:t>
-      </w:r>
-      <w:r>
-        <w:t xml:space="preserve"> </w:t>
-      </w:r>
-      <w:r>
-        <w:t xml:space="preserve">“</w:t>
-      </w:r>
-      <w:r>
-        <w:t xml:space="preserve">kee-eeee-arrr</w:t>
-      </w:r>
-      <w:r>
-        <w:t xml:space="preserve">”</w:t>
-      </w:r>
-      <w:r>
-        <w:t xml:space="preserve"> </w:t>
-      </w:r>
-      <w:r>
-        <w:t xml:space="preserve">around 2.5 kHz.</w:t>
-      </w:r>
-    </w:p>
-    <w:p>
-      <w:pPr>
-        <w:numPr>
-          <w:ilvl w:val="2"/>
-          <w:numId w:val="1089"/>
-        </w:numPr>
-        <w:pStyle w:val="Compact"/>
-      </w:pPr>
-      <w:r>
-        <w:t xml:space="preserve">Harsh, the way a real one is: the pitch jitters from cycle to cycle, every other cycle is louder, and there’s breath riding on each one.</w:t>
-      </w:r>
-    </w:p>
-    <w:p>
-      <w:pPr>
-        <w:numPr>
-          <w:ilvl w:val="2"/>
-          <w:numId w:val="1089"/>
-        </w:numPr>
-        <w:pStyle w:val="Compact"/>
-      </w:pPr>
-      <w:r>
-        <w:t xml:space="preserve">It tears downward at the end, then rings off the canyon walls.</w:t>
-      </w:r>
-    </w:p>
-    <w:p>
-      <w:pPr>
-        <w:numPr>
-          <w:ilvl w:val="1"/>
-          <w:numId w:val="1088"/>
-        </w:numPr>
-        <w:pStyle w:val="Compact"/>
-      </w:pPr>
-      <w:r>
-        <w:rPr>
-          <w:bCs/>
-          <w:b/>
-        </w:rPr>
-        <w:t xml:space="preserve">Bells, gongs, glass, coins and wood</w:t>
-      </w:r>
-      <w:r>
-        <w:t xml:space="preserve"> </w:t>
-      </w:r>
-      <w:r>
-        <w:t xml:space="preserve">ring with their own partials. A church bell has its hum an octave under, its minor-third tierce and its nominal. The gong blooms up into its shimmer after the strike.</w:t>
-      </w:r>
-    </w:p>
-    <w:p>
-      <w:pPr>
-        <w:numPr>
-          <w:ilvl w:val="1"/>
-          <w:numId w:val="1088"/>
-        </w:numPr>
-        <w:pStyle w:val="Compact"/>
-      </w:pPr>
-      <w:r>
-        <w:rPr>
-          <w:bCs/>
-          <w:b/>
-        </w:rPr>
-        <w:t xml:space="preserve">Voices:</w:t>
       </w:r>
     </w:p>
     <w:p>
@@ -7734,7 +7797,25 @@
         <w:pStyle w:val="Compact"/>
       </w:pPr>
       <w:r>
-        <w:t xml:space="preserve">The choir is four sections, each with its own vowel, singing in a cathedral with a harp under it.</w:t>
+        <w:t xml:space="preserve">A quick rise into a long, high</w:t>
+      </w:r>
+      <w:r>
+        <w:t xml:space="preserve"> </w:t>
+      </w:r>
+      <w:r>
+        <w:t xml:space="preserve">“</w:t>
+      </w:r>
+      <w:r>
+        <w:t xml:space="preserve">kee-eeee-arrr</w:t>
+      </w:r>
+      <w:r>
+        <w:t xml:space="preserve">”</w:t>
+      </w:r>
+      <w:r>
+        <w:t xml:space="preserve"> </w:t>
+      </w:r>
+      <w:r>
+        <w:t xml:space="preserve">around 2.5 kHz.</w:t>
       </w:r>
     </w:p>
     <w:p>
@@ -7746,7 +7827,7 @@
         <w:pStyle w:val="Compact"/>
       </w:pPr>
       <w:r>
-        <w:t xml:space="preserve">The kazoo is a hummed voice with the paper buzzing on it.</w:t>
+        <w:t xml:space="preserve">Harsh, the way a real one is: the pitch jitters from cycle to cycle, every other cycle is louder, and there’s breath riding on each one.</w:t>
       </w:r>
     </w:p>
     <w:p>
@@ -7758,23 +7839,45 @@
         <w:pStyle w:val="Compact"/>
       </w:pPr>
       <w:r>
-        <w:t xml:space="preserve">The roar after the Greeen Chant is now crowd voices, not noise.</w:t>
-      </w:r>
-    </w:p>
-    <w:p>
-      <w:pPr>
-        <w:numPr>
-          <w:ilvl w:val="1"/>
-          <w:numId w:val="1088"/>
-        </w:numPr>
-        <w:pStyle w:val="Compact"/>
-      </w:pPr>
-      <w:r>
-        <w:rPr>
-          <w:bCs/>
-          <w:b/>
-        </w:rPr>
-        <w:t xml:space="preserve">Squeaks, water and weather:</w:t>
+        <w:t xml:space="preserve">It tears downward at the end, then rings off the canyon walls.</w:t>
+      </w:r>
+    </w:p>
+    <w:p>
+      <w:pPr>
+        <w:numPr>
+          <w:ilvl w:val="1"/>
+          <w:numId w:val="1089"/>
+        </w:numPr>
+        <w:pStyle w:val="Compact"/>
+      </w:pPr>
+      <w:r>
+        <w:rPr>
+          <w:bCs/>
+          <w:b/>
+        </w:rPr>
+        <w:t xml:space="preserve">Bells, gongs, glass, coins and wood</w:t>
+      </w:r>
+      <w:r>
+        <w:t xml:space="preserve"> </w:t>
+      </w:r>
+      <w:r>
+        <w:t xml:space="preserve">ring with their own partials. A church bell has its hum an octave under, its minor-third tierce and its nominal. The gong blooms up into its shimmer after the strike.</w:t>
+      </w:r>
+    </w:p>
+    <w:p>
+      <w:pPr>
+        <w:numPr>
+          <w:ilvl w:val="1"/>
+          <w:numId w:val="1089"/>
+        </w:numPr>
+        <w:pStyle w:val="Compact"/>
+      </w:pPr>
+      <w:r>
+        <w:rPr>
+          <w:bCs/>
+          <w:b/>
+        </w:rPr>
+        <w:t xml:space="preserve">Voices:</w:t>
       </w:r>
     </w:p>
     <w:p>
@@ -7786,7 +7889,7 @@
         <w:pStyle w:val="Compact"/>
       </w:pPr>
       <w:r>
-        <w:t xml:space="preserve">The rubber duck is a squeaker reed, wheezing in between squeezes.</w:t>
+        <w:t xml:space="preserve">The choir is four sections, each with its own vowel, singing in a cathedral with a harp under it.</w:t>
       </w:r>
     </w:p>
     <w:p>
@@ -7798,7 +7901,7 @@
         <w:pStyle w:val="Compact"/>
       </w:pPr>
       <w:r>
-        <w:t xml:space="preserve">The cannonball is a slap, a kerplunk and hundreds of bubbles and drops.</w:t>
+        <w:t xml:space="preserve">The kazoo is a hummed voice with the paper buzzing on it.</w:t>
       </w:r>
     </w:p>
     <w:p>
@@ -7810,6 +7913,58 @@
         <w:pStyle w:val="Compact"/>
       </w:pPr>
       <w:r>
+        <w:t xml:space="preserve">The roar after the Greeen Chant is now crowd voices, not noise.</w:t>
+      </w:r>
+    </w:p>
+    <w:p>
+      <w:pPr>
+        <w:numPr>
+          <w:ilvl w:val="1"/>
+          <w:numId w:val="1089"/>
+        </w:numPr>
+        <w:pStyle w:val="Compact"/>
+      </w:pPr>
+      <w:r>
+        <w:rPr>
+          <w:bCs/>
+          <w:b/>
+        </w:rPr>
+        <w:t xml:space="preserve">Squeaks, water and weather:</w:t>
+      </w:r>
+    </w:p>
+    <w:p>
+      <w:pPr>
+        <w:numPr>
+          <w:ilvl w:val="2"/>
+          <w:numId w:val="1092"/>
+        </w:numPr>
+        <w:pStyle w:val="Compact"/>
+      </w:pPr>
+      <w:r>
+        <w:t xml:space="preserve">The rubber duck is a squeaker reed, wheezing in between squeezes.</w:t>
+      </w:r>
+    </w:p>
+    <w:p>
+      <w:pPr>
+        <w:numPr>
+          <w:ilvl w:val="2"/>
+          <w:numId w:val="1092"/>
+        </w:numPr>
+        <w:pStyle w:val="Compact"/>
+      </w:pPr>
+      <w:r>
+        <w:t xml:space="preserve">The cannonball is a slap, a kerplunk and hundreds of bubbles and drops.</w:t>
+      </w:r>
+    </w:p>
+    <w:p>
+      <w:pPr>
+        <w:numPr>
+          <w:ilvl w:val="2"/>
+          <w:numId w:val="1092"/>
+        </w:numPr>
+        <w:pStyle w:val="Compact"/>
+      </w:pPr>
+      <w:r>
         <w:t xml:space="preserve">Thunder tears the air open before the boom and the roll.</w:t>
       </w:r>
     </w:p>
@@ -7817,7 +7972,7 @@
       <w:pPr>
         <w:numPr>
           <w:ilvl w:val="0"/>
-          <w:numId w:val="1086"/>
+          <w:numId w:val="1087"/>
         </w:numPr>
         <w:pStyle w:val="Compact"/>
       </w:pPr>
@@ -7839,7 +7994,7 @@
       <w:pPr>
         <w:numPr>
           <w:ilvl w:val="0"/>
-          <w:numId w:val="1086"/>
+          <w:numId w:val="1087"/>
         </w:numPr>
         <w:pStyle w:val="Compact"/>
       </w:pPr>
@@ -7879,7 +8034,7 @@
       <w:pPr>
         <w:numPr>
           <w:ilvl w:val="0"/>
-          <w:numId w:val="1086"/>
+          <w:numId w:val="1087"/>
         </w:numPr>
         <w:pStyle w:val="Compact"/>
       </w:pPr>
@@ -7895,7 +8050,7 @@
       <w:pPr>
         <w:numPr>
           <w:ilvl w:val="1"/>
-          <w:numId w:val="1092"/>
+          <w:numId w:val="1093"/>
         </w:numPr>
         <w:pStyle w:val="Compact"/>
       </w:pPr>
@@ -7907,7 +8062,7 @@
       <w:pPr>
         <w:numPr>
           <w:ilvl w:val="1"/>
-          <w:numId w:val="1092"/>
+          <w:numId w:val="1093"/>
         </w:numPr>
         <w:pStyle w:val="Compact"/>
       </w:pPr>
@@ -7919,7 +8074,7 @@
       <w:pPr>
         <w:numPr>
           <w:ilvl w:val="1"/>
-          <w:numId w:val="1092"/>
+          <w:numId w:val="1093"/>
         </w:numPr>
         <w:pStyle w:val="Compact"/>
       </w:pPr>
@@ -7927,8 +8082,8 @@
         <w:t xml:space="preserve">Every new effect was captured frozen in time over a player in the studio.</w:t>
       </w:r>
     </w:p>
-    <w:bookmarkEnd w:id="68"/>
-    <w:bookmarkStart w:id="69" w:name="under-the-hood-quick-patch"/>
+    <w:bookmarkEnd w:id="69"/>
+    <w:bookmarkStart w:id="70" w:name="under-the-hood-quick-patch"/>
     <w:p>
       <w:pPr>
         <w:pStyle w:val="Heading2"/>
@@ -7941,7 +8096,7 @@
       <w:pPr>
         <w:numPr>
           <w:ilvl w:val="0"/>
-          <w:numId w:val="1093"/>
+          <w:numId w:val="1094"/>
         </w:numPr>
         <w:pStyle w:val="Compact"/>
       </w:pPr>
@@ -7956,14 +8111,14 @@
         <w:t xml:space="preserve"> </w:t>
       </w:r>
       <w:r>
-        <w:t xml:space="preserve">154 game tests and 40 service tests pass. The new ones cover non-shooter windows, smothered shots, the record scratch, repeat moves, diagonal moves, the straps being drawn, the apparel counts, dunk variety, the windmill and Eastbay paths, celebrations (input and clipping), reach-in contact, the AI staying in bounds, the D-pad fallback, Icon Legend, the green release counts and what each sound is made of, the AI’s reaction times, stamina and the line beside the grade.</w:t>
-      </w:r>
-    </w:p>
-    <w:p>
-      <w:pPr>
-        <w:numPr>
-          <w:ilvl w:val="0"/>
-          <w:numId w:val="1093"/>
+        <w:t xml:space="preserve">159 game tests and 40 service tests pass. The new ones cover non-shooter windows, smothered shots, the record scratch, repeat moves, diagonal moves, the straps being drawn, the apparel counts, dunk variety, the windmill and Eastbay paths, celebrations (input and clipping), reach-in contact, the AI staying in bounds, the D-pad fallback, Icon Legend, the green release counts and what each sound is made of, the AI’s reaction times, stamina and the line beside the grade.</w:t>
+      </w:r>
+    </w:p>
+    <w:p>
+      <w:pPr>
+        <w:numPr>
+          <w:ilvl w:val="0"/>
+          <w:numId w:val="1094"/>
         </w:numPr>
         <w:pStyle w:val="Compact"/>
       </w:pPr>
@@ -7979,7 +8134,7 @@
       <w:pPr>
         <w:numPr>
           <w:ilvl w:val="1"/>
-          <w:numId w:val="1094"/>
+          <w:numId w:val="1095"/>
         </w:numPr>
         <w:pStyle w:val="Compact"/>
       </w:pPr>
@@ -8003,7 +8158,7 @@
       <w:pPr>
         <w:numPr>
           <w:ilvl w:val="1"/>
-          <w:numId w:val="1094"/>
+          <w:numId w:val="1095"/>
         </w:numPr>
         <w:pStyle w:val="Compact"/>
       </w:pPr>
@@ -8027,7 +8182,7 @@
       <w:pPr>
         <w:numPr>
           <w:ilvl w:val="1"/>
-          <w:numId w:val="1094"/>
+          <w:numId w:val="1095"/>
         </w:numPr>
         <w:pStyle w:val="Compact"/>
       </w:pPr>
@@ -8039,7 +8194,7 @@
       <w:pPr>
         <w:numPr>
           <w:ilvl w:val="1"/>
-          <w:numId w:val="1094"/>
+          <w:numId w:val="1095"/>
         </w:numPr>
         <w:pStyle w:val="Compact"/>
       </w:pPr>
@@ -8051,7 +8206,7 @@
       <w:pPr>
         <w:numPr>
           <w:ilvl w:val="1"/>
-          <w:numId w:val="1094"/>
+          <w:numId w:val="1095"/>
         </w:numPr>
         <w:pStyle w:val="Compact"/>
       </w:pPr>
@@ -8075,7 +8230,7 @@
       <w:pPr>
         <w:numPr>
           <w:ilvl w:val="1"/>
-          <w:numId w:val="1094"/>
+          <w:numId w:val="1095"/>
         </w:numPr>
         <w:pStyle w:val="Compact"/>
       </w:pPr>
@@ -8099,7 +8254,7 @@
       <w:pPr>
         <w:numPr>
           <w:ilvl w:val="1"/>
-          <w:numId w:val="1094"/>
+          <w:numId w:val="1095"/>
         </w:numPr>
         <w:pStyle w:val="Compact"/>
       </w:pPr>
@@ -8123,7 +8278,7 @@
       <w:pPr>
         <w:numPr>
           <w:ilvl w:val="1"/>
-          <w:numId w:val="1094"/>
+          <w:numId w:val="1095"/>
         </w:numPr>
         <w:pStyle w:val="Compact"/>
       </w:pPr>
@@ -8169,7 +8324,19 @@
       <w:pPr>
         <w:numPr>
           <w:ilvl w:val="1"/>
-          <w:numId w:val="1094"/>
+          <w:numId w:val="1095"/>
+        </w:numPr>
+        <w:pStyle w:val="Compact"/>
+      </w:pPr>
+      <w:r>
+        <w:t xml:space="preserve">The alley-oop press: the four face buttons are read raw (whatever your context) only while a lob to you is in the air, and that press is used for nothing else, so the shoot button can’t also jump you. The window opens a quarter of the way to the takeoff and closes 0.05 s after it. A mistimed one is 0.22 s late at 40% of the height.</w:t>
+      </w:r>
+    </w:p>
+    <w:p>
+      <w:pPr>
+        <w:numPr>
+          <w:ilvl w:val="1"/>
+          <w:numId w:val="1095"/>
         </w:numPr>
         <w:pStyle w:val="Compact"/>
       </w:pPr>
@@ -8199,7 +8366,7 @@
       <w:pPr>
         <w:numPr>
           <w:ilvl w:val="1"/>
-          <w:numId w:val="1094"/>
+          <w:numId w:val="1095"/>
         </w:numPr>
         <w:pStyle w:val="Compact"/>
       </w:pPr>
@@ -8207,8 +8374,8 @@
         <w:t xml:space="preserve">The faster AI reactions apply to every AI player: teammates, opponents and your own player on auto-play.</w:t>
       </w:r>
     </w:p>
-    <w:bookmarkEnd w:id="69"/>
     <w:bookmarkEnd w:id="70"/>
+    <w:bookmarkEnd w:id="71"/>
     <w:sectPr/>
   </w:body>
 </w:document>
@@ -8674,6 +8841,9 @@
     <w:abstractNumId w:val="991"/>
   </w:num>
   <w:num w:numId="1094">
+    <w:abstractNumId w:val="991"/>
+  </w:num>
+  <w:num w:numId="1095">
     <w:abstractNumId w:val="991"/>
   </w:num>
 </w:numbering>

--- a/PATCH_NOTES_v0.4.7.5.docx
+++ b/PATCH_NOTES_v0.4.7.5.docx
@@ -3526,7 +3526,7 @@
     </w:p>
     <w:bookmarkEnd w:id="41"/>
     <w:bookmarkEnd w:id="42"/>
-    <w:bookmarkStart w:id="71" w:name="quick-patch"/>
+    <w:bookmarkStart w:id="72" w:name="quick-patch"/>
     <w:p>
       <w:pPr>
         <w:pStyle w:val="Heading1"/>
@@ -4228,7 +4228,7 @@
     </w:tbl>
     <w:bookmarkEnd w:id="46"/>
     <w:bookmarkEnd w:id="47"/>
-    <w:bookmarkStart w:id="61" w:name="dribbling-passing-and-defense-1"/>
+    <w:bookmarkStart w:id="62" w:name="dribbling-passing-and-defense-1"/>
     <w:p>
       <w:pPr>
         <w:pStyle w:val="Heading2"/>
@@ -6268,8 +6268,62 @@
       </w:r>
     </w:p>
     <w:bookmarkEnd w:id="60"/>
+    <w:bookmarkStart w:id="61" w:name="got-next-and-the-lock-in-line-oct-10"/>
+    <w:p>
+      <w:pPr>
+        <w:pStyle w:val="Heading3"/>
+      </w:pPr>
+      <w:r>
+        <w:t xml:space="preserve">Got Next, and the Lock-In line (Oct 10)</w:t>
+      </w:r>
+    </w:p>
+    <w:p>
+      <w:pPr>
+        <w:numPr>
+          <w:ilvl w:val="0"/>
+          <w:numId w:val="1070"/>
+        </w:numPr>
+        <w:pStyle w:val="Compact"/>
+      </w:pPr>
+      <w:r>
+        <w:rPr>
+          <w:bCs/>
+          <w:b/>
+        </w:rPr>
+        <w:t xml:space="preserve">Your squad lines up next to you.</w:t>
+      </w:r>
+      <w:r>
+        <w:t xml:space="preserve"> </w:t>
+      </w:r>
+      <w:r>
+        <w:t xml:space="preserve">Step on a Got Next spot and your squad mates walk straight to their circles beside you. They used to run off to the edge of the park and come back the long way round before filing in: every walk in the park was routed through the south plaza whenever either end was near the courts. Now everyone walks straight to where he’s going, around the shops, the wheel and any court with a game on it.</w:t>
+      </w:r>
+    </w:p>
+    <w:p>
+      <w:pPr>
+        <w:numPr>
+          <w:ilvl w:val="0"/>
+          <w:numId w:val="1070"/>
+        </w:numPr>
+        <w:pStyle w:val="Compact"/>
+      </w:pPr>
+      <w:r>
+        <w:rPr>
+          <w:bCs/>
+          <w:b/>
+        </w:rPr>
+        <w:t xml:space="preserve">The stat line fits the Lock-In box.</w:t>
+      </w:r>
+      <w:r>
+        <w:t xml:space="preserve"> </w:t>
+      </w:r>
+      <w:r>
+        <w:t xml:space="preserve">PTS REB AST / STL BLK TO are smaller (16 px values, 9 px labels like the grade’s own caption) and sit inside the grade’s height instead of spilling past it.</w:t>
+      </w:r>
+    </w:p>
     <w:bookmarkEnd w:id="61"/>
-    <w:bookmarkStart w:id="62" w:name="progression-icon-legend-up-to-99"/>
+    <w:bookmarkEnd w:id="62"/>
+    <w:bookmarkStart w:id="63" w:name="progression-icon-legend-up-to-99"/>
     <w:p>
       <w:pPr>
         <w:pStyle w:val="Heading2"/>
@@ -6282,7 +6336,7 @@
       <w:pPr>
         <w:numPr>
           <w:ilvl w:val="0"/>
-          <w:numId w:val="1070"/>
+          <w:numId w:val="1071"/>
         </w:numPr>
         <w:pStyle w:val="Compact"/>
       </w:pPr>
@@ -6298,105 +6352,105 @@
       <w:pPr>
         <w:numPr>
           <w:ilvl w:val="1"/>
+          <w:numId w:val="1072"/>
+        </w:numPr>
+        <w:pStyle w:val="Compact"/>
+      </w:pPr>
+      <w:r>
+        <w:t xml:space="preserve">Simmed games, forfeits and other modes don’t count.</w:t>
+      </w:r>
+    </w:p>
+    <w:p>
+      <w:pPr>
+        <w:numPr>
+          <w:ilvl w:val="1"/>
+          <w:numId w:val="1072"/>
+        </w:numPr>
+        <w:pStyle w:val="Compact"/>
+      </w:pPr>
+      <w:r>
+        <w:t xml:space="preserve">The game that unlocks the Icon doesn’t count either.</w:t>
+      </w:r>
+    </w:p>
+    <w:p>
+      <w:pPr>
+        <w:numPr>
+          <w:ilvl w:val="0"/>
           <w:numId w:val="1071"/>
         </w:numPr>
         <w:pStyle w:val="Compact"/>
       </w:pPr>
       <w:r>
-        <w:t xml:space="preserve">Simmed games, forfeits and other modes don’t count.</w:t>
-      </w:r>
-    </w:p>
-    <w:p>
-      <w:pPr>
-        <w:numPr>
-          <w:ilvl w:val="1"/>
+        <w:rPr>
+          <w:bCs/>
+          <w:b/>
+        </w:rPr>
+        <w:t xml:space="preserve">No stat picking:</w:t>
+      </w:r>
+      <w:r>
+        <w:t xml:space="preserve"> </w:t>
+      </w:r>
+      <w:r>
+        <w:t xml:space="preserve">the build system places each +1 itself.</w:t>
+      </w:r>
+    </w:p>
+    <w:p>
+      <w:pPr>
+        <w:numPr>
+          <w:ilvl w:val="1"/>
+          <w:numId w:val="1073"/>
+        </w:numPr>
+        <w:pStyle w:val="Compact"/>
+      </w:pPr>
+      <w:r>
+        <w:t xml:space="preserve">It raises the attributes your build leans on most: the shape its caps come from (archetype, size and weight) and what your position’s overall counts most.</w:t>
+      </w:r>
+    </w:p>
+    <w:p>
+      <w:pPr>
+        <w:numPr>
+          <w:ilvl w:val="1"/>
+          <w:numId w:val="1073"/>
+        </w:numPr>
+        <w:pStyle w:val="Compact"/>
+      </w:pPr>
+      <w:r>
+        <w:t xml:space="preserve">It goes a point at a time across the top half of that list until the overall is up by one.</w:t>
+      </w:r>
+    </w:p>
+    <w:p>
+      <w:pPr>
+        <w:numPr>
+          <w:ilvl w:val="1"/>
+          <w:numId w:val="1073"/>
+        </w:numPr>
+        <w:pStyle w:val="Compact"/>
+      </w:pPr>
+      <w:r>
+        <w:t xml:space="preserve">Attributes at 99 are never touched, and your caps rise with the upgrades.</w:t>
+      </w:r>
+    </w:p>
+    <w:p>
+      <w:pPr>
+        <w:numPr>
+          <w:ilvl w:val="1"/>
+          <w:numId w:val="1073"/>
+        </w:numPr>
+        <w:pStyle w:val="Compact"/>
+      </w:pPr>
+      <w:r>
+        <w:t xml:space="preserve">Example: a Sharpshooter’s shooting reaches 99 first, and a Glass Cleaner’s rebounding and interior defense do.</w:t>
+      </w:r>
+    </w:p>
+    <w:p>
+      <w:pPr>
+        <w:numPr>
+          <w:ilvl w:val="0"/>
           <w:numId w:val="1071"/>
         </w:numPr>
         <w:pStyle w:val="Compact"/>
       </w:pPr>
       <w:r>
-        <w:t xml:space="preserve">The game that unlocks the Icon doesn’t count either.</w:t>
-      </w:r>
-    </w:p>
-    <w:p>
-      <w:pPr>
-        <w:numPr>
-          <w:ilvl w:val="0"/>
-          <w:numId w:val="1070"/>
-        </w:numPr>
-        <w:pStyle w:val="Compact"/>
-      </w:pPr>
-      <w:r>
-        <w:rPr>
-          <w:bCs/>
-          <w:b/>
-        </w:rPr>
-        <w:t xml:space="preserve">No stat picking:</w:t>
-      </w:r>
-      <w:r>
-        <w:t xml:space="preserve"> </w:t>
-      </w:r>
-      <w:r>
-        <w:t xml:space="preserve">the build system places each +1 itself.</w:t>
-      </w:r>
-    </w:p>
-    <w:p>
-      <w:pPr>
-        <w:numPr>
-          <w:ilvl w:val="1"/>
-          <w:numId w:val="1072"/>
-        </w:numPr>
-        <w:pStyle w:val="Compact"/>
-      </w:pPr>
-      <w:r>
-        <w:t xml:space="preserve">It raises the attributes your build leans on most: the shape its caps come from (archetype, size and weight) and what your position’s overall counts most.</w:t>
-      </w:r>
-    </w:p>
-    <w:p>
-      <w:pPr>
-        <w:numPr>
-          <w:ilvl w:val="1"/>
-          <w:numId w:val="1072"/>
-        </w:numPr>
-        <w:pStyle w:val="Compact"/>
-      </w:pPr>
-      <w:r>
-        <w:t xml:space="preserve">It goes a point at a time across the top half of that list until the overall is up by one.</w:t>
-      </w:r>
-    </w:p>
-    <w:p>
-      <w:pPr>
-        <w:numPr>
-          <w:ilvl w:val="1"/>
-          <w:numId w:val="1072"/>
-        </w:numPr>
-        <w:pStyle w:val="Compact"/>
-      </w:pPr>
-      <w:r>
-        <w:t xml:space="preserve">Attributes at 99 are never touched, and your caps rise with the upgrades.</w:t>
-      </w:r>
-    </w:p>
-    <w:p>
-      <w:pPr>
-        <w:numPr>
-          <w:ilvl w:val="1"/>
-          <w:numId w:val="1072"/>
-        </w:numPr>
-        <w:pStyle w:val="Compact"/>
-      </w:pPr>
-      <w:r>
-        <w:t xml:space="preserve">Example: a Sharpshooter’s shooting reaches 99 first, and a Glass Cleaner’s rebounding and interior defense do.</w:t>
-      </w:r>
-    </w:p>
-    <w:p>
-      <w:pPr>
-        <w:numPr>
-          <w:ilvl w:val="0"/>
-          <w:numId w:val="1070"/>
-        </w:numPr>
-        <w:pStyle w:val="Compact"/>
-      </w:pPr>
-      <w:r>
         <w:rPr>
           <w:bCs/>
           <w:b/>
@@ -6408,7 +6462,7 @@
       <w:pPr>
         <w:numPr>
           <w:ilvl w:val="0"/>
-          <w:numId w:val="1070"/>
+          <w:numId w:val="1071"/>
         </w:numPr>
         <w:pStyle w:val="Compact"/>
       </w:pPr>
@@ -6424,7 +6478,7 @@
       <w:pPr>
         <w:numPr>
           <w:ilvl w:val="1"/>
-          <w:numId w:val="1073"/>
+          <w:numId w:val="1074"/>
         </w:numPr>
         <w:pStyle w:val="Compact"/>
       </w:pPr>
@@ -6436,7 +6490,7 @@
       <w:pPr>
         <w:numPr>
           <w:ilvl w:val="1"/>
-          <w:numId w:val="1073"/>
+          <w:numId w:val="1074"/>
         </w:numPr>
         <w:pStyle w:val="Compact"/>
       </w:pPr>
@@ -6444,8 +6498,8 @@
         <w:t xml:space="preserve">The Pro Run screen shows it too.</w:t>
       </w:r>
     </w:p>
-    <w:bookmarkEnd w:id="62"/>
-    <w:bookmarkStart w:id="67" w:name="the-look"/>
+    <w:bookmarkEnd w:id="63"/>
+    <w:bookmarkStart w:id="68" w:name="the-look"/>
     <w:p>
       <w:pPr>
         <w:pStyle w:val="Heading2"/>
@@ -6454,7 +6508,7 @@
         <w:t xml:space="preserve">The look</w:t>
       </w:r>
     </w:p>
-    <w:bookmarkStart w:id="63" w:name="jersey-straps-fixed-properly-this-time"/>
+    <w:bookmarkStart w:id="64" w:name="jersey-straps-fixed-properly-this-time"/>
     <w:p>
       <w:pPr>
         <w:pStyle w:val="Heading3"/>
@@ -6467,7 +6521,7 @@
       <w:pPr>
         <w:numPr>
           <w:ilvl w:val="0"/>
-          <w:numId w:val="1074"/>
+          <w:numId w:val="1075"/>
         </w:numPr>
         <w:pStyle w:val="Compact"/>
       </w:pPr>
@@ -6489,7 +6543,7 @@
       <w:pPr>
         <w:numPr>
           <w:ilvl w:val="0"/>
-          <w:numId w:val="1074"/>
+          <w:numId w:val="1075"/>
         </w:numPr>
         <w:pStyle w:val="Compact"/>
       </w:pPr>
@@ -6511,7 +6565,7 @@
       <w:pPr>
         <w:numPr>
           <w:ilvl w:val="1"/>
-          <w:numId w:val="1075"/>
+          <w:numId w:val="1076"/>
         </w:numPr>
         <w:pStyle w:val="Compact"/>
       </w:pPr>
@@ -6523,7 +6577,7 @@
       <w:pPr>
         <w:numPr>
           <w:ilvl w:val="1"/>
-          <w:numId w:val="1075"/>
+          <w:numId w:val="1076"/>
         </w:numPr>
         <w:pStyle w:val="Compact"/>
       </w:pPr>
@@ -6535,7 +6589,7 @@
       <w:pPr>
         <w:numPr>
           <w:ilvl w:val="1"/>
-          <w:numId w:val="1075"/>
+          <w:numId w:val="1076"/>
         </w:numPr>
         <w:pStyle w:val="Compact"/>
       </w:pPr>
@@ -6547,7 +6601,7 @@
       <w:pPr>
         <w:numPr>
           <w:ilvl w:val="1"/>
-          <w:numId w:val="1075"/>
+          <w:numId w:val="1076"/>
         </w:numPr>
         <w:pStyle w:val="Compact"/>
       </w:pPr>
@@ -6555,8 +6609,8 @@
         <w:t xml:space="preserve">The fabric’s mesh weave runs true to size along it.</w:t>
       </w:r>
     </w:p>
-    <w:bookmarkEnd w:id="63"/>
-    <w:bookmarkStart w:id="64" w:name="dunks"/>
+    <w:bookmarkEnd w:id="64"/>
+    <w:bookmarkStart w:id="65" w:name="dunks"/>
     <w:p>
       <w:pPr>
         <w:pStyle w:val="Heading3"/>
@@ -6569,7 +6623,7 @@
       <w:pPr>
         <w:numPr>
           <w:ilvl w:val="0"/>
-          <w:numId w:val="1076"/>
+          <w:numId w:val="1077"/>
         </w:numPr>
         <w:pStyle w:val="Compact"/>
       </w:pPr>
@@ -6591,81 +6645,81 @@
       <w:pPr>
         <w:numPr>
           <w:ilvl w:val="1"/>
+          <w:numId w:val="1078"/>
+        </w:numPr>
+        <w:pStyle w:val="Compact"/>
+      </w:pPr>
+      <w:r>
+        <w:t xml:space="preserve">No generic finish is shared by more than 4 packages. Before, reverse slams showed up in 15 packages and double clutches in 14.</w:t>
+      </w:r>
+    </w:p>
+    <w:p>
+      <w:pPr>
+        <w:numPr>
+          <w:ilvl w:val="1"/>
+          <w:numId w:val="1078"/>
+        </w:numPr>
+        <w:pStyle w:val="Compact"/>
+      </w:pPr>
+      <w:r>
+        <w:t xml:space="preserve">Every signature belongs to one package only. The Spin Mill no longer borrows the Eastbay.</w:t>
+      </w:r>
+    </w:p>
+    <w:p>
+      <w:pPr>
+        <w:numPr>
+          <w:ilvl w:val="0"/>
           <w:numId w:val="1077"/>
         </w:numPr>
         <w:pStyle w:val="Compact"/>
       </w:pPr>
       <w:r>
-        <w:t xml:space="preserve">No generic finish is shared by more than 4 packages. Before, reverse slams showed up in 15 packages and double clutches in 14.</w:t>
-      </w:r>
-    </w:p>
-    <w:p>
-      <w:pPr>
-        <w:numPr>
-          <w:ilvl w:val="1"/>
+        <w:rPr>
+          <w:bCs/>
+          <w:b/>
+        </w:rPr>
+        <w:t xml:space="preserve">Windmills:</w:t>
+      </w:r>
+      <w:r>
+        <w:t xml:space="preserve"> </w:t>
+      </w:r>
+      <w:r>
+        <w:t xml:space="preserve">the arm now goes round straight from the shoulder, at full length, through the jump.</w:t>
+      </w:r>
+    </w:p>
+    <w:p>
+      <w:pPr>
+        <w:numPr>
+          <w:ilvl w:val="1"/>
+          <w:numId w:val="1079"/>
+        </w:numPr>
+        <w:pStyle w:val="Compact"/>
+      </w:pPr>
+      <w:r>
+        <w:t xml:space="preserve">Before, the circle sat above the shoulder, so the elbow folded at the bottom, the arm over-stretched at the top and most of the circle happened during the gather.</w:t>
+      </w:r>
+    </w:p>
+    <w:p>
+      <w:pPr>
+        <w:numPr>
+          <w:ilvl w:val="1"/>
+          <w:numId w:val="1079"/>
+        </w:numPr>
+        <w:pStyle w:val="Compact"/>
+      </w:pPr>
+      <w:r>
+        <w:t xml:space="preserve">It comes over the top and down at the rim with the ball still in the hand.</w:t>
+      </w:r>
+    </w:p>
+    <w:p>
+      <w:pPr>
+        <w:numPr>
+          <w:ilvl w:val="0"/>
           <w:numId w:val="1077"/>
         </w:numPr>
         <w:pStyle w:val="Compact"/>
       </w:pPr>
       <w:r>
-        <w:t xml:space="preserve">Every signature belongs to one package only. The Spin Mill no longer borrows the Eastbay.</w:t>
-      </w:r>
-    </w:p>
-    <w:p>
-      <w:pPr>
-        <w:numPr>
-          <w:ilvl w:val="0"/>
-          <w:numId w:val="1076"/>
-        </w:numPr>
-        <w:pStyle w:val="Compact"/>
-      </w:pPr>
-      <w:r>
-        <w:rPr>
-          <w:bCs/>
-          <w:b/>
-        </w:rPr>
-        <w:t xml:space="preserve">Windmills:</w:t>
-      </w:r>
-      <w:r>
-        <w:t xml:space="preserve"> </w:t>
-      </w:r>
-      <w:r>
-        <w:t xml:space="preserve">the arm now goes round straight from the shoulder, at full length, through the jump.</w:t>
-      </w:r>
-    </w:p>
-    <w:p>
-      <w:pPr>
-        <w:numPr>
-          <w:ilvl w:val="1"/>
-          <w:numId w:val="1078"/>
-        </w:numPr>
-        <w:pStyle w:val="Compact"/>
-      </w:pPr>
-      <w:r>
-        <w:t xml:space="preserve">Before, the circle sat above the shoulder, so the elbow folded at the bottom, the arm over-stretched at the top and most of the circle happened during the gather.</w:t>
-      </w:r>
-    </w:p>
-    <w:p>
-      <w:pPr>
-        <w:numPr>
-          <w:ilvl w:val="1"/>
-          <w:numId w:val="1078"/>
-        </w:numPr>
-        <w:pStyle w:val="Compact"/>
-      </w:pPr>
-      <w:r>
-        <w:t xml:space="preserve">It comes over the top and down at the rim with the ball still in the hand.</w:t>
-      </w:r>
-    </w:p>
-    <w:p>
-      <w:pPr>
-        <w:numPr>
-          <w:ilvl w:val="0"/>
-          <w:numId w:val="1076"/>
-        </w:numPr>
-        <w:pStyle w:val="Compact"/>
-      </w:pPr>
-      <w:r>
         <w:rPr>
           <w:bCs/>
           <w:b/>
@@ -6677,7 +6731,7 @@
       <w:pPr>
         <w:numPr>
           <w:ilvl w:val="1"/>
-          <w:numId w:val="1079"/>
+          <w:numId w:val="1080"/>
         </w:numPr>
         <w:pStyle w:val="Compact"/>
       </w:pPr>
@@ -6689,7 +6743,7 @@
       <w:pPr>
         <w:numPr>
           <w:ilvl w:val="1"/>
-          <w:numId w:val="1079"/>
+          <w:numId w:val="1080"/>
         </w:numPr>
         <w:pStyle w:val="Compact"/>
       </w:pPr>
@@ -6701,7 +6755,7 @@
       <w:pPr>
         <w:numPr>
           <w:ilvl w:val="1"/>
-          <w:numId w:val="1079"/>
+          <w:numId w:val="1080"/>
         </w:numPr>
         <w:pStyle w:val="Compact"/>
       </w:pPr>
@@ -6709,8 +6763,8 @@
         <w:t xml:space="preserve">Before, it was timed from the gather, so most of it happened on the floor, and the ball dipped in front of the right thigh instead of going through.</w:t>
       </w:r>
     </w:p>
-    <w:bookmarkEnd w:id="64"/>
-    <w:bookmarkStart w:id="65" w:name="celebrations"/>
+    <w:bookmarkEnd w:id="65"/>
+    <w:bookmarkStart w:id="66" w:name="celebrations"/>
     <w:p>
       <w:pPr>
         <w:pStyle w:val="Heading3"/>
@@ -6723,7 +6777,7 @@
       <w:pPr>
         <w:numPr>
           <w:ilvl w:val="0"/>
-          <w:numId w:val="1080"/>
+          <w:numId w:val="1081"/>
         </w:numPr>
         <w:pStyle w:val="Compact"/>
       </w:pPr>
@@ -6739,81 +6793,81 @@
       <w:pPr>
         <w:numPr>
           <w:ilvl w:val="1"/>
+          <w:numId w:val="1082"/>
+        </w:numPr>
+        <w:pStyle w:val="Compact"/>
+      </w:pPr>
+      <w:r>
+        <w:t xml:space="preserve">Before, they only worked if you pressed G / D-pad up during the second and a half of dead ball after a basket while your player was doing nothing, and the check then cut them off.</w:t>
+      </w:r>
+    </w:p>
+    <w:p>
+      <w:pPr>
+        <w:numPr>
+          <w:ilvl w:val="1"/>
+          <w:numId w:val="1082"/>
+        </w:numPr>
+        <w:pStyle w:val="Compact"/>
+      </w:pPr>
+      <w:r>
+        <w:t xml:space="preserve">Now a press waits up to 2.5 seconds for your player to be free (follow-through, landing, hanging on the rim).</w:t>
+      </w:r>
+    </w:p>
+    <w:p>
+      <w:pPr>
+        <w:numPr>
+          <w:ilvl w:val="1"/>
+          <w:numId w:val="1082"/>
+        </w:numPr>
+        <w:pStyle w:val="Compact"/>
+      </w:pPr>
+      <w:r>
+        <w:t xml:space="preserve">They play in any dead ball, check or inbound (unless you have the ball) and for 3 seconds after your team scores.</w:t>
+      </w:r>
+    </w:p>
+    <w:p>
+      <w:pPr>
+        <w:numPr>
+          <w:ilvl w:val="1"/>
+          <w:numId w:val="1082"/>
+        </w:numPr>
+        <w:pStyle w:val="Compact"/>
+      </w:pPr>
+      <w:r>
+        <w:t xml:space="preserve">Whoever has the ball stops for the check; everyone else finishes.</w:t>
+      </w:r>
+    </w:p>
+    <w:p>
+      <w:pPr>
+        <w:numPr>
+          <w:ilvl w:val="0"/>
           <w:numId w:val="1081"/>
         </w:numPr>
         <w:pStyle w:val="Compact"/>
       </w:pPr>
       <w:r>
-        <w:t xml:space="preserve">Before, they only worked if you pressed G / D-pad up during the second and a half of dead ball after a basket while your player was doing nothing, and the check then cut them off.</w:t>
-      </w:r>
-    </w:p>
-    <w:p>
-      <w:pPr>
-        <w:numPr>
-          <w:ilvl w:val="1"/>
+        <w:rPr>
+          <w:bCs/>
+          <w:b/>
+        </w:rPr>
+        <w:t xml:space="preserve">Controllers:</w:t>
+      </w:r>
+      <w:r>
+        <w:t xml:space="preserve"> </w:t>
+      </w:r>
+      <w:r>
+        <w:t xml:space="preserve">pads the browser doesn’t map to the standard layout send the D-pad as axes. The game now reads those too, so D-pad up works on them.</w:t>
+      </w:r>
+    </w:p>
+    <w:p>
+      <w:pPr>
+        <w:numPr>
+          <w:ilvl w:val="0"/>
           <w:numId w:val="1081"/>
         </w:numPr>
         <w:pStyle w:val="Compact"/>
       </w:pPr>
       <w:r>
-        <w:t xml:space="preserve">Now a press waits up to 2.5 seconds for your player to be free (follow-through, landing, hanging on the rim).</w:t>
-      </w:r>
-    </w:p>
-    <w:p>
-      <w:pPr>
-        <w:numPr>
-          <w:ilvl w:val="1"/>
-          <w:numId w:val="1081"/>
-        </w:numPr>
-        <w:pStyle w:val="Compact"/>
-      </w:pPr>
-      <w:r>
-        <w:t xml:space="preserve">They play in any dead ball, check or inbound (unless you have the ball) and for 3 seconds after your team scores.</w:t>
-      </w:r>
-    </w:p>
-    <w:p>
-      <w:pPr>
-        <w:numPr>
-          <w:ilvl w:val="1"/>
-          <w:numId w:val="1081"/>
-        </w:numPr>
-        <w:pStyle w:val="Compact"/>
-      </w:pPr>
-      <w:r>
-        <w:t xml:space="preserve">Whoever has the ball stops for the check; everyone else finishes.</w:t>
-      </w:r>
-    </w:p>
-    <w:p>
-      <w:pPr>
-        <w:numPr>
-          <w:ilvl w:val="0"/>
-          <w:numId w:val="1080"/>
-        </w:numPr>
-        <w:pStyle w:val="Compact"/>
-      </w:pPr>
-      <w:r>
-        <w:rPr>
-          <w:bCs/>
-          <w:b/>
-        </w:rPr>
-        <w:t xml:space="preserve">Controllers:</w:t>
-      </w:r>
-      <w:r>
-        <w:t xml:space="preserve"> </w:t>
-      </w:r>
-      <w:r>
-        <w:t xml:space="preserve">pads the browser doesn’t map to the standard layout send the D-pad as axes. The game now reads those too, so D-pad up works on them.</w:t>
-      </w:r>
-    </w:p>
-    <w:p>
-      <w:pPr>
-        <w:numPr>
-          <w:ilvl w:val="0"/>
-          <w:numId w:val="1080"/>
-        </w:numPr>
-        <w:pStyle w:val="Compact"/>
-      </w:pPr>
-      <w:r>
         <w:rPr>
           <w:bCs/>
           <w:b/>
@@ -6827,8 +6881,8 @@
         <w:t xml:space="preserve">Chest Thump, Heart, Dust Off, Archer and Sleep put a hand or forearm through the chest. Each was fixed and every celebration was re-checked on three builds: none clip now.</w:t>
       </w:r>
     </w:p>
-    <w:bookmarkEnd w:id="65"/>
-    <w:bookmarkStart w:id="66" w:name="posterizer-and-contact-finisher"/>
+    <w:bookmarkEnd w:id="66"/>
+    <w:bookmarkStart w:id="67" w:name="posterizer-and-contact-finisher"/>
     <w:p>
       <w:pPr>
         <w:pStyle w:val="Heading3"/>
@@ -6841,7 +6895,7 @@
       <w:pPr>
         <w:numPr>
           <w:ilvl w:val="0"/>
-          <w:numId w:val="1082"/>
+          <w:numId w:val="1083"/>
         </w:numPr>
         <w:pStyle w:val="Compact"/>
       </w:pPr>
@@ -6857,7 +6911,7 @@
       <w:pPr>
         <w:numPr>
           <w:ilvl w:val="1"/>
-          <w:numId w:val="1083"/>
+          <w:numId w:val="1084"/>
         </w:numPr>
         <w:pStyle w:val="Compact"/>
       </w:pPr>
@@ -6869,7 +6923,7 @@
       <w:pPr>
         <w:numPr>
           <w:ilvl w:val="1"/>
-          <w:numId w:val="1083"/>
+          <w:numId w:val="1084"/>
         </w:numPr>
         <w:pStyle w:val="Compact"/>
       </w:pPr>
@@ -6881,7 +6935,7 @@
       <w:pPr>
         <w:numPr>
           <w:ilvl w:val="1"/>
-          <w:numId w:val="1083"/>
+          <w:numId w:val="1084"/>
         </w:numPr>
         <w:pStyle w:val="Compact"/>
       </w:pPr>
@@ -6893,7 +6947,7 @@
       <w:pPr>
         <w:numPr>
           <w:ilvl w:val="1"/>
-          <w:numId w:val="1083"/>
+          <w:numId w:val="1084"/>
         </w:numPr>
         <w:pStyle w:val="Compact"/>
       </w:pPr>
@@ -6901,9 +6955,9 @@
         <w:t xml:space="preserve">Before, the poster fired at the contact, even when the dunk then turned into a layup.</w:t>
       </w:r>
     </w:p>
-    <w:bookmarkEnd w:id="66"/>
     <w:bookmarkEnd w:id="67"/>
-    <w:bookmarkStart w:id="68" w:name="store-menus-and-hud"/>
+    <w:bookmarkEnd w:id="68"/>
+    <w:bookmarkStart w:id="69" w:name="store-menus-and-hud"/>
     <w:p>
       <w:pPr>
         <w:pStyle w:val="Heading2"/>
@@ -6916,7 +6970,7 @@
       <w:pPr>
         <w:numPr>
           <w:ilvl w:val="0"/>
-          <w:numId w:val="1084"/>
+          <w:numId w:val="1085"/>
         </w:numPr>
       </w:pPr>
       <w:r>
@@ -7418,7 +7472,7 @@
       <w:pPr>
         <w:numPr>
           <w:ilvl w:val="0"/>
-          <w:numId w:val="1084"/>
+          <w:numId w:val="1085"/>
         </w:numPr>
       </w:pPr>
       <w:r>
@@ -7481,7 +7535,7 @@
       <w:pPr>
         <w:numPr>
           <w:ilvl w:val="0"/>
-          <w:numId w:val="1084"/>
+          <w:numId w:val="1085"/>
         </w:numPr>
       </w:pPr>
       <w:r>
@@ -7502,77 +7556,77 @@
       <w:pPr>
         <w:numPr>
           <w:ilvl w:val="1"/>
+          <w:numId w:val="1086"/>
+        </w:numPr>
+        <w:pStyle w:val="Compact"/>
+      </w:pPr>
+      <w:r>
+        <w:t xml:space="preserve">The panel is 1.2× the grade’s width, at the same height.</w:t>
+      </w:r>
+    </w:p>
+    <w:p>
+      <w:pPr>
+        <w:numPr>
+          <w:ilvl w:val="1"/>
+          <w:numId w:val="1086"/>
+        </w:numPr>
+        <w:pStyle w:val="Compact"/>
+      </w:pPr>
+      <w:r>
+        <w:t xml:space="preserve">The grade itself keeps its size and moves left to make room.</w:t>
+      </w:r>
+    </w:p>
+    <w:p>
+      <w:pPr>
+        <w:numPr>
+          <w:ilvl w:val="1"/>
+          <w:numId w:val="1086"/>
+        </w:numPr>
+        <w:pStyle w:val="Compact"/>
+      </w:pPr>
+      <w:r>
+        <w:t xml:space="preserve">A number that goes up pulses once.</w:t>
+      </w:r>
+    </w:p>
+    <w:p>
+      <w:pPr>
+        <w:numPr>
+          <w:ilvl w:val="1"/>
+          <w:numId w:val="1086"/>
+        </w:numPr>
+        <w:pStyle w:val="Compact"/>
+      </w:pPr>
+      <w:r>
+        <w:t xml:space="preserve">It shows whenever the grade does (Settings → Lock-In grade).</w:t>
+      </w:r>
+    </w:p>
+    <w:p>
+      <w:pPr>
+        <w:numPr>
+          <w:ilvl w:val="0"/>
           <w:numId w:val="1085"/>
         </w:numPr>
-        <w:pStyle w:val="Compact"/>
-      </w:pPr>
-      <w:r>
-        <w:t xml:space="preserve">The panel is 1.2× the grade’s width, at the same height.</w:t>
-      </w:r>
-    </w:p>
-    <w:p>
-      <w:pPr>
-        <w:numPr>
-          <w:ilvl w:val="1"/>
+      </w:pPr>
+      <w:r>
+        <w:rPr>
+          <w:bCs/>
+          <w:b/>
+        </w:rPr>
+        <w:t xml:space="preserve">Volume in the pause menu:</w:t>
+      </w:r>
+      <w:r>
+        <w:t xml:space="preserve"> </w:t>
+      </w:r>
+      <w:r>
+        <w:t xml:space="preserve">Music, Effects and Crowd sliders. They’re in the park’s pause menu, your park game’s, Pro-Am / Pro Run and the Crew HQ. They apply as you drag and are saved.</w:t>
+      </w:r>
+    </w:p>
+    <w:p>
+      <w:pPr>
+        <w:numPr>
+          <w:ilvl w:val="0"/>
           <w:numId w:val="1085"/>
         </w:numPr>
-        <w:pStyle w:val="Compact"/>
-      </w:pPr>
-      <w:r>
-        <w:t xml:space="preserve">The grade itself keeps its size and moves left to make room.</w:t>
-      </w:r>
-    </w:p>
-    <w:p>
-      <w:pPr>
-        <w:numPr>
-          <w:ilvl w:val="1"/>
-          <w:numId w:val="1085"/>
-        </w:numPr>
-        <w:pStyle w:val="Compact"/>
-      </w:pPr>
-      <w:r>
-        <w:t xml:space="preserve">A number that goes up pulses once.</w:t>
-      </w:r>
-    </w:p>
-    <w:p>
-      <w:pPr>
-        <w:numPr>
-          <w:ilvl w:val="1"/>
-          <w:numId w:val="1085"/>
-        </w:numPr>
-        <w:pStyle w:val="Compact"/>
-      </w:pPr>
-      <w:r>
-        <w:t xml:space="preserve">It shows whenever the grade does (Settings → Lock-In grade).</w:t>
-      </w:r>
-    </w:p>
-    <w:p>
-      <w:pPr>
-        <w:numPr>
-          <w:ilvl w:val="0"/>
-          <w:numId w:val="1084"/>
-        </w:numPr>
-      </w:pPr>
-      <w:r>
-        <w:rPr>
-          <w:bCs/>
-          <w:b/>
-        </w:rPr>
-        <w:t xml:space="preserve">Volume in the pause menu:</w:t>
-      </w:r>
-      <w:r>
-        <w:t xml:space="preserve"> </w:t>
-      </w:r>
-      <w:r>
-        <w:t xml:space="preserve">Music, Effects and Crowd sliders. They’re in the park’s pause menu, your park game’s, Pro-Am / Pro Run and the Crew HQ. They apply as you drag and are saved.</w:t>
-      </w:r>
-    </w:p>
-    <w:p>
-      <w:pPr>
-        <w:numPr>
-          <w:ilvl w:val="0"/>
-          <w:numId w:val="1084"/>
-        </w:numPr>
       </w:pPr>
       <w:r>
         <w:rPr>
@@ -7586,7 +7640,7 @@
       <w:pPr>
         <w:numPr>
           <w:ilvl w:val="1"/>
-          <w:numId w:val="1086"/>
+          <w:numId w:val="1087"/>
         </w:numPr>
         <w:pStyle w:val="Compact"/>
       </w:pPr>
@@ -7598,7 +7652,7 @@
       <w:pPr>
         <w:numPr>
           <w:ilvl w:val="1"/>
-          <w:numId w:val="1086"/>
+          <w:numId w:val="1087"/>
         </w:numPr>
         <w:pStyle w:val="Compact"/>
       </w:pPr>
@@ -7610,7 +7664,7 @@
       <w:pPr>
         <w:numPr>
           <w:ilvl w:val="1"/>
-          <w:numId w:val="1086"/>
+          <w:numId w:val="1087"/>
         </w:numPr>
         <w:pStyle w:val="Compact"/>
       </w:pPr>
@@ -7618,8 +7672,8 @@
         <w:t xml:space="preserve">A breath in each throat, and the stands throwing it back.</w:t>
       </w:r>
     </w:p>
-    <w:bookmarkEnd w:id="68"/>
-    <w:bookmarkStart w:id="69" w:name="green-releases-doubled-and-remade"/>
+    <w:bookmarkEnd w:id="69"/>
+    <w:bookmarkStart w:id="70" w:name="green-releases-doubled-and-remade"/>
     <w:p>
       <w:pPr>
         <w:pStyle w:val="Heading2"/>
@@ -7632,7 +7686,7 @@
       <w:pPr>
         <w:numPr>
           <w:ilvl w:val="0"/>
-          <w:numId w:val="1087"/>
+          <w:numId w:val="1088"/>
         </w:numPr>
         <w:pStyle w:val="Compact"/>
       </w:pPr>
@@ -7654,6 +7708,62 @@
       <w:pPr>
         <w:numPr>
           <w:ilvl w:val="1"/>
+          <w:numId w:val="1089"/>
+        </w:numPr>
+        <w:pStyle w:val="Compact"/>
+      </w:pPr>
+      <w:r>
+        <w:rPr>
+          <w:bCs/>
+          <w:b/>
+        </w:rPr>
+        <w:t xml:space="preserve">New sounds</w:t>
+      </w:r>
+      <w:r>
+        <w:t xml:space="preserve"> </w:t>
+      </w:r>
+      <w:r>
+        <w:t xml:space="preserve">(3,500–9,500 VC): Night Owl, Wolf Howl, Steam Whistle, Victory Bells, Knockout Bell, Shattered Glass, Strike!, Rimshot, Bass Drop, Sonar Ping, Standing Ovation, Five-Alarm, Boing, Cuckoo, Royal Fanfare and Case Closed.</w:t>
+      </w:r>
+    </w:p>
+    <w:p>
+      <w:pPr>
+        <w:numPr>
+          <w:ilvl w:val="1"/>
+          <w:numId w:val="1089"/>
+        </w:numPr>
+        <w:pStyle w:val="Compact"/>
+      </w:pPr>
+      <w:r>
+        <w:rPr>
+          <w:bCs/>
+          <w:b/>
+        </w:rPr>
+        <w:t xml:space="preserve">New effects</w:t>
+      </w:r>
+      <w:r>
+        <w:t xml:space="preserve"> </w:t>
+      </w:r>
+      <w:r>
+        <w:t xml:space="preserve">(6,000–12,000 VC): Phoenix, Make It Rain, Shockwave, Atomic, Galaxy, Ice Cold, Fire Circle, Angel Wings, Jade Dragon, Meteor Shower, Laser Show, Lucky Clover, Diamond and Supernova.</w:t>
+      </w:r>
+    </w:p>
+    <w:p>
+      <w:pPr>
+        <w:numPr>
+          <w:ilvl w:val="1"/>
+          <w:numId w:val="1089"/>
+        </w:numPr>
+        <w:pStyle w:val="Compact"/>
+      </w:pPr>
+      <w:r>
+        <w:t xml:space="preserve">The AI picks from all of them, still with no two alike on a floor.</w:t>
+      </w:r>
+    </w:p>
+    <w:p>
+      <w:pPr>
+        <w:numPr>
+          <w:ilvl w:val="0"/>
           <w:numId w:val="1088"/>
         </w:numPr>
         <w:pStyle w:val="Compact"/>
@@ -7663,62 +7773,6 @@
           <w:bCs/>
           <w:b/>
         </w:rPr>
-        <w:t xml:space="preserve">New sounds</w:t>
-      </w:r>
-      <w:r>
-        <w:t xml:space="preserve"> </w:t>
-      </w:r>
-      <w:r>
-        <w:t xml:space="preserve">(3,500–9,500 VC): Night Owl, Wolf Howl, Steam Whistle, Victory Bells, Knockout Bell, Shattered Glass, Strike!, Rimshot, Bass Drop, Sonar Ping, Standing Ovation, Five-Alarm, Boing, Cuckoo, Royal Fanfare and Case Closed.</w:t>
-      </w:r>
-    </w:p>
-    <w:p>
-      <w:pPr>
-        <w:numPr>
-          <w:ilvl w:val="1"/>
-          <w:numId w:val="1088"/>
-        </w:numPr>
-        <w:pStyle w:val="Compact"/>
-      </w:pPr>
-      <w:r>
-        <w:rPr>
-          <w:bCs/>
-          <w:b/>
-        </w:rPr>
-        <w:t xml:space="preserve">New effects</w:t>
-      </w:r>
-      <w:r>
-        <w:t xml:space="preserve"> </w:t>
-      </w:r>
-      <w:r>
-        <w:t xml:space="preserve">(6,000–12,000 VC): Phoenix, Make It Rain, Shockwave, Atomic, Galaxy, Ice Cold, Fire Circle, Angel Wings, Jade Dragon, Meteor Shower, Laser Show, Lucky Clover, Diamond and Supernova.</w:t>
-      </w:r>
-    </w:p>
-    <w:p>
-      <w:pPr>
-        <w:numPr>
-          <w:ilvl w:val="1"/>
-          <w:numId w:val="1088"/>
-        </w:numPr>
-        <w:pStyle w:val="Compact"/>
-      </w:pPr>
-      <w:r>
-        <w:t xml:space="preserve">The AI picks from all of them, still with no two alike on a floor.</w:t>
-      </w:r>
-    </w:p>
-    <w:p>
-      <w:pPr>
-        <w:numPr>
-          <w:ilvl w:val="0"/>
-          <w:numId w:val="1087"/>
-        </w:numPr>
-        <w:pStyle w:val="Compact"/>
-      </w:pPr>
-      <w:r>
-        <w:rPr>
-          <w:bCs/>
-          <w:b/>
-        </w:rPr>
         <w:t xml:space="preserve">Every sound remade to sound like its name.</w:t>
       </w:r>
     </w:p>
@@ -7726,7 +7780,7 @@
       <w:pPr>
         <w:numPr>
           <w:ilvl w:val="1"/>
-          <w:numId w:val="1089"/>
+          <w:numId w:val="1090"/>
         </w:numPr>
         <w:pStyle w:val="Compact"/>
       </w:pPr>
@@ -7748,7 +7802,7 @@
       <w:pPr>
         <w:numPr>
           <w:ilvl w:val="1"/>
-          <w:numId w:val="1089"/>
+          <w:numId w:val="1090"/>
         </w:numPr>
         <w:pStyle w:val="Compact"/>
       </w:pPr>
@@ -7770,7 +7824,7 @@
       <w:pPr>
         <w:numPr>
           <w:ilvl w:val="1"/>
-          <w:numId w:val="1089"/>
+          <w:numId w:val="1090"/>
         </w:numPr>
         <w:pStyle w:val="Compact"/>
       </w:pPr>
@@ -7786,98 +7840,6 @@
       </w:r>
       <w:r>
         <w:t xml:space="preserve">a raptor’s scream.</w:t>
-      </w:r>
-    </w:p>
-    <w:p>
-      <w:pPr>
-        <w:numPr>
-          <w:ilvl w:val="2"/>
-          <w:numId w:val="1090"/>
-        </w:numPr>
-        <w:pStyle w:val="Compact"/>
-      </w:pPr>
-      <w:r>
-        <w:t xml:space="preserve">A quick rise into a long, high</w:t>
-      </w:r>
-      <w:r>
-        <w:t xml:space="preserve"> </w:t>
-      </w:r>
-      <w:r>
-        <w:t xml:space="preserve">“</w:t>
-      </w:r>
-      <w:r>
-        <w:t xml:space="preserve">kee-eeee-arrr</w:t>
-      </w:r>
-      <w:r>
-        <w:t xml:space="preserve">”</w:t>
-      </w:r>
-      <w:r>
-        <w:t xml:space="preserve"> </w:t>
-      </w:r>
-      <w:r>
-        <w:t xml:space="preserve">around 2.5 kHz.</w:t>
-      </w:r>
-    </w:p>
-    <w:p>
-      <w:pPr>
-        <w:numPr>
-          <w:ilvl w:val="2"/>
-          <w:numId w:val="1090"/>
-        </w:numPr>
-        <w:pStyle w:val="Compact"/>
-      </w:pPr>
-      <w:r>
-        <w:t xml:space="preserve">Harsh, the way a real one is: the pitch jitters from cycle to cycle, every other cycle is louder, and there’s breath riding on each one.</w:t>
-      </w:r>
-    </w:p>
-    <w:p>
-      <w:pPr>
-        <w:numPr>
-          <w:ilvl w:val="2"/>
-          <w:numId w:val="1090"/>
-        </w:numPr>
-        <w:pStyle w:val="Compact"/>
-      </w:pPr>
-      <w:r>
-        <w:t xml:space="preserve">It tears downward at the end, then rings off the canyon walls.</w:t>
-      </w:r>
-    </w:p>
-    <w:p>
-      <w:pPr>
-        <w:numPr>
-          <w:ilvl w:val="1"/>
-          <w:numId w:val="1089"/>
-        </w:numPr>
-        <w:pStyle w:val="Compact"/>
-      </w:pPr>
-      <w:r>
-        <w:rPr>
-          <w:bCs/>
-          <w:b/>
-        </w:rPr>
-        <w:t xml:space="preserve">Bells, gongs, glass, coins and wood</w:t>
-      </w:r>
-      <w:r>
-        <w:t xml:space="preserve"> </w:t>
-      </w:r>
-      <w:r>
-        <w:t xml:space="preserve">ring with their own partials. A church bell has its hum an octave under, its minor-third tierce and its nominal. The gong blooms up into its shimmer after the strike.</w:t>
-      </w:r>
-    </w:p>
-    <w:p>
-      <w:pPr>
-        <w:numPr>
-          <w:ilvl w:val="1"/>
-          <w:numId w:val="1089"/>
-        </w:numPr>
-        <w:pStyle w:val="Compact"/>
-      </w:pPr>
-      <w:r>
-        <w:rPr>
-          <w:bCs/>
-          <w:b/>
-        </w:rPr>
-        <w:t xml:space="preserve">Voices:</w:t>
       </w:r>
     </w:p>
     <w:p>
@@ -7889,7 +7851,25 @@
         <w:pStyle w:val="Compact"/>
       </w:pPr>
       <w:r>
-        <w:t xml:space="preserve">The choir is four sections, each with its own vowel, singing in a cathedral with a harp under it.</w:t>
+        <w:t xml:space="preserve">A quick rise into a long, high</w:t>
+      </w:r>
+      <w:r>
+        <w:t xml:space="preserve"> </w:t>
+      </w:r>
+      <w:r>
+        <w:t xml:space="preserve">“</w:t>
+      </w:r>
+      <w:r>
+        <w:t xml:space="preserve">kee-eeee-arrr</w:t>
+      </w:r>
+      <w:r>
+        <w:t xml:space="preserve">”</w:t>
+      </w:r>
+      <w:r>
+        <w:t xml:space="preserve"> </w:t>
+      </w:r>
+      <w:r>
+        <w:t xml:space="preserve">around 2.5 kHz.</w:t>
       </w:r>
     </w:p>
     <w:p>
@@ -7901,7 +7881,7 @@
         <w:pStyle w:val="Compact"/>
       </w:pPr>
       <w:r>
-        <w:t xml:space="preserve">The kazoo is a hummed voice with the paper buzzing on it.</w:t>
+        <w:t xml:space="preserve">Harsh, the way a real one is: the pitch jitters from cycle to cycle, every other cycle is louder, and there’s breath riding on each one.</w:t>
       </w:r>
     </w:p>
     <w:p>
@@ -7913,23 +7893,45 @@
         <w:pStyle w:val="Compact"/>
       </w:pPr>
       <w:r>
-        <w:t xml:space="preserve">The roar after the Greeen Chant is now crowd voices, not noise.</w:t>
-      </w:r>
-    </w:p>
-    <w:p>
-      <w:pPr>
-        <w:numPr>
-          <w:ilvl w:val="1"/>
-          <w:numId w:val="1089"/>
-        </w:numPr>
-        <w:pStyle w:val="Compact"/>
-      </w:pPr>
-      <w:r>
-        <w:rPr>
-          <w:bCs/>
-          <w:b/>
-        </w:rPr>
-        <w:t xml:space="preserve">Squeaks, water and weather:</w:t>
+        <w:t xml:space="preserve">It tears downward at the end, then rings off the canyon walls.</w:t>
+      </w:r>
+    </w:p>
+    <w:p>
+      <w:pPr>
+        <w:numPr>
+          <w:ilvl w:val="1"/>
+          <w:numId w:val="1090"/>
+        </w:numPr>
+        <w:pStyle w:val="Compact"/>
+      </w:pPr>
+      <w:r>
+        <w:rPr>
+          <w:bCs/>
+          <w:b/>
+        </w:rPr>
+        <w:t xml:space="preserve">Bells, gongs, glass, coins and wood</w:t>
+      </w:r>
+      <w:r>
+        <w:t xml:space="preserve"> </w:t>
+      </w:r>
+      <w:r>
+        <w:t xml:space="preserve">ring with their own partials. A church bell has its hum an octave under, its minor-third tierce and its nominal. The gong blooms up into its shimmer after the strike.</w:t>
+      </w:r>
+    </w:p>
+    <w:p>
+      <w:pPr>
+        <w:numPr>
+          <w:ilvl w:val="1"/>
+          <w:numId w:val="1090"/>
+        </w:numPr>
+        <w:pStyle w:val="Compact"/>
+      </w:pPr>
+      <w:r>
+        <w:rPr>
+          <w:bCs/>
+          <w:b/>
+        </w:rPr>
+        <w:t xml:space="preserve">Voices:</w:t>
       </w:r>
     </w:p>
     <w:p>
@@ -7941,7 +7943,7 @@
         <w:pStyle w:val="Compact"/>
       </w:pPr>
       <w:r>
-        <w:t xml:space="preserve">The rubber duck is a squeaker reed, wheezing in between squeezes.</w:t>
+        <w:t xml:space="preserve">The choir is four sections, each with its own vowel, singing in a cathedral with a harp under it.</w:t>
       </w:r>
     </w:p>
     <w:p>
@@ -7953,7 +7955,7 @@
         <w:pStyle w:val="Compact"/>
       </w:pPr>
       <w:r>
-        <w:t xml:space="preserve">The cannonball is a slap, a kerplunk and hundreds of bubbles and drops.</w:t>
+        <w:t xml:space="preserve">The kazoo is a hummed voice with the paper buzzing on it.</w:t>
       </w:r>
     </w:p>
     <w:p>
@@ -7965,6 +7967,58 @@
         <w:pStyle w:val="Compact"/>
       </w:pPr>
       <w:r>
+        <w:t xml:space="preserve">The roar after the Greeen Chant is now crowd voices, not noise.</w:t>
+      </w:r>
+    </w:p>
+    <w:p>
+      <w:pPr>
+        <w:numPr>
+          <w:ilvl w:val="1"/>
+          <w:numId w:val="1090"/>
+        </w:numPr>
+        <w:pStyle w:val="Compact"/>
+      </w:pPr>
+      <w:r>
+        <w:rPr>
+          <w:bCs/>
+          <w:b/>
+        </w:rPr>
+        <w:t xml:space="preserve">Squeaks, water and weather:</w:t>
+      </w:r>
+    </w:p>
+    <w:p>
+      <w:pPr>
+        <w:numPr>
+          <w:ilvl w:val="2"/>
+          <w:numId w:val="1093"/>
+        </w:numPr>
+        <w:pStyle w:val="Compact"/>
+      </w:pPr>
+      <w:r>
+        <w:t xml:space="preserve">The rubber duck is a squeaker reed, wheezing in between squeezes.</w:t>
+      </w:r>
+    </w:p>
+    <w:p>
+      <w:pPr>
+        <w:numPr>
+          <w:ilvl w:val="2"/>
+          <w:numId w:val="1093"/>
+        </w:numPr>
+        <w:pStyle w:val="Compact"/>
+      </w:pPr>
+      <w:r>
+        <w:t xml:space="preserve">The cannonball is a slap, a kerplunk and hundreds of bubbles and drops.</w:t>
+      </w:r>
+    </w:p>
+    <w:p>
+      <w:pPr>
+        <w:numPr>
+          <w:ilvl w:val="2"/>
+          <w:numId w:val="1093"/>
+        </w:numPr>
+        <w:pStyle w:val="Compact"/>
+      </w:pPr>
+      <w:r>
         <w:t xml:space="preserve">Thunder tears the air open before the boom and the roll.</w:t>
       </w:r>
     </w:p>
@@ -7972,7 +8026,7 @@
       <w:pPr>
         <w:numPr>
           <w:ilvl w:val="0"/>
-          <w:numId w:val="1087"/>
+          <w:numId w:val="1088"/>
         </w:numPr>
         <w:pStyle w:val="Compact"/>
       </w:pPr>
@@ -7994,7 +8048,7 @@
       <w:pPr>
         <w:numPr>
           <w:ilvl w:val="0"/>
-          <w:numId w:val="1087"/>
+          <w:numId w:val="1088"/>
         </w:numPr>
         <w:pStyle w:val="Compact"/>
       </w:pPr>
@@ -8034,7 +8088,7 @@
       <w:pPr>
         <w:numPr>
           <w:ilvl w:val="0"/>
-          <w:numId w:val="1087"/>
+          <w:numId w:val="1088"/>
         </w:numPr>
         <w:pStyle w:val="Compact"/>
       </w:pPr>
@@ -8050,7 +8104,7 @@
       <w:pPr>
         <w:numPr>
           <w:ilvl w:val="1"/>
-          <w:numId w:val="1093"/>
+          <w:numId w:val="1094"/>
         </w:numPr>
         <w:pStyle w:val="Compact"/>
       </w:pPr>
@@ -8062,7 +8116,7 @@
       <w:pPr>
         <w:numPr>
           <w:ilvl w:val="1"/>
-          <w:numId w:val="1093"/>
+          <w:numId w:val="1094"/>
         </w:numPr>
         <w:pStyle w:val="Compact"/>
       </w:pPr>
@@ -8074,7 +8128,7 @@
       <w:pPr>
         <w:numPr>
           <w:ilvl w:val="1"/>
-          <w:numId w:val="1093"/>
+          <w:numId w:val="1094"/>
         </w:numPr>
         <w:pStyle w:val="Compact"/>
       </w:pPr>
@@ -8082,8 +8136,8 @@
         <w:t xml:space="preserve">Every new effect was captured frozen in time over a player in the studio.</w:t>
       </w:r>
     </w:p>
-    <w:bookmarkEnd w:id="69"/>
-    <w:bookmarkStart w:id="70" w:name="under-the-hood-quick-patch"/>
+    <w:bookmarkEnd w:id="70"/>
+    <w:bookmarkStart w:id="71" w:name="under-the-hood-quick-patch"/>
     <w:p>
       <w:pPr>
         <w:pStyle w:val="Heading2"/>
@@ -8096,7 +8150,7 @@
       <w:pPr>
         <w:numPr>
           <w:ilvl w:val="0"/>
-          <w:numId w:val="1094"/>
+          <w:numId w:val="1095"/>
         </w:numPr>
         <w:pStyle w:val="Compact"/>
       </w:pPr>
@@ -8111,14 +8165,14 @@
         <w:t xml:space="preserve"> </w:t>
       </w:r>
       <w:r>
-        <w:t xml:space="preserve">159 game tests and 40 service tests pass. The new ones cover non-shooter windows, smothered shots, the record scratch, repeat moves, diagonal moves, the straps being drawn, the apparel counts, dunk variety, the windmill and Eastbay paths, celebrations (input and clipping), reach-in contact, the AI staying in bounds, the D-pad fallback, Icon Legend, the green release counts and what each sound is made of, the AI’s reaction times, stamina and the line beside the grade.</w:t>
-      </w:r>
-    </w:p>
-    <w:p>
-      <w:pPr>
-        <w:numPr>
-          <w:ilvl w:val="0"/>
-          <w:numId w:val="1094"/>
+        <w:t xml:space="preserve">160 game tests and 40 service tests pass. The new ones cover non-shooter windows, smothered shots, the record scratch, repeat moves, diagonal moves, the straps being drawn, the apparel counts, dunk variety, the windmill and Eastbay paths, celebrations (input and clipping), reach-in contact, the AI staying in bounds, the D-pad fallback, Icon Legend, the green release counts and what each sound is made of, the AI’s reaction times, stamina and the line beside the grade.</w:t>
+      </w:r>
+    </w:p>
+    <w:p>
+      <w:pPr>
+        <w:numPr>
+          <w:ilvl w:val="0"/>
+          <w:numId w:val="1095"/>
         </w:numPr>
         <w:pStyle w:val="Compact"/>
       </w:pPr>
@@ -8134,7 +8188,7 @@
       <w:pPr>
         <w:numPr>
           <w:ilvl w:val="1"/>
-          <w:numId w:val="1095"/>
+          <w:numId w:val="1096"/>
         </w:numPr>
         <w:pStyle w:val="Compact"/>
       </w:pPr>
@@ -8158,7 +8212,7 @@
       <w:pPr>
         <w:numPr>
           <w:ilvl w:val="1"/>
-          <w:numId w:val="1095"/>
+          <w:numId w:val="1096"/>
         </w:numPr>
         <w:pStyle w:val="Compact"/>
       </w:pPr>
@@ -8182,7 +8236,7 @@
       <w:pPr>
         <w:numPr>
           <w:ilvl w:val="1"/>
-          <w:numId w:val="1095"/>
+          <w:numId w:val="1096"/>
         </w:numPr>
         <w:pStyle w:val="Compact"/>
       </w:pPr>
@@ -8194,7 +8248,7 @@
       <w:pPr>
         <w:numPr>
           <w:ilvl w:val="1"/>
-          <w:numId w:val="1095"/>
+          <w:numId w:val="1096"/>
         </w:numPr>
         <w:pStyle w:val="Compact"/>
       </w:pPr>
@@ -8206,7 +8260,7 @@
       <w:pPr>
         <w:numPr>
           <w:ilvl w:val="1"/>
-          <w:numId w:val="1095"/>
+          <w:numId w:val="1096"/>
         </w:numPr>
         <w:pStyle w:val="Compact"/>
       </w:pPr>
@@ -8230,7 +8284,7 @@
       <w:pPr>
         <w:numPr>
           <w:ilvl w:val="1"/>
-          <w:numId w:val="1095"/>
+          <w:numId w:val="1096"/>
         </w:numPr>
         <w:pStyle w:val="Compact"/>
       </w:pPr>
@@ -8254,7 +8308,7 @@
       <w:pPr>
         <w:numPr>
           <w:ilvl w:val="1"/>
-          <w:numId w:val="1095"/>
+          <w:numId w:val="1096"/>
         </w:numPr>
         <w:pStyle w:val="Compact"/>
       </w:pPr>
@@ -8278,7 +8332,7 @@
       <w:pPr>
         <w:numPr>
           <w:ilvl w:val="1"/>
-          <w:numId w:val="1095"/>
+          <w:numId w:val="1096"/>
         </w:numPr>
         <w:pStyle w:val="Compact"/>
       </w:pPr>
@@ -8324,7 +8378,7 @@
       <w:pPr>
         <w:numPr>
           <w:ilvl w:val="1"/>
-          <w:numId w:val="1095"/>
+          <w:numId w:val="1096"/>
         </w:numPr>
         <w:pStyle w:val="Compact"/>
       </w:pPr>
@@ -8336,7 +8390,7 @@
       <w:pPr>
         <w:numPr>
           <w:ilvl w:val="1"/>
-          <w:numId w:val="1095"/>
+          <w:numId w:val="1096"/>
         </w:numPr>
         <w:pStyle w:val="Compact"/>
       </w:pPr>
@@ -8366,7 +8420,7 @@
       <w:pPr>
         <w:numPr>
           <w:ilvl w:val="1"/>
-          <w:numId w:val="1095"/>
+          <w:numId w:val="1096"/>
         </w:numPr>
         <w:pStyle w:val="Compact"/>
       </w:pPr>
@@ -8374,8 +8428,8 @@
         <w:t xml:space="preserve">The faster AI reactions apply to every AI player: teammates, opponents and your own player on auto-play.</w:t>
       </w:r>
     </w:p>
-    <w:bookmarkEnd w:id="70"/>
     <w:bookmarkEnd w:id="71"/>
+    <w:bookmarkEnd w:id="72"/>
     <w:sectPr/>
   </w:body>
 </w:document>
@@ -8844,6 +8898,9 @@
     <w:abstractNumId w:val="991"/>
   </w:num>
   <w:num w:numId="1095">
+    <w:abstractNumId w:val="991"/>
+  </w:num>
+  <w:num w:numId="1096">
     <w:abstractNumId w:val="991"/>
   </w:num>
 </w:numbering>

--- a/PATCH_NOTES_v0.4.7.5.docx
+++ b/PATCH_NOTES_v0.4.7.5.docx
@@ -3526,7 +3526,7 @@
     </w:p>
     <w:bookmarkEnd w:id="41"/>
     <w:bookmarkEnd w:id="42"/>
-    <w:bookmarkStart w:id="72" w:name="quick-patch"/>
+    <w:bookmarkStart w:id="75" w:name="quick-patch"/>
     <w:p>
       <w:pPr>
         <w:pStyle w:val="Heading1"/>
@@ -4228,7 +4228,7 @@
     </w:tbl>
     <w:bookmarkEnd w:id="46"/>
     <w:bookmarkEnd w:id="47"/>
-    <w:bookmarkStart w:id="62" w:name="dribbling-passing-and-defense-1"/>
+    <w:bookmarkStart w:id="65" w:name="dribbling-passing-and-defense-1"/>
     <w:p>
       <w:pPr>
         <w:pStyle w:val="Heading2"/>
@@ -6322,8 +6322,338 @@
       </w:r>
     </w:p>
     <w:bookmarkEnd w:id="61"/>
+    <w:bookmarkStart w:id="62" w:name="Xb9750c96596b7ac0946887b4fb289213a27e82a"/>
+    <w:p>
+      <w:pPr>
+        <w:pStyle w:val="Heading3"/>
+      </w:pPr>
+      <w:r>
+        <w:t xml:space="preserve">Defense, scale, feedback and the scratch (Oct 10)</w:t>
+      </w:r>
+    </w:p>
+    <w:p>
+      <w:pPr>
+        <w:numPr>
+          <w:ilvl w:val="0"/>
+          <w:numId w:val="1071"/>
+        </w:numPr>
+        <w:pStyle w:val="Compact"/>
+      </w:pPr>
+      <w:r>
+        <w:rPr>
+          <w:bCs/>
+          <w:b/>
+        </w:rPr>
+        <w:t xml:space="preserve">Transition defense varies with the man.</w:t>
+      </w:r>
+      <w:r>
+        <w:t xml:space="preserve"> </w:t>
+      </w:r>
+      <w:r>
+        <w:t xml:space="preserve">On a change of possession every defender draws his own moment to turn and go: a fast, smart one goes at once, a slow one is up to half a second late and a careless one later still, and now and then a defender jogs the first stretch instead of sprinting (the slower and the dimmer, the more often). The spread in how long it takes a defense to get back went up by about a fifth.</w:t>
+      </w:r>
+    </w:p>
+    <w:p>
+      <w:pPr>
+        <w:numPr>
+          <w:ilvl w:val="0"/>
+          <w:numId w:val="1071"/>
+        </w:numPr>
+        <w:pStyle w:val="Compact"/>
+      </w:pPr>
+      <w:r>
+        <w:rPr>
+          <w:bCs/>
+          <w:b/>
+        </w:rPr>
+        <w:t xml:space="preserve">The occasional bad step.</w:t>
+      </w:r>
+      <w:r>
+        <w:t xml:space="preserve"> </w:t>
+      </w:r>
+      <w:r>
+        <w:t xml:space="preserve">A defender guarding a moving dribbler sometimes anticipates the wrong way for a third of a second — a bad step across or against the man’s movement — less often the better he is (Perimeter D and IQ). The rate is set so a dribbler gets free about</w:t>
+      </w:r>
+      <w:r>
+        <w:t xml:space="preserve"> </w:t>
+      </w:r>
+      <w:r>
+        <w:rPr>
+          <w:bCs/>
+          <w:b/>
+        </w:rPr>
+        <w:t xml:space="preserve">2.75% more often</w:t>
+      </w:r>
+      <w:r>
+        <w:t xml:space="preserve"> </w:t>
+      </w:r>
+      <w:r>
+        <w:t xml:space="preserve">than before (measured over 240 AI games at a 1.0/s rate for the slope, then scaled; at the shipped rate the difference sits inside the noise of 120 games, as it should).</w:t>
+      </w:r>
+    </w:p>
+    <w:p>
+      <w:pPr>
+        <w:numPr>
+          <w:ilvl w:val="0"/>
+          <w:numId w:val="1071"/>
+        </w:numPr>
+        <w:pStyle w:val="Compact"/>
+      </w:pPr>
+      <w:r>
+        <w:rPr>
+          <w:bCs/>
+          <w:b/>
+        </w:rPr>
+        <w:t xml:space="preserve">Every player model is exactly his height.</w:t>
+      </w:r>
+      <w:r>
+        <w:t xml:space="preserve"> </w:t>
+      </w:r>
+      <w:r>
+        <w:t xml:space="preserve">A hard check across 51 builds from 5’7” to 7’3”: the skull’s crown stands at exactly the build’s height (it was 1% short), the shoes on the floor, a 20-inch difference in the builds is a 20-inch difference on the floor, and</w:t>
+      </w:r>
+      <w:r>
+        <w:t xml:space="preserve"> </w:t>
+      </w:r>
+      <w:r>
+        <w:rPr>
+          <w:bCs/>
+          <w:b/>
+        </w:rPr>
+        <w:t xml:space="preserve">the wingspan is exactly the build’s</w:t>
+      </w:r>
+      <w:r>
+        <w:t xml:space="preserve"> </w:t>
+      </w:r>
+      <w:r>
+        <w:t xml:space="preserve">fingertip to fingertip (heavier, wider builds used to come out 2–3% longer than their wingspan). Jump-shot and layup release points are kept within the arm’s horizontal reach too, so a short-armed build falling away or finishing across his body never floats the ball off his hand.</w:t>
+      </w:r>
+    </w:p>
+    <w:p>
+      <w:pPr>
+        <w:numPr>
+          <w:ilvl w:val="0"/>
+          <w:numId w:val="1071"/>
+        </w:numPr>
+        <w:pStyle w:val="Compact"/>
+      </w:pPr>
+      <w:r>
+        <w:rPr>
+          <w:bCs/>
+          <w:b/>
+        </w:rPr>
+        <w:t xml:space="preserve">Shot feedback for everyone.</w:t>
+      </w:r>
+      <w:r>
+        <w:t xml:space="preserve"> </w:t>
+      </w:r>
+      <w:r>
+        <w:t xml:space="preserve">Settings →</w:t>
+      </w:r>
+      <w:r>
+        <w:t xml:space="preserve"> </w:t>
+      </w:r>
+      <w:r>
+        <w:rPr>
+          <w:iCs/>
+          <w:i/>
+        </w:rPr>
+        <w:t xml:space="preserve">Shot feedback for</w:t>
+      </w:r>
+      <w:r>
+        <w:t xml:space="preserve"> </w:t>
+      </w:r>
+      <w:r>
+        <w:t xml:space="preserve">→</w:t>
+      </w:r>
+      <w:r>
+        <w:t xml:space="preserve"> </w:t>
+      </w:r>
+      <w:r>
+        <w:rPr>
+          <w:iCs/>
+          <w:i/>
+        </w:rPr>
+        <w:t xml:space="preserve">Everyone’s shots</w:t>
+      </w:r>
+      <w:r>
+        <w:t xml:space="preserve"> </w:t>
+      </w:r>
+      <w:r>
+        <w:t xml:space="preserve">shows the grade and how guarded he was over every player’s jumper, free throw and timed layup (smaller than yours, with his name; three at a time).</w:t>
+      </w:r>
+    </w:p>
+    <w:p>
+      <w:pPr>
+        <w:numPr>
+          <w:ilvl w:val="0"/>
+          <w:numId w:val="1071"/>
+        </w:numPr>
+        <w:pStyle w:val="Compact"/>
+      </w:pPr>
+      <w:r>
+        <w:rPr>
+          <w:bCs/>
+          <w:b/>
+        </w:rPr>
+        <w:t xml:space="preserve">The record scratch</w:t>
+      </w:r>
+      <w:r>
+        <w:t xml:space="preserve"> </w:t>
+      </w:r>
+      <w:r>
+        <w:t xml:space="preserve">now cuts off</w:t>
+      </w:r>
+      <w:r>
+        <w:t xml:space="preserve"> </w:t>
+      </w:r>
+      <w:r>
+        <w:rPr>
+          <w:iCs/>
+          <w:i/>
+        </w:rPr>
+        <w:t xml:space="preserve">every</w:t>
+      </w:r>
+      <w:r>
+        <w:t xml:space="preserve"> </w:t>
+      </w:r>
+      <w:r>
+        <w:t xml:space="preserve">green that isn’t going in — a green layup that misses, a green from past 35 ft — not only a smothered or blocked jumper, and</w:t>
+      </w:r>
+      <w:r>
+        <w:t xml:space="preserve"> </w:t>
+      </w:r>
+      <w:r>
+        <w:rPr>
+          <w:bCs/>
+          <w:b/>
+        </w:rPr>
+        <w:t xml:space="preserve">every blocked dunk</w:t>
+      </w:r>
+      <w:r>
+        <w:t xml:space="preserve"> </w:t>
+      </w:r>
+      <w:r>
+        <w:t xml:space="preserve">gets a record scratch, green or not.</w:t>
+      </w:r>
+    </w:p>
+    <w:p>
+      <w:pPr>
+        <w:numPr>
+          <w:ilvl w:val="0"/>
+          <w:numId w:val="1071"/>
+        </w:numPr>
+        <w:pStyle w:val="Compact"/>
+      </w:pPr>
+      <w:r>
+        <w:rPr>
+          <w:bCs/>
+          <w:b/>
+        </w:rPr>
+        <w:t xml:space="preserve">The court overview doesn’t flicker.</w:t>
+      </w:r>
+      <w:r>
+        <w:t xml:space="preserve"> </w:t>
+      </w:r>
+      <w:r>
+        <w:t xml:space="preserve">From a hundred metres up, the depth buffer couldn’t tell the court floor from the ground (5 mm apart) or from the King Tut Cup’s neon lines (6 mm), so they flickered against each other while you held View/Share. The camera’s near plane now moves out for the overview (thirty times the depth precision) and back when you let go.</w:t>
+      </w:r>
+    </w:p>
     <w:bookmarkEnd w:id="62"/>
-    <w:bookmarkStart w:id="63" w:name="progression-icon-legend-up-to-99"/>
+    <w:bookmarkStart w:id="63" w:name="reach-follows-the-arms-oct-10"/>
+    <w:p>
+      <w:pPr>
+        <w:pStyle w:val="Heading3"/>
+      </w:pPr>
+      <w:r>
+        <w:t xml:space="preserve">Reach follows the arms (Oct 10)</w:t>
+      </w:r>
+    </w:p>
+    <w:p>
+      <w:pPr>
+        <w:numPr>
+          <w:ilvl w:val="0"/>
+          <w:numId w:val="1072"/>
+        </w:numPr>
+        <w:pStyle w:val="Compact"/>
+      </w:pPr>
+      <w:r>
+        <w:rPr>
+          <w:bCs/>
+          <w:b/>
+        </w:rPr>
+        <w:t xml:space="preserve">Contests, blocks, rebounds and finishes now measure against the model’s own standing reach:</w:t>
+      </w:r>
+      <w:r>
+        <w:t xml:space="preserve"> </w:t>
+      </w:r>
+      <w:r>
+        <w:t xml:space="preserve">the shoulder’s height plus the overhead lift plus the arm to the fingertips, the arm being sized exactly to the build’s wingspan. The old figure (1.315 × height, scaled by the wingspan) ran 4–8% longer than the arms on screen, most of all for long-wingspan builds. Reach is now 1.22–1.29 × height depending on the wingspan (a 6’6” with a 6’9” wingspan: 8’2” instead of 8’6”).</w:t>
+      </w:r>
+    </w:p>
+    <w:p>
+      <w:pPr>
+        <w:numPr>
+          <w:ilvl w:val="0"/>
+          <w:numId w:val="1072"/>
+        </w:numPr>
+        <w:pStyle w:val="Compact"/>
+      </w:pPr>
+      <w:r>
+        <w:t xml:space="preserve">What that does, measured over 48 AI games: blocks about the same (3.75 → 3.85 a game), FG 40 → 41%, threes 31 → 35% (perimeter contests reach a little less), layups 55 → 52%, and</w:t>
+      </w:r>
+      <w:r>
+        <w:t xml:space="preserve"> </w:t>
+      </w:r>
+      <w:r>
+        <w:rPr>
+          <w:bCs/>
+          <w:b/>
+        </w:rPr>
+        <w:t xml:space="preserve">dunks halved</w:t>
+      </w:r>
+      <w:r>
+        <w:t xml:space="preserve"> </w:t>
+      </w:r>
+      <w:r>
+        <w:t xml:space="preserve">(1.8 → 0.85 a game): with the shorter reach a build needs more Vertical to get a hand to the rim, so the attack bind picks a layup more often. Verticals and contest strengths were left as they were; say the word if you’d like either re-tuned around the new reach.</w:t>
+      </w:r>
+    </w:p>
+    <w:bookmarkEnd w:id="63"/>
+    <w:bookmarkStart w:id="64" w:name="boosts-oct-10"/>
+    <w:p>
+      <w:pPr>
+        <w:pStyle w:val="Heading3"/>
+      </w:pPr>
+      <w:r>
+        <w:t xml:space="preserve">Boosts (Oct 10)</w:t>
+      </w:r>
+    </w:p>
+    <w:p>
+      <w:pPr>
+        <w:numPr>
+          <w:ilvl w:val="0"/>
+          <w:numId w:val="1073"/>
+        </w:numPr>
+        <w:pStyle w:val="Compact"/>
+      </w:pPr>
+      <w:r>
+        <w:rPr>
+          <w:bCs/>
+          <w:b/>
+        </w:rPr>
+        <w:t xml:space="preserve">Stock up to 35 games of a boost per category</w:t>
+      </w:r>
+      <w:r>
+        <w:t xml:space="preserve"> </w:t>
+      </w:r>
+      <w:r>
+        <w:t xml:space="preserve">(it was 10). The kiosk’s packs are unchanged (1, 3 or 5 games); the buttons grey out when a pack wouldn’t fit under 35.</w:t>
+      </w:r>
+    </w:p>
+    <w:bookmarkEnd w:id="64"/>
+    <w:bookmarkEnd w:id="65"/>
+    <w:bookmarkStart w:id="66" w:name="progression-icon-legend-up-to-99"/>
     <w:p>
       <w:pPr>
         <w:pStyle w:val="Heading2"/>
@@ -6336,7 +6666,7 @@
       <w:pPr>
         <w:numPr>
           <w:ilvl w:val="0"/>
-          <w:numId w:val="1071"/>
+          <w:numId w:val="1074"/>
         </w:numPr>
         <w:pStyle w:val="Compact"/>
       </w:pPr>
@@ -6352,7 +6682,7 @@
       <w:pPr>
         <w:numPr>
           <w:ilvl w:val="1"/>
-          <w:numId w:val="1072"/>
+          <w:numId w:val="1075"/>
         </w:numPr>
         <w:pStyle w:val="Compact"/>
       </w:pPr>
@@ -6364,7 +6694,7 @@
       <w:pPr>
         <w:numPr>
           <w:ilvl w:val="1"/>
-          <w:numId w:val="1072"/>
+          <w:numId w:val="1075"/>
         </w:numPr>
         <w:pStyle w:val="Compact"/>
       </w:pPr>
@@ -6376,7 +6706,7 @@
       <w:pPr>
         <w:numPr>
           <w:ilvl w:val="0"/>
-          <w:numId w:val="1071"/>
+          <w:numId w:val="1074"/>
         </w:numPr>
         <w:pStyle w:val="Compact"/>
       </w:pPr>
@@ -6398,7 +6728,7 @@
       <w:pPr>
         <w:numPr>
           <w:ilvl w:val="1"/>
-          <w:numId w:val="1073"/>
+          <w:numId w:val="1076"/>
         </w:numPr>
         <w:pStyle w:val="Compact"/>
       </w:pPr>
@@ -6410,7 +6740,7 @@
       <w:pPr>
         <w:numPr>
           <w:ilvl w:val="1"/>
-          <w:numId w:val="1073"/>
+          <w:numId w:val="1076"/>
         </w:numPr>
         <w:pStyle w:val="Compact"/>
       </w:pPr>
@@ -6422,7 +6752,7 @@
       <w:pPr>
         <w:numPr>
           <w:ilvl w:val="1"/>
-          <w:numId w:val="1073"/>
+          <w:numId w:val="1076"/>
         </w:numPr>
         <w:pStyle w:val="Compact"/>
       </w:pPr>
@@ -6434,7 +6764,7 @@
       <w:pPr>
         <w:numPr>
           <w:ilvl w:val="1"/>
-          <w:numId w:val="1073"/>
+          <w:numId w:val="1076"/>
         </w:numPr>
         <w:pStyle w:val="Compact"/>
       </w:pPr>
@@ -6446,7 +6776,7 @@
       <w:pPr>
         <w:numPr>
           <w:ilvl w:val="0"/>
-          <w:numId w:val="1071"/>
+          <w:numId w:val="1074"/>
         </w:numPr>
         <w:pStyle w:val="Compact"/>
       </w:pPr>
@@ -6462,7 +6792,7 @@
       <w:pPr>
         <w:numPr>
           <w:ilvl w:val="0"/>
-          <w:numId w:val="1071"/>
+          <w:numId w:val="1074"/>
         </w:numPr>
         <w:pStyle w:val="Compact"/>
       </w:pPr>
@@ -6478,7 +6808,7 @@
       <w:pPr>
         <w:numPr>
           <w:ilvl w:val="1"/>
-          <w:numId w:val="1074"/>
+          <w:numId w:val="1077"/>
         </w:numPr>
         <w:pStyle w:val="Compact"/>
       </w:pPr>
@@ -6490,7 +6820,7 @@
       <w:pPr>
         <w:numPr>
           <w:ilvl w:val="1"/>
-          <w:numId w:val="1074"/>
+          <w:numId w:val="1077"/>
         </w:numPr>
         <w:pStyle w:val="Compact"/>
       </w:pPr>
@@ -6498,8 +6828,8 @@
         <w:t xml:space="preserve">The Pro Run screen shows it too.</w:t>
       </w:r>
     </w:p>
-    <w:bookmarkEnd w:id="63"/>
-    <w:bookmarkStart w:id="68" w:name="the-look"/>
+    <w:bookmarkEnd w:id="66"/>
+    <w:bookmarkStart w:id="71" w:name="the-look"/>
     <w:p>
       <w:pPr>
         <w:pStyle w:val="Heading2"/>
@@ -6508,7 +6838,7 @@
         <w:t xml:space="preserve">The look</w:t>
       </w:r>
     </w:p>
-    <w:bookmarkStart w:id="64" w:name="jersey-straps-fixed-properly-this-time"/>
+    <w:bookmarkStart w:id="67" w:name="jersey-straps-fixed-properly-this-time"/>
     <w:p>
       <w:pPr>
         <w:pStyle w:val="Heading3"/>
@@ -6521,7 +6851,7 @@
       <w:pPr>
         <w:numPr>
           <w:ilvl w:val="0"/>
-          <w:numId w:val="1075"/>
+          <w:numId w:val="1078"/>
         </w:numPr>
         <w:pStyle w:val="Compact"/>
       </w:pPr>
@@ -6543,7 +6873,7 @@
       <w:pPr>
         <w:numPr>
           <w:ilvl w:val="0"/>
-          <w:numId w:val="1075"/>
+          <w:numId w:val="1078"/>
         </w:numPr>
         <w:pStyle w:val="Compact"/>
       </w:pPr>
@@ -6565,7 +6895,7 @@
       <w:pPr>
         <w:numPr>
           <w:ilvl w:val="1"/>
-          <w:numId w:val="1076"/>
+          <w:numId w:val="1079"/>
         </w:numPr>
         <w:pStyle w:val="Compact"/>
       </w:pPr>
@@ -6577,7 +6907,7 @@
       <w:pPr>
         <w:numPr>
           <w:ilvl w:val="1"/>
-          <w:numId w:val="1076"/>
+          <w:numId w:val="1079"/>
         </w:numPr>
         <w:pStyle w:val="Compact"/>
       </w:pPr>
@@ -6589,7 +6919,7 @@
       <w:pPr>
         <w:numPr>
           <w:ilvl w:val="1"/>
-          <w:numId w:val="1076"/>
+          <w:numId w:val="1079"/>
         </w:numPr>
         <w:pStyle w:val="Compact"/>
       </w:pPr>
@@ -6601,7 +6931,7 @@
       <w:pPr>
         <w:numPr>
           <w:ilvl w:val="1"/>
-          <w:numId w:val="1076"/>
+          <w:numId w:val="1079"/>
         </w:numPr>
         <w:pStyle w:val="Compact"/>
       </w:pPr>
@@ -6609,8 +6939,8 @@
         <w:t xml:space="preserve">The fabric’s mesh weave runs true to size along it.</w:t>
       </w:r>
     </w:p>
-    <w:bookmarkEnd w:id="64"/>
-    <w:bookmarkStart w:id="65" w:name="dunks"/>
+    <w:bookmarkEnd w:id="67"/>
+    <w:bookmarkStart w:id="68" w:name="dunks"/>
     <w:p>
       <w:pPr>
         <w:pStyle w:val="Heading3"/>
@@ -6623,7 +6953,7 @@
       <w:pPr>
         <w:numPr>
           <w:ilvl w:val="0"/>
-          <w:numId w:val="1077"/>
+          <w:numId w:val="1080"/>
         </w:numPr>
         <w:pStyle w:val="Compact"/>
       </w:pPr>
@@ -6645,7 +6975,7 @@
       <w:pPr>
         <w:numPr>
           <w:ilvl w:val="1"/>
-          <w:numId w:val="1078"/>
+          <w:numId w:val="1081"/>
         </w:numPr>
         <w:pStyle w:val="Compact"/>
       </w:pPr>
@@ -6657,7 +6987,7 @@
       <w:pPr>
         <w:numPr>
           <w:ilvl w:val="1"/>
-          <w:numId w:val="1078"/>
+          <w:numId w:val="1081"/>
         </w:numPr>
         <w:pStyle w:val="Compact"/>
       </w:pPr>
@@ -6669,7 +6999,7 @@
       <w:pPr>
         <w:numPr>
           <w:ilvl w:val="0"/>
-          <w:numId w:val="1077"/>
+          <w:numId w:val="1080"/>
         </w:numPr>
         <w:pStyle w:val="Compact"/>
       </w:pPr>
@@ -6691,7 +7021,7 @@
       <w:pPr>
         <w:numPr>
           <w:ilvl w:val="1"/>
-          <w:numId w:val="1079"/>
+          <w:numId w:val="1082"/>
         </w:numPr>
         <w:pStyle w:val="Compact"/>
       </w:pPr>
@@ -6703,7 +7033,7 @@
       <w:pPr>
         <w:numPr>
           <w:ilvl w:val="1"/>
-          <w:numId w:val="1079"/>
+          <w:numId w:val="1082"/>
         </w:numPr>
         <w:pStyle w:val="Compact"/>
       </w:pPr>
@@ -6715,7 +7045,7 @@
       <w:pPr>
         <w:numPr>
           <w:ilvl w:val="0"/>
-          <w:numId w:val="1077"/>
+          <w:numId w:val="1080"/>
         </w:numPr>
         <w:pStyle w:val="Compact"/>
       </w:pPr>
@@ -6731,7 +7061,7 @@
       <w:pPr>
         <w:numPr>
           <w:ilvl w:val="1"/>
-          <w:numId w:val="1080"/>
+          <w:numId w:val="1083"/>
         </w:numPr>
         <w:pStyle w:val="Compact"/>
       </w:pPr>
@@ -6743,7 +7073,7 @@
       <w:pPr>
         <w:numPr>
           <w:ilvl w:val="1"/>
-          <w:numId w:val="1080"/>
+          <w:numId w:val="1083"/>
         </w:numPr>
         <w:pStyle w:val="Compact"/>
       </w:pPr>
@@ -6755,7 +7085,7 @@
       <w:pPr>
         <w:numPr>
           <w:ilvl w:val="1"/>
-          <w:numId w:val="1080"/>
+          <w:numId w:val="1083"/>
         </w:numPr>
         <w:pStyle w:val="Compact"/>
       </w:pPr>
@@ -6763,8 +7093,8 @@
         <w:t xml:space="preserve">Before, it was timed from the gather, so most of it happened on the floor, and the ball dipped in front of the right thigh instead of going through.</w:t>
       </w:r>
     </w:p>
-    <w:bookmarkEnd w:id="65"/>
-    <w:bookmarkStart w:id="66" w:name="celebrations"/>
+    <w:bookmarkEnd w:id="68"/>
+    <w:bookmarkStart w:id="69" w:name="celebrations"/>
     <w:p>
       <w:pPr>
         <w:pStyle w:val="Heading3"/>
@@ -6777,7 +7107,7 @@
       <w:pPr>
         <w:numPr>
           <w:ilvl w:val="0"/>
-          <w:numId w:val="1081"/>
+          <w:numId w:val="1084"/>
         </w:numPr>
         <w:pStyle w:val="Compact"/>
       </w:pPr>
@@ -6793,7 +7123,7 @@
       <w:pPr>
         <w:numPr>
           <w:ilvl w:val="1"/>
-          <w:numId w:val="1082"/>
+          <w:numId w:val="1085"/>
         </w:numPr>
         <w:pStyle w:val="Compact"/>
       </w:pPr>
@@ -6805,7 +7135,7 @@
       <w:pPr>
         <w:numPr>
           <w:ilvl w:val="1"/>
-          <w:numId w:val="1082"/>
+          <w:numId w:val="1085"/>
         </w:numPr>
         <w:pStyle w:val="Compact"/>
       </w:pPr>
@@ -6817,7 +7147,7 @@
       <w:pPr>
         <w:numPr>
           <w:ilvl w:val="1"/>
-          <w:numId w:val="1082"/>
+          <w:numId w:val="1085"/>
         </w:numPr>
         <w:pStyle w:val="Compact"/>
       </w:pPr>
@@ -6829,7 +7159,7 @@
       <w:pPr>
         <w:numPr>
           <w:ilvl w:val="1"/>
-          <w:numId w:val="1082"/>
+          <w:numId w:val="1085"/>
         </w:numPr>
         <w:pStyle w:val="Compact"/>
       </w:pPr>
@@ -6841,7 +7171,7 @@
       <w:pPr>
         <w:numPr>
           <w:ilvl w:val="0"/>
-          <w:numId w:val="1081"/>
+          <w:numId w:val="1084"/>
         </w:numPr>
         <w:pStyle w:val="Compact"/>
       </w:pPr>
@@ -6863,7 +7193,7 @@
       <w:pPr>
         <w:numPr>
           <w:ilvl w:val="0"/>
-          <w:numId w:val="1081"/>
+          <w:numId w:val="1084"/>
         </w:numPr>
         <w:pStyle w:val="Compact"/>
       </w:pPr>
@@ -6881,8 +7211,8 @@
         <w:t xml:space="preserve">Chest Thump, Heart, Dust Off, Archer and Sleep put a hand or forearm through the chest. Each was fixed and every celebration was re-checked on three builds: none clip now.</w:t>
       </w:r>
     </w:p>
-    <w:bookmarkEnd w:id="66"/>
-    <w:bookmarkStart w:id="67" w:name="posterizer-and-contact-finisher"/>
+    <w:bookmarkEnd w:id="69"/>
+    <w:bookmarkStart w:id="70" w:name="posterizer-and-contact-finisher"/>
     <w:p>
       <w:pPr>
         <w:pStyle w:val="Heading3"/>
@@ -6895,7 +7225,7 @@
       <w:pPr>
         <w:numPr>
           <w:ilvl w:val="0"/>
-          <w:numId w:val="1083"/>
+          <w:numId w:val="1086"/>
         </w:numPr>
         <w:pStyle w:val="Compact"/>
       </w:pPr>
@@ -6911,7 +7241,7 @@
       <w:pPr>
         <w:numPr>
           <w:ilvl w:val="1"/>
-          <w:numId w:val="1084"/>
+          <w:numId w:val="1087"/>
         </w:numPr>
         <w:pStyle w:val="Compact"/>
       </w:pPr>
@@ -6923,7 +7253,7 @@
       <w:pPr>
         <w:numPr>
           <w:ilvl w:val="1"/>
-          <w:numId w:val="1084"/>
+          <w:numId w:val="1087"/>
         </w:numPr>
         <w:pStyle w:val="Compact"/>
       </w:pPr>
@@ -6935,7 +7265,7 @@
       <w:pPr>
         <w:numPr>
           <w:ilvl w:val="1"/>
-          <w:numId w:val="1084"/>
+          <w:numId w:val="1087"/>
         </w:numPr>
         <w:pStyle w:val="Compact"/>
       </w:pPr>
@@ -6947,7 +7277,7 @@
       <w:pPr>
         <w:numPr>
           <w:ilvl w:val="1"/>
-          <w:numId w:val="1084"/>
+          <w:numId w:val="1087"/>
         </w:numPr>
         <w:pStyle w:val="Compact"/>
       </w:pPr>
@@ -6955,9 +7285,9 @@
         <w:t xml:space="preserve">Before, the poster fired at the contact, even when the dunk then turned into a layup.</w:t>
       </w:r>
     </w:p>
-    <w:bookmarkEnd w:id="67"/>
-    <w:bookmarkEnd w:id="68"/>
-    <w:bookmarkStart w:id="69" w:name="store-menus-and-hud"/>
+    <w:bookmarkEnd w:id="70"/>
+    <w:bookmarkEnd w:id="71"/>
+    <w:bookmarkStart w:id="72" w:name="store-menus-and-hud"/>
     <w:p>
       <w:pPr>
         <w:pStyle w:val="Heading2"/>
@@ -6970,7 +7300,7 @@
       <w:pPr>
         <w:numPr>
           <w:ilvl w:val="0"/>
-          <w:numId w:val="1085"/>
+          <w:numId w:val="1088"/>
         </w:numPr>
       </w:pPr>
       <w:r>
@@ -7472,7 +7802,7 @@
       <w:pPr>
         <w:numPr>
           <w:ilvl w:val="0"/>
-          <w:numId w:val="1085"/>
+          <w:numId w:val="1088"/>
         </w:numPr>
       </w:pPr>
       <w:r>
@@ -7535,7 +7865,7 @@
       <w:pPr>
         <w:numPr>
           <w:ilvl w:val="0"/>
-          <w:numId w:val="1085"/>
+          <w:numId w:val="1088"/>
         </w:numPr>
       </w:pPr>
       <w:r>
@@ -7556,7 +7886,7 @@
       <w:pPr>
         <w:numPr>
           <w:ilvl w:val="1"/>
-          <w:numId w:val="1086"/>
+          <w:numId w:val="1089"/>
         </w:numPr>
         <w:pStyle w:val="Compact"/>
       </w:pPr>
@@ -7568,7 +7898,7 @@
       <w:pPr>
         <w:numPr>
           <w:ilvl w:val="1"/>
-          <w:numId w:val="1086"/>
+          <w:numId w:val="1089"/>
         </w:numPr>
         <w:pStyle w:val="Compact"/>
       </w:pPr>
@@ -7580,7 +7910,7 @@
       <w:pPr>
         <w:numPr>
           <w:ilvl w:val="1"/>
-          <w:numId w:val="1086"/>
+          <w:numId w:val="1089"/>
         </w:numPr>
         <w:pStyle w:val="Compact"/>
       </w:pPr>
@@ -7592,7 +7922,7 @@
       <w:pPr>
         <w:numPr>
           <w:ilvl w:val="1"/>
-          <w:numId w:val="1086"/>
+          <w:numId w:val="1089"/>
         </w:numPr>
         <w:pStyle w:val="Compact"/>
       </w:pPr>
@@ -7604,7 +7934,7 @@
       <w:pPr>
         <w:numPr>
           <w:ilvl w:val="0"/>
-          <w:numId w:val="1085"/>
+          <w:numId w:val="1088"/>
         </w:numPr>
       </w:pPr>
       <w:r>
@@ -7625,7 +7955,7 @@
       <w:pPr>
         <w:numPr>
           <w:ilvl w:val="0"/>
-          <w:numId w:val="1085"/>
+          <w:numId w:val="1088"/>
         </w:numPr>
       </w:pPr>
       <w:r>
@@ -7640,7 +7970,7 @@
       <w:pPr>
         <w:numPr>
           <w:ilvl w:val="1"/>
-          <w:numId w:val="1087"/>
+          <w:numId w:val="1090"/>
         </w:numPr>
         <w:pStyle w:val="Compact"/>
       </w:pPr>
@@ -7652,7 +7982,7 @@
       <w:pPr>
         <w:numPr>
           <w:ilvl w:val="1"/>
-          <w:numId w:val="1087"/>
+          <w:numId w:val="1090"/>
         </w:numPr>
         <w:pStyle w:val="Compact"/>
       </w:pPr>
@@ -7664,7 +7994,7 @@
       <w:pPr>
         <w:numPr>
           <w:ilvl w:val="1"/>
-          <w:numId w:val="1087"/>
+          <w:numId w:val="1090"/>
         </w:numPr>
         <w:pStyle w:val="Compact"/>
       </w:pPr>
@@ -7672,8 +8002,8 @@
         <w:t xml:space="preserve">A breath in each throat, and the stands throwing it back.</w:t>
       </w:r>
     </w:p>
-    <w:bookmarkEnd w:id="69"/>
-    <w:bookmarkStart w:id="70" w:name="green-releases-doubled-and-remade"/>
+    <w:bookmarkEnd w:id="72"/>
+    <w:bookmarkStart w:id="73" w:name="green-releases-doubled-and-remade"/>
     <w:p>
       <w:pPr>
         <w:pStyle w:val="Heading2"/>
@@ -7686,7 +8016,7 @@
       <w:pPr>
         <w:numPr>
           <w:ilvl w:val="0"/>
-          <w:numId w:val="1088"/>
+          <w:numId w:val="1091"/>
         </w:numPr>
         <w:pStyle w:val="Compact"/>
       </w:pPr>
@@ -7708,7 +8038,7 @@
       <w:pPr>
         <w:numPr>
           <w:ilvl w:val="1"/>
-          <w:numId w:val="1089"/>
+          <w:numId w:val="1092"/>
         </w:numPr>
         <w:pStyle w:val="Compact"/>
       </w:pPr>
@@ -7730,7 +8060,7 @@
       <w:pPr>
         <w:numPr>
           <w:ilvl w:val="1"/>
-          <w:numId w:val="1089"/>
+          <w:numId w:val="1092"/>
         </w:numPr>
         <w:pStyle w:val="Compact"/>
       </w:pPr>
@@ -7752,7 +8082,7 @@
       <w:pPr>
         <w:numPr>
           <w:ilvl w:val="1"/>
-          <w:numId w:val="1089"/>
+          <w:numId w:val="1092"/>
         </w:numPr>
         <w:pStyle w:val="Compact"/>
       </w:pPr>
@@ -7764,7 +8094,7 @@
       <w:pPr>
         <w:numPr>
           <w:ilvl w:val="0"/>
-          <w:numId w:val="1088"/>
+          <w:numId w:val="1091"/>
         </w:numPr>
         <w:pStyle w:val="Compact"/>
       </w:pPr>
@@ -7780,7 +8110,7 @@
       <w:pPr>
         <w:numPr>
           <w:ilvl w:val="1"/>
-          <w:numId w:val="1090"/>
+          <w:numId w:val="1093"/>
         </w:numPr>
         <w:pStyle w:val="Compact"/>
       </w:pPr>
@@ -7802,7 +8132,7 @@
       <w:pPr>
         <w:numPr>
           <w:ilvl w:val="1"/>
-          <w:numId w:val="1090"/>
+          <w:numId w:val="1093"/>
         </w:numPr>
         <w:pStyle w:val="Compact"/>
       </w:pPr>
@@ -7824,7 +8154,7 @@
       <w:pPr>
         <w:numPr>
           <w:ilvl w:val="1"/>
-          <w:numId w:val="1090"/>
+          <w:numId w:val="1093"/>
         </w:numPr>
         <w:pStyle w:val="Compact"/>
       </w:pPr>
@@ -7846,12 +8176,224 @@
       <w:pPr>
         <w:numPr>
           <w:ilvl w:val="2"/>
+          <w:numId w:val="1094"/>
+        </w:numPr>
+        <w:pStyle w:val="Compact"/>
+      </w:pPr>
+      <w:r>
+        <w:t xml:space="preserve">A quick rise into a long, high</w:t>
+      </w:r>
+      <w:r>
+        <w:t xml:space="preserve"> </w:t>
+      </w:r>
+      <w:r>
+        <w:t xml:space="preserve">“</w:t>
+      </w:r>
+      <w:r>
+        <w:t xml:space="preserve">kee-eeee-arrr</w:t>
+      </w:r>
+      <w:r>
+        <w:t xml:space="preserve">”</w:t>
+      </w:r>
+      <w:r>
+        <w:t xml:space="preserve"> </w:t>
+      </w:r>
+      <w:r>
+        <w:t xml:space="preserve">around 2.5 kHz.</w:t>
+      </w:r>
+    </w:p>
+    <w:p>
+      <w:pPr>
+        <w:numPr>
+          <w:ilvl w:val="2"/>
+          <w:numId w:val="1094"/>
+        </w:numPr>
+        <w:pStyle w:val="Compact"/>
+      </w:pPr>
+      <w:r>
+        <w:t xml:space="preserve">Harsh, the way a real one is: the pitch jitters from cycle to cycle, every other cycle is louder, and there’s breath riding on each one.</w:t>
+      </w:r>
+    </w:p>
+    <w:p>
+      <w:pPr>
+        <w:numPr>
+          <w:ilvl w:val="2"/>
+          <w:numId w:val="1094"/>
+        </w:numPr>
+        <w:pStyle w:val="Compact"/>
+      </w:pPr>
+      <w:r>
+        <w:t xml:space="preserve">It tears downward at the end, then rings off the canyon walls.</w:t>
+      </w:r>
+    </w:p>
+    <w:p>
+      <w:pPr>
+        <w:numPr>
+          <w:ilvl w:val="1"/>
+          <w:numId w:val="1093"/>
+        </w:numPr>
+        <w:pStyle w:val="Compact"/>
+      </w:pPr>
+      <w:r>
+        <w:rPr>
+          <w:bCs/>
+          <w:b/>
+        </w:rPr>
+        <w:t xml:space="preserve">Bells, gongs, glass, coins and wood</w:t>
+      </w:r>
+      <w:r>
+        <w:t xml:space="preserve"> </w:t>
+      </w:r>
+      <w:r>
+        <w:t xml:space="preserve">ring with their own partials. A church bell has its hum an octave under, its minor-third tierce and its nominal. The gong blooms up into its shimmer after the strike.</w:t>
+      </w:r>
+    </w:p>
+    <w:p>
+      <w:pPr>
+        <w:numPr>
+          <w:ilvl w:val="1"/>
+          <w:numId w:val="1093"/>
+        </w:numPr>
+        <w:pStyle w:val="Compact"/>
+      </w:pPr>
+      <w:r>
+        <w:rPr>
+          <w:bCs/>
+          <w:b/>
+        </w:rPr>
+        <w:t xml:space="preserve">Voices:</w:t>
+      </w:r>
+    </w:p>
+    <w:p>
+      <w:pPr>
+        <w:numPr>
+          <w:ilvl w:val="2"/>
+          <w:numId w:val="1095"/>
+        </w:numPr>
+        <w:pStyle w:val="Compact"/>
+      </w:pPr>
+      <w:r>
+        <w:t xml:space="preserve">The choir is four sections, each with its own vowel, singing in a cathedral with a harp under it.</w:t>
+      </w:r>
+    </w:p>
+    <w:p>
+      <w:pPr>
+        <w:numPr>
+          <w:ilvl w:val="2"/>
+          <w:numId w:val="1095"/>
+        </w:numPr>
+        <w:pStyle w:val="Compact"/>
+      </w:pPr>
+      <w:r>
+        <w:t xml:space="preserve">The kazoo is a hummed voice with the paper buzzing on it.</w:t>
+      </w:r>
+    </w:p>
+    <w:p>
+      <w:pPr>
+        <w:numPr>
+          <w:ilvl w:val="2"/>
+          <w:numId w:val="1095"/>
+        </w:numPr>
+        <w:pStyle w:val="Compact"/>
+      </w:pPr>
+      <w:r>
+        <w:t xml:space="preserve">The roar after the Greeen Chant is now crowd voices, not noise.</w:t>
+      </w:r>
+    </w:p>
+    <w:p>
+      <w:pPr>
+        <w:numPr>
+          <w:ilvl w:val="1"/>
+          <w:numId w:val="1093"/>
+        </w:numPr>
+        <w:pStyle w:val="Compact"/>
+      </w:pPr>
+      <w:r>
+        <w:rPr>
+          <w:bCs/>
+          <w:b/>
+        </w:rPr>
+        <w:t xml:space="preserve">Squeaks, water and weather:</w:t>
+      </w:r>
+    </w:p>
+    <w:p>
+      <w:pPr>
+        <w:numPr>
+          <w:ilvl w:val="2"/>
+          <w:numId w:val="1096"/>
+        </w:numPr>
+        <w:pStyle w:val="Compact"/>
+      </w:pPr>
+      <w:r>
+        <w:t xml:space="preserve">The rubber duck is a squeaker reed, wheezing in between squeezes.</w:t>
+      </w:r>
+    </w:p>
+    <w:p>
+      <w:pPr>
+        <w:numPr>
+          <w:ilvl w:val="2"/>
+          <w:numId w:val="1096"/>
+        </w:numPr>
+        <w:pStyle w:val="Compact"/>
+      </w:pPr>
+      <w:r>
+        <w:t xml:space="preserve">The cannonball is a slap, a kerplunk and hundreds of bubbles and drops.</w:t>
+      </w:r>
+    </w:p>
+    <w:p>
+      <w:pPr>
+        <w:numPr>
+          <w:ilvl w:val="2"/>
+          <w:numId w:val="1096"/>
+        </w:numPr>
+        <w:pStyle w:val="Compact"/>
+      </w:pPr>
+      <w:r>
+        <w:t xml:space="preserve">Thunder tears the air open before the boom and the roll.</w:t>
+      </w:r>
+    </w:p>
+    <w:p>
+      <w:pPr>
+        <w:numPr>
+          <w:ilvl w:val="0"/>
           <w:numId w:val="1091"/>
         </w:numPr>
         <w:pStyle w:val="Compact"/>
       </w:pPr>
       <w:r>
-        <w:t xml:space="preserve">A quick rise into a long, high</w:t>
+        <w:rPr>
+          <w:bCs/>
+          <w:b/>
+        </w:rPr>
+        <w:t xml:space="preserve">Every sound comes out equally loud</w:t>
+      </w:r>
+      <w:r>
+        <w:t xml:space="preserve"> </w:t>
+      </w:r>
+      <w:r>
+        <w:t xml:space="preserve">(it’s measured automatically), and none runs past 4.2 seconds.</w:t>
+      </w:r>
+    </w:p>
+    <w:p>
+      <w:pPr>
+        <w:numPr>
+          <w:ilvl w:val="0"/>
+          <w:numId w:val="1091"/>
+        </w:numPr>
+        <w:pStyle w:val="Compact"/>
+      </w:pPr>
+      <w:r>
+        <w:rPr>
+          <w:bCs/>
+          <w:b/>
+        </w:rPr>
+        <w:t xml:space="preserve">No hitches.</w:t>
+      </w:r>
+      <w:r>
+        <w:t xml:space="preserve"> </w:t>
+      </w:r>
+      <w:r>
+        <w:t xml:space="preserve">When a game starts, the sounds everyone on the floor will need are made in the background, so a green never waits on its sound. In the store, the first</w:t>
       </w:r>
       <w:r>
         <w:t xml:space="preserve"> </w:t>
@@ -7860,7 +8402,7 @@
         <w:t xml:space="preserve">“</w:t>
       </w:r>
       <w:r>
-        <w:t xml:space="preserve">kee-eeee-arrr</w:t>
+        <w:t xml:space="preserve">Hear it</w:t>
       </w:r>
       <w:r>
         <w:t xml:space="preserve">”</w:t>
@@ -7869,210 +8411,122 @@
         <w:t xml:space="preserve"> </w:t>
       </w:r>
       <w:r>
-        <w:t xml:space="preserve">around 2.5 kHz.</w:t>
-      </w:r>
-    </w:p>
-    <w:p>
-      <w:pPr>
-        <w:numPr>
-          <w:ilvl w:val="2"/>
+        <w:t xml:space="preserve">on a sound takes a split second.</w:t>
+      </w:r>
+    </w:p>
+    <w:p>
+      <w:pPr>
+        <w:numPr>
+          <w:ilvl w:val="0"/>
           <w:numId w:val="1091"/>
         </w:numPr>
         <w:pStyle w:val="Compact"/>
       </w:pPr>
       <w:r>
-        <w:t xml:space="preserve">Harsh, the way a real one is: the pitch jitters from cycle to cycle, every other cycle is louder, and there’s breath riding on each one.</w:t>
-      </w:r>
-    </w:p>
-    <w:p>
-      <w:pPr>
-        <w:numPr>
-          <w:ilvl w:val="2"/>
-          <w:numId w:val="1091"/>
-        </w:numPr>
-        <w:pStyle w:val="Compact"/>
-      </w:pPr>
-      <w:r>
-        <w:t xml:space="preserve">It tears downward at the end, then rings off the canyon walls.</w:t>
-      </w:r>
-    </w:p>
-    <w:p>
-      <w:pPr>
-        <w:numPr>
-          <w:ilvl w:val="1"/>
-          <w:numId w:val="1090"/>
-        </w:numPr>
-        <w:pStyle w:val="Compact"/>
-      </w:pPr>
-      <w:r>
-        <w:rPr>
-          <w:bCs/>
-          <w:b/>
-        </w:rPr>
-        <w:t xml:space="preserve">Bells, gongs, glass, coins and wood</w:t>
-      </w:r>
-      <w:r>
-        <w:t xml:space="preserve"> </w:t>
-      </w:r>
-      <w:r>
-        <w:t xml:space="preserve">ring with their own partials. A church bell has its hum an octave under, its minor-third tierce and its nominal. The gong blooms up into its shimmer after the strike.</w:t>
-      </w:r>
-    </w:p>
-    <w:p>
-      <w:pPr>
-        <w:numPr>
-          <w:ilvl w:val="1"/>
-          <w:numId w:val="1090"/>
-        </w:numPr>
-        <w:pStyle w:val="Compact"/>
-      </w:pPr>
-      <w:r>
-        <w:rPr>
-          <w:bCs/>
-          <w:b/>
-        </w:rPr>
-        <w:t xml:space="preserve">Voices:</w:t>
-      </w:r>
-    </w:p>
-    <w:p>
-      <w:pPr>
-        <w:numPr>
-          <w:ilvl w:val="2"/>
-          <w:numId w:val="1092"/>
-        </w:numPr>
-        <w:pStyle w:val="Compact"/>
-      </w:pPr>
-      <w:r>
-        <w:t xml:space="preserve">The choir is four sections, each with its own vowel, singing in a cathedral with a harp under it.</w:t>
-      </w:r>
-    </w:p>
-    <w:p>
-      <w:pPr>
-        <w:numPr>
-          <w:ilvl w:val="2"/>
-          <w:numId w:val="1092"/>
-        </w:numPr>
-        <w:pStyle w:val="Compact"/>
-      </w:pPr>
-      <w:r>
-        <w:t xml:space="preserve">The kazoo is a hummed voice with the paper buzzing on it.</w:t>
-      </w:r>
-    </w:p>
-    <w:p>
-      <w:pPr>
-        <w:numPr>
-          <w:ilvl w:val="2"/>
-          <w:numId w:val="1092"/>
-        </w:numPr>
-        <w:pStyle w:val="Compact"/>
-      </w:pPr>
-      <w:r>
-        <w:t xml:space="preserve">The roar after the Greeen Chant is now crowd voices, not noise.</w:t>
-      </w:r>
-    </w:p>
-    <w:p>
-      <w:pPr>
-        <w:numPr>
-          <w:ilvl w:val="1"/>
-          <w:numId w:val="1090"/>
-        </w:numPr>
-        <w:pStyle w:val="Compact"/>
-      </w:pPr>
-      <w:r>
-        <w:rPr>
-          <w:bCs/>
-          <w:b/>
-        </w:rPr>
-        <w:t xml:space="preserve">Squeaks, water and weather:</w:t>
-      </w:r>
-    </w:p>
-    <w:p>
-      <w:pPr>
-        <w:numPr>
-          <w:ilvl w:val="2"/>
-          <w:numId w:val="1093"/>
-        </w:numPr>
-        <w:pStyle w:val="Compact"/>
-      </w:pPr>
-      <w:r>
-        <w:t xml:space="preserve">The rubber duck is a squeaker reed, wheezing in between squeezes.</w:t>
-      </w:r>
-    </w:p>
-    <w:p>
-      <w:pPr>
-        <w:numPr>
-          <w:ilvl w:val="2"/>
-          <w:numId w:val="1093"/>
-        </w:numPr>
-        <w:pStyle w:val="Compact"/>
-      </w:pPr>
-      <w:r>
-        <w:t xml:space="preserve">The cannonball is a slap, a kerplunk and hundreds of bubbles and drops.</w:t>
-      </w:r>
-    </w:p>
-    <w:p>
-      <w:pPr>
-        <w:numPr>
-          <w:ilvl w:val="2"/>
-          <w:numId w:val="1093"/>
-        </w:numPr>
-        <w:pStyle w:val="Compact"/>
-      </w:pPr>
-      <w:r>
-        <w:t xml:space="preserve">Thunder tears the air open before the boom and the roll.</w:t>
-      </w:r>
-    </w:p>
-    <w:p>
-      <w:pPr>
-        <w:numPr>
-          <w:ilvl w:val="0"/>
-          <w:numId w:val="1088"/>
-        </w:numPr>
-        <w:pStyle w:val="Compact"/>
-      </w:pPr>
-      <w:r>
-        <w:rPr>
-          <w:bCs/>
-          <w:b/>
-        </w:rPr>
-        <w:t xml:space="preserve">Every sound comes out equally loud</w:t>
-      </w:r>
-      <w:r>
-        <w:t xml:space="preserve"> </w:t>
-      </w:r>
-      <w:r>
-        <w:t xml:space="preserve">(it’s measured automatically), and none runs past 4.2 seconds.</w:t>
-      </w:r>
-    </w:p>
-    <w:p>
-      <w:pPr>
-        <w:numPr>
-          <w:ilvl w:val="0"/>
-          <w:numId w:val="1088"/>
-        </w:numPr>
-        <w:pStyle w:val="Compact"/>
-      </w:pPr>
-      <w:r>
-        <w:rPr>
-          <w:bCs/>
-          <w:b/>
-        </w:rPr>
-        <w:t xml:space="preserve">No hitches.</w:t>
-      </w:r>
-      <w:r>
-        <w:t xml:space="preserve"> </w:t>
-      </w:r>
-      <w:r>
-        <w:t xml:space="preserve">When a game starts, the sounds everyone on the floor will need are made in the background, so a green never waits on its sound. In the store, the first</w:t>
-      </w:r>
-      <w:r>
-        <w:t xml:space="preserve"> </w:t>
-      </w:r>
+        <w:rPr>
+          <w:bCs/>
+          <w:b/>
+        </w:rPr>
+        <w:t xml:space="preserve">How they were checked:</w:t>
+      </w:r>
+    </w:p>
+    <w:p>
+      <w:pPr>
+        <w:numPr>
+          <w:ilvl w:val="1"/>
+          <w:numId w:val="1097"/>
+        </w:numPr>
+        <w:pStyle w:val="Compact"/>
+      </w:pPr>
+      <w:r>
+        <w:t xml:space="preserve">Every sound was tuned against its spectrogram.</w:t>
+      </w:r>
+    </w:p>
+    <w:p>
+      <w:pPr>
+        <w:numPr>
+          <w:ilvl w:val="1"/>
+          <w:numId w:val="1097"/>
+        </w:numPr>
+        <w:pStyle w:val="Compact"/>
+      </w:pPr>
+      <w:r>
+        <w:t xml:space="preserve">Tests check what each is made of: the eagle’s pitch, band, rasp and fall, the owl’s low hoots, the cuckoo’s two notes, the siren winding up, the air horn’s short-short-long and more.</w:t>
+      </w:r>
+    </w:p>
+    <w:p>
+      <w:pPr>
+        <w:numPr>
+          <w:ilvl w:val="1"/>
+          <w:numId w:val="1097"/>
+        </w:numPr>
+        <w:pStyle w:val="Compact"/>
+      </w:pPr>
+      <w:r>
+        <w:t xml:space="preserve">Every new effect was captured frozen in time over a player in the studio.</w:t>
+      </w:r>
+    </w:p>
+    <w:bookmarkEnd w:id="73"/>
+    <w:bookmarkStart w:id="74" w:name="under-the-hood-quick-patch"/>
+    <w:p>
+      <w:pPr>
+        <w:pStyle w:val="Heading2"/>
+      </w:pPr>
+      <w:r>
+        <w:t xml:space="preserve">Under the hood (quick patch)</w:t>
+      </w:r>
+    </w:p>
+    <w:p>
+      <w:pPr>
+        <w:numPr>
+          <w:ilvl w:val="0"/>
+          <w:numId w:val="1098"/>
+        </w:numPr>
+        <w:pStyle w:val="Compact"/>
+      </w:pPr>
+      <w:r>
+        <w:rPr>
+          <w:bCs/>
+          <w:b/>
+        </w:rPr>
+        <w:t xml:space="preserve">Tests:</w:t>
+      </w:r>
+      <w:r>
+        <w:t xml:space="preserve"> </w:t>
+      </w:r>
+      <w:r>
+        <w:t xml:space="preserve">165 game tests and 40 service tests pass. The new ones cover non-shooter windows, smothered shots, the record scratch, repeat moves, diagonal moves, the straps being drawn, the apparel counts, dunk variety, the windmill and Eastbay paths, celebrations (input and clipping), reach-in contact, the AI staying in bounds, the D-pad fallback, Icon Legend, the green release counts and what each sound is made of, the AI’s reaction times, stamina and the line beside the grade.</w:t>
+      </w:r>
+    </w:p>
+    <w:p>
+      <w:pPr>
+        <w:numPr>
+          <w:ilvl w:val="0"/>
+          <w:numId w:val="1098"/>
+        </w:numPr>
+        <w:pStyle w:val="Compact"/>
+      </w:pPr>
+      <w:r>
+        <w:rPr>
+          <w:bCs/>
+          <w:b/>
+        </w:rPr>
+        <w:t xml:space="preserve">Judgment calls I made without asking:</w:t>
+      </w:r>
+    </w:p>
+    <w:p>
+      <w:pPr>
+        <w:numPr>
+          <w:ilvl w:val="1"/>
+          <w:numId w:val="1099"/>
+        </w:numPr>
+        <w:pStyle w:val="Compact"/>
+      </w:pPr>
       <w:r>
         <w:t xml:space="preserve">“</w:t>
       </w:r>
       <w:r>
-        <w:t xml:space="preserve">Hear it</w:t>
+        <w:t xml:space="preserve">Shooters</w:t>
       </w:r>
       <w:r>
         <w:t xml:space="preserve">”</w:t>
@@ -8081,114 +8535,14 @@
         <w:t xml:space="preserve"> </w:t>
       </w:r>
       <w:r>
-        <w:t xml:space="preserve">on a sound takes a split second.</w:t>
-      </w:r>
-    </w:p>
-    <w:p>
-      <w:pPr>
-        <w:numPr>
-          <w:ilvl w:val="0"/>
-          <w:numId w:val="1088"/>
-        </w:numPr>
-        <w:pStyle w:val="Compact"/>
-      </w:pPr>
-      <w:r>
-        <w:rPr>
-          <w:bCs/>
-          <w:b/>
-        </w:rPr>
-        <w:t xml:space="preserve">How they were checked:</w:t>
-      </w:r>
-    </w:p>
-    <w:p>
-      <w:pPr>
-        <w:numPr>
-          <w:ilvl w:val="1"/>
-          <w:numId w:val="1094"/>
-        </w:numPr>
-        <w:pStyle w:val="Compact"/>
-      </w:pPr>
-      <w:r>
-        <w:t xml:space="preserve">Every sound was tuned against its spectrogram.</w:t>
-      </w:r>
-    </w:p>
-    <w:p>
-      <w:pPr>
-        <w:numPr>
-          <w:ilvl w:val="1"/>
-          <w:numId w:val="1094"/>
-        </w:numPr>
-        <w:pStyle w:val="Compact"/>
-      </w:pPr>
-      <w:r>
-        <w:t xml:space="preserve">Tests check what each is made of: the eagle’s pitch, band, rasp and fall, the owl’s low hoots, the cuckoo’s two notes, the siren winding up, the air horn’s short-short-long and more.</w:t>
-      </w:r>
-    </w:p>
-    <w:p>
-      <w:pPr>
-        <w:numPr>
-          <w:ilvl w:val="1"/>
-          <w:numId w:val="1094"/>
-        </w:numPr>
-        <w:pStyle w:val="Compact"/>
-      </w:pPr>
-      <w:r>
-        <w:t xml:space="preserve">Every new effect was captured frozen in time over a player in the studio.</w:t>
-      </w:r>
-    </w:p>
-    <w:bookmarkEnd w:id="70"/>
-    <w:bookmarkStart w:id="71" w:name="under-the-hood-quick-patch"/>
-    <w:p>
-      <w:pPr>
-        <w:pStyle w:val="Heading2"/>
-      </w:pPr>
-      <w:r>
-        <w:t xml:space="preserve">Under the hood (quick patch)</w:t>
-      </w:r>
-    </w:p>
-    <w:p>
-      <w:pPr>
-        <w:numPr>
-          <w:ilvl w:val="0"/>
-          <w:numId w:val="1095"/>
-        </w:numPr>
-        <w:pStyle w:val="Compact"/>
-      </w:pPr>
-      <w:r>
-        <w:rPr>
-          <w:bCs/>
-          <w:b/>
-        </w:rPr>
-        <w:t xml:space="preserve">Tests:</w:t>
-      </w:r>
-      <w:r>
-        <w:t xml:space="preserve"> </w:t>
-      </w:r>
-      <w:r>
-        <w:t xml:space="preserve">160 game tests and 40 service tests pass. The new ones cover non-shooter windows, smothered shots, the record scratch, repeat moves, diagonal moves, the straps being drawn, the apparel counts, dunk variety, the windmill and Eastbay paths, celebrations (input and clipping), reach-in contact, the AI staying in bounds, the D-pad fallback, Icon Legend, the green release counts and what each sound is made of, the AI’s reaction times, stamina and the line beside the grade.</w:t>
-      </w:r>
-    </w:p>
-    <w:p>
-      <w:pPr>
-        <w:numPr>
-          <w:ilvl w:val="0"/>
-          <w:numId w:val="1095"/>
-        </w:numPr>
-        <w:pStyle w:val="Compact"/>
-      </w:pPr>
-      <w:r>
-        <w:rPr>
-          <w:bCs/>
-          <w:b/>
-        </w:rPr>
-        <w:t xml:space="preserve">Judgment calls I made without asking:</w:t>
-      </w:r>
-    </w:p>
-    <w:p>
-      <w:pPr>
-        <w:numPr>
-          <w:ilvl w:val="1"/>
-          <w:numId w:val="1096"/>
+        <w:t xml:space="preserve">are Sharpshooters and Stretch Bigs. The 10% smaller window for non-shooters applies to jump shots only, not layups or free throws.</w:t>
+      </w:r>
+    </w:p>
+    <w:p>
+      <w:pPr>
+        <w:numPr>
+          <w:ilvl w:val="1"/>
+          <w:numId w:val="1099"/>
         </w:numPr>
         <w:pStyle w:val="Compact"/>
       </w:pPr>
@@ -8196,7 +8550,7 @@
         <w:t xml:space="preserve">“</w:t>
       </w:r>
       <w:r>
-        <w:t xml:space="preserve">Shooters</w:t>
+        <w:t xml:space="preserve">Career mode games</w:t>
       </w:r>
       <w:r>
         <w:t xml:space="preserve">”</w:t>
@@ -8205,14 +8559,38 @@
         <w:t xml:space="preserve"> </w:t>
       </w:r>
       <w:r>
-        <w:t xml:space="preserve">are Sharpshooters and Stretch Bigs. The 10% smaller window for non-shooters applies to jump shots only, not layups or free throws.</w:t>
-      </w:r>
-    </w:p>
-    <w:p>
-      <w:pPr>
-        <w:numPr>
-          <w:ilvl w:val="1"/>
-          <w:numId w:val="1096"/>
+        <w:t xml:space="preserve">for Icon Legend are Pro Run games, the same as the 80 → 90 climb.</w:t>
+      </w:r>
+    </w:p>
+    <w:p>
+      <w:pPr>
+        <w:numPr>
+          <w:ilvl w:val="1"/>
+          <w:numId w:val="1099"/>
+        </w:numPr>
+        <w:pStyle w:val="Compact"/>
+      </w:pPr>
+      <w:r>
+        <w:t xml:space="preserve">The smothered rule applies to every shot that can be labelled Smothered: jumpers, close shots and layups. Dunks are left to Posterizer and Contact Finisher.</w:t>
+      </w:r>
+    </w:p>
+    <w:p>
+      <w:pPr>
+        <w:numPr>
+          <w:ilvl w:val="1"/>
+          <w:numId w:val="1099"/>
+        </w:numPr>
+        <w:pStyle w:val="Compact"/>
+      </w:pPr>
+      <w:r>
+        <w:t xml:space="preserve">The record scratch also plays for the AI’s green sounds near you.</w:t>
+      </w:r>
+    </w:p>
+    <w:p>
+      <w:pPr>
+        <w:numPr>
+          <w:ilvl w:val="1"/>
+          <w:numId w:val="1099"/>
         </w:numPr>
         <w:pStyle w:val="Compact"/>
       </w:pPr>
@@ -8220,7 +8598,7 @@
         <w:t xml:space="preserve">“</w:t>
       </w:r>
       <w:r>
-        <w:t xml:space="preserve">Career mode games</w:t>
+        <w:t xml:space="preserve">Double apparel</w:t>
       </w:r>
       <w:r>
         <w:t xml:space="preserve">”</w:t>
@@ -8229,38 +8607,14 @@
         <w:t xml:space="preserve"> </w:t>
       </w:r>
       <w:r>
-        <w:t xml:space="preserve">for Icon Legend are Pro Run games, the same as the 80 → 90 climb.</w:t>
-      </w:r>
-    </w:p>
-    <w:p>
-      <w:pPr>
-        <w:numPr>
-          <w:ilvl w:val="1"/>
-          <w:numId w:val="1096"/>
-        </w:numPr>
-        <w:pStyle w:val="Compact"/>
-      </w:pPr>
-      <w:r>
-        <w:t xml:space="preserve">The smothered rule applies to every shot that can be labelled Smothered: jumpers, close shots and layups. Dunks are left to Posterizer and Contact Finisher.</w:t>
-      </w:r>
-    </w:p>
-    <w:p>
-      <w:pPr>
-        <w:numPr>
-          <w:ilvl w:val="1"/>
-          <w:numId w:val="1096"/>
-        </w:numPr>
-        <w:pStyle w:val="Compact"/>
-      </w:pPr>
-      <w:r>
-        <w:t xml:space="preserve">The record scratch also plays for the AI’s green sounds near you.</w:t>
-      </w:r>
-    </w:p>
-    <w:p>
-      <w:pPr>
-        <w:numPr>
-          <w:ilvl w:val="1"/>
-          <w:numId w:val="1096"/>
+        <w:t xml:space="preserve">covers clothing, shoes and accessories (everything you wear); King Tut Cup prizes weren’t doubled.</w:t>
+      </w:r>
+    </w:p>
+    <w:p>
+      <w:pPr>
+        <w:numPr>
+          <w:ilvl w:val="1"/>
+          <w:numId w:val="1099"/>
         </w:numPr>
         <w:pStyle w:val="Compact"/>
       </w:pPr>
@@ -8268,7 +8622,7 @@
         <w:t xml:space="preserve">“</w:t>
       </w:r>
       <w:r>
-        <w:t xml:space="preserve">Double apparel</w:t>
+        <w:t xml:space="preserve">Double the green animations and sounds</w:t>
       </w:r>
       <w:r>
         <w:t xml:space="preserve">”</w:t>
@@ -8277,14 +8631,14 @@
         <w:t xml:space="preserve"> </w:t>
       </w:r>
       <w:r>
-        <w:t xml:space="preserve">covers clothing, shoes and accessories (everything you wear); King Tut Cup prizes weren’t doubled.</w:t>
-      </w:r>
-    </w:p>
-    <w:p>
-      <w:pPr>
-        <w:numPr>
-          <w:ilvl w:val="1"/>
-          <w:numId w:val="1096"/>
+        <w:t xml:space="preserve">means twice as many of each, counting the King Tut Cup’s (16 → 32 sounds, 14 → 28 effects). The Cup prizes themselves weren’t doubled.</w:t>
+      </w:r>
+    </w:p>
+    <w:p>
+      <w:pPr>
+        <w:numPr>
+          <w:ilvl w:val="1"/>
+          <w:numId w:val="1099"/>
         </w:numPr>
         <w:pStyle w:val="Compact"/>
       </w:pPr>
@@ -8292,7 +8646,7 @@
         <w:t xml:space="preserve">“</w:t>
       </w:r>
       <w:r>
-        <w:t xml:space="preserve">Double the green animations and sounds</w:t>
+        <w:t xml:space="preserve">Walking without sprint</w:t>
       </w:r>
       <w:r>
         <w:t xml:space="preserve">”</w:t>
@@ -8301,30 +8655,6 @@
         <w:t xml:space="preserve"> </w:t>
       </w:r>
       <w:r>
-        <w:t xml:space="preserve">means twice as many of each, counting the King Tut Cup’s (16 → 32 sounds, 14 → 28 effects). The Cup prizes themselves weren’t doubled.</w:t>
-      </w:r>
-    </w:p>
-    <w:p>
-      <w:pPr>
-        <w:numPr>
-          <w:ilvl w:val="1"/>
-          <w:numId w:val="1096"/>
-        </w:numPr>
-        <w:pStyle w:val="Compact"/>
-      </w:pPr>
-      <w:r>
-        <w:t xml:space="preserve">“</w:t>
-      </w:r>
-      <w:r>
-        <w:t xml:space="preserve">Walking without sprint</w:t>
-      </w:r>
-      <w:r>
-        <w:t xml:space="preserve">”</w:t>
-      </w:r>
-      <w:r>
-        <w:t xml:space="preserve"> </w:t>
-      </w:r>
-      <w:r>
         <w:t xml:space="preserve">means any movement without the sprint button. Defensive slides still cost a little; since stamina part 3, hands-up defense on the floor is neutral.</w:t>
       </w:r>
     </w:p>
@@ -8332,7 +8662,7 @@
       <w:pPr>
         <w:numPr>
           <w:ilvl w:val="1"/>
-          <w:numId w:val="1096"/>
+          <w:numId w:val="1099"/>
         </w:numPr>
         <w:pStyle w:val="Compact"/>
       </w:pPr>
@@ -8378,7 +8708,7 @@
       <w:pPr>
         <w:numPr>
           <w:ilvl w:val="1"/>
-          <w:numId w:val="1096"/>
+          <w:numId w:val="1099"/>
         </w:numPr>
         <w:pStyle w:val="Compact"/>
       </w:pPr>
@@ -8390,7 +8720,92 @@
       <w:pPr>
         <w:numPr>
           <w:ilvl w:val="1"/>
-          <w:numId w:val="1096"/>
+          <w:numId w:val="1099"/>
+        </w:numPr>
+        <w:pStyle w:val="Compact"/>
+      </w:pPr>
+      <w:r>
+        <w:t xml:space="preserve">The bad step is drawn at</w:t>
+      </w:r>
+      <w:r>
+        <w:t xml:space="preserve"> </w:t>
+      </w:r>
+      <w:r>
+        <w:rPr>
+          <w:rStyle w:val="VerbatimChar"/>
+        </w:rPr>
+        <w:t xml:space="preserve">MISTAKE.rate</w:t>
+      </w:r>
+      <w:r>
+        <w:t xml:space="preserve"> </w:t>
+      </w:r>
+      <w:r>
+        <w:t xml:space="preserve">× (1.3 − skill) per second while the man moves faster than 2 m/s;</w:t>
+      </w:r>
+      <w:r>
+        <w:t xml:space="preserve"> </w:t>
+      </w:r>
+      <w:r>
+        <w:t xml:space="preserve">“</w:t>
+      </w:r>
+      <w:r>
+        <w:t xml:space="preserve">2.75% more escapes</w:t>
+      </w:r>
+      <w:r>
+        <w:t xml:space="preserve">”</w:t>
+      </w:r>
+      <w:r>
+        <w:t xml:space="preserve"> </w:t>
+      </w:r>
+      <w:r>
+        <w:t xml:space="preserve">is relative (7.35% → ~7.55% of guarded dribbling spells end with the handler two metres clear within 1.2 s, in AI park games).</w:t>
+      </w:r>
+    </w:p>
+    <w:p>
+      <w:pPr>
+        <w:numPr>
+          <w:ilvl w:val="1"/>
+          <w:numId w:val="1099"/>
+        </w:numPr>
+        <w:pStyle w:val="Compact"/>
+      </w:pPr>
+      <w:r>
+        <w:t xml:space="preserve">“</w:t>
+      </w:r>
+      <w:r>
+        <w:t xml:space="preserve">True to scale</w:t>
+      </w:r>
+      <w:r>
+        <w:t xml:space="preserve">”</w:t>
+      </w:r>
+      <w:r>
+        <w:t xml:space="preserve"> </w:t>
+      </w:r>
+      <w:r>
+        <w:t xml:space="preserve">was taken to mean the model’s standing height and wingspan; the standing</w:t>
+      </w:r>
+      <w:r>
+        <w:t xml:space="preserve"> </w:t>
+      </w:r>
+      <w:r>
+        <w:rPr>
+          <w:iCs/>
+          <w:i/>
+        </w:rPr>
+        <w:t xml:space="preserve">reach</w:t>
+      </w:r>
+      <w:r>
+        <w:t xml:space="preserve"> </w:t>
+      </w:r>
+      <w:r>
+        <w:t xml:space="preserve">the simulation uses for contests and blocks is unchanged (1.315 × height, scaled by wingspan) and is still a few percent longer than the model’s arms, as it was.</w:t>
+      </w:r>
+    </w:p>
+    <w:p>
+      <w:pPr>
+        <w:numPr>
+          <w:ilvl w:val="1"/>
+          <w:numId w:val="1099"/>
         </w:numPr>
         <w:pStyle w:val="Compact"/>
       </w:pPr>
@@ -8420,7 +8835,7 @@
       <w:pPr>
         <w:numPr>
           <w:ilvl w:val="1"/>
-          <w:numId w:val="1096"/>
+          <w:numId w:val="1099"/>
         </w:numPr>
         <w:pStyle w:val="Compact"/>
       </w:pPr>
@@ -8428,8 +8843,8 @@
         <w:t xml:space="preserve">The faster AI reactions apply to every AI player: teammates, opponents and your own player on auto-play.</w:t>
       </w:r>
     </w:p>
-    <w:bookmarkEnd w:id="71"/>
-    <w:bookmarkEnd w:id="72"/>
+    <w:bookmarkEnd w:id="74"/>
+    <w:bookmarkEnd w:id="75"/>
     <w:sectPr/>
   </w:body>
 </w:document>
@@ -8901,6 +9316,15 @@
     <w:abstractNumId w:val="991"/>
   </w:num>
   <w:num w:numId="1096">
+    <w:abstractNumId w:val="991"/>
+  </w:num>
+  <w:num w:numId="1097">
+    <w:abstractNumId w:val="991"/>
+  </w:num>
+  <w:num w:numId="1098">
+    <w:abstractNumId w:val="991"/>
+  </w:num>
+  <w:num w:numId="1099">
     <w:abstractNumId w:val="991"/>
   </w:num>
 </w:numbering>

--- a/PATCH_NOTES_v0.4.7.5.docx
+++ b/PATCH_NOTES_v0.4.7.5.docx
@@ -3526,7 +3526,7 @@
     </w:p>
     <w:bookmarkEnd w:id="41"/>
     <w:bookmarkEnd w:id="42"/>
-    <w:bookmarkStart w:id="75" w:name="quick-patch"/>
+    <w:bookmarkStart w:id="76" w:name="quick-patch"/>
     <w:p>
       <w:pPr>
         <w:pStyle w:val="Heading1"/>
@@ -4228,7 +4228,7 @@
     </w:tbl>
     <w:bookmarkEnd w:id="46"/>
     <w:bookmarkEnd w:id="47"/>
-    <w:bookmarkStart w:id="65" w:name="dribbling-passing-and-defense-1"/>
+    <w:bookmarkStart w:id="66" w:name="dribbling-passing-and-defense-1"/>
     <w:p>
       <w:pPr>
         <w:pStyle w:val="Heading2"/>
@@ -6560,12 +6560,233 @@
       </w:r>
     </w:p>
     <w:bookmarkEnd w:id="62"/>
-    <w:bookmarkStart w:id="63" w:name="reach-follows-the-arms-oct-10"/>
+    <w:bookmarkStart w:id="63" w:name="thirty-block-animations-oct-10"/>
     <w:p>
       <w:pPr>
         <w:pStyle w:val="Heading3"/>
       </w:pPr>
       <w:r>
+        <w:t xml:space="preserve">Thirty block animations (Oct 10)</w:t>
+      </w:r>
+    </w:p>
+    <w:p>
+      <w:pPr>
+        <w:numPr>
+          <w:ilvl w:val="0"/>
+          <w:numId w:val="1072"/>
+        </w:numPr>
+        <w:pStyle w:val="Compact"/>
+      </w:pPr>
+      <w:r>
+        <w:rPr>
+          <w:bCs/>
+          <w:b/>
+        </w:rPr>
+        <w:t xml:space="preserve">Every block now has a style, in five tiers by Block rating and height</w:t>
+      </w:r>
+      <w:r>
+        <w:t xml:space="preserve"> </w:t>
+      </w:r>
+      <w:r>
+        <w:t xml:space="preserve">— nothing to buy, like the way the size-up and jump-shot packages scale with your ratings. Tier 1 up to 54 Block, tier 2 from 55, tier 3 from 70, tier 4 from 85, tier 5 from 95; 6’11” and taller bump a tier, 6’1” and under drop one. Each block picks a style from your tier (three to one over the tier below) that fits the moment: a rim protection, a chase-down from behind, a perimeter closeout, or any.</w:t>
+      </w:r>
+    </w:p>
+    <w:p>
+      <w:pPr>
+        <w:numPr>
+          <w:ilvl w:val="0"/>
+          <w:numId w:val="1072"/>
+        </w:numPr>
+        <w:pStyle w:val="Compact"/>
+      </w:pPr>
+      <w:r>
+        <w:rPr>
+          <w:bCs/>
+          <w:b/>
+        </w:rPr>
+        <w:t xml:space="preserve">The higher the tier, the more emphatic:</w:t>
+      </w:r>
+      <w:r>
+        <w:t xml:space="preserve"> </w:t>
+      </w:r>
+      <w:r>
+        <w:t xml:space="preserve">the arm cocks further back before it fires, the swat is bigger, the body leans, twists and arches more, the legs do more in the air, and the top tiers finish with a gesture after a block that got the ball — a finger wag, a stare, a flex, a point, a roar, a shoulder brush — which ends the instant you want to move or jump, so it never costs a play.</w:t>
+      </w:r>
+    </w:p>
+    <w:p>
+      <w:pPr>
+        <w:numPr>
+          <w:ilvl w:val="0"/>
+          <w:numId w:val="1072"/>
+        </w:numPr>
+        <w:pStyle w:val="Compact"/>
+      </w:pPr>
+      <w:r>
+        <w:rPr>
+          <w:bCs/>
+          <w:b/>
+        </w:rPr>
+        <w:t xml:space="preserve">The thirty, by tier:</w:t>
+      </w:r>
+    </w:p>
+    <w:p>
+      <w:pPr>
+        <w:numPr>
+          <w:ilvl w:val="1"/>
+          <w:numId w:val="1073"/>
+        </w:numPr>
+        <w:pStyle w:val="Compact"/>
+      </w:pPr>
+      <w:r>
+        <w:rPr>
+          <w:iCs/>
+          <w:i/>
+        </w:rPr>
+        <w:t xml:space="preserve">Tier 1:</w:t>
+      </w:r>
+      <w:r>
+        <w:t xml:space="preserve"> </w:t>
+      </w:r>
+      <w:r>
+        <w:t xml:space="preserve">Reach, Straight Up, Late Hand, Two-Hand Wall, Side Reach, Stand Tall.</w:t>
+      </w:r>
+    </w:p>
+    <w:p>
+      <w:pPr>
+        <w:numPr>
+          <w:ilvl w:val="1"/>
+          <w:numId w:val="1073"/>
+        </w:numPr>
+        <w:pStyle w:val="Compact"/>
+      </w:pPr>
+      <w:r>
+        <w:rPr>
+          <w:iCs/>
+          <w:i/>
+        </w:rPr>
+        <w:t xml:space="preserve">Tier 2:</w:t>
+      </w:r>
+      <w:r>
+        <w:t xml:space="preserve"> </w:t>
+      </w:r>
+      <w:r>
+        <w:t xml:space="preserve">Volleyball, Chest Swat, Cross Arm, Hook, Shield, Lean In.</w:t>
+      </w:r>
+    </w:p>
+    <w:p>
+      <w:pPr>
+        <w:numPr>
+          <w:ilvl w:val="1"/>
+          <w:numId w:val="1073"/>
+        </w:numPr>
+        <w:pStyle w:val="Compact"/>
+      </w:pPr>
+      <w:r>
+        <w:rPr>
+          <w:iCs/>
+          <w:i/>
+        </w:rPr>
+        <w:t xml:space="preserve">Tier 3:</w:t>
+      </w:r>
+      <w:r>
+        <w:t xml:space="preserve"> </w:t>
+      </w:r>
+      <w:r>
+        <w:t xml:space="preserve">Windshield Wiper, Spike, Double Clutch, Pin, Chase Swat, Twist.</w:t>
+      </w:r>
+    </w:p>
+    <w:p>
+      <w:pPr>
+        <w:numPr>
+          <w:ilvl w:val="1"/>
+          <w:numId w:val="1073"/>
+        </w:numPr>
+        <w:pStyle w:val="Compact"/>
+      </w:pPr>
+      <w:r>
+        <w:rPr>
+          <w:iCs/>
+          <w:i/>
+        </w:rPr>
+        <w:t xml:space="preserve">Tier 4:</w:t>
+      </w:r>
+      <w:r>
+        <w:t xml:space="preserve"> </w:t>
+      </w:r>
+      <w:r>
+        <w:t xml:space="preserve">Hammer, Spike Pro, Palm Snatch, Scissor, Superman, Backboard Pin.</w:t>
+      </w:r>
+    </w:p>
+    <w:p>
+      <w:pPr>
+        <w:numPr>
+          <w:ilvl w:val="1"/>
+          <w:numId w:val="1073"/>
+        </w:numPr>
+        <w:pStyle w:val="Compact"/>
+      </w:pPr>
+      <w:r>
+        <w:rPr>
+          <w:iCs/>
+          <w:i/>
+        </w:rPr>
+        <w:t xml:space="preserve">Tier 5:</w:t>
+      </w:r>
+      <w:r>
+        <w:t xml:space="preserve"> </w:t>
+      </w:r>
+      <w:r>
+        <w:t xml:space="preserve">Hammer Fist, Sky Pin, Finger Wag, Eraser, Thunder Clap, Launch.</w:t>
+      </w:r>
+    </w:p>
+    <w:p>
+      <w:pPr>
+        <w:numPr>
+          <w:ilvl w:val="0"/>
+          <w:numId w:val="1072"/>
+        </w:numPr>
+        <w:pStyle w:val="Compact"/>
+      </w:pPr>
+      <w:r>
+        <w:rPr>
+          <w:bCs/>
+          <w:b/>
+        </w:rPr>
+        <w:t xml:space="preserve">Each one is its own body:</w:t>
+      </w:r>
+      <w:r>
+        <w:t xml:space="preserve"> </w:t>
+      </w:r>
+      <w:r>
+        <w:t xml:space="preserve">which hand or hands go for the ball (one, two, the off hand crossing over, the far hand hooking past), how far the arm cocks, the swat (down, across, a wipe, a pin, a snatch, a clap, a hammer, a volleyball spike), what the off hand does, the lean, twist and arch, the legs (straight, tucked, split, a kick, a pike, scissored) and the gesture. A pairwise check over the whole motion keeps every pair apart, and every style gets a hand well over the head on the real rig with the feet never under the floor.</w:t>
+      </w:r>
+    </w:p>
+    <w:p>
+      <w:pPr>
+        <w:numPr>
+          <w:ilvl w:val="0"/>
+          <w:numId w:val="1072"/>
+        </w:numPr>
+        <w:pStyle w:val="Compact"/>
+      </w:pPr>
+      <w:r>
+        <w:rPr>
+          <w:bCs/>
+          <w:b/>
+        </w:rPr>
+        <w:t xml:space="preserve">The swat fires from the contact</w:t>
+      </w:r>
+      <w:r>
+        <w:t xml:space="preserve">, so the big swing happens on the ball, not before it; a block that doesn’t get there is a half-size swing at the top. The feed names the style, and your own tier-4 and tier-5 blocks get their name as the callout (HAMMER!, THUNDER CLAP!…). Big Brother’s Icon block is unchanged.</w:t>
+      </w:r>
+    </w:p>
+    <w:bookmarkEnd w:id="63"/>
+    <w:bookmarkStart w:id="64" w:name="reach-follows-the-arms-oct-10"/>
+    <w:p>
+      <w:pPr>
+        <w:pStyle w:val="Heading3"/>
+      </w:pPr>
+      <w:r>
         <w:t xml:space="preserve">Reach follows the arms (Oct 10)</w:t>
       </w:r>
     </w:p>
@@ -6573,7 +6794,7 @@
       <w:pPr>
         <w:numPr>
           <w:ilvl w:val="0"/>
-          <w:numId w:val="1072"/>
+          <w:numId w:val="1074"/>
         </w:numPr>
         <w:pStyle w:val="Compact"/>
       </w:pPr>
@@ -6595,7 +6816,7 @@
       <w:pPr>
         <w:numPr>
           <w:ilvl w:val="0"/>
-          <w:numId w:val="1072"/>
+          <w:numId w:val="1074"/>
         </w:numPr>
         <w:pStyle w:val="Compact"/>
       </w:pPr>
@@ -6619,8 +6840,8 @@
         <w:t xml:space="preserve">(1.8 → 0.85 a game): with the shorter reach a build needs more Vertical to get a hand to the rim, so the attack bind picks a layup more often. Verticals and contest strengths were left as they were; say the word if you’d like either re-tuned around the new reach.</w:t>
       </w:r>
     </w:p>
-    <w:bookmarkEnd w:id="63"/>
-    <w:bookmarkStart w:id="64" w:name="boosts-oct-10"/>
+    <w:bookmarkEnd w:id="64"/>
+    <w:bookmarkStart w:id="65" w:name="boosts-oct-10"/>
     <w:p>
       <w:pPr>
         <w:pStyle w:val="Heading3"/>
@@ -6633,7 +6854,7 @@
       <w:pPr>
         <w:numPr>
           <w:ilvl w:val="0"/>
-          <w:numId w:val="1073"/>
+          <w:numId w:val="1075"/>
         </w:numPr>
         <w:pStyle w:val="Compact"/>
       </w:pPr>
@@ -6651,9 +6872,9 @@
         <w:t xml:space="preserve">(it was 10). The kiosk’s packs are unchanged (1, 3 or 5 games); the buttons grey out when a pack wouldn’t fit under 35.</w:t>
       </w:r>
     </w:p>
-    <w:bookmarkEnd w:id="64"/>
     <w:bookmarkEnd w:id="65"/>
-    <w:bookmarkStart w:id="66" w:name="progression-icon-legend-up-to-99"/>
+    <w:bookmarkEnd w:id="66"/>
+    <w:bookmarkStart w:id="67" w:name="progression-icon-legend-up-to-99"/>
     <w:p>
       <w:pPr>
         <w:pStyle w:val="Heading2"/>
@@ -6666,7 +6887,7 @@
       <w:pPr>
         <w:numPr>
           <w:ilvl w:val="0"/>
-          <w:numId w:val="1074"/>
+          <w:numId w:val="1076"/>
         </w:numPr>
         <w:pStyle w:val="Compact"/>
       </w:pPr>
@@ -6682,7 +6903,7 @@
       <w:pPr>
         <w:numPr>
           <w:ilvl w:val="1"/>
-          <w:numId w:val="1075"/>
+          <w:numId w:val="1077"/>
         </w:numPr>
         <w:pStyle w:val="Compact"/>
       </w:pPr>
@@ -6694,7 +6915,7 @@
       <w:pPr>
         <w:numPr>
           <w:ilvl w:val="1"/>
-          <w:numId w:val="1075"/>
+          <w:numId w:val="1077"/>
         </w:numPr>
         <w:pStyle w:val="Compact"/>
       </w:pPr>
@@ -6706,7 +6927,7 @@
       <w:pPr>
         <w:numPr>
           <w:ilvl w:val="0"/>
-          <w:numId w:val="1074"/>
+          <w:numId w:val="1076"/>
         </w:numPr>
         <w:pStyle w:val="Compact"/>
       </w:pPr>
@@ -6728,75 +6949,75 @@
       <w:pPr>
         <w:numPr>
           <w:ilvl w:val="1"/>
+          <w:numId w:val="1078"/>
+        </w:numPr>
+        <w:pStyle w:val="Compact"/>
+      </w:pPr>
+      <w:r>
+        <w:t xml:space="preserve">It raises the attributes your build leans on most: the shape its caps come from (archetype, size and weight) and what your position’s overall counts most.</w:t>
+      </w:r>
+    </w:p>
+    <w:p>
+      <w:pPr>
+        <w:numPr>
+          <w:ilvl w:val="1"/>
+          <w:numId w:val="1078"/>
+        </w:numPr>
+        <w:pStyle w:val="Compact"/>
+      </w:pPr>
+      <w:r>
+        <w:t xml:space="preserve">It goes a point at a time across the top half of that list until the overall is up by one.</w:t>
+      </w:r>
+    </w:p>
+    <w:p>
+      <w:pPr>
+        <w:numPr>
+          <w:ilvl w:val="1"/>
+          <w:numId w:val="1078"/>
+        </w:numPr>
+        <w:pStyle w:val="Compact"/>
+      </w:pPr>
+      <w:r>
+        <w:t xml:space="preserve">Attributes at 99 are never touched, and your caps rise with the upgrades.</w:t>
+      </w:r>
+    </w:p>
+    <w:p>
+      <w:pPr>
+        <w:numPr>
+          <w:ilvl w:val="1"/>
+          <w:numId w:val="1078"/>
+        </w:numPr>
+        <w:pStyle w:val="Compact"/>
+      </w:pPr>
+      <w:r>
+        <w:t xml:space="preserve">Example: a Sharpshooter’s shooting reaches 99 first, and a Glass Cleaner’s rebounding and interior defense do.</w:t>
+      </w:r>
+    </w:p>
+    <w:p>
+      <w:pPr>
+        <w:numPr>
+          <w:ilvl w:val="0"/>
           <w:numId w:val="1076"/>
         </w:numPr>
         <w:pStyle w:val="Compact"/>
       </w:pPr>
       <w:r>
-        <w:t xml:space="preserve">It raises the attributes your build leans on most: the shape its caps come from (archetype, size and weight) and what your position’s overall counts most.</w:t>
-      </w:r>
-    </w:p>
-    <w:p>
-      <w:pPr>
-        <w:numPr>
-          <w:ilvl w:val="1"/>
+        <w:rPr>
+          <w:bCs/>
+          <w:b/>
+        </w:rPr>
+        <w:t xml:space="preserve">After a game that earns one, a card shows the new overall and every attribute that went up.</w:t>
+      </w:r>
+    </w:p>
+    <w:p>
+      <w:pPr>
+        <w:numPr>
+          <w:ilvl w:val="0"/>
           <w:numId w:val="1076"/>
         </w:numPr>
         <w:pStyle w:val="Compact"/>
       </w:pPr>
       <w:r>
-        <w:t xml:space="preserve">It goes a point at a time across the top half of that list until the overall is up by one.</w:t>
-      </w:r>
-    </w:p>
-    <w:p>
-      <w:pPr>
-        <w:numPr>
-          <w:ilvl w:val="1"/>
-          <w:numId w:val="1076"/>
-        </w:numPr>
-        <w:pStyle w:val="Compact"/>
-      </w:pPr>
-      <w:r>
-        <w:t xml:space="preserve">Attributes at 99 are never touched, and your caps rise with the upgrades.</w:t>
-      </w:r>
-    </w:p>
-    <w:p>
-      <w:pPr>
-        <w:numPr>
-          <w:ilvl w:val="1"/>
-          <w:numId w:val="1076"/>
-        </w:numPr>
-        <w:pStyle w:val="Compact"/>
-      </w:pPr>
-      <w:r>
-        <w:t xml:space="preserve">Example: a Sharpshooter’s shooting reaches 99 first, and a Glass Cleaner’s rebounding and interior defense do.</w:t>
-      </w:r>
-    </w:p>
-    <w:p>
-      <w:pPr>
-        <w:numPr>
-          <w:ilvl w:val="0"/>
-          <w:numId w:val="1074"/>
-        </w:numPr>
-        <w:pStyle w:val="Compact"/>
-      </w:pPr>
-      <w:r>
-        <w:rPr>
-          <w:bCs/>
-          <w:b/>
-        </w:rPr>
-        <w:t xml:space="preserve">After a game that earns one, a card shows the new overall and every attribute that went up.</w:t>
-      </w:r>
-    </w:p>
-    <w:p>
-      <w:pPr>
-        <w:numPr>
-          <w:ilvl w:val="0"/>
-          <w:numId w:val="1074"/>
-        </w:numPr>
-        <w:pStyle w:val="Compact"/>
-      </w:pPr>
-      <w:r>
         <w:rPr>
           <w:bCs/>
           <w:b/>
@@ -6808,7 +7029,7 @@
       <w:pPr>
         <w:numPr>
           <w:ilvl w:val="1"/>
-          <w:numId w:val="1077"/>
+          <w:numId w:val="1079"/>
         </w:numPr>
         <w:pStyle w:val="Compact"/>
       </w:pPr>
@@ -6820,7 +7041,7 @@
       <w:pPr>
         <w:numPr>
           <w:ilvl w:val="1"/>
-          <w:numId w:val="1077"/>
+          <w:numId w:val="1079"/>
         </w:numPr>
         <w:pStyle w:val="Compact"/>
       </w:pPr>
@@ -6828,8 +7049,8 @@
         <w:t xml:space="preserve">The Pro Run screen shows it too.</w:t>
       </w:r>
     </w:p>
-    <w:bookmarkEnd w:id="66"/>
-    <w:bookmarkStart w:id="71" w:name="the-look"/>
+    <w:bookmarkEnd w:id="67"/>
+    <w:bookmarkStart w:id="72" w:name="the-look"/>
     <w:p>
       <w:pPr>
         <w:pStyle w:val="Heading2"/>
@@ -6838,7 +7059,7 @@
         <w:t xml:space="preserve">The look</w:t>
       </w:r>
     </w:p>
-    <w:bookmarkStart w:id="67" w:name="jersey-straps-fixed-properly-this-time"/>
+    <w:bookmarkStart w:id="68" w:name="jersey-straps-fixed-properly-this-time"/>
     <w:p>
       <w:pPr>
         <w:pStyle w:val="Heading3"/>
@@ -6851,7 +7072,7 @@
       <w:pPr>
         <w:numPr>
           <w:ilvl w:val="0"/>
-          <w:numId w:val="1078"/>
+          <w:numId w:val="1080"/>
         </w:numPr>
         <w:pStyle w:val="Compact"/>
       </w:pPr>
@@ -6873,7 +7094,7 @@
       <w:pPr>
         <w:numPr>
           <w:ilvl w:val="0"/>
-          <w:numId w:val="1078"/>
+          <w:numId w:val="1080"/>
         </w:numPr>
         <w:pStyle w:val="Compact"/>
       </w:pPr>
@@ -6895,7 +7116,7 @@
       <w:pPr>
         <w:numPr>
           <w:ilvl w:val="1"/>
-          <w:numId w:val="1079"/>
+          <w:numId w:val="1081"/>
         </w:numPr>
         <w:pStyle w:val="Compact"/>
       </w:pPr>
@@ -6907,7 +7128,7 @@
       <w:pPr>
         <w:numPr>
           <w:ilvl w:val="1"/>
-          <w:numId w:val="1079"/>
+          <w:numId w:val="1081"/>
         </w:numPr>
         <w:pStyle w:val="Compact"/>
       </w:pPr>
@@ -6919,7 +7140,7 @@
       <w:pPr>
         <w:numPr>
           <w:ilvl w:val="1"/>
-          <w:numId w:val="1079"/>
+          <w:numId w:val="1081"/>
         </w:numPr>
         <w:pStyle w:val="Compact"/>
       </w:pPr>
@@ -6931,7 +7152,7 @@
       <w:pPr>
         <w:numPr>
           <w:ilvl w:val="1"/>
-          <w:numId w:val="1079"/>
+          <w:numId w:val="1081"/>
         </w:numPr>
         <w:pStyle w:val="Compact"/>
       </w:pPr>
@@ -6939,8 +7160,8 @@
         <w:t xml:space="preserve">The fabric’s mesh weave runs true to size along it.</w:t>
       </w:r>
     </w:p>
-    <w:bookmarkEnd w:id="67"/>
-    <w:bookmarkStart w:id="68" w:name="dunks"/>
+    <w:bookmarkEnd w:id="68"/>
+    <w:bookmarkStart w:id="69" w:name="dunks"/>
     <w:p>
       <w:pPr>
         <w:pStyle w:val="Heading3"/>
@@ -6953,7 +7174,7 @@
       <w:pPr>
         <w:numPr>
           <w:ilvl w:val="0"/>
-          <w:numId w:val="1080"/>
+          <w:numId w:val="1082"/>
         </w:numPr>
         <w:pStyle w:val="Compact"/>
       </w:pPr>
@@ -6975,7 +7196,7 @@
       <w:pPr>
         <w:numPr>
           <w:ilvl w:val="1"/>
-          <w:numId w:val="1081"/>
+          <w:numId w:val="1083"/>
         </w:numPr>
         <w:pStyle w:val="Compact"/>
       </w:pPr>
@@ -6987,7 +7208,7 @@
       <w:pPr>
         <w:numPr>
           <w:ilvl w:val="1"/>
-          <w:numId w:val="1081"/>
+          <w:numId w:val="1083"/>
         </w:numPr>
         <w:pStyle w:val="Compact"/>
       </w:pPr>
@@ -6999,7 +7220,7 @@
       <w:pPr>
         <w:numPr>
           <w:ilvl w:val="0"/>
-          <w:numId w:val="1080"/>
+          <w:numId w:val="1082"/>
         </w:numPr>
         <w:pStyle w:val="Compact"/>
       </w:pPr>
@@ -7021,35 +7242,35 @@
       <w:pPr>
         <w:numPr>
           <w:ilvl w:val="1"/>
+          <w:numId w:val="1084"/>
+        </w:numPr>
+        <w:pStyle w:val="Compact"/>
+      </w:pPr>
+      <w:r>
+        <w:t xml:space="preserve">Before, the circle sat above the shoulder, so the elbow folded at the bottom, the arm over-stretched at the top and most of the circle happened during the gather.</w:t>
+      </w:r>
+    </w:p>
+    <w:p>
+      <w:pPr>
+        <w:numPr>
+          <w:ilvl w:val="1"/>
+          <w:numId w:val="1084"/>
+        </w:numPr>
+        <w:pStyle w:val="Compact"/>
+      </w:pPr>
+      <w:r>
+        <w:t xml:space="preserve">It comes over the top and down at the rim with the ball still in the hand.</w:t>
+      </w:r>
+    </w:p>
+    <w:p>
+      <w:pPr>
+        <w:numPr>
+          <w:ilvl w:val="0"/>
           <w:numId w:val="1082"/>
         </w:numPr>
         <w:pStyle w:val="Compact"/>
       </w:pPr>
       <w:r>
-        <w:t xml:space="preserve">Before, the circle sat above the shoulder, so the elbow folded at the bottom, the arm over-stretched at the top and most of the circle happened during the gather.</w:t>
-      </w:r>
-    </w:p>
-    <w:p>
-      <w:pPr>
-        <w:numPr>
-          <w:ilvl w:val="1"/>
-          <w:numId w:val="1082"/>
-        </w:numPr>
-        <w:pStyle w:val="Compact"/>
-      </w:pPr>
-      <w:r>
-        <w:t xml:space="preserve">It comes over the top and down at the rim with the ball still in the hand.</w:t>
-      </w:r>
-    </w:p>
-    <w:p>
-      <w:pPr>
-        <w:numPr>
-          <w:ilvl w:val="0"/>
-          <w:numId w:val="1080"/>
-        </w:numPr>
-        <w:pStyle w:val="Compact"/>
-      </w:pPr>
-      <w:r>
         <w:rPr>
           <w:bCs/>
           <w:b/>
@@ -7061,7 +7282,7 @@
       <w:pPr>
         <w:numPr>
           <w:ilvl w:val="1"/>
-          <w:numId w:val="1083"/>
+          <w:numId w:val="1085"/>
         </w:numPr>
         <w:pStyle w:val="Compact"/>
       </w:pPr>
@@ -7073,7 +7294,7 @@
       <w:pPr>
         <w:numPr>
           <w:ilvl w:val="1"/>
-          <w:numId w:val="1083"/>
+          <w:numId w:val="1085"/>
         </w:numPr>
         <w:pStyle w:val="Compact"/>
       </w:pPr>
@@ -7085,7 +7306,7 @@
       <w:pPr>
         <w:numPr>
           <w:ilvl w:val="1"/>
-          <w:numId w:val="1083"/>
+          <w:numId w:val="1085"/>
         </w:numPr>
         <w:pStyle w:val="Compact"/>
       </w:pPr>
@@ -7093,8 +7314,8 @@
         <w:t xml:space="preserve">Before, it was timed from the gather, so most of it happened on the floor, and the ball dipped in front of the right thigh instead of going through.</w:t>
       </w:r>
     </w:p>
-    <w:bookmarkEnd w:id="68"/>
-    <w:bookmarkStart w:id="69" w:name="celebrations"/>
+    <w:bookmarkEnd w:id="69"/>
+    <w:bookmarkStart w:id="70" w:name="celebrations"/>
     <w:p>
       <w:pPr>
         <w:pStyle w:val="Heading3"/>
@@ -7107,7 +7328,7 @@
       <w:pPr>
         <w:numPr>
           <w:ilvl w:val="0"/>
-          <w:numId w:val="1084"/>
+          <w:numId w:val="1086"/>
         </w:numPr>
         <w:pStyle w:val="Compact"/>
       </w:pPr>
@@ -7123,7 +7344,7 @@
       <w:pPr>
         <w:numPr>
           <w:ilvl w:val="1"/>
-          <w:numId w:val="1085"/>
+          <w:numId w:val="1087"/>
         </w:numPr>
         <w:pStyle w:val="Compact"/>
       </w:pPr>
@@ -7135,7 +7356,7 @@
       <w:pPr>
         <w:numPr>
           <w:ilvl w:val="1"/>
-          <w:numId w:val="1085"/>
+          <w:numId w:val="1087"/>
         </w:numPr>
         <w:pStyle w:val="Compact"/>
       </w:pPr>
@@ -7147,7 +7368,7 @@
       <w:pPr>
         <w:numPr>
           <w:ilvl w:val="1"/>
-          <w:numId w:val="1085"/>
+          <w:numId w:val="1087"/>
         </w:numPr>
         <w:pStyle w:val="Compact"/>
       </w:pPr>
@@ -7159,7 +7380,7 @@
       <w:pPr>
         <w:numPr>
           <w:ilvl w:val="1"/>
-          <w:numId w:val="1085"/>
+          <w:numId w:val="1087"/>
         </w:numPr>
         <w:pStyle w:val="Compact"/>
       </w:pPr>
@@ -7171,7 +7392,7 @@
       <w:pPr>
         <w:numPr>
           <w:ilvl w:val="0"/>
-          <w:numId w:val="1084"/>
+          <w:numId w:val="1086"/>
         </w:numPr>
         <w:pStyle w:val="Compact"/>
       </w:pPr>
@@ -7193,7 +7414,7 @@
       <w:pPr>
         <w:numPr>
           <w:ilvl w:val="0"/>
-          <w:numId w:val="1084"/>
+          <w:numId w:val="1086"/>
         </w:numPr>
         <w:pStyle w:val="Compact"/>
       </w:pPr>
@@ -7211,8 +7432,8 @@
         <w:t xml:space="preserve">Chest Thump, Heart, Dust Off, Archer and Sleep put a hand or forearm through the chest. Each was fixed and every celebration was re-checked on three builds: none clip now.</w:t>
       </w:r>
     </w:p>
-    <w:bookmarkEnd w:id="69"/>
-    <w:bookmarkStart w:id="70" w:name="posterizer-and-contact-finisher"/>
+    <w:bookmarkEnd w:id="70"/>
+    <w:bookmarkStart w:id="71" w:name="posterizer-and-contact-finisher"/>
     <w:p>
       <w:pPr>
         <w:pStyle w:val="Heading3"/>
@@ -7225,7 +7446,7 @@
       <w:pPr>
         <w:numPr>
           <w:ilvl w:val="0"/>
-          <w:numId w:val="1086"/>
+          <w:numId w:val="1088"/>
         </w:numPr>
         <w:pStyle w:val="Compact"/>
       </w:pPr>
@@ -7241,7 +7462,7 @@
       <w:pPr>
         <w:numPr>
           <w:ilvl w:val="1"/>
-          <w:numId w:val="1087"/>
+          <w:numId w:val="1089"/>
         </w:numPr>
         <w:pStyle w:val="Compact"/>
       </w:pPr>
@@ -7253,7 +7474,7 @@
       <w:pPr>
         <w:numPr>
           <w:ilvl w:val="1"/>
-          <w:numId w:val="1087"/>
+          <w:numId w:val="1089"/>
         </w:numPr>
         <w:pStyle w:val="Compact"/>
       </w:pPr>
@@ -7265,7 +7486,7 @@
       <w:pPr>
         <w:numPr>
           <w:ilvl w:val="1"/>
-          <w:numId w:val="1087"/>
+          <w:numId w:val="1089"/>
         </w:numPr>
         <w:pStyle w:val="Compact"/>
       </w:pPr>
@@ -7277,7 +7498,7 @@
       <w:pPr>
         <w:numPr>
           <w:ilvl w:val="1"/>
-          <w:numId w:val="1087"/>
+          <w:numId w:val="1089"/>
         </w:numPr>
         <w:pStyle w:val="Compact"/>
       </w:pPr>
@@ -7285,9 +7506,9 @@
         <w:t xml:space="preserve">Before, the poster fired at the contact, even when the dunk then turned into a layup.</w:t>
       </w:r>
     </w:p>
-    <w:bookmarkEnd w:id="70"/>
     <w:bookmarkEnd w:id="71"/>
-    <w:bookmarkStart w:id="72" w:name="store-menus-and-hud"/>
+    <w:bookmarkEnd w:id="72"/>
+    <w:bookmarkStart w:id="73" w:name="store-menus-and-hud"/>
     <w:p>
       <w:pPr>
         <w:pStyle w:val="Heading2"/>
@@ -7300,7 +7521,7 @@
       <w:pPr>
         <w:numPr>
           <w:ilvl w:val="0"/>
-          <w:numId w:val="1088"/>
+          <w:numId w:val="1090"/>
         </w:numPr>
       </w:pPr>
       <w:r>
@@ -7802,7 +8023,7 @@
       <w:pPr>
         <w:numPr>
           <w:ilvl w:val="0"/>
-          <w:numId w:val="1088"/>
+          <w:numId w:val="1090"/>
         </w:numPr>
       </w:pPr>
       <w:r>
@@ -7865,7 +8086,7 @@
       <w:pPr>
         <w:numPr>
           <w:ilvl w:val="0"/>
-          <w:numId w:val="1088"/>
+          <w:numId w:val="1090"/>
         </w:numPr>
       </w:pPr>
       <w:r>
@@ -7886,7 +8107,7 @@
       <w:pPr>
         <w:numPr>
           <w:ilvl w:val="1"/>
-          <w:numId w:val="1089"/>
+          <w:numId w:val="1091"/>
         </w:numPr>
         <w:pStyle w:val="Compact"/>
       </w:pPr>
@@ -7898,7 +8119,7 @@
       <w:pPr>
         <w:numPr>
           <w:ilvl w:val="1"/>
-          <w:numId w:val="1089"/>
+          <w:numId w:val="1091"/>
         </w:numPr>
         <w:pStyle w:val="Compact"/>
       </w:pPr>
@@ -7910,7 +8131,7 @@
       <w:pPr>
         <w:numPr>
           <w:ilvl w:val="1"/>
-          <w:numId w:val="1089"/>
+          <w:numId w:val="1091"/>
         </w:numPr>
         <w:pStyle w:val="Compact"/>
       </w:pPr>
@@ -7922,7 +8143,7 @@
       <w:pPr>
         <w:numPr>
           <w:ilvl w:val="1"/>
-          <w:numId w:val="1089"/>
+          <w:numId w:val="1091"/>
         </w:numPr>
         <w:pStyle w:val="Compact"/>
       </w:pPr>
@@ -7934,7 +8155,7 @@
       <w:pPr>
         <w:numPr>
           <w:ilvl w:val="0"/>
-          <w:numId w:val="1088"/>
+          <w:numId w:val="1090"/>
         </w:numPr>
       </w:pPr>
       <w:r>
@@ -7955,7 +8176,7 @@
       <w:pPr>
         <w:numPr>
           <w:ilvl w:val="0"/>
-          <w:numId w:val="1088"/>
+          <w:numId w:val="1090"/>
         </w:numPr>
       </w:pPr>
       <w:r>
@@ -7970,7 +8191,7 @@
       <w:pPr>
         <w:numPr>
           <w:ilvl w:val="1"/>
-          <w:numId w:val="1090"/>
+          <w:numId w:val="1092"/>
         </w:numPr>
         <w:pStyle w:val="Compact"/>
       </w:pPr>
@@ -7982,7 +8203,7 @@
       <w:pPr>
         <w:numPr>
           <w:ilvl w:val="1"/>
-          <w:numId w:val="1090"/>
+          <w:numId w:val="1092"/>
         </w:numPr>
         <w:pStyle w:val="Compact"/>
       </w:pPr>
@@ -7994,7 +8215,7 @@
       <w:pPr>
         <w:numPr>
           <w:ilvl w:val="1"/>
-          <w:numId w:val="1090"/>
+          <w:numId w:val="1092"/>
         </w:numPr>
         <w:pStyle w:val="Compact"/>
       </w:pPr>
@@ -8002,8 +8223,8 @@
         <w:t xml:space="preserve">A breath in each throat, and the stands throwing it back.</w:t>
       </w:r>
     </w:p>
-    <w:bookmarkEnd w:id="72"/>
-    <w:bookmarkStart w:id="73" w:name="green-releases-doubled-and-remade"/>
+    <w:bookmarkEnd w:id="73"/>
+    <w:bookmarkStart w:id="74" w:name="green-releases-doubled-and-remade"/>
     <w:p>
       <w:pPr>
         <w:pStyle w:val="Heading2"/>
@@ -8016,7 +8237,7 @@
       <w:pPr>
         <w:numPr>
           <w:ilvl w:val="0"/>
-          <w:numId w:val="1091"/>
+          <w:numId w:val="1093"/>
         </w:numPr>
         <w:pStyle w:val="Compact"/>
       </w:pPr>
@@ -8038,7 +8259,7 @@
       <w:pPr>
         <w:numPr>
           <w:ilvl w:val="1"/>
-          <w:numId w:val="1092"/>
+          <w:numId w:val="1094"/>
         </w:numPr>
         <w:pStyle w:val="Compact"/>
       </w:pPr>
@@ -8060,7 +8281,7 @@
       <w:pPr>
         <w:numPr>
           <w:ilvl w:val="1"/>
-          <w:numId w:val="1092"/>
+          <w:numId w:val="1094"/>
         </w:numPr>
         <w:pStyle w:val="Compact"/>
       </w:pPr>
@@ -8082,7 +8303,7 @@
       <w:pPr>
         <w:numPr>
           <w:ilvl w:val="1"/>
-          <w:numId w:val="1092"/>
+          <w:numId w:val="1094"/>
         </w:numPr>
         <w:pStyle w:val="Compact"/>
       </w:pPr>
@@ -8094,7 +8315,7 @@
       <w:pPr>
         <w:numPr>
           <w:ilvl w:val="0"/>
-          <w:numId w:val="1091"/>
+          <w:numId w:val="1093"/>
         </w:numPr>
         <w:pStyle w:val="Compact"/>
       </w:pPr>
@@ -8110,7 +8331,7 @@
       <w:pPr>
         <w:numPr>
           <w:ilvl w:val="1"/>
-          <w:numId w:val="1093"/>
+          <w:numId w:val="1095"/>
         </w:numPr>
         <w:pStyle w:val="Compact"/>
       </w:pPr>
@@ -8132,7 +8353,7 @@
       <w:pPr>
         <w:numPr>
           <w:ilvl w:val="1"/>
-          <w:numId w:val="1093"/>
+          <w:numId w:val="1095"/>
         </w:numPr>
         <w:pStyle w:val="Compact"/>
       </w:pPr>
@@ -8154,7 +8375,7 @@
       <w:pPr>
         <w:numPr>
           <w:ilvl w:val="1"/>
-          <w:numId w:val="1093"/>
+          <w:numId w:val="1095"/>
         </w:numPr>
         <w:pStyle w:val="Compact"/>
       </w:pPr>
@@ -8170,150 +8391,6 @@
       </w:r>
       <w:r>
         <w:t xml:space="preserve">a raptor’s scream.</w:t>
-      </w:r>
-    </w:p>
-    <w:p>
-      <w:pPr>
-        <w:numPr>
-          <w:ilvl w:val="2"/>
-          <w:numId w:val="1094"/>
-        </w:numPr>
-        <w:pStyle w:val="Compact"/>
-      </w:pPr>
-      <w:r>
-        <w:t xml:space="preserve">A quick rise into a long, high</w:t>
-      </w:r>
-      <w:r>
-        <w:t xml:space="preserve"> </w:t>
-      </w:r>
-      <w:r>
-        <w:t xml:space="preserve">“</w:t>
-      </w:r>
-      <w:r>
-        <w:t xml:space="preserve">kee-eeee-arrr</w:t>
-      </w:r>
-      <w:r>
-        <w:t xml:space="preserve">”</w:t>
-      </w:r>
-      <w:r>
-        <w:t xml:space="preserve"> </w:t>
-      </w:r>
-      <w:r>
-        <w:t xml:space="preserve">around 2.5 kHz.</w:t>
-      </w:r>
-    </w:p>
-    <w:p>
-      <w:pPr>
-        <w:numPr>
-          <w:ilvl w:val="2"/>
-          <w:numId w:val="1094"/>
-        </w:numPr>
-        <w:pStyle w:val="Compact"/>
-      </w:pPr>
-      <w:r>
-        <w:t xml:space="preserve">Harsh, the way a real one is: the pitch jitters from cycle to cycle, every other cycle is louder, and there’s breath riding on each one.</w:t>
-      </w:r>
-    </w:p>
-    <w:p>
-      <w:pPr>
-        <w:numPr>
-          <w:ilvl w:val="2"/>
-          <w:numId w:val="1094"/>
-        </w:numPr>
-        <w:pStyle w:val="Compact"/>
-      </w:pPr>
-      <w:r>
-        <w:t xml:space="preserve">It tears downward at the end, then rings off the canyon walls.</w:t>
-      </w:r>
-    </w:p>
-    <w:p>
-      <w:pPr>
-        <w:numPr>
-          <w:ilvl w:val="1"/>
-          <w:numId w:val="1093"/>
-        </w:numPr>
-        <w:pStyle w:val="Compact"/>
-      </w:pPr>
-      <w:r>
-        <w:rPr>
-          <w:bCs/>
-          <w:b/>
-        </w:rPr>
-        <w:t xml:space="preserve">Bells, gongs, glass, coins and wood</w:t>
-      </w:r>
-      <w:r>
-        <w:t xml:space="preserve"> </w:t>
-      </w:r>
-      <w:r>
-        <w:t xml:space="preserve">ring with their own partials. A church bell has its hum an octave under, its minor-third tierce and its nominal. The gong blooms up into its shimmer after the strike.</w:t>
-      </w:r>
-    </w:p>
-    <w:p>
-      <w:pPr>
-        <w:numPr>
-          <w:ilvl w:val="1"/>
-          <w:numId w:val="1093"/>
-        </w:numPr>
-        <w:pStyle w:val="Compact"/>
-      </w:pPr>
-      <w:r>
-        <w:rPr>
-          <w:bCs/>
-          <w:b/>
-        </w:rPr>
-        <w:t xml:space="preserve">Voices:</w:t>
-      </w:r>
-    </w:p>
-    <w:p>
-      <w:pPr>
-        <w:numPr>
-          <w:ilvl w:val="2"/>
-          <w:numId w:val="1095"/>
-        </w:numPr>
-        <w:pStyle w:val="Compact"/>
-      </w:pPr>
-      <w:r>
-        <w:t xml:space="preserve">The choir is four sections, each with its own vowel, singing in a cathedral with a harp under it.</w:t>
-      </w:r>
-    </w:p>
-    <w:p>
-      <w:pPr>
-        <w:numPr>
-          <w:ilvl w:val="2"/>
-          <w:numId w:val="1095"/>
-        </w:numPr>
-        <w:pStyle w:val="Compact"/>
-      </w:pPr>
-      <w:r>
-        <w:t xml:space="preserve">The kazoo is a hummed voice with the paper buzzing on it.</w:t>
-      </w:r>
-    </w:p>
-    <w:p>
-      <w:pPr>
-        <w:numPr>
-          <w:ilvl w:val="2"/>
-          <w:numId w:val="1095"/>
-        </w:numPr>
-        <w:pStyle w:val="Compact"/>
-      </w:pPr>
-      <w:r>
-        <w:t xml:space="preserve">The roar after the Greeen Chant is now crowd voices, not noise.</w:t>
-      </w:r>
-    </w:p>
-    <w:p>
-      <w:pPr>
-        <w:numPr>
-          <w:ilvl w:val="1"/>
-          <w:numId w:val="1093"/>
-        </w:numPr>
-        <w:pStyle w:val="Compact"/>
-      </w:pPr>
-      <w:r>
-        <w:rPr>
-          <w:bCs/>
-          <w:b/>
-        </w:rPr>
-        <w:t xml:space="preserve">Squeaks, water and weather:</w:t>
       </w:r>
     </w:p>
     <w:p>
@@ -8325,7 +8402,25 @@
         <w:pStyle w:val="Compact"/>
       </w:pPr>
       <w:r>
-        <w:t xml:space="preserve">The rubber duck is a squeaker reed, wheezing in between squeezes.</w:t>
+        <w:t xml:space="preserve">A quick rise into a long, high</w:t>
+      </w:r>
+      <w:r>
+        <w:t xml:space="preserve"> </w:t>
+      </w:r>
+      <w:r>
+        <w:t xml:space="preserve">“</w:t>
+      </w:r>
+      <w:r>
+        <w:t xml:space="preserve">kee-eeee-arrr</w:t>
+      </w:r>
+      <w:r>
+        <w:t xml:space="preserve">”</w:t>
+      </w:r>
+      <w:r>
+        <w:t xml:space="preserve"> </w:t>
+      </w:r>
+      <w:r>
+        <w:t xml:space="preserve">around 2.5 kHz.</w:t>
       </w:r>
     </w:p>
     <w:p>
@@ -8337,7 +8432,7 @@
         <w:pStyle w:val="Compact"/>
       </w:pPr>
       <w:r>
-        <w:t xml:space="preserve">The cannonball is a slap, a kerplunk and hundreds of bubbles and drops.</w:t>
+        <w:t xml:space="preserve">Harsh, the way a real one is: the pitch jitters from cycle to cycle, every other cycle is louder, and there’s breath riding on each one.</w:t>
       </w:r>
     </w:p>
     <w:p>
@@ -8349,6 +8444,132 @@
         <w:pStyle w:val="Compact"/>
       </w:pPr>
       <w:r>
+        <w:t xml:space="preserve">It tears downward at the end, then rings off the canyon walls.</w:t>
+      </w:r>
+    </w:p>
+    <w:p>
+      <w:pPr>
+        <w:numPr>
+          <w:ilvl w:val="1"/>
+          <w:numId w:val="1095"/>
+        </w:numPr>
+        <w:pStyle w:val="Compact"/>
+      </w:pPr>
+      <w:r>
+        <w:rPr>
+          <w:bCs/>
+          <w:b/>
+        </w:rPr>
+        <w:t xml:space="preserve">Bells, gongs, glass, coins and wood</w:t>
+      </w:r>
+      <w:r>
+        <w:t xml:space="preserve"> </w:t>
+      </w:r>
+      <w:r>
+        <w:t xml:space="preserve">ring with their own partials. A church bell has its hum an octave under, its minor-third tierce and its nominal. The gong blooms up into its shimmer after the strike.</w:t>
+      </w:r>
+    </w:p>
+    <w:p>
+      <w:pPr>
+        <w:numPr>
+          <w:ilvl w:val="1"/>
+          <w:numId w:val="1095"/>
+        </w:numPr>
+        <w:pStyle w:val="Compact"/>
+      </w:pPr>
+      <w:r>
+        <w:rPr>
+          <w:bCs/>
+          <w:b/>
+        </w:rPr>
+        <w:t xml:space="preserve">Voices:</w:t>
+      </w:r>
+    </w:p>
+    <w:p>
+      <w:pPr>
+        <w:numPr>
+          <w:ilvl w:val="2"/>
+          <w:numId w:val="1097"/>
+        </w:numPr>
+        <w:pStyle w:val="Compact"/>
+      </w:pPr>
+      <w:r>
+        <w:t xml:space="preserve">The choir is four sections, each with its own vowel, singing in a cathedral with a harp under it.</w:t>
+      </w:r>
+    </w:p>
+    <w:p>
+      <w:pPr>
+        <w:numPr>
+          <w:ilvl w:val="2"/>
+          <w:numId w:val="1097"/>
+        </w:numPr>
+        <w:pStyle w:val="Compact"/>
+      </w:pPr>
+      <w:r>
+        <w:t xml:space="preserve">The kazoo is a hummed voice with the paper buzzing on it.</w:t>
+      </w:r>
+    </w:p>
+    <w:p>
+      <w:pPr>
+        <w:numPr>
+          <w:ilvl w:val="2"/>
+          <w:numId w:val="1097"/>
+        </w:numPr>
+        <w:pStyle w:val="Compact"/>
+      </w:pPr>
+      <w:r>
+        <w:t xml:space="preserve">The roar after the Greeen Chant is now crowd voices, not noise.</w:t>
+      </w:r>
+    </w:p>
+    <w:p>
+      <w:pPr>
+        <w:numPr>
+          <w:ilvl w:val="1"/>
+          <w:numId w:val="1095"/>
+        </w:numPr>
+        <w:pStyle w:val="Compact"/>
+      </w:pPr>
+      <w:r>
+        <w:rPr>
+          <w:bCs/>
+          <w:b/>
+        </w:rPr>
+        <w:t xml:space="preserve">Squeaks, water and weather:</w:t>
+      </w:r>
+    </w:p>
+    <w:p>
+      <w:pPr>
+        <w:numPr>
+          <w:ilvl w:val="2"/>
+          <w:numId w:val="1098"/>
+        </w:numPr>
+        <w:pStyle w:val="Compact"/>
+      </w:pPr>
+      <w:r>
+        <w:t xml:space="preserve">The rubber duck is a squeaker reed, wheezing in between squeezes.</w:t>
+      </w:r>
+    </w:p>
+    <w:p>
+      <w:pPr>
+        <w:numPr>
+          <w:ilvl w:val="2"/>
+          <w:numId w:val="1098"/>
+        </w:numPr>
+        <w:pStyle w:val="Compact"/>
+      </w:pPr>
+      <w:r>
+        <w:t xml:space="preserve">The cannonball is a slap, a kerplunk and hundreds of bubbles and drops.</w:t>
+      </w:r>
+    </w:p>
+    <w:p>
+      <w:pPr>
+        <w:numPr>
+          <w:ilvl w:val="2"/>
+          <w:numId w:val="1098"/>
+        </w:numPr>
+        <w:pStyle w:val="Compact"/>
+      </w:pPr>
+      <w:r>
         <w:t xml:space="preserve">Thunder tears the air open before the boom and the roll.</w:t>
       </w:r>
     </w:p>
@@ -8356,7 +8577,7 @@
       <w:pPr>
         <w:numPr>
           <w:ilvl w:val="0"/>
-          <w:numId w:val="1091"/>
+          <w:numId w:val="1093"/>
         </w:numPr>
         <w:pStyle w:val="Compact"/>
       </w:pPr>
@@ -8378,7 +8599,7 @@
       <w:pPr>
         <w:numPr>
           <w:ilvl w:val="0"/>
-          <w:numId w:val="1091"/>
+          <w:numId w:val="1093"/>
         </w:numPr>
         <w:pStyle w:val="Compact"/>
       </w:pPr>
@@ -8418,7 +8639,7 @@
       <w:pPr>
         <w:numPr>
           <w:ilvl w:val="0"/>
-          <w:numId w:val="1091"/>
+          <w:numId w:val="1093"/>
         </w:numPr>
         <w:pStyle w:val="Compact"/>
       </w:pPr>
@@ -8434,7 +8655,7 @@
       <w:pPr>
         <w:numPr>
           <w:ilvl w:val="1"/>
-          <w:numId w:val="1097"/>
+          <w:numId w:val="1099"/>
         </w:numPr>
         <w:pStyle w:val="Compact"/>
       </w:pPr>
@@ -8446,7 +8667,7 @@
       <w:pPr>
         <w:numPr>
           <w:ilvl w:val="1"/>
-          <w:numId w:val="1097"/>
+          <w:numId w:val="1099"/>
         </w:numPr>
         <w:pStyle w:val="Compact"/>
       </w:pPr>
@@ -8458,7 +8679,7 @@
       <w:pPr>
         <w:numPr>
           <w:ilvl w:val="1"/>
-          <w:numId w:val="1097"/>
+          <w:numId w:val="1099"/>
         </w:numPr>
         <w:pStyle w:val="Compact"/>
       </w:pPr>
@@ -8466,8 +8687,8 @@
         <w:t xml:space="preserve">Every new effect was captured frozen in time over a player in the studio.</w:t>
       </w:r>
     </w:p>
-    <w:bookmarkEnd w:id="73"/>
-    <w:bookmarkStart w:id="74" w:name="under-the-hood-quick-patch"/>
+    <w:bookmarkEnd w:id="74"/>
+    <w:bookmarkStart w:id="75" w:name="under-the-hood-quick-patch"/>
     <w:p>
       <w:pPr>
         <w:pStyle w:val="Heading2"/>
@@ -8480,7 +8701,7 @@
       <w:pPr>
         <w:numPr>
           <w:ilvl w:val="0"/>
-          <w:numId w:val="1098"/>
+          <w:numId w:val="1100"/>
         </w:numPr>
         <w:pStyle w:val="Compact"/>
       </w:pPr>
@@ -8495,14 +8716,14 @@
         <w:t xml:space="preserve"> </w:t>
       </w:r>
       <w:r>
-        <w:t xml:space="preserve">165 game tests and 40 service tests pass. The new ones cover non-shooter windows, smothered shots, the record scratch, repeat moves, diagonal moves, the straps being drawn, the apparel counts, dunk variety, the windmill and Eastbay paths, celebrations (input and clipping), reach-in contact, the AI staying in bounds, the D-pad fallback, Icon Legend, the green release counts and what each sound is made of, the AI’s reaction times, stamina and the line beside the grade.</w:t>
-      </w:r>
-    </w:p>
-    <w:p>
-      <w:pPr>
-        <w:numPr>
-          <w:ilvl w:val="0"/>
-          <w:numId w:val="1098"/>
+        <w:t xml:space="preserve">170 game tests and 40 service tests pass. The new ones cover non-shooter windows, smothered shots, the record scratch, repeat moves, diagonal moves, the straps being drawn, the apparel counts, dunk variety, the windmill and Eastbay paths, celebrations (input and clipping), reach-in contact, the AI staying in bounds, the D-pad fallback, Icon Legend, the green release counts and what each sound is made of, the AI’s reaction times, stamina and the line beside the grade.</w:t>
+      </w:r>
+    </w:p>
+    <w:p>
+      <w:pPr>
+        <w:numPr>
+          <w:ilvl w:val="0"/>
+          <w:numId w:val="1100"/>
         </w:numPr>
         <w:pStyle w:val="Compact"/>
       </w:pPr>
@@ -8518,7 +8739,7 @@
       <w:pPr>
         <w:numPr>
           <w:ilvl w:val="1"/>
-          <w:numId w:val="1099"/>
+          <w:numId w:val="1101"/>
         </w:numPr>
         <w:pStyle w:val="Compact"/>
       </w:pPr>
@@ -8542,7 +8763,7 @@
       <w:pPr>
         <w:numPr>
           <w:ilvl w:val="1"/>
-          <w:numId w:val="1099"/>
+          <w:numId w:val="1101"/>
         </w:numPr>
         <w:pStyle w:val="Compact"/>
       </w:pPr>
@@ -8566,7 +8787,7 @@
       <w:pPr>
         <w:numPr>
           <w:ilvl w:val="1"/>
-          <w:numId w:val="1099"/>
+          <w:numId w:val="1101"/>
         </w:numPr>
         <w:pStyle w:val="Compact"/>
       </w:pPr>
@@ -8578,7 +8799,7 @@
       <w:pPr>
         <w:numPr>
           <w:ilvl w:val="1"/>
-          <w:numId w:val="1099"/>
+          <w:numId w:val="1101"/>
         </w:numPr>
         <w:pStyle w:val="Compact"/>
       </w:pPr>
@@ -8590,7 +8811,7 @@
       <w:pPr>
         <w:numPr>
           <w:ilvl w:val="1"/>
-          <w:numId w:val="1099"/>
+          <w:numId w:val="1101"/>
         </w:numPr>
         <w:pStyle w:val="Compact"/>
       </w:pPr>
@@ -8614,7 +8835,7 @@
       <w:pPr>
         <w:numPr>
           <w:ilvl w:val="1"/>
-          <w:numId w:val="1099"/>
+          <w:numId w:val="1101"/>
         </w:numPr>
         <w:pStyle w:val="Compact"/>
       </w:pPr>
@@ -8638,7 +8859,7 @@
       <w:pPr>
         <w:numPr>
           <w:ilvl w:val="1"/>
-          <w:numId w:val="1099"/>
+          <w:numId w:val="1101"/>
         </w:numPr>
         <w:pStyle w:val="Compact"/>
       </w:pPr>
@@ -8662,7 +8883,7 @@
       <w:pPr>
         <w:numPr>
           <w:ilvl w:val="1"/>
-          <w:numId w:val="1099"/>
+          <w:numId w:val="1101"/>
         </w:numPr>
         <w:pStyle w:val="Compact"/>
       </w:pPr>
@@ -8708,7 +8929,7 @@
       <w:pPr>
         <w:numPr>
           <w:ilvl w:val="1"/>
-          <w:numId w:val="1099"/>
+          <w:numId w:val="1101"/>
         </w:numPr>
         <w:pStyle w:val="Compact"/>
       </w:pPr>
@@ -8720,7 +8941,7 @@
       <w:pPr>
         <w:numPr>
           <w:ilvl w:val="1"/>
-          <w:numId w:val="1099"/>
+          <w:numId w:val="1101"/>
         </w:numPr>
         <w:pStyle w:val="Compact"/>
       </w:pPr>
@@ -8765,7 +8986,7 @@
       <w:pPr>
         <w:numPr>
           <w:ilvl w:val="1"/>
-          <w:numId w:val="1099"/>
+          <w:numId w:val="1101"/>
         </w:numPr>
         <w:pStyle w:val="Compact"/>
       </w:pPr>
@@ -8805,7 +9026,7 @@
       <w:pPr>
         <w:numPr>
           <w:ilvl w:val="1"/>
-          <w:numId w:val="1099"/>
+          <w:numId w:val="1101"/>
         </w:numPr>
         <w:pStyle w:val="Compact"/>
       </w:pPr>
@@ -8835,7 +9056,7 @@
       <w:pPr>
         <w:numPr>
           <w:ilvl w:val="1"/>
-          <w:numId w:val="1099"/>
+          <w:numId w:val="1101"/>
         </w:numPr>
         <w:pStyle w:val="Compact"/>
       </w:pPr>
@@ -8843,8 +9064,8 @@
         <w:t xml:space="preserve">The faster AI reactions apply to every AI player: teammates, opponents and your own player on auto-play.</w:t>
       </w:r>
     </w:p>
-    <w:bookmarkEnd w:id="74"/>
     <w:bookmarkEnd w:id="75"/>
+    <w:bookmarkEnd w:id="76"/>
     <w:sectPr/>
   </w:body>
 </w:document>
@@ -9325,6 +9546,12 @@
     <w:abstractNumId w:val="991"/>
   </w:num>
   <w:num w:numId="1099">
+    <w:abstractNumId w:val="991"/>
+  </w:num>
+  <w:num w:numId="1100">
+    <w:abstractNumId w:val="991"/>
+  </w:num>
+  <w:num w:numId="1101">
     <w:abstractNumId w:val="991"/>
   </w:num>
 </w:numbering>

--- a/PATCH_NOTES_v0.4.7.5.docx
+++ b/PATCH_NOTES_v0.4.7.5.docx
@@ -3526,7 +3526,7 @@
     </w:p>
     <w:bookmarkEnd w:id="41"/>
     <w:bookmarkEnd w:id="42"/>
-    <w:bookmarkStart w:id="76" w:name="quick-patch"/>
+    <w:bookmarkStart w:id="77" w:name="quick-patch"/>
     <w:p>
       <w:pPr>
         <w:pStyle w:val="Heading1"/>
@@ -4228,7 +4228,7 @@
     </w:tbl>
     <w:bookmarkEnd w:id="46"/>
     <w:bookmarkEnd w:id="47"/>
-    <w:bookmarkStart w:id="66" w:name="dribbling-passing-and-defense-1"/>
+    <w:bookmarkStart w:id="67" w:name="dribbling-passing-and-defense-1"/>
     <w:p>
       <w:pPr>
         <w:pStyle w:val="Heading2"/>
@@ -6781,12 +6781,315 @@
       </w:r>
     </w:p>
     <w:bookmarkEnd w:id="63"/>
-    <w:bookmarkStart w:id="64" w:name="reach-follows-the-arms-oct-10"/>
+    <w:bookmarkStart w:id="64" w:name="the-hash-slinging-dunk-package-oct-10"/>
     <w:p>
       <w:pPr>
         <w:pStyle w:val="Heading3"/>
       </w:pPr>
       <w:r>
+        <w:t xml:space="preserve">The Hash-Slinging dunk package (Oct 10)</w:t>
+      </w:r>
+    </w:p>
+    <w:p>
+      <w:pPr>
+        <w:numPr>
+          <w:ilvl w:val="0"/>
+          <w:numId w:val="1074"/>
+        </w:numPr>
+        <w:pStyle w:val="Compact"/>
+      </w:pPr>
+      <w:r>
+        <w:rPr>
+          <w:bCs/>
+          <w:b/>
+        </w:rPr>
+        <w:t xml:space="preserve">The Slasher’s Icon badge now unlocks a real dunk package,</w:t>
+      </w:r>
+      <w:r>
+        <w:rPr>
+          <w:bCs/>
+          <w:b/>
+        </w:rPr>
+        <w:t xml:space="preserve"> </w:t>
+      </w:r>
+      <w:r>
+        <w:rPr>
+          <w:bCs/>
+          <w:b/>
+        </w:rPr>
+        <w:t xml:space="preserve">“</w:t>
+      </w:r>
+      <w:r>
+        <w:rPr>
+          <w:bCs/>
+          <w:b/>
+        </w:rPr>
+        <w:t xml:space="preserve">Hash-Slinging</w:t>
+      </w:r>
+      <w:r>
+        <w:rPr>
+          <w:bCs/>
+          <w:b/>
+        </w:rPr>
+        <w:t xml:space="preserve">”</w:t>
+      </w:r>
+      <w:r>
+        <w:t xml:space="preserve">, that nobody can buy: it lands in your Inventory and goes straight into your dunk slot the moment the badge unlocks (a build that already holds the badge picks it up on its next sign-in; equip it from the Inventory). It replaces the single wind-up finish the badge used to carry. Six streetball finishes, every one of them long — two passes of the ball round the body in the air, back-arched reverses, full turns with the ball between the legs — and all six come up evenly, no signature half:</w:t>
+      </w:r>
+    </w:p>
+    <w:p>
+      <w:pPr>
+        <w:numPr>
+          <w:ilvl w:val="1"/>
+          <w:numId w:val="1075"/>
+        </w:numPr>
+        <w:pStyle w:val="Compact"/>
+      </w:pPr>
+      <w:r>
+        <w:rPr>
+          <w:bCs/>
+          <w:b/>
+        </w:rPr>
+        <w:t xml:space="preserve">The Hash Sling</w:t>
+      </w:r>
+      <w:r>
+        <w:t xml:space="preserve"> </w:t>
+      </w:r>
+      <w:r>
+        <w:t xml:space="preserve">(the package’s own): between the legs in the middle of a full turn, carried up the far side and slung in left-handed.</w:t>
+      </w:r>
+    </w:p>
+    <w:p>
+      <w:pPr>
+        <w:numPr>
+          <w:ilvl w:val="1"/>
+          <w:numId w:val="1075"/>
+        </w:numPr>
+        <w:pStyle w:val="Compact"/>
+      </w:pPr>
+      <w:r>
+        <w:rPr>
+          <w:bCs/>
+          <w:b/>
+        </w:rPr>
+        <w:t xml:space="preserve">Lost Cause:</w:t>
+      </w:r>
+      <w:r>
+        <w:t xml:space="preserve"> </w:t>
+      </w:r>
+      <w:r>
+        <w:t xml:space="preserve">between the legs front to back, around the back to the other hand, then a one-hand tomahawk over the top.</w:t>
+      </w:r>
+    </w:p>
+    <w:p>
+      <w:pPr>
+        <w:numPr>
+          <w:ilvl w:val="1"/>
+          <w:numId w:val="1075"/>
+        </w:numPr>
+        <w:pStyle w:val="Compact"/>
+      </w:pPr>
+      <w:r>
+        <w:rPr>
+          <w:bCs/>
+          <w:b/>
+        </w:rPr>
+        <w:t xml:space="preserve">Stinger:</w:t>
+      </w:r>
+      <w:r>
+        <w:t xml:space="preserve"> </w:t>
+      </w:r>
+      <w:r>
+        <w:t xml:space="preserve">half turn, the ball taken over the head and down behind the back, then flicked backward over the head into the rim with the heels kicked up behind.</w:t>
+      </w:r>
+    </w:p>
+    <w:p>
+      <w:pPr>
+        <w:numPr>
+          <w:ilvl w:val="1"/>
+          <w:numId w:val="1075"/>
+        </w:numPr>
+        <w:pStyle w:val="Compact"/>
+      </w:pPr>
+      <w:r>
+        <w:rPr>
+          <w:bCs/>
+          <w:b/>
+        </w:rPr>
+        <w:t xml:space="preserve">Double Dip:</w:t>
+      </w:r>
+      <w:r>
+        <w:t xml:space="preserve"> </w:t>
+      </w:r>
+      <w:r>
+        <w:t xml:space="preserve">through the legs twice — right to left under the right thigh, around the outside, left to right under the left — then up and in.</w:t>
+      </w:r>
+    </w:p>
+    <w:p>
+      <w:pPr>
+        <w:numPr>
+          <w:ilvl w:val="1"/>
+          <w:numId w:val="1075"/>
+        </w:numPr>
+        <w:pStyle w:val="Compact"/>
+      </w:pPr>
+      <w:r>
+        <w:rPr>
+          <w:bCs/>
+          <w:b/>
+        </w:rPr>
+        <w:t xml:space="preserve">Backdoor Mill:</w:t>
+      </w:r>
+      <w:r>
+        <w:t xml:space="preserve"> </w:t>
+      </w:r>
+      <w:r>
+        <w:t xml:space="preserve">around the back to the left hand, straight into a full left-arm windmill.</w:t>
+      </w:r>
+    </w:p>
+    <w:p>
+      <w:pPr>
+        <w:numPr>
+          <w:ilvl w:val="1"/>
+          <w:numId w:val="1075"/>
+        </w:numPr>
+        <w:pStyle w:val="Compact"/>
+      </w:pPr>
+      <w:r>
+        <w:rPr>
+          <w:bCs/>
+          <w:b/>
+        </w:rPr>
+        <w:t xml:space="preserve">Cradle Spin:</w:t>
+      </w:r>
+      <w:r>
+        <w:t xml:space="preserve"> </w:t>
+      </w:r>
+      <w:r>
+        <w:t xml:space="preserve">a full turn with the ball rocked out wide in the right elbow, switched to the left hand at the top.</w:t>
+      </w:r>
+    </w:p>
+    <w:p>
+      <w:pPr>
+        <w:numPr>
+          <w:ilvl w:val="0"/>
+          <w:numId w:val="1074"/>
+        </w:numPr>
+        <w:pStyle w:val="Compact"/>
+      </w:pPr>
+      <w:r>
+        <w:rPr>
+          <w:bCs/>
+          <w:b/>
+        </w:rPr>
+        <w:t xml:space="preserve">The flight is built for them.</w:t>
+      </w:r>
+      <w:r>
+        <w:t xml:space="preserve"> </w:t>
+      </w:r>
+      <w:r>
+        <w:t xml:space="preserve">The package is the top tier (the furthest takeoff and the highest jump of any package), and the slam is held past the apex while he’s still above the rim on the way down, so there is about 0.6 s in the air to the slam against ~0.45 s for every other finish, with the wind-up starting on the last gather step. Every one hangs on the rim afterwards.</w:t>
+      </w:r>
+    </w:p>
+    <w:p>
+      <w:pPr>
+        <w:numPr>
+          <w:ilvl w:val="0"/>
+          <w:numId w:val="1074"/>
+        </w:numPr>
+        <w:pStyle w:val="Compact"/>
+      </w:pPr>
+      <w:r>
+        <w:rPr>
+          <w:bCs/>
+          <w:b/>
+        </w:rPr>
+        <w:t xml:space="preserve">They poster.</w:t>
+      </w:r>
+      <w:r>
+        <w:t xml:space="preserve"> </w:t>
+      </w:r>
+      <w:r>
+        <w:t xml:space="preserve">A Hash-Slinging finish wins the contact on the way up at least 88% of the time and clears the man right there, Posterizer badge or not; anyone contesting at the rim, in the air or not, goes with him. And most of them go</w:t>
+      </w:r>
+      <w:r>
+        <w:t xml:space="preserve"> </w:t>
+      </w:r>
+      <w:r>
+        <w:rPr>
+          <w:bCs/>
+          <w:b/>
+        </w:rPr>
+        <w:t xml:space="preserve">flat on their back</w:t>
+      </w:r>
+      <w:r>
+        <w:t xml:space="preserve"> </w:t>
+      </w:r>
+      <w:r>
+        <w:t xml:space="preserve">— a new knockdown: hit in the chest, arms flung up, over backward onto the floor with the trunk lying level and the legs out in front, down for a good three seconds, then a roll onto a hand and a knee to get up (the strongest sometimes stay up, shoved back hard instead; it’s</w:t>
+      </w:r>
+      <w:r>
+        <w:t xml:space="preserve"> </w:t>
+      </w:r>
+      <w:r>
+        <w:rPr>
+          <w:bCs/>
+          <w:b/>
+        </w:rPr>
+        <w:t xml:space="preserve">FLATTENED!</w:t>
+      </w:r>
+      <w:r>
+        <w:t xml:space="preserve"> </w:t>
+      </w:r>
+      <w:r>
+        <w:t xml:space="preserve">on the callout). Measured over 60 contested attempts: 95% made, 95% posters, 80% flat.</w:t>
+      </w:r>
+    </w:p>
+    <w:p>
+      <w:pPr>
+        <w:numPr>
+          <w:ilvl w:val="0"/>
+          <w:numId w:val="1074"/>
+        </w:numPr>
+        <w:pStyle w:val="Compact"/>
+      </w:pPr>
+      <w:r>
+        <w:rPr>
+          <w:bCs/>
+          <w:b/>
+        </w:rPr>
+        <w:t xml:space="preserve">Each one is its own</w:t>
+      </w:r>
+      <w:r>
+        <w:t xml:space="preserve">, against every other dunk in the game as well as each other: the same body-and-ball trace the v0.4.5 package check uses puts the closest other finish 37 cm away (the bar is 17). Your own gets its name as the callout (HASH SLING!, STINGER!…) and the feed names it.</w:t>
+      </w:r>
+    </w:p>
+    <w:p>
+      <w:pPr>
+        <w:numPr>
+          <w:ilvl w:val="0"/>
+          <w:numId w:val="1074"/>
+        </w:numPr>
+        <w:pStyle w:val="Compact"/>
+      </w:pPr>
+      <w:r>
+        <w:rPr>
+          <w:bCs/>
+          <w:b/>
+        </w:rPr>
+        <w:t xml:space="preserve">The Icon badge activates at the top of the screen after every dunk you throw down</w:t>
+      </w:r>
+      <w:r>
+        <w:t xml:space="preserve">, like any other badge, in its own window: 20% bigger than the others (every measure ×1.2), with the badge’s full-size art inside — its spectrum gradients turning, as on the badge screen — and it stays up twice as long (3.4 s against 1.7).</w:t>
+      </w:r>
+    </w:p>
+    <w:bookmarkEnd w:id="64"/>
+    <w:bookmarkStart w:id="65" w:name="reach-follows-the-arms-oct-10"/>
+    <w:p>
+      <w:pPr>
+        <w:pStyle w:val="Heading3"/>
+      </w:pPr>
+      <w:r>
         <w:t xml:space="preserve">Reach follows the arms (Oct 10)</w:t>
       </w:r>
     </w:p>
@@ -6794,7 +7097,7 @@
       <w:pPr>
         <w:numPr>
           <w:ilvl w:val="0"/>
-          <w:numId w:val="1074"/>
+          <w:numId w:val="1076"/>
         </w:numPr>
         <w:pStyle w:val="Compact"/>
       </w:pPr>
@@ -6816,7 +7119,7 @@
       <w:pPr>
         <w:numPr>
           <w:ilvl w:val="0"/>
-          <w:numId w:val="1074"/>
+          <w:numId w:val="1076"/>
         </w:numPr>
         <w:pStyle w:val="Compact"/>
       </w:pPr>
@@ -6840,8 +7143,8 @@
         <w:t xml:space="preserve">(1.8 → 0.85 a game): with the shorter reach a build needs more Vertical to get a hand to the rim, so the attack bind picks a layup more often. Verticals and contest strengths were left as they were; say the word if you’d like either re-tuned around the new reach.</w:t>
       </w:r>
     </w:p>
-    <w:bookmarkEnd w:id="64"/>
-    <w:bookmarkStart w:id="65" w:name="boosts-oct-10"/>
+    <w:bookmarkEnd w:id="65"/>
+    <w:bookmarkStart w:id="66" w:name="boosts-oct-10"/>
     <w:p>
       <w:pPr>
         <w:pStyle w:val="Heading3"/>
@@ -6854,7 +7157,7 @@
       <w:pPr>
         <w:numPr>
           <w:ilvl w:val="0"/>
-          <w:numId w:val="1075"/>
+          <w:numId w:val="1077"/>
         </w:numPr>
         <w:pStyle w:val="Compact"/>
       </w:pPr>
@@ -6872,9 +7175,9 @@
         <w:t xml:space="preserve">(it was 10). The kiosk’s packs are unchanged (1, 3 or 5 games); the buttons grey out when a pack wouldn’t fit under 35.</w:t>
       </w:r>
     </w:p>
-    <w:bookmarkEnd w:id="65"/>
     <w:bookmarkEnd w:id="66"/>
-    <w:bookmarkStart w:id="67" w:name="progression-icon-legend-up-to-99"/>
+    <w:bookmarkEnd w:id="67"/>
+    <w:bookmarkStart w:id="68" w:name="progression-icon-legend-up-to-99"/>
     <w:p>
       <w:pPr>
         <w:pStyle w:val="Heading2"/>
@@ -6887,7 +7190,7 @@
       <w:pPr>
         <w:numPr>
           <w:ilvl w:val="0"/>
-          <w:numId w:val="1076"/>
+          <w:numId w:val="1078"/>
         </w:numPr>
         <w:pStyle w:val="Compact"/>
       </w:pPr>
@@ -6903,7 +7206,7 @@
       <w:pPr>
         <w:numPr>
           <w:ilvl w:val="1"/>
-          <w:numId w:val="1077"/>
+          <w:numId w:val="1079"/>
         </w:numPr>
         <w:pStyle w:val="Compact"/>
       </w:pPr>
@@ -6915,7 +7218,7 @@
       <w:pPr>
         <w:numPr>
           <w:ilvl w:val="1"/>
-          <w:numId w:val="1077"/>
+          <w:numId w:val="1079"/>
         </w:numPr>
         <w:pStyle w:val="Compact"/>
       </w:pPr>
@@ -6927,7 +7230,7 @@
       <w:pPr>
         <w:numPr>
           <w:ilvl w:val="0"/>
-          <w:numId w:val="1076"/>
+          <w:numId w:val="1078"/>
         </w:numPr>
         <w:pStyle w:val="Compact"/>
       </w:pPr>
@@ -6949,75 +7252,75 @@
       <w:pPr>
         <w:numPr>
           <w:ilvl w:val="1"/>
+          <w:numId w:val="1080"/>
+        </w:numPr>
+        <w:pStyle w:val="Compact"/>
+      </w:pPr>
+      <w:r>
+        <w:t xml:space="preserve">It raises the attributes your build leans on most: the shape its caps come from (archetype, size and weight) and what your position’s overall counts most.</w:t>
+      </w:r>
+    </w:p>
+    <w:p>
+      <w:pPr>
+        <w:numPr>
+          <w:ilvl w:val="1"/>
+          <w:numId w:val="1080"/>
+        </w:numPr>
+        <w:pStyle w:val="Compact"/>
+      </w:pPr>
+      <w:r>
+        <w:t xml:space="preserve">It goes a point at a time across the top half of that list until the overall is up by one.</w:t>
+      </w:r>
+    </w:p>
+    <w:p>
+      <w:pPr>
+        <w:numPr>
+          <w:ilvl w:val="1"/>
+          <w:numId w:val="1080"/>
+        </w:numPr>
+        <w:pStyle w:val="Compact"/>
+      </w:pPr>
+      <w:r>
+        <w:t xml:space="preserve">Attributes at 99 are never touched, and your caps rise with the upgrades.</w:t>
+      </w:r>
+    </w:p>
+    <w:p>
+      <w:pPr>
+        <w:numPr>
+          <w:ilvl w:val="1"/>
+          <w:numId w:val="1080"/>
+        </w:numPr>
+        <w:pStyle w:val="Compact"/>
+      </w:pPr>
+      <w:r>
+        <w:t xml:space="preserve">Example: a Sharpshooter’s shooting reaches 99 first, and a Glass Cleaner’s rebounding and interior defense do.</w:t>
+      </w:r>
+    </w:p>
+    <w:p>
+      <w:pPr>
+        <w:numPr>
+          <w:ilvl w:val="0"/>
           <w:numId w:val="1078"/>
         </w:numPr>
         <w:pStyle w:val="Compact"/>
       </w:pPr>
       <w:r>
-        <w:t xml:space="preserve">It raises the attributes your build leans on most: the shape its caps come from (archetype, size and weight) and what your position’s overall counts most.</w:t>
-      </w:r>
-    </w:p>
-    <w:p>
-      <w:pPr>
-        <w:numPr>
-          <w:ilvl w:val="1"/>
+        <w:rPr>
+          <w:bCs/>
+          <w:b/>
+        </w:rPr>
+        <w:t xml:space="preserve">After a game that earns one, a card shows the new overall and every attribute that went up.</w:t>
+      </w:r>
+    </w:p>
+    <w:p>
+      <w:pPr>
+        <w:numPr>
+          <w:ilvl w:val="0"/>
           <w:numId w:val="1078"/>
         </w:numPr>
         <w:pStyle w:val="Compact"/>
       </w:pPr>
       <w:r>
-        <w:t xml:space="preserve">It goes a point at a time across the top half of that list until the overall is up by one.</w:t>
-      </w:r>
-    </w:p>
-    <w:p>
-      <w:pPr>
-        <w:numPr>
-          <w:ilvl w:val="1"/>
-          <w:numId w:val="1078"/>
-        </w:numPr>
-        <w:pStyle w:val="Compact"/>
-      </w:pPr>
-      <w:r>
-        <w:t xml:space="preserve">Attributes at 99 are never touched, and your caps rise with the upgrades.</w:t>
-      </w:r>
-    </w:p>
-    <w:p>
-      <w:pPr>
-        <w:numPr>
-          <w:ilvl w:val="1"/>
-          <w:numId w:val="1078"/>
-        </w:numPr>
-        <w:pStyle w:val="Compact"/>
-      </w:pPr>
-      <w:r>
-        <w:t xml:space="preserve">Example: a Sharpshooter’s shooting reaches 99 first, and a Glass Cleaner’s rebounding and interior defense do.</w:t>
-      </w:r>
-    </w:p>
-    <w:p>
-      <w:pPr>
-        <w:numPr>
-          <w:ilvl w:val="0"/>
-          <w:numId w:val="1076"/>
-        </w:numPr>
-        <w:pStyle w:val="Compact"/>
-      </w:pPr>
-      <w:r>
-        <w:rPr>
-          <w:bCs/>
-          <w:b/>
-        </w:rPr>
-        <w:t xml:space="preserve">After a game that earns one, a card shows the new overall and every attribute that went up.</w:t>
-      </w:r>
-    </w:p>
-    <w:p>
-      <w:pPr>
-        <w:numPr>
-          <w:ilvl w:val="0"/>
-          <w:numId w:val="1076"/>
-        </w:numPr>
-        <w:pStyle w:val="Compact"/>
-      </w:pPr>
-      <w:r>
         <w:rPr>
           <w:bCs/>
           <w:b/>
@@ -7029,7 +7332,7 @@
       <w:pPr>
         <w:numPr>
           <w:ilvl w:val="1"/>
-          <w:numId w:val="1079"/>
+          <w:numId w:val="1081"/>
         </w:numPr>
         <w:pStyle w:val="Compact"/>
       </w:pPr>
@@ -7041,7 +7344,7 @@
       <w:pPr>
         <w:numPr>
           <w:ilvl w:val="1"/>
-          <w:numId w:val="1079"/>
+          <w:numId w:val="1081"/>
         </w:numPr>
         <w:pStyle w:val="Compact"/>
       </w:pPr>
@@ -7049,8 +7352,8 @@
         <w:t xml:space="preserve">The Pro Run screen shows it too.</w:t>
       </w:r>
     </w:p>
-    <w:bookmarkEnd w:id="67"/>
-    <w:bookmarkStart w:id="72" w:name="the-look"/>
+    <w:bookmarkEnd w:id="68"/>
+    <w:bookmarkStart w:id="73" w:name="the-look"/>
     <w:p>
       <w:pPr>
         <w:pStyle w:val="Heading2"/>
@@ -7059,7 +7362,7 @@
         <w:t xml:space="preserve">The look</w:t>
       </w:r>
     </w:p>
-    <w:bookmarkStart w:id="68" w:name="jersey-straps-fixed-properly-this-time"/>
+    <w:bookmarkStart w:id="69" w:name="jersey-straps-fixed-properly-this-time"/>
     <w:p>
       <w:pPr>
         <w:pStyle w:val="Heading3"/>
@@ -7072,7 +7375,7 @@
       <w:pPr>
         <w:numPr>
           <w:ilvl w:val="0"/>
-          <w:numId w:val="1080"/>
+          <w:numId w:val="1082"/>
         </w:numPr>
         <w:pStyle w:val="Compact"/>
       </w:pPr>
@@ -7094,7 +7397,7 @@
       <w:pPr>
         <w:numPr>
           <w:ilvl w:val="0"/>
-          <w:numId w:val="1080"/>
+          <w:numId w:val="1082"/>
         </w:numPr>
         <w:pStyle w:val="Compact"/>
       </w:pPr>
@@ -7116,7 +7419,7 @@
       <w:pPr>
         <w:numPr>
           <w:ilvl w:val="1"/>
-          <w:numId w:val="1081"/>
+          <w:numId w:val="1083"/>
         </w:numPr>
         <w:pStyle w:val="Compact"/>
       </w:pPr>
@@ -7128,7 +7431,7 @@
       <w:pPr>
         <w:numPr>
           <w:ilvl w:val="1"/>
-          <w:numId w:val="1081"/>
+          <w:numId w:val="1083"/>
         </w:numPr>
         <w:pStyle w:val="Compact"/>
       </w:pPr>
@@ -7140,7 +7443,7 @@
       <w:pPr>
         <w:numPr>
           <w:ilvl w:val="1"/>
-          <w:numId w:val="1081"/>
+          <w:numId w:val="1083"/>
         </w:numPr>
         <w:pStyle w:val="Compact"/>
       </w:pPr>
@@ -7152,7 +7455,7 @@
       <w:pPr>
         <w:numPr>
           <w:ilvl w:val="1"/>
-          <w:numId w:val="1081"/>
+          <w:numId w:val="1083"/>
         </w:numPr>
         <w:pStyle w:val="Compact"/>
       </w:pPr>
@@ -7160,8 +7463,8 @@
         <w:t xml:space="preserve">The fabric’s mesh weave runs true to size along it.</w:t>
       </w:r>
     </w:p>
-    <w:bookmarkEnd w:id="68"/>
-    <w:bookmarkStart w:id="69" w:name="dunks"/>
+    <w:bookmarkEnd w:id="69"/>
+    <w:bookmarkStart w:id="70" w:name="dunks"/>
     <w:p>
       <w:pPr>
         <w:pStyle w:val="Heading3"/>
@@ -7174,7 +7477,7 @@
       <w:pPr>
         <w:numPr>
           <w:ilvl w:val="0"/>
-          <w:numId w:val="1082"/>
+          <w:numId w:val="1084"/>
         </w:numPr>
         <w:pStyle w:val="Compact"/>
       </w:pPr>
@@ -7196,7 +7499,7 @@
       <w:pPr>
         <w:numPr>
           <w:ilvl w:val="1"/>
-          <w:numId w:val="1083"/>
+          <w:numId w:val="1085"/>
         </w:numPr>
         <w:pStyle w:val="Compact"/>
       </w:pPr>
@@ -7208,7 +7511,7 @@
       <w:pPr>
         <w:numPr>
           <w:ilvl w:val="1"/>
-          <w:numId w:val="1083"/>
+          <w:numId w:val="1085"/>
         </w:numPr>
         <w:pStyle w:val="Compact"/>
       </w:pPr>
@@ -7220,7 +7523,7 @@
       <w:pPr>
         <w:numPr>
           <w:ilvl w:val="0"/>
-          <w:numId w:val="1082"/>
+          <w:numId w:val="1084"/>
         </w:numPr>
         <w:pStyle w:val="Compact"/>
       </w:pPr>
@@ -7242,35 +7545,35 @@
       <w:pPr>
         <w:numPr>
           <w:ilvl w:val="1"/>
+          <w:numId w:val="1086"/>
+        </w:numPr>
+        <w:pStyle w:val="Compact"/>
+      </w:pPr>
+      <w:r>
+        <w:t xml:space="preserve">Before, the circle sat above the shoulder, so the elbow folded at the bottom, the arm over-stretched at the top and most of the circle happened during the gather.</w:t>
+      </w:r>
+    </w:p>
+    <w:p>
+      <w:pPr>
+        <w:numPr>
+          <w:ilvl w:val="1"/>
+          <w:numId w:val="1086"/>
+        </w:numPr>
+        <w:pStyle w:val="Compact"/>
+      </w:pPr>
+      <w:r>
+        <w:t xml:space="preserve">It comes over the top and down at the rim with the ball still in the hand.</w:t>
+      </w:r>
+    </w:p>
+    <w:p>
+      <w:pPr>
+        <w:numPr>
+          <w:ilvl w:val="0"/>
           <w:numId w:val="1084"/>
         </w:numPr>
         <w:pStyle w:val="Compact"/>
       </w:pPr>
       <w:r>
-        <w:t xml:space="preserve">Before, the circle sat above the shoulder, so the elbow folded at the bottom, the arm over-stretched at the top and most of the circle happened during the gather.</w:t>
-      </w:r>
-    </w:p>
-    <w:p>
-      <w:pPr>
-        <w:numPr>
-          <w:ilvl w:val="1"/>
-          <w:numId w:val="1084"/>
-        </w:numPr>
-        <w:pStyle w:val="Compact"/>
-      </w:pPr>
-      <w:r>
-        <w:t xml:space="preserve">It comes over the top and down at the rim with the ball still in the hand.</w:t>
-      </w:r>
-    </w:p>
-    <w:p>
-      <w:pPr>
-        <w:numPr>
-          <w:ilvl w:val="0"/>
-          <w:numId w:val="1082"/>
-        </w:numPr>
-        <w:pStyle w:val="Compact"/>
-      </w:pPr>
-      <w:r>
         <w:rPr>
           <w:bCs/>
           <w:b/>
@@ -7282,7 +7585,7 @@
       <w:pPr>
         <w:numPr>
           <w:ilvl w:val="1"/>
-          <w:numId w:val="1085"/>
+          <w:numId w:val="1087"/>
         </w:numPr>
         <w:pStyle w:val="Compact"/>
       </w:pPr>
@@ -7294,7 +7597,7 @@
       <w:pPr>
         <w:numPr>
           <w:ilvl w:val="1"/>
-          <w:numId w:val="1085"/>
+          <w:numId w:val="1087"/>
         </w:numPr>
         <w:pStyle w:val="Compact"/>
       </w:pPr>
@@ -7306,7 +7609,7 @@
       <w:pPr>
         <w:numPr>
           <w:ilvl w:val="1"/>
-          <w:numId w:val="1085"/>
+          <w:numId w:val="1087"/>
         </w:numPr>
         <w:pStyle w:val="Compact"/>
       </w:pPr>
@@ -7314,8 +7617,8 @@
         <w:t xml:space="preserve">Before, it was timed from the gather, so most of it happened on the floor, and the ball dipped in front of the right thigh instead of going through.</w:t>
       </w:r>
     </w:p>
-    <w:bookmarkEnd w:id="69"/>
-    <w:bookmarkStart w:id="70" w:name="celebrations"/>
+    <w:bookmarkEnd w:id="70"/>
+    <w:bookmarkStart w:id="71" w:name="celebrations"/>
     <w:p>
       <w:pPr>
         <w:pStyle w:val="Heading3"/>
@@ -7328,7 +7631,7 @@
       <w:pPr>
         <w:numPr>
           <w:ilvl w:val="0"/>
-          <w:numId w:val="1086"/>
+          <w:numId w:val="1088"/>
         </w:numPr>
         <w:pStyle w:val="Compact"/>
       </w:pPr>
@@ -7344,7 +7647,7 @@
       <w:pPr>
         <w:numPr>
           <w:ilvl w:val="1"/>
-          <w:numId w:val="1087"/>
+          <w:numId w:val="1089"/>
         </w:numPr>
         <w:pStyle w:val="Compact"/>
       </w:pPr>
@@ -7356,7 +7659,7 @@
       <w:pPr>
         <w:numPr>
           <w:ilvl w:val="1"/>
-          <w:numId w:val="1087"/>
+          <w:numId w:val="1089"/>
         </w:numPr>
         <w:pStyle w:val="Compact"/>
       </w:pPr>
@@ -7368,7 +7671,7 @@
       <w:pPr>
         <w:numPr>
           <w:ilvl w:val="1"/>
-          <w:numId w:val="1087"/>
+          <w:numId w:val="1089"/>
         </w:numPr>
         <w:pStyle w:val="Compact"/>
       </w:pPr>
@@ -7380,7 +7683,7 @@
       <w:pPr>
         <w:numPr>
           <w:ilvl w:val="1"/>
-          <w:numId w:val="1087"/>
+          <w:numId w:val="1089"/>
         </w:numPr>
         <w:pStyle w:val="Compact"/>
       </w:pPr>
@@ -7392,7 +7695,7 @@
       <w:pPr>
         <w:numPr>
           <w:ilvl w:val="0"/>
-          <w:numId w:val="1086"/>
+          <w:numId w:val="1088"/>
         </w:numPr>
         <w:pStyle w:val="Compact"/>
       </w:pPr>
@@ -7414,7 +7717,7 @@
       <w:pPr>
         <w:numPr>
           <w:ilvl w:val="0"/>
-          <w:numId w:val="1086"/>
+          <w:numId w:val="1088"/>
         </w:numPr>
         <w:pStyle w:val="Compact"/>
       </w:pPr>
@@ -7432,8 +7735,8 @@
         <w:t xml:space="preserve">Chest Thump, Heart, Dust Off, Archer and Sleep put a hand or forearm through the chest. Each was fixed and every celebration was re-checked on three builds: none clip now.</w:t>
       </w:r>
     </w:p>
-    <w:bookmarkEnd w:id="70"/>
-    <w:bookmarkStart w:id="71" w:name="posterizer-and-contact-finisher"/>
+    <w:bookmarkEnd w:id="71"/>
+    <w:bookmarkStart w:id="72" w:name="posterizer-and-contact-finisher"/>
     <w:p>
       <w:pPr>
         <w:pStyle w:val="Heading3"/>
@@ -7446,7 +7749,7 @@
       <w:pPr>
         <w:numPr>
           <w:ilvl w:val="0"/>
-          <w:numId w:val="1088"/>
+          <w:numId w:val="1090"/>
         </w:numPr>
         <w:pStyle w:val="Compact"/>
       </w:pPr>
@@ -7462,7 +7765,7 @@
       <w:pPr>
         <w:numPr>
           <w:ilvl w:val="1"/>
-          <w:numId w:val="1089"/>
+          <w:numId w:val="1091"/>
         </w:numPr>
         <w:pStyle w:val="Compact"/>
       </w:pPr>
@@ -7474,7 +7777,7 @@
       <w:pPr>
         <w:numPr>
           <w:ilvl w:val="1"/>
-          <w:numId w:val="1089"/>
+          <w:numId w:val="1091"/>
         </w:numPr>
         <w:pStyle w:val="Compact"/>
       </w:pPr>
@@ -7486,7 +7789,7 @@
       <w:pPr>
         <w:numPr>
           <w:ilvl w:val="1"/>
-          <w:numId w:val="1089"/>
+          <w:numId w:val="1091"/>
         </w:numPr>
         <w:pStyle w:val="Compact"/>
       </w:pPr>
@@ -7498,7 +7801,7 @@
       <w:pPr>
         <w:numPr>
           <w:ilvl w:val="1"/>
-          <w:numId w:val="1089"/>
+          <w:numId w:val="1091"/>
         </w:numPr>
         <w:pStyle w:val="Compact"/>
       </w:pPr>
@@ -7506,9 +7809,9 @@
         <w:t xml:space="preserve">Before, the poster fired at the contact, even when the dunk then turned into a layup.</w:t>
       </w:r>
     </w:p>
-    <w:bookmarkEnd w:id="71"/>
     <w:bookmarkEnd w:id="72"/>
-    <w:bookmarkStart w:id="73" w:name="store-menus-and-hud"/>
+    <w:bookmarkEnd w:id="73"/>
+    <w:bookmarkStart w:id="74" w:name="store-menus-and-hud"/>
     <w:p>
       <w:pPr>
         <w:pStyle w:val="Heading2"/>
@@ -7521,7 +7824,7 @@
       <w:pPr>
         <w:numPr>
           <w:ilvl w:val="0"/>
-          <w:numId w:val="1090"/>
+          <w:numId w:val="1092"/>
         </w:numPr>
       </w:pPr>
       <w:r>
@@ -8023,7 +8326,7 @@
       <w:pPr>
         <w:numPr>
           <w:ilvl w:val="0"/>
-          <w:numId w:val="1090"/>
+          <w:numId w:val="1092"/>
         </w:numPr>
       </w:pPr>
       <w:r>
@@ -8086,7 +8389,7 @@
       <w:pPr>
         <w:numPr>
           <w:ilvl w:val="0"/>
-          <w:numId w:val="1090"/>
+          <w:numId w:val="1092"/>
         </w:numPr>
       </w:pPr>
       <w:r>
@@ -8107,7 +8410,7 @@
       <w:pPr>
         <w:numPr>
           <w:ilvl w:val="1"/>
-          <w:numId w:val="1091"/>
+          <w:numId w:val="1093"/>
         </w:numPr>
         <w:pStyle w:val="Compact"/>
       </w:pPr>
@@ -8119,7 +8422,7 @@
       <w:pPr>
         <w:numPr>
           <w:ilvl w:val="1"/>
-          <w:numId w:val="1091"/>
+          <w:numId w:val="1093"/>
         </w:numPr>
         <w:pStyle w:val="Compact"/>
       </w:pPr>
@@ -8131,7 +8434,7 @@
       <w:pPr>
         <w:numPr>
           <w:ilvl w:val="1"/>
-          <w:numId w:val="1091"/>
+          <w:numId w:val="1093"/>
         </w:numPr>
         <w:pStyle w:val="Compact"/>
       </w:pPr>
@@ -8143,7 +8446,7 @@
       <w:pPr>
         <w:numPr>
           <w:ilvl w:val="1"/>
-          <w:numId w:val="1091"/>
+          <w:numId w:val="1093"/>
         </w:numPr>
         <w:pStyle w:val="Compact"/>
       </w:pPr>
@@ -8155,7 +8458,7 @@
       <w:pPr>
         <w:numPr>
           <w:ilvl w:val="0"/>
-          <w:numId w:val="1090"/>
+          <w:numId w:val="1092"/>
         </w:numPr>
       </w:pPr>
       <w:r>
@@ -8176,7 +8479,7 @@
       <w:pPr>
         <w:numPr>
           <w:ilvl w:val="0"/>
-          <w:numId w:val="1090"/>
+          <w:numId w:val="1092"/>
         </w:numPr>
       </w:pPr>
       <w:r>
@@ -8191,7 +8494,7 @@
       <w:pPr>
         <w:numPr>
           <w:ilvl w:val="1"/>
-          <w:numId w:val="1092"/>
+          <w:numId w:val="1094"/>
         </w:numPr>
         <w:pStyle w:val="Compact"/>
       </w:pPr>
@@ -8203,7 +8506,7 @@
       <w:pPr>
         <w:numPr>
           <w:ilvl w:val="1"/>
-          <w:numId w:val="1092"/>
+          <w:numId w:val="1094"/>
         </w:numPr>
         <w:pStyle w:val="Compact"/>
       </w:pPr>
@@ -8215,7 +8518,7 @@
       <w:pPr>
         <w:numPr>
           <w:ilvl w:val="1"/>
-          <w:numId w:val="1092"/>
+          <w:numId w:val="1094"/>
         </w:numPr>
         <w:pStyle w:val="Compact"/>
       </w:pPr>
@@ -8223,8 +8526,8 @@
         <w:t xml:space="preserve">A breath in each throat, and the stands throwing it back.</w:t>
       </w:r>
     </w:p>
-    <w:bookmarkEnd w:id="73"/>
-    <w:bookmarkStart w:id="74" w:name="green-releases-doubled-and-remade"/>
+    <w:bookmarkEnd w:id="74"/>
+    <w:bookmarkStart w:id="75" w:name="green-releases-doubled-and-remade"/>
     <w:p>
       <w:pPr>
         <w:pStyle w:val="Heading2"/>
@@ -8237,7 +8540,7 @@
       <w:pPr>
         <w:numPr>
           <w:ilvl w:val="0"/>
-          <w:numId w:val="1093"/>
+          <w:numId w:val="1095"/>
         </w:numPr>
         <w:pStyle w:val="Compact"/>
       </w:pPr>
@@ -8259,7 +8562,7 @@
       <w:pPr>
         <w:numPr>
           <w:ilvl w:val="1"/>
-          <w:numId w:val="1094"/>
+          <w:numId w:val="1096"/>
         </w:numPr>
         <w:pStyle w:val="Compact"/>
       </w:pPr>
@@ -8281,7 +8584,7 @@
       <w:pPr>
         <w:numPr>
           <w:ilvl w:val="1"/>
-          <w:numId w:val="1094"/>
+          <w:numId w:val="1096"/>
         </w:numPr>
         <w:pStyle w:val="Compact"/>
       </w:pPr>
@@ -8303,7 +8606,7 @@
       <w:pPr>
         <w:numPr>
           <w:ilvl w:val="1"/>
-          <w:numId w:val="1094"/>
+          <w:numId w:val="1096"/>
         </w:numPr>
         <w:pStyle w:val="Compact"/>
       </w:pPr>
@@ -8315,7 +8618,7 @@
       <w:pPr>
         <w:numPr>
           <w:ilvl w:val="0"/>
-          <w:numId w:val="1093"/>
+          <w:numId w:val="1095"/>
         </w:numPr>
         <w:pStyle w:val="Compact"/>
       </w:pPr>
@@ -8331,7 +8634,7 @@
       <w:pPr>
         <w:numPr>
           <w:ilvl w:val="1"/>
-          <w:numId w:val="1095"/>
+          <w:numId w:val="1097"/>
         </w:numPr>
         <w:pStyle w:val="Compact"/>
       </w:pPr>
@@ -8353,7 +8656,7 @@
       <w:pPr>
         <w:numPr>
           <w:ilvl w:val="1"/>
-          <w:numId w:val="1095"/>
+          <w:numId w:val="1097"/>
         </w:numPr>
         <w:pStyle w:val="Compact"/>
       </w:pPr>
@@ -8375,7 +8678,7 @@
       <w:pPr>
         <w:numPr>
           <w:ilvl w:val="1"/>
-          <w:numId w:val="1095"/>
+          <w:numId w:val="1097"/>
         </w:numPr>
         <w:pStyle w:val="Compact"/>
       </w:pPr>
@@ -8391,150 +8694,6 @@
       </w:r>
       <w:r>
         <w:t xml:space="preserve">a raptor’s scream.</w:t>
-      </w:r>
-    </w:p>
-    <w:p>
-      <w:pPr>
-        <w:numPr>
-          <w:ilvl w:val="2"/>
-          <w:numId w:val="1096"/>
-        </w:numPr>
-        <w:pStyle w:val="Compact"/>
-      </w:pPr>
-      <w:r>
-        <w:t xml:space="preserve">A quick rise into a long, high</w:t>
-      </w:r>
-      <w:r>
-        <w:t xml:space="preserve"> </w:t>
-      </w:r>
-      <w:r>
-        <w:t xml:space="preserve">“</w:t>
-      </w:r>
-      <w:r>
-        <w:t xml:space="preserve">kee-eeee-arrr</w:t>
-      </w:r>
-      <w:r>
-        <w:t xml:space="preserve">”</w:t>
-      </w:r>
-      <w:r>
-        <w:t xml:space="preserve"> </w:t>
-      </w:r>
-      <w:r>
-        <w:t xml:space="preserve">around 2.5 kHz.</w:t>
-      </w:r>
-    </w:p>
-    <w:p>
-      <w:pPr>
-        <w:numPr>
-          <w:ilvl w:val="2"/>
-          <w:numId w:val="1096"/>
-        </w:numPr>
-        <w:pStyle w:val="Compact"/>
-      </w:pPr>
-      <w:r>
-        <w:t xml:space="preserve">Harsh, the way a real one is: the pitch jitters from cycle to cycle, every other cycle is louder, and there’s breath riding on each one.</w:t>
-      </w:r>
-    </w:p>
-    <w:p>
-      <w:pPr>
-        <w:numPr>
-          <w:ilvl w:val="2"/>
-          <w:numId w:val="1096"/>
-        </w:numPr>
-        <w:pStyle w:val="Compact"/>
-      </w:pPr>
-      <w:r>
-        <w:t xml:space="preserve">It tears downward at the end, then rings off the canyon walls.</w:t>
-      </w:r>
-    </w:p>
-    <w:p>
-      <w:pPr>
-        <w:numPr>
-          <w:ilvl w:val="1"/>
-          <w:numId w:val="1095"/>
-        </w:numPr>
-        <w:pStyle w:val="Compact"/>
-      </w:pPr>
-      <w:r>
-        <w:rPr>
-          <w:bCs/>
-          <w:b/>
-        </w:rPr>
-        <w:t xml:space="preserve">Bells, gongs, glass, coins and wood</w:t>
-      </w:r>
-      <w:r>
-        <w:t xml:space="preserve"> </w:t>
-      </w:r>
-      <w:r>
-        <w:t xml:space="preserve">ring with their own partials. A church bell has its hum an octave under, its minor-third tierce and its nominal. The gong blooms up into its shimmer after the strike.</w:t>
-      </w:r>
-    </w:p>
-    <w:p>
-      <w:pPr>
-        <w:numPr>
-          <w:ilvl w:val="1"/>
-          <w:numId w:val="1095"/>
-        </w:numPr>
-        <w:pStyle w:val="Compact"/>
-      </w:pPr>
-      <w:r>
-        <w:rPr>
-          <w:bCs/>
-          <w:b/>
-        </w:rPr>
-        <w:t xml:space="preserve">Voices:</w:t>
-      </w:r>
-    </w:p>
-    <w:p>
-      <w:pPr>
-        <w:numPr>
-          <w:ilvl w:val="2"/>
-          <w:numId w:val="1097"/>
-        </w:numPr>
-        <w:pStyle w:val="Compact"/>
-      </w:pPr>
-      <w:r>
-        <w:t xml:space="preserve">The choir is four sections, each with its own vowel, singing in a cathedral with a harp under it.</w:t>
-      </w:r>
-    </w:p>
-    <w:p>
-      <w:pPr>
-        <w:numPr>
-          <w:ilvl w:val="2"/>
-          <w:numId w:val="1097"/>
-        </w:numPr>
-        <w:pStyle w:val="Compact"/>
-      </w:pPr>
-      <w:r>
-        <w:t xml:space="preserve">The kazoo is a hummed voice with the paper buzzing on it.</w:t>
-      </w:r>
-    </w:p>
-    <w:p>
-      <w:pPr>
-        <w:numPr>
-          <w:ilvl w:val="2"/>
-          <w:numId w:val="1097"/>
-        </w:numPr>
-        <w:pStyle w:val="Compact"/>
-      </w:pPr>
-      <w:r>
-        <w:t xml:space="preserve">The roar after the Greeen Chant is now crowd voices, not noise.</w:t>
-      </w:r>
-    </w:p>
-    <w:p>
-      <w:pPr>
-        <w:numPr>
-          <w:ilvl w:val="1"/>
-          <w:numId w:val="1095"/>
-        </w:numPr>
-        <w:pStyle w:val="Compact"/>
-      </w:pPr>
-      <w:r>
-        <w:rPr>
-          <w:bCs/>
-          <w:b/>
-        </w:rPr>
-        <w:t xml:space="preserve">Squeaks, water and weather:</w:t>
       </w:r>
     </w:p>
     <w:p>
@@ -8546,7 +8705,25 @@
         <w:pStyle w:val="Compact"/>
       </w:pPr>
       <w:r>
-        <w:t xml:space="preserve">The rubber duck is a squeaker reed, wheezing in between squeezes.</w:t>
+        <w:t xml:space="preserve">A quick rise into a long, high</w:t>
+      </w:r>
+      <w:r>
+        <w:t xml:space="preserve"> </w:t>
+      </w:r>
+      <w:r>
+        <w:t xml:space="preserve">“</w:t>
+      </w:r>
+      <w:r>
+        <w:t xml:space="preserve">kee-eeee-arrr</w:t>
+      </w:r>
+      <w:r>
+        <w:t xml:space="preserve">”</w:t>
+      </w:r>
+      <w:r>
+        <w:t xml:space="preserve"> </w:t>
+      </w:r>
+      <w:r>
+        <w:t xml:space="preserve">around 2.5 kHz.</w:t>
       </w:r>
     </w:p>
     <w:p>
@@ -8558,7 +8735,7 @@
         <w:pStyle w:val="Compact"/>
       </w:pPr>
       <w:r>
-        <w:t xml:space="preserve">The cannonball is a slap, a kerplunk and hundreds of bubbles and drops.</w:t>
+        <w:t xml:space="preserve">Harsh, the way a real one is: the pitch jitters from cycle to cycle, every other cycle is louder, and there’s breath riding on each one.</w:t>
       </w:r>
     </w:p>
     <w:p>
@@ -8570,6 +8747,132 @@
         <w:pStyle w:val="Compact"/>
       </w:pPr>
       <w:r>
+        <w:t xml:space="preserve">It tears downward at the end, then rings off the canyon walls.</w:t>
+      </w:r>
+    </w:p>
+    <w:p>
+      <w:pPr>
+        <w:numPr>
+          <w:ilvl w:val="1"/>
+          <w:numId w:val="1097"/>
+        </w:numPr>
+        <w:pStyle w:val="Compact"/>
+      </w:pPr>
+      <w:r>
+        <w:rPr>
+          <w:bCs/>
+          <w:b/>
+        </w:rPr>
+        <w:t xml:space="preserve">Bells, gongs, glass, coins and wood</w:t>
+      </w:r>
+      <w:r>
+        <w:t xml:space="preserve"> </w:t>
+      </w:r>
+      <w:r>
+        <w:t xml:space="preserve">ring with their own partials. A church bell has its hum an octave under, its minor-third tierce and its nominal. The gong blooms up into its shimmer after the strike.</w:t>
+      </w:r>
+    </w:p>
+    <w:p>
+      <w:pPr>
+        <w:numPr>
+          <w:ilvl w:val="1"/>
+          <w:numId w:val="1097"/>
+        </w:numPr>
+        <w:pStyle w:val="Compact"/>
+      </w:pPr>
+      <w:r>
+        <w:rPr>
+          <w:bCs/>
+          <w:b/>
+        </w:rPr>
+        <w:t xml:space="preserve">Voices:</w:t>
+      </w:r>
+    </w:p>
+    <w:p>
+      <w:pPr>
+        <w:numPr>
+          <w:ilvl w:val="2"/>
+          <w:numId w:val="1099"/>
+        </w:numPr>
+        <w:pStyle w:val="Compact"/>
+      </w:pPr>
+      <w:r>
+        <w:t xml:space="preserve">The choir is four sections, each with its own vowel, singing in a cathedral with a harp under it.</w:t>
+      </w:r>
+    </w:p>
+    <w:p>
+      <w:pPr>
+        <w:numPr>
+          <w:ilvl w:val="2"/>
+          <w:numId w:val="1099"/>
+        </w:numPr>
+        <w:pStyle w:val="Compact"/>
+      </w:pPr>
+      <w:r>
+        <w:t xml:space="preserve">The kazoo is a hummed voice with the paper buzzing on it.</w:t>
+      </w:r>
+    </w:p>
+    <w:p>
+      <w:pPr>
+        <w:numPr>
+          <w:ilvl w:val="2"/>
+          <w:numId w:val="1099"/>
+        </w:numPr>
+        <w:pStyle w:val="Compact"/>
+      </w:pPr>
+      <w:r>
+        <w:t xml:space="preserve">The roar after the Greeen Chant is now crowd voices, not noise.</w:t>
+      </w:r>
+    </w:p>
+    <w:p>
+      <w:pPr>
+        <w:numPr>
+          <w:ilvl w:val="1"/>
+          <w:numId w:val="1097"/>
+        </w:numPr>
+        <w:pStyle w:val="Compact"/>
+      </w:pPr>
+      <w:r>
+        <w:rPr>
+          <w:bCs/>
+          <w:b/>
+        </w:rPr>
+        <w:t xml:space="preserve">Squeaks, water and weather:</w:t>
+      </w:r>
+    </w:p>
+    <w:p>
+      <w:pPr>
+        <w:numPr>
+          <w:ilvl w:val="2"/>
+          <w:numId w:val="1100"/>
+        </w:numPr>
+        <w:pStyle w:val="Compact"/>
+      </w:pPr>
+      <w:r>
+        <w:t xml:space="preserve">The rubber duck is a squeaker reed, wheezing in between squeezes.</w:t>
+      </w:r>
+    </w:p>
+    <w:p>
+      <w:pPr>
+        <w:numPr>
+          <w:ilvl w:val="2"/>
+          <w:numId w:val="1100"/>
+        </w:numPr>
+        <w:pStyle w:val="Compact"/>
+      </w:pPr>
+      <w:r>
+        <w:t xml:space="preserve">The cannonball is a slap, a kerplunk and hundreds of bubbles and drops.</w:t>
+      </w:r>
+    </w:p>
+    <w:p>
+      <w:pPr>
+        <w:numPr>
+          <w:ilvl w:val="2"/>
+          <w:numId w:val="1100"/>
+        </w:numPr>
+        <w:pStyle w:val="Compact"/>
+      </w:pPr>
+      <w:r>
         <w:t xml:space="preserve">Thunder tears the air open before the boom and the roll.</w:t>
       </w:r>
     </w:p>
@@ -8577,7 +8880,7 @@
       <w:pPr>
         <w:numPr>
           <w:ilvl w:val="0"/>
-          <w:numId w:val="1093"/>
+          <w:numId w:val="1095"/>
         </w:numPr>
         <w:pStyle w:val="Compact"/>
       </w:pPr>
@@ -8599,7 +8902,7 @@
       <w:pPr>
         <w:numPr>
           <w:ilvl w:val="0"/>
-          <w:numId w:val="1093"/>
+          <w:numId w:val="1095"/>
         </w:numPr>
         <w:pStyle w:val="Compact"/>
       </w:pPr>
@@ -8639,7 +8942,7 @@
       <w:pPr>
         <w:numPr>
           <w:ilvl w:val="0"/>
-          <w:numId w:val="1093"/>
+          <w:numId w:val="1095"/>
         </w:numPr>
         <w:pStyle w:val="Compact"/>
       </w:pPr>
@@ -8655,7 +8958,7 @@
       <w:pPr>
         <w:numPr>
           <w:ilvl w:val="1"/>
-          <w:numId w:val="1099"/>
+          <w:numId w:val="1101"/>
         </w:numPr>
         <w:pStyle w:val="Compact"/>
       </w:pPr>
@@ -8667,7 +8970,7 @@
       <w:pPr>
         <w:numPr>
           <w:ilvl w:val="1"/>
-          <w:numId w:val="1099"/>
+          <w:numId w:val="1101"/>
         </w:numPr>
         <w:pStyle w:val="Compact"/>
       </w:pPr>
@@ -8679,7 +8982,7 @@
       <w:pPr>
         <w:numPr>
           <w:ilvl w:val="1"/>
-          <w:numId w:val="1099"/>
+          <w:numId w:val="1101"/>
         </w:numPr>
         <w:pStyle w:val="Compact"/>
       </w:pPr>
@@ -8687,8 +8990,8 @@
         <w:t xml:space="preserve">Every new effect was captured frozen in time over a player in the studio.</w:t>
       </w:r>
     </w:p>
-    <w:bookmarkEnd w:id="74"/>
-    <w:bookmarkStart w:id="75" w:name="under-the-hood-quick-patch"/>
+    <w:bookmarkEnd w:id="75"/>
+    <w:bookmarkStart w:id="76" w:name="under-the-hood-quick-patch"/>
     <w:p>
       <w:pPr>
         <w:pStyle w:val="Heading2"/>
@@ -8701,7 +9004,7 @@
       <w:pPr>
         <w:numPr>
           <w:ilvl w:val="0"/>
-          <w:numId w:val="1100"/>
+          <w:numId w:val="1102"/>
         </w:numPr>
         <w:pStyle w:val="Compact"/>
       </w:pPr>
@@ -8723,7 +9026,7 @@
       <w:pPr>
         <w:numPr>
           <w:ilvl w:val="0"/>
-          <w:numId w:val="1100"/>
+          <w:numId w:val="1102"/>
         </w:numPr>
         <w:pStyle w:val="Compact"/>
       </w:pPr>
@@ -8739,7 +9042,7 @@
       <w:pPr>
         <w:numPr>
           <w:ilvl w:val="1"/>
-          <w:numId w:val="1101"/>
+          <w:numId w:val="1103"/>
         </w:numPr>
         <w:pStyle w:val="Compact"/>
       </w:pPr>
@@ -8763,7 +9066,7 @@
       <w:pPr>
         <w:numPr>
           <w:ilvl w:val="1"/>
-          <w:numId w:val="1101"/>
+          <w:numId w:val="1103"/>
         </w:numPr>
         <w:pStyle w:val="Compact"/>
       </w:pPr>
@@ -8787,7 +9090,7 @@
       <w:pPr>
         <w:numPr>
           <w:ilvl w:val="1"/>
-          <w:numId w:val="1101"/>
+          <w:numId w:val="1103"/>
         </w:numPr>
         <w:pStyle w:val="Compact"/>
       </w:pPr>
@@ -8799,7 +9102,7 @@
       <w:pPr>
         <w:numPr>
           <w:ilvl w:val="1"/>
-          <w:numId w:val="1101"/>
+          <w:numId w:val="1103"/>
         </w:numPr>
         <w:pStyle w:val="Compact"/>
       </w:pPr>
@@ -8811,7 +9114,7 @@
       <w:pPr>
         <w:numPr>
           <w:ilvl w:val="1"/>
-          <w:numId w:val="1101"/>
+          <w:numId w:val="1103"/>
         </w:numPr>
         <w:pStyle w:val="Compact"/>
       </w:pPr>
@@ -8835,7 +9138,7 @@
       <w:pPr>
         <w:numPr>
           <w:ilvl w:val="1"/>
-          <w:numId w:val="1101"/>
+          <w:numId w:val="1103"/>
         </w:numPr>
         <w:pStyle w:val="Compact"/>
       </w:pPr>
@@ -8859,7 +9162,7 @@
       <w:pPr>
         <w:numPr>
           <w:ilvl w:val="1"/>
-          <w:numId w:val="1101"/>
+          <w:numId w:val="1103"/>
         </w:numPr>
         <w:pStyle w:val="Compact"/>
       </w:pPr>
@@ -8883,7 +9186,7 @@
       <w:pPr>
         <w:numPr>
           <w:ilvl w:val="1"/>
-          <w:numId w:val="1101"/>
+          <w:numId w:val="1103"/>
         </w:numPr>
         <w:pStyle w:val="Compact"/>
       </w:pPr>
@@ -8929,7 +9232,7 @@
       <w:pPr>
         <w:numPr>
           <w:ilvl w:val="1"/>
-          <w:numId w:val="1101"/>
+          <w:numId w:val="1103"/>
         </w:numPr>
         <w:pStyle w:val="Compact"/>
       </w:pPr>
@@ -8941,7 +9244,7 @@
       <w:pPr>
         <w:numPr>
           <w:ilvl w:val="1"/>
-          <w:numId w:val="1101"/>
+          <w:numId w:val="1103"/>
         </w:numPr>
         <w:pStyle w:val="Compact"/>
       </w:pPr>
@@ -8986,7 +9289,7 @@
       <w:pPr>
         <w:numPr>
           <w:ilvl w:val="1"/>
-          <w:numId w:val="1101"/>
+          <w:numId w:val="1103"/>
         </w:numPr>
         <w:pStyle w:val="Compact"/>
       </w:pPr>
@@ -9026,7 +9329,7 @@
       <w:pPr>
         <w:numPr>
           <w:ilvl w:val="1"/>
-          <w:numId w:val="1101"/>
+          <w:numId w:val="1103"/>
         </w:numPr>
         <w:pStyle w:val="Compact"/>
       </w:pPr>
@@ -9056,7 +9359,7 @@
       <w:pPr>
         <w:numPr>
           <w:ilvl w:val="1"/>
-          <w:numId w:val="1101"/>
+          <w:numId w:val="1103"/>
         </w:numPr>
         <w:pStyle w:val="Compact"/>
       </w:pPr>
@@ -9064,8 +9367,8 @@
         <w:t xml:space="preserve">The faster AI reactions apply to every AI player: teammates, opponents and your own player on auto-play.</w:t>
       </w:r>
     </w:p>
-    <w:bookmarkEnd w:id="75"/>
     <w:bookmarkEnd w:id="76"/>
+    <w:bookmarkEnd w:id="77"/>
     <w:sectPr/>
   </w:body>
 </w:document>
@@ -9552,6 +9855,12 @@
     <w:abstractNumId w:val="991"/>
   </w:num>
   <w:num w:numId="1101">
+    <w:abstractNumId w:val="991"/>
+  </w:num>
+  <w:num w:numId="1102">
+    <w:abstractNumId w:val="991"/>
+  </w:num>
+  <w:num w:numId="1103">
     <w:abstractNumId w:val="991"/>
   </w:num>
 </w:numbering>

--- a/PATCH_NOTES_v0.4.7.5.docx
+++ b/PATCH_NOTES_v0.4.7.5.docx
@@ -6560,13 +6560,13 @@
       </w:r>
     </w:p>
     <w:bookmarkEnd w:id="62"/>
-    <w:bookmarkStart w:id="63" w:name="thirty-block-animations-oct-10"/>
+    <w:bookmarkStart w:id="63" w:name="X1a9fa748f4d83d7f8b54504c27717e9f6d4ab4a"/>
     <w:p>
       <w:pPr>
         <w:pStyle w:val="Heading3"/>
       </w:pPr>
       <w:r>
-        <w:t xml:space="preserve">Thirty block animations (Oct 10)</w:t>
+        <w:t xml:space="preserve">Thirty block animations, as five Block Packages (Oct 10–11)</w:t>
       </w:r>
     </w:p>
     <w:p>
@@ -6582,13 +6582,105 @@
           <w:bCs/>
           <w:b/>
         </w:rPr>
-        <w:t xml:space="preserve">Every block now has a style, in five tiers by Block rating and height</w:t>
-      </w:r>
-      <w:r>
-        <w:t xml:space="preserve"> </w:t>
-      </w:r>
-      <w:r>
-        <w:t xml:space="preserve">— nothing to buy, like the way the size-up and jump-shot packages scale with your ratings. Tier 1 up to 54 Block, tier 2 from 55, tier 3 from 70, tier 4 from 85, tier 5 from 95; 6’11” and taller bump a tier, 6’1” and under drop one. Each block picks a style from your tier (three to one over the tier below) that fits the moment: a rim protection, a chase-down from behind, a perimeter closeout, or any.</w:t>
+        <w:t xml:space="preserve">Every block now has a style, and the thirty styles are sold as five Block Packages</w:t>
+      </w:r>
+      <w:r>
+        <w:t xml:space="preserve"> </w:t>
+      </w:r>
+      <w:r>
+        <w:t xml:space="preserve">in the VC Store (Animations → Blocks), six styles a package, equipped in the Inventory like any dunk or size-up package:</w:t>
+      </w:r>
+      <w:r>
+        <w:t xml:space="preserve"> </w:t>
+      </w:r>
+      <w:r>
+        <w:rPr>
+          <w:bCs/>
+          <w:b/>
+        </w:rPr>
+        <w:t xml:space="preserve">Fundamentals</w:t>
+      </w:r>
+      <w:r>
+        <w:t xml:space="preserve"> </w:t>
+      </w:r>
+      <w:r>
+        <w:t xml:space="preserve">(free, on every build),</w:t>
+      </w:r>
+      <w:r>
+        <w:t xml:space="preserve"> </w:t>
+      </w:r>
+      <w:r>
+        <w:rPr>
+          <w:bCs/>
+          <w:b/>
+        </w:rPr>
+        <w:t xml:space="preserve">Swatter</w:t>
+      </w:r>
+      <w:r>
+        <w:t xml:space="preserve"> </w:t>
+      </w:r>
+      <w:r>
+        <w:t xml:space="preserve">(3,900 VC, 55 Block),</w:t>
+      </w:r>
+      <w:r>
+        <w:t xml:space="preserve"> </w:t>
+      </w:r>
+      <w:r>
+        <w:rPr>
+          <w:bCs/>
+          <w:b/>
+        </w:rPr>
+        <w:t xml:space="preserve">Wiper</w:t>
+      </w:r>
+      <w:r>
+        <w:t xml:space="preserve"> </w:t>
+      </w:r>
+      <w:r>
+        <w:t xml:space="preserve">(7,800 VC, 70 Block),</w:t>
+      </w:r>
+      <w:r>
+        <w:t xml:space="preserve"> </w:t>
+      </w:r>
+      <w:r>
+        <w:rPr>
+          <w:bCs/>
+          <w:b/>
+        </w:rPr>
+        <w:t xml:space="preserve">Hammer</w:t>
+      </w:r>
+      <w:r>
+        <w:t xml:space="preserve"> </w:t>
+      </w:r>
+      <w:r>
+        <w:t xml:space="preserve">(13,000 VC, 85 Block, Rep tier 4) and</w:t>
+      </w:r>
+      <w:r>
+        <w:t xml:space="preserve"> </w:t>
+      </w:r>
+      <w:r>
+        <w:rPr>
+          <w:bCs/>
+          <w:b/>
+        </w:rPr>
+        <w:t xml:space="preserve">Eraser</w:t>
+      </w:r>
+      <w:r>
+        <w:t xml:space="preserve"> </w:t>
+      </w:r>
+      <w:r>
+        <w:t xml:space="preserve">(19,500 VC, 95 Block, 85 OVR, Rep tier 8). Height breaks the requirement the way the ratings do: 6’11” and taller need the tier below’s Block rating (a 7-footer gets the Hammer at 70), 6’1” and under the tier above’s. Try one on in the store and he rises and swats a floating shot away with each of the six in turn. Park regulars buy them by their rating and height like every other package; anyone with no package equipped blocks with his tier’s six. Each block picks the style from your package that fits the moment: a rim protection, a chase-down from behind, a perimeter closeout, or any.</w:t>
+      </w:r>
+    </w:p>
+    <w:p>
+      <w:pPr>
+        <w:numPr>
+          <w:ilvl w:val="0"/>
+          <w:numId w:val="1072"/>
+        </w:numPr>
+        <w:pStyle w:val="Compact"/>
+      </w:pPr>
+      <w:r>
+        <w:t xml:space="preserve">(The Oct 10 build dealt the styles out by rating and height with nothing in the store; this replaces that, so the animations are visible, owned and equipped like all the others.)</w:t>
       </w:r>
     </w:p>
     <w:p>

--- a/PATCH_NOTES_v0.4.7.5.docx
+++ b/PATCH_NOTES_v0.4.7.5.docx
@@ -3526,7 +3526,7 @@
     </w:p>
     <w:bookmarkEnd w:id="41"/>
     <w:bookmarkEnd w:id="42"/>
-    <w:bookmarkStart w:id="77" w:name="quick-patch"/>
+    <w:bookmarkStart w:id="78" w:name="quick-patch"/>
     <w:p>
       <w:pPr>
         <w:pStyle w:val="Heading1"/>
@@ -4228,7 +4228,7 @@
     </w:tbl>
     <w:bookmarkEnd w:id="46"/>
     <w:bookmarkEnd w:id="47"/>
-    <w:bookmarkStart w:id="67" w:name="dribbling-passing-and-defense-1"/>
+    <w:bookmarkStart w:id="68" w:name="dribbling-passing-and-defense-1"/>
     <w:p>
       <w:pPr>
         <w:pStyle w:val="Heading2"/>
@@ -6696,6 +6696,50 @@
           <w:bCs/>
           <w:b/>
         </w:rPr>
+        <w:t xml:space="preserve">No limb clips through the body (Oct 11).</w:t>
+      </w:r>
+      <w:r>
+        <w:t xml:space="preserve"> </w:t>
+      </w:r>
+      <w:r>
+        <w:t xml:space="preserve">The rig now keeps the whole arm — upper arm, forearm and hand — out of the torso, the head and the legs, and the two forearms out of each other: the elbow swings to the nearest clear line first, and where no swing clears (a hand aimed across the chest, say) the hand itself moves out through the nearest skin and the arm is solved again. A hand on the ball is never moved. The crossing blocks were re-routed on top of that — a crossing hand goes up first and across only above the shoulders, the far hand hooks over the top of the head instead of reaching across the chest, every target stays within the arm’s reach, and a styled block’s arms track their path tightly — and an audit of all thirty on three builds (6’6”, 7’0”, 5’11”) finds no arm in the torso, the head or a leg and no forearm through the other at any frame.</w:t>
+      </w:r>
+    </w:p>
+    <w:p>
+      <w:pPr>
+        <w:numPr>
+          <w:ilvl w:val="0"/>
+          <w:numId w:val="1072"/>
+        </w:numPr>
+        <w:pStyle w:val="Compact"/>
+      </w:pPr>
+      <w:r>
+        <w:rPr>
+          <w:bCs/>
+          <w:b/>
+        </w:rPr>
+        <w:t xml:space="preserve">Each package its own, no block twice (Oct 11).</w:t>
+      </w:r>
+      <w:r>
+        <w:t xml:space="preserve"> </w:t>
+      </w:r>
+      <w:r>
+        <w:t xml:space="preserve">Every style now has its own lead / off-hand / legs combination, and every package its own swat shapes: eighteen in all (a fingertip tip, a two-hand push, a chop, a sweep, a scissor, an erase-and-return, a volleyball spike, a launch, a palm press, a hold, a wrist flick…), none in more than two packages, so a Wiper block never looks like a Swatter block. The closest any two styles come over the whole motion is now 0.11 RMS on the reference body (0.12 across packages), up from 0.07 — and the store preview shows the six in turn.</w:t>
+      </w:r>
+    </w:p>
+    <w:p>
+      <w:pPr>
+        <w:numPr>
+          <w:ilvl w:val="0"/>
+          <w:numId w:val="1072"/>
+        </w:numPr>
+        <w:pStyle w:val="Compact"/>
+      </w:pPr>
+      <w:r>
+        <w:rPr>
+          <w:bCs/>
+          <w:b/>
+        </w:rPr>
         <w:t xml:space="preserve">The higher the tier, the more emphatic:</w:t>
       </w:r>
       <w:r>
@@ -7176,12 +7220,44 @@
       </w:r>
     </w:p>
     <w:bookmarkEnd w:id="64"/>
-    <w:bookmarkStart w:id="65" w:name="reach-follows-the-arms-oct-10"/>
+    <w:bookmarkStart w:id="65" w:name="who-takes-threes-oct-11"/>
     <w:p>
       <w:pPr>
         <w:pStyle w:val="Heading3"/>
       </w:pPr>
       <w:r>
+        <w:t xml:space="preserve">Who takes threes (Oct 11)</w:t>
+      </w:r>
+    </w:p>
+    <w:p>
+      <w:pPr>
+        <w:numPr>
+          <w:ilvl w:val="0"/>
+          <w:numId w:val="1076"/>
+        </w:numPr>
+        <w:pStyle w:val="Compact"/>
+      </w:pPr>
+      <w:r>
+        <w:rPr>
+          <w:bCs/>
+          <w:b/>
+        </w:rPr>
+        <w:t xml:space="preserve">The AI — and your player on auto-play — shoots fewer threes when the Three Point rating is under 70, and fewer again at PF and C.</w:t>
+      </w:r>
+      <w:r>
+        <w:t xml:space="preserve"> </w:t>
+      </w:r>
+      <w:r>
+        <w:t xml:space="preserve">A three is worth less in the shot-selection read the further the rating sits under 70 (down to about a third of its value at 55 and below), bigs value it less still (easing back to full value only for a 95-rated big), a weak or big shooter talks himself out of a share of the threes he would otherwise take and keeps the ball for a couple of seconds, calls for it at the arc less, and a big rolls off his screen more than he pops. Open looks for real shooters are untouched. Measured over 100 park games: PF/C with 55–69 Three Point went from 19% of their shots being threes to 3%, sub-55 bigs from 5% to none, 55–69 guards and wings from 14% to 9%, sub-55 guards from 6% to a stray one; 70+ guards and wings stayed where they were (19–22%), and the AI’s three-point percentage rose from 32% to 39% because the bad ones are gone. Pro-Am: bigs 55–69 from 47% of their shots to 22%, 55–69 guards 31% to 21%, team scoring down about 6% with the lost threes.</w:t>
+      </w:r>
+    </w:p>
+    <w:bookmarkEnd w:id="65"/>
+    <w:bookmarkStart w:id="66" w:name="reach-follows-the-arms-oct-10"/>
+    <w:p>
+      <w:pPr>
+        <w:pStyle w:val="Heading3"/>
+      </w:pPr>
+      <w:r>
         <w:t xml:space="preserve">Reach follows the arms (Oct 10)</w:t>
       </w:r>
     </w:p>
@@ -7189,7 +7265,7 @@
       <w:pPr>
         <w:numPr>
           <w:ilvl w:val="0"/>
-          <w:numId w:val="1076"/>
+          <w:numId w:val="1077"/>
         </w:numPr>
         <w:pStyle w:val="Compact"/>
       </w:pPr>
@@ -7211,7 +7287,7 @@
       <w:pPr>
         <w:numPr>
           <w:ilvl w:val="0"/>
-          <w:numId w:val="1076"/>
+          <w:numId w:val="1077"/>
         </w:numPr>
         <w:pStyle w:val="Compact"/>
       </w:pPr>
@@ -7235,8 +7311,8 @@
         <w:t xml:space="preserve">(1.8 → 0.85 a game): with the shorter reach a build needs more Vertical to get a hand to the rim, so the attack bind picks a layup more often. Verticals and contest strengths were left as they were; say the word if you’d like either re-tuned around the new reach.</w:t>
       </w:r>
     </w:p>
-    <w:bookmarkEnd w:id="65"/>
-    <w:bookmarkStart w:id="66" w:name="boosts-oct-10"/>
+    <w:bookmarkEnd w:id="66"/>
+    <w:bookmarkStart w:id="67" w:name="boosts-oct-10"/>
     <w:p>
       <w:pPr>
         <w:pStyle w:val="Heading3"/>
@@ -7249,7 +7325,7 @@
       <w:pPr>
         <w:numPr>
           <w:ilvl w:val="0"/>
-          <w:numId w:val="1077"/>
+          <w:numId w:val="1078"/>
         </w:numPr>
         <w:pStyle w:val="Compact"/>
       </w:pPr>
@@ -7267,9 +7343,9 @@
         <w:t xml:space="preserve">(it was 10). The kiosk’s packs are unchanged (1, 3 or 5 games); the buttons grey out when a pack wouldn’t fit under 35.</w:t>
       </w:r>
     </w:p>
-    <w:bookmarkEnd w:id="66"/>
     <w:bookmarkEnd w:id="67"/>
-    <w:bookmarkStart w:id="68" w:name="progression-icon-legend-up-to-99"/>
+    <w:bookmarkEnd w:id="68"/>
+    <w:bookmarkStart w:id="69" w:name="progression-icon-legend-up-to-99"/>
     <w:p>
       <w:pPr>
         <w:pStyle w:val="Heading2"/>
@@ -7282,7 +7358,7 @@
       <w:pPr>
         <w:numPr>
           <w:ilvl w:val="0"/>
-          <w:numId w:val="1078"/>
+          <w:numId w:val="1079"/>
         </w:numPr>
         <w:pStyle w:val="Compact"/>
       </w:pPr>
@@ -7298,105 +7374,105 @@
       <w:pPr>
         <w:numPr>
           <w:ilvl w:val="1"/>
+          <w:numId w:val="1080"/>
+        </w:numPr>
+        <w:pStyle w:val="Compact"/>
+      </w:pPr>
+      <w:r>
+        <w:t xml:space="preserve">Simmed games, forfeits and other modes don’t count.</w:t>
+      </w:r>
+    </w:p>
+    <w:p>
+      <w:pPr>
+        <w:numPr>
+          <w:ilvl w:val="1"/>
+          <w:numId w:val="1080"/>
+        </w:numPr>
+        <w:pStyle w:val="Compact"/>
+      </w:pPr>
+      <w:r>
+        <w:t xml:space="preserve">The game that unlocks the Icon doesn’t count either.</w:t>
+      </w:r>
+    </w:p>
+    <w:p>
+      <w:pPr>
+        <w:numPr>
+          <w:ilvl w:val="0"/>
           <w:numId w:val="1079"/>
         </w:numPr>
         <w:pStyle w:val="Compact"/>
       </w:pPr>
       <w:r>
-        <w:t xml:space="preserve">Simmed games, forfeits and other modes don’t count.</w:t>
-      </w:r>
-    </w:p>
-    <w:p>
-      <w:pPr>
-        <w:numPr>
-          <w:ilvl w:val="1"/>
+        <w:rPr>
+          <w:bCs/>
+          <w:b/>
+        </w:rPr>
+        <w:t xml:space="preserve">No stat picking:</w:t>
+      </w:r>
+      <w:r>
+        <w:t xml:space="preserve"> </w:t>
+      </w:r>
+      <w:r>
+        <w:t xml:space="preserve">the build system places each +1 itself.</w:t>
+      </w:r>
+    </w:p>
+    <w:p>
+      <w:pPr>
+        <w:numPr>
+          <w:ilvl w:val="1"/>
+          <w:numId w:val="1081"/>
+        </w:numPr>
+        <w:pStyle w:val="Compact"/>
+      </w:pPr>
+      <w:r>
+        <w:t xml:space="preserve">It raises the attributes your build leans on most: the shape its caps come from (archetype, size and weight) and what your position’s overall counts most.</w:t>
+      </w:r>
+    </w:p>
+    <w:p>
+      <w:pPr>
+        <w:numPr>
+          <w:ilvl w:val="1"/>
+          <w:numId w:val="1081"/>
+        </w:numPr>
+        <w:pStyle w:val="Compact"/>
+      </w:pPr>
+      <w:r>
+        <w:t xml:space="preserve">It goes a point at a time across the top half of that list until the overall is up by one.</w:t>
+      </w:r>
+    </w:p>
+    <w:p>
+      <w:pPr>
+        <w:numPr>
+          <w:ilvl w:val="1"/>
+          <w:numId w:val="1081"/>
+        </w:numPr>
+        <w:pStyle w:val="Compact"/>
+      </w:pPr>
+      <w:r>
+        <w:t xml:space="preserve">Attributes at 99 are never touched, and your caps rise with the upgrades.</w:t>
+      </w:r>
+    </w:p>
+    <w:p>
+      <w:pPr>
+        <w:numPr>
+          <w:ilvl w:val="1"/>
+          <w:numId w:val="1081"/>
+        </w:numPr>
+        <w:pStyle w:val="Compact"/>
+      </w:pPr>
+      <w:r>
+        <w:t xml:space="preserve">Example: a Sharpshooter’s shooting reaches 99 first, and a Glass Cleaner’s rebounding and interior defense do.</w:t>
+      </w:r>
+    </w:p>
+    <w:p>
+      <w:pPr>
+        <w:numPr>
+          <w:ilvl w:val="0"/>
           <w:numId w:val="1079"/>
         </w:numPr>
         <w:pStyle w:val="Compact"/>
       </w:pPr>
       <w:r>
-        <w:t xml:space="preserve">The game that unlocks the Icon doesn’t count either.</w:t>
-      </w:r>
-    </w:p>
-    <w:p>
-      <w:pPr>
-        <w:numPr>
-          <w:ilvl w:val="0"/>
-          <w:numId w:val="1078"/>
-        </w:numPr>
-        <w:pStyle w:val="Compact"/>
-      </w:pPr>
-      <w:r>
-        <w:rPr>
-          <w:bCs/>
-          <w:b/>
-        </w:rPr>
-        <w:t xml:space="preserve">No stat picking:</w:t>
-      </w:r>
-      <w:r>
-        <w:t xml:space="preserve"> </w:t>
-      </w:r>
-      <w:r>
-        <w:t xml:space="preserve">the build system places each +1 itself.</w:t>
-      </w:r>
-    </w:p>
-    <w:p>
-      <w:pPr>
-        <w:numPr>
-          <w:ilvl w:val="1"/>
-          <w:numId w:val="1080"/>
-        </w:numPr>
-        <w:pStyle w:val="Compact"/>
-      </w:pPr>
-      <w:r>
-        <w:t xml:space="preserve">It raises the attributes your build leans on most: the shape its caps come from (archetype, size and weight) and what your position’s overall counts most.</w:t>
-      </w:r>
-    </w:p>
-    <w:p>
-      <w:pPr>
-        <w:numPr>
-          <w:ilvl w:val="1"/>
-          <w:numId w:val="1080"/>
-        </w:numPr>
-        <w:pStyle w:val="Compact"/>
-      </w:pPr>
-      <w:r>
-        <w:t xml:space="preserve">It goes a point at a time across the top half of that list until the overall is up by one.</w:t>
-      </w:r>
-    </w:p>
-    <w:p>
-      <w:pPr>
-        <w:numPr>
-          <w:ilvl w:val="1"/>
-          <w:numId w:val="1080"/>
-        </w:numPr>
-        <w:pStyle w:val="Compact"/>
-      </w:pPr>
-      <w:r>
-        <w:t xml:space="preserve">Attributes at 99 are never touched, and your caps rise with the upgrades.</w:t>
-      </w:r>
-    </w:p>
-    <w:p>
-      <w:pPr>
-        <w:numPr>
-          <w:ilvl w:val="1"/>
-          <w:numId w:val="1080"/>
-        </w:numPr>
-        <w:pStyle w:val="Compact"/>
-      </w:pPr>
-      <w:r>
-        <w:t xml:space="preserve">Example: a Sharpshooter’s shooting reaches 99 first, and a Glass Cleaner’s rebounding and interior defense do.</w:t>
-      </w:r>
-    </w:p>
-    <w:p>
-      <w:pPr>
-        <w:numPr>
-          <w:ilvl w:val="0"/>
-          <w:numId w:val="1078"/>
-        </w:numPr>
-        <w:pStyle w:val="Compact"/>
-      </w:pPr>
-      <w:r>
         <w:rPr>
           <w:bCs/>
           <w:b/>
@@ -7408,7 +7484,7 @@
       <w:pPr>
         <w:numPr>
           <w:ilvl w:val="0"/>
-          <w:numId w:val="1078"/>
+          <w:numId w:val="1079"/>
         </w:numPr>
         <w:pStyle w:val="Compact"/>
       </w:pPr>
@@ -7424,7 +7500,7 @@
       <w:pPr>
         <w:numPr>
           <w:ilvl w:val="1"/>
-          <w:numId w:val="1081"/>
+          <w:numId w:val="1082"/>
         </w:numPr>
         <w:pStyle w:val="Compact"/>
       </w:pPr>
@@ -7436,7 +7512,7 @@
       <w:pPr>
         <w:numPr>
           <w:ilvl w:val="1"/>
-          <w:numId w:val="1081"/>
+          <w:numId w:val="1082"/>
         </w:numPr>
         <w:pStyle w:val="Compact"/>
       </w:pPr>
@@ -7444,8 +7520,8 @@
         <w:t xml:space="preserve">The Pro Run screen shows it too.</w:t>
       </w:r>
     </w:p>
-    <w:bookmarkEnd w:id="68"/>
-    <w:bookmarkStart w:id="73" w:name="the-look"/>
+    <w:bookmarkEnd w:id="69"/>
+    <w:bookmarkStart w:id="74" w:name="the-look"/>
     <w:p>
       <w:pPr>
         <w:pStyle w:val="Heading2"/>
@@ -7454,7 +7530,7 @@
         <w:t xml:space="preserve">The look</w:t>
       </w:r>
     </w:p>
-    <w:bookmarkStart w:id="69" w:name="jersey-straps-fixed-properly-this-time"/>
+    <w:bookmarkStart w:id="70" w:name="jersey-straps-fixed-properly-this-time"/>
     <w:p>
       <w:pPr>
         <w:pStyle w:val="Heading3"/>
@@ -7467,7 +7543,7 @@
       <w:pPr>
         <w:numPr>
           <w:ilvl w:val="0"/>
-          <w:numId w:val="1082"/>
+          <w:numId w:val="1083"/>
         </w:numPr>
         <w:pStyle w:val="Compact"/>
       </w:pPr>
@@ -7489,7 +7565,7 @@
       <w:pPr>
         <w:numPr>
           <w:ilvl w:val="0"/>
-          <w:numId w:val="1082"/>
+          <w:numId w:val="1083"/>
         </w:numPr>
         <w:pStyle w:val="Compact"/>
       </w:pPr>
@@ -7511,7 +7587,7 @@
       <w:pPr>
         <w:numPr>
           <w:ilvl w:val="1"/>
-          <w:numId w:val="1083"/>
+          <w:numId w:val="1084"/>
         </w:numPr>
         <w:pStyle w:val="Compact"/>
       </w:pPr>
@@ -7523,7 +7599,7 @@
       <w:pPr>
         <w:numPr>
           <w:ilvl w:val="1"/>
-          <w:numId w:val="1083"/>
+          <w:numId w:val="1084"/>
         </w:numPr>
         <w:pStyle w:val="Compact"/>
       </w:pPr>
@@ -7535,7 +7611,7 @@
       <w:pPr>
         <w:numPr>
           <w:ilvl w:val="1"/>
-          <w:numId w:val="1083"/>
+          <w:numId w:val="1084"/>
         </w:numPr>
         <w:pStyle w:val="Compact"/>
       </w:pPr>
@@ -7547,7 +7623,7 @@
       <w:pPr>
         <w:numPr>
           <w:ilvl w:val="1"/>
-          <w:numId w:val="1083"/>
+          <w:numId w:val="1084"/>
         </w:numPr>
         <w:pStyle w:val="Compact"/>
       </w:pPr>
@@ -7555,8 +7631,8 @@
         <w:t xml:space="preserve">The fabric’s mesh weave runs true to size along it.</w:t>
       </w:r>
     </w:p>
-    <w:bookmarkEnd w:id="69"/>
-    <w:bookmarkStart w:id="70" w:name="dunks"/>
+    <w:bookmarkEnd w:id="70"/>
+    <w:bookmarkStart w:id="71" w:name="dunks"/>
     <w:p>
       <w:pPr>
         <w:pStyle w:val="Heading3"/>
@@ -7569,7 +7645,7 @@
       <w:pPr>
         <w:numPr>
           <w:ilvl w:val="0"/>
-          <w:numId w:val="1084"/>
+          <w:numId w:val="1085"/>
         </w:numPr>
         <w:pStyle w:val="Compact"/>
       </w:pPr>
@@ -7591,81 +7667,81 @@
       <w:pPr>
         <w:numPr>
           <w:ilvl w:val="1"/>
+          <w:numId w:val="1086"/>
+        </w:numPr>
+        <w:pStyle w:val="Compact"/>
+      </w:pPr>
+      <w:r>
+        <w:t xml:space="preserve">No generic finish is shared by more than 4 packages. Before, reverse slams showed up in 15 packages and double clutches in 14.</w:t>
+      </w:r>
+    </w:p>
+    <w:p>
+      <w:pPr>
+        <w:numPr>
+          <w:ilvl w:val="1"/>
+          <w:numId w:val="1086"/>
+        </w:numPr>
+        <w:pStyle w:val="Compact"/>
+      </w:pPr>
+      <w:r>
+        <w:t xml:space="preserve">Every signature belongs to one package only. The Spin Mill no longer borrows the Eastbay.</w:t>
+      </w:r>
+    </w:p>
+    <w:p>
+      <w:pPr>
+        <w:numPr>
+          <w:ilvl w:val="0"/>
           <w:numId w:val="1085"/>
         </w:numPr>
         <w:pStyle w:val="Compact"/>
       </w:pPr>
       <w:r>
-        <w:t xml:space="preserve">No generic finish is shared by more than 4 packages. Before, reverse slams showed up in 15 packages and double clutches in 14.</w:t>
-      </w:r>
-    </w:p>
-    <w:p>
-      <w:pPr>
-        <w:numPr>
-          <w:ilvl w:val="1"/>
+        <w:rPr>
+          <w:bCs/>
+          <w:b/>
+        </w:rPr>
+        <w:t xml:space="preserve">Windmills:</w:t>
+      </w:r>
+      <w:r>
+        <w:t xml:space="preserve"> </w:t>
+      </w:r>
+      <w:r>
+        <w:t xml:space="preserve">the arm now goes round straight from the shoulder, at full length, through the jump.</w:t>
+      </w:r>
+    </w:p>
+    <w:p>
+      <w:pPr>
+        <w:numPr>
+          <w:ilvl w:val="1"/>
+          <w:numId w:val="1087"/>
+        </w:numPr>
+        <w:pStyle w:val="Compact"/>
+      </w:pPr>
+      <w:r>
+        <w:t xml:space="preserve">Before, the circle sat above the shoulder, so the elbow folded at the bottom, the arm over-stretched at the top and most of the circle happened during the gather.</w:t>
+      </w:r>
+    </w:p>
+    <w:p>
+      <w:pPr>
+        <w:numPr>
+          <w:ilvl w:val="1"/>
+          <w:numId w:val="1087"/>
+        </w:numPr>
+        <w:pStyle w:val="Compact"/>
+      </w:pPr>
+      <w:r>
+        <w:t xml:space="preserve">It comes over the top and down at the rim with the ball still in the hand.</w:t>
+      </w:r>
+    </w:p>
+    <w:p>
+      <w:pPr>
+        <w:numPr>
+          <w:ilvl w:val="0"/>
           <w:numId w:val="1085"/>
         </w:numPr>
         <w:pStyle w:val="Compact"/>
       </w:pPr>
       <w:r>
-        <w:t xml:space="preserve">Every signature belongs to one package only. The Spin Mill no longer borrows the Eastbay.</w:t>
-      </w:r>
-    </w:p>
-    <w:p>
-      <w:pPr>
-        <w:numPr>
-          <w:ilvl w:val="0"/>
-          <w:numId w:val="1084"/>
-        </w:numPr>
-        <w:pStyle w:val="Compact"/>
-      </w:pPr>
-      <w:r>
-        <w:rPr>
-          <w:bCs/>
-          <w:b/>
-        </w:rPr>
-        <w:t xml:space="preserve">Windmills:</w:t>
-      </w:r>
-      <w:r>
-        <w:t xml:space="preserve"> </w:t>
-      </w:r>
-      <w:r>
-        <w:t xml:space="preserve">the arm now goes round straight from the shoulder, at full length, through the jump.</w:t>
-      </w:r>
-    </w:p>
-    <w:p>
-      <w:pPr>
-        <w:numPr>
-          <w:ilvl w:val="1"/>
-          <w:numId w:val="1086"/>
-        </w:numPr>
-        <w:pStyle w:val="Compact"/>
-      </w:pPr>
-      <w:r>
-        <w:t xml:space="preserve">Before, the circle sat above the shoulder, so the elbow folded at the bottom, the arm over-stretched at the top and most of the circle happened during the gather.</w:t>
-      </w:r>
-    </w:p>
-    <w:p>
-      <w:pPr>
-        <w:numPr>
-          <w:ilvl w:val="1"/>
-          <w:numId w:val="1086"/>
-        </w:numPr>
-        <w:pStyle w:val="Compact"/>
-      </w:pPr>
-      <w:r>
-        <w:t xml:space="preserve">It comes over the top and down at the rim with the ball still in the hand.</w:t>
-      </w:r>
-    </w:p>
-    <w:p>
-      <w:pPr>
-        <w:numPr>
-          <w:ilvl w:val="0"/>
-          <w:numId w:val="1084"/>
-        </w:numPr>
-        <w:pStyle w:val="Compact"/>
-      </w:pPr>
-      <w:r>
         <w:rPr>
           <w:bCs/>
           <w:b/>
@@ -7677,7 +7753,7 @@
       <w:pPr>
         <w:numPr>
           <w:ilvl w:val="1"/>
-          <w:numId w:val="1087"/>
+          <w:numId w:val="1088"/>
         </w:numPr>
         <w:pStyle w:val="Compact"/>
       </w:pPr>
@@ -7689,7 +7765,7 @@
       <w:pPr>
         <w:numPr>
           <w:ilvl w:val="1"/>
-          <w:numId w:val="1087"/>
+          <w:numId w:val="1088"/>
         </w:numPr>
         <w:pStyle w:val="Compact"/>
       </w:pPr>
@@ -7701,7 +7777,7 @@
       <w:pPr>
         <w:numPr>
           <w:ilvl w:val="1"/>
-          <w:numId w:val="1087"/>
+          <w:numId w:val="1088"/>
         </w:numPr>
         <w:pStyle w:val="Compact"/>
       </w:pPr>
@@ -7709,8 +7785,8 @@
         <w:t xml:space="preserve">Before, it was timed from the gather, so most of it happened on the floor, and the ball dipped in front of the right thigh instead of going through.</w:t>
       </w:r>
     </w:p>
-    <w:bookmarkEnd w:id="70"/>
-    <w:bookmarkStart w:id="71" w:name="celebrations"/>
+    <w:bookmarkEnd w:id="71"/>
+    <w:bookmarkStart w:id="72" w:name="celebrations"/>
     <w:p>
       <w:pPr>
         <w:pStyle w:val="Heading3"/>
@@ -7723,7 +7799,7 @@
       <w:pPr>
         <w:numPr>
           <w:ilvl w:val="0"/>
-          <w:numId w:val="1088"/>
+          <w:numId w:val="1089"/>
         </w:numPr>
         <w:pStyle w:val="Compact"/>
       </w:pPr>
@@ -7739,81 +7815,81 @@
       <w:pPr>
         <w:numPr>
           <w:ilvl w:val="1"/>
+          <w:numId w:val="1090"/>
+        </w:numPr>
+        <w:pStyle w:val="Compact"/>
+      </w:pPr>
+      <w:r>
+        <w:t xml:space="preserve">Before, they only worked if you pressed G / D-pad up during the second and a half of dead ball after a basket while your player was doing nothing, and the check then cut them off.</w:t>
+      </w:r>
+    </w:p>
+    <w:p>
+      <w:pPr>
+        <w:numPr>
+          <w:ilvl w:val="1"/>
+          <w:numId w:val="1090"/>
+        </w:numPr>
+        <w:pStyle w:val="Compact"/>
+      </w:pPr>
+      <w:r>
+        <w:t xml:space="preserve">Now a press waits up to 2.5 seconds for your player to be free (follow-through, landing, hanging on the rim).</w:t>
+      </w:r>
+    </w:p>
+    <w:p>
+      <w:pPr>
+        <w:numPr>
+          <w:ilvl w:val="1"/>
+          <w:numId w:val="1090"/>
+        </w:numPr>
+        <w:pStyle w:val="Compact"/>
+      </w:pPr>
+      <w:r>
+        <w:t xml:space="preserve">They play in any dead ball, check or inbound (unless you have the ball) and for 3 seconds after your team scores.</w:t>
+      </w:r>
+    </w:p>
+    <w:p>
+      <w:pPr>
+        <w:numPr>
+          <w:ilvl w:val="1"/>
+          <w:numId w:val="1090"/>
+        </w:numPr>
+        <w:pStyle w:val="Compact"/>
+      </w:pPr>
+      <w:r>
+        <w:t xml:space="preserve">Whoever has the ball stops for the check; everyone else finishes.</w:t>
+      </w:r>
+    </w:p>
+    <w:p>
+      <w:pPr>
+        <w:numPr>
+          <w:ilvl w:val="0"/>
           <w:numId w:val="1089"/>
         </w:numPr>
         <w:pStyle w:val="Compact"/>
       </w:pPr>
       <w:r>
-        <w:t xml:space="preserve">Before, they only worked if you pressed G / D-pad up during the second and a half of dead ball after a basket while your player was doing nothing, and the check then cut them off.</w:t>
-      </w:r>
-    </w:p>
-    <w:p>
-      <w:pPr>
-        <w:numPr>
-          <w:ilvl w:val="1"/>
+        <w:rPr>
+          <w:bCs/>
+          <w:b/>
+        </w:rPr>
+        <w:t xml:space="preserve">Controllers:</w:t>
+      </w:r>
+      <w:r>
+        <w:t xml:space="preserve"> </w:t>
+      </w:r>
+      <w:r>
+        <w:t xml:space="preserve">pads the browser doesn’t map to the standard layout send the D-pad as axes. The game now reads those too, so D-pad up works on them.</w:t>
+      </w:r>
+    </w:p>
+    <w:p>
+      <w:pPr>
+        <w:numPr>
+          <w:ilvl w:val="0"/>
           <w:numId w:val="1089"/>
         </w:numPr>
         <w:pStyle w:val="Compact"/>
       </w:pPr>
       <w:r>
-        <w:t xml:space="preserve">Now a press waits up to 2.5 seconds for your player to be free (follow-through, landing, hanging on the rim).</w:t>
-      </w:r>
-    </w:p>
-    <w:p>
-      <w:pPr>
-        <w:numPr>
-          <w:ilvl w:val="1"/>
-          <w:numId w:val="1089"/>
-        </w:numPr>
-        <w:pStyle w:val="Compact"/>
-      </w:pPr>
-      <w:r>
-        <w:t xml:space="preserve">They play in any dead ball, check or inbound (unless you have the ball) and for 3 seconds after your team scores.</w:t>
-      </w:r>
-    </w:p>
-    <w:p>
-      <w:pPr>
-        <w:numPr>
-          <w:ilvl w:val="1"/>
-          <w:numId w:val="1089"/>
-        </w:numPr>
-        <w:pStyle w:val="Compact"/>
-      </w:pPr>
-      <w:r>
-        <w:t xml:space="preserve">Whoever has the ball stops for the check; everyone else finishes.</w:t>
-      </w:r>
-    </w:p>
-    <w:p>
-      <w:pPr>
-        <w:numPr>
-          <w:ilvl w:val="0"/>
-          <w:numId w:val="1088"/>
-        </w:numPr>
-        <w:pStyle w:val="Compact"/>
-      </w:pPr>
-      <w:r>
-        <w:rPr>
-          <w:bCs/>
-          <w:b/>
-        </w:rPr>
-        <w:t xml:space="preserve">Controllers:</w:t>
-      </w:r>
-      <w:r>
-        <w:t xml:space="preserve"> </w:t>
-      </w:r>
-      <w:r>
-        <w:t xml:space="preserve">pads the browser doesn’t map to the standard layout send the D-pad as axes. The game now reads those too, so D-pad up works on them.</w:t>
-      </w:r>
-    </w:p>
-    <w:p>
-      <w:pPr>
-        <w:numPr>
-          <w:ilvl w:val="0"/>
-          <w:numId w:val="1088"/>
-        </w:numPr>
-        <w:pStyle w:val="Compact"/>
-      </w:pPr>
-      <w:r>
         <w:rPr>
           <w:bCs/>
           <w:b/>
@@ -7827,8 +7903,8 @@
         <w:t xml:space="preserve">Chest Thump, Heart, Dust Off, Archer and Sleep put a hand or forearm through the chest. Each was fixed and every celebration was re-checked on three builds: none clip now.</w:t>
       </w:r>
     </w:p>
-    <w:bookmarkEnd w:id="71"/>
-    <w:bookmarkStart w:id="72" w:name="posterizer-and-contact-finisher"/>
+    <w:bookmarkEnd w:id="72"/>
+    <w:bookmarkStart w:id="73" w:name="posterizer-and-contact-finisher"/>
     <w:p>
       <w:pPr>
         <w:pStyle w:val="Heading3"/>
@@ -7841,7 +7917,7 @@
       <w:pPr>
         <w:numPr>
           <w:ilvl w:val="0"/>
-          <w:numId w:val="1090"/>
+          <w:numId w:val="1091"/>
         </w:numPr>
         <w:pStyle w:val="Compact"/>
       </w:pPr>
@@ -7857,7 +7933,7 @@
       <w:pPr>
         <w:numPr>
           <w:ilvl w:val="1"/>
-          <w:numId w:val="1091"/>
+          <w:numId w:val="1092"/>
         </w:numPr>
         <w:pStyle w:val="Compact"/>
       </w:pPr>
@@ -7869,7 +7945,7 @@
       <w:pPr>
         <w:numPr>
           <w:ilvl w:val="1"/>
-          <w:numId w:val="1091"/>
+          <w:numId w:val="1092"/>
         </w:numPr>
         <w:pStyle w:val="Compact"/>
       </w:pPr>
@@ -7881,7 +7957,7 @@
       <w:pPr>
         <w:numPr>
           <w:ilvl w:val="1"/>
-          <w:numId w:val="1091"/>
+          <w:numId w:val="1092"/>
         </w:numPr>
         <w:pStyle w:val="Compact"/>
       </w:pPr>
@@ -7893,7 +7969,7 @@
       <w:pPr>
         <w:numPr>
           <w:ilvl w:val="1"/>
-          <w:numId w:val="1091"/>
+          <w:numId w:val="1092"/>
         </w:numPr>
         <w:pStyle w:val="Compact"/>
       </w:pPr>
@@ -7901,9 +7977,9 @@
         <w:t xml:space="preserve">Before, the poster fired at the contact, even when the dunk then turned into a layup.</w:t>
       </w:r>
     </w:p>
-    <w:bookmarkEnd w:id="72"/>
     <w:bookmarkEnd w:id="73"/>
-    <w:bookmarkStart w:id="74" w:name="store-menus-and-hud"/>
+    <w:bookmarkEnd w:id="74"/>
+    <w:bookmarkStart w:id="75" w:name="store-menus-and-hud"/>
     <w:p>
       <w:pPr>
         <w:pStyle w:val="Heading2"/>
@@ -7916,7 +7992,7 @@
       <w:pPr>
         <w:numPr>
           <w:ilvl w:val="0"/>
-          <w:numId w:val="1092"/>
+          <w:numId w:val="1093"/>
         </w:numPr>
       </w:pPr>
       <w:r>
@@ -8418,7 +8494,7 @@
       <w:pPr>
         <w:numPr>
           <w:ilvl w:val="0"/>
-          <w:numId w:val="1092"/>
+          <w:numId w:val="1093"/>
         </w:numPr>
       </w:pPr>
       <w:r>
@@ -8481,7 +8557,7 @@
       <w:pPr>
         <w:numPr>
           <w:ilvl w:val="0"/>
-          <w:numId w:val="1092"/>
+          <w:numId w:val="1093"/>
         </w:numPr>
       </w:pPr>
       <w:r>
@@ -8502,77 +8578,77 @@
       <w:pPr>
         <w:numPr>
           <w:ilvl w:val="1"/>
+          <w:numId w:val="1094"/>
+        </w:numPr>
+        <w:pStyle w:val="Compact"/>
+      </w:pPr>
+      <w:r>
+        <w:t xml:space="preserve">The panel is 1.2× the grade’s width, at the same height.</w:t>
+      </w:r>
+    </w:p>
+    <w:p>
+      <w:pPr>
+        <w:numPr>
+          <w:ilvl w:val="1"/>
+          <w:numId w:val="1094"/>
+        </w:numPr>
+        <w:pStyle w:val="Compact"/>
+      </w:pPr>
+      <w:r>
+        <w:t xml:space="preserve">The grade itself keeps its size and moves left to make room.</w:t>
+      </w:r>
+    </w:p>
+    <w:p>
+      <w:pPr>
+        <w:numPr>
+          <w:ilvl w:val="1"/>
+          <w:numId w:val="1094"/>
+        </w:numPr>
+        <w:pStyle w:val="Compact"/>
+      </w:pPr>
+      <w:r>
+        <w:t xml:space="preserve">A number that goes up pulses once.</w:t>
+      </w:r>
+    </w:p>
+    <w:p>
+      <w:pPr>
+        <w:numPr>
+          <w:ilvl w:val="1"/>
+          <w:numId w:val="1094"/>
+        </w:numPr>
+        <w:pStyle w:val="Compact"/>
+      </w:pPr>
+      <w:r>
+        <w:t xml:space="preserve">It shows whenever the grade does (Settings → Lock-In grade).</w:t>
+      </w:r>
+    </w:p>
+    <w:p>
+      <w:pPr>
+        <w:numPr>
+          <w:ilvl w:val="0"/>
           <w:numId w:val="1093"/>
         </w:numPr>
-        <w:pStyle w:val="Compact"/>
-      </w:pPr>
-      <w:r>
-        <w:t xml:space="preserve">The panel is 1.2× the grade’s width, at the same height.</w:t>
-      </w:r>
-    </w:p>
-    <w:p>
-      <w:pPr>
-        <w:numPr>
-          <w:ilvl w:val="1"/>
+      </w:pPr>
+      <w:r>
+        <w:rPr>
+          <w:bCs/>
+          <w:b/>
+        </w:rPr>
+        <w:t xml:space="preserve">Volume in the pause menu:</w:t>
+      </w:r>
+      <w:r>
+        <w:t xml:space="preserve"> </w:t>
+      </w:r>
+      <w:r>
+        <w:t xml:space="preserve">Music, Effects and Crowd sliders. They’re in the park’s pause menu, your park game’s, Pro-Am / Pro Run and the Crew HQ. They apply as you drag and are saved.</w:t>
+      </w:r>
+    </w:p>
+    <w:p>
+      <w:pPr>
+        <w:numPr>
+          <w:ilvl w:val="0"/>
           <w:numId w:val="1093"/>
         </w:numPr>
-        <w:pStyle w:val="Compact"/>
-      </w:pPr>
-      <w:r>
-        <w:t xml:space="preserve">The grade itself keeps its size and moves left to make room.</w:t>
-      </w:r>
-    </w:p>
-    <w:p>
-      <w:pPr>
-        <w:numPr>
-          <w:ilvl w:val="1"/>
-          <w:numId w:val="1093"/>
-        </w:numPr>
-        <w:pStyle w:val="Compact"/>
-      </w:pPr>
-      <w:r>
-        <w:t xml:space="preserve">A number that goes up pulses once.</w:t>
-      </w:r>
-    </w:p>
-    <w:p>
-      <w:pPr>
-        <w:numPr>
-          <w:ilvl w:val="1"/>
-          <w:numId w:val="1093"/>
-        </w:numPr>
-        <w:pStyle w:val="Compact"/>
-      </w:pPr>
-      <w:r>
-        <w:t xml:space="preserve">It shows whenever the grade does (Settings → Lock-In grade).</w:t>
-      </w:r>
-    </w:p>
-    <w:p>
-      <w:pPr>
-        <w:numPr>
-          <w:ilvl w:val="0"/>
-          <w:numId w:val="1092"/>
-        </w:numPr>
-      </w:pPr>
-      <w:r>
-        <w:rPr>
-          <w:bCs/>
-          <w:b/>
-        </w:rPr>
-        <w:t xml:space="preserve">Volume in the pause menu:</w:t>
-      </w:r>
-      <w:r>
-        <w:t xml:space="preserve"> </w:t>
-      </w:r>
-      <w:r>
-        <w:t xml:space="preserve">Music, Effects and Crowd sliders. They’re in the park’s pause menu, your park game’s, Pro-Am / Pro Run and the Crew HQ. They apply as you drag and are saved.</w:t>
-      </w:r>
-    </w:p>
-    <w:p>
-      <w:pPr>
-        <w:numPr>
-          <w:ilvl w:val="0"/>
-          <w:numId w:val="1092"/>
-        </w:numPr>
       </w:pPr>
       <w:r>
         <w:rPr>
@@ -8586,7 +8662,7 @@
       <w:pPr>
         <w:numPr>
           <w:ilvl w:val="1"/>
-          <w:numId w:val="1094"/>
+          <w:numId w:val="1095"/>
         </w:numPr>
         <w:pStyle w:val="Compact"/>
       </w:pPr>
@@ -8598,7 +8674,7 @@
       <w:pPr>
         <w:numPr>
           <w:ilvl w:val="1"/>
-          <w:numId w:val="1094"/>
+          <w:numId w:val="1095"/>
         </w:numPr>
         <w:pStyle w:val="Compact"/>
       </w:pPr>
@@ -8610,7 +8686,7 @@
       <w:pPr>
         <w:numPr>
           <w:ilvl w:val="1"/>
-          <w:numId w:val="1094"/>
+          <w:numId w:val="1095"/>
         </w:numPr>
         <w:pStyle w:val="Compact"/>
       </w:pPr>
@@ -8618,8 +8694,8 @@
         <w:t xml:space="preserve">A breath in each throat, and the stands throwing it back.</w:t>
       </w:r>
     </w:p>
-    <w:bookmarkEnd w:id="74"/>
-    <w:bookmarkStart w:id="75" w:name="green-releases-doubled-and-remade"/>
+    <w:bookmarkEnd w:id="75"/>
+    <w:bookmarkStart w:id="76" w:name="green-releases-doubled-and-remade"/>
     <w:p>
       <w:pPr>
         <w:pStyle w:val="Heading2"/>
@@ -8632,7 +8708,7 @@
       <w:pPr>
         <w:numPr>
           <w:ilvl w:val="0"/>
-          <w:numId w:val="1095"/>
+          <w:numId w:val="1096"/>
         </w:numPr>
         <w:pStyle w:val="Compact"/>
       </w:pPr>
@@ -8654,6 +8730,62 @@
       <w:pPr>
         <w:numPr>
           <w:ilvl w:val="1"/>
+          <w:numId w:val="1097"/>
+        </w:numPr>
+        <w:pStyle w:val="Compact"/>
+      </w:pPr>
+      <w:r>
+        <w:rPr>
+          <w:bCs/>
+          <w:b/>
+        </w:rPr>
+        <w:t xml:space="preserve">New sounds</w:t>
+      </w:r>
+      <w:r>
+        <w:t xml:space="preserve"> </w:t>
+      </w:r>
+      <w:r>
+        <w:t xml:space="preserve">(3,500–9,500 VC): Night Owl, Wolf Howl, Steam Whistle, Victory Bells, Knockout Bell, Shattered Glass, Strike!, Rimshot, Bass Drop, Sonar Ping, Standing Ovation, Five-Alarm, Boing, Cuckoo, Royal Fanfare and Case Closed.</w:t>
+      </w:r>
+    </w:p>
+    <w:p>
+      <w:pPr>
+        <w:numPr>
+          <w:ilvl w:val="1"/>
+          <w:numId w:val="1097"/>
+        </w:numPr>
+        <w:pStyle w:val="Compact"/>
+      </w:pPr>
+      <w:r>
+        <w:rPr>
+          <w:bCs/>
+          <w:b/>
+        </w:rPr>
+        <w:t xml:space="preserve">New effects</w:t>
+      </w:r>
+      <w:r>
+        <w:t xml:space="preserve"> </w:t>
+      </w:r>
+      <w:r>
+        <w:t xml:space="preserve">(6,000–12,000 VC): Phoenix, Make It Rain, Shockwave, Atomic, Galaxy, Ice Cold, Fire Circle, Angel Wings, Jade Dragon, Meteor Shower, Laser Show, Lucky Clover, Diamond and Supernova.</w:t>
+      </w:r>
+    </w:p>
+    <w:p>
+      <w:pPr>
+        <w:numPr>
+          <w:ilvl w:val="1"/>
+          <w:numId w:val="1097"/>
+        </w:numPr>
+        <w:pStyle w:val="Compact"/>
+      </w:pPr>
+      <w:r>
+        <w:t xml:space="preserve">The AI picks from all of them, still with no two alike on a floor.</w:t>
+      </w:r>
+    </w:p>
+    <w:p>
+      <w:pPr>
+        <w:numPr>
+          <w:ilvl w:val="0"/>
           <w:numId w:val="1096"/>
         </w:numPr>
         <w:pStyle w:val="Compact"/>
@@ -8663,62 +8795,6 @@
           <w:bCs/>
           <w:b/>
         </w:rPr>
-        <w:t xml:space="preserve">New sounds</w:t>
-      </w:r>
-      <w:r>
-        <w:t xml:space="preserve"> </w:t>
-      </w:r>
-      <w:r>
-        <w:t xml:space="preserve">(3,500–9,500 VC): Night Owl, Wolf Howl, Steam Whistle, Victory Bells, Knockout Bell, Shattered Glass, Strike!, Rimshot, Bass Drop, Sonar Ping, Standing Ovation, Five-Alarm, Boing, Cuckoo, Royal Fanfare and Case Closed.</w:t>
-      </w:r>
-    </w:p>
-    <w:p>
-      <w:pPr>
-        <w:numPr>
-          <w:ilvl w:val="1"/>
-          <w:numId w:val="1096"/>
-        </w:numPr>
-        <w:pStyle w:val="Compact"/>
-      </w:pPr>
-      <w:r>
-        <w:rPr>
-          <w:bCs/>
-          <w:b/>
-        </w:rPr>
-        <w:t xml:space="preserve">New effects</w:t>
-      </w:r>
-      <w:r>
-        <w:t xml:space="preserve"> </w:t>
-      </w:r>
-      <w:r>
-        <w:t xml:space="preserve">(6,000–12,000 VC): Phoenix, Make It Rain, Shockwave, Atomic, Galaxy, Ice Cold, Fire Circle, Angel Wings, Jade Dragon, Meteor Shower, Laser Show, Lucky Clover, Diamond and Supernova.</w:t>
-      </w:r>
-    </w:p>
-    <w:p>
-      <w:pPr>
-        <w:numPr>
-          <w:ilvl w:val="1"/>
-          <w:numId w:val="1096"/>
-        </w:numPr>
-        <w:pStyle w:val="Compact"/>
-      </w:pPr>
-      <w:r>
-        <w:t xml:space="preserve">The AI picks from all of them, still with no two alike on a floor.</w:t>
-      </w:r>
-    </w:p>
-    <w:p>
-      <w:pPr>
-        <w:numPr>
-          <w:ilvl w:val="0"/>
-          <w:numId w:val="1095"/>
-        </w:numPr>
-        <w:pStyle w:val="Compact"/>
-      </w:pPr>
-      <w:r>
-        <w:rPr>
-          <w:bCs/>
-          <w:b/>
-        </w:rPr>
         <w:t xml:space="preserve">Every sound remade to sound like its name.</w:t>
       </w:r>
     </w:p>
@@ -8726,7 +8802,7 @@
       <w:pPr>
         <w:numPr>
           <w:ilvl w:val="1"/>
-          <w:numId w:val="1097"/>
+          <w:numId w:val="1098"/>
         </w:numPr>
         <w:pStyle w:val="Compact"/>
       </w:pPr>
@@ -8748,7 +8824,7 @@
       <w:pPr>
         <w:numPr>
           <w:ilvl w:val="1"/>
-          <w:numId w:val="1097"/>
+          <w:numId w:val="1098"/>
         </w:numPr>
         <w:pStyle w:val="Compact"/>
       </w:pPr>
@@ -8770,7 +8846,7 @@
       <w:pPr>
         <w:numPr>
           <w:ilvl w:val="1"/>
-          <w:numId w:val="1097"/>
+          <w:numId w:val="1098"/>
         </w:numPr>
         <w:pStyle w:val="Compact"/>
       </w:pPr>
@@ -8786,98 +8862,6 @@
       </w:r>
       <w:r>
         <w:t xml:space="preserve">a raptor’s scream.</w:t>
-      </w:r>
-    </w:p>
-    <w:p>
-      <w:pPr>
-        <w:numPr>
-          <w:ilvl w:val="2"/>
-          <w:numId w:val="1098"/>
-        </w:numPr>
-        <w:pStyle w:val="Compact"/>
-      </w:pPr>
-      <w:r>
-        <w:t xml:space="preserve">A quick rise into a long, high</w:t>
-      </w:r>
-      <w:r>
-        <w:t xml:space="preserve"> </w:t>
-      </w:r>
-      <w:r>
-        <w:t xml:space="preserve">“</w:t>
-      </w:r>
-      <w:r>
-        <w:t xml:space="preserve">kee-eeee-arrr</w:t>
-      </w:r>
-      <w:r>
-        <w:t xml:space="preserve">”</w:t>
-      </w:r>
-      <w:r>
-        <w:t xml:space="preserve"> </w:t>
-      </w:r>
-      <w:r>
-        <w:t xml:space="preserve">around 2.5 kHz.</w:t>
-      </w:r>
-    </w:p>
-    <w:p>
-      <w:pPr>
-        <w:numPr>
-          <w:ilvl w:val="2"/>
-          <w:numId w:val="1098"/>
-        </w:numPr>
-        <w:pStyle w:val="Compact"/>
-      </w:pPr>
-      <w:r>
-        <w:t xml:space="preserve">Harsh, the way a real one is: the pitch jitters from cycle to cycle, every other cycle is louder, and there’s breath riding on each one.</w:t>
-      </w:r>
-    </w:p>
-    <w:p>
-      <w:pPr>
-        <w:numPr>
-          <w:ilvl w:val="2"/>
-          <w:numId w:val="1098"/>
-        </w:numPr>
-        <w:pStyle w:val="Compact"/>
-      </w:pPr>
-      <w:r>
-        <w:t xml:space="preserve">It tears downward at the end, then rings off the canyon walls.</w:t>
-      </w:r>
-    </w:p>
-    <w:p>
-      <w:pPr>
-        <w:numPr>
-          <w:ilvl w:val="1"/>
-          <w:numId w:val="1097"/>
-        </w:numPr>
-        <w:pStyle w:val="Compact"/>
-      </w:pPr>
-      <w:r>
-        <w:rPr>
-          <w:bCs/>
-          <w:b/>
-        </w:rPr>
-        <w:t xml:space="preserve">Bells, gongs, glass, coins and wood</w:t>
-      </w:r>
-      <w:r>
-        <w:t xml:space="preserve"> </w:t>
-      </w:r>
-      <w:r>
-        <w:t xml:space="preserve">ring with their own partials. A church bell has its hum an octave under, its minor-third tierce and its nominal. The gong blooms up into its shimmer after the strike.</w:t>
-      </w:r>
-    </w:p>
-    <w:p>
-      <w:pPr>
-        <w:numPr>
-          <w:ilvl w:val="1"/>
-          <w:numId w:val="1097"/>
-        </w:numPr>
-        <w:pStyle w:val="Compact"/>
-      </w:pPr>
-      <w:r>
-        <w:rPr>
-          <w:bCs/>
-          <w:b/>
-        </w:rPr>
-        <w:t xml:space="preserve">Voices:</w:t>
       </w:r>
     </w:p>
     <w:p>
@@ -8889,7 +8873,25 @@
         <w:pStyle w:val="Compact"/>
       </w:pPr>
       <w:r>
-        <w:t xml:space="preserve">The choir is four sections, each with its own vowel, singing in a cathedral with a harp under it.</w:t>
+        <w:t xml:space="preserve">A quick rise into a long, high</w:t>
+      </w:r>
+      <w:r>
+        <w:t xml:space="preserve"> </w:t>
+      </w:r>
+      <w:r>
+        <w:t xml:space="preserve">“</w:t>
+      </w:r>
+      <w:r>
+        <w:t xml:space="preserve">kee-eeee-arrr</w:t>
+      </w:r>
+      <w:r>
+        <w:t xml:space="preserve">”</w:t>
+      </w:r>
+      <w:r>
+        <w:t xml:space="preserve"> </w:t>
+      </w:r>
+      <w:r>
+        <w:t xml:space="preserve">around 2.5 kHz.</w:t>
       </w:r>
     </w:p>
     <w:p>
@@ -8901,7 +8903,7 @@
         <w:pStyle w:val="Compact"/>
       </w:pPr>
       <w:r>
-        <w:t xml:space="preserve">The kazoo is a hummed voice with the paper buzzing on it.</w:t>
+        <w:t xml:space="preserve">Harsh, the way a real one is: the pitch jitters from cycle to cycle, every other cycle is louder, and there’s breath riding on each one.</w:t>
       </w:r>
     </w:p>
     <w:p>
@@ -8913,23 +8915,45 @@
         <w:pStyle w:val="Compact"/>
       </w:pPr>
       <w:r>
-        <w:t xml:space="preserve">The roar after the Greeen Chant is now crowd voices, not noise.</w:t>
-      </w:r>
-    </w:p>
-    <w:p>
-      <w:pPr>
-        <w:numPr>
-          <w:ilvl w:val="1"/>
-          <w:numId w:val="1097"/>
-        </w:numPr>
-        <w:pStyle w:val="Compact"/>
-      </w:pPr>
-      <w:r>
-        <w:rPr>
-          <w:bCs/>
-          <w:b/>
-        </w:rPr>
-        <w:t xml:space="preserve">Squeaks, water and weather:</w:t>
+        <w:t xml:space="preserve">It tears downward at the end, then rings off the canyon walls.</w:t>
+      </w:r>
+    </w:p>
+    <w:p>
+      <w:pPr>
+        <w:numPr>
+          <w:ilvl w:val="1"/>
+          <w:numId w:val="1098"/>
+        </w:numPr>
+        <w:pStyle w:val="Compact"/>
+      </w:pPr>
+      <w:r>
+        <w:rPr>
+          <w:bCs/>
+          <w:b/>
+        </w:rPr>
+        <w:t xml:space="preserve">Bells, gongs, glass, coins and wood</w:t>
+      </w:r>
+      <w:r>
+        <w:t xml:space="preserve"> </w:t>
+      </w:r>
+      <w:r>
+        <w:t xml:space="preserve">ring with their own partials. A church bell has its hum an octave under, its minor-third tierce and its nominal. The gong blooms up into its shimmer after the strike.</w:t>
+      </w:r>
+    </w:p>
+    <w:p>
+      <w:pPr>
+        <w:numPr>
+          <w:ilvl w:val="1"/>
+          <w:numId w:val="1098"/>
+        </w:numPr>
+        <w:pStyle w:val="Compact"/>
+      </w:pPr>
+      <w:r>
+        <w:rPr>
+          <w:bCs/>
+          <w:b/>
+        </w:rPr>
+        <w:t xml:space="preserve">Voices:</w:t>
       </w:r>
     </w:p>
     <w:p>
@@ -8941,7 +8965,7 @@
         <w:pStyle w:val="Compact"/>
       </w:pPr>
       <w:r>
-        <w:t xml:space="preserve">The rubber duck is a squeaker reed, wheezing in between squeezes.</w:t>
+        <w:t xml:space="preserve">The choir is four sections, each with its own vowel, singing in a cathedral with a harp under it.</w:t>
       </w:r>
     </w:p>
     <w:p>
@@ -8953,7 +8977,7 @@
         <w:pStyle w:val="Compact"/>
       </w:pPr>
       <w:r>
-        <w:t xml:space="preserve">The cannonball is a slap, a kerplunk and hundreds of bubbles and drops.</w:t>
+        <w:t xml:space="preserve">The kazoo is a hummed voice with the paper buzzing on it.</w:t>
       </w:r>
     </w:p>
     <w:p>
@@ -8965,6 +8989,58 @@
         <w:pStyle w:val="Compact"/>
       </w:pPr>
       <w:r>
+        <w:t xml:space="preserve">The roar after the Greeen Chant is now crowd voices, not noise.</w:t>
+      </w:r>
+    </w:p>
+    <w:p>
+      <w:pPr>
+        <w:numPr>
+          <w:ilvl w:val="1"/>
+          <w:numId w:val="1098"/>
+        </w:numPr>
+        <w:pStyle w:val="Compact"/>
+      </w:pPr>
+      <w:r>
+        <w:rPr>
+          <w:bCs/>
+          <w:b/>
+        </w:rPr>
+        <w:t xml:space="preserve">Squeaks, water and weather:</w:t>
+      </w:r>
+    </w:p>
+    <w:p>
+      <w:pPr>
+        <w:numPr>
+          <w:ilvl w:val="2"/>
+          <w:numId w:val="1101"/>
+        </w:numPr>
+        <w:pStyle w:val="Compact"/>
+      </w:pPr>
+      <w:r>
+        <w:t xml:space="preserve">The rubber duck is a squeaker reed, wheezing in between squeezes.</w:t>
+      </w:r>
+    </w:p>
+    <w:p>
+      <w:pPr>
+        <w:numPr>
+          <w:ilvl w:val="2"/>
+          <w:numId w:val="1101"/>
+        </w:numPr>
+        <w:pStyle w:val="Compact"/>
+      </w:pPr>
+      <w:r>
+        <w:t xml:space="preserve">The cannonball is a slap, a kerplunk and hundreds of bubbles and drops.</w:t>
+      </w:r>
+    </w:p>
+    <w:p>
+      <w:pPr>
+        <w:numPr>
+          <w:ilvl w:val="2"/>
+          <w:numId w:val="1101"/>
+        </w:numPr>
+        <w:pStyle w:val="Compact"/>
+      </w:pPr>
+      <w:r>
         <w:t xml:space="preserve">Thunder tears the air open before the boom and the roll.</w:t>
       </w:r>
     </w:p>
@@ -8972,7 +9048,7 @@
       <w:pPr>
         <w:numPr>
           <w:ilvl w:val="0"/>
-          <w:numId w:val="1095"/>
+          <w:numId w:val="1096"/>
         </w:numPr>
         <w:pStyle w:val="Compact"/>
       </w:pPr>
@@ -8994,7 +9070,7 @@
       <w:pPr>
         <w:numPr>
           <w:ilvl w:val="0"/>
-          <w:numId w:val="1095"/>
+          <w:numId w:val="1096"/>
         </w:numPr>
         <w:pStyle w:val="Compact"/>
       </w:pPr>
@@ -9034,7 +9110,7 @@
       <w:pPr>
         <w:numPr>
           <w:ilvl w:val="0"/>
-          <w:numId w:val="1095"/>
+          <w:numId w:val="1096"/>
         </w:numPr>
         <w:pStyle w:val="Compact"/>
       </w:pPr>
@@ -9050,7 +9126,7 @@
       <w:pPr>
         <w:numPr>
           <w:ilvl w:val="1"/>
-          <w:numId w:val="1101"/>
+          <w:numId w:val="1102"/>
         </w:numPr>
         <w:pStyle w:val="Compact"/>
       </w:pPr>
@@ -9062,7 +9138,7 @@
       <w:pPr>
         <w:numPr>
           <w:ilvl w:val="1"/>
-          <w:numId w:val="1101"/>
+          <w:numId w:val="1102"/>
         </w:numPr>
         <w:pStyle w:val="Compact"/>
       </w:pPr>
@@ -9074,7 +9150,7 @@
       <w:pPr>
         <w:numPr>
           <w:ilvl w:val="1"/>
-          <w:numId w:val="1101"/>
+          <w:numId w:val="1102"/>
         </w:numPr>
         <w:pStyle w:val="Compact"/>
       </w:pPr>
@@ -9082,8 +9158,8 @@
         <w:t xml:space="preserve">Every new effect was captured frozen in time over a player in the studio.</w:t>
       </w:r>
     </w:p>
-    <w:bookmarkEnd w:id="75"/>
-    <w:bookmarkStart w:id="76" w:name="under-the-hood-quick-patch"/>
+    <w:bookmarkEnd w:id="76"/>
+    <w:bookmarkStart w:id="77" w:name="under-the-hood-quick-patch"/>
     <w:p>
       <w:pPr>
         <w:pStyle w:val="Heading2"/>
@@ -9096,7 +9172,7 @@
       <w:pPr>
         <w:numPr>
           <w:ilvl w:val="0"/>
-          <w:numId w:val="1102"/>
+          <w:numId w:val="1103"/>
         </w:numPr>
         <w:pStyle w:val="Compact"/>
       </w:pPr>
@@ -9118,7 +9194,7 @@
       <w:pPr>
         <w:numPr>
           <w:ilvl w:val="0"/>
-          <w:numId w:val="1102"/>
+          <w:numId w:val="1103"/>
         </w:numPr>
         <w:pStyle w:val="Compact"/>
       </w:pPr>
@@ -9134,7 +9210,7 @@
       <w:pPr>
         <w:numPr>
           <w:ilvl w:val="1"/>
-          <w:numId w:val="1103"/>
+          <w:numId w:val="1104"/>
         </w:numPr>
         <w:pStyle w:val="Compact"/>
       </w:pPr>
@@ -9158,7 +9234,7 @@
       <w:pPr>
         <w:numPr>
           <w:ilvl w:val="1"/>
-          <w:numId w:val="1103"/>
+          <w:numId w:val="1104"/>
         </w:numPr>
         <w:pStyle w:val="Compact"/>
       </w:pPr>
@@ -9182,7 +9258,7 @@
       <w:pPr>
         <w:numPr>
           <w:ilvl w:val="1"/>
-          <w:numId w:val="1103"/>
+          <w:numId w:val="1104"/>
         </w:numPr>
         <w:pStyle w:val="Compact"/>
       </w:pPr>
@@ -9194,7 +9270,7 @@
       <w:pPr>
         <w:numPr>
           <w:ilvl w:val="1"/>
-          <w:numId w:val="1103"/>
+          <w:numId w:val="1104"/>
         </w:numPr>
         <w:pStyle w:val="Compact"/>
       </w:pPr>
@@ -9206,7 +9282,7 @@
       <w:pPr>
         <w:numPr>
           <w:ilvl w:val="1"/>
-          <w:numId w:val="1103"/>
+          <w:numId w:val="1104"/>
         </w:numPr>
         <w:pStyle w:val="Compact"/>
       </w:pPr>
@@ -9230,7 +9306,7 @@
       <w:pPr>
         <w:numPr>
           <w:ilvl w:val="1"/>
-          <w:numId w:val="1103"/>
+          <w:numId w:val="1104"/>
         </w:numPr>
         <w:pStyle w:val="Compact"/>
       </w:pPr>
@@ -9254,7 +9330,7 @@
       <w:pPr>
         <w:numPr>
           <w:ilvl w:val="1"/>
-          <w:numId w:val="1103"/>
+          <w:numId w:val="1104"/>
         </w:numPr>
         <w:pStyle w:val="Compact"/>
       </w:pPr>
@@ -9278,7 +9354,7 @@
       <w:pPr>
         <w:numPr>
           <w:ilvl w:val="1"/>
-          <w:numId w:val="1103"/>
+          <w:numId w:val="1104"/>
         </w:numPr>
         <w:pStyle w:val="Compact"/>
       </w:pPr>
@@ -9324,7 +9400,7 @@
       <w:pPr>
         <w:numPr>
           <w:ilvl w:val="1"/>
-          <w:numId w:val="1103"/>
+          <w:numId w:val="1104"/>
         </w:numPr>
         <w:pStyle w:val="Compact"/>
       </w:pPr>
@@ -9336,7 +9412,7 @@
       <w:pPr>
         <w:numPr>
           <w:ilvl w:val="1"/>
-          <w:numId w:val="1103"/>
+          <w:numId w:val="1104"/>
         </w:numPr>
         <w:pStyle w:val="Compact"/>
       </w:pPr>
@@ -9381,7 +9457,7 @@
       <w:pPr>
         <w:numPr>
           <w:ilvl w:val="1"/>
-          <w:numId w:val="1103"/>
+          <w:numId w:val="1104"/>
         </w:numPr>
         <w:pStyle w:val="Compact"/>
       </w:pPr>
@@ -9421,7 +9497,7 @@
       <w:pPr>
         <w:numPr>
           <w:ilvl w:val="1"/>
-          <w:numId w:val="1103"/>
+          <w:numId w:val="1104"/>
         </w:numPr>
         <w:pStyle w:val="Compact"/>
       </w:pPr>
@@ -9451,7 +9527,7 @@
       <w:pPr>
         <w:numPr>
           <w:ilvl w:val="1"/>
-          <w:numId w:val="1103"/>
+          <w:numId w:val="1104"/>
         </w:numPr>
         <w:pStyle w:val="Compact"/>
       </w:pPr>
@@ -9459,8 +9535,8 @@
         <w:t xml:space="preserve">The faster AI reactions apply to every AI player: teammates, opponents and your own player on auto-play.</w:t>
       </w:r>
     </w:p>
-    <w:bookmarkEnd w:id="76"/>
     <w:bookmarkEnd w:id="77"/>
+    <w:bookmarkEnd w:id="78"/>
     <w:sectPr/>
   </w:body>
 </w:document>
@@ -9953,6 +10029,9 @@
     <w:abstractNumId w:val="991"/>
   </w:num>
   <w:num w:numId="1103">
+    <w:abstractNumId w:val="991"/>
+  </w:num>
+  <w:num w:numId="1104">
     <w:abstractNumId w:val="991"/>
   </w:num>
 </w:numbering>

--- a/PATCH_NOTES_v0.4.7.5.docx
+++ b/PATCH_NOTES_v0.4.7.5.docx
@@ -3526,7 +3526,7 @@
     </w:p>
     <w:bookmarkEnd w:id="41"/>
     <w:bookmarkEnd w:id="42"/>
-    <w:bookmarkStart w:id="78" w:name="quick-patch"/>
+    <w:bookmarkStart w:id="79" w:name="quick-patch"/>
     <w:p>
       <w:pPr>
         <w:pStyle w:val="Heading1"/>
@@ -4228,7 +4228,7 @@
     </w:tbl>
     <w:bookmarkEnd w:id="46"/>
     <w:bookmarkEnd w:id="47"/>
-    <w:bookmarkStart w:id="68" w:name="dribbling-passing-and-defense-1"/>
+    <w:bookmarkStart w:id="69" w:name="dribbling-passing-and-defense-1"/>
     <w:p>
       <w:pPr>
         <w:pStyle w:val="Heading2"/>
@@ -7220,12 +7220,254 @@
       </w:r>
     </w:p>
     <w:bookmarkEnd w:id="64"/>
-    <w:bookmarkStart w:id="65" w:name="who-takes-threes-oct-11"/>
+    <w:bookmarkStart w:id="65" w:name="the-rule-book-oct-11"/>
     <w:p>
       <w:pPr>
         <w:pStyle w:val="Heading3"/>
       </w:pPr>
       <w:r>
+        <w:t xml:space="preserve">The rule book (Oct 11)</w:t>
+      </w:r>
+    </w:p>
+    <w:p>
+      <w:pPr>
+        <w:numPr>
+          <w:ilvl w:val="0"/>
+          <w:numId w:val="1076"/>
+        </w:numPr>
+        <w:pStyle w:val="Compact"/>
+      </w:pPr>
+      <w:r>
+        <w:rPr>
+          <w:bCs/>
+          <w:b/>
+        </w:rPr>
+        <w:t xml:space="preserve">The Pro Run and Pro-Am play under NBA rules, all of them in the sim now.</w:t>
+      </w:r>
+      <w:r>
+        <w:t xml:space="preserve"> </w:t>
+      </w:r>
+      <w:r>
+        <w:t xml:space="preserve">New to the book:</w:t>
+      </w:r>
+      <w:r>
+        <w:t xml:space="preserve"> </w:t>
+      </w:r>
+      <w:r>
+        <w:rPr>
+          <w:bCs/>
+          <w:b/>
+        </w:rPr>
+        <w:t xml:space="preserve">offensive three seconds</w:t>
+      </w:r>
+      <w:r>
+        <w:t xml:space="preserve"> </w:t>
+      </w:r>
+      <w:r>
+        <w:t xml:space="preserve">(an attacker in the paint for three seconds without driving, shooting or leaving the floor turns it over; a shot going up resets everyone’s count),</w:t>
+      </w:r>
+      <w:r>
+        <w:t xml:space="preserve"> </w:t>
+      </w:r>
+      <w:r>
+        <w:rPr>
+          <w:bCs/>
+          <w:b/>
+        </w:rPr>
+        <w:t xml:space="preserve">defensive three seconds</w:t>
+      </w:r>
+      <w:r>
+        <w:t xml:space="preserve"> </w:t>
+      </w:r>
+      <w:r>
+        <w:t xml:space="preserve">(a defender in the paint for three seconds with no attacker within an arm’s length is a technical: the offense’s best free-throw shooter takes one and the offense keeps the ball), the</w:t>
+      </w:r>
+      <w:r>
+        <w:t xml:space="preserve"> </w:t>
+      </w:r>
+      <w:r>
+        <w:rPr>
+          <w:bCs/>
+          <w:b/>
+        </w:rPr>
+        <w:t xml:space="preserve">backcourt violation</w:t>
+      </w:r>
+      <w:r>
+        <w:t xml:space="preserve"> </w:t>
+      </w:r>
+      <w:r>
+        <w:t xml:space="preserve">(once the ball is past half court, taking it back is a turnover) and</w:t>
+      </w:r>
+      <w:r>
+        <w:t xml:space="preserve"> </w:t>
+      </w:r>
+      <w:r>
+        <w:rPr>
+          <w:bCs/>
+          <w:b/>
+        </w:rPr>
+        <w:t xml:space="preserve">8 seconds</w:t>
+      </w:r>
+      <w:r>
+        <w:t xml:space="preserve"> </w:t>
+      </w:r>
+      <w:r>
+        <w:t xml:space="preserve">to get it across, the inbounder’s</w:t>
+      </w:r>
+      <w:r>
+        <w:t xml:space="preserve"> </w:t>
+      </w:r>
+      <w:r>
+        <w:rPr>
+          <w:bCs/>
+          <w:b/>
+        </w:rPr>
+        <w:t xml:space="preserve">5 seconds</w:t>
+      </w:r>
+      <w:r>
+        <w:t xml:space="preserve"> </w:t>
+      </w:r>
+      <w:r>
+        <w:t xml:space="preserve">(a human inbounder who holds it is a turnover; the AI always passed inside five),</w:t>
+      </w:r>
+      <w:r>
+        <w:t xml:space="preserve"> </w:t>
+      </w:r>
+      <w:r>
+        <w:rPr>
+          <w:bCs/>
+          <w:b/>
+        </w:rPr>
+        <w:t xml:space="preserve">charges</w:t>
+      </w:r>
+      <w:r>
+        <w:t xml:space="preserve"> </w:t>
+      </w:r>
+      <w:r>
+        <w:t xml:space="preserve">(a driver into a set, square defender outside the restricted area is an offensive foul: the defense’s ball, no team foul) and</w:t>
+      </w:r>
+      <w:r>
+        <w:t xml:space="preserve"> </w:t>
+      </w:r>
+      <w:r>
+        <w:rPr>
+          <w:bCs/>
+          <w:b/>
+        </w:rPr>
+        <w:t xml:space="preserve">goaltending</w:t>
+      </w:r>
+      <w:r>
+        <w:t xml:space="preserve"> </w:t>
+      </w:r>
+      <w:r>
+        <w:t xml:space="preserve">(a ball touched on its way down above the rim over the basket counts). Fouls on missed shots now send the shooter to the line (before this, a shooting foul was only ever recorded when the shot went in: the foul rode on the shooter, not the ball, and the miss wiped it; it’s on the ball now). Reach-ins, shooting fouls, the shot clock, traveling, out of bounds and the free-throw lane were already in.</w:t>
+      </w:r>
+    </w:p>
+    <w:p>
+      <w:pPr>
+        <w:numPr>
+          <w:ilvl w:val="0"/>
+          <w:numId w:val="1076"/>
+        </w:numPr>
+        <w:pStyle w:val="Compact"/>
+      </w:pPr>
+      <w:r>
+        <w:rPr>
+          <w:bCs/>
+          <w:b/>
+        </w:rPr>
+        <w:t xml:space="preserve">The park plays by park rules with the contact calls kept:</w:t>
+      </w:r>
+      <w:r>
+        <w:t xml:space="preserve"> </w:t>
+      </w:r>
+      <w:r>
+        <w:t xml:space="preserve">reach-in fouls and shooting fouls are called (at three-quarters the NBA rate; no free throws — the offense keeps the ball, and an and-one still counts), and</w:t>
+      </w:r>
+      <w:r>
+        <w:t xml:space="preserve"> </w:t>
+      </w:r>
+      <w:r>
+        <w:rPr>
+          <w:bCs/>
+          <w:b/>
+        </w:rPr>
+        <w:t xml:space="preserve">offensive three seconds</w:t>
+      </w:r>
+      <w:r>
+        <w:t xml:space="preserve"> </w:t>
+      </w:r>
+      <w:r>
+        <w:t xml:space="preserve">is a turnover, same as above. Full-court 3v3 keeps backcourt and 8 seconds. No defensive three seconds, no charges, no goaltending in the park.</w:t>
+      </w:r>
+    </w:p>
+    <w:p>
+      <w:pPr>
+        <w:numPr>
+          <w:ilvl w:val="0"/>
+          <w:numId w:val="1076"/>
+        </w:numPr>
+        <w:pStyle w:val="Compact"/>
+      </w:pPr>
+      <w:r>
+        <w:rPr>
+          <w:bCs/>
+          <w:b/>
+        </w:rPr>
+        <w:t xml:space="preserve">The AI knows the rules.</w:t>
+      </w:r>
+      <w:r>
+        <w:t xml:space="preserve"> </w:t>
+      </w:r>
+      <w:r>
+        <w:t xml:space="preserve">Nobody camps in the box: a cut, a roll or a screen ends when the man has been in the paint 1.4 s, nobody screens inside it when the ball is already there, the low block spots sit outside the lane, an off-ball attacker who has been in the paint 1.2 s steps out to the lane line or the dunker spot, and a handler caught standing in it with the ball for two seconds shoots if he’s at the rim and otherwise gets it out. Help defenders stop at the lane line in Pro-Am.</w:t>
+      </w:r>
+      <w:r>
+        <w:t xml:space="preserve"> </w:t>
+      </w:r>
+      <w:r>
+        <w:rPr>
+          <w:bCs/>
+          <w:b/>
+        </w:rPr>
+        <w:t xml:space="preserve">Paint defenders guard it from the edge:</w:t>
+      </w:r>
+      <w:r>
+        <w:t xml:space="preserve"> </w:t>
+      </w:r>
+      <w:r>
+        <w:t xml:space="preserve">a defender whose man is away from the paint, or who has been in it 1.6 s, slides to the lane line between his man and the rim and strafes along it with the ball — within an arm’s length of his man if the man is near the lane — in a defensive stance, so he’s a step from the help and a step from his man as the play develops, instead of standing under the rim and picking up a technical.</w:t>
+      </w:r>
+    </w:p>
+    <w:p>
+      <w:pPr>
+        <w:numPr>
+          <w:ilvl w:val="0"/>
+          <w:numId w:val="1076"/>
+        </w:numPr>
+        <w:pStyle w:val="Compact"/>
+      </w:pPr>
+      <w:r>
+        <w:rPr>
+          <w:bCs/>
+          <w:b/>
+        </w:rPr>
+        <w:t xml:space="preserve">Measured</w:t>
+      </w:r>
+      <w:r>
+        <w:t xml:space="preserve"> </w:t>
+      </w:r>
+      <w:r>
+        <w:t xml:space="preserve">(AI only, 12 Pro-Am, 16 park, 10 full-court park): offensive three seconds 0.25 / 0.13 / 0.10 a game, defensive three seconds 0.42 a game in Pro-Am, backcourt 0.17 / 0.10, charges 0.17 a game in Pro-Am, 9.8 fouls and 3.8 free-throw attempts a game in Pro-Am (there were 0.0 FTA on missed shots before), 3.1 fouls a game in the park. Before the AI learned the rules the first pass called 31 defensive and 11.5 offensive three seconds a game and took a third off the scoring; scoring is now within a point of the old build (Pro-Am 24.8 a team a quarter-length game vs 26.1). The lane is emptier: 0.63 off-ball attackers in it on average (was 0.75) and 1.35 defenders (was 2.4).</w:t>
+      </w:r>
+    </w:p>
+    <w:bookmarkEnd w:id="65"/>
+    <w:bookmarkStart w:id="66" w:name="who-takes-threes-oct-11"/>
+    <w:p>
+      <w:pPr>
+        <w:pStyle w:val="Heading3"/>
+      </w:pPr>
+      <w:r>
         <w:t xml:space="preserve">Who takes threes (Oct 11)</w:t>
       </w:r>
     </w:p>
@@ -7233,7 +7475,7 @@
       <w:pPr>
         <w:numPr>
           <w:ilvl w:val="0"/>
-          <w:numId w:val="1076"/>
+          <w:numId w:val="1077"/>
         </w:numPr>
         <w:pStyle w:val="Compact"/>
       </w:pPr>
@@ -7251,8 +7493,8 @@
         <w:t xml:space="preserve">A three is worth less in the shot-selection read the further the rating sits under 70 (down to about a third of its value at 55 and below), bigs value it less still (easing back to full value only for a 95-rated big), a weak or big shooter talks himself out of a share of the threes he would otherwise take and keeps the ball for a couple of seconds, calls for it at the arc less, and a big rolls off his screen more than he pops. Open looks for real shooters are untouched. Measured over 100 park games: PF/C with 55–69 Three Point went from 19% of their shots being threes to 3%, sub-55 bigs from 5% to none, 55–69 guards and wings from 14% to 9%, sub-55 guards from 6% to a stray one; 70+ guards and wings stayed where they were (19–22%), and the AI’s three-point percentage rose from 32% to 39% because the bad ones are gone. Pro-Am: bigs 55–69 from 47% of their shots to 22%, 55–69 guards 31% to 21%, team scoring down about 6% with the lost threes.</w:t>
       </w:r>
     </w:p>
-    <w:bookmarkEnd w:id="65"/>
-    <w:bookmarkStart w:id="66" w:name="reach-follows-the-arms-oct-10"/>
+    <w:bookmarkEnd w:id="66"/>
+    <w:bookmarkStart w:id="67" w:name="reach-follows-the-arms-oct-10"/>
     <w:p>
       <w:pPr>
         <w:pStyle w:val="Heading3"/>
@@ -7265,7 +7507,7 @@
       <w:pPr>
         <w:numPr>
           <w:ilvl w:val="0"/>
-          <w:numId w:val="1077"/>
+          <w:numId w:val="1078"/>
         </w:numPr>
         <w:pStyle w:val="Compact"/>
       </w:pPr>
@@ -7287,7 +7529,7 @@
       <w:pPr>
         <w:numPr>
           <w:ilvl w:val="0"/>
-          <w:numId w:val="1077"/>
+          <w:numId w:val="1078"/>
         </w:numPr>
         <w:pStyle w:val="Compact"/>
       </w:pPr>
@@ -7311,8 +7553,8 @@
         <w:t xml:space="preserve">(1.8 → 0.85 a game): with the shorter reach a build needs more Vertical to get a hand to the rim, so the attack bind picks a layup more often. Verticals and contest strengths were left as they were; say the word if you’d like either re-tuned around the new reach.</w:t>
       </w:r>
     </w:p>
-    <w:bookmarkEnd w:id="66"/>
-    <w:bookmarkStart w:id="67" w:name="boosts-oct-10"/>
+    <w:bookmarkEnd w:id="67"/>
+    <w:bookmarkStart w:id="68" w:name="boosts-oct-10"/>
     <w:p>
       <w:pPr>
         <w:pStyle w:val="Heading3"/>
@@ -7325,7 +7567,7 @@
       <w:pPr>
         <w:numPr>
           <w:ilvl w:val="0"/>
-          <w:numId w:val="1078"/>
+          <w:numId w:val="1079"/>
         </w:numPr>
         <w:pStyle w:val="Compact"/>
       </w:pPr>
@@ -7343,9 +7585,9 @@
         <w:t xml:space="preserve">(it was 10). The kiosk’s packs are unchanged (1, 3 or 5 games); the buttons grey out when a pack wouldn’t fit under 35.</w:t>
       </w:r>
     </w:p>
-    <w:bookmarkEnd w:id="67"/>
     <w:bookmarkEnd w:id="68"/>
-    <w:bookmarkStart w:id="69" w:name="progression-icon-legend-up-to-99"/>
+    <w:bookmarkEnd w:id="69"/>
+    <w:bookmarkStart w:id="70" w:name="progression-icon-legend-up-to-99"/>
     <w:p>
       <w:pPr>
         <w:pStyle w:val="Heading2"/>
@@ -7358,7 +7600,7 @@
       <w:pPr>
         <w:numPr>
           <w:ilvl w:val="0"/>
-          <w:numId w:val="1079"/>
+          <w:numId w:val="1080"/>
         </w:numPr>
         <w:pStyle w:val="Compact"/>
       </w:pPr>
@@ -7374,105 +7616,105 @@
       <w:pPr>
         <w:numPr>
           <w:ilvl w:val="1"/>
+          <w:numId w:val="1081"/>
+        </w:numPr>
+        <w:pStyle w:val="Compact"/>
+      </w:pPr>
+      <w:r>
+        <w:t xml:space="preserve">Simmed games, forfeits and other modes don’t count.</w:t>
+      </w:r>
+    </w:p>
+    <w:p>
+      <w:pPr>
+        <w:numPr>
+          <w:ilvl w:val="1"/>
+          <w:numId w:val="1081"/>
+        </w:numPr>
+        <w:pStyle w:val="Compact"/>
+      </w:pPr>
+      <w:r>
+        <w:t xml:space="preserve">The game that unlocks the Icon doesn’t count either.</w:t>
+      </w:r>
+    </w:p>
+    <w:p>
+      <w:pPr>
+        <w:numPr>
+          <w:ilvl w:val="0"/>
           <w:numId w:val="1080"/>
         </w:numPr>
         <w:pStyle w:val="Compact"/>
       </w:pPr>
       <w:r>
-        <w:t xml:space="preserve">Simmed games, forfeits and other modes don’t count.</w:t>
-      </w:r>
-    </w:p>
-    <w:p>
-      <w:pPr>
-        <w:numPr>
-          <w:ilvl w:val="1"/>
+        <w:rPr>
+          <w:bCs/>
+          <w:b/>
+        </w:rPr>
+        <w:t xml:space="preserve">No stat picking:</w:t>
+      </w:r>
+      <w:r>
+        <w:t xml:space="preserve"> </w:t>
+      </w:r>
+      <w:r>
+        <w:t xml:space="preserve">the build system places each +1 itself.</w:t>
+      </w:r>
+    </w:p>
+    <w:p>
+      <w:pPr>
+        <w:numPr>
+          <w:ilvl w:val="1"/>
+          <w:numId w:val="1082"/>
+        </w:numPr>
+        <w:pStyle w:val="Compact"/>
+      </w:pPr>
+      <w:r>
+        <w:t xml:space="preserve">It raises the attributes your build leans on most: the shape its caps come from (archetype, size and weight) and what your position’s overall counts most.</w:t>
+      </w:r>
+    </w:p>
+    <w:p>
+      <w:pPr>
+        <w:numPr>
+          <w:ilvl w:val="1"/>
+          <w:numId w:val="1082"/>
+        </w:numPr>
+        <w:pStyle w:val="Compact"/>
+      </w:pPr>
+      <w:r>
+        <w:t xml:space="preserve">It goes a point at a time across the top half of that list until the overall is up by one.</w:t>
+      </w:r>
+    </w:p>
+    <w:p>
+      <w:pPr>
+        <w:numPr>
+          <w:ilvl w:val="1"/>
+          <w:numId w:val="1082"/>
+        </w:numPr>
+        <w:pStyle w:val="Compact"/>
+      </w:pPr>
+      <w:r>
+        <w:t xml:space="preserve">Attributes at 99 are never touched, and your caps rise with the upgrades.</w:t>
+      </w:r>
+    </w:p>
+    <w:p>
+      <w:pPr>
+        <w:numPr>
+          <w:ilvl w:val="1"/>
+          <w:numId w:val="1082"/>
+        </w:numPr>
+        <w:pStyle w:val="Compact"/>
+      </w:pPr>
+      <w:r>
+        <w:t xml:space="preserve">Example: a Sharpshooter’s shooting reaches 99 first, and a Glass Cleaner’s rebounding and interior defense do.</w:t>
+      </w:r>
+    </w:p>
+    <w:p>
+      <w:pPr>
+        <w:numPr>
+          <w:ilvl w:val="0"/>
           <w:numId w:val="1080"/>
         </w:numPr>
         <w:pStyle w:val="Compact"/>
       </w:pPr>
       <w:r>
-        <w:t xml:space="preserve">The game that unlocks the Icon doesn’t count either.</w:t>
-      </w:r>
-    </w:p>
-    <w:p>
-      <w:pPr>
-        <w:numPr>
-          <w:ilvl w:val="0"/>
-          <w:numId w:val="1079"/>
-        </w:numPr>
-        <w:pStyle w:val="Compact"/>
-      </w:pPr>
-      <w:r>
-        <w:rPr>
-          <w:bCs/>
-          <w:b/>
-        </w:rPr>
-        <w:t xml:space="preserve">No stat picking:</w:t>
-      </w:r>
-      <w:r>
-        <w:t xml:space="preserve"> </w:t>
-      </w:r>
-      <w:r>
-        <w:t xml:space="preserve">the build system places each +1 itself.</w:t>
-      </w:r>
-    </w:p>
-    <w:p>
-      <w:pPr>
-        <w:numPr>
-          <w:ilvl w:val="1"/>
-          <w:numId w:val="1081"/>
-        </w:numPr>
-        <w:pStyle w:val="Compact"/>
-      </w:pPr>
-      <w:r>
-        <w:t xml:space="preserve">It raises the attributes your build leans on most: the shape its caps come from (archetype, size and weight) and what your position’s overall counts most.</w:t>
-      </w:r>
-    </w:p>
-    <w:p>
-      <w:pPr>
-        <w:numPr>
-          <w:ilvl w:val="1"/>
-          <w:numId w:val="1081"/>
-        </w:numPr>
-        <w:pStyle w:val="Compact"/>
-      </w:pPr>
-      <w:r>
-        <w:t xml:space="preserve">It goes a point at a time across the top half of that list until the overall is up by one.</w:t>
-      </w:r>
-    </w:p>
-    <w:p>
-      <w:pPr>
-        <w:numPr>
-          <w:ilvl w:val="1"/>
-          <w:numId w:val="1081"/>
-        </w:numPr>
-        <w:pStyle w:val="Compact"/>
-      </w:pPr>
-      <w:r>
-        <w:t xml:space="preserve">Attributes at 99 are never touched, and your caps rise with the upgrades.</w:t>
-      </w:r>
-    </w:p>
-    <w:p>
-      <w:pPr>
-        <w:numPr>
-          <w:ilvl w:val="1"/>
-          <w:numId w:val="1081"/>
-        </w:numPr>
-        <w:pStyle w:val="Compact"/>
-      </w:pPr>
-      <w:r>
-        <w:t xml:space="preserve">Example: a Sharpshooter’s shooting reaches 99 first, and a Glass Cleaner’s rebounding and interior defense do.</w:t>
-      </w:r>
-    </w:p>
-    <w:p>
-      <w:pPr>
-        <w:numPr>
-          <w:ilvl w:val="0"/>
-          <w:numId w:val="1079"/>
-        </w:numPr>
-        <w:pStyle w:val="Compact"/>
-      </w:pPr>
-      <w:r>
         <w:rPr>
           <w:bCs/>
           <w:b/>
@@ -7484,7 +7726,7 @@
       <w:pPr>
         <w:numPr>
           <w:ilvl w:val="0"/>
-          <w:numId w:val="1079"/>
+          <w:numId w:val="1080"/>
         </w:numPr>
         <w:pStyle w:val="Compact"/>
       </w:pPr>
@@ -7500,7 +7742,7 @@
       <w:pPr>
         <w:numPr>
           <w:ilvl w:val="1"/>
-          <w:numId w:val="1082"/>
+          <w:numId w:val="1083"/>
         </w:numPr>
         <w:pStyle w:val="Compact"/>
       </w:pPr>
@@ -7512,7 +7754,7 @@
       <w:pPr>
         <w:numPr>
           <w:ilvl w:val="1"/>
-          <w:numId w:val="1082"/>
+          <w:numId w:val="1083"/>
         </w:numPr>
         <w:pStyle w:val="Compact"/>
       </w:pPr>
@@ -7520,8 +7762,8 @@
         <w:t xml:space="preserve">The Pro Run screen shows it too.</w:t>
       </w:r>
     </w:p>
-    <w:bookmarkEnd w:id="69"/>
-    <w:bookmarkStart w:id="74" w:name="the-look"/>
+    <w:bookmarkEnd w:id="70"/>
+    <w:bookmarkStart w:id="75" w:name="the-look"/>
     <w:p>
       <w:pPr>
         <w:pStyle w:val="Heading2"/>
@@ -7530,7 +7772,7 @@
         <w:t xml:space="preserve">The look</w:t>
       </w:r>
     </w:p>
-    <w:bookmarkStart w:id="70" w:name="jersey-straps-fixed-properly-this-time"/>
+    <w:bookmarkStart w:id="71" w:name="jersey-straps-fixed-properly-this-time"/>
     <w:p>
       <w:pPr>
         <w:pStyle w:val="Heading3"/>
@@ -7543,7 +7785,7 @@
       <w:pPr>
         <w:numPr>
           <w:ilvl w:val="0"/>
-          <w:numId w:val="1083"/>
+          <w:numId w:val="1084"/>
         </w:numPr>
         <w:pStyle w:val="Compact"/>
       </w:pPr>
@@ -7565,7 +7807,7 @@
       <w:pPr>
         <w:numPr>
           <w:ilvl w:val="0"/>
-          <w:numId w:val="1083"/>
+          <w:numId w:val="1084"/>
         </w:numPr>
         <w:pStyle w:val="Compact"/>
       </w:pPr>
@@ -7587,7 +7829,7 @@
       <w:pPr>
         <w:numPr>
           <w:ilvl w:val="1"/>
-          <w:numId w:val="1084"/>
+          <w:numId w:val="1085"/>
         </w:numPr>
         <w:pStyle w:val="Compact"/>
       </w:pPr>
@@ -7599,7 +7841,7 @@
       <w:pPr>
         <w:numPr>
           <w:ilvl w:val="1"/>
-          <w:numId w:val="1084"/>
+          <w:numId w:val="1085"/>
         </w:numPr>
         <w:pStyle w:val="Compact"/>
       </w:pPr>
@@ -7611,7 +7853,7 @@
       <w:pPr>
         <w:numPr>
           <w:ilvl w:val="1"/>
-          <w:numId w:val="1084"/>
+          <w:numId w:val="1085"/>
         </w:numPr>
         <w:pStyle w:val="Compact"/>
       </w:pPr>
@@ -7623,7 +7865,7 @@
       <w:pPr>
         <w:numPr>
           <w:ilvl w:val="1"/>
-          <w:numId w:val="1084"/>
+          <w:numId w:val="1085"/>
         </w:numPr>
         <w:pStyle w:val="Compact"/>
       </w:pPr>
@@ -7631,8 +7873,8 @@
         <w:t xml:space="preserve">The fabric’s mesh weave runs true to size along it.</w:t>
       </w:r>
     </w:p>
-    <w:bookmarkEnd w:id="70"/>
-    <w:bookmarkStart w:id="71" w:name="dunks"/>
+    <w:bookmarkEnd w:id="71"/>
+    <w:bookmarkStart w:id="72" w:name="dunks"/>
     <w:p>
       <w:pPr>
         <w:pStyle w:val="Heading3"/>
@@ -7645,7 +7887,7 @@
       <w:pPr>
         <w:numPr>
           <w:ilvl w:val="0"/>
-          <w:numId w:val="1085"/>
+          <w:numId w:val="1086"/>
         </w:numPr>
         <w:pStyle w:val="Compact"/>
       </w:pPr>
@@ -7667,81 +7909,81 @@
       <w:pPr>
         <w:numPr>
           <w:ilvl w:val="1"/>
+          <w:numId w:val="1087"/>
+        </w:numPr>
+        <w:pStyle w:val="Compact"/>
+      </w:pPr>
+      <w:r>
+        <w:t xml:space="preserve">No generic finish is shared by more than 4 packages. Before, reverse slams showed up in 15 packages and double clutches in 14.</w:t>
+      </w:r>
+    </w:p>
+    <w:p>
+      <w:pPr>
+        <w:numPr>
+          <w:ilvl w:val="1"/>
+          <w:numId w:val="1087"/>
+        </w:numPr>
+        <w:pStyle w:val="Compact"/>
+      </w:pPr>
+      <w:r>
+        <w:t xml:space="preserve">Every signature belongs to one package only. The Spin Mill no longer borrows the Eastbay.</w:t>
+      </w:r>
+    </w:p>
+    <w:p>
+      <w:pPr>
+        <w:numPr>
+          <w:ilvl w:val="0"/>
           <w:numId w:val="1086"/>
         </w:numPr>
         <w:pStyle w:val="Compact"/>
       </w:pPr>
       <w:r>
-        <w:t xml:space="preserve">No generic finish is shared by more than 4 packages. Before, reverse slams showed up in 15 packages and double clutches in 14.</w:t>
-      </w:r>
-    </w:p>
-    <w:p>
-      <w:pPr>
-        <w:numPr>
-          <w:ilvl w:val="1"/>
+        <w:rPr>
+          <w:bCs/>
+          <w:b/>
+        </w:rPr>
+        <w:t xml:space="preserve">Windmills:</w:t>
+      </w:r>
+      <w:r>
+        <w:t xml:space="preserve"> </w:t>
+      </w:r>
+      <w:r>
+        <w:t xml:space="preserve">the arm now goes round straight from the shoulder, at full length, through the jump.</w:t>
+      </w:r>
+    </w:p>
+    <w:p>
+      <w:pPr>
+        <w:numPr>
+          <w:ilvl w:val="1"/>
+          <w:numId w:val="1088"/>
+        </w:numPr>
+        <w:pStyle w:val="Compact"/>
+      </w:pPr>
+      <w:r>
+        <w:t xml:space="preserve">Before, the circle sat above the shoulder, so the elbow folded at the bottom, the arm over-stretched at the top and most of the circle happened during the gather.</w:t>
+      </w:r>
+    </w:p>
+    <w:p>
+      <w:pPr>
+        <w:numPr>
+          <w:ilvl w:val="1"/>
+          <w:numId w:val="1088"/>
+        </w:numPr>
+        <w:pStyle w:val="Compact"/>
+      </w:pPr>
+      <w:r>
+        <w:t xml:space="preserve">It comes over the top and down at the rim with the ball still in the hand.</w:t>
+      </w:r>
+    </w:p>
+    <w:p>
+      <w:pPr>
+        <w:numPr>
+          <w:ilvl w:val="0"/>
           <w:numId w:val="1086"/>
         </w:numPr>
         <w:pStyle w:val="Compact"/>
       </w:pPr>
       <w:r>
-        <w:t xml:space="preserve">Every signature belongs to one package only. The Spin Mill no longer borrows the Eastbay.</w:t>
-      </w:r>
-    </w:p>
-    <w:p>
-      <w:pPr>
-        <w:numPr>
-          <w:ilvl w:val="0"/>
-          <w:numId w:val="1085"/>
-        </w:numPr>
-        <w:pStyle w:val="Compact"/>
-      </w:pPr>
-      <w:r>
-        <w:rPr>
-          <w:bCs/>
-          <w:b/>
-        </w:rPr>
-        <w:t xml:space="preserve">Windmills:</w:t>
-      </w:r>
-      <w:r>
-        <w:t xml:space="preserve"> </w:t>
-      </w:r>
-      <w:r>
-        <w:t xml:space="preserve">the arm now goes round straight from the shoulder, at full length, through the jump.</w:t>
-      </w:r>
-    </w:p>
-    <w:p>
-      <w:pPr>
-        <w:numPr>
-          <w:ilvl w:val="1"/>
-          <w:numId w:val="1087"/>
-        </w:numPr>
-        <w:pStyle w:val="Compact"/>
-      </w:pPr>
-      <w:r>
-        <w:t xml:space="preserve">Before, the circle sat above the shoulder, so the elbow folded at the bottom, the arm over-stretched at the top and most of the circle happened during the gather.</w:t>
-      </w:r>
-    </w:p>
-    <w:p>
-      <w:pPr>
-        <w:numPr>
-          <w:ilvl w:val="1"/>
-          <w:numId w:val="1087"/>
-        </w:numPr>
-        <w:pStyle w:val="Compact"/>
-      </w:pPr>
-      <w:r>
-        <w:t xml:space="preserve">It comes over the top and down at the rim with the ball still in the hand.</w:t>
-      </w:r>
-    </w:p>
-    <w:p>
-      <w:pPr>
-        <w:numPr>
-          <w:ilvl w:val="0"/>
-          <w:numId w:val="1085"/>
-        </w:numPr>
-        <w:pStyle w:val="Compact"/>
-      </w:pPr>
-      <w:r>
         <w:rPr>
           <w:bCs/>
           <w:b/>
@@ -7753,7 +7995,7 @@
       <w:pPr>
         <w:numPr>
           <w:ilvl w:val="1"/>
-          <w:numId w:val="1088"/>
+          <w:numId w:val="1089"/>
         </w:numPr>
         <w:pStyle w:val="Compact"/>
       </w:pPr>
@@ -7765,7 +8007,7 @@
       <w:pPr>
         <w:numPr>
           <w:ilvl w:val="1"/>
-          <w:numId w:val="1088"/>
+          <w:numId w:val="1089"/>
         </w:numPr>
         <w:pStyle w:val="Compact"/>
       </w:pPr>
@@ -7777,7 +8019,7 @@
       <w:pPr>
         <w:numPr>
           <w:ilvl w:val="1"/>
-          <w:numId w:val="1088"/>
+          <w:numId w:val="1089"/>
         </w:numPr>
         <w:pStyle w:val="Compact"/>
       </w:pPr>
@@ -7785,8 +8027,8 @@
         <w:t xml:space="preserve">Before, it was timed from the gather, so most of it happened on the floor, and the ball dipped in front of the right thigh instead of going through.</w:t>
       </w:r>
     </w:p>
-    <w:bookmarkEnd w:id="71"/>
-    <w:bookmarkStart w:id="72" w:name="celebrations"/>
+    <w:bookmarkEnd w:id="72"/>
+    <w:bookmarkStart w:id="73" w:name="celebrations"/>
     <w:p>
       <w:pPr>
         <w:pStyle w:val="Heading3"/>
@@ -7799,7 +8041,7 @@
       <w:pPr>
         <w:numPr>
           <w:ilvl w:val="0"/>
-          <w:numId w:val="1089"/>
+          <w:numId w:val="1090"/>
         </w:numPr>
         <w:pStyle w:val="Compact"/>
       </w:pPr>
@@ -7815,81 +8057,81 @@
       <w:pPr>
         <w:numPr>
           <w:ilvl w:val="1"/>
+          <w:numId w:val="1091"/>
+        </w:numPr>
+        <w:pStyle w:val="Compact"/>
+      </w:pPr>
+      <w:r>
+        <w:t xml:space="preserve">Before, they only worked if you pressed G / D-pad up during the second and a half of dead ball after a basket while your player was doing nothing, and the check then cut them off.</w:t>
+      </w:r>
+    </w:p>
+    <w:p>
+      <w:pPr>
+        <w:numPr>
+          <w:ilvl w:val="1"/>
+          <w:numId w:val="1091"/>
+        </w:numPr>
+        <w:pStyle w:val="Compact"/>
+      </w:pPr>
+      <w:r>
+        <w:t xml:space="preserve">Now a press waits up to 2.5 seconds for your player to be free (follow-through, landing, hanging on the rim).</w:t>
+      </w:r>
+    </w:p>
+    <w:p>
+      <w:pPr>
+        <w:numPr>
+          <w:ilvl w:val="1"/>
+          <w:numId w:val="1091"/>
+        </w:numPr>
+        <w:pStyle w:val="Compact"/>
+      </w:pPr>
+      <w:r>
+        <w:t xml:space="preserve">They play in any dead ball, check or inbound (unless you have the ball) and for 3 seconds after your team scores.</w:t>
+      </w:r>
+    </w:p>
+    <w:p>
+      <w:pPr>
+        <w:numPr>
+          <w:ilvl w:val="1"/>
+          <w:numId w:val="1091"/>
+        </w:numPr>
+        <w:pStyle w:val="Compact"/>
+      </w:pPr>
+      <w:r>
+        <w:t xml:space="preserve">Whoever has the ball stops for the check; everyone else finishes.</w:t>
+      </w:r>
+    </w:p>
+    <w:p>
+      <w:pPr>
+        <w:numPr>
+          <w:ilvl w:val="0"/>
           <w:numId w:val="1090"/>
         </w:numPr>
         <w:pStyle w:val="Compact"/>
       </w:pPr>
       <w:r>
-        <w:t xml:space="preserve">Before, they only worked if you pressed G / D-pad up during the second and a half of dead ball after a basket while your player was doing nothing, and the check then cut them off.</w:t>
-      </w:r>
-    </w:p>
-    <w:p>
-      <w:pPr>
-        <w:numPr>
-          <w:ilvl w:val="1"/>
+        <w:rPr>
+          <w:bCs/>
+          <w:b/>
+        </w:rPr>
+        <w:t xml:space="preserve">Controllers:</w:t>
+      </w:r>
+      <w:r>
+        <w:t xml:space="preserve"> </w:t>
+      </w:r>
+      <w:r>
+        <w:t xml:space="preserve">pads the browser doesn’t map to the standard layout send the D-pad as axes. The game now reads those too, so D-pad up works on them.</w:t>
+      </w:r>
+    </w:p>
+    <w:p>
+      <w:pPr>
+        <w:numPr>
+          <w:ilvl w:val="0"/>
           <w:numId w:val="1090"/>
         </w:numPr>
         <w:pStyle w:val="Compact"/>
       </w:pPr>
       <w:r>
-        <w:t xml:space="preserve">Now a press waits up to 2.5 seconds for your player to be free (follow-through, landing, hanging on the rim).</w:t>
-      </w:r>
-    </w:p>
-    <w:p>
-      <w:pPr>
-        <w:numPr>
-          <w:ilvl w:val="1"/>
-          <w:numId w:val="1090"/>
-        </w:numPr>
-        <w:pStyle w:val="Compact"/>
-      </w:pPr>
-      <w:r>
-        <w:t xml:space="preserve">They play in any dead ball, check or inbound (unless you have the ball) and for 3 seconds after your team scores.</w:t>
-      </w:r>
-    </w:p>
-    <w:p>
-      <w:pPr>
-        <w:numPr>
-          <w:ilvl w:val="1"/>
-          <w:numId w:val="1090"/>
-        </w:numPr>
-        <w:pStyle w:val="Compact"/>
-      </w:pPr>
-      <w:r>
-        <w:t xml:space="preserve">Whoever has the ball stops for the check; everyone else finishes.</w:t>
-      </w:r>
-    </w:p>
-    <w:p>
-      <w:pPr>
-        <w:numPr>
-          <w:ilvl w:val="0"/>
-          <w:numId w:val="1089"/>
-        </w:numPr>
-        <w:pStyle w:val="Compact"/>
-      </w:pPr>
-      <w:r>
-        <w:rPr>
-          <w:bCs/>
-          <w:b/>
-        </w:rPr>
-        <w:t xml:space="preserve">Controllers:</w:t>
-      </w:r>
-      <w:r>
-        <w:t xml:space="preserve"> </w:t>
-      </w:r>
-      <w:r>
-        <w:t xml:space="preserve">pads the browser doesn’t map to the standard layout send the D-pad as axes. The game now reads those too, so D-pad up works on them.</w:t>
-      </w:r>
-    </w:p>
-    <w:p>
-      <w:pPr>
-        <w:numPr>
-          <w:ilvl w:val="0"/>
-          <w:numId w:val="1089"/>
-        </w:numPr>
-        <w:pStyle w:val="Compact"/>
-      </w:pPr>
-      <w:r>
         <w:rPr>
           <w:bCs/>
           <w:b/>
@@ -7903,8 +8145,8 @@
         <w:t xml:space="preserve">Chest Thump, Heart, Dust Off, Archer and Sleep put a hand or forearm through the chest. Each was fixed and every celebration was re-checked on three builds: none clip now.</w:t>
       </w:r>
     </w:p>
-    <w:bookmarkEnd w:id="72"/>
-    <w:bookmarkStart w:id="73" w:name="posterizer-and-contact-finisher"/>
+    <w:bookmarkEnd w:id="73"/>
+    <w:bookmarkStart w:id="74" w:name="posterizer-and-contact-finisher"/>
     <w:p>
       <w:pPr>
         <w:pStyle w:val="Heading3"/>
@@ -7917,7 +8159,7 @@
       <w:pPr>
         <w:numPr>
           <w:ilvl w:val="0"/>
-          <w:numId w:val="1091"/>
+          <w:numId w:val="1092"/>
         </w:numPr>
         <w:pStyle w:val="Compact"/>
       </w:pPr>
@@ -7933,7 +8175,7 @@
       <w:pPr>
         <w:numPr>
           <w:ilvl w:val="1"/>
-          <w:numId w:val="1092"/>
+          <w:numId w:val="1093"/>
         </w:numPr>
         <w:pStyle w:val="Compact"/>
       </w:pPr>
@@ -7945,7 +8187,7 @@
       <w:pPr>
         <w:numPr>
           <w:ilvl w:val="1"/>
-          <w:numId w:val="1092"/>
+          <w:numId w:val="1093"/>
         </w:numPr>
         <w:pStyle w:val="Compact"/>
       </w:pPr>
@@ -7957,7 +8199,7 @@
       <w:pPr>
         <w:numPr>
           <w:ilvl w:val="1"/>
-          <w:numId w:val="1092"/>
+          <w:numId w:val="1093"/>
         </w:numPr>
         <w:pStyle w:val="Compact"/>
       </w:pPr>
@@ -7969,7 +8211,7 @@
       <w:pPr>
         <w:numPr>
           <w:ilvl w:val="1"/>
-          <w:numId w:val="1092"/>
+          <w:numId w:val="1093"/>
         </w:numPr>
         <w:pStyle w:val="Compact"/>
       </w:pPr>
@@ -7977,9 +8219,9 @@
         <w:t xml:space="preserve">Before, the poster fired at the contact, even when the dunk then turned into a layup.</w:t>
       </w:r>
     </w:p>
-    <w:bookmarkEnd w:id="73"/>
     <w:bookmarkEnd w:id="74"/>
-    <w:bookmarkStart w:id="75" w:name="store-menus-and-hud"/>
+    <w:bookmarkEnd w:id="75"/>
+    <w:bookmarkStart w:id="76" w:name="store-menus-and-hud"/>
     <w:p>
       <w:pPr>
         <w:pStyle w:val="Heading2"/>
@@ -7992,7 +8234,7 @@
       <w:pPr>
         <w:numPr>
           <w:ilvl w:val="0"/>
-          <w:numId w:val="1093"/>
+          <w:numId w:val="1094"/>
         </w:numPr>
       </w:pPr>
       <w:r>
@@ -8494,7 +8736,7 @@
       <w:pPr>
         <w:numPr>
           <w:ilvl w:val="0"/>
-          <w:numId w:val="1093"/>
+          <w:numId w:val="1094"/>
         </w:numPr>
       </w:pPr>
       <w:r>
@@ -8557,7 +8799,7 @@
       <w:pPr>
         <w:numPr>
           <w:ilvl w:val="0"/>
-          <w:numId w:val="1093"/>
+          <w:numId w:val="1094"/>
         </w:numPr>
       </w:pPr>
       <w:r>
@@ -8578,77 +8820,77 @@
       <w:pPr>
         <w:numPr>
           <w:ilvl w:val="1"/>
+          <w:numId w:val="1095"/>
+        </w:numPr>
+        <w:pStyle w:val="Compact"/>
+      </w:pPr>
+      <w:r>
+        <w:t xml:space="preserve">The panel is 1.2× the grade’s width, at the same height.</w:t>
+      </w:r>
+    </w:p>
+    <w:p>
+      <w:pPr>
+        <w:numPr>
+          <w:ilvl w:val="1"/>
+          <w:numId w:val="1095"/>
+        </w:numPr>
+        <w:pStyle w:val="Compact"/>
+      </w:pPr>
+      <w:r>
+        <w:t xml:space="preserve">The grade itself keeps its size and moves left to make room.</w:t>
+      </w:r>
+    </w:p>
+    <w:p>
+      <w:pPr>
+        <w:numPr>
+          <w:ilvl w:val="1"/>
+          <w:numId w:val="1095"/>
+        </w:numPr>
+        <w:pStyle w:val="Compact"/>
+      </w:pPr>
+      <w:r>
+        <w:t xml:space="preserve">A number that goes up pulses once.</w:t>
+      </w:r>
+    </w:p>
+    <w:p>
+      <w:pPr>
+        <w:numPr>
+          <w:ilvl w:val="1"/>
+          <w:numId w:val="1095"/>
+        </w:numPr>
+        <w:pStyle w:val="Compact"/>
+      </w:pPr>
+      <w:r>
+        <w:t xml:space="preserve">It shows whenever the grade does (Settings → Lock-In grade).</w:t>
+      </w:r>
+    </w:p>
+    <w:p>
+      <w:pPr>
+        <w:numPr>
+          <w:ilvl w:val="0"/>
           <w:numId w:val="1094"/>
         </w:numPr>
-        <w:pStyle w:val="Compact"/>
-      </w:pPr>
-      <w:r>
-        <w:t xml:space="preserve">The panel is 1.2× the grade’s width, at the same height.</w:t>
-      </w:r>
-    </w:p>
-    <w:p>
-      <w:pPr>
-        <w:numPr>
-          <w:ilvl w:val="1"/>
+      </w:pPr>
+      <w:r>
+        <w:rPr>
+          <w:bCs/>
+          <w:b/>
+        </w:rPr>
+        <w:t xml:space="preserve">Volume in the pause menu:</w:t>
+      </w:r>
+      <w:r>
+        <w:t xml:space="preserve"> </w:t>
+      </w:r>
+      <w:r>
+        <w:t xml:space="preserve">Music, Effects and Crowd sliders. They’re in the park’s pause menu, your park game’s, Pro-Am / Pro Run and the Crew HQ. They apply as you drag and are saved.</w:t>
+      </w:r>
+    </w:p>
+    <w:p>
+      <w:pPr>
+        <w:numPr>
+          <w:ilvl w:val="0"/>
           <w:numId w:val="1094"/>
         </w:numPr>
-        <w:pStyle w:val="Compact"/>
-      </w:pPr>
-      <w:r>
-        <w:t xml:space="preserve">The grade itself keeps its size and moves left to make room.</w:t>
-      </w:r>
-    </w:p>
-    <w:p>
-      <w:pPr>
-        <w:numPr>
-          <w:ilvl w:val="1"/>
-          <w:numId w:val="1094"/>
-        </w:numPr>
-        <w:pStyle w:val="Compact"/>
-      </w:pPr>
-      <w:r>
-        <w:t xml:space="preserve">A number that goes up pulses once.</w:t>
-      </w:r>
-    </w:p>
-    <w:p>
-      <w:pPr>
-        <w:numPr>
-          <w:ilvl w:val="1"/>
-          <w:numId w:val="1094"/>
-        </w:numPr>
-        <w:pStyle w:val="Compact"/>
-      </w:pPr>
-      <w:r>
-        <w:t xml:space="preserve">It shows whenever the grade does (Settings → Lock-In grade).</w:t>
-      </w:r>
-    </w:p>
-    <w:p>
-      <w:pPr>
-        <w:numPr>
-          <w:ilvl w:val="0"/>
-          <w:numId w:val="1093"/>
-        </w:numPr>
-      </w:pPr>
-      <w:r>
-        <w:rPr>
-          <w:bCs/>
-          <w:b/>
-        </w:rPr>
-        <w:t xml:space="preserve">Volume in the pause menu:</w:t>
-      </w:r>
-      <w:r>
-        <w:t xml:space="preserve"> </w:t>
-      </w:r>
-      <w:r>
-        <w:t xml:space="preserve">Music, Effects and Crowd sliders. They’re in the park’s pause menu, your park game’s, Pro-Am / Pro Run and the Crew HQ. They apply as you drag and are saved.</w:t>
-      </w:r>
-    </w:p>
-    <w:p>
-      <w:pPr>
-        <w:numPr>
-          <w:ilvl w:val="0"/>
-          <w:numId w:val="1093"/>
-        </w:numPr>
       </w:pPr>
       <w:r>
         <w:rPr>
@@ -8662,7 +8904,7 @@
       <w:pPr>
         <w:numPr>
           <w:ilvl w:val="1"/>
-          <w:numId w:val="1095"/>
+          <w:numId w:val="1096"/>
         </w:numPr>
         <w:pStyle w:val="Compact"/>
       </w:pPr>
@@ -8674,7 +8916,7 @@
       <w:pPr>
         <w:numPr>
           <w:ilvl w:val="1"/>
-          <w:numId w:val="1095"/>
+          <w:numId w:val="1096"/>
         </w:numPr>
         <w:pStyle w:val="Compact"/>
       </w:pPr>
@@ -8686,7 +8928,7 @@
       <w:pPr>
         <w:numPr>
           <w:ilvl w:val="1"/>
-          <w:numId w:val="1095"/>
+          <w:numId w:val="1096"/>
         </w:numPr>
         <w:pStyle w:val="Compact"/>
       </w:pPr>
@@ -8694,8 +8936,8 @@
         <w:t xml:space="preserve">A breath in each throat, and the stands throwing it back.</w:t>
       </w:r>
     </w:p>
-    <w:bookmarkEnd w:id="75"/>
-    <w:bookmarkStart w:id="76" w:name="green-releases-doubled-and-remade"/>
+    <w:bookmarkEnd w:id="76"/>
+    <w:bookmarkStart w:id="77" w:name="green-releases-doubled-and-remade"/>
     <w:p>
       <w:pPr>
         <w:pStyle w:val="Heading2"/>
@@ -8708,7 +8950,7 @@
       <w:pPr>
         <w:numPr>
           <w:ilvl w:val="0"/>
-          <w:numId w:val="1096"/>
+          <w:numId w:val="1097"/>
         </w:numPr>
         <w:pStyle w:val="Compact"/>
       </w:pPr>
@@ -8730,6 +8972,62 @@
       <w:pPr>
         <w:numPr>
           <w:ilvl w:val="1"/>
+          <w:numId w:val="1098"/>
+        </w:numPr>
+        <w:pStyle w:val="Compact"/>
+      </w:pPr>
+      <w:r>
+        <w:rPr>
+          <w:bCs/>
+          <w:b/>
+        </w:rPr>
+        <w:t xml:space="preserve">New sounds</w:t>
+      </w:r>
+      <w:r>
+        <w:t xml:space="preserve"> </w:t>
+      </w:r>
+      <w:r>
+        <w:t xml:space="preserve">(3,500–9,500 VC): Night Owl, Wolf Howl, Steam Whistle, Victory Bells, Knockout Bell, Shattered Glass, Strike!, Rimshot, Bass Drop, Sonar Ping, Standing Ovation, Five-Alarm, Boing, Cuckoo, Royal Fanfare and Case Closed.</w:t>
+      </w:r>
+    </w:p>
+    <w:p>
+      <w:pPr>
+        <w:numPr>
+          <w:ilvl w:val="1"/>
+          <w:numId w:val="1098"/>
+        </w:numPr>
+        <w:pStyle w:val="Compact"/>
+      </w:pPr>
+      <w:r>
+        <w:rPr>
+          <w:bCs/>
+          <w:b/>
+        </w:rPr>
+        <w:t xml:space="preserve">New effects</w:t>
+      </w:r>
+      <w:r>
+        <w:t xml:space="preserve"> </w:t>
+      </w:r>
+      <w:r>
+        <w:t xml:space="preserve">(6,000–12,000 VC): Phoenix, Make It Rain, Shockwave, Atomic, Galaxy, Ice Cold, Fire Circle, Angel Wings, Jade Dragon, Meteor Shower, Laser Show, Lucky Clover, Diamond and Supernova.</w:t>
+      </w:r>
+    </w:p>
+    <w:p>
+      <w:pPr>
+        <w:numPr>
+          <w:ilvl w:val="1"/>
+          <w:numId w:val="1098"/>
+        </w:numPr>
+        <w:pStyle w:val="Compact"/>
+      </w:pPr>
+      <w:r>
+        <w:t xml:space="preserve">The AI picks from all of them, still with no two alike on a floor.</w:t>
+      </w:r>
+    </w:p>
+    <w:p>
+      <w:pPr>
+        <w:numPr>
+          <w:ilvl w:val="0"/>
           <w:numId w:val="1097"/>
         </w:numPr>
         <w:pStyle w:val="Compact"/>
@@ -8739,62 +9037,6 @@
           <w:bCs/>
           <w:b/>
         </w:rPr>
-        <w:t xml:space="preserve">New sounds</w:t>
-      </w:r>
-      <w:r>
-        <w:t xml:space="preserve"> </w:t>
-      </w:r>
-      <w:r>
-        <w:t xml:space="preserve">(3,500–9,500 VC): Night Owl, Wolf Howl, Steam Whistle, Victory Bells, Knockout Bell, Shattered Glass, Strike!, Rimshot, Bass Drop, Sonar Ping, Standing Ovation, Five-Alarm, Boing, Cuckoo, Royal Fanfare and Case Closed.</w:t>
-      </w:r>
-    </w:p>
-    <w:p>
-      <w:pPr>
-        <w:numPr>
-          <w:ilvl w:val="1"/>
-          <w:numId w:val="1097"/>
-        </w:numPr>
-        <w:pStyle w:val="Compact"/>
-      </w:pPr>
-      <w:r>
-        <w:rPr>
-          <w:bCs/>
-          <w:b/>
-        </w:rPr>
-        <w:t xml:space="preserve">New effects</w:t>
-      </w:r>
-      <w:r>
-        <w:t xml:space="preserve"> </w:t>
-      </w:r>
-      <w:r>
-        <w:t xml:space="preserve">(6,000–12,000 VC): Phoenix, Make It Rain, Shockwave, Atomic, Galaxy, Ice Cold, Fire Circle, Angel Wings, Jade Dragon, Meteor Shower, Laser Show, Lucky Clover, Diamond and Supernova.</w:t>
-      </w:r>
-    </w:p>
-    <w:p>
-      <w:pPr>
-        <w:numPr>
-          <w:ilvl w:val="1"/>
-          <w:numId w:val="1097"/>
-        </w:numPr>
-        <w:pStyle w:val="Compact"/>
-      </w:pPr>
-      <w:r>
-        <w:t xml:space="preserve">The AI picks from all of them, still with no two alike on a floor.</w:t>
-      </w:r>
-    </w:p>
-    <w:p>
-      <w:pPr>
-        <w:numPr>
-          <w:ilvl w:val="0"/>
-          <w:numId w:val="1096"/>
-        </w:numPr>
-        <w:pStyle w:val="Compact"/>
-      </w:pPr>
-      <w:r>
-        <w:rPr>
-          <w:bCs/>
-          <w:b/>
-        </w:rPr>
         <w:t xml:space="preserve">Every sound remade to sound like its name.</w:t>
       </w:r>
     </w:p>
@@ -8802,7 +9044,7 @@
       <w:pPr>
         <w:numPr>
           <w:ilvl w:val="1"/>
-          <w:numId w:val="1098"/>
+          <w:numId w:val="1099"/>
         </w:numPr>
         <w:pStyle w:val="Compact"/>
       </w:pPr>
@@ -8824,7 +9066,7 @@
       <w:pPr>
         <w:numPr>
           <w:ilvl w:val="1"/>
-          <w:numId w:val="1098"/>
+          <w:numId w:val="1099"/>
         </w:numPr>
         <w:pStyle w:val="Compact"/>
       </w:pPr>
@@ -8846,7 +9088,7 @@
       <w:pPr>
         <w:numPr>
           <w:ilvl w:val="1"/>
-          <w:numId w:val="1098"/>
+          <w:numId w:val="1099"/>
         </w:numPr>
         <w:pStyle w:val="Compact"/>
       </w:pPr>
@@ -8862,98 +9104,6 @@
       </w:r>
       <w:r>
         <w:t xml:space="preserve">a raptor’s scream.</w:t>
-      </w:r>
-    </w:p>
-    <w:p>
-      <w:pPr>
-        <w:numPr>
-          <w:ilvl w:val="2"/>
-          <w:numId w:val="1099"/>
-        </w:numPr>
-        <w:pStyle w:val="Compact"/>
-      </w:pPr>
-      <w:r>
-        <w:t xml:space="preserve">A quick rise into a long, high</w:t>
-      </w:r>
-      <w:r>
-        <w:t xml:space="preserve"> </w:t>
-      </w:r>
-      <w:r>
-        <w:t xml:space="preserve">“</w:t>
-      </w:r>
-      <w:r>
-        <w:t xml:space="preserve">kee-eeee-arrr</w:t>
-      </w:r>
-      <w:r>
-        <w:t xml:space="preserve">”</w:t>
-      </w:r>
-      <w:r>
-        <w:t xml:space="preserve"> </w:t>
-      </w:r>
-      <w:r>
-        <w:t xml:space="preserve">around 2.5 kHz.</w:t>
-      </w:r>
-    </w:p>
-    <w:p>
-      <w:pPr>
-        <w:numPr>
-          <w:ilvl w:val="2"/>
-          <w:numId w:val="1099"/>
-        </w:numPr>
-        <w:pStyle w:val="Compact"/>
-      </w:pPr>
-      <w:r>
-        <w:t xml:space="preserve">Harsh, the way a real one is: the pitch jitters from cycle to cycle, every other cycle is louder, and there’s breath riding on each one.</w:t>
-      </w:r>
-    </w:p>
-    <w:p>
-      <w:pPr>
-        <w:numPr>
-          <w:ilvl w:val="2"/>
-          <w:numId w:val="1099"/>
-        </w:numPr>
-        <w:pStyle w:val="Compact"/>
-      </w:pPr>
-      <w:r>
-        <w:t xml:space="preserve">It tears downward at the end, then rings off the canyon walls.</w:t>
-      </w:r>
-    </w:p>
-    <w:p>
-      <w:pPr>
-        <w:numPr>
-          <w:ilvl w:val="1"/>
-          <w:numId w:val="1098"/>
-        </w:numPr>
-        <w:pStyle w:val="Compact"/>
-      </w:pPr>
-      <w:r>
-        <w:rPr>
-          <w:bCs/>
-          <w:b/>
-        </w:rPr>
-        <w:t xml:space="preserve">Bells, gongs, glass, coins and wood</w:t>
-      </w:r>
-      <w:r>
-        <w:t xml:space="preserve"> </w:t>
-      </w:r>
-      <w:r>
-        <w:t xml:space="preserve">ring with their own partials. A church bell has its hum an octave under, its minor-third tierce and its nominal. The gong blooms up into its shimmer after the strike.</w:t>
-      </w:r>
-    </w:p>
-    <w:p>
-      <w:pPr>
-        <w:numPr>
-          <w:ilvl w:val="1"/>
-          <w:numId w:val="1098"/>
-        </w:numPr>
-        <w:pStyle w:val="Compact"/>
-      </w:pPr>
-      <w:r>
-        <w:rPr>
-          <w:bCs/>
-          <w:b/>
-        </w:rPr>
-        <w:t xml:space="preserve">Voices:</w:t>
       </w:r>
     </w:p>
     <w:p>
@@ -8965,7 +9115,25 @@
         <w:pStyle w:val="Compact"/>
       </w:pPr>
       <w:r>
-        <w:t xml:space="preserve">The choir is four sections, each with its own vowel, singing in a cathedral with a harp under it.</w:t>
+        <w:t xml:space="preserve">A quick rise into a long, high</w:t>
+      </w:r>
+      <w:r>
+        <w:t xml:space="preserve"> </w:t>
+      </w:r>
+      <w:r>
+        <w:t xml:space="preserve">“</w:t>
+      </w:r>
+      <w:r>
+        <w:t xml:space="preserve">kee-eeee-arrr</w:t>
+      </w:r>
+      <w:r>
+        <w:t xml:space="preserve">”</w:t>
+      </w:r>
+      <w:r>
+        <w:t xml:space="preserve"> </w:t>
+      </w:r>
+      <w:r>
+        <w:t xml:space="preserve">around 2.5 kHz.</w:t>
       </w:r>
     </w:p>
     <w:p>
@@ -8977,7 +9145,7 @@
         <w:pStyle w:val="Compact"/>
       </w:pPr>
       <w:r>
-        <w:t xml:space="preserve">The kazoo is a hummed voice with the paper buzzing on it.</w:t>
+        <w:t xml:space="preserve">Harsh, the way a real one is: the pitch jitters from cycle to cycle, every other cycle is louder, and there’s breath riding on each one.</w:t>
       </w:r>
     </w:p>
     <w:p>
@@ -8989,23 +9157,45 @@
         <w:pStyle w:val="Compact"/>
       </w:pPr>
       <w:r>
-        <w:t xml:space="preserve">The roar after the Greeen Chant is now crowd voices, not noise.</w:t>
-      </w:r>
-    </w:p>
-    <w:p>
-      <w:pPr>
-        <w:numPr>
-          <w:ilvl w:val="1"/>
-          <w:numId w:val="1098"/>
-        </w:numPr>
-        <w:pStyle w:val="Compact"/>
-      </w:pPr>
-      <w:r>
-        <w:rPr>
-          <w:bCs/>
-          <w:b/>
-        </w:rPr>
-        <w:t xml:space="preserve">Squeaks, water and weather:</w:t>
+        <w:t xml:space="preserve">It tears downward at the end, then rings off the canyon walls.</w:t>
+      </w:r>
+    </w:p>
+    <w:p>
+      <w:pPr>
+        <w:numPr>
+          <w:ilvl w:val="1"/>
+          <w:numId w:val="1099"/>
+        </w:numPr>
+        <w:pStyle w:val="Compact"/>
+      </w:pPr>
+      <w:r>
+        <w:rPr>
+          <w:bCs/>
+          <w:b/>
+        </w:rPr>
+        <w:t xml:space="preserve">Bells, gongs, glass, coins and wood</w:t>
+      </w:r>
+      <w:r>
+        <w:t xml:space="preserve"> </w:t>
+      </w:r>
+      <w:r>
+        <w:t xml:space="preserve">ring with their own partials. A church bell has its hum an octave under, its minor-third tierce and its nominal. The gong blooms up into its shimmer after the strike.</w:t>
+      </w:r>
+    </w:p>
+    <w:p>
+      <w:pPr>
+        <w:numPr>
+          <w:ilvl w:val="1"/>
+          <w:numId w:val="1099"/>
+        </w:numPr>
+        <w:pStyle w:val="Compact"/>
+      </w:pPr>
+      <w:r>
+        <w:rPr>
+          <w:bCs/>
+          <w:b/>
+        </w:rPr>
+        <w:t xml:space="preserve">Voices:</w:t>
       </w:r>
     </w:p>
     <w:p>
@@ -9017,7 +9207,7 @@
         <w:pStyle w:val="Compact"/>
       </w:pPr>
       <w:r>
-        <w:t xml:space="preserve">The rubber duck is a squeaker reed, wheezing in between squeezes.</w:t>
+        <w:t xml:space="preserve">The choir is four sections, each with its own vowel, singing in a cathedral with a harp under it.</w:t>
       </w:r>
     </w:p>
     <w:p>
@@ -9029,7 +9219,7 @@
         <w:pStyle w:val="Compact"/>
       </w:pPr>
       <w:r>
-        <w:t xml:space="preserve">The cannonball is a slap, a kerplunk and hundreds of bubbles and drops.</w:t>
+        <w:t xml:space="preserve">The kazoo is a hummed voice with the paper buzzing on it.</w:t>
       </w:r>
     </w:p>
     <w:p>
@@ -9041,6 +9231,58 @@
         <w:pStyle w:val="Compact"/>
       </w:pPr>
       <w:r>
+        <w:t xml:space="preserve">The roar after the Greeen Chant is now crowd voices, not noise.</w:t>
+      </w:r>
+    </w:p>
+    <w:p>
+      <w:pPr>
+        <w:numPr>
+          <w:ilvl w:val="1"/>
+          <w:numId w:val="1099"/>
+        </w:numPr>
+        <w:pStyle w:val="Compact"/>
+      </w:pPr>
+      <w:r>
+        <w:rPr>
+          <w:bCs/>
+          <w:b/>
+        </w:rPr>
+        <w:t xml:space="preserve">Squeaks, water and weather:</w:t>
+      </w:r>
+    </w:p>
+    <w:p>
+      <w:pPr>
+        <w:numPr>
+          <w:ilvl w:val="2"/>
+          <w:numId w:val="1102"/>
+        </w:numPr>
+        <w:pStyle w:val="Compact"/>
+      </w:pPr>
+      <w:r>
+        <w:t xml:space="preserve">The rubber duck is a squeaker reed, wheezing in between squeezes.</w:t>
+      </w:r>
+    </w:p>
+    <w:p>
+      <w:pPr>
+        <w:numPr>
+          <w:ilvl w:val="2"/>
+          <w:numId w:val="1102"/>
+        </w:numPr>
+        <w:pStyle w:val="Compact"/>
+      </w:pPr>
+      <w:r>
+        <w:t xml:space="preserve">The cannonball is a slap, a kerplunk and hundreds of bubbles and drops.</w:t>
+      </w:r>
+    </w:p>
+    <w:p>
+      <w:pPr>
+        <w:numPr>
+          <w:ilvl w:val="2"/>
+          <w:numId w:val="1102"/>
+        </w:numPr>
+        <w:pStyle w:val="Compact"/>
+      </w:pPr>
+      <w:r>
         <w:t xml:space="preserve">Thunder tears the air open before the boom and the roll.</w:t>
       </w:r>
     </w:p>
@@ -9048,7 +9290,7 @@
       <w:pPr>
         <w:numPr>
           <w:ilvl w:val="0"/>
-          <w:numId w:val="1096"/>
+          <w:numId w:val="1097"/>
         </w:numPr>
         <w:pStyle w:val="Compact"/>
       </w:pPr>
@@ -9070,7 +9312,7 @@
       <w:pPr>
         <w:numPr>
           <w:ilvl w:val="0"/>
-          <w:numId w:val="1096"/>
+          <w:numId w:val="1097"/>
         </w:numPr>
         <w:pStyle w:val="Compact"/>
       </w:pPr>
@@ -9110,7 +9352,7 @@
       <w:pPr>
         <w:numPr>
           <w:ilvl w:val="0"/>
-          <w:numId w:val="1096"/>
+          <w:numId w:val="1097"/>
         </w:numPr>
         <w:pStyle w:val="Compact"/>
       </w:pPr>
@@ -9126,7 +9368,7 @@
       <w:pPr>
         <w:numPr>
           <w:ilvl w:val="1"/>
-          <w:numId w:val="1102"/>
+          <w:numId w:val="1103"/>
         </w:numPr>
         <w:pStyle w:val="Compact"/>
       </w:pPr>
@@ -9138,7 +9380,7 @@
       <w:pPr>
         <w:numPr>
           <w:ilvl w:val="1"/>
-          <w:numId w:val="1102"/>
+          <w:numId w:val="1103"/>
         </w:numPr>
         <w:pStyle w:val="Compact"/>
       </w:pPr>
@@ -9150,7 +9392,7 @@
       <w:pPr>
         <w:numPr>
           <w:ilvl w:val="1"/>
-          <w:numId w:val="1102"/>
+          <w:numId w:val="1103"/>
         </w:numPr>
         <w:pStyle w:val="Compact"/>
       </w:pPr>
@@ -9158,8 +9400,8 @@
         <w:t xml:space="preserve">Every new effect was captured frozen in time over a player in the studio.</w:t>
       </w:r>
     </w:p>
-    <w:bookmarkEnd w:id="76"/>
-    <w:bookmarkStart w:id="77" w:name="under-the-hood-quick-patch"/>
+    <w:bookmarkEnd w:id="77"/>
+    <w:bookmarkStart w:id="78" w:name="under-the-hood-quick-patch"/>
     <w:p>
       <w:pPr>
         <w:pStyle w:val="Heading2"/>
@@ -9172,7 +9414,7 @@
       <w:pPr>
         <w:numPr>
           <w:ilvl w:val="0"/>
-          <w:numId w:val="1103"/>
+          <w:numId w:val="1104"/>
         </w:numPr>
         <w:pStyle w:val="Compact"/>
       </w:pPr>
@@ -9187,14 +9429,26 @@
         <w:t xml:space="preserve"> </w:t>
       </w:r>
       <w:r>
-        <w:t xml:space="preserve">170 game tests and 40 service tests pass. The new ones cover non-shooter windows, smothered shots, the record scratch, repeat moves, diagonal moves, the straps being drawn, the apparel counts, dunk variety, the windmill and Eastbay paths, celebrations (input and clipping), reach-in contact, the AI staying in bounds, the D-pad fallback, Icon Legend, the green release counts and what each sound is made of, the AI’s reaction times, stamina and the line beside the grade.</w:t>
-      </w:r>
-    </w:p>
-    <w:p>
-      <w:pPr>
-        <w:numPr>
-          <w:ilvl w:val="0"/>
-          <w:numId w:val="1103"/>
+        <w:t xml:space="preserve">190 game tests and 43 service tests pass (the rule book:</w:t>
+      </w:r>
+      <w:r>
+        <w:t xml:space="preserve"> </w:t>
+      </w:r>
+      <w:r>
+        <w:rPr>
+          <w:rStyle w:val="VerbatimChar"/>
+        </w:rPr>
+        <w:t xml:space="preserve">tests/v0475qp10.test.mjs</w:t>
+      </w:r>
+      <w:r>
+        <w:t xml:space="preserve">, 7). The new ones cover non-shooter windows, smothered shots, the record scratch, repeat moves, diagonal moves, the straps being drawn, the apparel counts, dunk variety, the windmill and Eastbay paths, celebrations (input and clipping), reach-in contact, the AI staying in bounds, the D-pad fallback, Icon Legend, the green release counts and what each sound is made of, the AI’s reaction times, stamina and the line beside the grade.</w:t>
+      </w:r>
+    </w:p>
+    <w:p>
+      <w:pPr>
+        <w:numPr>
+          <w:ilvl w:val="0"/>
+          <w:numId w:val="1104"/>
         </w:numPr>
         <w:pStyle w:val="Compact"/>
       </w:pPr>
@@ -9210,7 +9464,7 @@
       <w:pPr>
         <w:numPr>
           <w:ilvl w:val="1"/>
-          <w:numId w:val="1104"/>
+          <w:numId w:val="1105"/>
         </w:numPr>
         <w:pStyle w:val="Compact"/>
       </w:pPr>
@@ -9234,7 +9488,7 @@
       <w:pPr>
         <w:numPr>
           <w:ilvl w:val="1"/>
-          <w:numId w:val="1104"/>
+          <w:numId w:val="1105"/>
         </w:numPr>
         <w:pStyle w:val="Compact"/>
       </w:pPr>
@@ -9258,7 +9512,7 @@
       <w:pPr>
         <w:numPr>
           <w:ilvl w:val="1"/>
-          <w:numId w:val="1104"/>
+          <w:numId w:val="1105"/>
         </w:numPr>
         <w:pStyle w:val="Compact"/>
       </w:pPr>
@@ -9270,7 +9524,7 @@
       <w:pPr>
         <w:numPr>
           <w:ilvl w:val="1"/>
-          <w:numId w:val="1104"/>
+          <w:numId w:val="1105"/>
         </w:numPr>
         <w:pStyle w:val="Compact"/>
       </w:pPr>
@@ -9282,7 +9536,7 @@
       <w:pPr>
         <w:numPr>
           <w:ilvl w:val="1"/>
-          <w:numId w:val="1104"/>
+          <w:numId w:val="1105"/>
         </w:numPr>
         <w:pStyle w:val="Compact"/>
       </w:pPr>
@@ -9306,7 +9560,7 @@
       <w:pPr>
         <w:numPr>
           <w:ilvl w:val="1"/>
-          <w:numId w:val="1104"/>
+          <w:numId w:val="1105"/>
         </w:numPr>
         <w:pStyle w:val="Compact"/>
       </w:pPr>
@@ -9330,7 +9584,7 @@
       <w:pPr>
         <w:numPr>
           <w:ilvl w:val="1"/>
-          <w:numId w:val="1104"/>
+          <w:numId w:val="1105"/>
         </w:numPr>
         <w:pStyle w:val="Compact"/>
       </w:pPr>
@@ -9354,7 +9608,7 @@
       <w:pPr>
         <w:numPr>
           <w:ilvl w:val="1"/>
-          <w:numId w:val="1104"/>
+          <w:numId w:val="1105"/>
         </w:numPr>
         <w:pStyle w:val="Compact"/>
       </w:pPr>
@@ -9400,7 +9654,7 @@
       <w:pPr>
         <w:numPr>
           <w:ilvl w:val="1"/>
-          <w:numId w:val="1104"/>
+          <w:numId w:val="1105"/>
         </w:numPr>
         <w:pStyle w:val="Compact"/>
       </w:pPr>
@@ -9412,7 +9666,7 @@
       <w:pPr>
         <w:numPr>
           <w:ilvl w:val="1"/>
-          <w:numId w:val="1104"/>
+          <w:numId w:val="1105"/>
         </w:numPr>
         <w:pStyle w:val="Compact"/>
       </w:pPr>
@@ -9457,7 +9711,7 @@
       <w:pPr>
         <w:numPr>
           <w:ilvl w:val="1"/>
-          <w:numId w:val="1104"/>
+          <w:numId w:val="1105"/>
         </w:numPr>
         <w:pStyle w:val="Compact"/>
       </w:pPr>
@@ -9497,7 +9751,7 @@
       <w:pPr>
         <w:numPr>
           <w:ilvl w:val="1"/>
-          <w:numId w:val="1104"/>
+          <w:numId w:val="1105"/>
         </w:numPr>
         <w:pStyle w:val="Compact"/>
       </w:pPr>
@@ -9527,7 +9781,7 @@
       <w:pPr>
         <w:numPr>
           <w:ilvl w:val="1"/>
-          <w:numId w:val="1104"/>
+          <w:numId w:val="1105"/>
         </w:numPr>
         <w:pStyle w:val="Compact"/>
       </w:pPr>
@@ -9535,8 +9789,8 @@
         <w:t xml:space="preserve">The faster AI reactions apply to every AI player: teammates, opponents and your own player on auto-play.</w:t>
       </w:r>
     </w:p>
-    <w:bookmarkEnd w:id="77"/>
     <w:bookmarkEnd w:id="78"/>
+    <w:bookmarkEnd w:id="79"/>
     <w:sectPr/>
   </w:body>
 </w:document>
@@ -10032,6 +10286,9 @@
     <w:abstractNumId w:val="991"/>
   </w:num>
   <w:num w:numId="1104">
+    <w:abstractNumId w:val="991"/>
+  </w:num>
+  <w:num w:numId="1105">
     <w:abstractNumId w:val="991"/>
   </w:num>
 </w:numbering>

--- a/PATCH_NOTES_v0.4.7.5.docx
+++ b/PATCH_NOTES_v0.4.7.5.docx
@@ -7398,7 +7398,7 @@
         <w:t xml:space="preserve"> </w:t>
       </w:r>
       <w:r>
-        <w:t xml:space="preserve">is a turnover, same as above. Full-court 3v3 keeps backcourt and 8 seconds. No defensive three seconds, no charges, no goaltending in the park.</w:t>
+        <w:t xml:space="preserve">is a turnover, same as above. No backcourt violation or 8-second count in the park, half or full court (the shot clock is the only clock on the possession), and no defensive three seconds, charges or goaltending.</w:t>
       </w:r>
     </w:p>
     <w:p>
@@ -7458,7 +7458,7 @@
         <w:t xml:space="preserve"> </w:t>
       </w:r>
       <w:r>
-        <w:t xml:space="preserve">(AI only, 12 Pro-Am, 16 park, 10 full-court park): offensive three seconds 0.25 / 0.13 / 0.10 a game, defensive three seconds 0.42 a game in Pro-Am, backcourt 0.17 / 0.10, charges 0.17 a game in Pro-Am, 9.8 fouls and 3.8 free-throw attempts a game in Pro-Am (there were 0.0 FTA on missed shots before), 3.1 fouls a game in the park. Before the AI learned the rules the first pass called 31 defensive and 11.5 offensive three seconds a game and took a third off the scoring; scoring is now within a point of the old build (Pro-Am 24.8 a team a quarter-length game vs 26.1). The lane is emptier: 0.63 off-ball attackers in it on average (was 0.75) and 1.35 defenders (was 2.4).</w:t>
+        <w:t xml:space="preserve">(AI only, 12 Pro-Am, 16 park, 10 full-court park): offensive three seconds 0.25 / 0.13 / 0.10 a game, defensive three seconds 0.42 a game in Pro-Am, backcourt 0.17 in Pro-Am, charges 0.17 a game in Pro-Am, 9.8 fouls and 3.8 free-throw attempts a game in Pro-Am (there were 0.0 FTA on missed shots before), 3.1 fouls a game in the park. Before the AI learned the rules the first pass called 31 defensive and 11.5 offensive three seconds a game and took a third off the scoring; scoring is now within a point of the old build (Pro-Am 24.8 a team a quarter-length game vs 26.1). The lane is emptier: 0.63 off-ball attackers in it on average (was 0.75) and 1.35 defenders (was 2.4).</w:t>
       </w:r>
     </w:p>
     <w:bookmarkEnd w:id="65"/>

--- a/PATCH_NOTES_v0.4.7.5.docx
+++ b/PATCH_NOTES_v0.4.7.5.docx
@@ -3526,7 +3526,7 @@
     </w:p>
     <w:bookmarkEnd w:id="41"/>
     <w:bookmarkEnd w:id="42"/>
-    <w:bookmarkStart w:id="79" w:name="quick-patch"/>
+    <w:bookmarkStart w:id="80" w:name="quick-patch"/>
     <w:p>
       <w:pPr>
         <w:pStyle w:val="Heading1"/>
@@ -4228,7 +4228,7 @@
     </w:tbl>
     <w:bookmarkEnd w:id="46"/>
     <w:bookmarkEnd w:id="47"/>
-    <w:bookmarkStart w:id="69" w:name="dribbling-passing-and-defense-1"/>
+    <w:bookmarkStart w:id="70" w:name="dribbling-passing-and-defense-1"/>
     <w:p>
       <w:pPr>
         <w:pStyle w:val="Heading2"/>
@@ -7220,12 +7220,395 @@
       </w:r>
     </w:p>
     <w:bookmarkEnd w:id="64"/>
-    <w:bookmarkStart w:id="65" w:name="the-rule-book-oct-11"/>
+    <w:bookmarkStart w:id="65" w:name="X8b897a5eaf3b5d2ed8c410d92d06497cd742602"/>
     <w:p>
       <w:pPr>
         <w:pStyle w:val="Heading3"/>
       </w:pPr>
       <w:r>
+        <w:t xml:space="preserve">The Jungle Ballers: the next park event (Oct 12)</w:t>
+      </w:r>
+    </w:p>
+    <w:p>
+      <w:pPr>
+        <w:numPr>
+          <w:ilvl w:val="0"/>
+          <w:numId w:val="1076"/>
+        </w:numPr>
+        <w:pStyle w:val="Compact"/>
+      </w:pPr>
+      <w:r>
+        <w:rPr>
+          <w:bCs/>
+          <w:b/>
+        </w:rPr>
+        <w:t xml:space="preserve">The King Tut Cup’s last window closed at midnight UTC on Oct 12 and The Jungle Ballers took over.</w:t>
+      </w:r>
+      <w:r>
+        <w:t xml:space="preserve"> </w:t>
+      </w:r>
+      <w:r>
+        <w:t xml:space="preserve">Park events run on a schedule now (</w:t>
+      </w:r>
+      <w:r>
+        <w:rPr>
+          <w:rStyle w:val="VerbatimChar"/>
+        </w:rPr>
+        <w:t xml:space="preserve">server/events.json</w:t>
+      </w:r>
+      <w:r>
+        <w:t xml:space="preserve">): the Cup until the end of its last window, the Jungle from then on. The Cup isn’t deleted — its park, prizes, leaderboard skin and code are all still here, just closed: the event card on the Park screen shows whatever is on, a closed event’s park can’t be entered or played, and putting the Cup back on the schedule brings it straight back. Whoever played the Cup’s last window still claims the Cup’s prizes from the Jungle’s board.</w:t>
+      </w:r>
+    </w:p>
+    <w:p>
+      <w:pPr>
+        <w:numPr>
+          <w:ilvl w:val="0"/>
+          <w:numId w:val="1076"/>
+        </w:numPr>
+        <w:pStyle w:val="Compact"/>
+      </w:pPr>
+      <w:r>
+        <w:rPr>
+          <w:bCs/>
+          <w:b/>
+        </w:rPr>
+        <w:t xml:space="preserve">The park:</w:t>
+      </w:r>
+      <w:r>
+        <w:t xml:space="preserve"> </w:t>
+      </w:r>
+      <w:r>
+        <w:t xml:space="preserve">the same layout deep in a rainforest. Giant trees with buttress roots ring the courts and stand over the light poles, with a forest wall out at the fog and undergrowth between; a canopy of leaves, lianas and vine swags hangs over the park, and a low fringe of leaves and lianas hangs 5–9 m up round the edges so that, from the game camera, the jungle shows along the top of the frame without getting in the way of the play. A waterfall pours into a pool on the north edge, bamboo torches burn round the plaza, ferns line every fence, the mural says JUNGLE, the hoops are toucan orange on wood, and</w:t>
+      </w:r>
+      <w:r>
+        <w:t xml:space="preserve"> </w:t>
+      </w:r>
+      <w:r>
+        <w:rPr>
+          <w:bCs/>
+          <w:b/>
+        </w:rPr>
+        <w:t xml:space="preserve">every court has a toucan medallion</w:t>
+      </w:r>
+      <w:r>
+        <w:t xml:space="preserve"> </w:t>
+      </w:r>
+      <w:r>
+        <w:t xml:space="preserve">at center court. The leaderboard is a carved board between bamboo posts under a thatch.</w:t>
+      </w:r>
+    </w:p>
+    <w:p>
+      <w:pPr>
+        <w:numPr>
+          <w:ilvl w:val="0"/>
+          <w:numId w:val="1076"/>
+        </w:numPr>
+        <w:pStyle w:val="Compact"/>
+      </w:pPr>
+      <w:r>
+        <w:rPr>
+          <w:bCs/>
+          <w:b/>
+        </w:rPr>
+        <w:t xml:space="preserve">Animals roam the background:</w:t>
+      </w:r>
+      <w:r>
+        <w:t xml:space="preserve"> </w:t>
+      </w:r>
+      <w:r>
+        <w:t xml:space="preserve">a jaguar, a tapir, three monkeys and a family of capybaras wander a ring of waypoints outside the fences on swinging legs, stopping now and then; a sloth hangs from a liana by the east annex; toucans and macaws fly low through the canopy; mist rolls off the forest floor, fireflies light up in the trees and butterflies work the ferns.</w:t>
+      </w:r>
+    </w:p>
+    <w:p>
+      <w:pPr>
+        <w:numPr>
+          <w:ilvl w:val="0"/>
+          <w:numId w:val="1076"/>
+        </w:numPr>
+        <w:pStyle w:val="Compact"/>
+      </w:pPr>
+      <w:r>
+        <w:rPr>
+          <w:bCs/>
+          <w:b/>
+        </w:rPr>
+        <w:t xml:space="preserve">Rain for a streak.</w:t>
+      </w:r>
+      <w:r>
+        <w:t xml:space="preserve"> </w:t>
+      </w:r>
+      <w:r>
+        <w:t xml:space="preserve">In the Jungle a 3-game win streak brings a drizzle over your court instead of fire or lasers; it gets heavier and slants at 6 and 9 wins, and at 12 it’s a downpour with</w:t>
+      </w:r>
+      <w:r>
+        <w:t xml:space="preserve"> </w:t>
+      </w:r>
+      <w:r>
+        <w:rPr>
+          <w:bCs/>
+          <w:b/>
+        </w:rPr>
+        <w:t xml:space="preserve">lightning</w:t>
+      </w:r>
+      <w:r>
+        <w:t xml:space="preserve">: a bolt forks down over the court every few seconds, the whole park flashes with it, and the thunder rolls. The rain is drawn by the GPU (four static layers of streaks the vertex shader rains down), so it costs nothing per frame.</w:t>
+      </w:r>
+    </w:p>
+    <w:p>
+      <w:pPr>
+        <w:numPr>
+          <w:ilvl w:val="0"/>
+          <w:numId w:val="1076"/>
+        </w:numPr>
+        <w:pStyle w:val="Compact"/>
+      </w:pPr>
+      <w:r>
+        <w:rPr>
+          <w:bCs/>
+          <w:b/>
+        </w:rPr>
+        <w:t xml:space="preserve">The rules and rewards are the Cup’s:</w:t>
+      </w:r>
+      <w:r>
+        <w:t xml:space="preserve"> </w:t>
+      </w:r>
+      <w:r>
+        <w:t xml:space="preserve">every game is an ante-up (500–10,000 VC), 48-hour windows, net VC won against the AI hoopers who entered (about 22% of your AI world, who now spend their event hours in the Jungle), prizes claimed when the window closes, the same VC ladder (150,000 / 60,000 / 25,000 / 10,000, 3,000 for the top half, 1,000 for playing), crew XP at the event weight.</w:t>
+      </w:r>
+      <w:r>
+        <w:t xml:space="preserve"> </w:t>
+      </w:r>
+      <w:r>
+        <w:rPr>
+          <w:bCs/>
+          <w:b/>
+        </w:rPr>
+        <w:t xml:space="preserve">Every cosmetic and animation is new</w:t>
+      </w:r>
+      <w:r>
+        <w:t xml:space="preserve"> </w:t>
+      </w:r>
+      <w:r>
+        <w:t xml:space="preserve">— nothing from the Cup is handed out again:</w:t>
+      </w:r>
+    </w:p>
+    <w:p>
+      <w:pPr>
+        <w:numPr>
+          <w:ilvl w:val="1"/>
+          <w:numId w:val="1077"/>
+        </w:numPr>
+        <w:pStyle w:val="Compact"/>
+      </w:pPr>
+      <w:r>
+        <w:rPr>
+          <w:bCs/>
+          <w:b/>
+        </w:rPr>
+        <w:t xml:space="preserve">1st — King of the Jungle:</w:t>
+      </w:r>
+      <w:r>
+        <w:t xml:space="preserve"> </w:t>
+      </w:r>
+      <w:r>
+        <w:t xml:space="preserve">the</w:t>
+      </w:r>
+      <w:r>
+        <w:t xml:space="preserve"> </w:t>
+      </w:r>
+      <w:r>
+        <w:rPr>
+          <w:bCs/>
+          <w:b/>
+        </w:rPr>
+        <w:t xml:space="preserve">gorilla costume</w:t>
+      </w:r>
+      <w:r>
+        <w:t xml:space="preserve"> </w:t>
+      </w:r>
+      <w:r>
+        <w:t xml:space="preserve">(a shaggy black-brown fur top with a silverback saddle across the back and a bare leather chest, and fur legs that hug like tights) — the Cup’s mo-cap suit replaced — plus everything below.</w:t>
+      </w:r>
+    </w:p>
+    <w:p>
+      <w:pPr>
+        <w:numPr>
+          <w:ilvl w:val="1"/>
+          <w:numId w:val="1077"/>
+        </w:numPr>
+        <w:pStyle w:val="Compact"/>
+      </w:pPr>
+      <w:r>
+        <w:rPr>
+          <w:bCs/>
+          <w:b/>
+        </w:rPr>
+        <w:t xml:space="preserve">Top 3:</w:t>
+      </w:r>
+      <w:r>
+        <w:t xml:space="preserve"> </w:t>
+      </w:r>
+      <w:r>
+        <w:t xml:space="preserve">the</w:t>
+      </w:r>
+      <w:r>
+        <w:t xml:space="preserve"> </w:t>
+      </w:r>
+      <w:r>
+        <w:rPr>
+          <w:bCs/>
+          <w:b/>
+        </w:rPr>
+        <w:t xml:space="preserve">Canopy Hi / Toucan</w:t>
+      </w:r>
+      <w:r>
+        <w:t xml:space="preserve"> </w:t>
+      </w:r>
+      <w:r>
+        <w:t xml:space="preserve">shoes (black, beak-orange panels, banana-yellow swoosh and sole, sky-blue laces) and the</w:t>
+      </w:r>
+      <w:r>
+        <w:t xml:space="preserve"> </w:t>
+      </w:r>
+      <w:r>
+        <w:rPr>
+          <w:bCs/>
+          <w:b/>
+        </w:rPr>
+        <w:t xml:space="preserve">Banana Peel</w:t>
+      </w:r>
+      <w:r>
+        <w:t xml:space="preserve"> </w:t>
+      </w:r>
+      <w:r>
+        <w:t xml:space="preserve">green release: a banana hangs over your head from the release and</w:t>
+      </w:r>
+      <w:r>
+        <w:t xml:space="preserve"> </w:t>
+      </w:r>
+      <w:r>
+        <w:rPr>
+          <w:bCs/>
+          <w:b/>
+        </w:rPr>
+        <w:t xml:space="preserve">peels open, four ways, the moment the shot drops</w:t>
+      </w:r>
+      <w:r>
+        <w:t xml:space="preserve"> </w:t>
+      </w:r>
+      <w:r>
+        <w:t xml:space="preserve">(the effect is timed to the ball’s flight: about a second on a jumper, under half on a layup), shows the fruit, and drifts off.</w:t>
+      </w:r>
+    </w:p>
+    <w:p>
+      <w:pPr>
+        <w:numPr>
+          <w:ilvl w:val="1"/>
+          <w:numId w:val="1077"/>
+        </w:numPr>
+        <w:pStyle w:val="Compact"/>
+      </w:pPr>
+      <w:r>
+        <w:rPr>
+          <w:bCs/>
+          <w:b/>
+        </w:rPr>
+        <w:t xml:space="preserve">Top 10:</w:t>
+      </w:r>
+      <w:r>
+        <w:t xml:space="preserve"> </w:t>
+      </w:r>
+      <w:r>
+        <w:t xml:space="preserve">the</w:t>
+      </w:r>
+      <w:r>
+        <w:t xml:space="preserve"> </w:t>
+      </w:r>
+      <w:r>
+        <w:rPr>
+          <w:bCs/>
+          <w:b/>
+        </w:rPr>
+        <w:t xml:space="preserve">Chest Beat</w:t>
+      </w:r>
+      <w:r>
+        <w:t xml:space="preserve"> </w:t>
+      </w:r>
+      <w:r>
+        <w:t xml:space="preserve">celebration (both fists drum the chest, then the arms go up and out in a roar) and the</w:t>
+      </w:r>
+      <w:r>
+        <w:t xml:space="preserve"> </w:t>
+      </w:r>
+      <w:r>
+        <w:rPr>
+          <w:bCs/>
+          <w:b/>
+        </w:rPr>
+        <w:t xml:space="preserve">Jungle Bongos</w:t>
+      </w:r>
+      <w:r>
+        <w:t xml:space="preserve"> </w:t>
+      </w:r>
+      <w:r>
+        <w:t xml:space="preserve">green sound: four quick bongo taps, high-low-high-low, under a rainforest — cicadas pulsing, a toucan’s croak, drips off the leaves into a pool, a far-off bird, in a wet, leafy room.</w:t>
+      </w:r>
+    </w:p>
+    <w:p>
+      <w:pPr>
+        <w:numPr>
+          <w:ilvl w:val="1"/>
+          <w:numId w:val="1077"/>
+        </w:numPr>
+        <w:pStyle w:val="Compact"/>
+      </w:pPr>
+      <w:r>
+        <w:rPr>
+          <w:bCs/>
+          <w:b/>
+        </w:rPr>
+        <w:t xml:space="preserve">Top 25:</w:t>
+      </w:r>
+      <w:r>
+        <w:t xml:space="preserve"> </w:t>
+      </w:r>
+      <w:r>
+        <w:t xml:space="preserve">the</w:t>
+      </w:r>
+      <w:r>
+        <w:t xml:space="preserve"> </w:t>
+      </w:r>
+      <w:r>
+        <w:rPr>
+          <w:bCs/>
+          <w:b/>
+        </w:rPr>
+        <w:t xml:space="preserve">Toucan Feather headband</w:t>
+      </w:r>
+      <w:r>
+        <w:t xml:space="preserve">, rainforest green with a beak-orange feather over the right ear.</w:t>
+      </w:r>
+    </w:p>
+    <w:p>
+      <w:pPr>
+        <w:numPr>
+          <w:ilvl w:val="0"/>
+          <w:numId w:val="1076"/>
+        </w:numPr>
+        <w:pStyle w:val="Compact"/>
+      </w:pPr>
+      <w:r>
+        <w:t xml:space="preserve">The Store and Inventory label them ★ JUNGLE BALLERS and they can’t be bought; the home tile, the event card, the chip in the park, the ante-up and leaderboard boxes and the results screen all take the running event’s name and colours.</w:t>
+      </w:r>
+    </w:p>
+    <w:bookmarkEnd w:id="65"/>
+    <w:bookmarkStart w:id="66" w:name="the-rule-book-oct-11"/>
+    <w:p>
+      <w:pPr>
+        <w:pStyle w:val="Heading3"/>
+      </w:pPr>
+      <w:r>
         <w:t xml:space="preserve">The rule book (Oct 11)</w:t>
       </w:r>
     </w:p>
@@ -7233,7 +7616,7 @@
       <w:pPr>
         <w:numPr>
           <w:ilvl w:val="0"/>
-          <w:numId w:val="1076"/>
+          <w:numId w:val="1078"/>
         </w:numPr>
         <w:pStyle w:val="Compact"/>
       </w:pPr>
@@ -7367,7 +7750,7 @@
       <w:pPr>
         <w:numPr>
           <w:ilvl w:val="0"/>
-          <w:numId w:val="1076"/>
+          <w:numId w:val="1078"/>
         </w:numPr>
         <w:pStyle w:val="Compact"/>
       </w:pPr>
@@ -7405,7 +7788,7 @@
       <w:pPr>
         <w:numPr>
           <w:ilvl w:val="0"/>
-          <w:numId w:val="1076"/>
+          <w:numId w:val="1078"/>
         </w:numPr>
         <w:pStyle w:val="Compact"/>
       </w:pPr>
@@ -7443,7 +7826,7 @@
       <w:pPr>
         <w:numPr>
           <w:ilvl w:val="0"/>
-          <w:numId w:val="1076"/>
+          <w:numId w:val="1078"/>
         </w:numPr>
         <w:pStyle w:val="Compact"/>
       </w:pPr>
@@ -7461,8 +7844,8 @@
         <w:t xml:space="preserve">(AI only, 12 Pro-Am, 16 park, 10 full-court park): offensive three seconds 0.25 / 0.13 / 0.10 a game, defensive three seconds 0.42 a game in Pro-Am, backcourt 0.17 in Pro-Am, charges 0.17 a game in Pro-Am, 9.8 fouls and 3.8 free-throw attempts a game in Pro-Am (there were 0.0 FTA on missed shots before), 3.1 fouls a game in the park. Before the AI learned the rules the first pass called 31 defensive and 11.5 offensive three seconds a game and took a third off the scoring; scoring is now within a point of the old build (Pro-Am 24.8 a team a quarter-length game vs 26.1). The lane is emptier: 0.63 off-ball attackers in it on average (was 0.75) and 1.35 defenders (was 2.4).</w:t>
       </w:r>
     </w:p>
-    <w:bookmarkEnd w:id="65"/>
-    <w:bookmarkStart w:id="66" w:name="who-takes-threes-oct-11"/>
+    <w:bookmarkEnd w:id="66"/>
+    <w:bookmarkStart w:id="67" w:name="who-takes-threes-oct-11"/>
     <w:p>
       <w:pPr>
         <w:pStyle w:val="Heading3"/>
@@ -7475,7 +7858,7 @@
       <w:pPr>
         <w:numPr>
           <w:ilvl w:val="0"/>
-          <w:numId w:val="1077"/>
+          <w:numId w:val="1079"/>
         </w:numPr>
         <w:pStyle w:val="Compact"/>
       </w:pPr>
@@ -7493,8 +7876,8 @@
         <w:t xml:space="preserve">A three is worth less in the shot-selection read the further the rating sits under 70 (down to about a third of its value at 55 and below), bigs value it less still (easing back to full value only for a 95-rated big), a weak or big shooter talks himself out of a share of the threes he would otherwise take and keeps the ball for a couple of seconds, calls for it at the arc less, and a big rolls off his screen more than he pops. Open looks for real shooters are untouched. Measured over 100 park games: PF/C with 55–69 Three Point went from 19% of their shots being threes to 3%, sub-55 bigs from 5% to none, 55–69 guards and wings from 14% to 9%, sub-55 guards from 6% to a stray one; 70+ guards and wings stayed where they were (19–22%), and the AI’s three-point percentage rose from 32% to 39% because the bad ones are gone. Pro-Am: bigs 55–69 from 47% of their shots to 22%, 55–69 guards 31% to 21%, team scoring down about 6% with the lost threes.</w:t>
       </w:r>
     </w:p>
-    <w:bookmarkEnd w:id="66"/>
-    <w:bookmarkStart w:id="67" w:name="reach-follows-the-arms-oct-10"/>
+    <w:bookmarkEnd w:id="67"/>
+    <w:bookmarkStart w:id="68" w:name="reach-follows-the-arms-oct-10"/>
     <w:p>
       <w:pPr>
         <w:pStyle w:val="Heading3"/>
@@ -7507,7 +7890,7 @@
       <w:pPr>
         <w:numPr>
           <w:ilvl w:val="0"/>
-          <w:numId w:val="1078"/>
+          <w:numId w:val="1080"/>
         </w:numPr>
         <w:pStyle w:val="Compact"/>
       </w:pPr>
@@ -7529,7 +7912,7 @@
       <w:pPr>
         <w:numPr>
           <w:ilvl w:val="0"/>
-          <w:numId w:val="1078"/>
+          <w:numId w:val="1080"/>
         </w:numPr>
         <w:pStyle w:val="Compact"/>
       </w:pPr>
@@ -7553,8 +7936,8 @@
         <w:t xml:space="preserve">(1.8 → 0.85 a game): with the shorter reach a build needs more Vertical to get a hand to the rim, so the attack bind picks a layup more often. Verticals and contest strengths were left as they were; say the word if you’d like either re-tuned around the new reach.</w:t>
       </w:r>
     </w:p>
-    <w:bookmarkEnd w:id="67"/>
-    <w:bookmarkStart w:id="68" w:name="boosts-oct-10"/>
+    <w:bookmarkEnd w:id="68"/>
+    <w:bookmarkStart w:id="69" w:name="boosts-oct-10"/>
     <w:p>
       <w:pPr>
         <w:pStyle w:val="Heading3"/>
@@ -7567,7 +7950,7 @@
       <w:pPr>
         <w:numPr>
           <w:ilvl w:val="0"/>
-          <w:numId w:val="1079"/>
+          <w:numId w:val="1081"/>
         </w:numPr>
         <w:pStyle w:val="Compact"/>
       </w:pPr>
@@ -7585,9 +7968,9 @@
         <w:t xml:space="preserve">(it was 10). The kiosk’s packs are unchanged (1, 3 or 5 games); the buttons grey out when a pack wouldn’t fit under 35.</w:t>
       </w:r>
     </w:p>
-    <w:bookmarkEnd w:id="68"/>
     <w:bookmarkEnd w:id="69"/>
-    <w:bookmarkStart w:id="70" w:name="progression-icon-legend-up-to-99"/>
+    <w:bookmarkEnd w:id="70"/>
+    <w:bookmarkStart w:id="71" w:name="progression-icon-legend-up-to-99"/>
     <w:p>
       <w:pPr>
         <w:pStyle w:val="Heading2"/>
@@ -7600,7 +7983,7 @@
       <w:pPr>
         <w:numPr>
           <w:ilvl w:val="0"/>
-          <w:numId w:val="1080"/>
+          <w:numId w:val="1082"/>
         </w:numPr>
         <w:pStyle w:val="Compact"/>
       </w:pPr>
@@ -7616,7 +7999,7 @@
       <w:pPr>
         <w:numPr>
           <w:ilvl w:val="1"/>
-          <w:numId w:val="1081"/>
+          <w:numId w:val="1083"/>
         </w:numPr>
         <w:pStyle w:val="Compact"/>
       </w:pPr>
@@ -7628,7 +8011,7 @@
       <w:pPr>
         <w:numPr>
           <w:ilvl w:val="1"/>
-          <w:numId w:val="1081"/>
+          <w:numId w:val="1083"/>
         </w:numPr>
         <w:pStyle w:val="Compact"/>
       </w:pPr>
@@ -7640,7 +8023,7 @@
       <w:pPr>
         <w:numPr>
           <w:ilvl w:val="0"/>
-          <w:numId w:val="1080"/>
+          <w:numId w:val="1082"/>
         </w:numPr>
         <w:pStyle w:val="Compact"/>
       </w:pPr>
@@ -7662,75 +8045,75 @@
       <w:pPr>
         <w:numPr>
           <w:ilvl w:val="1"/>
+          <w:numId w:val="1084"/>
+        </w:numPr>
+        <w:pStyle w:val="Compact"/>
+      </w:pPr>
+      <w:r>
+        <w:t xml:space="preserve">It raises the attributes your build leans on most: the shape its caps come from (archetype, size and weight) and what your position’s overall counts most.</w:t>
+      </w:r>
+    </w:p>
+    <w:p>
+      <w:pPr>
+        <w:numPr>
+          <w:ilvl w:val="1"/>
+          <w:numId w:val="1084"/>
+        </w:numPr>
+        <w:pStyle w:val="Compact"/>
+      </w:pPr>
+      <w:r>
+        <w:t xml:space="preserve">It goes a point at a time across the top half of that list until the overall is up by one.</w:t>
+      </w:r>
+    </w:p>
+    <w:p>
+      <w:pPr>
+        <w:numPr>
+          <w:ilvl w:val="1"/>
+          <w:numId w:val="1084"/>
+        </w:numPr>
+        <w:pStyle w:val="Compact"/>
+      </w:pPr>
+      <w:r>
+        <w:t xml:space="preserve">Attributes at 99 are never touched, and your caps rise with the upgrades.</w:t>
+      </w:r>
+    </w:p>
+    <w:p>
+      <w:pPr>
+        <w:numPr>
+          <w:ilvl w:val="1"/>
+          <w:numId w:val="1084"/>
+        </w:numPr>
+        <w:pStyle w:val="Compact"/>
+      </w:pPr>
+      <w:r>
+        <w:t xml:space="preserve">Example: a Sharpshooter’s shooting reaches 99 first, and a Glass Cleaner’s rebounding and interior defense do.</w:t>
+      </w:r>
+    </w:p>
+    <w:p>
+      <w:pPr>
+        <w:numPr>
+          <w:ilvl w:val="0"/>
           <w:numId w:val="1082"/>
         </w:numPr>
         <w:pStyle w:val="Compact"/>
       </w:pPr>
       <w:r>
-        <w:t xml:space="preserve">It raises the attributes your build leans on most: the shape its caps come from (archetype, size and weight) and what your position’s overall counts most.</w:t>
-      </w:r>
-    </w:p>
-    <w:p>
-      <w:pPr>
-        <w:numPr>
-          <w:ilvl w:val="1"/>
+        <w:rPr>
+          <w:bCs/>
+          <w:b/>
+        </w:rPr>
+        <w:t xml:space="preserve">After a game that earns one, a card shows the new overall and every attribute that went up.</w:t>
+      </w:r>
+    </w:p>
+    <w:p>
+      <w:pPr>
+        <w:numPr>
+          <w:ilvl w:val="0"/>
           <w:numId w:val="1082"/>
         </w:numPr>
         <w:pStyle w:val="Compact"/>
       </w:pPr>
       <w:r>
-        <w:t xml:space="preserve">It goes a point at a time across the top half of that list until the overall is up by one.</w:t>
-      </w:r>
-    </w:p>
-    <w:p>
-      <w:pPr>
-        <w:numPr>
-          <w:ilvl w:val="1"/>
-          <w:numId w:val="1082"/>
-        </w:numPr>
-        <w:pStyle w:val="Compact"/>
-      </w:pPr>
-      <w:r>
-        <w:t xml:space="preserve">Attributes at 99 are never touched, and your caps rise with the upgrades.</w:t>
-      </w:r>
-    </w:p>
-    <w:p>
-      <w:pPr>
-        <w:numPr>
-          <w:ilvl w:val="1"/>
-          <w:numId w:val="1082"/>
-        </w:numPr>
-        <w:pStyle w:val="Compact"/>
-      </w:pPr>
-      <w:r>
-        <w:t xml:space="preserve">Example: a Sharpshooter’s shooting reaches 99 first, and a Glass Cleaner’s rebounding and interior defense do.</w:t>
-      </w:r>
-    </w:p>
-    <w:p>
-      <w:pPr>
-        <w:numPr>
-          <w:ilvl w:val="0"/>
-          <w:numId w:val="1080"/>
-        </w:numPr>
-        <w:pStyle w:val="Compact"/>
-      </w:pPr>
-      <w:r>
-        <w:rPr>
-          <w:bCs/>
-          <w:b/>
-        </w:rPr>
-        <w:t xml:space="preserve">After a game that earns one, a card shows the new overall and every attribute that went up.</w:t>
-      </w:r>
-    </w:p>
-    <w:p>
-      <w:pPr>
-        <w:numPr>
-          <w:ilvl w:val="0"/>
-          <w:numId w:val="1080"/>
-        </w:numPr>
-        <w:pStyle w:val="Compact"/>
-      </w:pPr>
-      <w:r>
         <w:rPr>
           <w:bCs/>
           <w:b/>
@@ -7742,7 +8125,7 @@
       <w:pPr>
         <w:numPr>
           <w:ilvl w:val="1"/>
-          <w:numId w:val="1083"/>
+          <w:numId w:val="1085"/>
         </w:numPr>
         <w:pStyle w:val="Compact"/>
       </w:pPr>
@@ -7754,7 +8137,7 @@
       <w:pPr>
         <w:numPr>
           <w:ilvl w:val="1"/>
-          <w:numId w:val="1083"/>
+          <w:numId w:val="1085"/>
         </w:numPr>
         <w:pStyle w:val="Compact"/>
       </w:pPr>
@@ -7762,8 +8145,8 @@
         <w:t xml:space="preserve">The Pro Run screen shows it too.</w:t>
       </w:r>
     </w:p>
-    <w:bookmarkEnd w:id="70"/>
-    <w:bookmarkStart w:id="75" w:name="the-look"/>
+    <w:bookmarkEnd w:id="71"/>
+    <w:bookmarkStart w:id="76" w:name="the-look"/>
     <w:p>
       <w:pPr>
         <w:pStyle w:val="Heading2"/>
@@ -7772,7 +8155,7 @@
         <w:t xml:space="preserve">The look</w:t>
       </w:r>
     </w:p>
-    <w:bookmarkStart w:id="71" w:name="jersey-straps-fixed-properly-this-time"/>
+    <w:bookmarkStart w:id="72" w:name="jersey-straps-fixed-properly-this-time"/>
     <w:p>
       <w:pPr>
         <w:pStyle w:val="Heading3"/>
@@ -7785,7 +8168,7 @@
       <w:pPr>
         <w:numPr>
           <w:ilvl w:val="0"/>
-          <w:numId w:val="1084"/>
+          <w:numId w:val="1086"/>
         </w:numPr>
         <w:pStyle w:val="Compact"/>
       </w:pPr>
@@ -7807,7 +8190,7 @@
       <w:pPr>
         <w:numPr>
           <w:ilvl w:val="0"/>
-          <w:numId w:val="1084"/>
+          <w:numId w:val="1086"/>
         </w:numPr>
         <w:pStyle w:val="Compact"/>
       </w:pPr>
@@ -7829,7 +8212,7 @@
       <w:pPr>
         <w:numPr>
           <w:ilvl w:val="1"/>
-          <w:numId w:val="1085"/>
+          <w:numId w:val="1087"/>
         </w:numPr>
         <w:pStyle w:val="Compact"/>
       </w:pPr>
@@ -7841,7 +8224,7 @@
       <w:pPr>
         <w:numPr>
           <w:ilvl w:val="1"/>
-          <w:numId w:val="1085"/>
+          <w:numId w:val="1087"/>
         </w:numPr>
         <w:pStyle w:val="Compact"/>
       </w:pPr>
@@ -7853,7 +8236,7 @@
       <w:pPr>
         <w:numPr>
           <w:ilvl w:val="1"/>
-          <w:numId w:val="1085"/>
+          <w:numId w:val="1087"/>
         </w:numPr>
         <w:pStyle w:val="Compact"/>
       </w:pPr>
@@ -7865,7 +8248,7 @@
       <w:pPr>
         <w:numPr>
           <w:ilvl w:val="1"/>
-          <w:numId w:val="1085"/>
+          <w:numId w:val="1087"/>
         </w:numPr>
         <w:pStyle w:val="Compact"/>
       </w:pPr>
@@ -7873,8 +8256,8 @@
         <w:t xml:space="preserve">The fabric’s mesh weave runs true to size along it.</w:t>
       </w:r>
     </w:p>
-    <w:bookmarkEnd w:id="71"/>
-    <w:bookmarkStart w:id="72" w:name="dunks"/>
+    <w:bookmarkEnd w:id="72"/>
+    <w:bookmarkStart w:id="73" w:name="dunks"/>
     <w:p>
       <w:pPr>
         <w:pStyle w:val="Heading3"/>
@@ -7887,7 +8270,7 @@
       <w:pPr>
         <w:numPr>
           <w:ilvl w:val="0"/>
-          <w:numId w:val="1086"/>
+          <w:numId w:val="1088"/>
         </w:numPr>
         <w:pStyle w:val="Compact"/>
       </w:pPr>
@@ -7909,7 +8292,7 @@
       <w:pPr>
         <w:numPr>
           <w:ilvl w:val="1"/>
-          <w:numId w:val="1087"/>
+          <w:numId w:val="1089"/>
         </w:numPr>
         <w:pStyle w:val="Compact"/>
       </w:pPr>
@@ -7921,7 +8304,7 @@
       <w:pPr>
         <w:numPr>
           <w:ilvl w:val="1"/>
-          <w:numId w:val="1087"/>
+          <w:numId w:val="1089"/>
         </w:numPr>
         <w:pStyle w:val="Compact"/>
       </w:pPr>
@@ -7933,7 +8316,7 @@
       <w:pPr>
         <w:numPr>
           <w:ilvl w:val="0"/>
-          <w:numId w:val="1086"/>
+          <w:numId w:val="1088"/>
         </w:numPr>
         <w:pStyle w:val="Compact"/>
       </w:pPr>
@@ -7955,35 +8338,35 @@
       <w:pPr>
         <w:numPr>
           <w:ilvl w:val="1"/>
+          <w:numId w:val="1090"/>
+        </w:numPr>
+        <w:pStyle w:val="Compact"/>
+      </w:pPr>
+      <w:r>
+        <w:t xml:space="preserve">Before, the circle sat above the shoulder, so the elbow folded at the bottom, the arm over-stretched at the top and most of the circle happened during the gather.</w:t>
+      </w:r>
+    </w:p>
+    <w:p>
+      <w:pPr>
+        <w:numPr>
+          <w:ilvl w:val="1"/>
+          <w:numId w:val="1090"/>
+        </w:numPr>
+        <w:pStyle w:val="Compact"/>
+      </w:pPr>
+      <w:r>
+        <w:t xml:space="preserve">It comes over the top and down at the rim with the ball still in the hand.</w:t>
+      </w:r>
+    </w:p>
+    <w:p>
+      <w:pPr>
+        <w:numPr>
+          <w:ilvl w:val="0"/>
           <w:numId w:val="1088"/>
         </w:numPr>
         <w:pStyle w:val="Compact"/>
       </w:pPr>
       <w:r>
-        <w:t xml:space="preserve">Before, the circle sat above the shoulder, so the elbow folded at the bottom, the arm over-stretched at the top and most of the circle happened during the gather.</w:t>
-      </w:r>
-    </w:p>
-    <w:p>
-      <w:pPr>
-        <w:numPr>
-          <w:ilvl w:val="1"/>
-          <w:numId w:val="1088"/>
-        </w:numPr>
-        <w:pStyle w:val="Compact"/>
-      </w:pPr>
-      <w:r>
-        <w:t xml:space="preserve">It comes over the top and down at the rim with the ball still in the hand.</w:t>
-      </w:r>
-    </w:p>
-    <w:p>
-      <w:pPr>
-        <w:numPr>
-          <w:ilvl w:val="0"/>
-          <w:numId w:val="1086"/>
-        </w:numPr>
-        <w:pStyle w:val="Compact"/>
-      </w:pPr>
-      <w:r>
         <w:rPr>
           <w:bCs/>
           <w:b/>
@@ -7995,7 +8378,7 @@
       <w:pPr>
         <w:numPr>
           <w:ilvl w:val="1"/>
-          <w:numId w:val="1089"/>
+          <w:numId w:val="1091"/>
         </w:numPr>
         <w:pStyle w:val="Compact"/>
       </w:pPr>
@@ -8007,7 +8390,7 @@
       <w:pPr>
         <w:numPr>
           <w:ilvl w:val="1"/>
-          <w:numId w:val="1089"/>
+          <w:numId w:val="1091"/>
         </w:numPr>
         <w:pStyle w:val="Compact"/>
       </w:pPr>
@@ -8019,7 +8402,7 @@
       <w:pPr>
         <w:numPr>
           <w:ilvl w:val="1"/>
-          <w:numId w:val="1089"/>
+          <w:numId w:val="1091"/>
         </w:numPr>
         <w:pStyle w:val="Compact"/>
       </w:pPr>
@@ -8027,8 +8410,8 @@
         <w:t xml:space="preserve">Before, it was timed from the gather, so most of it happened on the floor, and the ball dipped in front of the right thigh instead of going through.</w:t>
       </w:r>
     </w:p>
-    <w:bookmarkEnd w:id="72"/>
-    <w:bookmarkStart w:id="73" w:name="celebrations"/>
+    <w:bookmarkEnd w:id="73"/>
+    <w:bookmarkStart w:id="74" w:name="celebrations"/>
     <w:p>
       <w:pPr>
         <w:pStyle w:val="Heading3"/>
@@ -8041,7 +8424,7 @@
       <w:pPr>
         <w:numPr>
           <w:ilvl w:val="0"/>
-          <w:numId w:val="1090"/>
+          <w:numId w:val="1092"/>
         </w:numPr>
         <w:pStyle w:val="Compact"/>
       </w:pPr>
@@ -8057,7 +8440,7 @@
       <w:pPr>
         <w:numPr>
           <w:ilvl w:val="1"/>
-          <w:numId w:val="1091"/>
+          <w:numId w:val="1093"/>
         </w:numPr>
         <w:pStyle w:val="Compact"/>
       </w:pPr>
@@ -8069,7 +8452,7 @@
       <w:pPr>
         <w:numPr>
           <w:ilvl w:val="1"/>
-          <w:numId w:val="1091"/>
+          <w:numId w:val="1093"/>
         </w:numPr>
         <w:pStyle w:val="Compact"/>
       </w:pPr>
@@ -8081,7 +8464,7 @@
       <w:pPr>
         <w:numPr>
           <w:ilvl w:val="1"/>
-          <w:numId w:val="1091"/>
+          <w:numId w:val="1093"/>
         </w:numPr>
         <w:pStyle w:val="Compact"/>
       </w:pPr>
@@ -8093,7 +8476,7 @@
       <w:pPr>
         <w:numPr>
           <w:ilvl w:val="1"/>
-          <w:numId w:val="1091"/>
+          <w:numId w:val="1093"/>
         </w:numPr>
         <w:pStyle w:val="Compact"/>
       </w:pPr>
@@ -8105,7 +8488,7 @@
       <w:pPr>
         <w:numPr>
           <w:ilvl w:val="0"/>
-          <w:numId w:val="1090"/>
+          <w:numId w:val="1092"/>
         </w:numPr>
         <w:pStyle w:val="Compact"/>
       </w:pPr>
@@ -8127,7 +8510,7 @@
       <w:pPr>
         <w:numPr>
           <w:ilvl w:val="0"/>
-          <w:numId w:val="1090"/>
+          <w:numId w:val="1092"/>
         </w:numPr>
         <w:pStyle w:val="Compact"/>
       </w:pPr>
@@ -8145,8 +8528,8 @@
         <w:t xml:space="preserve">Chest Thump, Heart, Dust Off, Archer and Sleep put a hand or forearm through the chest. Each was fixed and every celebration was re-checked on three builds: none clip now.</w:t>
       </w:r>
     </w:p>
-    <w:bookmarkEnd w:id="73"/>
-    <w:bookmarkStart w:id="74" w:name="posterizer-and-contact-finisher"/>
+    <w:bookmarkEnd w:id="74"/>
+    <w:bookmarkStart w:id="75" w:name="posterizer-and-contact-finisher"/>
     <w:p>
       <w:pPr>
         <w:pStyle w:val="Heading3"/>
@@ -8159,7 +8542,7 @@
       <w:pPr>
         <w:numPr>
           <w:ilvl w:val="0"/>
-          <w:numId w:val="1092"/>
+          <w:numId w:val="1094"/>
         </w:numPr>
         <w:pStyle w:val="Compact"/>
       </w:pPr>
@@ -8175,7 +8558,7 @@
       <w:pPr>
         <w:numPr>
           <w:ilvl w:val="1"/>
-          <w:numId w:val="1093"/>
+          <w:numId w:val="1095"/>
         </w:numPr>
         <w:pStyle w:val="Compact"/>
       </w:pPr>
@@ -8187,7 +8570,7 @@
       <w:pPr>
         <w:numPr>
           <w:ilvl w:val="1"/>
-          <w:numId w:val="1093"/>
+          <w:numId w:val="1095"/>
         </w:numPr>
         <w:pStyle w:val="Compact"/>
       </w:pPr>
@@ -8199,7 +8582,7 @@
       <w:pPr>
         <w:numPr>
           <w:ilvl w:val="1"/>
-          <w:numId w:val="1093"/>
+          <w:numId w:val="1095"/>
         </w:numPr>
         <w:pStyle w:val="Compact"/>
       </w:pPr>
@@ -8211,7 +8594,7 @@
       <w:pPr>
         <w:numPr>
           <w:ilvl w:val="1"/>
-          <w:numId w:val="1093"/>
+          <w:numId w:val="1095"/>
         </w:numPr>
         <w:pStyle w:val="Compact"/>
       </w:pPr>
@@ -8219,9 +8602,9 @@
         <w:t xml:space="preserve">Before, the poster fired at the contact, even when the dunk then turned into a layup.</w:t>
       </w:r>
     </w:p>
-    <w:bookmarkEnd w:id="74"/>
     <w:bookmarkEnd w:id="75"/>
-    <w:bookmarkStart w:id="76" w:name="store-menus-and-hud"/>
+    <w:bookmarkEnd w:id="76"/>
+    <w:bookmarkStart w:id="77" w:name="store-menus-and-hud"/>
     <w:p>
       <w:pPr>
         <w:pStyle w:val="Heading2"/>
@@ -8234,7 +8617,7 @@
       <w:pPr>
         <w:numPr>
           <w:ilvl w:val="0"/>
-          <w:numId w:val="1094"/>
+          <w:numId w:val="1096"/>
         </w:numPr>
       </w:pPr>
       <w:r>
@@ -8736,7 +9119,7 @@
       <w:pPr>
         <w:numPr>
           <w:ilvl w:val="0"/>
-          <w:numId w:val="1094"/>
+          <w:numId w:val="1096"/>
         </w:numPr>
       </w:pPr>
       <w:r>
@@ -8799,7 +9182,7 @@
       <w:pPr>
         <w:numPr>
           <w:ilvl w:val="0"/>
-          <w:numId w:val="1094"/>
+          <w:numId w:val="1096"/>
         </w:numPr>
       </w:pPr>
       <w:r>
@@ -8820,7 +9203,7 @@
       <w:pPr>
         <w:numPr>
           <w:ilvl w:val="1"/>
-          <w:numId w:val="1095"/>
+          <w:numId w:val="1097"/>
         </w:numPr>
         <w:pStyle w:val="Compact"/>
       </w:pPr>
@@ -8832,7 +9215,7 @@
       <w:pPr>
         <w:numPr>
           <w:ilvl w:val="1"/>
-          <w:numId w:val="1095"/>
+          <w:numId w:val="1097"/>
         </w:numPr>
         <w:pStyle w:val="Compact"/>
       </w:pPr>
@@ -8844,7 +9227,7 @@
       <w:pPr>
         <w:numPr>
           <w:ilvl w:val="1"/>
-          <w:numId w:val="1095"/>
+          <w:numId w:val="1097"/>
         </w:numPr>
         <w:pStyle w:val="Compact"/>
       </w:pPr>
@@ -8856,7 +9239,7 @@
       <w:pPr>
         <w:numPr>
           <w:ilvl w:val="1"/>
-          <w:numId w:val="1095"/>
+          <w:numId w:val="1097"/>
         </w:numPr>
         <w:pStyle w:val="Compact"/>
       </w:pPr>
@@ -8868,7 +9251,7 @@
       <w:pPr>
         <w:numPr>
           <w:ilvl w:val="0"/>
-          <w:numId w:val="1094"/>
+          <w:numId w:val="1096"/>
         </w:numPr>
       </w:pPr>
       <w:r>
@@ -8889,7 +9272,7 @@
       <w:pPr>
         <w:numPr>
           <w:ilvl w:val="0"/>
-          <w:numId w:val="1094"/>
+          <w:numId w:val="1096"/>
         </w:numPr>
       </w:pPr>
       <w:r>
@@ -8904,7 +9287,7 @@
       <w:pPr>
         <w:numPr>
           <w:ilvl w:val="1"/>
-          <w:numId w:val="1096"/>
+          <w:numId w:val="1098"/>
         </w:numPr>
         <w:pStyle w:val="Compact"/>
       </w:pPr>
@@ -8916,7 +9299,7 @@
       <w:pPr>
         <w:numPr>
           <w:ilvl w:val="1"/>
-          <w:numId w:val="1096"/>
+          <w:numId w:val="1098"/>
         </w:numPr>
         <w:pStyle w:val="Compact"/>
       </w:pPr>
@@ -8928,7 +9311,7 @@
       <w:pPr>
         <w:numPr>
           <w:ilvl w:val="1"/>
-          <w:numId w:val="1096"/>
+          <w:numId w:val="1098"/>
         </w:numPr>
         <w:pStyle w:val="Compact"/>
       </w:pPr>
@@ -8936,8 +9319,8 @@
         <w:t xml:space="preserve">A breath in each throat, and the stands throwing it back.</w:t>
       </w:r>
     </w:p>
-    <w:bookmarkEnd w:id="76"/>
-    <w:bookmarkStart w:id="77" w:name="green-releases-doubled-and-remade"/>
+    <w:bookmarkEnd w:id="77"/>
+    <w:bookmarkStart w:id="78" w:name="green-releases-doubled-and-remade"/>
     <w:p>
       <w:pPr>
         <w:pStyle w:val="Heading2"/>
@@ -8950,7 +9333,7 @@
       <w:pPr>
         <w:numPr>
           <w:ilvl w:val="0"/>
-          <w:numId w:val="1097"/>
+          <w:numId w:val="1099"/>
         </w:numPr>
         <w:pStyle w:val="Compact"/>
       </w:pPr>
@@ -8972,7 +9355,7 @@
       <w:pPr>
         <w:numPr>
           <w:ilvl w:val="1"/>
-          <w:numId w:val="1098"/>
+          <w:numId w:val="1100"/>
         </w:numPr>
         <w:pStyle w:val="Compact"/>
       </w:pPr>
@@ -8994,7 +9377,7 @@
       <w:pPr>
         <w:numPr>
           <w:ilvl w:val="1"/>
-          <w:numId w:val="1098"/>
+          <w:numId w:val="1100"/>
         </w:numPr>
         <w:pStyle w:val="Compact"/>
       </w:pPr>
@@ -9016,7 +9399,7 @@
       <w:pPr>
         <w:numPr>
           <w:ilvl w:val="1"/>
-          <w:numId w:val="1098"/>
+          <w:numId w:val="1100"/>
         </w:numPr>
         <w:pStyle w:val="Compact"/>
       </w:pPr>
@@ -9028,7 +9411,7 @@
       <w:pPr>
         <w:numPr>
           <w:ilvl w:val="0"/>
-          <w:numId w:val="1097"/>
+          <w:numId w:val="1099"/>
         </w:numPr>
         <w:pStyle w:val="Compact"/>
       </w:pPr>
@@ -9044,7 +9427,7 @@
       <w:pPr>
         <w:numPr>
           <w:ilvl w:val="1"/>
-          <w:numId w:val="1099"/>
+          <w:numId w:val="1101"/>
         </w:numPr>
         <w:pStyle w:val="Compact"/>
       </w:pPr>
@@ -9066,7 +9449,7 @@
       <w:pPr>
         <w:numPr>
           <w:ilvl w:val="1"/>
-          <w:numId w:val="1099"/>
+          <w:numId w:val="1101"/>
         </w:numPr>
         <w:pStyle w:val="Compact"/>
       </w:pPr>
@@ -9088,7 +9471,7 @@
       <w:pPr>
         <w:numPr>
           <w:ilvl w:val="1"/>
-          <w:numId w:val="1099"/>
+          <w:numId w:val="1101"/>
         </w:numPr>
         <w:pStyle w:val="Compact"/>
       </w:pPr>
@@ -9104,150 +9487,6 @@
       </w:r>
       <w:r>
         <w:t xml:space="preserve">a raptor’s scream.</w:t>
-      </w:r>
-    </w:p>
-    <w:p>
-      <w:pPr>
-        <w:numPr>
-          <w:ilvl w:val="2"/>
-          <w:numId w:val="1100"/>
-        </w:numPr>
-        <w:pStyle w:val="Compact"/>
-      </w:pPr>
-      <w:r>
-        <w:t xml:space="preserve">A quick rise into a long, high</w:t>
-      </w:r>
-      <w:r>
-        <w:t xml:space="preserve"> </w:t>
-      </w:r>
-      <w:r>
-        <w:t xml:space="preserve">“</w:t>
-      </w:r>
-      <w:r>
-        <w:t xml:space="preserve">kee-eeee-arrr</w:t>
-      </w:r>
-      <w:r>
-        <w:t xml:space="preserve">”</w:t>
-      </w:r>
-      <w:r>
-        <w:t xml:space="preserve"> </w:t>
-      </w:r>
-      <w:r>
-        <w:t xml:space="preserve">around 2.5 kHz.</w:t>
-      </w:r>
-    </w:p>
-    <w:p>
-      <w:pPr>
-        <w:numPr>
-          <w:ilvl w:val="2"/>
-          <w:numId w:val="1100"/>
-        </w:numPr>
-        <w:pStyle w:val="Compact"/>
-      </w:pPr>
-      <w:r>
-        <w:t xml:space="preserve">Harsh, the way a real one is: the pitch jitters from cycle to cycle, every other cycle is louder, and there’s breath riding on each one.</w:t>
-      </w:r>
-    </w:p>
-    <w:p>
-      <w:pPr>
-        <w:numPr>
-          <w:ilvl w:val="2"/>
-          <w:numId w:val="1100"/>
-        </w:numPr>
-        <w:pStyle w:val="Compact"/>
-      </w:pPr>
-      <w:r>
-        <w:t xml:space="preserve">It tears downward at the end, then rings off the canyon walls.</w:t>
-      </w:r>
-    </w:p>
-    <w:p>
-      <w:pPr>
-        <w:numPr>
-          <w:ilvl w:val="1"/>
-          <w:numId w:val="1099"/>
-        </w:numPr>
-        <w:pStyle w:val="Compact"/>
-      </w:pPr>
-      <w:r>
-        <w:rPr>
-          <w:bCs/>
-          <w:b/>
-        </w:rPr>
-        <w:t xml:space="preserve">Bells, gongs, glass, coins and wood</w:t>
-      </w:r>
-      <w:r>
-        <w:t xml:space="preserve"> </w:t>
-      </w:r>
-      <w:r>
-        <w:t xml:space="preserve">ring with their own partials. A church bell has its hum an octave under, its minor-third tierce and its nominal. The gong blooms up into its shimmer after the strike.</w:t>
-      </w:r>
-    </w:p>
-    <w:p>
-      <w:pPr>
-        <w:numPr>
-          <w:ilvl w:val="1"/>
-          <w:numId w:val="1099"/>
-        </w:numPr>
-        <w:pStyle w:val="Compact"/>
-      </w:pPr>
-      <w:r>
-        <w:rPr>
-          <w:bCs/>
-          <w:b/>
-        </w:rPr>
-        <w:t xml:space="preserve">Voices:</w:t>
-      </w:r>
-    </w:p>
-    <w:p>
-      <w:pPr>
-        <w:numPr>
-          <w:ilvl w:val="2"/>
-          <w:numId w:val="1101"/>
-        </w:numPr>
-        <w:pStyle w:val="Compact"/>
-      </w:pPr>
-      <w:r>
-        <w:t xml:space="preserve">The choir is four sections, each with its own vowel, singing in a cathedral with a harp under it.</w:t>
-      </w:r>
-    </w:p>
-    <w:p>
-      <w:pPr>
-        <w:numPr>
-          <w:ilvl w:val="2"/>
-          <w:numId w:val="1101"/>
-        </w:numPr>
-        <w:pStyle w:val="Compact"/>
-      </w:pPr>
-      <w:r>
-        <w:t xml:space="preserve">The kazoo is a hummed voice with the paper buzzing on it.</w:t>
-      </w:r>
-    </w:p>
-    <w:p>
-      <w:pPr>
-        <w:numPr>
-          <w:ilvl w:val="2"/>
-          <w:numId w:val="1101"/>
-        </w:numPr>
-        <w:pStyle w:val="Compact"/>
-      </w:pPr>
-      <w:r>
-        <w:t xml:space="preserve">The roar after the Greeen Chant is now crowd voices, not noise.</w:t>
-      </w:r>
-    </w:p>
-    <w:p>
-      <w:pPr>
-        <w:numPr>
-          <w:ilvl w:val="1"/>
-          <w:numId w:val="1099"/>
-        </w:numPr>
-        <w:pStyle w:val="Compact"/>
-      </w:pPr>
-      <w:r>
-        <w:rPr>
-          <w:bCs/>
-          <w:b/>
-        </w:rPr>
-        <w:t xml:space="preserve">Squeaks, water and weather:</w:t>
       </w:r>
     </w:p>
     <w:p>
@@ -9259,7 +9498,25 @@
         <w:pStyle w:val="Compact"/>
       </w:pPr>
       <w:r>
-        <w:t xml:space="preserve">The rubber duck is a squeaker reed, wheezing in between squeezes.</w:t>
+        <w:t xml:space="preserve">A quick rise into a long, high</w:t>
+      </w:r>
+      <w:r>
+        <w:t xml:space="preserve"> </w:t>
+      </w:r>
+      <w:r>
+        <w:t xml:space="preserve">“</w:t>
+      </w:r>
+      <w:r>
+        <w:t xml:space="preserve">kee-eeee-arrr</w:t>
+      </w:r>
+      <w:r>
+        <w:t xml:space="preserve">”</w:t>
+      </w:r>
+      <w:r>
+        <w:t xml:space="preserve"> </w:t>
+      </w:r>
+      <w:r>
+        <w:t xml:space="preserve">around 2.5 kHz.</w:t>
       </w:r>
     </w:p>
     <w:p>
@@ -9271,7 +9528,7 @@
         <w:pStyle w:val="Compact"/>
       </w:pPr>
       <w:r>
-        <w:t xml:space="preserve">The cannonball is a slap, a kerplunk and hundreds of bubbles and drops.</w:t>
+        <w:t xml:space="preserve">Harsh, the way a real one is: the pitch jitters from cycle to cycle, every other cycle is louder, and there’s breath riding on each one.</w:t>
       </w:r>
     </w:p>
     <w:p>
@@ -9283,6 +9540,132 @@
         <w:pStyle w:val="Compact"/>
       </w:pPr>
       <w:r>
+        <w:t xml:space="preserve">It tears downward at the end, then rings off the canyon walls.</w:t>
+      </w:r>
+    </w:p>
+    <w:p>
+      <w:pPr>
+        <w:numPr>
+          <w:ilvl w:val="1"/>
+          <w:numId w:val="1101"/>
+        </w:numPr>
+        <w:pStyle w:val="Compact"/>
+      </w:pPr>
+      <w:r>
+        <w:rPr>
+          <w:bCs/>
+          <w:b/>
+        </w:rPr>
+        <w:t xml:space="preserve">Bells, gongs, glass, coins and wood</w:t>
+      </w:r>
+      <w:r>
+        <w:t xml:space="preserve"> </w:t>
+      </w:r>
+      <w:r>
+        <w:t xml:space="preserve">ring with their own partials. A church bell has its hum an octave under, its minor-third tierce and its nominal. The gong blooms up into its shimmer after the strike.</w:t>
+      </w:r>
+    </w:p>
+    <w:p>
+      <w:pPr>
+        <w:numPr>
+          <w:ilvl w:val="1"/>
+          <w:numId w:val="1101"/>
+        </w:numPr>
+        <w:pStyle w:val="Compact"/>
+      </w:pPr>
+      <w:r>
+        <w:rPr>
+          <w:bCs/>
+          <w:b/>
+        </w:rPr>
+        <w:t xml:space="preserve">Voices:</w:t>
+      </w:r>
+    </w:p>
+    <w:p>
+      <w:pPr>
+        <w:numPr>
+          <w:ilvl w:val="2"/>
+          <w:numId w:val="1103"/>
+        </w:numPr>
+        <w:pStyle w:val="Compact"/>
+      </w:pPr>
+      <w:r>
+        <w:t xml:space="preserve">The choir is four sections, each with its own vowel, singing in a cathedral with a harp under it.</w:t>
+      </w:r>
+    </w:p>
+    <w:p>
+      <w:pPr>
+        <w:numPr>
+          <w:ilvl w:val="2"/>
+          <w:numId w:val="1103"/>
+        </w:numPr>
+        <w:pStyle w:val="Compact"/>
+      </w:pPr>
+      <w:r>
+        <w:t xml:space="preserve">The kazoo is a hummed voice with the paper buzzing on it.</w:t>
+      </w:r>
+    </w:p>
+    <w:p>
+      <w:pPr>
+        <w:numPr>
+          <w:ilvl w:val="2"/>
+          <w:numId w:val="1103"/>
+        </w:numPr>
+        <w:pStyle w:val="Compact"/>
+      </w:pPr>
+      <w:r>
+        <w:t xml:space="preserve">The roar after the Greeen Chant is now crowd voices, not noise.</w:t>
+      </w:r>
+    </w:p>
+    <w:p>
+      <w:pPr>
+        <w:numPr>
+          <w:ilvl w:val="1"/>
+          <w:numId w:val="1101"/>
+        </w:numPr>
+        <w:pStyle w:val="Compact"/>
+      </w:pPr>
+      <w:r>
+        <w:rPr>
+          <w:bCs/>
+          <w:b/>
+        </w:rPr>
+        <w:t xml:space="preserve">Squeaks, water and weather:</w:t>
+      </w:r>
+    </w:p>
+    <w:p>
+      <w:pPr>
+        <w:numPr>
+          <w:ilvl w:val="2"/>
+          <w:numId w:val="1104"/>
+        </w:numPr>
+        <w:pStyle w:val="Compact"/>
+      </w:pPr>
+      <w:r>
+        <w:t xml:space="preserve">The rubber duck is a squeaker reed, wheezing in between squeezes.</w:t>
+      </w:r>
+    </w:p>
+    <w:p>
+      <w:pPr>
+        <w:numPr>
+          <w:ilvl w:val="2"/>
+          <w:numId w:val="1104"/>
+        </w:numPr>
+        <w:pStyle w:val="Compact"/>
+      </w:pPr>
+      <w:r>
+        <w:t xml:space="preserve">The cannonball is a slap, a kerplunk and hundreds of bubbles and drops.</w:t>
+      </w:r>
+    </w:p>
+    <w:p>
+      <w:pPr>
+        <w:numPr>
+          <w:ilvl w:val="2"/>
+          <w:numId w:val="1104"/>
+        </w:numPr>
+        <w:pStyle w:val="Compact"/>
+      </w:pPr>
+      <w:r>
         <w:t xml:space="preserve">Thunder tears the air open before the boom and the roll.</w:t>
       </w:r>
     </w:p>
@@ -9290,7 +9673,7 @@
       <w:pPr>
         <w:numPr>
           <w:ilvl w:val="0"/>
-          <w:numId w:val="1097"/>
+          <w:numId w:val="1099"/>
         </w:numPr>
         <w:pStyle w:val="Compact"/>
       </w:pPr>
@@ -9312,7 +9695,7 @@
       <w:pPr>
         <w:numPr>
           <w:ilvl w:val="0"/>
-          <w:numId w:val="1097"/>
+          <w:numId w:val="1099"/>
         </w:numPr>
         <w:pStyle w:val="Compact"/>
       </w:pPr>
@@ -9352,7 +9735,7 @@
       <w:pPr>
         <w:numPr>
           <w:ilvl w:val="0"/>
-          <w:numId w:val="1097"/>
+          <w:numId w:val="1099"/>
         </w:numPr>
         <w:pStyle w:val="Compact"/>
       </w:pPr>
@@ -9368,7 +9751,7 @@
       <w:pPr>
         <w:numPr>
           <w:ilvl w:val="1"/>
-          <w:numId w:val="1103"/>
+          <w:numId w:val="1105"/>
         </w:numPr>
         <w:pStyle w:val="Compact"/>
       </w:pPr>
@@ -9380,7 +9763,7 @@
       <w:pPr>
         <w:numPr>
           <w:ilvl w:val="1"/>
-          <w:numId w:val="1103"/>
+          <w:numId w:val="1105"/>
         </w:numPr>
         <w:pStyle w:val="Compact"/>
       </w:pPr>
@@ -9392,7 +9775,7 @@
       <w:pPr>
         <w:numPr>
           <w:ilvl w:val="1"/>
-          <w:numId w:val="1103"/>
+          <w:numId w:val="1105"/>
         </w:numPr>
         <w:pStyle w:val="Compact"/>
       </w:pPr>
@@ -9400,8 +9783,8 @@
         <w:t xml:space="preserve">Every new effect was captured frozen in time over a player in the studio.</w:t>
       </w:r>
     </w:p>
-    <w:bookmarkEnd w:id="77"/>
-    <w:bookmarkStart w:id="78" w:name="under-the-hood-quick-patch"/>
+    <w:bookmarkEnd w:id="78"/>
+    <w:bookmarkStart w:id="79" w:name="under-the-hood-quick-patch"/>
     <w:p>
       <w:pPr>
         <w:pStyle w:val="Heading2"/>
@@ -9414,7 +9797,7 @@
       <w:pPr>
         <w:numPr>
           <w:ilvl w:val="0"/>
-          <w:numId w:val="1104"/>
+          <w:numId w:val="1106"/>
         </w:numPr>
         <w:pStyle w:val="Compact"/>
       </w:pPr>
@@ -9429,7 +9812,7 @@
         <w:t xml:space="preserve"> </w:t>
       </w:r>
       <w:r>
-        <w:t xml:space="preserve">190 game tests and 43 service tests pass (the rule book:</w:t>
+        <w:t xml:space="preserve">197 game tests and 45 service tests pass (the rule book:</w:t>
       </w:r>
       <w:r>
         <w:t xml:space="preserve"> </w:t>
@@ -9441,14 +9824,26 @@
         <w:t xml:space="preserve">tests/v0475qp10.test.mjs</w:t>
       </w:r>
       <w:r>
-        <w:t xml:space="preserve">, 7). The new ones cover non-shooter windows, smothered shots, the record scratch, repeat moves, diagonal moves, the straps being drawn, the apparel counts, dunk variety, the windmill and Eastbay paths, celebrations (input and clipping), reach-in contact, the AI staying in bounds, the D-pad fallback, Icon Legend, the green release counts and what each sound is made of, the AI’s reaction times, stamina and the line beside the grade.</w:t>
-      </w:r>
-    </w:p>
-    <w:p>
-      <w:pPr>
-        <w:numPr>
-          <w:ilvl w:val="0"/>
-          <w:numId w:val="1104"/>
+        <w:t xml:space="preserve">, 7; the Jungle Ballers:</w:t>
+      </w:r>
+      <w:r>
+        <w:t xml:space="preserve"> </w:t>
+      </w:r>
+      <w:r>
+        <w:rPr>
+          <w:rStyle w:val="VerbatimChar"/>
+        </w:rPr>
+        <w:t xml:space="preserve">tests/v0475qp11.test.mjs</w:t>
+      </w:r>
+      <w:r>
+        <w:t xml:space="preserve">, 7, and two service tests for the schedule and the Jungle’s ante-ups and prizes). The new ones cover non-shooter windows, smothered shots, the record scratch, repeat moves, diagonal moves, the straps being drawn, the apparel counts, dunk variety, the windmill and Eastbay paths, celebrations (input and clipping), reach-in contact, the AI staying in bounds, the D-pad fallback, Icon Legend, the green release counts and what each sound is made of, the AI’s reaction times, stamina and the line beside the grade.</w:t>
+      </w:r>
+    </w:p>
+    <w:p>
+      <w:pPr>
+        <w:numPr>
+          <w:ilvl w:val="0"/>
+          <w:numId w:val="1106"/>
         </w:numPr>
         <w:pStyle w:val="Compact"/>
       </w:pPr>
@@ -9464,7 +9859,7 @@
       <w:pPr>
         <w:numPr>
           <w:ilvl w:val="1"/>
-          <w:numId w:val="1105"/>
+          <w:numId w:val="1107"/>
         </w:numPr>
         <w:pStyle w:val="Compact"/>
       </w:pPr>
@@ -9488,7 +9883,7 @@
       <w:pPr>
         <w:numPr>
           <w:ilvl w:val="1"/>
-          <w:numId w:val="1105"/>
+          <w:numId w:val="1107"/>
         </w:numPr>
         <w:pStyle w:val="Compact"/>
       </w:pPr>
@@ -9512,7 +9907,7 @@
       <w:pPr>
         <w:numPr>
           <w:ilvl w:val="1"/>
-          <w:numId w:val="1105"/>
+          <w:numId w:val="1107"/>
         </w:numPr>
         <w:pStyle w:val="Compact"/>
       </w:pPr>
@@ -9524,7 +9919,7 @@
       <w:pPr>
         <w:numPr>
           <w:ilvl w:val="1"/>
-          <w:numId w:val="1105"/>
+          <w:numId w:val="1107"/>
         </w:numPr>
         <w:pStyle w:val="Compact"/>
       </w:pPr>
@@ -9536,7 +9931,7 @@
       <w:pPr>
         <w:numPr>
           <w:ilvl w:val="1"/>
-          <w:numId w:val="1105"/>
+          <w:numId w:val="1107"/>
         </w:numPr>
         <w:pStyle w:val="Compact"/>
       </w:pPr>
@@ -9560,7 +9955,7 @@
       <w:pPr>
         <w:numPr>
           <w:ilvl w:val="1"/>
-          <w:numId w:val="1105"/>
+          <w:numId w:val="1107"/>
         </w:numPr>
         <w:pStyle w:val="Compact"/>
       </w:pPr>
@@ -9584,7 +9979,7 @@
       <w:pPr>
         <w:numPr>
           <w:ilvl w:val="1"/>
-          <w:numId w:val="1105"/>
+          <w:numId w:val="1107"/>
         </w:numPr>
         <w:pStyle w:val="Compact"/>
       </w:pPr>
@@ -9608,7 +10003,7 @@
       <w:pPr>
         <w:numPr>
           <w:ilvl w:val="1"/>
-          <w:numId w:val="1105"/>
+          <w:numId w:val="1107"/>
         </w:numPr>
         <w:pStyle w:val="Compact"/>
       </w:pPr>
@@ -9654,7 +10049,7 @@
       <w:pPr>
         <w:numPr>
           <w:ilvl w:val="1"/>
-          <w:numId w:val="1105"/>
+          <w:numId w:val="1107"/>
         </w:numPr>
         <w:pStyle w:val="Compact"/>
       </w:pPr>
@@ -9666,7 +10061,7 @@
       <w:pPr>
         <w:numPr>
           <w:ilvl w:val="1"/>
-          <w:numId w:val="1105"/>
+          <w:numId w:val="1107"/>
         </w:numPr>
         <w:pStyle w:val="Compact"/>
       </w:pPr>
@@ -9711,7 +10106,7 @@
       <w:pPr>
         <w:numPr>
           <w:ilvl w:val="1"/>
-          <w:numId w:val="1105"/>
+          <w:numId w:val="1107"/>
         </w:numPr>
         <w:pStyle w:val="Compact"/>
       </w:pPr>
@@ -9751,7 +10146,7 @@
       <w:pPr>
         <w:numPr>
           <w:ilvl w:val="1"/>
-          <w:numId w:val="1105"/>
+          <w:numId w:val="1107"/>
         </w:numPr>
         <w:pStyle w:val="Compact"/>
       </w:pPr>
@@ -9781,7 +10176,7 @@
       <w:pPr>
         <w:numPr>
           <w:ilvl w:val="1"/>
-          <w:numId w:val="1105"/>
+          <w:numId w:val="1107"/>
         </w:numPr>
         <w:pStyle w:val="Compact"/>
       </w:pPr>
@@ -9789,8 +10184,8 @@
         <w:t xml:space="preserve">The faster AI reactions apply to every AI player: teammates, opponents and your own player on auto-play.</w:t>
       </w:r>
     </w:p>
-    <w:bookmarkEnd w:id="78"/>
     <w:bookmarkEnd w:id="79"/>
+    <w:bookmarkEnd w:id="80"/>
     <w:sectPr/>
   </w:body>
 </w:document>
@@ -10289,6 +10684,12 @@
     <w:abstractNumId w:val="991"/>
   </w:num>
   <w:num w:numId="1105">
+    <w:abstractNumId w:val="991"/>
+  </w:num>
+  <w:num w:numId="1106">
+    <w:abstractNumId w:val="991"/>
+  </w:num>
+  <w:num w:numId="1107">
     <w:abstractNumId w:val="991"/>
   </w:num>
 </w:numbering>

--- a/PATCH_NOTES_v0.4.7.5.docx
+++ b/PATCH_NOTES_v0.4.7.5.docx
@@ -3526,7 +3526,7 @@
     </w:p>
     <w:bookmarkEnd w:id="41"/>
     <w:bookmarkEnd w:id="42"/>
-    <w:bookmarkStart w:id="80" w:name="quick-patch"/>
+    <w:bookmarkStart w:id="85" w:name="quick-patch"/>
     <w:p>
       <w:pPr>
         <w:pStyle w:val="Heading1"/>
@@ -3558,7 +3558,7 @@
         <w:t xml:space="preserve">is touched.</w:t>
       </w:r>
     </w:p>
-    <w:bookmarkStart w:id="47" w:name="shooting"/>
+    <w:bookmarkStart w:id="48" w:name="shooting"/>
     <w:p>
       <w:pPr>
         <w:pStyle w:val="Heading2"/>
@@ -4227,8 +4227,58 @@
       </w:tr>
     </w:tbl>
     <w:bookmarkEnd w:id="46"/>
+    <w:bookmarkStart w:id="47" w:name="wide-open-layups-a-solid-green-oct-12"/>
+    <w:p>
+      <w:pPr>
+        <w:pStyle w:val="Heading3"/>
+      </w:pPr>
+      <w:r>
+        <w:t xml:space="preserve">Wide-open layups: a solid green (Oct 12)</w:t>
+      </w:r>
+    </w:p>
+    <w:p>
+      <w:pPr>
+        <w:numPr>
+          <w:ilvl w:val="0"/>
+          <w:numId w:val="1047"/>
+        </w:numPr>
+        <w:pStyle w:val="Compact"/>
+      </w:pPr>
+      <w:r>
+        <w:rPr>
+          <w:bCs/>
+          <w:b/>
+        </w:rPr>
+        <w:t xml:space="preserve">A wide-open layup gets the solid green window:</w:t>
+      </w:r>
+      <w:r>
+        <w:t xml:space="preserve"> </w:t>
+      </w:r>
+      <w:r>
+        <w:t xml:space="preserve">with nobody within a contest of him (10% guarded or less,</w:t>
+      </w:r>
+      <w:r>
+        <w:t xml:space="preserve"> </w:t>
+      </w:r>
+      <w:r>
+        <w:t xml:space="preserve">“</w:t>
+      </w:r>
+      <w:r>
+        <w:t xml:space="preserve">Wide open</w:t>
+      </w:r>
+      <w:r>
+        <w:t xml:space="preserve">”</w:t>
+      </w:r>
+      <w:r>
+        <w:t xml:space="preserve"> </w:t>
+      </w:r>
+      <w:r>
+        <w:t xml:space="preserve">on the shot feedback), a layup timed in the window always goes in, like a green jumper inside 35 ft. With any coverage at all the window stays outlined: a green is a boost to the finish, not a sure make. The same goes for shots out of the post. The meter and the Tab legend draw it that way.</w:t>
+      </w:r>
+    </w:p>
     <w:bookmarkEnd w:id="47"/>
-    <w:bookmarkStart w:id="70" w:name="dribbling-passing-and-defense-1"/>
+    <w:bookmarkEnd w:id="48"/>
+    <w:bookmarkStart w:id="73" w:name="dribbling-passing-and-defense-1"/>
     <w:p>
       <w:pPr>
         <w:pStyle w:val="Heading2"/>
@@ -4237,7 +4287,7 @@
         <w:t xml:space="preserve">Dribbling, passing and defense</w:t>
       </w:r>
     </w:p>
-    <w:bookmarkStart w:id="48" w:name="repeated-moves"/>
+    <w:bookmarkStart w:id="49" w:name="repeated-moves"/>
     <w:p>
       <w:pPr>
         <w:pStyle w:val="Heading3"/>
@@ -4250,7 +4300,7 @@
       <w:pPr>
         <w:numPr>
           <w:ilvl w:val="0"/>
-          <w:numId w:val="1047"/>
+          <w:numId w:val="1048"/>
         </w:numPr>
         <w:pStyle w:val="Compact"/>
       </w:pPr>
@@ -4266,7 +4316,7 @@
       <w:pPr>
         <w:numPr>
           <w:ilvl w:val="1"/>
-          <w:numId w:val="1048"/>
+          <w:numId w:val="1049"/>
         </w:numPr>
         <w:pStyle w:val="Compact"/>
       </w:pPr>
@@ -4278,7 +4328,7 @@
       <w:pPr>
         <w:numPr>
           <w:ilvl w:val="1"/>
-          <w:numId w:val="1048"/>
+          <w:numId w:val="1049"/>
         </w:numPr>
         <w:pStyle w:val="Compact"/>
       </w:pPr>
@@ -4300,7 +4350,7 @@
       <w:pPr>
         <w:numPr>
           <w:ilvl w:val="1"/>
-          <w:numId w:val="1048"/>
+          <w:numId w:val="1049"/>
         </w:numPr>
         <w:pStyle w:val="Compact"/>
       </w:pPr>
@@ -4312,7 +4362,7 @@
       <w:pPr>
         <w:numPr>
           <w:ilvl w:val="1"/>
-          <w:numId w:val="1048"/>
+          <w:numId w:val="1049"/>
         </w:numPr>
         <w:pStyle w:val="Compact"/>
       </w:pPr>
@@ -4320,8 +4370,8 @@
         <w:t xml:space="preserve">Before, a run could carry over after a steal and keep draining you on defense.</w:t>
       </w:r>
     </w:p>
-    <w:bookmarkEnd w:id="48"/>
-    <w:bookmarkStart w:id="49" w:name="the-sticks-diagonals"/>
+    <w:bookmarkEnd w:id="49"/>
+    <w:bookmarkStart w:id="50" w:name="the-sticks-diagonals"/>
     <w:p>
       <w:pPr>
         <w:pStyle w:val="Heading3"/>
@@ -4599,7 +4649,7 @@
       <w:pPr>
         <w:numPr>
           <w:ilvl w:val="0"/>
-          <w:numId w:val="1049"/>
+          <w:numId w:val="1050"/>
         </w:numPr>
         <w:pStyle w:val="Compact"/>
       </w:pPr>
@@ -4618,7 +4668,7 @@
       <w:pPr>
         <w:numPr>
           <w:ilvl w:val="0"/>
-          <w:numId w:val="1049"/>
+          <w:numId w:val="1050"/>
         </w:numPr>
         <w:pStyle w:val="Compact"/>
       </w:pPr>
@@ -4630,7 +4680,7 @@
       <w:pPr>
         <w:numPr>
           <w:ilvl w:val="0"/>
-          <w:numId w:val="1049"/>
+          <w:numId w:val="1050"/>
         </w:numPr>
         <w:pStyle w:val="Compact"/>
       </w:pPr>
@@ -4638,8 +4688,8 @@
         <w:t xml:space="preserve">The AI uses the new moves too.</w:t>
       </w:r>
     </w:p>
-    <w:bookmarkEnd w:id="49"/>
-    <w:bookmarkStart w:id="50" w:name="dribble-speed-and-game-speed"/>
+    <w:bookmarkEnd w:id="50"/>
+    <w:bookmarkStart w:id="51" w:name="dribble-speed-and-game-speed"/>
     <w:p>
       <w:pPr>
         <w:pStyle w:val="Heading3"/>
@@ -4652,7 +4702,7 @@
       <w:pPr>
         <w:numPr>
           <w:ilvl w:val="0"/>
-          <w:numId w:val="1050"/>
+          <w:numId w:val="1051"/>
         </w:numPr>
         <w:pStyle w:val="Compact"/>
       </w:pPr>
@@ -4671,35 +4721,35 @@
       <w:pPr>
         <w:numPr>
           <w:ilvl w:val="1"/>
+          <w:numId w:val="1052"/>
+        </w:numPr>
+        <w:pStyle w:val="Compact"/>
+      </w:pPr>
+      <w:r>
+        <w:t xml:space="preserve">Better packages and handles are still quicker, in the same proportions as before.</w:t>
+      </w:r>
+    </w:p>
+    <w:p>
+      <w:pPr>
+        <w:numPr>
+          <w:ilvl w:val="1"/>
+          <w:numId w:val="1052"/>
+        </w:numPr>
+        <w:pStyle w:val="Compact"/>
+      </w:pPr>
+      <w:r>
+        <w:t xml:space="preserve">The burst eases off less than the timing slows, so moves still cover about the same ground. A stepback still makes its space.</w:t>
+      </w:r>
+    </w:p>
+    <w:p>
+      <w:pPr>
+        <w:numPr>
+          <w:ilvl w:val="0"/>
           <w:numId w:val="1051"/>
         </w:numPr>
         <w:pStyle w:val="Compact"/>
       </w:pPr>
       <w:r>
-        <w:t xml:space="preserve">Better packages and handles are still quicker, in the same proportions as before.</w:t>
-      </w:r>
-    </w:p>
-    <w:p>
-      <w:pPr>
-        <w:numPr>
-          <w:ilvl w:val="1"/>
-          <w:numId w:val="1051"/>
-        </w:numPr>
-        <w:pStyle w:val="Compact"/>
-      </w:pPr>
-      <w:r>
-        <w:t xml:space="preserve">The burst eases off less than the timing slows, so moves still cover about the same ground. A stepback still makes its space.</w:t>
-      </w:r>
-    </w:p>
-    <w:p>
-      <w:pPr>
-        <w:numPr>
-          <w:ilvl w:val="0"/>
-          <w:numId w:val="1050"/>
-        </w:numPr>
-        <w:pStyle w:val="Compact"/>
-      </w:pPr>
-      <w:r>
         <w:rPr>
           <w:bCs/>
           <w:b/>
@@ -4713,8 +4763,8 @@
         <w:t xml:space="preserve">to meet it halfway.</w:t>
       </w:r>
     </w:p>
-    <w:bookmarkEnd w:id="50"/>
-    <w:bookmarkStart w:id="51" w:name="passing-1"/>
+    <w:bookmarkEnd w:id="51"/>
+    <w:bookmarkStart w:id="52" w:name="passing-1"/>
     <w:p>
       <w:pPr>
         <w:pStyle w:val="Heading3"/>
@@ -4727,7 +4777,7 @@
       <w:pPr>
         <w:numPr>
           <w:ilvl w:val="0"/>
-          <w:numId w:val="1052"/>
+          <w:numId w:val="1053"/>
         </w:numPr>
         <w:pStyle w:val="Compact"/>
       </w:pPr>
@@ -4745,8 +4795,8 @@
         <w:t xml:space="preserve">10% less aim error, and the ball steers onto the receiver 10% better in flight.</w:t>
       </w:r>
     </w:p>
-    <w:bookmarkEnd w:id="51"/>
-    <w:bookmarkStart w:id="52" w:name="reach-in-fouls"/>
+    <w:bookmarkEnd w:id="52"/>
+    <w:bookmarkStart w:id="53" w:name="reach-in-fouls"/>
     <w:p>
       <w:pPr>
         <w:pStyle w:val="Heading3"/>
@@ -4759,7 +4809,7 @@
       <w:pPr>
         <w:numPr>
           <w:ilvl w:val="0"/>
-          <w:numId w:val="1053"/>
+          <w:numId w:val="1054"/>
         </w:numPr>
         <w:pStyle w:val="Compact"/>
       </w:pPr>
@@ -4775,86 +4825,86 @@
       <w:pPr>
         <w:numPr>
           <w:ilvl w:val="1"/>
+          <w:numId w:val="1055"/>
+        </w:numPr>
+        <w:pStyle w:val="Compact"/>
+      </w:pPr>
+      <w:r>
+        <w:t xml:space="preserve">Where the reaching hand ends up decides the call.</w:t>
+      </w:r>
+    </w:p>
+    <w:p>
+      <w:pPr>
+        <w:numPr>
+          <w:ilvl w:val="1"/>
+          <w:numId w:val="1055"/>
+        </w:numPr>
+        <w:pStyle w:val="Compact"/>
+      </w:pPr>
+      <w:r>
+        <w:t xml:space="preserve">Into the ball handler’s body, or the arm he’s dribbling with, without getting the ball first: a foul nearly every time (80%), more so reaching across his body.</w:t>
+      </w:r>
+    </w:p>
+    <w:p>
+      <w:pPr>
+        <w:numPr>
+          <w:ilvl w:val="1"/>
+          <w:numId w:val="1055"/>
+        </w:numPr>
+        <w:pStyle w:val="Compact"/>
+      </w:pPr>
+      <w:r>
+        <w:t xml:space="preserve">Hand on the ball first: all ball. There’s a rare call on the follow-through.</w:t>
+      </w:r>
+    </w:p>
+    <w:p>
+      <w:pPr>
+        <w:numPr>
+          <w:ilvl w:val="1"/>
+          <w:numId w:val="1055"/>
+        </w:numPr>
+        <w:pStyle w:val="Compact"/>
+      </w:pPr>
+      <w:r>
+        <w:t xml:space="preserve">A reach that touches nothing is never a foul. Before, roughly 1 failed reach in 10 drew a foul, contact or not.</w:t>
+      </w:r>
+    </w:p>
+    <w:p>
+      <w:pPr>
+        <w:numPr>
+          <w:ilvl w:val="0"/>
           <w:numId w:val="1054"/>
         </w:numPr>
         <w:pStyle w:val="Compact"/>
       </w:pPr>
       <w:r>
-        <w:t xml:space="preserve">Where the reaching hand ends up decides the call.</w:t>
-      </w:r>
-    </w:p>
-    <w:p>
-      <w:pPr>
-        <w:numPr>
-          <w:ilvl w:val="1"/>
+        <w:rPr>
+          <w:bCs/>
+          <w:b/>
+        </w:rPr>
+        <w:t xml:space="preserve">Smart AI defenders don’t reach through you to a ball you’re shielding.</w:t>
+      </w:r>
+      <w:r>
+        <w:t xml:space="preserve"> </w:t>
+      </w:r>
+      <w:r>
+        <w:t xml:space="preserve">The less smart ones still do, and get called for it.</w:t>
+      </w:r>
+    </w:p>
+    <w:p>
+      <w:pPr>
+        <w:numPr>
+          <w:ilvl w:val="0"/>
           <w:numId w:val="1054"/>
         </w:numPr>
         <w:pStyle w:val="Compact"/>
       </w:pPr>
       <w:r>
-        <w:t xml:space="preserve">Into the ball handler’s body, or the arm he’s dribbling with, without getting the ball first: a foul nearly every time (80%), more so reaching across his body.</w:t>
-      </w:r>
-    </w:p>
-    <w:p>
-      <w:pPr>
-        <w:numPr>
-          <w:ilvl w:val="1"/>
-          <w:numId w:val="1054"/>
-        </w:numPr>
-        <w:pStyle w:val="Compact"/>
-      </w:pPr>
-      <w:r>
-        <w:t xml:space="preserve">Hand on the ball first: all ball. There’s a rare call on the follow-through.</w:t>
-      </w:r>
-    </w:p>
-    <w:p>
-      <w:pPr>
-        <w:numPr>
-          <w:ilvl w:val="1"/>
-          <w:numId w:val="1054"/>
-        </w:numPr>
-        <w:pStyle w:val="Compact"/>
-      </w:pPr>
-      <w:r>
-        <w:t xml:space="preserve">A reach that touches nothing is never a foul. Before, roughly 1 failed reach in 10 drew a foul, contact or not.</w:t>
-      </w:r>
-    </w:p>
-    <w:p>
-      <w:pPr>
-        <w:numPr>
-          <w:ilvl w:val="0"/>
-          <w:numId w:val="1053"/>
-        </w:numPr>
-        <w:pStyle w:val="Compact"/>
-      </w:pPr>
-      <w:r>
-        <w:rPr>
-          <w:bCs/>
-          <w:b/>
-        </w:rPr>
-        <w:t xml:space="preserve">Smart AI defenders don’t reach through you to a ball you’re shielding.</w:t>
-      </w:r>
-      <w:r>
-        <w:t xml:space="preserve"> </w:t>
-      </w:r>
-      <w:r>
-        <w:t xml:space="preserve">The less smart ones still do, and get called for it.</w:t>
-      </w:r>
-    </w:p>
-    <w:p>
-      <w:pPr>
-        <w:numPr>
-          <w:ilvl w:val="0"/>
-          <w:numId w:val="1053"/>
-        </w:numPr>
-        <w:pStyle w:val="Compact"/>
-      </w:pPr>
-      <w:r>
         <w:t xml:space="preserve">In AI Pro-Am games the number of reach-in fouls stayed about the same (about 3 a game), but every one of them now comes from real contact.</w:t>
       </w:r>
     </w:p>
-    <w:bookmarkEnd w:id="52"/>
-    <w:bookmarkStart w:id="53" w:name="the-ai-stays-in-bounds"/>
+    <w:bookmarkEnd w:id="53"/>
+    <w:bookmarkStart w:id="54" w:name="the-ai-stays-in-bounds"/>
     <w:p>
       <w:pPr>
         <w:pStyle w:val="Heading3"/>
@@ -4867,7 +4917,7 @@
       <w:pPr>
         <w:numPr>
           <w:ilvl w:val="0"/>
-          <w:numId w:val="1055"/>
+          <w:numId w:val="1056"/>
         </w:numPr>
         <w:pStyle w:val="Compact"/>
       </w:pPr>
@@ -4889,7 +4939,7 @@
       <w:pPr>
         <w:numPr>
           <w:ilvl w:val="0"/>
-          <w:numId w:val="1055"/>
+          <w:numId w:val="1056"/>
         </w:numPr>
         <w:pStyle w:val="Compact"/>
       </w:pPr>
@@ -4911,7 +4961,7 @@
       <w:pPr>
         <w:numPr>
           <w:ilvl w:val="0"/>
-          <w:numId w:val="1055"/>
+          <w:numId w:val="1056"/>
         </w:numPr>
         <w:pStyle w:val="Compact"/>
       </w:pPr>
@@ -4919,8 +4969,8 @@
         <w:t xml:space="preserve">In AI park games, time spent standing out of bounds dropped from 1.4 to 0.1 seconds a game, and passes caught out of bounds went to zero.</w:t>
       </w:r>
     </w:p>
-    <w:bookmarkEnd w:id="53"/>
-    <w:bookmarkStart w:id="54" w:name="defensive-assignment-arrows"/>
+    <w:bookmarkEnd w:id="54"/>
+    <w:bookmarkStart w:id="55" w:name="defensive-assignment-arrows"/>
     <w:p>
       <w:pPr>
         <w:pStyle w:val="Heading3"/>
@@ -4933,7 +4983,7 @@
       <w:pPr>
         <w:numPr>
           <w:ilvl w:val="0"/>
-          <w:numId w:val="1056"/>
+          <w:numId w:val="1057"/>
         </w:numPr>
         <w:pStyle w:val="Compact"/>
       </w:pPr>
@@ -4955,35 +5005,35 @@
       <w:pPr>
         <w:numPr>
           <w:ilvl w:val="1"/>
+          <w:numId w:val="1058"/>
+        </w:numPr>
+        <w:pStyle w:val="Compact"/>
+      </w:pPr>
+      <w:r>
+        <w:t xml:space="preserve">They grow a little the further off him you are.</w:t>
+      </w:r>
+    </w:p>
+    <w:p>
+      <w:pPr>
+        <w:numPr>
+          <w:ilvl w:val="1"/>
+          <w:numId w:val="1058"/>
+        </w:numPr>
+        <w:pStyle w:val="Compact"/>
+      </w:pPr>
+      <w:r>
+        <w:t xml:space="preserve">They fade out once you’re on him (inside about 2 metres).</w:t>
+      </w:r>
+    </w:p>
+    <w:p>
+      <w:pPr>
+        <w:numPr>
+          <w:ilvl w:val="0"/>
           <w:numId w:val="1057"/>
         </w:numPr>
         <w:pStyle w:val="Compact"/>
       </w:pPr>
       <w:r>
-        <w:t xml:space="preserve">They grow a little the further off him you are.</w:t>
-      </w:r>
-    </w:p>
-    <w:p>
-      <w:pPr>
-        <w:numPr>
-          <w:ilvl w:val="1"/>
-          <w:numId w:val="1057"/>
-        </w:numPr>
-        <w:pStyle w:val="Compact"/>
-      </w:pPr>
-      <w:r>
-        <w:t xml:space="preserve">They fade out once you’re on him (inside about 2 metres).</w:t>
-      </w:r>
-    </w:p>
-    <w:p>
-      <w:pPr>
-        <w:numPr>
-          <w:ilvl w:val="0"/>
-          <w:numId w:val="1056"/>
-        </w:numPr>
-        <w:pStyle w:val="Compact"/>
-      </w:pPr>
-      <w:r>
         <w:t xml:space="preserve">You can turn them off in Settings (</w:t>
       </w:r>
       <w:r>
@@ -4997,8 +5047,8 @@
         <w:t xml:space="preserve">).</w:t>
       </w:r>
     </w:p>
-    <w:bookmarkEnd w:id="54"/>
-    <w:bookmarkStart w:id="55" w:name="sprinting-looked-faster-sideways"/>
+    <w:bookmarkEnd w:id="55"/>
+    <w:bookmarkStart w:id="56" w:name="sprinting-looked-faster-sideways"/>
     <w:p>
       <w:pPr>
         <w:pStyle w:val="Heading3"/>
@@ -5011,7 +5061,7 @@
       <w:pPr>
         <w:numPr>
           <w:ilvl w:val="0"/>
-          <w:numId w:val="1058"/>
+          <w:numId w:val="1059"/>
         </w:numPr>
         <w:pStyle w:val="Compact"/>
       </w:pPr>
@@ -5033,7 +5083,7 @@
       <w:pPr>
         <w:numPr>
           <w:ilvl w:val="0"/>
-          <w:numId w:val="1058"/>
+          <w:numId w:val="1059"/>
         </w:numPr>
         <w:pStyle w:val="Compact"/>
       </w:pPr>
@@ -5049,35 +5099,35 @@
       <w:pPr>
         <w:numPr>
           <w:ilvl w:val="1"/>
+          <w:numId w:val="1060"/>
+        </w:numPr>
+        <w:pStyle w:val="Compact"/>
+      </w:pPr>
+      <w:r>
+        <w:t xml:space="preserve">The camera followed a run up the floor one-for-one, so you stayed put on screen. It followed only a third of a sideways run, so you streaked across the screen.</w:t>
+      </w:r>
+    </w:p>
+    <w:p>
+      <w:pPr>
+        <w:numPr>
+          <w:ilvl w:val="1"/>
+          <w:numId w:val="1060"/>
+        </w:numPr>
+        <w:pStyle w:val="Compact"/>
+      </w:pPr>
+      <w:r>
+        <w:t xml:space="preserve">From a low angle, a run toward the basket is foreshortened.</w:t>
+      </w:r>
+    </w:p>
+    <w:p>
+      <w:pPr>
+        <w:numPr>
+          <w:ilvl w:val="0"/>
           <w:numId w:val="1059"/>
         </w:numPr>
         <w:pStyle w:val="Compact"/>
       </w:pPr>
       <w:r>
-        <w:t xml:space="preserve">The camera followed a run up the floor one-for-one, so you stayed put on screen. It followed only a third of a sideways run, so you streaked across the screen.</w:t>
-      </w:r>
-    </w:p>
-    <w:p>
-      <w:pPr>
-        <w:numPr>
-          <w:ilvl w:val="1"/>
-          <w:numId w:val="1059"/>
-        </w:numPr>
-        <w:pStyle w:val="Compact"/>
-      </w:pPr>
-      <w:r>
-        <w:t xml:space="preserve">From a low angle, a run toward the basket is foreshortened.</w:t>
-      </w:r>
-    </w:p>
-    <w:p>
-      <w:pPr>
-        <w:numPr>
-          <w:ilvl w:val="0"/>
-          <w:numId w:val="1058"/>
-        </w:numPr>
-        <w:pStyle w:val="Compact"/>
-      </w:pPr>
-      <w:r>
         <w:rPr>
           <w:bCs/>
           <w:b/>
@@ -5091,8 +5141,8 @@
         <w:t xml:space="preserve">the 2K Cam now follows sideways runs much more closely and sits a little higher, so a sprint reads at the same pace whichever way you run.</w:t>
       </w:r>
     </w:p>
-    <w:bookmarkEnd w:id="55"/>
-    <w:bookmarkStart w:id="56" w:name="the-ai-reacts-faster"/>
+    <w:bookmarkEnd w:id="56"/>
+    <w:bookmarkStart w:id="57" w:name="the-ai-reacts-faster"/>
     <w:p>
       <w:pPr>
         <w:pStyle w:val="Heading3"/>
@@ -5117,7 +5167,7 @@
       <w:pPr>
         <w:numPr>
           <w:ilvl w:val="0"/>
-          <w:numId w:val="1060"/>
+          <w:numId w:val="1061"/>
         </w:numPr>
       </w:pPr>
       <w:r>
@@ -5138,7 +5188,7 @@
       <w:pPr>
         <w:numPr>
           <w:ilvl w:val="0"/>
-          <w:numId w:val="1060"/>
+          <w:numId w:val="1061"/>
         </w:numPr>
       </w:pPr>
       <w:r>
@@ -5159,7 +5209,7 @@
       <w:pPr>
         <w:numPr>
           <w:ilvl w:val="0"/>
-          <w:numId w:val="1060"/>
+          <w:numId w:val="1061"/>
         </w:numPr>
       </w:pPr>
       <w:r>
@@ -5174,71 +5224,71 @@
       <w:pPr>
         <w:numPr>
           <w:ilvl w:val="1"/>
+          <w:numId w:val="1062"/>
+        </w:numPr>
+        <w:pStyle w:val="Compact"/>
+      </w:pPr>
+      <w:r>
+        <w:t xml:space="preserve">When an AI handler’s move leaves his man a step behind (or stumbling), he uses it right away.</w:t>
+      </w:r>
+    </w:p>
+    <w:p>
+      <w:pPr>
+        <w:numPr>
+          <w:ilvl w:val="1"/>
+          <w:numId w:val="1062"/>
+        </w:numPr>
+        <w:pStyle w:val="Compact"/>
+      </w:pPr>
+      <w:r>
+        <w:t xml:space="preserve">AI defenders read a handler’s dribble move sooner. One who is left a step behind runs to recover instead of sliding after him.</w:t>
+      </w:r>
+    </w:p>
+    <w:p>
+      <w:pPr>
+        <w:numPr>
+          <w:ilvl w:val="0"/>
           <w:numId w:val="1061"/>
         </w:numPr>
-        <w:pStyle w:val="Compact"/>
-      </w:pPr>
-      <w:r>
-        <w:t xml:space="preserve">When an AI handler’s move leaves his man a step behind (or stumbling), he uses it right away.</w:t>
-      </w:r>
-    </w:p>
-    <w:p>
-      <w:pPr>
-        <w:numPr>
-          <w:ilvl w:val="1"/>
+      </w:pPr>
+      <w:r>
+        <w:rPr>
+          <w:bCs/>
+          <w:b/>
+        </w:rPr>
+        <w:t xml:space="preserve">Open lanes:</w:t>
+      </w:r>
+    </w:p>
+    <w:p>
+      <w:pPr>
+        <w:numPr>
+          <w:ilvl w:val="1"/>
+          <w:numId w:val="1063"/>
+        </w:numPr>
+        <w:pStyle w:val="Compact"/>
+      </w:pPr>
+      <w:r>
+        <w:t xml:space="preserve">A lane that opens while an AI handler is probing gets attacked straight away, not at his next read.</w:t>
+      </w:r>
+    </w:p>
+    <w:p>
+      <w:pPr>
+        <w:numPr>
+          <w:ilvl w:val="1"/>
+          <w:numId w:val="1063"/>
+        </w:numPr>
+        <w:pStyle w:val="Compact"/>
+      </w:pPr>
+      <w:r>
+        <w:t xml:space="preserve">Help comes earlier: as soon as the lane to the rim is open, from about 6.5 m out.</w:t>
+      </w:r>
+    </w:p>
+    <w:p>
+      <w:pPr>
+        <w:numPr>
+          <w:ilvl w:val="0"/>
           <w:numId w:val="1061"/>
         </w:numPr>
-        <w:pStyle w:val="Compact"/>
-      </w:pPr>
-      <w:r>
-        <w:t xml:space="preserve">AI defenders read a handler’s dribble move sooner. One who is left a step behind runs to recover instead of sliding after him.</w:t>
-      </w:r>
-    </w:p>
-    <w:p>
-      <w:pPr>
-        <w:numPr>
-          <w:ilvl w:val="0"/>
-          <w:numId w:val="1060"/>
-        </w:numPr>
-      </w:pPr>
-      <w:r>
-        <w:rPr>
-          <w:bCs/>
-          <w:b/>
-        </w:rPr>
-        <w:t xml:space="preserve">Open lanes:</w:t>
-      </w:r>
-    </w:p>
-    <w:p>
-      <w:pPr>
-        <w:numPr>
-          <w:ilvl w:val="1"/>
-          <w:numId w:val="1062"/>
-        </w:numPr>
-        <w:pStyle w:val="Compact"/>
-      </w:pPr>
-      <w:r>
-        <w:t xml:space="preserve">A lane that opens while an AI handler is probing gets attacked straight away, not at his next read.</w:t>
-      </w:r>
-    </w:p>
-    <w:p>
-      <w:pPr>
-        <w:numPr>
-          <w:ilvl w:val="1"/>
-          <w:numId w:val="1062"/>
-        </w:numPr>
-        <w:pStyle w:val="Compact"/>
-      </w:pPr>
-      <w:r>
-        <w:t xml:space="preserve">Help comes earlier: as soon as the lane to the rim is open, from about 6.5 m out.</w:t>
-      </w:r>
-    </w:p>
-    <w:p>
-      <w:pPr>
-        <w:numPr>
-          <w:ilvl w:val="0"/>
-          <w:numId w:val="1060"/>
-        </w:numPr>
       </w:pPr>
       <w:r>
         <w:rPr>
@@ -5252,7 +5302,7 @@
       <w:pPr>
         <w:numPr>
           <w:ilvl w:val="1"/>
-          <w:numId w:val="1063"/>
+          <w:numId w:val="1064"/>
         </w:numPr>
         <w:pStyle w:val="Compact"/>
       </w:pPr>
@@ -5264,7 +5314,7 @@
       <w:pPr>
         <w:numPr>
           <w:ilvl w:val="1"/>
-          <w:numId w:val="1063"/>
+          <w:numId w:val="1064"/>
         </w:numPr>
         <w:pStyle w:val="Compact"/>
       </w:pPr>
@@ -5276,7 +5326,7 @@
       <w:pPr>
         <w:numPr>
           <w:ilvl w:val="1"/>
-          <w:numId w:val="1063"/>
+          <w:numId w:val="1064"/>
         </w:numPr>
         <w:pStyle w:val="Compact"/>
       </w:pPr>
@@ -5288,7 +5338,7 @@
       <w:pPr>
         <w:numPr>
           <w:ilvl w:val="0"/>
-          <w:numId w:val="1060"/>
+          <w:numId w:val="1061"/>
         </w:numPr>
       </w:pPr>
       <w:r>
@@ -5309,7 +5359,7 @@
       <w:pPr>
         <w:numPr>
           <w:ilvl w:val="0"/>
-          <w:numId w:val="1060"/>
+          <w:numId w:val="1061"/>
         </w:numPr>
       </w:pPr>
       <w:r>
@@ -5685,7 +5735,7 @@
       <w:pPr>
         <w:numPr>
           <w:ilvl w:val="0"/>
-          <w:numId w:val="1060"/>
+          <w:numId w:val="1061"/>
         </w:numPr>
       </w:pPr>
       <w:r>
@@ -5700,7 +5750,7 @@
       <w:pPr>
         <w:numPr>
           <w:ilvl w:val="1"/>
-          <w:numId w:val="1064"/>
+          <w:numId w:val="1065"/>
         </w:numPr>
         <w:pStyle w:val="Compact"/>
       </w:pPr>
@@ -5712,7 +5762,7 @@
       <w:pPr>
         <w:numPr>
           <w:ilvl w:val="1"/>
-          <w:numId w:val="1064"/>
+          <w:numId w:val="1065"/>
         </w:numPr>
         <w:pStyle w:val="Compact"/>
       </w:pPr>
@@ -5724,7 +5774,7 @@
       <w:pPr>
         <w:numPr>
           <w:ilvl w:val="1"/>
-          <w:numId w:val="1064"/>
+          <w:numId w:val="1065"/>
         </w:numPr>
         <w:pStyle w:val="Compact"/>
       </w:pPr>
@@ -5736,7 +5786,7 @@
       <w:pPr>
         <w:numPr>
           <w:ilvl w:val="1"/>
-          <w:numId w:val="1064"/>
+          <w:numId w:val="1065"/>
         </w:numPr>
         <w:pStyle w:val="Compact"/>
       </w:pPr>
@@ -5744,8 +5794,8 @@
         <w:t xml:space="preserve">Pro-Am scores are about 15% higher, because there are more possessions.</w:t>
       </w:r>
     </w:p>
-    <w:bookmarkEnd w:id="56"/>
-    <w:bookmarkStart w:id="57" w:name="stamina"/>
+    <w:bookmarkEnd w:id="57"/>
+    <w:bookmarkStart w:id="58" w:name="stamina"/>
     <w:p>
       <w:pPr>
         <w:pStyle w:val="Heading3"/>
@@ -5758,7 +5808,7 @@
       <w:pPr>
         <w:numPr>
           <w:ilvl w:val="0"/>
-          <w:numId w:val="1065"/>
+          <w:numId w:val="1066"/>
         </w:numPr>
         <w:pStyle w:val="Compact"/>
       </w:pPr>
@@ -5780,35 +5830,35 @@
       <w:pPr>
         <w:numPr>
           <w:ilvl w:val="1"/>
+          <w:numId w:val="1067"/>
+        </w:numPr>
+        <w:pStyle w:val="Compact"/>
+      </w:pPr>
+      <w:r>
+        <w:t xml:space="preserve">Sprinting, sliding in a defensive stance and hands-up defense still cost.</w:t>
+      </w:r>
+    </w:p>
+    <w:p>
+      <w:pPr>
+        <w:numPr>
+          <w:ilvl w:val="1"/>
+          <w:numId w:val="1067"/>
+        </w:numPr>
+        <w:pStyle w:val="Compact"/>
+      </w:pPr>
+      <w:r>
+        <w:t xml:space="preserve">Standing still and drifting recover.</w:t>
+      </w:r>
+    </w:p>
+    <w:p>
+      <w:pPr>
+        <w:numPr>
+          <w:ilvl w:val="0"/>
           <w:numId w:val="1066"/>
         </w:numPr>
         <w:pStyle w:val="Compact"/>
       </w:pPr>
       <w:r>
-        <w:t xml:space="preserve">Sprinting, sliding in a defensive stance and hands-up defense still cost.</w:t>
-      </w:r>
-    </w:p>
-    <w:p>
-      <w:pPr>
-        <w:numPr>
-          <w:ilvl w:val="1"/>
-          <w:numId w:val="1066"/>
-        </w:numPr>
-        <w:pStyle w:val="Compact"/>
-      </w:pPr>
-      <w:r>
-        <w:t xml:space="preserve">Standing still and drifting recover.</w:t>
-      </w:r>
-    </w:p>
-    <w:p>
-      <w:pPr>
-        <w:numPr>
-          <w:ilvl w:val="0"/>
-          <w:numId w:val="1065"/>
-        </w:numPr>
-        <w:pStyle w:val="Compact"/>
-      </w:pPr>
-      <w:r>
         <w:rPr>
           <w:bCs/>
           <w:b/>
@@ -5822,8 +5872,8 @@
         <w:t xml:space="preserve">for everyone. That’s on top of the Lock-In grade, hot-streak and good-play bonuses.</w:t>
       </w:r>
     </w:p>
-    <w:bookmarkEnd w:id="57"/>
-    <w:bookmarkStart w:id="58" w:name="stamina-part-3-oct-10"/>
+    <w:bookmarkEnd w:id="58"/>
+    <w:bookmarkStart w:id="59" w:name="stamina-part-3-oct-10"/>
     <w:p>
       <w:pPr>
         <w:pStyle w:val="Heading3"/>
@@ -5836,7 +5886,7 @@
       <w:pPr>
         <w:numPr>
           <w:ilvl w:val="0"/>
-          <w:numId w:val="1067"/>
+          <w:numId w:val="1068"/>
         </w:numPr>
         <w:pStyle w:val="Compact"/>
       </w:pPr>
@@ -5858,7 +5908,7 @@
       <w:pPr>
         <w:numPr>
           <w:ilvl w:val="0"/>
-          <w:numId w:val="1067"/>
+          <w:numId w:val="1068"/>
         </w:numPr>
         <w:pStyle w:val="Compact"/>
       </w:pPr>
@@ -5880,7 +5930,7 @@
       <w:pPr>
         <w:numPr>
           <w:ilvl w:val="0"/>
-          <w:numId w:val="1067"/>
+          <w:numId w:val="1068"/>
         </w:numPr>
         <w:pStyle w:val="Compact"/>
       </w:pPr>
@@ -5902,7 +5952,7 @@
       <w:pPr>
         <w:numPr>
           <w:ilvl w:val="0"/>
-          <w:numId w:val="1067"/>
+          <w:numId w:val="1068"/>
         </w:numPr>
         <w:pStyle w:val="Compact"/>
       </w:pPr>
@@ -5910,8 +5960,8 @@
         <w:t xml:space="preserve">The AI lives by the same rules.</w:t>
       </w:r>
     </w:p>
-    <w:bookmarkEnd w:id="58"/>
-    <w:bookmarkStart w:id="59" w:name="screens-and-brick-wall-oct-10"/>
+    <w:bookmarkEnd w:id="59"/>
+    <w:bookmarkStart w:id="60" w:name="screens-and-brick-wall-oct-10"/>
     <w:p>
       <w:pPr>
         <w:pStyle w:val="Heading3"/>
@@ -5924,7 +5974,7 @@
       <w:pPr>
         <w:numPr>
           <w:ilvl w:val="0"/>
-          <w:numId w:val="1068"/>
+          <w:numId w:val="1069"/>
         </w:numPr>
         <w:pStyle w:val="Compact"/>
       </w:pPr>
@@ -5994,7 +6044,7 @@
       <w:pPr>
         <w:numPr>
           <w:ilvl w:val="0"/>
-          <w:numId w:val="1068"/>
+          <w:numId w:val="1069"/>
         </w:numPr>
         <w:pStyle w:val="Compact"/>
       </w:pPr>
@@ -6016,7 +6066,7 @@
       <w:pPr>
         <w:numPr>
           <w:ilvl w:val="0"/>
-          <w:numId w:val="1068"/>
+          <w:numId w:val="1069"/>
         </w:numPr>
         <w:pStyle w:val="Compact"/>
       </w:pPr>
@@ -6038,7 +6088,7 @@
       <w:pPr>
         <w:numPr>
           <w:ilvl w:val="0"/>
-          <w:numId w:val="1068"/>
+          <w:numId w:val="1069"/>
         </w:numPr>
         <w:pStyle w:val="Compact"/>
       </w:pPr>
@@ -6060,7 +6110,7 @@
       <w:pPr>
         <w:numPr>
           <w:ilvl w:val="0"/>
-          <w:numId w:val="1068"/>
+          <w:numId w:val="1069"/>
         </w:numPr>
         <w:pStyle w:val="Compact"/>
       </w:pPr>
@@ -6082,7 +6132,7 @@
       <w:pPr>
         <w:numPr>
           <w:ilvl w:val="0"/>
-          <w:numId w:val="1068"/>
+          <w:numId w:val="1069"/>
         </w:numPr>
         <w:pStyle w:val="Compact"/>
       </w:pPr>
@@ -6104,7 +6154,7 @@
       <w:pPr>
         <w:numPr>
           <w:ilvl w:val="0"/>
-          <w:numId w:val="1068"/>
+          <w:numId w:val="1069"/>
         </w:numPr>
         <w:pStyle w:val="Compact"/>
       </w:pPr>
@@ -6112,8 +6162,8 @@
         <w:t xml:space="preserve">In testing: about 23 real screens per park game, 10 of them stops and about one Brick Wall knockdown every other game; about 36 real screens, 28 stops and 1–2 knockdowns per Pro-Am game.</w:t>
       </w:r>
     </w:p>
-    <w:bookmarkEnd w:id="59"/>
-    <w:bookmarkStart w:id="60" w:name="the-break-and-your-alley-oops-oct-10"/>
+    <w:bookmarkEnd w:id="60"/>
+    <w:bookmarkStart w:id="61" w:name="the-break-and-your-alley-oops-oct-10"/>
     <w:p>
       <w:pPr>
         <w:pStyle w:val="Heading3"/>
@@ -6126,7 +6176,7 @@
       <w:pPr>
         <w:numPr>
           <w:ilvl w:val="0"/>
-          <w:numId w:val="1069"/>
+          <w:numId w:val="1070"/>
         </w:numPr>
         <w:pStyle w:val="Compact"/>
       </w:pPr>
@@ -6180,7 +6230,7 @@
       <w:pPr>
         <w:numPr>
           <w:ilvl w:val="0"/>
-          <w:numId w:val="1069"/>
+          <w:numId w:val="1070"/>
         </w:numPr>
         <w:pStyle w:val="Compact"/>
       </w:pPr>
@@ -6247,7 +6297,7 @@
       <w:pPr>
         <w:numPr>
           <w:ilvl w:val="0"/>
-          <w:numId w:val="1069"/>
+          <w:numId w:val="1070"/>
         </w:numPr>
         <w:pStyle w:val="Compact"/>
       </w:pPr>
@@ -6259,7 +6309,7 @@
       <w:pPr>
         <w:numPr>
           <w:ilvl w:val="0"/>
-          <w:numId w:val="1069"/>
+          <w:numId w:val="1070"/>
         </w:numPr>
         <w:pStyle w:val="Compact"/>
       </w:pPr>
@@ -6267,8 +6317,8 @@
         <w:t xml:space="preserve">In testing (AI only): about one alley-oop a game in Pro-Am with nine in ten caught, ten lobs ahead, and points within a few percent of before; the open court is rarer in AI 3v3 park games, so most of the action there is the pass ahead. With you running the floor it comes up a lot more.</w:t>
       </w:r>
     </w:p>
-    <w:bookmarkEnd w:id="60"/>
-    <w:bookmarkStart w:id="61" w:name="got-next-and-the-lock-in-line-oct-10"/>
+    <w:bookmarkEnd w:id="61"/>
+    <w:bookmarkStart w:id="62" w:name="got-next-and-the-lock-in-line-oct-10"/>
     <w:p>
       <w:pPr>
         <w:pStyle w:val="Heading3"/>
@@ -6281,7 +6331,7 @@
       <w:pPr>
         <w:numPr>
           <w:ilvl w:val="0"/>
-          <w:numId w:val="1070"/>
+          <w:numId w:val="1071"/>
         </w:numPr>
         <w:pStyle w:val="Compact"/>
       </w:pPr>
@@ -6303,7 +6353,7 @@
       <w:pPr>
         <w:numPr>
           <w:ilvl w:val="0"/>
-          <w:numId w:val="1070"/>
+          <w:numId w:val="1071"/>
         </w:numPr>
         <w:pStyle w:val="Compact"/>
       </w:pPr>
@@ -6321,8 +6371,8 @@
         <w:t xml:space="preserve">PTS REB AST / STL BLK TO are smaller (16 px values, 9 px labels like the grade’s own caption) and sit inside the grade’s height instead of spilling past it.</w:t>
       </w:r>
     </w:p>
-    <w:bookmarkEnd w:id="61"/>
-    <w:bookmarkStart w:id="62" w:name="Xb9750c96596b7ac0946887b4fb289213a27e82a"/>
+    <w:bookmarkEnd w:id="62"/>
+    <w:bookmarkStart w:id="63" w:name="Xb9750c96596b7ac0946887b4fb289213a27e82a"/>
     <w:p>
       <w:pPr>
         <w:pStyle w:val="Heading3"/>
@@ -6335,7 +6385,7 @@
       <w:pPr>
         <w:numPr>
           <w:ilvl w:val="0"/>
-          <w:numId w:val="1071"/>
+          <w:numId w:val="1072"/>
         </w:numPr>
         <w:pStyle w:val="Compact"/>
       </w:pPr>
@@ -6357,7 +6407,7 @@
       <w:pPr>
         <w:numPr>
           <w:ilvl w:val="0"/>
-          <w:numId w:val="1071"/>
+          <w:numId w:val="1072"/>
         </w:numPr>
         <w:pStyle w:val="Compact"/>
       </w:pPr>
@@ -6395,7 +6445,7 @@
       <w:pPr>
         <w:numPr>
           <w:ilvl w:val="0"/>
-          <w:numId w:val="1071"/>
+          <w:numId w:val="1072"/>
         </w:numPr>
         <w:pStyle w:val="Compact"/>
       </w:pPr>
@@ -6433,7 +6483,7 @@
       <w:pPr>
         <w:numPr>
           <w:ilvl w:val="0"/>
-          <w:numId w:val="1071"/>
+          <w:numId w:val="1072"/>
         </w:numPr>
         <w:pStyle w:val="Compact"/>
       </w:pPr>
@@ -6487,7 +6537,7 @@
       <w:pPr>
         <w:numPr>
           <w:ilvl w:val="0"/>
-          <w:numId w:val="1071"/>
+          <w:numId w:val="1072"/>
         </w:numPr>
         <w:pStyle w:val="Compact"/>
       </w:pPr>
@@ -6541,7 +6591,7 @@
       <w:pPr>
         <w:numPr>
           <w:ilvl w:val="0"/>
-          <w:numId w:val="1071"/>
+          <w:numId w:val="1072"/>
         </w:numPr>
         <w:pStyle w:val="Compact"/>
       </w:pPr>
@@ -6559,8 +6609,8 @@
         <w:t xml:space="preserve">From a hundred metres up, the depth buffer couldn’t tell the court floor from the ground (5 mm apart) or from the King Tut Cup’s neon lines (6 mm), so they flickered against each other while you held View/Share. The camera’s near plane now moves out for the overview (thirty times the depth precision) and back when you let go.</w:t>
       </w:r>
     </w:p>
-    <w:bookmarkEnd w:id="62"/>
-    <w:bookmarkStart w:id="63" w:name="X1a9fa748f4d83d7f8b54504c27717e9f6d4ab4a"/>
+    <w:bookmarkEnd w:id="63"/>
+    <w:bookmarkStart w:id="64" w:name="X1a9fa748f4d83d7f8b54504c27717e9f6d4ab4a"/>
     <w:p>
       <w:pPr>
         <w:pStyle w:val="Heading3"/>
@@ -6573,7 +6623,7 @@
       <w:pPr>
         <w:numPr>
           <w:ilvl w:val="0"/>
-          <w:numId w:val="1072"/>
+          <w:numId w:val="1073"/>
         </w:numPr>
         <w:pStyle w:val="Compact"/>
       </w:pPr>
@@ -6675,7 +6725,7 @@
       <w:pPr>
         <w:numPr>
           <w:ilvl w:val="0"/>
-          <w:numId w:val="1072"/>
+          <w:numId w:val="1073"/>
         </w:numPr>
         <w:pStyle w:val="Compact"/>
       </w:pPr>
@@ -6687,7 +6737,7 @@
       <w:pPr>
         <w:numPr>
           <w:ilvl w:val="0"/>
-          <w:numId w:val="1072"/>
+          <w:numId w:val="1073"/>
         </w:numPr>
         <w:pStyle w:val="Compact"/>
       </w:pPr>
@@ -6709,7 +6759,7 @@
       <w:pPr>
         <w:numPr>
           <w:ilvl w:val="0"/>
-          <w:numId w:val="1072"/>
+          <w:numId w:val="1073"/>
         </w:numPr>
         <w:pStyle w:val="Compact"/>
       </w:pPr>
@@ -6731,7 +6781,7 @@
       <w:pPr>
         <w:numPr>
           <w:ilvl w:val="0"/>
-          <w:numId w:val="1072"/>
+          <w:numId w:val="1073"/>
         </w:numPr>
         <w:pStyle w:val="Compact"/>
       </w:pPr>
@@ -6753,7 +6803,7 @@
       <w:pPr>
         <w:numPr>
           <w:ilvl w:val="0"/>
-          <w:numId w:val="1072"/>
+          <w:numId w:val="1073"/>
         </w:numPr>
         <w:pStyle w:val="Compact"/>
       </w:pPr>
@@ -6769,7 +6819,7 @@
       <w:pPr>
         <w:numPr>
           <w:ilvl w:val="1"/>
-          <w:numId w:val="1073"/>
+          <w:numId w:val="1074"/>
         </w:numPr>
         <w:pStyle w:val="Compact"/>
       </w:pPr>
@@ -6791,7 +6841,7 @@
       <w:pPr>
         <w:numPr>
           <w:ilvl w:val="1"/>
-          <w:numId w:val="1073"/>
+          <w:numId w:val="1074"/>
         </w:numPr>
         <w:pStyle w:val="Compact"/>
       </w:pPr>
@@ -6813,7 +6863,7 @@
       <w:pPr>
         <w:numPr>
           <w:ilvl w:val="1"/>
-          <w:numId w:val="1073"/>
+          <w:numId w:val="1074"/>
         </w:numPr>
         <w:pStyle w:val="Compact"/>
       </w:pPr>
@@ -6835,7 +6885,7 @@
       <w:pPr>
         <w:numPr>
           <w:ilvl w:val="1"/>
-          <w:numId w:val="1073"/>
+          <w:numId w:val="1074"/>
         </w:numPr>
         <w:pStyle w:val="Compact"/>
       </w:pPr>
@@ -6857,7 +6907,7 @@
       <w:pPr>
         <w:numPr>
           <w:ilvl w:val="1"/>
-          <w:numId w:val="1073"/>
+          <w:numId w:val="1074"/>
         </w:numPr>
         <w:pStyle w:val="Compact"/>
       </w:pPr>
@@ -6879,7 +6929,7 @@
       <w:pPr>
         <w:numPr>
           <w:ilvl w:val="0"/>
-          <w:numId w:val="1072"/>
+          <w:numId w:val="1073"/>
         </w:numPr>
         <w:pStyle w:val="Compact"/>
       </w:pPr>
@@ -6901,7 +6951,7 @@
       <w:pPr>
         <w:numPr>
           <w:ilvl w:val="0"/>
-          <w:numId w:val="1072"/>
+          <w:numId w:val="1073"/>
         </w:numPr>
         <w:pStyle w:val="Compact"/>
       </w:pPr>
@@ -6916,8 +6966,8 @@
         <w:t xml:space="preserve">, so the big swing happens on the ball, not before it; a block that doesn’t get there is a half-size swing at the top. The feed names the style, and your own tier-4 and tier-5 blocks get their name as the callout (HAMMER!, THUNDER CLAP!…). Big Brother’s Icon block is unchanged.</w:t>
       </w:r>
     </w:p>
-    <w:bookmarkEnd w:id="63"/>
-    <w:bookmarkStart w:id="64" w:name="the-hash-slinging-dunk-package-oct-10"/>
+    <w:bookmarkEnd w:id="64"/>
+    <w:bookmarkStart w:id="65" w:name="the-hash-slinging-dunk-package-oct-10"/>
     <w:p>
       <w:pPr>
         <w:pStyle w:val="Heading3"/>
@@ -6930,7 +6980,7 @@
       <w:pPr>
         <w:numPr>
           <w:ilvl w:val="0"/>
-          <w:numId w:val="1074"/>
+          <w:numId w:val="1075"/>
         </w:numPr>
         <w:pStyle w:val="Compact"/>
       </w:pPr>
@@ -6977,6 +7027,138 @@
       <w:pPr>
         <w:numPr>
           <w:ilvl w:val="1"/>
+          <w:numId w:val="1076"/>
+        </w:numPr>
+        <w:pStyle w:val="Compact"/>
+      </w:pPr>
+      <w:r>
+        <w:rPr>
+          <w:bCs/>
+          <w:b/>
+        </w:rPr>
+        <w:t xml:space="preserve">The Hash Sling</w:t>
+      </w:r>
+      <w:r>
+        <w:t xml:space="preserve"> </w:t>
+      </w:r>
+      <w:r>
+        <w:t xml:space="preserve">(the package’s own): between the legs in the middle of a full turn, carried up the far side and slung in left-handed.</w:t>
+      </w:r>
+    </w:p>
+    <w:p>
+      <w:pPr>
+        <w:numPr>
+          <w:ilvl w:val="1"/>
+          <w:numId w:val="1076"/>
+        </w:numPr>
+        <w:pStyle w:val="Compact"/>
+      </w:pPr>
+      <w:r>
+        <w:rPr>
+          <w:bCs/>
+          <w:b/>
+        </w:rPr>
+        <w:t xml:space="preserve">Lost Cause:</w:t>
+      </w:r>
+      <w:r>
+        <w:t xml:space="preserve"> </w:t>
+      </w:r>
+      <w:r>
+        <w:t xml:space="preserve">between the legs front to back, around the back to the other hand, then a one-hand tomahawk over the top.</w:t>
+      </w:r>
+    </w:p>
+    <w:p>
+      <w:pPr>
+        <w:numPr>
+          <w:ilvl w:val="1"/>
+          <w:numId w:val="1076"/>
+        </w:numPr>
+        <w:pStyle w:val="Compact"/>
+      </w:pPr>
+      <w:r>
+        <w:rPr>
+          <w:bCs/>
+          <w:b/>
+        </w:rPr>
+        <w:t xml:space="preserve">Stinger:</w:t>
+      </w:r>
+      <w:r>
+        <w:t xml:space="preserve"> </w:t>
+      </w:r>
+      <w:r>
+        <w:t xml:space="preserve">half turn, the ball taken over the head and down behind the back, then flicked backward over the head into the rim with the heels kicked up behind.</w:t>
+      </w:r>
+    </w:p>
+    <w:p>
+      <w:pPr>
+        <w:numPr>
+          <w:ilvl w:val="1"/>
+          <w:numId w:val="1076"/>
+        </w:numPr>
+        <w:pStyle w:val="Compact"/>
+      </w:pPr>
+      <w:r>
+        <w:rPr>
+          <w:bCs/>
+          <w:b/>
+        </w:rPr>
+        <w:t xml:space="preserve">Double Dip:</w:t>
+      </w:r>
+      <w:r>
+        <w:t xml:space="preserve"> </w:t>
+      </w:r>
+      <w:r>
+        <w:t xml:space="preserve">through the legs twice — right to left under the right thigh, around the outside, left to right under the left — then up and in.</w:t>
+      </w:r>
+    </w:p>
+    <w:p>
+      <w:pPr>
+        <w:numPr>
+          <w:ilvl w:val="1"/>
+          <w:numId w:val="1076"/>
+        </w:numPr>
+        <w:pStyle w:val="Compact"/>
+      </w:pPr>
+      <w:r>
+        <w:rPr>
+          <w:bCs/>
+          <w:b/>
+        </w:rPr>
+        <w:t xml:space="preserve">Backdoor Mill:</w:t>
+      </w:r>
+      <w:r>
+        <w:t xml:space="preserve"> </w:t>
+      </w:r>
+      <w:r>
+        <w:t xml:space="preserve">around the back to the left hand, straight into a full left-arm windmill.</w:t>
+      </w:r>
+    </w:p>
+    <w:p>
+      <w:pPr>
+        <w:numPr>
+          <w:ilvl w:val="1"/>
+          <w:numId w:val="1076"/>
+        </w:numPr>
+        <w:pStyle w:val="Compact"/>
+      </w:pPr>
+      <w:r>
+        <w:rPr>
+          <w:bCs/>
+          <w:b/>
+        </w:rPr>
+        <w:t xml:space="preserve">Cradle Spin:</w:t>
+      </w:r>
+      <w:r>
+        <w:t xml:space="preserve"> </w:t>
+      </w:r>
+      <w:r>
+        <w:t xml:space="preserve">a full turn with the ball rocked out wide in the right elbow, switched to the left hand at the top.</w:t>
+      </w:r>
+    </w:p>
+    <w:p>
+      <w:pPr>
+        <w:numPr>
+          <w:ilvl w:val="0"/>
           <w:numId w:val="1075"/>
         </w:numPr>
         <w:pStyle w:val="Compact"/>
@@ -6986,19 +7168,19 @@
           <w:bCs/>
           <w:b/>
         </w:rPr>
-        <w:t xml:space="preserve">The Hash Sling</w:t>
-      </w:r>
-      <w:r>
-        <w:t xml:space="preserve"> </w:t>
-      </w:r>
-      <w:r>
-        <w:t xml:space="preserve">(the package’s own): between the legs in the middle of a full turn, carried up the far side and slung in left-handed.</w:t>
-      </w:r>
-    </w:p>
-    <w:p>
-      <w:pPr>
-        <w:numPr>
-          <w:ilvl w:val="1"/>
+        <w:t xml:space="preserve">The flight is built for them.</w:t>
+      </w:r>
+      <w:r>
+        <w:t xml:space="preserve"> </w:t>
+      </w:r>
+      <w:r>
+        <w:t xml:space="preserve">The package is the top tier (the furthest takeoff and the highest jump of any package), and the slam is held past the apex while he’s still above the rim on the way down, so there is about 0.6 s in the air to the slam against ~0.45 s for every other finish, with the wind-up starting on the last gather step. Every one hangs on the rim afterwards.</w:t>
+      </w:r>
+    </w:p>
+    <w:p>
+      <w:pPr>
+        <w:numPr>
+          <w:ilvl w:val="0"/>
           <w:numId w:val="1075"/>
         </w:numPr>
         <w:pStyle w:val="Compact"/>
@@ -7008,19 +7190,51 @@
           <w:bCs/>
           <w:b/>
         </w:rPr>
-        <w:t xml:space="preserve">Lost Cause:</w:t>
-      </w:r>
-      <w:r>
-        <w:t xml:space="preserve"> </w:t>
-      </w:r>
-      <w:r>
-        <w:t xml:space="preserve">between the legs front to back, around the back to the other hand, then a one-hand tomahawk over the top.</w:t>
-      </w:r>
-    </w:p>
-    <w:p>
-      <w:pPr>
-        <w:numPr>
-          <w:ilvl w:val="1"/>
+        <w:t xml:space="preserve">They poster.</w:t>
+      </w:r>
+      <w:r>
+        <w:t xml:space="preserve"> </w:t>
+      </w:r>
+      <w:r>
+        <w:t xml:space="preserve">A Hash-Slinging finish wins the contact on the way up at least 88% of the time and clears the man right there, Posterizer badge or not; anyone contesting at the rim, in the air or not, goes with him. And most of them go</w:t>
+      </w:r>
+      <w:r>
+        <w:t xml:space="preserve"> </w:t>
+      </w:r>
+      <w:r>
+        <w:rPr>
+          <w:bCs/>
+          <w:b/>
+        </w:rPr>
+        <w:t xml:space="preserve">flat on their back</w:t>
+      </w:r>
+      <w:r>
+        <w:t xml:space="preserve"> </w:t>
+      </w:r>
+      <w:r>
+        <w:t xml:space="preserve">— a new knockdown: hit in the chest, arms flung up, over backward onto the floor with the trunk lying level and the legs out in front, down for a good three seconds, then a roll onto a hand and a knee to get up (the strongest sometimes stay up, shoved back hard instead; it’s</w:t>
+      </w:r>
+      <w:r>
+        <w:t xml:space="preserve"> </w:t>
+      </w:r>
+      <w:r>
+        <w:rPr>
+          <w:bCs/>
+          <w:b/>
+        </w:rPr>
+        <w:t xml:space="preserve">FLATTENED!</w:t>
+      </w:r>
+      <w:r>
+        <w:t xml:space="preserve"> </w:t>
+      </w:r>
+      <w:r>
+        <w:t xml:space="preserve">on the callout). Measured over 60 contested attempts: 95% made, 95% posters, 80% flat.</w:t>
+      </w:r>
+    </w:p>
+    <w:p>
+      <w:pPr>
+        <w:numPr>
+          <w:ilvl w:val="0"/>
           <w:numId w:val="1075"/>
         </w:numPr>
         <w:pStyle w:val="Compact"/>
@@ -7030,19 +7244,16 @@
           <w:bCs/>
           <w:b/>
         </w:rPr>
-        <w:t xml:space="preserve">Stinger:</w:t>
-      </w:r>
-      <w:r>
-        <w:t xml:space="preserve"> </w:t>
-      </w:r>
-      <w:r>
-        <w:t xml:space="preserve">half turn, the ball taken over the head and down behind the back, then flicked backward over the head into the rim with the heels kicked up behind.</w:t>
-      </w:r>
-    </w:p>
-    <w:p>
-      <w:pPr>
-        <w:numPr>
-          <w:ilvl w:val="1"/>
+        <w:t xml:space="preserve">Each one is its own</w:t>
+      </w:r>
+      <w:r>
+        <w:t xml:space="preserve">, against every other dunk in the game as well as each other: the same body-and-ball trace the v0.4.5 package check uses puts the closest other finish 37 cm away (the bar is 17). Your own gets its name as the callout (HASH SLING!, STINGER!…) and the feed names it.</w:t>
+      </w:r>
+    </w:p>
+    <w:p>
+      <w:pPr>
+        <w:numPr>
+          <w:ilvl w:val="0"/>
           <w:numId w:val="1075"/>
         </w:numPr>
         <w:pStyle w:val="Compact"/>
@@ -7052,180 +7263,632 @@
           <w:bCs/>
           <w:b/>
         </w:rPr>
-        <w:t xml:space="preserve">Double Dip:</w:t>
-      </w:r>
-      <w:r>
-        <w:t xml:space="preserve"> </w:t>
-      </w:r>
-      <w:r>
-        <w:t xml:space="preserve">through the legs twice — right to left under the right thigh, around the outside, left to right under the left — then up and in.</w:t>
-      </w:r>
-    </w:p>
-    <w:p>
-      <w:pPr>
-        <w:numPr>
-          <w:ilvl w:val="1"/>
-          <w:numId w:val="1075"/>
-        </w:numPr>
-        <w:pStyle w:val="Compact"/>
-      </w:pPr>
-      <w:r>
-        <w:rPr>
-          <w:bCs/>
-          <w:b/>
-        </w:rPr>
-        <w:t xml:space="preserve">Backdoor Mill:</w:t>
-      </w:r>
-      <w:r>
-        <w:t xml:space="preserve"> </w:t>
-      </w:r>
-      <w:r>
-        <w:t xml:space="preserve">around the back to the left hand, straight into a full left-arm windmill.</w:t>
-      </w:r>
-    </w:p>
-    <w:p>
-      <w:pPr>
-        <w:numPr>
-          <w:ilvl w:val="1"/>
-          <w:numId w:val="1075"/>
-        </w:numPr>
-        <w:pStyle w:val="Compact"/>
-      </w:pPr>
-      <w:r>
-        <w:rPr>
-          <w:bCs/>
-          <w:b/>
-        </w:rPr>
-        <w:t xml:space="preserve">Cradle Spin:</w:t>
-      </w:r>
-      <w:r>
-        <w:t xml:space="preserve"> </w:t>
-      </w:r>
-      <w:r>
-        <w:t xml:space="preserve">a full turn with the ball rocked out wide in the right elbow, switched to the left hand at the top.</w:t>
-      </w:r>
-    </w:p>
-    <w:p>
-      <w:pPr>
-        <w:numPr>
-          <w:ilvl w:val="0"/>
-          <w:numId w:val="1074"/>
-        </w:numPr>
-        <w:pStyle w:val="Compact"/>
-      </w:pPr>
-      <w:r>
-        <w:rPr>
-          <w:bCs/>
-          <w:b/>
-        </w:rPr>
-        <w:t xml:space="preserve">The flight is built for them.</w:t>
-      </w:r>
-      <w:r>
-        <w:t xml:space="preserve"> </w:t>
-      </w:r>
-      <w:r>
-        <w:t xml:space="preserve">The package is the top tier (the furthest takeoff and the highest jump of any package), and the slam is held past the apex while he’s still above the rim on the way down, so there is about 0.6 s in the air to the slam against ~0.45 s for every other finish, with the wind-up starting on the last gather step. Every one hangs on the rim afterwards.</w:t>
-      </w:r>
-    </w:p>
-    <w:p>
-      <w:pPr>
-        <w:numPr>
-          <w:ilvl w:val="0"/>
-          <w:numId w:val="1074"/>
-        </w:numPr>
-        <w:pStyle w:val="Compact"/>
-      </w:pPr>
-      <w:r>
-        <w:rPr>
-          <w:bCs/>
-          <w:b/>
-        </w:rPr>
-        <w:t xml:space="preserve">They poster.</w:t>
-      </w:r>
-      <w:r>
-        <w:t xml:space="preserve"> </w:t>
-      </w:r>
-      <w:r>
-        <w:t xml:space="preserve">A Hash-Slinging finish wins the contact on the way up at least 88% of the time and clears the man right there, Posterizer badge or not; anyone contesting at the rim, in the air or not, goes with him. And most of them go</w:t>
-      </w:r>
-      <w:r>
-        <w:t xml:space="preserve"> </w:t>
-      </w:r>
-      <w:r>
-        <w:rPr>
-          <w:bCs/>
-          <w:b/>
-        </w:rPr>
-        <w:t xml:space="preserve">flat on their back</w:t>
-      </w:r>
-      <w:r>
-        <w:t xml:space="preserve"> </w:t>
-      </w:r>
-      <w:r>
-        <w:t xml:space="preserve">— a new knockdown: hit in the chest, arms flung up, over backward onto the floor with the trunk lying level and the legs out in front, down for a good three seconds, then a roll onto a hand and a knee to get up (the strongest sometimes stay up, shoved back hard instead; it’s</w:t>
-      </w:r>
-      <w:r>
-        <w:t xml:space="preserve"> </w:t>
-      </w:r>
-      <w:r>
-        <w:rPr>
-          <w:bCs/>
-          <w:b/>
-        </w:rPr>
-        <w:t xml:space="preserve">FLATTENED!</w:t>
-      </w:r>
-      <w:r>
-        <w:t xml:space="preserve"> </w:t>
-      </w:r>
-      <w:r>
-        <w:t xml:space="preserve">on the callout). Measured over 60 contested attempts: 95% made, 95% posters, 80% flat.</w:t>
-      </w:r>
-    </w:p>
-    <w:p>
-      <w:pPr>
-        <w:numPr>
-          <w:ilvl w:val="0"/>
-          <w:numId w:val="1074"/>
-        </w:numPr>
-        <w:pStyle w:val="Compact"/>
-      </w:pPr>
-      <w:r>
-        <w:rPr>
-          <w:bCs/>
-          <w:b/>
-        </w:rPr>
-        <w:t xml:space="preserve">Each one is its own</w:t>
-      </w:r>
-      <w:r>
-        <w:t xml:space="preserve">, against every other dunk in the game as well as each other: the same body-and-ball trace the v0.4.5 package check uses puts the closest other finish 37 cm away (the bar is 17). Your own gets its name as the callout (HASH SLING!, STINGER!…) and the feed names it.</w:t>
-      </w:r>
-    </w:p>
-    <w:p>
-      <w:pPr>
-        <w:numPr>
-          <w:ilvl w:val="0"/>
-          <w:numId w:val="1074"/>
-        </w:numPr>
-        <w:pStyle w:val="Compact"/>
-      </w:pPr>
-      <w:r>
-        <w:rPr>
-          <w:bCs/>
-          <w:b/>
-        </w:rPr>
         <w:t xml:space="preserve">The Icon badge activates at the top of the screen after every dunk you throw down</w:t>
       </w:r>
       <w:r>
         <w:t xml:space="preserve">, like any other badge, in its own window: 20% bigger than the others (every measure ×1.2), with the badge’s full-size art inside — its spectrum gradients turning, as on the badge screen — and it stays up twice as long (3.4 s against 1.7).</w:t>
       </w:r>
     </w:p>
-    <w:bookmarkEnd w:id="64"/>
-    <w:bookmarkStart w:id="65" w:name="X8b897a5eaf3b5d2ed8c410d92d06497cd742602"/>
+    <w:bookmarkEnd w:id="65"/>
+    <w:bookmarkStart w:id="66" w:name="post-moves-ten-post-move-packages-oct-12"/>
     <w:p>
       <w:pPr>
         <w:pStyle w:val="Heading3"/>
       </w:pPr>
       <w:r>
+        <w:t xml:space="preserve">Post moves: ten Post Move Packages (Oct 12)</w:t>
+      </w:r>
+    </w:p>
+    <w:p>
+      <w:pPr>
+        <w:numPr>
+          <w:ilvl w:val="0"/>
+          <w:numId w:val="1077"/>
+        </w:numPr>
+        <w:pStyle w:val="Compact"/>
+      </w:pPr>
+      <w:r>
+        <w:rPr>
+          <w:bCs/>
+          <w:b/>
+        </w:rPr>
+        <w:t xml:space="preserve">Post up:</w:t>
+      </w:r>
+      <w:r>
+        <w:t xml:space="preserve"> </w:t>
+      </w:r>
+      <w:r>
+        <w:t xml:space="preserve">hold</w:t>
+      </w:r>
+      <w:r>
+        <w:t xml:space="preserve"> </w:t>
+      </w:r>
+      <w:r>
+        <w:rPr>
+          <w:bCs/>
+          <w:b/>
+        </w:rPr>
+        <w:t xml:space="preserve">LT / L2</w:t>
+      </w:r>
+      <w:r>
+        <w:t xml:space="preserve"> </w:t>
+      </w:r>
+      <w:r>
+        <w:t xml:space="preserve">with the ball (on the keyboard</w:t>
+      </w:r>
+      <w:r>
+        <w:t xml:space="preserve"> </w:t>
+      </w:r>
+      <w:r>
+        <w:rPr>
+          <w:bCs/>
+          <w:b/>
+        </w:rPr>
+        <w:t xml:space="preserve">X</w:t>
+      </w:r>
+      <w:r>
+        <w:t xml:space="preserve"> </w:t>
+      </w:r>
+      <w:r>
+        <w:t xml:space="preserve">or the</w:t>
+      </w:r>
+      <w:r>
+        <w:t xml:space="preserve"> </w:t>
+      </w:r>
+      <w:r>
+        <w:rPr>
+          <w:bCs/>
+          <w:b/>
+        </w:rPr>
+        <w:t xml:space="preserve">right mouse button</w:t>
+      </w:r>
+      <w:r>
+        <w:t xml:space="preserve">, both remappable as</w:t>
+      </w:r>
+      <w:r>
+        <w:t xml:space="preserve"> </w:t>
+      </w:r>
+      <w:r>
+        <w:t xml:space="preserve">“</w:t>
+      </w:r>
+      <w:r>
+        <w:t xml:space="preserve">Post up (hold)</w:t>
+      </w:r>
+      <w:r>
+        <w:t xml:space="preserve">”</w:t>
+      </w:r>
+      <w:r>
+        <w:t xml:space="preserve">) anywhere inside about 5.4 m of the rim, and he turns his back to the basket and leans on his man. With the left stick toward the rim he</w:t>
+      </w:r>
+      <w:r>
+        <w:t xml:space="preserve"> </w:t>
+      </w:r>
+      <w:r>
+        <w:rPr>
+          <w:bCs/>
+          <w:b/>
+        </w:rPr>
+        <w:t xml:space="preserve">backs him down</w:t>
+      </w:r>
+      <w:r>
+        <w:t xml:space="preserve">, sideways he shuffles, and away he steps out. Let go and he faces up.</w:t>
+      </w:r>
+    </w:p>
+    <w:p>
+      <w:pPr>
+        <w:numPr>
+          <w:ilvl w:val="0"/>
+          <w:numId w:val="1077"/>
+        </w:numPr>
+        <w:pStyle w:val="Compact"/>
+      </w:pPr>
+      <w:r>
+        <w:rPr>
+          <w:bCs/>
+          <w:b/>
+        </w:rPr>
+        <w:t xml:space="preserve">Post moves on the right stick</w:t>
+      </w:r>
+      <w:r>
+        <w:t xml:space="preserve"> </w:t>
+      </w:r>
+      <w:r>
+        <w:t xml:space="preserve">while the trigger is held: left or right is a</w:t>
+      </w:r>
+      <w:r>
+        <w:t xml:space="preserve"> </w:t>
+      </w:r>
+      <w:r>
+        <w:rPr>
+          <w:bCs/>
+          <w:b/>
+        </w:rPr>
+        <w:t xml:space="preserve">drop step</w:t>
+      </w:r>
+      <w:r>
+        <w:t xml:space="preserve"> </w:t>
+      </w:r>
+      <w:r>
+        <w:t xml:space="preserve">round that side of the man, up (or a rotation) a</w:t>
+      </w:r>
+      <w:r>
+        <w:t xml:space="preserve"> </w:t>
+      </w:r>
+      <w:r>
+        <w:rPr>
+          <w:bCs/>
+          <w:b/>
+        </w:rPr>
+        <w:t xml:space="preserve">post spin</w:t>
+      </w:r>
+      <w:r>
+        <w:t xml:space="preserve"> </w:t>
+      </w:r>
+      <w:r>
+        <w:t xml:space="preserve">into the lane, and down the</w:t>
+      </w:r>
+      <w:r>
+        <w:t xml:space="preserve"> </w:t>
+      </w:r>
+      <w:r>
+        <w:rPr>
+          <w:bCs/>
+          <w:b/>
+        </w:rPr>
+        <w:t xml:space="preserve">up-and-under</w:t>
+      </w:r>
+      <w:r>
+        <w:t xml:space="preserve"> </w:t>
+      </w:r>
+      <w:r>
+        <w:t xml:space="preserve">(a pump fake, then the step through). A move that</w:t>
+      </w:r>
+      <w:r>
+        <w:t xml:space="preserve"> </w:t>
+      </w:r>
+      <w:r>
+        <w:rPr>
+          <w:bCs/>
+          <w:b/>
+        </w:rPr>
+        <w:t xml:space="preserve">beats the man</w:t>
+      </w:r>
+      <w:r>
+        <w:t xml:space="preserve"> </w:t>
+      </w:r>
+      <w:r>
+        <w:t xml:space="preserve">leaves him a step behind your finish (his contest counts for much less). An up-and-under that sells the fake gets him in the air.</w:t>
+      </w:r>
+    </w:p>
+    <w:p>
+      <w:pPr>
+        <w:numPr>
+          <w:ilvl w:val="0"/>
+          <w:numId w:val="1077"/>
+        </w:numPr>
+        <w:pStyle w:val="Compact"/>
+      </w:pPr>
+      <w:r>
+        <w:rPr>
+          <w:bCs/>
+          <w:b/>
+        </w:rPr>
+        <w:t xml:space="preserve">Shots out of the post:</w:t>
+      </w:r>
+      <w:r>
+        <w:t xml:space="preserve"> </w:t>
+      </w:r>
+      <w:r>
+        <w:t xml:space="preserve">the shoot button with the stick toward the rim is a</w:t>
+      </w:r>
+      <w:r>
+        <w:t xml:space="preserve"> </w:t>
+      </w:r>
+      <w:r>
+        <w:rPr>
+          <w:bCs/>
+          <w:b/>
+        </w:rPr>
+        <w:t xml:space="preserve">hook</w:t>
+      </w:r>
+      <w:r>
+        <w:t xml:space="preserve">, away a</w:t>
+      </w:r>
+      <w:r>
+        <w:t xml:space="preserve"> </w:t>
+      </w:r>
+      <w:r>
+        <w:rPr>
+          <w:bCs/>
+          <w:b/>
+        </w:rPr>
+        <w:t xml:space="preserve">fadeaway</w:t>
+      </w:r>
+      <w:r>
+        <w:t xml:space="preserve">, neutral a</w:t>
+      </w:r>
+      <w:r>
+        <w:t xml:space="preserve"> </w:t>
+      </w:r>
+      <w:r>
+        <w:rPr>
+          <w:bCs/>
+          <w:b/>
+        </w:rPr>
+        <w:t xml:space="preserve">turnaround</w:t>
+      </w:r>
+      <w:r>
+        <w:t xml:space="preserve"> </w:t>
+      </w:r>
+      <w:r>
+        <w:t xml:space="preserve">jumper. They’re timed and graded on Post Control, and the release shields part of the contest. Straight after a move, the shoot button is a</w:t>
+      </w:r>
+      <w:r>
+        <w:t xml:space="preserve"> </w:t>
+      </w:r>
+      <w:r>
+        <w:rPr>
+          <w:bCs/>
+          <w:b/>
+        </w:rPr>
+        <w:t xml:space="preserve">power finish</w:t>
+      </w:r>
+      <w:r>
+        <w:t xml:space="preserve"> </w:t>
+      </w:r>
+      <w:r>
+        <w:t xml:space="preserve">at the rim (layup or dunk), or a turnaround from further out.</w:t>
+      </w:r>
+    </w:p>
+    <w:p>
+      <w:pPr>
+        <w:numPr>
+          <w:ilvl w:val="0"/>
+          <w:numId w:val="1077"/>
+        </w:numPr>
+        <w:pStyle w:val="Compact"/>
+      </w:pPr>
+      <w:r>
+        <w:rPr>
+          <w:bCs/>
+          <w:b/>
+        </w:rPr>
+        <w:t xml:space="preserve">Ten Post Move Packages</w:t>
+      </w:r>
+      <w:r>
+        <w:t xml:space="preserve"> </w:t>
+      </w:r>
+      <w:r>
+        <w:t xml:space="preserve">in the VC Store (Animations →</w:t>
+      </w:r>
+      <w:r>
+        <w:t xml:space="preserve"> </w:t>
+      </w:r>
+      <w:r>
+        <w:rPr>
+          <w:bCs/>
+          <w:b/>
+        </w:rPr>
+        <w:t xml:space="preserve">Post Moves</w:t>
+      </w:r>
+      <w:r>
+        <w:t xml:space="preserve">), equipped in the Inventory’s new Post Moves row, with a try-on preview that runs the package’s moves and shots. Two a tier:</w:t>
+      </w:r>
+      <w:r>
+        <w:t xml:space="preserve"> </w:t>
+      </w:r>
+      <w:r>
+        <w:rPr>
+          <w:bCs/>
+          <w:b/>
+        </w:rPr>
+        <w:t xml:space="preserve">Fundamentals</w:t>
+      </w:r>
+      <w:r>
+        <w:t xml:space="preserve"> </w:t>
+      </w:r>
+      <w:r>
+        <w:t xml:space="preserve">(free, on every build) and</w:t>
+      </w:r>
+      <w:r>
+        <w:t xml:space="preserve"> </w:t>
+      </w:r>
+      <w:r>
+        <w:rPr>
+          <w:bCs/>
+          <w:b/>
+        </w:rPr>
+        <w:t xml:space="preserve">Bully Ball</w:t>
+      </w:r>
+      <w:r>
+        <w:t xml:space="preserve"> </w:t>
+      </w:r>
+      <w:r>
+        <w:t xml:space="preserve">(2,900 VC);</w:t>
+      </w:r>
+      <w:r>
+        <w:t xml:space="preserve"> </w:t>
+      </w:r>
+      <w:r>
+        <w:rPr>
+          <w:bCs/>
+          <w:b/>
+        </w:rPr>
+        <w:t xml:space="preserve">Footwork</w:t>
+      </w:r>
+      <w:r>
+        <w:t xml:space="preserve"> </w:t>
+      </w:r>
+      <w:r>
+        <w:t xml:space="preserve">(5,200) and</w:t>
+      </w:r>
+      <w:r>
+        <w:t xml:space="preserve"> </w:t>
+      </w:r>
+      <w:r>
+        <w:rPr>
+          <w:bCs/>
+          <w:b/>
+        </w:rPr>
+        <w:t xml:space="preserve">Baby Hook</w:t>
+      </w:r>
+      <w:r>
+        <w:t xml:space="preserve"> </w:t>
+      </w:r>
+      <w:r>
+        <w:t xml:space="preserve">(5,800) at 55 Post Control;</w:t>
+      </w:r>
+      <w:r>
+        <w:t xml:space="preserve"> </w:t>
+      </w:r>
+      <w:r>
+        <w:rPr>
+          <w:bCs/>
+          <w:b/>
+        </w:rPr>
+        <w:t xml:space="preserve">Dream Shake</w:t>
+      </w:r>
+      <w:r>
+        <w:t xml:space="preserve"> </w:t>
+      </w:r>
+      <w:r>
+        <w:t xml:space="preserve">and</w:t>
+      </w:r>
+      <w:r>
+        <w:t xml:space="preserve"> </w:t>
+      </w:r>
+      <w:r>
+        <w:rPr>
+          <w:bCs/>
+          <w:b/>
+        </w:rPr>
+        <w:t xml:space="preserve">Fadeaway</w:t>
+      </w:r>
+      <w:r>
+        <w:t xml:space="preserve"> </w:t>
+      </w:r>
+      <w:r>
+        <w:t xml:space="preserve">(8,900) at 65;</w:t>
+      </w:r>
+      <w:r>
+        <w:t xml:space="preserve"> </w:t>
+      </w:r>
+      <w:r>
+        <w:rPr>
+          <w:bCs/>
+          <w:b/>
+        </w:rPr>
+        <w:t xml:space="preserve">Sky Hook</w:t>
+      </w:r>
+      <w:r>
+        <w:t xml:space="preserve"> </w:t>
+      </w:r>
+      <w:r>
+        <w:t xml:space="preserve">and</w:t>
+      </w:r>
+      <w:r>
+        <w:t xml:space="preserve"> </w:t>
+      </w:r>
+      <w:r>
+        <w:rPr>
+          <w:bCs/>
+          <w:b/>
+        </w:rPr>
+        <w:t xml:space="preserve">Power Spin</w:t>
+      </w:r>
+      <w:r>
+        <w:t xml:space="preserve"> </w:t>
+      </w:r>
+      <w:r>
+        <w:t xml:space="preserve">(13,500, Rep tier 4) at 78;</w:t>
+      </w:r>
+      <w:r>
+        <w:t xml:space="preserve"> </w:t>
+      </w:r>
+      <w:r>
+        <w:rPr>
+          <w:bCs/>
+          <w:b/>
+        </w:rPr>
+        <w:t xml:space="preserve">Low Post Legend</w:t>
+      </w:r>
+      <w:r>
+        <w:t xml:space="preserve"> </w:t>
+      </w:r>
+      <w:r>
+        <w:t xml:space="preserve">and</w:t>
+      </w:r>
+      <w:r>
+        <w:t xml:space="preserve"> </w:t>
+      </w:r>
+      <w:r>
+        <w:rPr>
+          <w:bCs/>
+          <w:b/>
+        </w:rPr>
+        <w:t xml:space="preserve">Backboard Bully</w:t>
+      </w:r>
+      <w:r>
+        <w:t xml:space="preserve"> </w:t>
+      </w:r>
+      <w:r>
+        <w:t xml:space="preserve">(19,900, 85 OVR, Rep tier 8) at 90. 6’11” and taller need a tier less Post Control, 6’1” and under a tier more. Each package has its own look: the back-down (bully: low and wide with shoulder bumps; smooth; quick feet with feints), the hook (a baby hook from the chest, a jump hook up and over, the full sky hook from the hip with the off arm shielding), the fade (a lean back or up and back with the ball high), and</w:t>
+      </w:r>
+      <w:r>
+        <w:t xml:space="preserve"> </w:t>
+      </w:r>
+      <w:r>
+        <w:rPr>
+          <w:bCs/>
+          <w:b/>
+        </w:rPr>
+        <w:t xml:space="preserve">signature moves and shots</w:t>
+      </w:r>
+      <w:r>
+        <w:t xml:space="preserve"> </w:t>
+      </w:r>
+      <w:r>
+        <w:t xml:space="preserve">that come out quicker and bite harder. The higher the tier, the harder it all bites.</w:t>
+      </w:r>
+    </w:p>
+    <w:p>
+      <w:pPr>
+        <w:numPr>
+          <w:ilvl w:val="0"/>
+          <w:numId w:val="1077"/>
+        </w:numPr>
+        <w:pStyle w:val="Compact"/>
+      </w:pPr>
+      <w:r>
+        <w:rPr>
+          <w:bCs/>
+          <w:b/>
+        </w:rPr>
+        <w:t xml:space="preserve">What makes a post player:</w:t>
+      </w:r>
+      <w:r>
+        <w:t xml:space="preserve"> </w:t>
+      </w:r>
+      <w:r>
+        <w:t xml:space="preserve">everything above scales with his</w:t>
+      </w:r>
+      <w:r>
+        <w:t xml:space="preserve"> </w:t>
+      </w:r>
+      <w:r>
+        <w:rPr>
+          <w:bCs/>
+          <w:b/>
+        </w:rPr>
+        <w:t xml:space="preserve">post power</w:t>
+      </w:r>
+      <w:r>
+        <w:t xml:space="preserve">, which is the package × Post Control × height × the archetype’s touch on the block: Post Scorers 1.35, Glass Cleaners 1.02, Stretch Bigs 0.88, Two-Way 0.86, Slashers 0.76, Lockdowns 0.72, Playmakers 0.66, Sharpshooters 0.6.</w:t>
+      </w:r>
+      <w:r>
+        <w:t xml:space="preserve"> </w:t>
+      </w:r>
+      <w:r>
+        <w:rPr>
+          <w:bCs/>
+          <w:b/>
+        </w:rPr>
+        <w:t xml:space="preserve">Post Scorers have the most effective post moves in the game.</w:t>
+      </w:r>
+      <w:r>
+        <w:t xml:space="preserve"> </w:t>
+      </w:r>
+      <w:r>
+        <w:t xml:space="preserve">The defender’s Interior D, strength and Brick Wall decide how well he holds his ground.</w:t>
+      </w:r>
+    </w:p>
+    <w:p>
+      <w:pPr>
+        <w:numPr>
+          <w:ilvl w:val="0"/>
+          <w:numId w:val="1077"/>
+        </w:numPr>
+        <w:pStyle w:val="Compact"/>
+      </w:pPr>
+      <w:r>
+        <w:rPr>
+          <w:bCs/>
+          <w:b/>
+        </w:rPr>
+        <w:t xml:space="preserve">Measured</w:t>
+      </w:r>
+      <w:r>
+        <w:t xml:space="preserve"> </w:t>
+      </w:r>
+      <w:r>
+        <w:t xml:space="preserve">(a defender with 72 Interior D and his hands up, releases within ±70 ms of perfect, 80 trials each):</w:t>
+      </w:r>
+    </w:p>
+    <w:p>
+      <w:pPr>
+        <w:numPr>
+          <w:ilvl w:val="1"/>
+          <w:numId w:val="1078"/>
+        </w:numPr>
+        <w:pStyle w:val="Compact"/>
+      </w:pPr>
+      <w:r>
+        <w:t xml:space="preserve">A 6’10” Post Scorer with 90 Post Control and Low Post Legend: hooks 75%, turnarounds 49%, fades 41%. He beats his man 81–86% of the time, and finishes 63–69% after a move.</w:t>
+      </w:r>
+    </w:p>
+    <w:p>
+      <w:pPr>
+        <w:numPr>
+          <w:ilvl w:val="1"/>
+          <w:numId w:val="1078"/>
+        </w:numPr>
+        <w:pStyle w:val="Compact"/>
+      </w:pPr>
+      <w:r>
+        <w:t xml:space="preserve">Post Scorer, 80 Post Control, Fundamentals: hooks 64%, beats his man 26–35% of the time, finishes 54%. At 6’4”: 59% and 52%. With 60 Post Control: 36% and 48%.</w:t>
+      </w:r>
+    </w:p>
+    <w:p>
+      <w:pPr>
+        <w:numPr>
+          <w:ilvl w:val="1"/>
+          <w:numId w:val="1078"/>
+        </w:numPr>
+        <w:pStyle w:val="Compact"/>
+      </w:pPr>
+      <w:r>
+        <w:t xml:space="preserve">Other 80 Post Control builds: Glass Cleaner 59% and 49%, Stretch Big 57% and 45%, a 6’5” Slasher 55% and 46% (beating his man 5% of the time). A 6’3” Sharpshooter with 60 Post Control hits 29% of his hooks.</w:t>
+      </w:r>
+    </w:p>
+    <w:p>
+      <w:pPr>
+        <w:numPr>
+          <w:ilvl w:val="0"/>
+          <w:numId w:val="1077"/>
+        </w:numPr>
+        <w:pStyle w:val="Compact"/>
+      </w:pPr>
+      <w:r>
+        <w:rPr>
+          <w:bCs/>
+          <w:b/>
+        </w:rPr>
+        <w:t xml:space="preserve">The AI posts up</w:t>
+      </w:r>
+      <w:r>
+        <w:t xml:space="preserve"> </w:t>
+      </w:r>
+      <w:r>
+        <w:t xml:space="preserve">a smaller or weaker man when it has the body and the package for it: it backs down, throws its package’s moves, takes the finish when one beats the man, picks its post shot by the stick rules above, and kicks it out (or hooks over the top) when a second defender comes within 1.35 m. Park regulars buy packages by their Post Control and height like every other package. About one post move a game for each side in Pro-Am and the park, and three-quarters of a finish.</w:t>
+      </w:r>
+    </w:p>
+    <w:bookmarkEnd w:id="66"/>
+    <w:bookmarkStart w:id="67" w:name="X8b897a5eaf3b5d2ed8c410d92d06497cd742602"/>
+    <w:p>
+      <w:pPr>
+        <w:pStyle w:val="Heading3"/>
+      </w:pPr>
+      <w:r>
         <w:t xml:space="preserve">The Jungle Ballers: the next park event (Oct 12)</w:t>
       </w:r>
     </w:p>
@@ -7233,7 +7896,7 @@
       <w:pPr>
         <w:numPr>
           <w:ilvl w:val="0"/>
-          <w:numId w:val="1076"/>
+          <w:numId w:val="1079"/>
         </w:numPr>
         <w:pStyle w:val="Compact"/>
       </w:pPr>
@@ -7264,7 +7927,7 @@
       <w:pPr>
         <w:numPr>
           <w:ilvl w:val="0"/>
-          <w:numId w:val="1076"/>
+          <w:numId w:val="1079"/>
         </w:numPr>
         <w:pStyle w:val="Compact"/>
       </w:pPr>
@@ -7302,7 +7965,7 @@
       <w:pPr>
         <w:numPr>
           <w:ilvl w:val="0"/>
-          <w:numId w:val="1076"/>
+          <w:numId w:val="1079"/>
         </w:numPr>
         <w:pStyle w:val="Compact"/>
       </w:pPr>
@@ -7324,7 +7987,7 @@
       <w:pPr>
         <w:numPr>
           <w:ilvl w:val="0"/>
-          <w:numId w:val="1076"/>
+          <w:numId w:val="1079"/>
         </w:numPr>
         <w:pStyle w:val="Compact"/>
       </w:pPr>
@@ -7359,7 +8022,7 @@
       <w:pPr>
         <w:numPr>
           <w:ilvl w:val="0"/>
-          <w:numId w:val="1076"/>
+          <w:numId w:val="1079"/>
         </w:numPr>
         <w:pStyle w:val="Compact"/>
       </w:pPr>
@@ -7397,7 +8060,7 @@
       <w:pPr>
         <w:numPr>
           <w:ilvl w:val="1"/>
-          <w:numId w:val="1077"/>
+          <w:numId w:val="1080"/>
         </w:numPr>
         <w:pStyle w:val="Compact"/>
       </w:pPr>
@@ -7435,7 +8098,7 @@
       <w:pPr>
         <w:numPr>
           <w:ilvl w:val="1"/>
-          <w:numId w:val="1077"/>
+          <w:numId w:val="1080"/>
         </w:numPr>
         <w:pStyle w:val="Compact"/>
       </w:pPr>
@@ -7505,7 +8168,7 @@
       <w:pPr>
         <w:numPr>
           <w:ilvl w:val="1"/>
-          <w:numId w:val="1077"/>
+          <w:numId w:val="1080"/>
         </w:numPr>
         <w:pStyle w:val="Compact"/>
       </w:pPr>
@@ -7559,7 +8222,7 @@
       <w:pPr>
         <w:numPr>
           <w:ilvl w:val="1"/>
-          <w:numId w:val="1077"/>
+          <w:numId w:val="1080"/>
         </w:numPr>
         <w:pStyle w:val="Compact"/>
       </w:pPr>
@@ -7594,7 +8257,7 @@
       <w:pPr>
         <w:numPr>
           <w:ilvl w:val="0"/>
-          <w:numId w:val="1076"/>
+          <w:numId w:val="1079"/>
         </w:numPr>
         <w:pStyle w:val="Compact"/>
       </w:pPr>
@@ -7602,13 +8265,83 @@
         <w:t xml:space="preserve">The Store and Inventory label them ★ JUNGLE BALLERS and they can’t be bought; the home tile, the event card, the chip in the park, the ante-up and leaderboard boxes and the results screen all take the running event’s name and colours.</w:t>
       </w:r>
     </w:p>
-    <w:bookmarkEnd w:id="65"/>
-    <w:bookmarkStart w:id="66" w:name="the-rule-book-oct-11"/>
+    <w:bookmarkEnd w:id="67"/>
+    <w:bookmarkStart w:id="68" w:name="the-event-park-hall-oct-12"/>
     <w:p>
       <w:pPr>
         <w:pStyle w:val="Heading3"/>
       </w:pPr>
       <w:r>
+        <w:t xml:space="preserve">The Event Park hall (Oct 12)</w:t>
+      </w:r>
+    </w:p>
+    <w:p>
+      <w:pPr>
+        <w:numPr>
+          <w:ilvl w:val="0"/>
+          <w:numId w:val="1081"/>
+        </w:numPr>
+        <w:pStyle w:val="Compact"/>
+      </w:pPr>
+      <w:r>
+        <w:rPr>
+          <w:bCs/>
+          <w:b/>
+        </w:rPr>
+        <w:t xml:space="preserve">A new building stands next to the Crew HQ on every park:</w:t>
+      </w:r>
+      <w:r>
+        <w:t xml:space="preserve"> </w:t>
+      </w:r>
+      <w:r>
+        <w:t xml:space="preserve">the</w:t>
+      </w:r>
+      <w:r>
+        <w:t xml:space="preserve"> </w:t>
+      </w:r>
+      <w:r>
+        <w:rPr>
+          <w:bCs/>
+          <w:b/>
+        </w:rPr>
+        <w:t xml:space="preserve">Event Park</w:t>
+      </w:r>
+      <w:r>
+        <w:t xml:space="preserve"> </w:t>
+      </w:r>
+      <w:r>
+        <w:t xml:space="preserve">hall, with the running event’s name on its sign in its colours. Walk up to the door and press E / A to go straight to the event park, where you step out of the same hall. With no event on, the door says so.</w:t>
+      </w:r>
+    </w:p>
+    <w:p>
+      <w:pPr>
+        <w:numPr>
+          <w:ilvl w:val="0"/>
+          <w:numId w:val="1081"/>
+        </w:numPr>
+        <w:pStyle w:val="Compact"/>
+      </w:pPr>
+      <w:r>
+        <w:rPr>
+          <w:bCs/>
+          <w:b/>
+        </w:rPr>
+        <w:t xml:space="preserve">At the event park the same building is the Home Park hall:</w:t>
+      </w:r>
+      <w:r>
+        <w:t xml:space="preserve"> </w:t>
+      </w:r>
+      <w:r>
+        <w:t xml:space="preserve">it takes you back to the park you’re loyal to (your affiliation).</w:t>
+      </w:r>
+    </w:p>
+    <w:bookmarkEnd w:id="68"/>
+    <w:bookmarkStart w:id="69" w:name="the-rule-book-oct-11"/>
+    <w:p>
+      <w:pPr>
+        <w:pStyle w:val="Heading3"/>
+      </w:pPr>
+      <w:r>
         <w:t xml:space="preserve">The rule book (Oct 11)</w:t>
       </w:r>
     </w:p>
@@ -7616,7 +8349,7 @@
       <w:pPr>
         <w:numPr>
           <w:ilvl w:val="0"/>
-          <w:numId w:val="1078"/>
+          <w:numId w:val="1082"/>
         </w:numPr>
         <w:pStyle w:val="Compact"/>
       </w:pPr>
@@ -7750,7 +8483,7 @@
       <w:pPr>
         <w:numPr>
           <w:ilvl w:val="0"/>
-          <w:numId w:val="1078"/>
+          <w:numId w:val="1082"/>
         </w:numPr>
         <w:pStyle w:val="Compact"/>
       </w:pPr>
@@ -7788,7 +8521,7 @@
       <w:pPr>
         <w:numPr>
           <w:ilvl w:val="0"/>
-          <w:numId w:val="1078"/>
+          <w:numId w:val="1082"/>
         </w:numPr>
         <w:pStyle w:val="Compact"/>
       </w:pPr>
@@ -7826,7 +8559,7 @@
       <w:pPr>
         <w:numPr>
           <w:ilvl w:val="0"/>
-          <w:numId w:val="1078"/>
+          <w:numId w:val="1082"/>
         </w:numPr>
         <w:pStyle w:val="Compact"/>
       </w:pPr>
@@ -7844,8 +8577,8 @@
         <w:t xml:space="preserve">(AI only, 12 Pro-Am, 16 park, 10 full-court park): offensive three seconds 0.25 / 0.13 / 0.10 a game, defensive three seconds 0.42 a game in Pro-Am, backcourt 0.17 in Pro-Am, charges 0.17 a game in Pro-Am, 9.8 fouls and 3.8 free-throw attempts a game in Pro-Am (there were 0.0 FTA on missed shots before), 3.1 fouls a game in the park. Before the AI learned the rules the first pass called 31 defensive and 11.5 offensive three seconds a game and took a third off the scoring; scoring is now within a point of the old build (Pro-Am 24.8 a team a quarter-length game vs 26.1). The lane is emptier: 0.63 off-ball attackers in it on average (was 0.75) and 1.35 defenders (was 2.4).</w:t>
       </w:r>
     </w:p>
-    <w:bookmarkEnd w:id="66"/>
-    <w:bookmarkStart w:id="67" w:name="who-takes-threes-oct-11"/>
+    <w:bookmarkEnd w:id="69"/>
+    <w:bookmarkStart w:id="70" w:name="who-takes-threes-oct-11"/>
     <w:p>
       <w:pPr>
         <w:pStyle w:val="Heading3"/>
@@ -7858,7 +8591,7 @@
       <w:pPr>
         <w:numPr>
           <w:ilvl w:val="0"/>
-          <w:numId w:val="1079"/>
+          <w:numId w:val="1083"/>
         </w:numPr>
         <w:pStyle w:val="Compact"/>
       </w:pPr>
@@ -7876,8 +8609,8 @@
         <w:t xml:space="preserve">A three is worth less in the shot-selection read the further the rating sits under 70 (down to about a third of its value at 55 and below), bigs value it less still (easing back to full value only for a 95-rated big), a weak or big shooter talks himself out of a share of the threes he would otherwise take and keeps the ball for a couple of seconds, calls for it at the arc less, and a big rolls off his screen more than he pops. Open looks for real shooters are untouched. Measured over 100 park games: PF/C with 55–69 Three Point went from 19% of their shots being threes to 3%, sub-55 bigs from 5% to none, 55–69 guards and wings from 14% to 9%, sub-55 guards from 6% to a stray one; 70+ guards and wings stayed where they were (19–22%), and the AI’s three-point percentage rose from 32% to 39% because the bad ones are gone. Pro-Am: bigs 55–69 from 47% of their shots to 22%, 55–69 guards 31% to 21%, team scoring down about 6% with the lost threes.</w:t>
       </w:r>
     </w:p>
-    <w:bookmarkEnd w:id="67"/>
-    <w:bookmarkStart w:id="68" w:name="reach-follows-the-arms-oct-10"/>
+    <w:bookmarkEnd w:id="70"/>
+    <w:bookmarkStart w:id="71" w:name="reach-follows-the-arms-oct-10"/>
     <w:p>
       <w:pPr>
         <w:pStyle w:val="Heading3"/>
@@ -7890,7 +8623,7 @@
       <w:pPr>
         <w:numPr>
           <w:ilvl w:val="0"/>
-          <w:numId w:val="1080"/>
+          <w:numId w:val="1084"/>
         </w:numPr>
         <w:pStyle w:val="Compact"/>
       </w:pPr>
@@ -7912,7 +8645,7 @@
       <w:pPr>
         <w:numPr>
           <w:ilvl w:val="0"/>
-          <w:numId w:val="1080"/>
+          <w:numId w:val="1084"/>
         </w:numPr>
         <w:pStyle w:val="Compact"/>
       </w:pPr>
@@ -7936,8 +8669,8 @@
         <w:t xml:space="preserve">(1.8 → 0.85 a game): with the shorter reach a build needs more Vertical to get a hand to the rim, so the attack bind picks a layup more often. Verticals and contest strengths were left as they were; say the word if you’d like either re-tuned around the new reach.</w:t>
       </w:r>
     </w:p>
-    <w:bookmarkEnd w:id="68"/>
-    <w:bookmarkStart w:id="69" w:name="boosts-oct-10"/>
+    <w:bookmarkEnd w:id="71"/>
+    <w:bookmarkStart w:id="72" w:name="boosts-oct-10"/>
     <w:p>
       <w:pPr>
         <w:pStyle w:val="Heading3"/>
@@ -7950,7 +8683,7 @@
       <w:pPr>
         <w:numPr>
           <w:ilvl w:val="0"/>
-          <w:numId w:val="1081"/>
+          <w:numId w:val="1085"/>
         </w:numPr>
         <w:pStyle w:val="Compact"/>
       </w:pPr>
@@ -7968,9 +8701,9 @@
         <w:t xml:space="preserve">(it was 10). The kiosk’s packs are unchanged (1, 3 or 5 games); the buttons grey out when a pack wouldn’t fit under 35.</w:t>
       </w:r>
     </w:p>
-    <w:bookmarkEnd w:id="69"/>
-    <w:bookmarkEnd w:id="70"/>
-    <w:bookmarkStart w:id="71" w:name="progression-icon-legend-up-to-99"/>
+    <w:bookmarkEnd w:id="72"/>
+    <w:bookmarkEnd w:id="73"/>
+    <w:bookmarkStart w:id="74" w:name="progression-icon-legend-up-to-99"/>
     <w:p>
       <w:pPr>
         <w:pStyle w:val="Heading2"/>
@@ -7983,7 +8716,7 @@
       <w:pPr>
         <w:numPr>
           <w:ilvl w:val="0"/>
-          <w:numId w:val="1082"/>
+          <w:numId w:val="1086"/>
         </w:numPr>
         <w:pStyle w:val="Compact"/>
       </w:pPr>
@@ -7999,7 +8732,7 @@
       <w:pPr>
         <w:numPr>
           <w:ilvl w:val="1"/>
-          <w:numId w:val="1083"/>
+          <w:numId w:val="1087"/>
         </w:numPr>
         <w:pStyle w:val="Compact"/>
       </w:pPr>
@@ -8011,7 +8744,7 @@
       <w:pPr>
         <w:numPr>
           <w:ilvl w:val="1"/>
-          <w:numId w:val="1083"/>
+          <w:numId w:val="1087"/>
         </w:numPr>
         <w:pStyle w:val="Compact"/>
       </w:pPr>
@@ -8023,7 +8756,7 @@
       <w:pPr>
         <w:numPr>
           <w:ilvl w:val="0"/>
-          <w:numId w:val="1082"/>
+          <w:numId w:val="1086"/>
         </w:numPr>
         <w:pStyle w:val="Compact"/>
       </w:pPr>
@@ -8045,7 +8778,7 @@
       <w:pPr>
         <w:numPr>
           <w:ilvl w:val="1"/>
-          <w:numId w:val="1084"/>
+          <w:numId w:val="1088"/>
         </w:numPr>
         <w:pStyle w:val="Compact"/>
       </w:pPr>
@@ -8057,7 +8790,7 @@
       <w:pPr>
         <w:numPr>
           <w:ilvl w:val="1"/>
-          <w:numId w:val="1084"/>
+          <w:numId w:val="1088"/>
         </w:numPr>
         <w:pStyle w:val="Compact"/>
       </w:pPr>
@@ -8069,7 +8802,7 @@
       <w:pPr>
         <w:numPr>
           <w:ilvl w:val="1"/>
-          <w:numId w:val="1084"/>
+          <w:numId w:val="1088"/>
         </w:numPr>
         <w:pStyle w:val="Compact"/>
       </w:pPr>
@@ -8081,7 +8814,7 @@
       <w:pPr>
         <w:numPr>
           <w:ilvl w:val="1"/>
-          <w:numId w:val="1084"/>
+          <w:numId w:val="1088"/>
         </w:numPr>
         <w:pStyle w:val="Compact"/>
       </w:pPr>
@@ -8093,7 +8826,7 @@
       <w:pPr>
         <w:numPr>
           <w:ilvl w:val="0"/>
-          <w:numId w:val="1082"/>
+          <w:numId w:val="1086"/>
         </w:numPr>
         <w:pStyle w:val="Compact"/>
       </w:pPr>
@@ -8109,7 +8842,7 @@
       <w:pPr>
         <w:numPr>
           <w:ilvl w:val="0"/>
-          <w:numId w:val="1082"/>
+          <w:numId w:val="1086"/>
         </w:numPr>
         <w:pStyle w:val="Compact"/>
       </w:pPr>
@@ -8125,7 +8858,7 @@
       <w:pPr>
         <w:numPr>
           <w:ilvl w:val="1"/>
-          <w:numId w:val="1085"/>
+          <w:numId w:val="1089"/>
         </w:numPr>
         <w:pStyle w:val="Compact"/>
       </w:pPr>
@@ -8137,7 +8870,7 @@
       <w:pPr>
         <w:numPr>
           <w:ilvl w:val="1"/>
-          <w:numId w:val="1085"/>
+          <w:numId w:val="1089"/>
         </w:numPr>
         <w:pStyle w:val="Compact"/>
       </w:pPr>
@@ -8145,8 +8878,8 @@
         <w:t xml:space="preserve">The Pro Run screen shows it too.</w:t>
       </w:r>
     </w:p>
-    <w:bookmarkEnd w:id="71"/>
-    <w:bookmarkStart w:id="76" w:name="the-look"/>
+    <w:bookmarkEnd w:id="74"/>
+    <w:bookmarkStart w:id="79" w:name="the-look"/>
     <w:p>
       <w:pPr>
         <w:pStyle w:val="Heading2"/>
@@ -8155,7 +8888,7 @@
         <w:t xml:space="preserve">The look</w:t>
       </w:r>
     </w:p>
-    <w:bookmarkStart w:id="72" w:name="jersey-straps-fixed-properly-this-time"/>
+    <w:bookmarkStart w:id="75" w:name="jersey-straps-fixed-properly-this-time"/>
     <w:p>
       <w:pPr>
         <w:pStyle w:val="Heading3"/>
@@ -8168,7 +8901,7 @@
       <w:pPr>
         <w:numPr>
           <w:ilvl w:val="0"/>
-          <w:numId w:val="1086"/>
+          <w:numId w:val="1090"/>
         </w:numPr>
         <w:pStyle w:val="Compact"/>
       </w:pPr>
@@ -8190,7 +8923,7 @@
       <w:pPr>
         <w:numPr>
           <w:ilvl w:val="0"/>
-          <w:numId w:val="1086"/>
+          <w:numId w:val="1090"/>
         </w:numPr>
         <w:pStyle w:val="Compact"/>
       </w:pPr>
@@ -8212,7 +8945,7 @@
       <w:pPr>
         <w:numPr>
           <w:ilvl w:val="1"/>
-          <w:numId w:val="1087"/>
+          <w:numId w:val="1091"/>
         </w:numPr>
         <w:pStyle w:val="Compact"/>
       </w:pPr>
@@ -8224,7 +8957,7 @@
       <w:pPr>
         <w:numPr>
           <w:ilvl w:val="1"/>
-          <w:numId w:val="1087"/>
+          <w:numId w:val="1091"/>
         </w:numPr>
         <w:pStyle w:val="Compact"/>
       </w:pPr>
@@ -8236,7 +8969,7 @@
       <w:pPr>
         <w:numPr>
           <w:ilvl w:val="1"/>
-          <w:numId w:val="1087"/>
+          <w:numId w:val="1091"/>
         </w:numPr>
         <w:pStyle w:val="Compact"/>
       </w:pPr>
@@ -8248,7 +8981,7 @@
       <w:pPr>
         <w:numPr>
           <w:ilvl w:val="1"/>
-          <w:numId w:val="1087"/>
+          <w:numId w:val="1091"/>
         </w:numPr>
         <w:pStyle w:val="Compact"/>
       </w:pPr>
@@ -8256,8 +8989,8 @@
         <w:t xml:space="preserve">The fabric’s mesh weave runs true to size along it.</w:t>
       </w:r>
     </w:p>
-    <w:bookmarkEnd w:id="72"/>
-    <w:bookmarkStart w:id="73" w:name="dunks"/>
+    <w:bookmarkEnd w:id="75"/>
+    <w:bookmarkStart w:id="76" w:name="dunks"/>
     <w:p>
       <w:pPr>
         <w:pStyle w:val="Heading3"/>
@@ -8270,7 +9003,7 @@
       <w:pPr>
         <w:numPr>
           <w:ilvl w:val="0"/>
-          <w:numId w:val="1088"/>
+          <w:numId w:val="1092"/>
         </w:numPr>
         <w:pStyle w:val="Compact"/>
       </w:pPr>
@@ -8292,7 +9025,7 @@
       <w:pPr>
         <w:numPr>
           <w:ilvl w:val="1"/>
-          <w:numId w:val="1089"/>
+          <w:numId w:val="1093"/>
         </w:numPr>
         <w:pStyle w:val="Compact"/>
       </w:pPr>
@@ -8304,7 +9037,7 @@
       <w:pPr>
         <w:numPr>
           <w:ilvl w:val="1"/>
-          <w:numId w:val="1089"/>
+          <w:numId w:val="1093"/>
         </w:numPr>
         <w:pStyle w:val="Compact"/>
       </w:pPr>
@@ -8316,7 +9049,7 @@
       <w:pPr>
         <w:numPr>
           <w:ilvl w:val="0"/>
-          <w:numId w:val="1088"/>
+          <w:numId w:val="1092"/>
         </w:numPr>
         <w:pStyle w:val="Compact"/>
       </w:pPr>
@@ -8338,7 +9071,7 @@
       <w:pPr>
         <w:numPr>
           <w:ilvl w:val="1"/>
-          <w:numId w:val="1090"/>
+          <w:numId w:val="1094"/>
         </w:numPr>
         <w:pStyle w:val="Compact"/>
       </w:pPr>
@@ -8350,7 +9083,7 @@
       <w:pPr>
         <w:numPr>
           <w:ilvl w:val="1"/>
-          <w:numId w:val="1090"/>
+          <w:numId w:val="1094"/>
         </w:numPr>
         <w:pStyle w:val="Compact"/>
       </w:pPr>
@@ -8362,7 +9095,7 @@
       <w:pPr>
         <w:numPr>
           <w:ilvl w:val="0"/>
-          <w:numId w:val="1088"/>
+          <w:numId w:val="1092"/>
         </w:numPr>
         <w:pStyle w:val="Compact"/>
       </w:pPr>
@@ -8378,7 +9111,7 @@
       <w:pPr>
         <w:numPr>
           <w:ilvl w:val="1"/>
-          <w:numId w:val="1091"/>
+          <w:numId w:val="1095"/>
         </w:numPr>
         <w:pStyle w:val="Compact"/>
       </w:pPr>
@@ -8390,7 +9123,7 @@
       <w:pPr>
         <w:numPr>
           <w:ilvl w:val="1"/>
-          <w:numId w:val="1091"/>
+          <w:numId w:val="1095"/>
         </w:numPr>
         <w:pStyle w:val="Compact"/>
       </w:pPr>
@@ -8402,7 +9135,7 @@
       <w:pPr>
         <w:numPr>
           <w:ilvl w:val="1"/>
-          <w:numId w:val="1091"/>
+          <w:numId w:val="1095"/>
         </w:numPr>
         <w:pStyle w:val="Compact"/>
       </w:pPr>
@@ -8410,8 +9143,8 @@
         <w:t xml:space="preserve">Before, it was timed from the gather, so most of it happened on the floor, and the ball dipped in front of the right thigh instead of going through.</w:t>
       </w:r>
     </w:p>
-    <w:bookmarkEnd w:id="73"/>
-    <w:bookmarkStart w:id="74" w:name="celebrations"/>
+    <w:bookmarkEnd w:id="76"/>
+    <w:bookmarkStart w:id="77" w:name="celebrations"/>
     <w:p>
       <w:pPr>
         <w:pStyle w:val="Heading3"/>
@@ -8424,7 +9157,7 @@
       <w:pPr>
         <w:numPr>
           <w:ilvl w:val="0"/>
-          <w:numId w:val="1092"/>
+          <w:numId w:val="1096"/>
         </w:numPr>
         <w:pStyle w:val="Compact"/>
       </w:pPr>
@@ -8440,7 +9173,7 @@
       <w:pPr>
         <w:numPr>
           <w:ilvl w:val="1"/>
-          <w:numId w:val="1093"/>
+          <w:numId w:val="1097"/>
         </w:numPr>
         <w:pStyle w:val="Compact"/>
       </w:pPr>
@@ -8452,7 +9185,7 @@
       <w:pPr>
         <w:numPr>
           <w:ilvl w:val="1"/>
-          <w:numId w:val="1093"/>
+          <w:numId w:val="1097"/>
         </w:numPr>
         <w:pStyle w:val="Compact"/>
       </w:pPr>
@@ -8464,7 +9197,7 @@
       <w:pPr>
         <w:numPr>
           <w:ilvl w:val="1"/>
-          <w:numId w:val="1093"/>
+          <w:numId w:val="1097"/>
         </w:numPr>
         <w:pStyle w:val="Compact"/>
       </w:pPr>
@@ -8476,7 +9209,7 @@
       <w:pPr>
         <w:numPr>
           <w:ilvl w:val="1"/>
-          <w:numId w:val="1093"/>
+          <w:numId w:val="1097"/>
         </w:numPr>
         <w:pStyle w:val="Compact"/>
       </w:pPr>
@@ -8488,7 +9221,7 @@
       <w:pPr>
         <w:numPr>
           <w:ilvl w:val="0"/>
-          <w:numId w:val="1092"/>
+          <w:numId w:val="1096"/>
         </w:numPr>
         <w:pStyle w:val="Compact"/>
       </w:pPr>
@@ -8510,7 +9243,7 @@
       <w:pPr>
         <w:numPr>
           <w:ilvl w:val="0"/>
-          <w:numId w:val="1092"/>
+          <w:numId w:val="1096"/>
         </w:numPr>
         <w:pStyle w:val="Compact"/>
       </w:pPr>
@@ -8528,8 +9261,8 @@
         <w:t xml:space="preserve">Chest Thump, Heart, Dust Off, Archer and Sleep put a hand or forearm through the chest. Each was fixed and every celebration was re-checked on three builds: none clip now.</w:t>
       </w:r>
     </w:p>
-    <w:bookmarkEnd w:id="74"/>
-    <w:bookmarkStart w:id="75" w:name="posterizer-and-contact-finisher"/>
+    <w:bookmarkEnd w:id="77"/>
+    <w:bookmarkStart w:id="78" w:name="posterizer-and-contact-finisher"/>
     <w:p>
       <w:pPr>
         <w:pStyle w:val="Heading3"/>
@@ -8542,7 +9275,7 @@
       <w:pPr>
         <w:numPr>
           <w:ilvl w:val="0"/>
-          <w:numId w:val="1094"/>
+          <w:numId w:val="1098"/>
         </w:numPr>
         <w:pStyle w:val="Compact"/>
       </w:pPr>
@@ -8558,7 +9291,7 @@
       <w:pPr>
         <w:numPr>
           <w:ilvl w:val="1"/>
-          <w:numId w:val="1095"/>
+          <w:numId w:val="1099"/>
         </w:numPr>
         <w:pStyle w:val="Compact"/>
       </w:pPr>
@@ -8570,7 +9303,7 @@
       <w:pPr>
         <w:numPr>
           <w:ilvl w:val="1"/>
-          <w:numId w:val="1095"/>
+          <w:numId w:val="1099"/>
         </w:numPr>
         <w:pStyle w:val="Compact"/>
       </w:pPr>
@@ -8582,7 +9315,7 @@
       <w:pPr>
         <w:numPr>
           <w:ilvl w:val="1"/>
-          <w:numId w:val="1095"/>
+          <w:numId w:val="1099"/>
         </w:numPr>
         <w:pStyle w:val="Compact"/>
       </w:pPr>
@@ -8594,7 +9327,7 @@
       <w:pPr>
         <w:numPr>
           <w:ilvl w:val="1"/>
-          <w:numId w:val="1095"/>
+          <w:numId w:val="1099"/>
         </w:numPr>
         <w:pStyle w:val="Compact"/>
       </w:pPr>
@@ -8602,9 +9335,9 @@
         <w:t xml:space="preserve">Before, the poster fired at the contact, even when the dunk then turned into a layup.</w:t>
       </w:r>
     </w:p>
-    <w:bookmarkEnd w:id="75"/>
-    <w:bookmarkEnd w:id="76"/>
-    <w:bookmarkStart w:id="77" w:name="store-menus-and-hud"/>
+    <w:bookmarkEnd w:id="78"/>
+    <w:bookmarkEnd w:id="79"/>
+    <w:bookmarkStart w:id="81" w:name="store-menus-and-hud"/>
     <w:p>
       <w:pPr>
         <w:pStyle w:val="Heading2"/>
@@ -8617,7 +9350,7 @@
       <w:pPr>
         <w:numPr>
           <w:ilvl w:val="0"/>
-          <w:numId w:val="1096"/>
+          <w:numId w:val="1100"/>
         </w:numPr>
       </w:pPr>
       <w:r>
@@ -9119,7 +9852,7 @@
       <w:pPr>
         <w:numPr>
           <w:ilvl w:val="0"/>
-          <w:numId w:val="1096"/>
+          <w:numId w:val="1100"/>
         </w:numPr>
       </w:pPr>
       <w:r>
@@ -9182,7 +9915,7 @@
       <w:pPr>
         <w:numPr>
           <w:ilvl w:val="0"/>
-          <w:numId w:val="1096"/>
+          <w:numId w:val="1100"/>
         </w:numPr>
       </w:pPr>
       <w:r>
@@ -9203,7 +9936,7 @@
       <w:pPr>
         <w:numPr>
           <w:ilvl w:val="1"/>
-          <w:numId w:val="1097"/>
+          <w:numId w:val="1101"/>
         </w:numPr>
         <w:pStyle w:val="Compact"/>
       </w:pPr>
@@ -9215,7 +9948,7 @@
       <w:pPr>
         <w:numPr>
           <w:ilvl w:val="1"/>
-          <w:numId w:val="1097"/>
+          <w:numId w:val="1101"/>
         </w:numPr>
         <w:pStyle w:val="Compact"/>
       </w:pPr>
@@ -9227,7 +9960,7 @@
       <w:pPr>
         <w:numPr>
           <w:ilvl w:val="1"/>
-          <w:numId w:val="1097"/>
+          <w:numId w:val="1101"/>
         </w:numPr>
         <w:pStyle w:val="Compact"/>
       </w:pPr>
@@ -9239,7 +9972,7 @@
       <w:pPr>
         <w:numPr>
           <w:ilvl w:val="1"/>
-          <w:numId w:val="1097"/>
+          <w:numId w:val="1101"/>
         </w:numPr>
         <w:pStyle w:val="Compact"/>
       </w:pPr>
@@ -9251,7 +9984,7 @@
       <w:pPr>
         <w:numPr>
           <w:ilvl w:val="0"/>
-          <w:numId w:val="1096"/>
+          <w:numId w:val="1100"/>
         </w:numPr>
       </w:pPr>
       <w:r>
@@ -9272,7 +10005,7 @@
       <w:pPr>
         <w:numPr>
           <w:ilvl w:val="0"/>
-          <w:numId w:val="1096"/>
+          <w:numId w:val="1100"/>
         </w:numPr>
       </w:pPr>
       <w:r>
@@ -9287,7 +10020,7 @@
       <w:pPr>
         <w:numPr>
           <w:ilvl w:val="1"/>
-          <w:numId w:val="1098"/>
+          <w:numId w:val="1102"/>
         </w:numPr>
         <w:pStyle w:val="Compact"/>
       </w:pPr>
@@ -9299,7 +10032,7 @@
       <w:pPr>
         <w:numPr>
           <w:ilvl w:val="1"/>
-          <w:numId w:val="1098"/>
+          <w:numId w:val="1102"/>
         </w:numPr>
         <w:pStyle w:val="Compact"/>
       </w:pPr>
@@ -9311,7 +10044,7 @@
       <w:pPr>
         <w:numPr>
           <w:ilvl w:val="1"/>
-          <w:numId w:val="1098"/>
+          <w:numId w:val="1102"/>
         </w:numPr>
         <w:pStyle w:val="Compact"/>
       </w:pPr>
@@ -9319,8 +10052,40 @@
         <w:t xml:space="preserve">A breath in each throat, and the stands throwing it back.</w:t>
       </w:r>
     </w:p>
-    <w:bookmarkEnd w:id="77"/>
-    <w:bookmarkStart w:id="78" w:name="green-releases-doubled-and-remade"/>
+    <w:bookmarkStart w:id="80" w:name="volume-sliders-oct-12"/>
+    <w:p>
+      <w:pPr>
+        <w:pStyle w:val="Heading3"/>
+      </w:pPr>
+      <w:r>
+        <w:t xml:space="preserve">Volume sliders (Oct 12)</w:t>
+      </w:r>
+    </w:p>
+    <w:p>
+      <w:pPr>
+        <w:numPr>
+          <w:ilvl w:val="0"/>
+          <w:numId w:val="1103"/>
+        </w:numPr>
+        <w:pStyle w:val="Compact"/>
+      </w:pPr>
+      <w:r>
+        <w:rPr>
+          <w:bCs/>
+          <w:b/>
+        </w:rPr>
+        <w:t xml:space="preserve">The volume sliders are perceptual now:</w:t>
+      </w:r>
+      <w:r>
+        <w:t xml:space="preserve"> </w:t>
+      </w:r>
+      <w:r>
+        <w:t xml:space="preserve">a slider at s plays at s^2.4 of full volume, so each notch near the bottom is a much bigger step down. 5 on the slider is 0.1% of full volume (it was 5%), 25 is 4%, 50 is 18%, 75 is 53%. The quietest setting before silence is quiet, and the top notches still do something. Your saved sliders were moved once so they play about as loud as before, to the nearest notch (the old defaults: SFX 90 → 95, crowd 60 → 80, music 35 → 65).</w:t>
+      </w:r>
+    </w:p>
+    <w:bookmarkEnd w:id="80"/>
+    <w:bookmarkEnd w:id="81"/>
+    <w:bookmarkStart w:id="82" w:name="green-releases-doubled-and-remade"/>
     <w:p>
       <w:pPr>
         <w:pStyle w:val="Heading2"/>
@@ -9333,7 +10098,7 @@
       <w:pPr>
         <w:numPr>
           <w:ilvl w:val="0"/>
-          <w:numId w:val="1099"/>
+          <w:numId w:val="1104"/>
         </w:numPr>
         <w:pStyle w:val="Compact"/>
       </w:pPr>
@@ -9355,7 +10120,7 @@
       <w:pPr>
         <w:numPr>
           <w:ilvl w:val="1"/>
-          <w:numId w:val="1100"/>
+          <w:numId w:val="1105"/>
         </w:numPr>
         <w:pStyle w:val="Compact"/>
       </w:pPr>
@@ -9377,7 +10142,7 @@
       <w:pPr>
         <w:numPr>
           <w:ilvl w:val="1"/>
-          <w:numId w:val="1100"/>
+          <w:numId w:val="1105"/>
         </w:numPr>
         <w:pStyle w:val="Compact"/>
       </w:pPr>
@@ -9399,7 +10164,7 @@
       <w:pPr>
         <w:numPr>
           <w:ilvl w:val="1"/>
-          <w:numId w:val="1100"/>
+          <w:numId w:val="1105"/>
         </w:numPr>
         <w:pStyle w:val="Compact"/>
       </w:pPr>
@@ -9411,7 +10176,7 @@
       <w:pPr>
         <w:numPr>
           <w:ilvl w:val="0"/>
-          <w:numId w:val="1099"/>
+          <w:numId w:val="1104"/>
         </w:numPr>
         <w:pStyle w:val="Compact"/>
       </w:pPr>
@@ -9427,7 +10192,7 @@
       <w:pPr>
         <w:numPr>
           <w:ilvl w:val="1"/>
-          <w:numId w:val="1101"/>
+          <w:numId w:val="1106"/>
         </w:numPr>
         <w:pStyle w:val="Compact"/>
       </w:pPr>
@@ -9449,7 +10214,7 @@
       <w:pPr>
         <w:numPr>
           <w:ilvl w:val="1"/>
-          <w:numId w:val="1101"/>
+          <w:numId w:val="1106"/>
         </w:numPr>
         <w:pStyle w:val="Compact"/>
       </w:pPr>
@@ -9471,7 +10236,7 @@
       <w:pPr>
         <w:numPr>
           <w:ilvl w:val="1"/>
-          <w:numId w:val="1101"/>
+          <w:numId w:val="1106"/>
         </w:numPr>
         <w:pStyle w:val="Compact"/>
       </w:pPr>
@@ -9493,7 +10258,7 @@
       <w:pPr>
         <w:numPr>
           <w:ilvl w:val="2"/>
-          <w:numId w:val="1102"/>
+          <w:numId w:val="1107"/>
         </w:numPr>
         <w:pStyle w:val="Compact"/>
       </w:pPr>
@@ -9523,7 +10288,7 @@
       <w:pPr>
         <w:numPr>
           <w:ilvl w:val="2"/>
-          <w:numId w:val="1102"/>
+          <w:numId w:val="1107"/>
         </w:numPr>
         <w:pStyle w:val="Compact"/>
       </w:pPr>
@@ -9535,7 +10300,7 @@
       <w:pPr>
         <w:numPr>
           <w:ilvl w:val="2"/>
-          <w:numId w:val="1102"/>
+          <w:numId w:val="1107"/>
         </w:numPr>
         <w:pStyle w:val="Compact"/>
       </w:pPr>
@@ -9547,7 +10312,7 @@
       <w:pPr>
         <w:numPr>
           <w:ilvl w:val="1"/>
-          <w:numId w:val="1101"/>
+          <w:numId w:val="1106"/>
         </w:numPr>
         <w:pStyle w:val="Compact"/>
       </w:pPr>
@@ -9569,7 +10334,7 @@
       <w:pPr>
         <w:numPr>
           <w:ilvl w:val="1"/>
-          <w:numId w:val="1101"/>
+          <w:numId w:val="1106"/>
         </w:numPr>
         <w:pStyle w:val="Compact"/>
       </w:pPr>
@@ -9585,7 +10350,7 @@
       <w:pPr>
         <w:numPr>
           <w:ilvl w:val="2"/>
-          <w:numId w:val="1103"/>
+          <w:numId w:val="1108"/>
         </w:numPr>
         <w:pStyle w:val="Compact"/>
       </w:pPr>
@@ -9597,7 +10362,7 @@
       <w:pPr>
         <w:numPr>
           <w:ilvl w:val="2"/>
-          <w:numId w:val="1103"/>
+          <w:numId w:val="1108"/>
         </w:numPr>
         <w:pStyle w:val="Compact"/>
       </w:pPr>
@@ -9609,7 +10374,7 @@
       <w:pPr>
         <w:numPr>
           <w:ilvl w:val="2"/>
-          <w:numId w:val="1103"/>
+          <w:numId w:val="1108"/>
         </w:numPr>
         <w:pStyle w:val="Compact"/>
       </w:pPr>
@@ -9621,7 +10386,7 @@
       <w:pPr>
         <w:numPr>
           <w:ilvl w:val="1"/>
-          <w:numId w:val="1101"/>
+          <w:numId w:val="1106"/>
         </w:numPr>
         <w:pStyle w:val="Compact"/>
       </w:pPr>
@@ -9637,109 +10402,109 @@
       <w:pPr>
         <w:numPr>
           <w:ilvl w:val="2"/>
+          <w:numId w:val="1109"/>
+        </w:numPr>
+        <w:pStyle w:val="Compact"/>
+      </w:pPr>
+      <w:r>
+        <w:t xml:space="preserve">The rubber duck is a squeaker reed, wheezing in between squeezes.</w:t>
+      </w:r>
+    </w:p>
+    <w:p>
+      <w:pPr>
+        <w:numPr>
+          <w:ilvl w:val="2"/>
+          <w:numId w:val="1109"/>
+        </w:numPr>
+        <w:pStyle w:val="Compact"/>
+      </w:pPr>
+      <w:r>
+        <w:t xml:space="preserve">The cannonball is a slap, a kerplunk and hundreds of bubbles and drops.</w:t>
+      </w:r>
+    </w:p>
+    <w:p>
+      <w:pPr>
+        <w:numPr>
+          <w:ilvl w:val="2"/>
+          <w:numId w:val="1109"/>
+        </w:numPr>
+        <w:pStyle w:val="Compact"/>
+      </w:pPr>
+      <w:r>
+        <w:t xml:space="preserve">Thunder tears the air open before the boom and the roll.</w:t>
+      </w:r>
+    </w:p>
+    <w:p>
+      <w:pPr>
+        <w:numPr>
+          <w:ilvl w:val="0"/>
           <w:numId w:val="1104"/>
         </w:numPr>
         <w:pStyle w:val="Compact"/>
       </w:pPr>
       <w:r>
-        <w:t xml:space="preserve">The rubber duck is a squeaker reed, wheezing in between squeezes.</w:t>
-      </w:r>
-    </w:p>
-    <w:p>
-      <w:pPr>
-        <w:numPr>
-          <w:ilvl w:val="2"/>
+        <w:rPr>
+          <w:bCs/>
+          <w:b/>
+        </w:rPr>
+        <w:t xml:space="preserve">Every sound comes out equally loud</w:t>
+      </w:r>
+      <w:r>
+        <w:t xml:space="preserve"> </w:t>
+      </w:r>
+      <w:r>
+        <w:t xml:space="preserve">(it’s measured automatically), and none runs past 4.2 seconds.</w:t>
+      </w:r>
+    </w:p>
+    <w:p>
+      <w:pPr>
+        <w:numPr>
+          <w:ilvl w:val="0"/>
           <w:numId w:val="1104"/>
         </w:numPr>
         <w:pStyle w:val="Compact"/>
       </w:pPr>
       <w:r>
-        <w:t xml:space="preserve">The cannonball is a slap, a kerplunk and hundreds of bubbles and drops.</w:t>
-      </w:r>
-    </w:p>
-    <w:p>
-      <w:pPr>
-        <w:numPr>
-          <w:ilvl w:val="2"/>
+        <w:rPr>
+          <w:bCs/>
+          <w:b/>
+        </w:rPr>
+        <w:t xml:space="preserve">No hitches.</w:t>
+      </w:r>
+      <w:r>
+        <w:t xml:space="preserve"> </w:t>
+      </w:r>
+      <w:r>
+        <w:t xml:space="preserve">When a game starts, the sounds everyone on the floor will need are made in the background, so a green never waits on its sound. In the store, the first</w:t>
+      </w:r>
+      <w:r>
+        <w:t xml:space="preserve"> </w:t>
+      </w:r>
+      <w:r>
+        <w:t xml:space="preserve">“</w:t>
+      </w:r>
+      <w:r>
+        <w:t xml:space="preserve">Hear it</w:t>
+      </w:r>
+      <w:r>
+        <w:t xml:space="preserve">”</w:t>
+      </w:r>
+      <w:r>
+        <w:t xml:space="preserve"> </w:t>
+      </w:r>
+      <w:r>
+        <w:t xml:space="preserve">on a sound takes a split second.</w:t>
+      </w:r>
+    </w:p>
+    <w:p>
+      <w:pPr>
+        <w:numPr>
+          <w:ilvl w:val="0"/>
           <w:numId w:val="1104"/>
         </w:numPr>
         <w:pStyle w:val="Compact"/>
       </w:pPr>
       <w:r>
-        <w:t xml:space="preserve">Thunder tears the air open before the boom and the roll.</w:t>
-      </w:r>
-    </w:p>
-    <w:p>
-      <w:pPr>
-        <w:numPr>
-          <w:ilvl w:val="0"/>
-          <w:numId w:val="1099"/>
-        </w:numPr>
-        <w:pStyle w:val="Compact"/>
-      </w:pPr>
-      <w:r>
-        <w:rPr>
-          <w:bCs/>
-          <w:b/>
-        </w:rPr>
-        <w:t xml:space="preserve">Every sound comes out equally loud</w:t>
-      </w:r>
-      <w:r>
-        <w:t xml:space="preserve"> </w:t>
-      </w:r>
-      <w:r>
-        <w:t xml:space="preserve">(it’s measured automatically), and none runs past 4.2 seconds.</w:t>
-      </w:r>
-    </w:p>
-    <w:p>
-      <w:pPr>
-        <w:numPr>
-          <w:ilvl w:val="0"/>
-          <w:numId w:val="1099"/>
-        </w:numPr>
-        <w:pStyle w:val="Compact"/>
-      </w:pPr>
-      <w:r>
-        <w:rPr>
-          <w:bCs/>
-          <w:b/>
-        </w:rPr>
-        <w:t xml:space="preserve">No hitches.</w:t>
-      </w:r>
-      <w:r>
-        <w:t xml:space="preserve"> </w:t>
-      </w:r>
-      <w:r>
-        <w:t xml:space="preserve">When a game starts, the sounds everyone on the floor will need are made in the background, so a green never waits on its sound. In the store, the first</w:t>
-      </w:r>
-      <w:r>
-        <w:t xml:space="preserve"> </w:t>
-      </w:r>
-      <w:r>
-        <w:t xml:space="preserve">“</w:t>
-      </w:r>
-      <w:r>
-        <w:t xml:space="preserve">Hear it</w:t>
-      </w:r>
-      <w:r>
-        <w:t xml:space="preserve">”</w:t>
-      </w:r>
-      <w:r>
-        <w:t xml:space="preserve"> </w:t>
-      </w:r>
-      <w:r>
-        <w:t xml:space="preserve">on a sound takes a split second.</w:t>
-      </w:r>
-    </w:p>
-    <w:p>
-      <w:pPr>
-        <w:numPr>
-          <w:ilvl w:val="0"/>
-          <w:numId w:val="1099"/>
-        </w:numPr>
-        <w:pStyle w:val="Compact"/>
-      </w:pPr>
-      <w:r>
         <w:rPr>
           <w:bCs/>
           <w:b/>
@@ -9751,7 +10516,7 @@
       <w:pPr>
         <w:numPr>
           <w:ilvl w:val="1"/>
-          <w:numId w:val="1105"/>
+          <w:numId w:val="1110"/>
         </w:numPr>
         <w:pStyle w:val="Compact"/>
       </w:pPr>
@@ -9763,7 +10528,7 @@
       <w:pPr>
         <w:numPr>
           <w:ilvl w:val="1"/>
-          <w:numId w:val="1105"/>
+          <w:numId w:val="1110"/>
         </w:numPr>
         <w:pStyle w:val="Compact"/>
       </w:pPr>
@@ -9775,7 +10540,7 @@
       <w:pPr>
         <w:numPr>
           <w:ilvl w:val="1"/>
-          <w:numId w:val="1105"/>
+          <w:numId w:val="1110"/>
         </w:numPr>
         <w:pStyle w:val="Compact"/>
       </w:pPr>
@@ -9783,250 +10548,36 @@
         <w:t xml:space="preserve">Every new effect was captured frozen in time over a player in the studio.</w:t>
       </w:r>
     </w:p>
-    <w:bookmarkEnd w:id="78"/>
-    <w:bookmarkStart w:id="79" w:name="under-the-hood-quick-patch"/>
+    <w:bookmarkEnd w:id="82"/>
+    <w:bookmarkStart w:id="83" w:name="play-online-with-friends-oct-12"/>
     <w:p>
       <w:pPr>
         <w:pStyle w:val="Heading2"/>
       </w:pPr>
       <w:r>
-        <w:t xml:space="preserve">Under the hood (quick patch)</w:t>
-      </w:r>
-    </w:p>
-    <w:p>
-      <w:pPr>
-        <w:numPr>
-          <w:ilvl w:val="0"/>
-          <w:numId w:val="1106"/>
-        </w:numPr>
-        <w:pStyle w:val="Compact"/>
-      </w:pPr>
-      <w:r>
-        <w:rPr>
-          <w:bCs/>
-          <w:b/>
-        </w:rPr>
-        <w:t xml:space="preserve">Tests:</w:t>
-      </w:r>
-      <w:r>
-        <w:t xml:space="preserve"> </w:t>
-      </w:r>
-      <w:r>
-        <w:t xml:space="preserve">197 game tests and 45 service tests pass (the rule book:</w:t>
-      </w:r>
-      <w:r>
-        <w:t xml:space="preserve"> </w:t>
-      </w:r>
-      <w:r>
-        <w:rPr>
-          <w:rStyle w:val="VerbatimChar"/>
-        </w:rPr>
-        <w:t xml:space="preserve">tests/v0475qp10.test.mjs</w:t>
-      </w:r>
-      <w:r>
-        <w:t xml:space="preserve">, 7; the Jungle Ballers:</w:t>
-      </w:r>
-      <w:r>
-        <w:t xml:space="preserve"> </w:t>
-      </w:r>
-      <w:r>
-        <w:rPr>
-          <w:rStyle w:val="VerbatimChar"/>
-        </w:rPr>
-        <w:t xml:space="preserve">tests/v0475qp11.test.mjs</w:t>
-      </w:r>
-      <w:r>
-        <w:t xml:space="preserve">, 7, and two service tests for the schedule and the Jungle’s ante-ups and prizes). The new ones cover non-shooter windows, smothered shots, the record scratch, repeat moves, diagonal moves, the straps being drawn, the apparel counts, dunk variety, the windmill and Eastbay paths, celebrations (input and clipping), reach-in contact, the AI staying in bounds, the D-pad fallback, Icon Legend, the green release counts and what each sound is made of, the AI’s reaction times, stamina and the line beside the grade.</w:t>
-      </w:r>
-    </w:p>
-    <w:p>
-      <w:pPr>
-        <w:numPr>
-          <w:ilvl w:val="0"/>
-          <w:numId w:val="1106"/>
-        </w:numPr>
-        <w:pStyle w:val="Compact"/>
-      </w:pPr>
-      <w:r>
-        <w:rPr>
-          <w:bCs/>
-          <w:b/>
-        </w:rPr>
-        <w:t xml:space="preserve">Judgment calls I made without asking:</w:t>
-      </w:r>
-    </w:p>
-    <w:p>
-      <w:pPr>
-        <w:numPr>
-          <w:ilvl w:val="1"/>
-          <w:numId w:val="1107"/>
-        </w:numPr>
-        <w:pStyle w:val="Compact"/>
-      </w:pPr>
-      <w:r>
-        <w:t xml:space="preserve">“</w:t>
-      </w:r>
-      <w:r>
-        <w:t xml:space="preserve">Shooters</w:t>
-      </w:r>
-      <w:r>
-        <w:t xml:space="preserve">”</w:t>
-      </w:r>
-      <w:r>
-        <w:t xml:space="preserve"> </w:t>
-      </w:r>
-      <w:r>
-        <w:t xml:space="preserve">are Sharpshooters and Stretch Bigs. The 10% smaller window for non-shooters applies to jump shots only, not layups or free throws.</w:t>
-      </w:r>
-    </w:p>
-    <w:p>
-      <w:pPr>
-        <w:numPr>
-          <w:ilvl w:val="1"/>
-          <w:numId w:val="1107"/>
-        </w:numPr>
-        <w:pStyle w:val="Compact"/>
-      </w:pPr>
-      <w:r>
-        <w:t xml:space="preserve">“</w:t>
-      </w:r>
-      <w:r>
-        <w:t xml:space="preserve">Career mode games</w:t>
-      </w:r>
-      <w:r>
-        <w:t xml:space="preserve">”</w:t>
-      </w:r>
-      <w:r>
-        <w:t xml:space="preserve"> </w:t>
-      </w:r>
-      <w:r>
-        <w:t xml:space="preserve">for Icon Legend are Pro Run games, the same as the 80 → 90 climb.</w:t>
-      </w:r>
-    </w:p>
-    <w:p>
-      <w:pPr>
-        <w:numPr>
-          <w:ilvl w:val="1"/>
-          <w:numId w:val="1107"/>
-        </w:numPr>
-        <w:pStyle w:val="Compact"/>
-      </w:pPr>
-      <w:r>
-        <w:t xml:space="preserve">The smothered rule applies to every shot that can be labelled Smothered: jumpers, close shots and layups. Dunks are left to Posterizer and Contact Finisher.</w:t>
-      </w:r>
-    </w:p>
-    <w:p>
-      <w:pPr>
-        <w:numPr>
-          <w:ilvl w:val="1"/>
-          <w:numId w:val="1107"/>
-        </w:numPr>
-        <w:pStyle w:val="Compact"/>
-      </w:pPr>
-      <w:r>
-        <w:t xml:space="preserve">The record scratch also plays for the AI’s green sounds near you.</w:t>
-      </w:r>
-    </w:p>
-    <w:p>
-      <w:pPr>
-        <w:numPr>
-          <w:ilvl w:val="1"/>
-          <w:numId w:val="1107"/>
-        </w:numPr>
-        <w:pStyle w:val="Compact"/>
-      </w:pPr>
-      <w:r>
-        <w:t xml:space="preserve">“</w:t>
-      </w:r>
-      <w:r>
-        <w:t xml:space="preserve">Double apparel</w:t>
-      </w:r>
-      <w:r>
-        <w:t xml:space="preserve">”</w:t>
-      </w:r>
-      <w:r>
-        <w:t xml:space="preserve"> </w:t>
-      </w:r>
-      <w:r>
-        <w:t xml:space="preserve">covers clothing, shoes and accessories (everything you wear); King Tut Cup prizes weren’t doubled.</w:t>
-      </w:r>
-    </w:p>
-    <w:p>
-      <w:pPr>
-        <w:numPr>
-          <w:ilvl w:val="1"/>
-          <w:numId w:val="1107"/>
-        </w:numPr>
-        <w:pStyle w:val="Compact"/>
-      </w:pPr>
-      <w:r>
-        <w:t xml:space="preserve">“</w:t>
-      </w:r>
-      <w:r>
-        <w:t xml:space="preserve">Double the green animations and sounds</w:t>
-      </w:r>
-      <w:r>
-        <w:t xml:space="preserve">”</w:t>
-      </w:r>
-      <w:r>
-        <w:t xml:space="preserve"> </w:t>
-      </w:r>
-      <w:r>
-        <w:t xml:space="preserve">means twice as many of each, counting the King Tut Cup’s (16 → 32 sounds, 14 → 28 effects). The Cup prizes themselves weren’t doubled.</w:t>
-      </w:r>
-    </w:p>
-    <w:p>
-      <w:pPr>
-        <w:numPr>
-          <w:ilvl w:val="1"/>
-          <w:numId w:val="1107"/>
-        </w:numPr>
-        <w:pStyle w:val="Compact"/>
-      </w:pPr>
-      <w:r>
-        <w:t xml:space="preserve">“</w:t>
-      </w:r>
-      <w:r>
-        <w:t xml:space="preserve">Walking without sprint</w:t>
-      </w:r>
-      <w:r>
-        <w:t xml:space="preserve">”</w:t>
-      </w:r>
-      <w:r>
-        <w:t xml:space="preserve"> </w:t>
-      </w:r>
-      <w:r>
-        <w:t xml:space="preserve">means any movement without the sprint button. Defensive slides still cost a little; since stamina part 3, hands-up defense on the floor is neutral.</w:t>
-      </w:r>
-    </w:p>
-    <w:p>
-      <w:pPr>
-        <w:numPr>
-          <w:ilvl w:val="1"/>
-          <w:numId w:val="1107"/>
-        </w:numPr>
-        <w:pStyle w:val="Compact"/>
-      </w:pPr>
-      <w:r>
-        <w:t xml:space="preserve">Stamina part 3:</w:t>
-      </w:r>
-      <w:r>
-        <w:t xml:space="preserve"> </w:t>
-      </w:r>
-      <w:r>
-        <w:t xml:space="preserve">“</w:t>
-      </w:r>
-      <w:r>
-        <w:t xml:space="preserve">very minimally positive</w:t>
-      </w:r>
-      <w:r>
-        <w:t xml:space="preserve">”</w:t>
-      </w:r>
-      <w:r>
-        <w:t xml:space="preserve"> </w:t>
-      </w:r>
-      <w:r>
-        <w:t xml:space="preserve">for walking and jogging is a tenth of the old resting rate (so about a thirtieth of the new one). Hands up while</w:t>
+        <w:t xml:space="preserve">Play online with friends (Oct 12)</w:t>
+      </w:r>
+    </w:p>
+    <w:p>
+      <w:pPr>
+        <w:numPr>
+          <w:ilvl w:val="0"/>
+          <w:numId w:val="1111"/>
+        </w:numPr>
+        <w:pStyle w:val="Compact"/>
+      </w:pPr>
+      <w:r>
+        <w:rPr>
+          <w:bCs/>
+          <w:b/>
+        </w:rPr>
+        <w:t xml:space="preserve">A few friends can play together on your PC’s game service:</w:t>
+      </w:r>
+      <w:r>
+        <w:t xml:space="preserve"> </w:t>
+      </w:r>
+      <w:r>
+        <w:t xml:space="preserve">add each other on the social phone, invite each other into a room, and play park games and Pro-Am together, with each other against the AI or against each other with AI teammates, up to 6 people a room. README →</w:t>
       </w:r>
       <w:r>
         <w:t xml:space="preserve"> </w:t>
@@ -10036,37 +10587,29 @@
           <w:iCs/>
           <w:i/>
         </w:rPr>
-        <w:t xml:space="preserve">sliding</w:t>
-      </w:r>
-      <w:r>
-        <w:t xml:space="preserve"> </w:t>
-      </w:r>
-      <w:r>
-        <w:t xml:space="preserve">still costs the slide; only hands up with the feet planted is neutral.</w:t>
-      </w:r>
-    </w:p>
-    <w:p>
-      <w:pPr>
-        <w:numPr>
-          <w:ilvl w:val="1"/>
-          <w:numId w:val="1107"/>
-        </w:numPr>
-        <w:pStyle w:val="Compact"/>
-      </w:pPr>
-      <w:r>
-        <w:t xml:space="preserve">The alley-oop press: the four face buttons are read raw (whatever your context) only while a lob to you is in the air, and that press is used for nothing else, so the shoot button can’t also jump you. The window opens a quarter of the way to the takeoff and closes 0.05 s after it. A mistimed one is 0.22 s late at 40% of the height.</w:t>
-      </w:r>
-    </w:p>
-    <w:p>
-      <w:pPr>
-        <w:numPr>
-          <w:ilvl w:val="1"/>
-          <w:numId w:val="1107"/>
-        </w:numPr>
-        <w:pStyle w:val="Compact"/>
-      </w:pPr>
-      <w:r>
-        <w:t xml:space="preserve">The bad step is drawn at</w:t>
+        <w:t xml:space="preserve">Play online with friends</w:t>
+      </w:r>
+      <w:r>
+        <w:t xml:space="preserve"> </w:t>
+      </w:r>
+      <w:r>
+        <w:t xml:space="preserve">has the step-by-step.</w:t>
+      </w:r>
+    </w:p>
+    <w:p>
+      <w:pPr>
+        <w:numPr>
+          <w:ilvl w:val="0"/>
+          <w:numId w:val="1111"/>
+        </w:numPr>
+        <w:pStyle w:val="Compact"/>
+      </w:pPr>
+      <w:r>
+        <w:rPr>
+          <w:bCs/>
+          <w:b/>
+        </w:rPr>
+        <w:t xml:space="preserve">Hosting:</w:t>
       </w:r>
       <w:r>
         <w:t xml:space="preserve"> </w:t>
@@ -10075,13 +10618,76 @@
         <w:rPr>
           <w:rStyle w:val="VerbatimChar"/>
         </w:rPr>
-        <w:t xml:space="preserve">MISTAKE.rate</w:t>
-      </w:r>
-      <w:r>
-        <w:t xml:space="preserve"> </w:t>
-      </w:r>
-      <w:r>
-        <w:t xml:space="preserve">× (1.3 − skill) per second while the man moves faster than 2 m/s;</w:t>
+        <w:t xml:space="preserve">host.cmd</w:t>
+      </w:r>
+      <w:r>
+        <w:t xml:space="preserve"> </w:t>
+      </w:r>
+      <w:r>
+        <w:t xml:space="preserve">runs the one service everybody plays on (TCP port</w:t>
+      </w:r>
+      <w:r>
+        <w:t xml:space="preserve"> </w:t>
+      </w:r>
+      <w:r>
+        <w:rPr>
+          <w:bCs/>
+          <w:b/>
+        </w:rPr>
+        <w:t xml:space="preserve">8765</w:t>
+      </w:r>
+      <w:r>
+        <w:t xml:space="preserve">, every network interface) with a</w:t>
+      </w:r>
+      <w:r>
+        <w:t xml:space="preserve"> </w:t>
+      </w:r>
+      <w:r>
+        <w:rPr>
+          <w:bCs/>
+          <w:b/>
+        </w:rPr>
+        <w:t xml:space="preserve">join code</w:t>
+      </w:r>
+      <w:r>
+        <w:t xml:space="preserve"> </w:t>
+      </w:r>
+      <w:r>
+        <w:t xml:space="preserve">that new accounts need, and opens your game window (</w:t>
+      </w:r>
+      <w:r>
+        <w:rPr>
+          <w:rStyle w:val="VerbatimChar"/>
+        </w:rPr>
+        <w:t xml:space="preserve">Afterhours16.exe</w:t>
+      </w:r>
+      <w:r>
+        <w:t xml:space="preserve"> </w:t>
+      </w:r>
+      <w:r>
+        <w:t xml:space="preserve">also plays on it while it’s running). Allow Python through the Windows Firewall the first time.</w:t>
+      </w:r>
+    </w:p>
+    <w:p>
+      <w:pPr>
+        <w:numPr>
+          <w:ilvl w:val="0"/>
+          <w:numId w:val="1111"/>
+        </w:numPr>
+        <w:pStyle w:val="Compact"/>
+      </w:pPr>
+      <w:r>
+        <w:rPr>
+          <w:bCs/>
+          <w:b/>
+        </w:rPr>
+        <w:t xml:space="preserve">The port opens itself:</w:t>
+      </w:r>
+      <w:r>
+        <w:t xml:space="preserve"> </w:t>
+      </w:r>
+      <w:r>
+        <w:t xml:space="preserve">the service asks your router to forward TCP 8765 to this PC (UPnP), with a one-hour lease it renews every half hour while you host, and takes it down when you stop (also when you just close the service window). A router that only takes permanent forwards gets one. It reads your public address from the router for host.cmd’s</w:t>
       </w:r>
       <w:r>
         <w:t xml:space="preserve"> </w:t>
@@ -10090,7 +10696,7 @@
         <w:t xml:space="preserve">“</w:t>
       </w:r>
       <w:r>
-        <w:t xml:space="preserve">2.75% more escapes</w:t>
+        <w:t xml:space="preserve">friends open http://…</w:t>
       </w:r>
       <w:r>
         <w:t xml:space="preserve">”</w:t>
@@ -10099,14 +10705,551 @@
         <w:t xml:space="preserve"> </w:t>
       </w:r>
       <w:r>
-        <w:t xml:space="preserve">is relative (7.35% → ~7.55% of guarded dribbling spells end with the handler two metres clear within 1.2 s, in AI park games).</w:t>
-      </w:r>
-    </w:p>
-    <w:p>
-      <w:pPr>
-        <w:numPr>
-          <w:ilvl w:val="1"/>
-          <w:numId w:val="1107"/>
+        <w:t xml:space="preserve">line and your Online tab. When it can’t — UPnP switched off, the port already forwarded to another device (left alone), or another router or the internet provider’s network in front of yours — host.cmd and the Online tab say which in plain words, and port forwarding by hand still works.</w:t>
+      </w:r>
+      <w:r>
+        <w:t xml:space="preserve"> </w:t>
+      </w:r>
+      <w:r>
+        <w:rPr>
+          <w:rStyle w:val="VerbatimChar"/>
+        </w:rPr>
+        <w:t xml:space="preserve">--no-upnp</w:t>
+      </w:r>
+      <w:r>
+        <w:t xml:space="preserve"> </w:t>
+      </w:r>
+      <w:r>
+        <w:t xml:space="preserve">turns it off. Friends need only Chrome or Edge:</w:t>
+      </w:r>
+      <w:r>
+        <w:t xml:space="preserve"> </w:t>
+      </w:r>
+      <w:r>
+        <w:rPr>
+          <w:rStyle w:val="VerbatimChar"/>
+        </w:rPr>
+        <w:t xml:space="preserve">join.cmd</w:t>
+      </w:r>
+      <w:r>
+        <w:t xml:space="preserve"> </w:t>
+      </w:r>
+      <w:r>
+        <w:t xml:space="preserve">asks for your address once and opens the game in its own window, or they open</w:t>
+      </w:r>
+      <w:r>
+        <w:t xml:space="preserve"> </w:t>
+      </w:r>
+      <w:r>
+        <w:rPr>
+          <w:rStyle w:val="VerbatimChar"/>
+        </w:rPr>
+        <w:t xml:space="preserve">http://YOUR-IP:8765/</w:t>
+      </w:r>
+      <w:r>
+        <w:t xml:space="preserve">. The local session stays available only on the host PC.</w:t>
+      </w:r>
+    </w:p>
+    <w:p>
+      <w:pPr>
+        <w:numPr>
+          <w:ilvl w:val="0"/>
+          <w:numId w:val="1111"/>
+        </w:numPr>
+        <w:pStyle w:val="Compact"/>
+      </w:pPr>
+      <w:r>
+        <w:rPr>
+          <w:bCs/>
+          <w:b/>
+        </w:rPr>
+        <w:t xml:space="preserve">Play from your own copy, keep your own save:</w:t>
+      </w:r>
+      <w:r>
+        <w:t xml:space="preserve"> </w:t>
+      </w:r>
+      <w:r>
+        <w:t xml:space="preserve">a friend with his own copy of the game opens the Online tab, types your address and connects. He makes an online account on your game (or signs in), and that’s only his name for playing online: his players, VC, Rep, badges and every game he plays online stay in</w:t>
+      </w:r>
+      <w:r>
+        <w:t xml:space="preserve"> </w:t>
+      </w:r>
+      <w:r>
+        <w:rPr>
+          <w:bCs/>
+          <w:b/>
+        </w:rPr>
+        <w:t xml:space="preserve">his own save</w:t>
+      </w:r>
+      <w:r>
+        <w:t xml:space="preserve">, recorded by his own game like any other game. Only the host opens a port; his game remembers the link and reconnects by itself next time, and</w:t>
+      </w:r>
+      <w:r>
+        <w:t xml:space="preserve"> </w:t>
+      </w:r>
+      <w:r>
+        <w:rPr>
+          <w:bCs/>
+          <w:b/>
+        </w:rPr>
+        <w:t xml:space="preserve">Disconnect</w:t>
+      </w:r>
+      <w:r>
+        <w:t xml:space="preserve"> </w:t>
+      </w:r>
+      <w:r>
+        <w:t xml:space="preserve">takes him back to playing alone. Friends without a copy still come in through</w:t>
+      </w:r>
+      <w:r>
+        <w:t xml:space="preserve"> </w:t>
+      </w:r>
+      <w:r>
+        <w:rPr>
+          <w:rStyle w:val="VerbatimChar"/>
+        </w:rPr>
+        <w:t xml:space="preserve">join.cmd</w:t>
+      </w:r>
+      <w:r>
+        <w:t xml:space="preserve"> </w:t>
+      </w:r>
+      <w:r>
+        <w:t xml:space="preserve">and play on the host’s PC.</w:t>
+      </w:r>
+    </w:p>
+    <w:p>
+      <w:pPr>
+        <w:numPr>
+          <w:ilvl w:val="0"/>
+          <w:numId w:val="1111"/>
+        </w:numPr>
+        <w:pStyle w:val="Compact"/>
+      </w:pPr>
+      <w:r>
+        <w:rPr>
+          <w:bCs/>
+          <w:b/>
+        </w:rPr>
+        <w:t xml:space="preserve">The version check:</w:t>
+      </w:r>
+      <w:r>
+        <w:t xml:space="preserve"> </w:t>
+      </w:r>
+      <w:r>
+        <w:t xml:space="preserve">every screen runs the same simulation, so everyone needs the same game. Each copy works out a fingerprint of its game files (the client code, the catalog, the venues and the event schedule; Windows and Linux line endings hash the same). The host’s game refuses a different one as soon as it connects, and his Online tab says so with both versions. host.cmd prints the host’s version to hand out.</w:t>
+      </w:r>
+    </w:p>
+    <w:p>
+      <w:pPr>
+        <w:numPr>
+          <w:ilvl w:val="0"/>
+          <w:numId w:val="1111"/>
+        </w:numPr>
+        <w:pStyle w:val="Compact"/>
+      </w:pPr>
+      <w:r>
+        <w:rPr>
+          <w:bCs/>
+          <w:b/>
+        </w:rPr>
+        <w:t xml:space="preserve">The social phone’s new Online tab:</w:t>
+      </w:r>
+      <w:r>
+        <w:t xml:space="preserve"> </w:t>
+      </w:r>
+      <w:r>
+        <w:t xml:space="preserve">real players on this service. Friend requests by username (sent, incoming, accept, decline, remove), who’s online and where (in the menus, at which park, in a game),</w:t>
+      </w:r>
+      <w:r>
+        <w:t xml:space="preserve"> </w:t>
+      </w:r>
+      <w:r>
+        <w:rPr>
+          <w:bCs/>
+          <w:b/>
+        </w:rPr>
+        <w:t xml:space="preserve">Invite</w:t>
+      </w:r>
+      <w:r>
+        <w:t xml:space="preserve"> </w:t>
+      </w:r>
+      <w:r>
+        <w:t xml:space="preserve">and</w:t>
+      </w:r>
+      <w:r>
+        <w:t xml:space="preserve"> </w:t>
+      </w:r>
+      <w:r>
+        <w:rPr>
+          <w:bCs/>
+          <w:b/>
+        </w:rPr>
+        <w:t xml:space="preserve">Join</w:t>
+      </w:r>
+      <w:r>
+        <w:t xml:space="preserve">. An invite pops up wherever the friend is, and joining takes him to your park. Room members see each other walking around the park with their usernames overhead.</w:t>
+      </w:r>
+    </w:p>
+    <w:p>
+      <w:pPr>
+        <w:numPr>
+          <w:ilvl w:val="0"/>
+          <w:numId w:val="1111"/>
+        </w:numPr>
+        <w:pStyle w:val="Compact"/>
+      </w:pPr>
+      <w:r>
+        <w:rPr>
+          <w:bCs/>
+          <w:b/>
+        </w:rPr>
+        <w:t xml:space="preserve">The room:</w:t>
+      </w:r>
+      <w:r>
+        <w:t xml:space="preserve"> </w:t>
+      </w:r>
+      <w:r>
+        <w:t xml:space="preserve">the host picks a</w:t>
+      </w:r>
+      <w:r>
+        <w:t xml:space="preserve"> </w:t>
+      </w:r>
+      <w:r>
+        <w:rPr>
+          <w:bCs/>
+          <w:b/>
+        </w:rPr>
+        <w:t xml:space="preserve">park game</w:t>
+      </w:r>
+      <w:r>
+        <w:t xml:space="preserve"> </w:t>
+      </w:r>
+      <w:r>
+        <w:t xml:space="preserve">on any court at his park (1v1 / 2v2 / 3v3, half or full court, to 11, 15 or 21; the event park’s ante-up included) or</w:t>
+      </w:r>
+      <w:r>
+        <w:t xml:space="preserve"> </w:t>
+      </w:r>
+      <w:r>
+        <w:rPr>
+          <w:bCs/>
+          <w:b/>
+        </w:rPr>
+        <w:t xml:space="preserve">Pro-Am 5v5</w:t>
+      </w:r>
+      <w:r>
+        <w:t xml:space="preserve"> </w:t>
+      </w:r>
+      <w:r>
+        <w:t xml:space="preserve">in the arena in his team’s colours (2-, 3- or 5-minute quarters),</w:t>
+      </w:r>
+      <w:r>
+        <w:t xml:space="preserve"> </w:t>
+      </w:r>
+      <w:r>
+        <w:rPr>
+          <w:bCs/>
+          <w:b/>
+        </w:rPr>
+        <w:t xml:space="preserve">Together vs the AI</w:t>
+      </w:r>
+      <w:r>
+        <w:t xml:space="preserve"> </w:t>
+      </w:r>
+      <w:r>
+        <w:t xml:space="preserve">or</w:t>
+      </w:r>
+      <w:r>
+        <w:t xml:space="preserve"> </w:t>
+      </w:r>
+      <w:r>
+        <w:rPr>
+          <w:bCs/>
+          <w:b/>
+        </w:rPr>
+        <w:t xml:space="preserve">Against each other</w:t>
+      </w:r>
+      <w:r>
+        <w:t xml:space="preserve">, and starts it once everyone is at the park and free. AI players from the host’s park fill the other spots. Everyone goes back to the park after the game. Your rings are gold, the other people’s blue (with you) or red (against you), with their usernames over them.</w:t>
+      </w:r>
+    </w:p>
+    <w:p>
+      <w:pPr>
+        <w:numPr>
+          <w:ilvl w:val="0"/>
+          <w:numId w:val="1111"/>
+        </w:numPr>
+        <w:pStyle w:val="Compact"/>
+      </w:pPr>
+      <w:r>
+        <w:rPr>
+          <w:bCs/>
+          <w:b/>
+        </w:rPr>
+        <w:t xml:space="preserve">Every screen simulates the same game in lockstep:</w:t>
+      </w:r>
+      <w:r>
+        <w:t xml:space="preserve"> </w:t>
+      </w:r>
+      <w:r>
+        <w:t xml:space="preserve">the same setup, and every player’s input for each 1/60 s tick, sent a few ticks ahead (3 on a LAN, more when someone is far away, from the measured round trips) and passed on by the service in order.</w:t>
+      </w:r>
+      <w:r>
+        <w:t xml:space="preserve"> </w:t>
+      </w:r>
+      <w:r>
+        <w:rPr>
+          <w:bCs/>
+          <w:b/>
+        </w:rPr>
+        <w:t xml:space="preserve">Releases are graded at the moment you let go on your screen</w:t>
+      </w:r>
+      <w:r>
+        <w:t xml:space="preserve">, so the input delay doesn’t move your green window. The alley-oop button counts the same way. A slow connection pauses the game for a moment (</w:t>
+      </w:r>
+      <w:r>
+        <w:rPr>
+          <w:bCs/>
+          <w:b/>
+        </w:rPr>
+        <w:t xml:space="preserve">Waiting for…</w:t>
+      </w:r>
+      <w:r>
+        <w:t xml:space="preserve">), and the screens compare a check of the game state every two seconds and warn if they ever differ. Online, auto-play, slow motion and the team intros are off, and pausing only stops your own input. Leaving or losing the connection hands your player to the AI on everyone’s screen from the same tick, and it’s a forfeit for you.</w:t>
+      </w:r>
+    </w:p>
+    <w:p>
+      <w:pPr>
+        <w:numPr>
+          <w:ilvl w:val="0"/>
+          <w:numId w:val="1111"/>
+        </w:numPr>
+        <w:pStyle w:val="Compact"/>
+      </w:pPr>
+      <w:r>
+        <w:rPr>
+          <w:bCs/>
+          <w:b/>
+        </w:rPr>
+        <w:t xml:space="preserve">Results:</w:t>
+      </w:r>
+      <w:r>
+        <w:t xml:space="preserve"> </w:t>
+      </w:r>
+      <w:r>
+        <w:t xml:space="preserve">each player’s game counts through his own ticket, exactly like a single-player park or Pro-Am game (VC, Rep, badges, streaks, crew XP, the event’s ante-up). When the service can’t issue one (no Pro-Am team, an ante you can’t cover), you play it for fun and the results screen says so.</w:t>
+      </w:r>
+    </w:p>
+    <w:p>
+      <w:pPr>
+        <w:numPr>
+          <w:ilvl w:val="0"/>
+          <w:numId w:val="1111"/>
+        </w:numPr>
+        <w:pStyle w:val="Compact"/>
+      </w:pPr>
+      <w:r>
+        <w:rPr>
+          <w:bCs/>
+          <w:b/>
+        </w:rPr>
+        <w:t xml:space="preserve">Under the hood:</w:t>
+      </w:r>
+      <w:r>
+        <w:t xml:space="preserve"> </w:t>
+      </w:r>
+      <w:r>
+        <w:t xml:space="preserve">the service gained a standard-library WebSocket (</w:t>
+      </w:r>
+      <w:r>
+        <w:rPr>
+          <w:rStyle w:val="VerbatimChar"/>
+        </w:rPr>
+        <w:t xml:space="preserve">/api/ws</w:t>
+      </w:r>
+      <w:r>
+        <w:t xml:space="preserve">,</w:t>
+      </w:r>
+      <w:r>
+        <w:t xml:space="preserve"> </w:t>
+      </w:r>
+      <w:r>
+        <w:rPr>
+          <w:rStyle w:val="VerbatimChar"/>
+        </w:rPr>
+        <w:t xml:space="preserve">server/online.py</w:t>
+      </w:r>
+      <w:r>
+        <w:t xml:space="preserve">: presence, invites, rooms and the input relay), friend endpoints (</w:t>
+      </w:r>
+      <w:r>
+        <w:rPr>
+          <w:rStyle w:val="VerbatimChar"/>
+        </w:rPr>
+        <w:t xml:space="preserve">/api/online</w:t>
+      </w:r>
+      <w:r>
+        <w:t xml:space="preserve">,</w:t>
+      </w:r>
+      <w:r>
+        <w:t xml:space="preserve"> </w:t>
+      </w:r>
+      <w:r>
+        <w:rPr>
+          <w:rStyle w:val="VerbatimChar"/>
+        </w:rPr>
+        <w:t xml:space="preserve">/api/online/friend</w:t>
+      </w:r>
+      <w:r>
+        <w:t xml:space="preserve">), and two new tables (</w:t>
+      </w:r>
+      <w:r>
+        <w:rPr>
+          <w:rStyle w:val="VerbatimChar"/>
+        </w:rPr>
+        <w:t xml:space="preserve">online_friends</w:t>
+      </w:r>
+      <w:r>
+        <w:t xml:space="preserve">, migration 009;</w:t>
+      </w:r>
+      <w:r>
+        <w:t xml:space="preserve"> </w:t>
+      </w:r>
+      <w:r>
+        <w:rPr>
+          <w:rStyle w:val="VerbatimChar"/>
+        </w:rPr>
+        <w:t xml:space="preserve">hub_links</w:t>
+      </w:r>
+      <w:r>
+        <w:t xml:space="preserve">, migration 010: which hosted game each of your accounts plays online through). A game from another copy signs in on the socket itself (its page is on its own PC, so no cookie of the host’s crosses over): the version first, then a saved token or the online account. Friend requests go over the socket. Your save upgrades by itself.</w:t>
+      </w:r>
+    </w:p>
+    <w:bookmarkEnd w:id="83"/>
+    <w:bookmarkStart w:id="84" w:name="under-the-hood-quick-patch"/>
+    <w:p>
+      <w:pPr>
+        <w:pStyle w:val="Heading2"/>
+      </w:pPr>
+      <w:r>
+        <w:t xml:space="preserve">Under the hood (quick patch)</w:t>
+      </w:r>
+    </w:p>
+    <w:p>
+      <w:pPr>
+        <w:numPr>
+          <w:ilvl w:val="0"/>
+          <w:numId w:val="1112"/>
+        </w:numPr>
+        <w:pStyle w:val="Compact"/>
+      </w:pPr>
+      <w:r>
+        <w:rPr>
+          <w:bCs/>
+          <w:b/>
+        </w:rPr>
+        <w:t xml:space="preserve">Tests:</w:t>
+      </w:r>
+      <w:r>
+        <w:t xml:space="preserve"> </w:t>
+      </w:r>
+      <w:r>
+        <w:t xml:space="preserve">211 game tests and 59 service tests pass (the rule book:</w:t>
+      </w:r>
+      <w:r>
+        <w:t xml:space="preserve"> </w:t>
+      </w:r>
+      <w:r>
+        <w:rPr>
+          <w:rStyle w:val="VerbatimChar"/>
+        </w:rPr>
+        <w:t xml:space="preserve">tests/v0475qp10.test.mjs</w:t>
+      </w:r>
+      <w:r>
+        <w:t xml:space="preserve">, 7; the Jungle Ballers:</w:t>
+      </w:r>
+      <w:r>
+        <w:t xml:space="preserve"> </w:t>
+      </w:r>
+      <w:r>
+        <w:rPr>
+          <w:rStyle w:val="VerbatimChar"/>
+        </w:rPr>
+        <w:t xml:space="preserve">tests/v0475qp11.test.mjs</w:t>
+      </w:r>
+      <w:r>
+        <w:t xml:space="preserve">, 7, and two service tests for the schedule and the Jungle’s ante-ups and prizes; post moves, the Event Park hall, volume, wide-open layups, online lockstep and the own-copy socket:</w:t>
+      </w:r>
+      <w:r>
+        <w:t xml:space="preserve"> </w:t>
+      </w:r>
+      <w:r>
+        <w:rPr>
+          <w:rStyle w:val="VerbatimChar"/>
+        </w:rPr>
+        <w:t xml:space="preserve">tests/v0475qp12.test.mjs</w:t>
+      </w:r>
+      <w:r>
+        <w:t xml:space="preserve">, 14; online friends, the join code, rooms, the relay, own-copy sign-in, links and the build fingerprint:</w:t>
+      </w:r>
+      <w:r>
+        <w:t xml:space="preserve"> </w:t>
+      </w:r>
+      <w:r>
+        <w:rPr>
+          <w:rStyle w:val="VerbatimChar"/>
+        </w:rPr>
+        <w:t xml:space="preserve">tests/test_online.py</w:t>
+      </w:r>
+      <w:r>
+        <w:t xml:space="preserve">, 7; the router opening the port, against a fake router:</w:t>
+      </w:r>
+      <w:r>
+        <w:t xml:space="preserve"> </w:t>
+      </w:r>
+      <w:r>
+        <w:rPr>
+          <w:rStyle w:val="VerbatimChar"/>
+        </w:rPr>
+        <w:t xml:space="preserve">tests/test_upnp.py</w:t>
+      </w:r>
+      <w:r>
+        <w:t xml:space="preserve">, 7). Online play was also run end to end in two browsers on one hosted service: friends, an invite, a room, a 2v2 park game against each other to the end, a rematch together, and one player dropping out mid-game. A Pro-Am game was run the same way. Then from</w:t>
+      </w:r>
+      <w:r>
+        <w:t xml:space="preserve"> </w:t>
+      </w:r>
+      <w:r>
+        <w:rPr>
+          <w:bCs/>
+          <w:b/>
+        </w:rPr>
+        <w:t xml:space="preserve">two separate games and saves</w:t>
+      </w:r>
+      <w:r>
+        <w:t xml:space="preserve">: the friend’s own game linked to the host’s, made his online account, played a 2v2 against the host with his own build, and the result went into his own save (the host’s save has no players or games for him); his game reconnected by itself after a restart, and a copy with one changed file was turned away with both versions shown. The two screens’ state checks matched every time. The new ones cover non-shooter windows, smothered shots, the record scratch, repeat moves, diagonal moves, the straps being drawn, the apparel counts, dunk variety, the windmill and Eastbay paths, celebrations (input and clipping), reach-in contact, the AI staying in bounds, the D-pad fallback, Icon Legend, the green release counts and what each sound is made of, the AI’s reaction times, stamina and the line beside the grade.</w:t>
+      </w:r>
+    </w:p>
+    <w:p>
+      <w:pPr>
+        <w:numPr>
+          <w:ilvl w:val="0"/>
+          <w:numId w:val="1112"/>
+        </w:numPr>
+        <w:pStyle w:val="Compact"/>
+      </w:pPr>
+      <w:r>
+        <w:rPr>
+          <w:bCs/>
+          <w:b/>
+        </w:rPr>
+        <w:t xml:space="preserve">Judgment calls I made without asking:</w:t>
+      </w:r>
+    </w:p>
+    <w:p>
+      <w:pPr>
+        <w:numPr>
+          <w:ilvl w:val="1"/>
+          <w:numId w:val="1113"/>
         </w:numPr>
         <w:pStyle w:val="Compact"/>
       </w:pPr>
@@ -10114,7 +11257,7 @@
         <w:t xml:space="preserve">“</w:t>
       </w:r>
       <w:r>
-        <w:t xml:space="preserve">True to scale</w:t>
+        <w:t xml:space="preserve">Shooters</w:t>
       </w:r>
       <w:r>
         <w:t xml:space="preserve">”</w:t>
@@ -10123,7 +11266,157 @@
         <w:t xml:space="preserve"> </w:t>
       </w:r>
       <w:r>
-        <w:t xml:space="preserve">was taken to mean the model’s standing height and wingspan; the standing</w:t>
+        <w:t xml:space="preserve">are Sharpshooters and Stretch Bigs. The 10% smaller window for non-shooters applies to jump shots only, not layups or free throws.</w:t>
+      </w:r>
+    </w:p>
+    <w:p>
+      <w:pPr>
+        <w:numPr>
+          <w:ilvl w:val="1"/>
+          <w:numId w:val="1113"/>
+        </w:numPr>
+        <w:pStyle w:val="Compact"/>
+      </w:pPr>
+      <w:r>
+        <w:t xml:space="preserve">“</w:t>
+      </w:r>
+      <w:r>
+        <w:t xml:space="preserve">Career mode games</w:t>
+      </w:r>
+      <w:r>
+        <w:t xml:space="preserve">”</w:t>
+      </w:r>
+      <w:r>
+        <w:t xml:space="preserve"> </w:t>
+      </w:r>
+      <w:r>
+        <w:t xml:space="preserve">for Icon Legend are Pro Run games, the same as the 80 → 90 climb.</w:t>
+      </w:r>
+    </w:p>
+    <w:p>
+      <w:pPr>
+        <w:numPr>
+          <w:ilvl w:val="1"/>
+          <w:numId w:val="1113"/>
+        </w:numPr>
+        <w:pStyle w:val="Compact"/>
+      </w:pPr>
+      <w:r>
+        <w:t xml:space="preserve">The smothered rule applies to every shot that can be labelled Smothered: jumpers, close shots and layups. Dunks are left to Posterizer and Contact Finisher.</w:t>
+      </w:r>
+    </w:p>
+    <w:p>
+      <w:pPr>
+        <w:numPr>
+          <w:ilvl w:val="1"/>
+          <w:numId w:val="1113"/>
+        </w:numPr>
+        <w:pStyle w:val="Compact"/>
+      </w:pPr>
+      <w:r>
+        <w:t xml:space="preserve">The record scratch also plays for the AI’s green sounds near you.</w:t>
+      </w:r>
+    </w:p>
+    <w:p>
+      <w:pPr>
+        <w:numPr>
+          <w:ilvl w:val="1"/>
+          <w:numId w:val="1113"/>
+        </w:numPr>
+        <w:pStyle w:val="Compact"/>
+      </w:pPr>
+      <w:r>
+        <w:t xml:space="preserve">“</w:t>
+      </w:r>
+      <w:r>
+        <w:t xml:space="preserve">Double apparel</w:t>
+      </w:r>
+      <w:r>
+        <w:t xml:space="preserve">”</w:t>
+      </w:r>
+      <w:r>
+        <w:t xml:space="preserve"> </w:t>
+      </w:r>
+      <w:r>
+        <w:t xml:space="preserve">covers clothing, shoes and accessories (everything you wear); King Tut Cup prizes weren’t doubled.</w:t>
+      </w:r>
+    </w:p>
+    <w:p>
+      <w:pPr>
+        <w:numPr>
+          <w:ilvl w:val="1"/>
+          <w:numId w:val="1113"/>
+        </w:numPr>
+        <w:pStyle w:val="Compact"/>
+      </w:pPr>
+      <w:r>
+        <w:t xml:space="preserve">“</w:t>
+      </w:r>
+      <w:r>
+        <w:t xml:space="preserve">Double the green animations and sounds</w:t>
+      </w:r>
+      <w:r>
+        <w:t xml:space="preserve">”</w:t>
+      </w:r>
+      <w:r>
+        <w:t xml:space="preserve"> </w:t>
+      </w:r>
+      <w:r>
+        <w:t xml:space="preserve">means twice as many of each, counting the King Tut Cup’s (16 → 32 sounds, 14 → 28 effects). The Cup prizes themselves weren’t doubled.</w:t>
+      </w:r>
+    </w:p>
+    <w:p>
+      <w:pPr>
+        <w:numPr>
+          <w:ilvl w:val="1"/>
+          <w:numId w:val="1113"/>
+        </w:numPr>
+        <w:pStyle w:val="Compact"/>
+      </w:pPr>
+      <w:r>
+        <w:t xml:space="preserve">“</w:t>
+      </w:r>
+      <w:r>
+        <w:t xml:space="preserve">Walking without sprint</w:t>
+      </w:r>
+      <w:r>
+        <w:t xml:space="preserve">”</w:t>
+      </w:r>
+      <w:r>
+        <w:t xml:space="preserve"> </w:t>
+      </w:r>
+      <w:r>
+        <w:t xml:space="preserve">means any movement without the sprint button. Defensive slides still cost a little; since stamina part 3, hands-up defense on the floor is neutral.</w:t>
+      </w:r>
+    </w:p>
+    <w:p>
+      <w:pPr>
+        <w:numPr>
+          <w:ilvl w:val="1"/>
+          <w:numId w:val="1113"/>
+        </w:numPr>
+        <w:pStyle w:val="Compact"/>
+      </w:pPr>
+      <w:r>
+        <w:t xml:space="preserve">Stamina part 3:</w:t>
+      </w:r>
+      <w:r>
+        <w:t xml:space="preserve"> </w:t>
+      </w:r>
+      <w:r>
+        <w:t xml:space="preserve">“</w:t>
+      </w:r>
+      <w:r>
+        <w:t xml:space="preserve">very minimally positive</w:t>
+      </w:r>
+      <w:r>
+        <w:t xml:space="preserve">”</w:t>
+      </w:r>
+      <w:r>
+        <w:t xml:space="preserve"> </w:t>
+      </w:r>
+      <w:r>
+        <w:t xml:space="preserve">for walking and jogging is a tenth of the old resting rate (so about a thirtieth of the new one). Hands up while</w:t>
       </w:r>
       <w:r>
         <w:t xml:space="preserve"> </w:t>
@@ -10133,6 +11426,103 @@
           <w:iCs/>
           <w:i/>
         </w:rPr>
+        <w:t xml:space="preserve">sliding</w:t>
+      </w:r>
+      <w:r>
+        <w:t xml:space="preserve"> </w:t>
+      </w:r>
+      <w:r>
+        <w:t xml:space="preserve">still costs the slide; only hands up with the feet planted is neutral.</w:t>
+      </w:r>
+    </w:p>
+    <w:p>
+      <w:pPr>
+        <w:numPr>
+          <w:ilvl w:val="1"/>
+          <w:numId w:val="1113"/>
+        </w:numPr>
+        <w:pStyle w:val="Compact"/>
+      </w:pPr>
+      <w:r>
+        <w:t xml:space="preserve">The alley-oop press: the four face buttons are read raw (whatever your context) only while a lob to you is in the air, and that press is used for nothing else, so the shoot button can’t also jump you. The window opens a quarter of the way to the takeoff and closes 0.05 s after it. A mistimed one is 0.22 s late at 40% of the height.</w:t>
+      </w:r>
+    </w:p>
+    <w:p>
+      <w:pPr>
+        <w:numPr>
+          <w:ilvl w:val="1"/>
+          <w:numId w:val="1113"/>
+        </w:numPr>
+        <w:pStyle w:val="Compact"/>
+      </w:pPr>
+      <w:r>
+        <w:t xml:space="preserve">The bad step is drawn at</w:t>
+      </w:r>
+      <w:r>
+        <w:t xml:space="preserve"> </w:t>
+      </w:r>
+      <w:r>
+        <w:rPr>
+          <w:rStyle w:val="VerbatimChar"/>
+        </w:rPr>
+        <w:t xml:space="preserve">MISTAKE.rate</w:t>
+      </w:r>
+      <w:r>
+        <w:t xml:space="preserve"> </w:t>
+      </w:r>
+      <w:r>
+        <w:t xml:space="preserve">× (1.3 − skill) per second while the man moves faster than 2 m/s;</w:t>
+      </w:r>
+      <w:r>
+        <w:t xml:space="preserve"> </w:t>
+      </w:r>
+      <w:r>
+        <w:t xml:space="preserve">“</w:t>
+      </w:r>
+      <w:r>
+        <w:t xml:space="preserve">2.75% more escapes</w:t>
+      </w:r>
+      <w:r>
+        <w:t xml:space="preserve">”</w:t>
+      </w:r>
+      <w:r>
+        <w:t xml:space="preserve"> </w:t>
+      </w:r>
+      <w:r>
+        <w:t xml:space="preserve">is relative (7.35% → ~7.55% of guarded dribbling spells end with the handler two metres clear within 1.2 s, in AI park games).</w:t>
+      </w:r>
+    </w:p>
+    <w:p>
+      <w:pPr>
+        <w:numPr>
+          <w:ilvl w:val="1"/>
+          <w:numId w:val="1113"/>
+        </w:numPr>
+        <w:pStyle w:val="Compact"/>
+      </w:pPr>
+      <w:r>
+        <w:t xml:space="preserve">“</w:t>
+      </w:r>
+      <w:r>
+        <w:t xml:space="preserve">True to scale</w:t>
+      </w:r>
+      <w:r>
+        <w:t xml:space="preserve">”</w:t>
+      </w:r>
+      <w:r>
+        <w:t xml:space="preserve"> </w:t>
+      </w:r>
+      <w:r>
+        <w:t xml:space="preserve">was taken to mean the model’s standing height and wingspan; the standing</w:t>
+      </w:r>
+      <w:r>
+        <w:t xml:space="preserve"> </w:t>
+      </w:r>
+      <w:r>
+        <w:rPr>
+          <w:iCs/>
+          <w:i/>
+        </w:rPr>
         <w:t xml:space="preserve">reach</w:t>
       </w:r>
       <w:r>
@@ -10146,7 +11536,7 @@
       <w:pPr>
         <w:numPr>
           <w:ilvl w:val="1"/>
-          <w:numId w:val="1107"/>
+          <w:numId w:val="1113"/>
         </w:numPr>
         <w:pStyle w:val="Compact"/>
       </w:pPr>
@@ -10176,7 +11566,7 @@
       <w:pPr>
         <w:numPr>
           <w:ilvl w:val="1"/>
-          <w:numId w:val="1107"/>
+          <w:numId w:val="1113"/>
         </w:numPr>
         <w:pStyle w:val="Compact"/>
       </w:pPr>
@@ -10184,8 +11574,152 @@
         <w:t xml:space="preserve">The faster AI reactions apply to every AI player: teammates, opponents and your own player on auto-play.</w:t>
       </w:r>
     </w:p>
-    <w:bookmarkEnd w:id="79"/>
-    <w:bookmarkEnd w:id="80"/>
+    <w:p>
+      <w:pPr>
+        <w:numPr>
+          <w:ilvl w:val="1"/>
+          <w:numId w:val="1113"/>
+        </w:numPr>
+        <w:pStyle w:val="Compact"/>
+      </w:pPr>
+      <w:r>
+        <w:t xml:space="preserve">Post moves:</w:t>
+      </w:r>
+      <w:r>
+        <w:t xml:space="preserve"> </w:t>
+      </w:r>
+      <w:r>
+        <w:t xml:space="preserve">“</w:t>
+      </w:r>
+      <w:r>
+        <w:t xml:space="preserve">holding L2</w:t>
+      </w:r>
+      <w:r>
+        <w:t xml:space="preserve">”</w:t>
+      </w:r>
+      <w:r>
+        <w:t xml:space="preserve"> </w:t>
+      </w:r>
+      <w:r>
+        <w:t xml:space="preserve">is the post-up trigger (LT on Xbox, X / right mouse on the keyboard); the right stick calls the moves only while it’s held, so dribble moves are unchanged. The ten packages are two per tier over five tiers, priced and gated like the Block Packages (Post Control, a tier easier for 6’11” and up, a tier harder for 6’1” and under).</w:t>
+      </w:r>
+    </w:p>
+    <w:p>
+      <w:pPr>
+        <w:numPr>
+          <w:ilvl w:val="1"/>
+          <w:numId w:val="1113"/>
+        </w:numPr>
+        <w:pStyle w:val="Compact"/>
+      </w:pPr>
+      <w:r>
+        <w:t xml:space="preserve">Wide-open means 10% guarded or less (the shot feedback’s</w:t>
+      </w:r>
+      <w:r>
+        <w:t xml:space="preserve"> </w:t>
+      </w:r>
+      <w:r>
+        <w:t xml:space="preserve">“</w:t>
+      </w:r>
+      <w:r>
+        <w:t xml:space="preserve">Wide open</w:t>
+      </w:r>
+      <w:r>
+        <w:t xml:space="preserve">”</w:t>
+      </w:r>
+      <w:r>
+        <w:t xml:space="preserve">).</w:t>
+      </w:r>
+    </w:p>
+    <w:p>
+      <w:pPr>
+        <w:numPr>
+          <w:ilvl w:val="1"/>
+          <w:numId w:val="1113"/>
+        </w:numPr>
+        <w:pStyle w:val="Compact"/>
+      </w:pPr>
+      <w:r>
+        <w:t xml:space="preserve">The Event Park hall sits east of the Crew HQ, between the next two lamps, on every park including the event park (where it’s the Home Park hall). It doesn’t open during your own game.</w:t>
+      </w:r>
+    </w:p>
+    <w:p>
+      <w:pPr>
+        <w:numPr>
+          <w:ilvl w:val="1"/>
+          <w:numId w:val="1113"/>
+        </w:numPr>
+        <w:pStyle w:val="Compact"/>
+      </w:pPr>
+      <w:r>
+        <w:t xml:space="preserve">Volume: the curve exponent is 2.4; saved sliders were converted once (v → v^(1/2.4), to the nearest notch) so nothing got noticeably quieter or louder on its own.</w:t>
+      </w:r>
+    </w:p>
+    <w:p>
+      <w:pPr>
+        <w:numPr>
+          <w:ilvl w:val="1"/>
+          <w:numId w:val="1113"/>
+        </w:numPr>
+        <w:pStyle w:val="Compact"/>
+      </w:pPr>
+      <w:r>
+        <w:t xml:space="preserve">UPnP: tried on every</w:t>
+      </w:r>
+      <w:r>
+        <w:t xml:space="preserve"> </w:t>
+      </w:r>
+      <w:r>
+        <w:rPr>
+          <w:rStyle w:val="VerbatimChar"/>
+        </w:rPr>
+        <w:t xml:space="preserve">--online</w:t>
+      </w:r>
+      <w:r>
+        <w:t xml:space="preserve"> </w:t>
+      </w:r>
+      <w:r>
+        <w:t xml:space="preserve">start unless</w:t>
+      </w:r>
+      <w:r>
+        <w:t xml:space="preserve"> </w:t>
+      </w:r>
+      <w:r>
+        <w:rPr>
+          <w:rStyle w:val="VerbatimChar"/>
+        </w:rPr>
+        <w:t xml:space="preserve">--no-upnp</w:t>
+      </w:r>
+      <w:r>
+        <w:t xml:space="preserve">; a port already forwarded to another device is never taken over; the lease is an hour (permanent only when the router insists).</w:t>
+      </w:r>
+    </w:p>
+    <w:p>
+      <w:pPr>
+        <w:numPr>
+          <w:ilvl w:val="1"/>
+          <w:numId w:val="1113"/>
+        </w:numPr>
+        <w:pStyle w:val="Compact"/>
+      </w:pPr>
+      <w:r>
+        <w:t xml:space="preserve">Own copies: the online account lives on the host (it’s only a name and a password there); the link and its token live in the friend’s own save, so a different browser profile or start.cmd still finds it. A page from the friend’s own PC (http://127.0.0.1 or localhost, any port) may connect to the host’s socket; any other website can’t.</w:t>
+      </w:r>
+    </w:p>
+    <w:p>
+      <w:pPr>
+        <w:numPr>
+          <w:ilvl w:val="1"/>
+          <w:numId w:val="1113"/>
+        </w:numPr>
+        <w:pStyle w:val="Compact"/>
+      </w:pPr>
+      <w:r>
+        <w:t xml:space="preserve">Online: port 8765 (the game’s own), TCP only; a join code rather than an open sign-up; the host’s AI fills the empty spots; one room per player, up to 6; boosts play and are used up as in any game. Rewards come from each player’s own ticket, so the service checks every result like a single-player one. Crew HQ runs and the Pro Run stay single-player.</w:t>
+      </w:r>
+    </w:p>
+    <w:bookmarkEnd w:id="84"/>
+    <w:bookmarkEnd w:id="85"/>
     <w:sectPr/>
   </w:body>
 </w:document>
@@ -10690,6 +12224,24 @@
     <w:abstractNumId w:val="991"/>
   </w:num>
   <w:num w:numId="1107">
+    <w:abstractNumId w:val="991"/>
+  </w:num>
+  <w:num w:numId="1108">
+    <w:abstractNumId w:val="991"/>
+  </w:num>
+  <w:num w:numId="1109">
+    <w:abstractNumId w:val="991"/>
+  </w:num>
+  <w:num w:numId="1110">
+    <w:abstractNumId w:val="991"/>
+  </w:num>
+  <w:num w:numId="1111">
+    <w:abstractNumId w:val="991"/>
+  </w:num>
+  <w:num w:numId="1112">
+    <w:abstractNumId w:val="991"/>
+  </w:num>
+  <w:num w:numId="1113">
     <w:abstractNumId w:val="991"/>
   </w:num>
 </w:numbering>

--- a/PATCH_NOTES_v0.4.7.5.docx
+++ b/PATCH_NOTES_v0.4.7.5.docx
@@ -10571,13 +10571,77 @@
           <w:bCs/>
           <w:b/>
         </w:rPr>
-        <w:t xml:space="preserve">A few friends can play together on your PC’s game service:</w:t>
-      </w:r>
-      <w:r>
-        <w:t xml:space="preserve"> </w:t>
-      </w:r>
-      <w:r>
-        <w:t xml:space="preserve">add each other on the social phone, invite each other into a room, and play park games and Pro-Am together, with each other against the AI or against each other with AI teammates, up to 6 people a room. README →</w:t>
+        <w:t xml:space="preserve">Friends play together in the game itself (no rooms):</w:t>
+      </w:r>
+      <w:r>
+        <w:t xml:space="preserve"> </w:t>
+      </w:r>
+      <w:r>
+        <w:t xml:space="preserve">one PC hosts and connects everyone; each friend plays from his own copy and save. Everyone at the same park sees the others walk around, call Got Next, hold courts and play; friends make</w:t>
+      </w:r>
+      <w:r>
+        <w:t xml:space="preserve"> </w:t>
+      </w:r>
+      <w:r>
+        <w:rPr>
+          <w:bCs/>
+          <w:b/>
+        </w:rPr>
+        <w:t xml:space="preserve">squads</w:t>
+      </w:r>
+      <w:r>
+        <w:t xml:space="preserve"> </w:t>
+      </w:r>
+      <w:r>
+        <w:t xml:space="preserve">that go everywhere together, run</w:t>
+      </w:r>
+      <w:r>
+        <w:t xml:space="preserve"> </w:t>
+      </w:r>
+      <w:r>
+        <w:rPr>
+          <w:bCs/>
+          <w:b/>
+        </w:rPr>
+        <w:t xml:space="preserve">Pro-Am</w:t>
+      </w:r>
+      <w:r>
+        <w:t xml:space="preserve"> </w:t>
+      </w:r>
+      <w:r>
+        <w:t xml:space="preserve">as one team or challenge each other’s squads, play in each other’s</w:t>
+      </w:r>
+      <w:r>
+        <w:t xml:space="preserve"> </w:t>
+      </w:r>
+      <w:r>
+        <w:rPr>
+          <w:bCs/>
+          <w:b/>
+        </w:rPr>
+        <w:t xml:space="preserve">crews</w:t>
+      </w:r>
+      <w:r>
+        <w:t xml:space="preserve"> </w:t>
+      </w:r>
+      <w:r>
+        <w:t xml:space="preserve">and run 5-on-5 in the Crew HQ, and</w:t>
+      </w:r>
+      <w:r>
+        <w:t xml:space="preserve"> </w:t>
+      </w:r>
+      <w:r>
+        <w:rPr>
+          <w:bCs/>
+          <w:b/>
+        </w:rPr>
+        <w:t xml:space="preserve">watch</w:t>
+      </w:r>
+      <w:r>
+        <w:t xml:space="preserve"> </w:t>
+      </w:r>
+      <w:r>
+        <w:t xml:space="preserve">each other’s games from the sideline. README →</w:t>
       </w:r>
       <w:r>
         <w:t xml:space="preserve"> </w:t>
@@ -10851,23 +10915,52 @@
           <w:bCs/>
           <w:b/>
         </w:rPr>
-        <w:t xml:space="preserve">The social phone’s new Online tab:</w:t>
-      </w:r>
-      <w:r>
-        <w:t xml:space="preserve"> </w:t>
-      </w:r>
-      <w:r>
-        <w:t xml:space="preserve">real players on this service. Friend requests by username (sent, incoming, accept, decline, remove), who’s online and where (in the menus, at which park, in a game),</w:t>
-      </w:r>
-      <w:r>
-        <w:t xml:space="preserve"> </w:t>
-      </w:r>
-      <w:r>
-        <w:rPr>
-          <w:bCs/>
-          <w:b/>
-        </w:rPr>
-        <w:t xml:space="preserve">Invite</w:t>
+        <w:t xml:space="preserve">The social phone’s Online tab:</w:t>
+      </w:r>
+      <w:r>
+        <w:t xml:space="preserve"> </w:t>
+      </w:r>
+      <w:r>
+        <w:t xml:space="preserve">real players on the hosted game. Friend requests by username (sent, incoming, accept, decline, remove), who’s online and where (in the menus, at which park or Crew HQ, in a game), and on each friend the things to do together:</w:t>
+      </w:r>
+      <w:r>
+        <w:t xml:space="preserve"> </w:t>
+      </w:r>
+      <w:r>
+        <w:rPr>
+          <w:bCs/>
+          <w:b/>
+        </w:rPr>
+        <w:t xml:space="preserve">Squad</w:t>
+      </w:r>
+      <w:r>
+        <w:t xml:space="preserve">,</w:t>
+      </w:r>
+      <w:r>
+        <w:t xml:space="preserve"> </w:t>
+      </w:r>
+      <w:r>
+        <w:rPr>
+          <w:bCs/>
+          <w:b/>
+        </w:rPr>
+        <w:t xml:space="preserve">Pro-Am</w:t>
+      </w:r>
+      <w:r>
+        <w:t xml:space="preserve"> </w:t>
+      </w:r>
+      <w:r>
+        <w:t xml:space="preserve">(a challenge),</w:t>
+      </w:r>
+      <w:r>
+        <w:t xml:space="preserve"> </w:t>
+      </w:r>
+      <w:r>
+        <w:rPr>
+          <w:bCs/>
+          <w:b/>
+        </w:rPr>
+        <w:t xml:space="preserve">Crew</w:t>
       </w:r>
       <w:r>
         <w:t xml:space="preserve"> </w:t>
@@ -10883,10 +10976,13 @@
           <w:bCs/>
           <w:b/>
         </w:rPr>
-        <w:t xml:space="preserve">Join</w:t>
-      </w:r>
-      <w:r>
-        <w:t xml:space="preserve">. An invite pops up wherever the friend is, and joining takes him to your park. Room members see each other walking around the park with their usernames overhead.</w:t>
+        <w:t xml:space="preserve">Go</w:t>
+      </w:r>
+      <w:r>
+        <w:t xml:space="preserve"> </w:t>
+      </w:r>
+      <w:r>
+        <w:t xml:space="preserve">(to his park). Your squad and your online crew are on top, with leave and kick. Squad, Pro-Am challenge and crew invites pop up wherever the friend is.</w:t>
       </w:r>
     </w:p>
     <w:p>
@@ -10902,74 +10998,42 @@
           <w:bCs/>
           <w:b/>
         </w:rPr>
-        <w:t xml:space="preserve">The room:</w:t>
-      </w:r>
-      <w:r>
-        <w:t xml:space="preserve"> </w:t>
-      </w:r>
-      <w:r>
-        <w:t xml:space="preserve">the host picks a</w:t>
-      </w:r>
-      <w:r>
-        <w:t xml:space="preserve"> </w:t>
-      </w:r>
-      <w:r>
-        <w:rPr>
-          <w:bCs/>
-          <w:b/>
-        </w:rPr>
-        <w:t xml:space="preserve">park game</w:t>
-      </w:r>
-      <w:r>
-        <w:t xml:space="preserve"> </w:t>
-      </w:r>
-      <w:r>
-        <w:t xml:space="preserve">on any court at his park (1v1 / 2v2 / 3v3, half or full court, to 11, 15 or 21; the event park’s ante-up included) or</w:t>
-      </w:r>
-      <w:r>
-        <w:t xml:space="preserve"> </w:t>
-      </w:r>
-      <w:r>
-        <w:rPr>
-          <w:bCs/>
-          <w:b/>
-        </w:rPr>
-        <w:t xml:space="preserve">Pro-Am 5v5</w:t>
-      </w:r>
-      <w:r>
-        <w:t xml:space="preserve"> </w:t>
-      </w:r>
-      <w:r>
-        <w:t xml:space="preserve">in the arena in his team’s colours (2-, 3- or 5-minute quarters),</w:t>
-      </w:r>
-      <w:r>
-        <w:t xml:space="preserve"> </w:t>
-      </w:r>
-      <w:r>
-        <w:rPr>
-          <w:bCs/>
-          <w:b/>
-        </w:rPr>
-        <w:t xml:space="preserve">Together vs the AI</w:t>
-      </w:r>
-      <w:r>
-        <w:t xml:space="preserve"> </w:t>
-      </w:r>
-      <w:r>
-        <w:t xml:space="preserve">or</w:t>
-      </w:r>
-      <w:r>
-        <w:t xml:space="preserve"> </w:t>
-      </w:r>
-      <w:r>
-        <w:rPr>
-          <w:bCs/>
-          <w:b/>
-        </w:rPr>
-        <w:t xml:space="preserve">Against each other</w:t>
-      </w:r>
-      <w:r>
-        <w:t xml:space="preserve">, and starts it once everyone is at the park and free. AI players from the host’s park fill the other spots. Everyone goes back to the park after the game. Your rings are gold, the other people’s blue (with you) or red (against you), with their usernames over them.</w:t>
+        <w:t xml:space="preserve">The park, shared:</w:t>
+      </w:r>
+      <w:r>
+        <w:t xml:space="preserve"> </w:t>
+      </w:r>
+      <w:r>
+        <w:t xml:space="preserve">the people at the same park see each other walking around (usernames overhead; your squad’s in gold), each other’s</w:t>
+      </w:r>
+      <w:r>
+        <w:t xml:space="preserve"> </w:t>
+      </w:r>
+      <w:r>
+        <w:rPr>
+          <w:bCs/>
+          <w:b/>
+        </w:rPr>
+        <w:t xml:space="preserve">Got Next</w:t>
+      </w:r>
+      <w:r>
+        <w:t xml:space="preserve"> </w:t>
+      </w:r>
+      <w:r>
+        <w:t xml:space="preserve">claims on the courts’ spots, the courts they hold (</w:t>
+      </w:r>
+      <w:r>
+        <w:rPr>
+          <w:bCs/>
+          <w:b/>
+        </w:rPr>
+        <w:t xml:space="preserve">KINGS</w:t>
+      </w:r>
+      <w:r>
+        <w:t xml:space="preserve"> </w:t>
+      </w:r>
+      <w:r>
+        <w:t xml:space="preserve">and their names) and their games, live on the court. The court overview and the tags over the courts show it all.</w:t>
       </w:r>
     </w:p>
     <w:p>
@@ -10985,6 +11049,235 @@
           <w:bCs/>
           <w:b/>
         </w:rPr>
+        <w:t xml:space="preserve">Squads</w:t>
+      </w:r>
+      <w:r>
+        <w:t xml:space="preserve"> </w:t>
+      </w:r>
+      <w:r>
+        <w:t xml:space="preserve">of up to 5 friends: the leader calls Got Next for the squad (his friends on it count as teammates; park-goers fill the rest), starts Pro-Am, and the others follow him from park to park (a busy one is told where the squad went). A squad shows on his friends’ lists.</w:t>
+      </w:r>
+    </w:p>
+    <w:p>
+      <w:pPr>
+        <w:numPr>
+          <w:ilvl w:val="0"/>
+          <w:numId w:val="1111"/>
+        </w:numPr>
+        <w:pStyle w:val="Compact"/>
+      </w:pPr>
+      <w:r>
+        <w:rPr>
+          <w:bCs/>
+          <w:b/>
+        </w:rPr>
+        <w:t xml:space="preserve">Got Next with real squads:</w:t>
+      </w:r>
+      <w:r>
+        <w:t xml:space="preserve"> </w:t>
+      </w:r>
+      <w:r>
+        <w:t xml:space="preserve">two real squads on a court’s two spots play each other; the one that called it first sets the game up as soon as the court is theirs. A real squad against the AI plays whoever holds the court, as always.</w:t>
+      </w:r>
+      <w:r>
+        <w:t xml:space="preserve"> </w:t>
+      </w:r>
+      <w:r>
+        <w:rPr>
+          <w:bCs/>
+          <w:b/>
+        </w:rPr>
+        <w:t xml:space="preserve">Winners stay on:</w:t>
+      </w:r>
+      <w:r>
+        <w:t xml:space="preserve"> </w:t>
+      </w:r>
+      <w:r>
+        <w:t xml:space="preserve">the people who won hold the court, and their leader gets</w:t>
+      </w:r>
+      <w:r>
+        <w:t xml:space="preserve"> </w:t>
+      </w:r>
+      <w:r>
+        <w:rPr>
+          <w:bCs/>
+          <w:b/>
+        </w:rPr>
+        <w:t xml:space="preserve">Run it back</w:t>
+      </w:r>
+      <w:r>
+        <w:t xml:space="preserve"> </w:t>
+      </w:r>
+      <w:r>
+        <w:t xml:space="preserve">(against the next squad with next on it, real or the park’s) or</w:t>
+      </w:r>
+      <w:r>
+        <w:t xml:space="preserve"> </w:t>
+      </w:r>
+      <w:r>
+        <w:rPr>
+          <w:bCs/>
+          <w:b/>
+        </w:rPr>
+        <w:t xml:space="preserve">Leave court</w:t>
+      </w:r>
+      <w:r>
+        <w:t xml:space="preserve">; his squad mates can stay with him or leave. If the AI wins, the court is the park’s again. With nobody else at the park your games are your own, as before, and the court still shows as in use (with its score) to anyone who walks in.</w:t>
+      </w:r>
+    </w:p>
+    <w:p>
+      <w:pPr>
+        <w:numPr>
+          <w:ilvl w:val="0"/>
+          <w:numId w:val="1111"/>
+        </w:numPr>
+        <w:pStyle w:val="Compact"/>
+      </w:pPr>
+      <w:r>
+        <w:rPr>
+          <w:bCs/>
+          <w:b/>
+        </w:rPr>
+        <w:t xml:space="preserve">Watching games:</w:t>
+      </w:r>
+      <w:r>
+        <w:t xml:space="preserve"> </w:t>
+      </w:r>
+      <w:r>
+        <w:t xml:space="preserve">every game real people play at a park (or a Crew HQ) is on the court for everyone there: the same game as on the players’ screens, from their inputs as they come. Arrive in its first minute and it catches up from the start; later, the court shows its live score.</w:t>
+      </w:r>
+    </w:p>
+    <w:p>
+      <w:pPr>
+        <w:numPr>
+          <w:ilvl w:val="0"/>
+          <w:numId w:val="1111"/>
+        </w:numPr>
+        <w:pStyle w:val="Compact"/>
+      </w:pPr>
+      <w:r>
+        <w:rPr>
+          <w:bCs/>
+          <w:b/>
+        </w:rPr>
+        <w:t xml:space="preserve">Pro-Am with real squads:</w:t>
+      </w:r>
+      <w:r>
+        <w:t xml:space="preserve"> </w:t>
+      </w:r>
+      <w:r>
+        <w:t xml:space="preserve">the leader’s</w:t>
+      </w:r>
+      <w:r>
+        <w:t xml:space="preserve"> </w:t>
+      </w:r>
+      <w:r>
+        <w:rPr>
+          <w:bCs/>
+          <w:b/>
+        </w:rPr>
+        <w:t xml:space="preserve">Play Pro-Am game</w:t>
+      </w:r>
+      <w:r>
+        <w:t xml:space="preserve"> </w:t>
+      </w:r>
+      <w:r>
+        <w:t xml:space="preserve">takes the whole squad to the arena as one team in his team’s colours (open spots: his squad mates from his park, then regulars by position). A</w:t>
+      </w:r>
+      <w:r>
+        <w:t xml:space="preserve"> </w:t>
+      </w:r>
+      <w:r>
+        <w:rPr>
+          <w:bCs/>
+          <w:b/>
+        </w:rPr>
+        <w:t xml:space="preserve">Pro-Am challenge</w:t>
+      </w:r>
+      <w:r>
+        <w:t xml:space="preserve"> </w:t>
+      </w:r>
+      <w:r>
+        <w:t xml:space="preserve">to a friend goes to his squad’s leader; when he accepts, both squads play each other. A player without a Pro-Am team gets one made for him, so the game counts.</w:t>
+      </w:r>
+    </w:p>
+    <w:p>
+      <w:pPr>
+        <w:numPr>
+          <w:ilvl w:val="0"/>
+          <w:numId w:val="1111"/>
+        </w:numPr>
+        <w:pStyle w:val="Compact"/>
+      </w:pPr>
+      <w:r>
+        <w:rPr>
+          <w:bCs/>
+          <w:b/>
+        </w:rPr>
+        <w:t xml:space="preserve">Online crews:</w:t>
+      </w:r>
+      <w:r>
+        <w:t xml:space="preserve"> </w:t>
+      </w:r>
+      <w:r>
+        <w:rPr>
+          <w:bCs/>
+          <w:b/>
+        </w:rPr>
+        <w:t xml:space="preserve">Bring the crew online</w:t>
+      </w:r>
+      <w:r>
+        <w:t xml:space="preserve"> </w:t>
+      </w:r>
+      <w:r>
+        <w:t xml:space="preserve">(Online tab) and invite friends into it. Its members’ games (park, Pro-Am, events) add crew XP to it, the same share of their Rep as your own games (doubled when crew mates play on the same side, for them and for you), and your game collects it into your save whenever you’re online. The</w:t>
+      </w:r>
+      <w:r>
+        <w:t xml:space="preserve"> </w:t>
+      </w:r>
+      <w:r>
+        <w:rPr>
+          <w:bCs/>
+          <w:b/>
+        </w:rPr>
+        <w:t xml:space="preserve">Crew HQ</w:t>
+      </w:r>
+      <w:r>
+        <w:t xml:space="preserve"> </w:t>
+      </w:r>
+      <w:r>
+        <w:t xml:space="preserve">door takes them to its HQ, where crew members meet, shoot around and run</w:t>
+      </w:r>
+      <w:r>
+        <w:t xml:space="preserve"> </w:t>
+      </w:r>
+      <w:r>
+        <w:rPr>
+          <w:bCs/>
+          <w:b/>
+        </w:rPr>
+        <w:t xml:space="preserve">5-on-5</w:t>
+      </w:r>
+      <w:r>
+        <w:t xml:space="preserve"> </w:t>
+      </w:r>
+      <w:r>
+        <w:t xml:space="preserve">from the scorer’s table: together against the next ones on, or against each other (your AI members who are on and regulars fill in). Crew runs stay practice.</w:t>
+      </w:r>
+    </w:p>
+    <w:p>
+      <w:pPr>
+        <w:numPr>
+          <w:ilvl w:val="0"/>
+          <w:numId w:val="1111"/>
+        </w:numPr>
+        <w:pStyle w:val="Compact"/>
+      </w:pPr>
+      <w:r>
+        <w:rPr>
+          <w:bCs/>
+          <w:b/>
+        </w:rPr>
         <w:t xml:space="preserve">Every screen simulates the same game in lockstep:</w:t>
       </w:r>
       <w:r>
@@ -11036,7 +11329,7 @@
         <w:t xml:space="preserve"> </w:t>
       </w:r>
       <w:r>
-        <w:t xml:space="preserve">each player’s game counts through his own ticket, exactly like a single-player park or Pro-Am game (VC, Rep, badges, streaks, crew XP, the event’s ante-up). When the service can’t issue one (no Pro-Am team, an ante you can’t cover), you play it for fun and the results screen says so.</w:t>
+        <w:t xml:space="preserve">each player’s game counts through his own ticket, exactly like a single-player park or Pro-Am game (VC, Rep, badges, streaks, crew XP, the event’s ante-up). When the service can’t issue one (an ante you can’t cover), you play it for fun and the results screen says so.</w:t>
       </w:r>
     </w:p>
     <w:p>
@@ -11079,7 +11372,7 @@
         <w:t xml:space="preserve">server/online.py</w:t>
       </w:r>
       <w:r>
-        <w:t xml:space="preserve">: presence, invites, rooms and the input relay), friend endpoints (</w:t>
+        <w:t xml:space="preserve">: presence, places (parks and Crew HQs), squads, Got Next claims, kings and courts in use, Pro-Am challenges, online crews, the input relay and watching), friend endpoints (</w:t>
       </w:r>
       <w:r>
         <w:rPr>
@@ -11100,7 +11393,7 @@
         <w:t xml:space="preserve">/api/online/friend</w:t>
       </w:r>
       <w:r>
-        <w:t xml:space="preserve">), and two new tables (</w:t>
+        <w:t xml:space="preserve">), and four new tables (</w:t>
       </w:r>
       <w:r>
         <w:rPr>
@@ -11121,7 +11414,34 @@
         <w:t xml:space="preserve">hub_links</w:t>
       </w:r>
       <w:r>
-        <w:t xml:space="preserve">, migration 010: which hosted game each of your accounts plays online through). A game from another copy signs in on the socket itself (its page is on its own PC, so no cookie of the host’s crosses over): the version first, then a saved token or the online account. Friend requests go over the socket. Your save upgrades by itself.</w:t>
+        <w:t xml:space="preserve">, migration 010: which hosted game each of your accounts plays online through;</w:t>
+      </w:r>
+      <w:r>
+        <w:t xml:space="preserve"> </w:t>
+      </w:r>
+      <w:r>
+        <w:rPr>
+          <w:rStyle w:val="VerbatimChar"/>
+        </w:rPr>
+        <w:t xml:space="preserve">online_crews</w:t>
+      </w:r>
+      <w:r>
+        <w:t xml:space="preserve"> </w:t>
+      </w:r>
+      <w:r>
+        <w:t xml:space="preserve">and</w:t>
+      </w:r>
+      <w:r>
+        <w:t xml:space="preserve"> </w:t>
+      </w:r>
+      <w:r>
+        <w:rPr>
+          <w:rStyle w:val="VerbatimChar"/>
+        </w:rPr>
+        <w:t xml:space="preserve">online_crew_members</w:t>
+      </w:r>
+      <w:r>
+        <w:t xml:space="preserve">, migration 011). A game from another copy signs in on the socket itself (its page is on its own PC, so no cookie of the host’s crosses over): the version first, then a saved token or the online account. Friend requests go over the socket. Your save upgrades by itself.</w:t>
       </w:r>
     </w:p>
     <w:bookmarkEnd w:id="83"/>
@@ -11153,7 +11473,7 @@
         <w:t xml:space="preserve"> </w:t>
       </w:r>
       <w:r>
-        <w:t xml:space="preserve">211 game tests and 59 service tests pass (the rule book:</w:t>
+        <w:t xml:space="preserve">216 game tests and 61 service tests pass (the rule book:</w:t>
       </w:r>
       <w:r>
         <w:t xml:space="preserve"> </w:t>
@@ -11189,7 +11509,7 @@
         <w:t xml:space="preserve">tests/v0475qp12.test.mjs</w:t>
       </w:r>
       <w:r>
-        <w:t xml:space="preserve">, 14; online friends, the join code, rooms, the relay, own-copy sign-in, links and the build fingerprint:</w:t>
+        <w:t xml:space="preserve">, 14; online friends, the join code, the park’s people, squads, claims, kings, watching, Pro-Am challenges, online crews, own-copy sign-in, links and the build fingerprint:</w:t>
       </w:r>
       <w:r>
         <w:t xml:space="preserve"> </w:t>
@@ -11201,7 +11521,7 @@
         <w:t xml:space="preserve">tests/test_online.py</w:t>
       </w:r>
       <w:r>
-        <w:t xml:space="preserve">, 7; the router opening the port, against a fake router:</w:t>
+        <w:t xml:space="preserve">, 9; the online park, squads, setups, watching and crew XP:</w:t>
       </w:r>
       <w:r>
         <w:t xml:space="preserve"> </w:t>
@@ -11210,10 +11530,22 @@
         <w:rPr>
           <w:rStyle w:val="VerbatimChar"/>
         </w:rPr>
+        <w:t xml:space="preserve">tests/v0475qp13.test.mjs</w:t>
+      </w:r>
+      <w:r>
+        <w:t xml:space="preserve">, 5; the router opening the port, against a fake router:</w:t>
+      </w:r>
+      <w:r>
+        <w:t xml:space="preserve"> </w:t>
+      </w:r>
+      <w:r>
+        <w:rPr>
+          <w:rStyle w:val="VerbatimChar"/>
+        </w:rPr>
         <w:t xml:space="preserve">tests/test_upnp.py</w:t>
       </w:r>
       <w:r>
-        <w:t xml:space="preserve">, 7). Online play was also run end to end in two browsers on one hosted service: friends, an invite, a room, a 2v2 park game against each other to the end, a rematch together, and one player dropping out mid-game. A Pro-Am game was run the same way. Then from</w:t>
+        <w:t xml:space="preserve">, 7). Online play was also run end to end in three browsers on one hosted service: a squad of two calling Got Next on a 2v2 court while the third watched their game from the sideline (the watcher’s game matched the players’ at every check), the squad holding the court, the third calling next on it and the squad’s leader running it back against him (three people in one game); the squad playing Pro-Am together, then a Pro-Am challenge squad against squad; a crew brought online with two friends, a crew run against each other in the HQ with the third walking in late to watch, and a member’s crew XP landing in the founder’s save; a game on your own with someone walking in (the court shown in use with its score, then handed back), and the squad following its leader to another park. Then from</w:t>
       </w:r>
       <w:r>
         <w:t xml:space="preserve"> </w:t>
@@ -11715,7 +12047,49 @@
         <w:pStyle w:val="Compact"/>
       </w:pPr>
       <w:r>
-        <w:t xml:space="preserve">Online: port 8765 (the game’s own), TCP only; a join code rather than an open sign-up; the host’s AI fills the empty spots; one room per player, up to 6; boosts play and are used up as in any game. Rewards come from each player’s own ticket, so the service checks every result like a single-player one. Crew HQ runs and the Pro Run stay single-player.</w:t>
+        <w:t xml:space="preserve">Online: port 8765 (the game’s own), TCP only; a join code rather than an open sign-up; whoever sets a game up fills its empty spots with AI from his own park; squads of up to 5; boosts play and are used up as in any game. Rewards come from each player’s own ticket, so the service checks every result like a single-player one. The Pro Run stays single-player; crew runs online are practice like the rest (no tickets).</w:t>
+      </w:r>
+    </w:p>
+    <w:p>
+      <w:pPr>
+        <w:numPr>
+          <w:ilvl w:val="1"/>
+          <w:numId w:val="1113"/>
+        </w:numPr>
+        <w:pStyle w:val="Compact"/>
+      </w:pPr>
+      <w:r>
+        <w:t xml:space="preserve">Online, the park (part 3):</w:t>
+      </w:r>
+      <w:r>
+        <w:t xml:space="preserve"> </w:t>
+      </w:r>
+      <w:r>
+        <w:t xml:space="preserve">“</w:t>
+      </w:r>
+      <w:r>
+        <w:t xml:space="preserve">real squads</w:t>
+      </w:r>
+      <w:r>
+        <w:t xml:space="preserve">”</w:t>
+      </w:r>
+      <w:r>
+        <w:t xml:space="preserve"> </w:t>
+      </w:r>
+      <w:r>
+        <w:t xml:space="preserve">are squads of real friends (your AI squad still runs with you); the squad leader decides for the squad; a game with anyone else at the park goes through the hosted game so people can watch it (alone, your games stay your own, and the court shows as in use); when two real squads have next on one court, the one that called it first sets the game up; winners who are people hold the court and their squad leader runs it back; late watchers catch up within a game’s first minute (the service keeps that much of its inputs), after that they see the score; squad mates follow their leader to another park only when they’re free to.</w:t>
+      </w:r>
+    </w:p>
+    <w:p>
+      <w:pPr>
+        <w:numPr>
+          <w:ilvl w:val="1"/>
+          <w:numId w:val="1113"/>
+        </w:numPr>
+        <w:pStyle w:val="Compact"/>
+      </w:pPr>
+      <w:r>
+        <w:t xml:space="preserve">Online, Pro-Am and crews (part 3): a Pro-Am challenge goes to the challenged friend’s squad leader; the challenger’s game sets it up; the AI on both sides comes from the challenger’s world. An online crew is the founder’s own crew (from his save); members’ crew XP is worked out like a crew of their own (30% of the game’s Rep × the mode weight, ×2 with crew mates on their side) and waits on the hosted game until the founder’s game collects it. Taking the crew offline puts everyone out of it. In the HQ, the crew run picks sides from who’s there: together (up to five people on one side) or against each other (alternating).</w:t>
       </w:r>
     </w:p>
     <w:bookmarkEnd w:id="84"/>

--- a/PATCH_NOTES_v0.4.7.5.docx
+++ b/PATCH_NOTES_v0.4.7.5.docx
@@ -3526,7 +3526,7 @@
     </w:p>
     <w:bookmarkEnd w:id="41"/>
     <w:bookmarkEnd w:id="42"/>
-    <w:bookmarkStart w:id="85" w:name="quick-patch"/>
+    <w:bookmarkStart w:id="86" w:name="quick-patch"/>
     <w:p>
       <w:pPr>
         <w:pStyle w:val="Heading1"/>
@@ -11445,13 +11445,13 @@
       </w:r>
     </w:p>
     <w:bookmarkEnd w:id="83"/>
-    <w:bookmarkStart w:id="84" w:name="under-the-hood-quick-patch"/>
+    <w:bookmarkStart w:id="84" w:name="your-own-online-server-oct-12"/>
     <w:p>
       <w:pPr>
         <w:pStyle w:val="Heading2"/>
       </w:pPr>
       <w:r>
-        <w:t xml:space="preserve">Under the hood (quick patch)</w:t>
+        <w:t xml:space="preserve">Your own online server (Oct 12)</w:t>
       </w:r>
     </w:p>
     <w:p>
@@ -11467,288 +11467,13 @@
           <w:bCs/>
           <w:b/>
         </w:rPr>
-        <w:t xml:space="preserve">Tests:</w:t>
-      </w:r>
-      <w:r>
-        <w:t xml:space="preserve"> </w:t>
-      </w:r>
-      <w:r>
-        <w:t xml:space="preserve">216 game tests and 61 service tests pass (the rule book:</w:t>
-      </w:r>
-      <w:r>
-        <w:t xml:space="preserve"> </w:t>
-      </w:r>
-      <w:r>
-        <w:rPr>
-          <w:rStyle w:val="VerbatimChar"/>
-        </w:rPr>
-        <w:t xml:space="preserve">tests/v0475qp10.test.mjs</w:t>
-      </w:r>
-      <w:r>
-        <w:t xml:space="preserve">, 7; the Jungle Ballers:</w:t>
-      </w:r>
-      <w:r>
-        <w:t xml:space="preserve"> </w:t>
-      </w:r>
-      <w:r>
-        <w:rPr>
-          <w:rStyle w:val="VerbatimChar"/>
-        </w:rPr>
-        <w:t xml:space="preserve">tests/v0475qp11.test.mjs</w:t>
-      </w:r>
-      <w:r>
-        <w:t xml:space="preserve">, 7, and two service tests for the schedule and the Jungle’s ante-ups and prizes; post moves, the Event Park hall, volume, wide-open layups, online lockstep and the own-copy socket:</w:t>
-      </w:r>
-      <w:r>
-        <w:t xml:space="preserve"> </w:t>
-      </w:r>
-      <w:r>
-        <w:rPr>
-          <w:rStyle w:val="VerbatimChar"/>
-        </w:rPr>
-        <w:t xml:space="preserve">tests/v0475qp12.test.mjs</w:t>
-      </w:r>
-      <w:r>
-        <w:t xml:space="preserve">, 14; online friends, the join code, the park’s people, squads, claims, kings, watching, Pro-Am challenges, online crews, own-copy sign-in, links and the build fingerprint:</w:t>
-      </w:r>
-      <w:r>
-        <w:t xml:space="preserve"> </w:t>
-      </w:r>
-      <w:r>
-        <w:rPr>
-          <w:rStyle w:val="VerbatimChar"/>
-        </w:rPr>
-        <w:t xml:space="preserve">tests/test_online.py</w:t>
-      </w:r>
-      <w:r>
-        <w:t xml:space="preserve">, 9; the online park, squads, setups, watching and crew XP:</w:t>
-      </w:r>
-      <w:r>
-        <w:t xml:space="preserve"> </w:t>
-      </w:r>
-      <w:r>
-        <w:rPr>
-          <w:rStyle w:val="VerbatimChar"/>
-        </w:rPr>
-        <w:t xml:space="preserve">tests/v0475qp13.test.mjs</w:t>
-      </w:r>
-      <w:r>
-        <w:t xml:space="preserve">, 5; the router opening the port, against a fake router:</w:t>
-      </w:r>
-      <w:r>
-        <w:t xml:space="preserve"> </w:t>
-      </w:r>
-      <w:r>
-        <w:rPr>
-          <w:rStyle w:val="VerbatimChar"/>
-        </w:rPr>
-        <w:t xml:space="preserve">tests/test_upnp.py</w:t>
-      </w:r>
-      <w:r>
-        <w:t xml:space="preserve">, 7). Online play was also run end to end in three browsers on one hosted service: a squad of two calling Got Next on a 2v2 court while the third watched their game from the sideline (the watcher’s game matched the players’ at every check), the squad holding the court, the third calling next on it and the squad’s leader running it back against him (three people in one game); the squad playing Pro-Am together, then a Pro-Am challenge squad against squad; a crew brought online with two friends, a crew run against each other in the HQ with the third walking in late to watch, and a member’s crew XP landing in the founder’s save; a game on your own with someone walking in (the court shown in use with its score, then handed back), and the squad following its leader to another park. Then from</w:t>
-      </w:r>
-      <w:r>
-        <w:t xml:space="preserve"> </w:t>
-      </w:r>
-      <w:r>
-        <w:rPr>
-          <w:bCs/>
-          <w:b/>
-        </w:rPr>
-        <w:t xml:space="preserve">two separate games and saves</w:t>
-      </w:r>
-      <w:r>
-        <w:t xml:space="preserve">: the friend’s own game linked to the host’s, made his online account, played a 2v2 against the host with his own build, and the result went into his own save (the host’s save has no players or games for him); his game reconnected by itself after a restart, and a copy with one changed file was turned away with both versions shown. The two screens’ state checks matched every time. The new ones cover non-shooter windows, smothered shots, the record scratch, repeat moves, diagonal moves, the straps being drawn, the apparel counts, dunk variety, the windmill and Eastbay paths, celebrations (input and clipping), reach-in contact, the AI staying in bounds, the D-pad fallback, Icon Legend, the green release counts and what each sound is made of, the AI’s reaction times, stamina and the line beside the grade.</w:t>
-      </w:r>
-    </w:p>
-    <w:p>
-      <w:pPr>
-        <w:numPr>
-          <w:ilvl w:val="0"/>
-          <w:numId w:val="1112"/>
-        </w:numPr>
-        <w:pStyle w:val="Compact"/>
-      </w:pPr>
-      <w:r>
-        <w:rPr>
-          <w:bCs/>
-          <w:b/>
-        </w:rPr>
-        <w:t xml:space="preserve">Judgment calls I made without asking:</w:t>
-      </w:r>
-    </w:p>
-    <w:p>
-      <w:pPr>
-        <w:numPr>
-          <w:ilvl w:val="1"/>
-          <w:numId w:val="1113"/>
-        </w:numPr>
-        <w:pStyle w:val="Compact"/>
-      </w:pPr>
-      <w:r>
-        <w:t xml:space="preserve">“</w:t>
-      </w:r>
-      <w:r>
-        <w:t xml:space="preserve">Shooters</w:t>
-      </w:r>
-      <w:r>
-        <w:t xml:space="preserve">”</w:t>
-      </w:r>
-      <w:r>
-        <w:t xml:space="preserve"> </w:t>
-      </w:r>
-      <w:r>
-        <w:t xml:space="preserve">are Sharpshooters and Stretch Bigs. The 10% smaller window for non-shooters applies to jump shots only, not layups or free throws.</w:t>
-      </w:r>
-    </w:p>
-    <w:p>
-      <w:pPr>
-        <w:numPr>
-          <w:ilvl w:val="1"/>
-          <w:numId w:val="1113"/>
-        </w:numPr>
-        <w:pStyle w:val="Compact"/>
-      </w:pPr>
-      <w:r>
-        <w:t xml:space="preserve">“</w:t>
-      </w:r>
-      <w:r>
-        <w:t xml:space="preserve">Career mode games</w:t>
-      </w:r>
-      <w:r>
-        <w:t xml:space="preserve">”</w:t>
-      </w:r>
-      <w:r>
-        <w:t xml:space="preserve"> </w:t>
-      </w:r>
-      <w:r>
-        <w:t xml:space="preserve">for Icon Legend are Pro Run games, the same as the 80 → 90 climb.</w:t>
-      </w:r>
-    </w:p>
-    <w:p>
-      <w:pPr>
-        <w:numPr>
-          <w:ilvl w:val="1"/>
-          <w:numId w:val="1113"/>
-        </w:numPr>
-        <w:pStyle w:val="Compact"/>
-      </w:pPr>
-      <w:r>
-        <w:t xml:space="preserve">The smothered rule applies to every shot that can be labelled Smothered: jumpers, close shots and layups. Dunks are left to Posterizer and Contact Finisher.</w:t>
-      </w:r>
-    </w:p>
-    <w:p>
-      <w:pPr>
-        <w:numPr>
-          <w:ilvl w:val="1"/>
-          <w:numId w:val="1113"/>
-        </w:numPr>
-        <w:pStyle w:val="Compact"/>
-      </w:pPr>
-      <w:r>
-        <w:t xml:space="preserve">The record scratch also plays for the AI’s green sounds near you.</w:t>
-      </w:r>
-    </w:p>
-    <w:p>
-      <w:pPr>
-        <w:numPr>
-          <w:ilvl w:val="1"/>
-          <w:numId w:val="1113"/>
-        </w:numPr>
-        <w:pStyle w:val="Compact"/>
-      </w:pPr>
-      <w:r>
-        <w:t xml:space="preserve">“</w:t>
-      </w:r>
-      <w:r>
-        <w:t xml:space="preserve">Double apparel</w:t>
-      </w:r>
-      <w:r>
-        <w:t xml:space="preserve">”</w:t>
-      </w:r>
-      <w:r>
-        <w:t xml:space="preserve"> </w:t>
-      </w:r>
-      <w:r>
-        <w:t xml:space="preserve">covers clothing, shoes and accessories (everything you wear); King Tut Cup prizes weren’t doubled.</w:t>
-      </w:r>
-    </w:p>
-    <w:p>
-      <w:pPr>
-        <w:numPr>
-          <w:ilvl w:val="1"/>
-          <w:numId w:val="1113"/>
-        </w:numPr>
-        <w:pStyle w:val="Compact"/>
-      </w:pPr>
-      <w:r>
-        <w:t xml:space="preserve">“</w:t>
-      </w:r>
-      <w:r>
-        <w:t xml:space="preserve">Double the green animations and sounds</w:t>
-      </w:r>
-      <w:r>
-        <w:t xml:space="preserve">”</w:t>
-      </w:r>
-      <w:r>
-        <w:t xml:space="preserve"> </w:t>
-      </w:r>
-      <w:r>
-        <w:t xml:space="preserve">means twice as many of each, counting the King Tut Cup’s (16 → 32 sounds, 14 → 28 effects). The Cup prizes themselves weren’t doubled.</w:t>
-      </w:r>
-    </w:p>
-    <w:p>
-      <w:pPr>
-        <w:numPr>
-          <w:ilvl w:val="1"/>
-          <w:numId w:val="1113"/>
-        </w:numPr>
-        <w:pStyle w:val="Compact"/>
-      </w:pPr>
-      <w:r>
-        <w:t xml:space="preserve">“</w:t>
-      </w:r>
-      <w:r>
-        <w:t xml:space="preserve">Walking without sprint</w:t>
-      </w:r>
-      <w:r>
-        <w:t xml:space="preserve">”</w:t>
-      </w:r>
-      <w:r>
-        <w:t xml:space="preserve"> </w:t>
-      </w:r>
-      <w:r>
-        <w:t xml:space="preserve">means any movement without the sprint button. Defensive slides still cost a little; since stamina part 3, hands-up defense on the floor is neutral.</w:t>
-      </w:r>
-    </w:p>
-    <w:p>
-      <w:pPr>
-        <w:numPr>
-          <w:ilvl w:val="1"/>
-          <w:numId w:val="1113"/>
-        </w:numPr>
-        <w:pStyle w:val="Compact"/>
-      </w:pPr>
-      <w:r>
-        <w:t xml:space="preserve">Stamina part 3:</w:t>
-      </w:r>
-      <w:r>
-        <w:t xml:space="preserve"> </w:t>
-      </w:r>
-      <w:r>
-        <w:t xml:space="preserve">“</w:t>
-      </w:r>
-      <w:r>
-        <w:t xml:space="preserve">very minimally positive</w:t>
-      </w:r>
-      <w:r>
-        <w:t xml:space="preserve">”</w:t>
-      </w:r>
-      <w:r>
-        <w:t xml:space="preserve"> </w:t>
-      </w:r>
-      <w:r>
-        <w:t xml:space="preserve">for walking and jogging is a tenth of the old resting rate (so about a thirtieth of the new one). Hands up while</w:t>
+        <w:t xml:space="preserve">Host the online game on a rented server instead of your PC:</w:t>
+      </w:r>
+      <w:r>
+        <w:t xml:space="preserve"> </w:t>
+      </w:r>
+      <w:r>
+        <w:t xml:space="preserve">no port forwarding, nothing running at home, and the connection is encrypted. README →</w:t>
       </w:r>
       <w:r>
         <w:t xml:space="preserve"> </w:t>
@@ -11758,61 +11483,652 @@
           <w:iCs/>
           <w:i/>
         </w:rPr>
-        <w:t xml:space="preserve">sliding</w:t>
-      </w:r>
-      <w:r>
-        <w:t xml:space="preserve"> </w:t>
-      </w:r>
-      <w:r>
-        <w:t xml:space="preserve">still costs the slide; only hands up with the feet planted is neutral.</w:t>
-      </w:r>
-    </w:p>
-    <w:p>
-      <w:pPr>
-        <w:numPr>
-          <w:ilvl w:val="1"/>
+        <w:t xml:space="preserve">Host on a server (DigitalOcean)</w:t>
+      </w:r>
+      <w:r>
+        <w:t xml:space="preserve"> </w:t>
+      </w:r>
+      <w:r>
+        <w:t xml:space="preserve">has the steps: make a $6/month Droplet (Ubuntu 24.04), paste</w:t>
+      </w:r>
+      <w:r>
+        <w:t xml:space="preserve"> </w:t>
+      </w:r>
+      <w:r>
+        <w:rPr>
+          <w:rStyle w:val="VerbatimChar"/>
+        </w:rPr>
+        <w:t xml:space="preserve">deploy/digitalocean-startup.sh</w:t>
+      </w:r>
+      <w:r>
+        <w:t xml:space="preserve"> </w:t>
+      </w:r>
+      <w:r>
+        <w:t xml:space="preserve">into its startup script box with your join code, and about 5 minutes later the server is up at an address like</w:t>
+      </w:r>
+      <w:r>
+        <w:t xml:space="preserve"> </w:t>
+      </w:r>
+      <w:r>
+        <w:rPr>
+          <w:rStyle w:val="VerbatimChar"/>
+        </w:rPr>
+        <w:t xml:space="preserve">https://203-0-113-7.sslip.io</w:t>
+      </w:r>
+      <w:r>
+        <w:t xml:space="preserve"> </w:t>
+      </w:r>
+      <w:r>
+        <w:t xml:space="preserve">(made from its IP; a free Let’s Encrypt certificate, renewed by itself).</w:t>
+      </w:r>
+    </w:p>
+    <w:p>
+      <w:pPr>
+        <w:numPr>
+          <w:ilvl w:val="0"/>
+          <w:numId w:val="1112"/>
+        </w:numPr>
+        <w:pStyle w:val="Compact"/>
+      </w:pPr>
+      <w:r>
+        <w:rPr>
+          <w:bCs/>
+          <w:b/>
+        </w:rPr>
+        <w:t xml:space="preserve">Everyone plays from their own copy</w:t>
+      </w:r>
+      <w:r>
+        <w:t xml:space="preserve">, you included: the Online tab takes the server’s</w:t>
+      </w:r>
+      <w:r>
+        <w:t xml:space="preserve"> </w:t>
+      </w:r>
+      <w:r>
+        <w:rPr>
+          <w:rStyle w:val="VerbatimChar"/>
+        </w:rPr>
+        <w:t xml:space="preserve">https://</w:t>
+      </w:r>
+      <w:r>
+        <w:t xml:space="preserve"> </w:t>
+      </w:r>
+      <w:r>
+        <w:t xml:space="preserve">address (Connect), and the game talks to it over an encrypted socket. Friends without a copy use</w:t>
+      </w:r>
+      <w:r>
+        <w:t xml:space="preserve"> </w:t>
+      </w:r>
+      <w:r>
+        <w:rPr>
+          <w:rStyle w:val="VerbatimChar"/>
+        </w:rPr>
+        <w:t xml:space="preserve">join.cmd</w:t>
+      </w:r>
+      <w:r>
+        <w:t xml:space="preserve"> </w:t>
+      </w:r>
+      <w:r>
+        <w:t xml:space="preserve">with the same address (no</w:t>
+      </w:r>
+      <w:r>
+        <w:t xml:space="preserve"> </w:t>
+      </w:r>
+      <w:r>
+        <w:t xml:space="preserve">“</w:t>
+      </w:r>
+      <w:r>
+        <w:t xml:space="preserve">insecure origin</w:t>
+      </w:r>
+      <w:r>
+        <w:t xml:space="preserve">”</w:t>
+      </w:r>
+      <w:r>
+        <w:t xml:space="preserve"> </w:t>
+      </w:r>
+      <w:r>
+        <w:t xml:space="preserve">flag needed: it’s HTTPS).</w:t>
+      </w:r>
+    </w:p>
+    <w:p>
+      <w:pPr>
+        <w:numPr>
+          <w:ilvl w:val="0"/>
+          <w:numId w:val="1112"/>
+        </w:numPr>
+        <w:pStyle w:val="Compact"/>
+      </w:pPr>
+      <w:r>
+        <w:rPr>
+          <w:bCs/>
+          <w:b/>
+        </w:rPr>
+        <w:t xml:space="preserve">The server follows GitHub:</w:t>
+      </w:r>
+      <w:r>
+        <w:t xml:space="preserve"> </w:t>
+      </w:r>
+      <w:r>
+        <w:t xml:space="preserve">every 10 minutes it looks for a new commit and installs it, restarting only when no games are being played, so it always runs the version you pushed. Your friends update their copies the same way as before.</w:t>
+      </w:r>
+    </w:p>
+    <w:p>
+      <w:pPr>
+        <w:numPr>
+          <w:ilvl w:val="0"/>
+          <w:numId w:val="1112"/>
+        </w:numPr>
+        <w:pStyle w:val="Compact"/>
+      </w:pPr>
+      <w:r>
+        <w:rPr>
+          <w:bCs/>
+          <w:b/>
+        </w:rPr>
+        <w:t xml:space="preserve">In the Droplet Console:</w:t>
+      </w:r>
+      <w:r>
+        <w:t xml:space="preserve"> </w:t>
+      </w:r>
+      <w:r>
+        <w:rPr>
+          <w:rStyle w:val="VerbatimChar"/>
+        </w:rPr>
+        <w:t xml:space="preserve">afterhours16 status</w:t>
+      </w:r>
+      <w:r>
+        <w:t xml:space="preserve"> </w:t>
+      </w:r>
+      <w:r>
+        <w:t xml:space="preserve">(the address, the join code, the version, who’s on, whether HTTPS works),</w:t>
+      </w:r>
+      <w:r>
+        <w:t xml:space="preserve"> </w:t>
+      </w:r>
+      <w:r>
+        <w:rPr>
+          <w:rStyle w:val="VerbatimChar"/>
+        </w:rPr>
+        <w:t xml:space="preserve">afterhours16 update</w:t>
+      </w:r>
+      <w:r>
+        <w:t xml:space="preserve">,</w:t>
+      </w:r>
+      <w:r>
+        <w:t xml:space="preserve"> </w:t>
+      </w:r>
+      <w:r>
+        <w:rPr>
+          <w:rStyle w:val="VerbatimChar"/>
+        </w:rPr>
+        <w:t xml:space="preserve">afterhours16 joincode NEWCODE</w:t>
+      </w:r>
+      <w:r>
+        <w:t xml:space="preserve">,</w:t>
+      </w:r>
+      <w:r>
+        <w:t xml:space="preserve"> </w:t>
+      </w:r>
+      <w:r>
+        <w:rPr>
+          <w:rStyle w:val="VerbatimChar"/>
+        </w:rPr>
+        <w:t xml:space="preserve">afterhours16 autoupdate on|off</w:t>
+      </w:r>
+      <w:r>
+        <w:t xml:space="preserve">,</w:t>
+      </w:r>
+      <w:r>
+        <w:t xml:space="preserve"> </w:t>
+      </w:r>
+      <w:r>
+        <w:rPr>
+          <w:rStyle w:val="VerbatimChar"/>
+        </w:rPr>
+        <w:t xml:space="preserve">afterhours16 logs</w:t>
+      </w:r>
+      <w:r>
+        <w:t xml:space="preserve">,</w:t>
+      </w:r>
+      <w:r>
+        <w:t xml:space="preserve"> </w:t>
+      </w:r>
+      <w:r>
+        <w:rPr>
+          <w:rStyle w:val="VerbatimChar"/>
+        </w:rPr>
+        <w:t xml:space="preserve">afterhours16 restart</w:t>
+      </w:r>
+      <w:r>
+        <w:t xml:space="preserve">,</w:t>
+      </w:r>
+      <w:r>
+        <w:t xml:space="preserve"> </w:t>
+      </w:r>
+      <w:r>
+        <w:rPr>
+          <w:rStyle w:val="VerbatimChar"/>
+        </w:rPr>
+        <w:t xml:space="preserve">afterhours16 backup</w:t>
+      </w:r>
+      <w:r>
+        <w:t xml:space="preserve"> </w:t>
+      </w:r>
+      <w:r>
+        <w:t xml:space="preserve">(and a backup every night, the last 14 kept).</w:t>
+      </w:r>
+    </w:p>
+    <w:p>
+      <w:pPr>
+        <w:numPr>
+          <w:ilvl w:val="0"/>
+          <w:numId w:val="1112"/>
+        </w:numPr>
+        <w:pStyle w:val="Compact"/>
+      </w:pPr>
+      <w:r>
+        <w:rPr>
+          <w:bCs/>
+          <w:b/>
+        </w:rPr>
+        <w:t xml:space="preserve">Under the hood:</w:t>
+      </w:r>
+      <w:r>
+        <w:t xml:space="preserve"> </w:t>
+      </w:r>
+      <w:r>
+        <w:rPr>
+          <w:rStyle w:val="VerbatimChar"/>
+        </w:rPr>
+        <w:t xml:space="preserve">python3 -m server.app --server</w:t>
+      </w:r>
+      <w:r>
+        <w:t xml:space="preserve"> </w:t>
+      </w:r>
+      <w:r>
+        <w:t xml:space="preserve">runs the service for a server: on the machine itself only (Caddy in front passes the players’ addresses on in X-Forwarded-For, believed only from the machine itself), no local session, no UPnP, secure cookies,</w:t>
+      </w:r>
+      <w:r>
+        <w:t xml:space="preserve"> </w:t>
+      </w:r>
+      <w:r>
+        <w:rPr>
+          <w:rStyle w:val="VerbatimChar"/>
+        </w:rPr>
+        <w:t xml:space="preserve">--public-url</w:t>
+      </w:r>
+      <w:r>
+        <w:t xml:space="preserve">;</w:t>
+      </w:r>
+      <w:r>
+        <w:t xml:space="preserve"> </w:t>
+      </w:r>
+      <w:r>
+        <w:rPr>
+          <w:rStyle w:val="VerbatimChar"/>
+        </w:rPr>
+        <w:t xml:space="preserve">/api/hosting.txt</w:t>
+      </w:r>
+      <w:r>
+        <w:t xml:space="preserve"> </w:t>
+      </w:r>
+      <w:r>
+        <w:t xml:space="preserve">adds</w:t>
+      </w:r>
+      <w:r>
+        <w:t xml:space="preserve"> </w:t>
+      </w:r>
+      <w:r>
+        <w:rPr>
+          <w:rStyle w:val="VerbatimChar"/>
+        </w:rPr>
+        <w:t xml:space="preserve">SERVER</w:t>
+      </w:r>
+      <w:r>
+        <w:t xml:space="preserve">,</w:t>
+      </w:r>
+      <w:r>
+        <w:t xml:space="preserve"> </w:t>
+      </w:r>
+      <w:r>
+        <w:rPr>
+          <w:rStyle w:val="VerbatimChar"/>
+        </w:rPr>
+        <w:t xml:space="preserve">ONLINE</w:t>
+      </w:r>
+      <w:r>
+        <w:t xml:space="preserve"> </w:t>
+      </w:r>
+      <w:r>
+        <w:t xml:space="preserve">and</w:t>
+      </w:r>
+      <w:r>
+        <w:t xml:space="preserve"> </w:t>
+      </w:r>
+      <w:r>
+        <w:rPr>
+          <w:rStyle w:val="VerbatimChar"/>
+        </w:rPr>
+        <w:t xml:space="preserve">GAMES</w:t>
+      </w:r>
+      <w:r>
+        <w:t xml:space="preserve"> </w:t>
+      </w:r>
+      <w:r>
+        <w:t xml:space="preserve">lines for the server’s scripts. A saved link can be an</w:t>
+      </w:r>
+      <w:r>
+        <w:t xml:space="preserve"> </w:t>
+      </w:r>
+      <w:r>
+        <w:rPr>
+          <w:rStyle w:val="VerbatimChar"/>
+        </w:rPr>
+        <w:t xml:space="preserve">https://</w:t>
+      </w:r>
+      <w:r>
+        <w:t xml:space="preserve"> </w:t>
+      </w:r>
+      <w:r>
+        <w:t xml:space="preserve">address (its socket is</w:t>
+      </w:r>
+      <w:r>
+        <w:t xml:space="preserve"> </w:t>
+      </w:r>
+      <w:r>
+        <w:rPr>
+          <w:rStyle w:val="VerbatimChar"/>
+        </w:rPr>
+        <w:t xml:space="preserve">wss://</w:t>
+      </w:r>
+      <w:r>
+        <w:t xml:space="preserve">, and the page’s security policy allows it).</w:t>
+      </w:r>
+      <w:r>
+        <w:t xml:space="preserve"> </w:t>
+      </w:r>
+      <w:r>
+        <w:rPr>
+          <w:rStyle w:val="VerbatimChar"/>
+        </w:rPr>
+        <w:t xml:space="preserve">deploy/install.sh</w:t>
+      </w:r>
+      <w:r>
+        <w:t xml:space="preserve"> </w:t>
+      </w:r>
+      <w:r>
+        <w:t xml:space="preserve">(Ubuntu 24.04, safe to run again) installs Caddy from its own repository, a 1 GB swap file on small machines, the game as its own user, the systemd units (</w:t>
+      </w:r>
+      <w:r>
+        <w:rPr>
+          <w:rStyle w:val="VerbatimChar"/>
+        </w:rPr>
+        <w:t xml:space="preserve">deploy/systemd</w:t>
+      </w:r>
+      <w:r>
+        <w:t xml:space="preserve">), the firewall (SSH, HTTP, HTTPS) and the</w:t>
+      </w:r>
+      <w:r>
+        <w:t xml:space="preserve"> </w:t>
+      </w:r>
+      <w:r>
+        <w:rPr>
+          <w:rStyle w:val="VerbatimChar"/>
+        </w:rPr>
+        <w:t xml:space="preserve">afterhours16</w:t>
+      </w:r>
+      <w:r>
+        <w:t xml:space="preserve"> </w:t>
+      </w:r>
+      <w:r>
+        <w:t xml:space="preserve">command (</w:t>
+      </w:r>
+      <w:r>
+        <w:rPr>
+          <w:rStyle w:val="VerbatimChar"/>
+        </w:rPr>
+        <w:t xml:space="preserve">deploy/afterhours16.sh</w:t>
+      </w:r>
+      <w:r>
+        <w:t xml:space="preserve">).</w:t>
+      </w:r>
+    </w:p>
+    <w:p>
+      <w:pPr>
+        <w:numPr>
+          <w:ilvl w:val="0"/>
+          <w:numId w:val="1112"/>
+        </w:numPr>
+        <w:pStyle w:val="Compact"/>
+      </w:pPr>
+      <w:r>
+        <w:rPr>
+          <w:bCs/>
+          <w:b/>
+        </w:rPr>
+        <w:t xml:space="preserve">Tests:</w:t>
+      </w:r>
+      <w:r>
+        <w:t xml:space="preserve"> </w:t>
+      </w:r>
+      <w:r>
+        <w:rPr>
+          <w:rStyle w:val="VerbatimChar"/>
+        </w:rPr>
+        <w:t xml:space="preserve">tests/test_deploy.py</w:t>
+      </w:r>
+      <w:r>
+        <w:t xml:space="preserve"> </w:t>
+      </w:r>
+      <w:r>
+        <w:t xml:space="preserve">(5: the proxy’s addresses, the secure cookie,</w:t>
+      </w:r>
+      <w:r>
+        <w:t xml:space="preserve"> </w:t>
+      </w:r>
+      <w:r>
+        <w:rPr>
+          <w:rStyle w:val="VerbatimChar"/>
+        </w:rPr>
+        <w:t xml:space="preserve">https://</w:t>
+      </w:r>
+      <w:r>
+        <w:t xml:space="preserve"> </w:t>
+      </w:r>
+      <w:r>
+        <w:t xml:space="preserve">links,</w:t>
+      </w:r>
+      <w:r>
+        <w:t xml:space="preserve"> </w:t>
+      </w:r>
+      <w:r>
+        <w:rPr>
+          <w:rStyle w:val="VerbatimChar"/>
+        </w:rPr>
+        <w:t xml:space="preserve">--server</w:t>
+      </w:r>
+      <w:r>
+        <w:t xml:space="preserve"> </w:t>
+      </w:r>
+      <w:r>
+        <w:t xml:space="preserve">from the command line, the scripts and units). The whole setup was run in a test machine like a new Droplet (Ubuntu 24.04, with stand-ins for systemd and the firewall): the startup script, the install (Caddy 2.11.7 from its repository), the service behind Caddy over HTTPS, a wrong join code turned away, a player from the server’s own page and a player from his own copy linked by its</w:t>
+      </w:r>
+      <w:r>
+        <w:t xml:space="preserve"> </w:t>
+      </w:r>
+      <w:r>
+        <w:rPr>
+          <w:rStyle w:val="VerbatimChar"/>
+        </w:rPr>
+        <w:t xml:space="preserve">https://</w:t>
+      </w:r>
+      <w:r>
+        <w:t xml:space="preserve"> </w:t>
+      </w:r>
+      <w:r>
+        <w:t xml:space="preserve">address playing Pro-Am together over</w:t>
+      </w:r>
+      <w:r>
+        <w:t xml:space="preserve"> </w:t>
+      </w:r>
+      <w:r>
+        <w:rPr>
+          <w:rStyle w:val="VerbatimChar"/>
+        </w:rPr>
+        <w:t xml:space="preserve">wss://</w:t>
+      </w:r>
+      <w:r>
+        <w:t xml:space="preserve"> </w:t>
+      </w:r>
+      <w:r>
+        <w:t xml:space="preserve">(their screens matched), the join code changed, a backup, an update from a newer commit, an update held back while a game was on and installed after it, and the install run a second time.</w:t>
+      </w:r>
+    </w:p>
+    <w:bookmarkEnd w:id="84"/>
+    <w:bookmarkStart w:id="85" w:name="under-the-hood-quick-patch"/>
+    <w:p>
+      <w:pPr>
+        <w:pStyle w:val="Heading2"/>
+      </w:pPr>
+      <w:r>
+        <w:t xml:space="preserve">Under the hood (quick patch)</w:t>
+      </w:r>
+    </w:p>
+    <w:p>
+      <w:pPr>
+        <w:numPr>
+          <w:ilvl w:val="0"/>
           <w:numId w:val="1113"/>
         </w:numPr>
         <w:pStyle w:val="Compact"/>
       </w:pPr>
       <w:r>
-        <w:t xml:space="preserve">The alley-oop press: the four face buttons are read raw (whatever your context) only while a lob to you is in the air, and that press is used for nothing else, so the shoot button can’t also jump you. The window opens a quarter of the way to the takeoff and closes 0.05 s after it. A mistimed one is 0.22 s late at 40% of the height.</w:t>
-      </w:r>
-    </w:p>
-    <w:p>
-      <w:pPr>
-        <w:numPr>
-          <w:ilvl w:val="1"/>
+        <w:rPr>
+          <w:bCs/>
+          <w:b/>
+        </w:rPr>
+        <w:t xml:space="preserve">Tests:</w:t>
+      </w:r>
+      <w:r>
+        <w:t xml:space="preserve"> </w:t>
+      </w:r>
+      <w:r>
+        <w:t xml:space="preserve">217 game tests and 66 service tests pass (the rule book:</w:t>
+      </w:r>
+      <w:r>
+        <w:t xml:space="preserve"> </w:t>
+      </w:r>
+      <w:r>
+        <w:rPr>
+          <w:rStyle w:val="VerbatimChar"/>
+        </w:rPr>
+        <w:t xml:space="preserve">tests/v0475qp10.test.mjs</w:t>
+      </w:r>
+      <w:r>
+        <w:t xml:space="preserve">, 7; the Jungle Ballers:</w:t>
+      </w:r>
+      <w:r>
+        <w:t xml:space="preserve"> </w:t>
+      </w:r>
+      <w:r>
+        <w:rPr>
+          <w:rStyle w:val="VerbatimChar"/>
+        </w:rPr>
+        <w:t xml:space="preserve">tests/v0475qp11.test.mjs</w:t>
+      </w:r>
+      <w:r>
+        <w:t xml:space="preserve">, 7, and two service tests for the schedule and the Jungle’s ante-ups and prizes; post moves, the Event Park hall, volume, wide-open layups, online lockstep and the own-copy socket:</w:t>
+      </w:r>
+      <w:r>
+        <w:t xml:space="preserve"> </w:t>
+      </w:r>
+      <w:r>
+        <w:rPr>
+          <w:rStyle w:val="VerbatimChar"/>
+        </w:rPr>
+        <w:t xml:space="preserve">tests/v0475qp12.test.mjs</w:t>
+      </w:r>
+      <w:r>
+        <w:t xml:space="preserve">, 14; online friends, the join code, the park’s people, squads, claims, kings, watching, Pro-Am challenges, online crews, own-copy sign-in, links and the build fingerprint:</w:t>
+      </w:r>
+      <w:r>
+        <w:t xml:space="preserve"> </w:t>
+      </w:r>
+      <w:r>
+        <w:rPr>
+          <w:rStyle w:val="VerbatimChar"/>
+        </w:rPr>
+        <w:t xml:space="preserve">tests/test_online.py</w:t>
+      </w:r>
+      <w:r>
+        <w:t xml:space="preserve">, 9; the online park, squads, setups, watching and crew XP:</w:t>
+      </w:r>
+      <w:r>
+        <w:t xml:space="preserve"> </w:t>
+      </w:r>
+      <w:r>
+        <w:rPr>
+          <w:rStyle w:val="VerbatimChar"/>
+        </w:rPr>
+        <w:t xml:space="preserve">tests/v0475qp13.test.mjs</w:t>
+      </w:r>
+      <w:r>
+        <w:t xml:space="preserve">, 5; the router opening the port, against a fake router:</w:t>
+      </w:r>
+      <w:r>
+        <w:t xml:space="preserve"> </w:t>
+      </w:r>
+      <w:r>
+        <w:rPr>
+          <w:rStyle w:val="VerbatimChar"/>
+        </w:rPr>
+        <w:t xml:space="preserve">tests/test_upnp.py</w:t>
+      </w:r>
+      <w:r>
+        <w:t xml:space="preserve">, 7). Online play was also run end to end in three browsers on one hosted service: a squad of two calling Got Next on a 2v2 court while the third watched their game from the sideline (the watcher’s game matched the players’ at every check), the squad holding the court, the third calling next on it and the squad’s leader running it back against him (three people in one game); the squad playing Pro-Am together, then a Pro-Am challenge squad against squad; a crew brought online with two friends, a crew run against each other in the HQ with the third walking in late to watch, and a member’s crew XP landing in the founder’s save; a game on your own with someone walking in (the court shown in use with its score, then handed back), and the squad following its leader to another park. Then from</w:t>
+      </w:r>
+      <w:r>
+        <w:t xml:space="preserve"> </w:t>
+      </w:r>
+      <w:r>
+        <w:rPr>
+          <w:bCs/>
+          <w:b/>
+        </w:rPr>
+        <w:t xml:space="preserve">two separate games and saves</w:t>
+      </w:r>
+      <w:r>
+        <w:t xml:space="preserve">: the friend’s own game linked to the host’s, made his online account, played a 2v2 against the host with his own build, and the result went into his own save (the host’s save has no players or games for him); his game reconnected by itself after a restart, and a copy with one changed file was turned away with both versions shown. The two screens’ state checks matched every time. The new ones cover non-shooter windows, smothered shots, the record scratch, repeat moves, diagonal moves, the straps being drawn, the apparel counts, dunk variety, the windmill and Eastbay paths, celebrations (input and clipping), reach-in contact, the AI staying in bounds, the D-pad fallback, Icon Legend, the green release counts and what each sound is made of, the AI’s reaction times, stamina and the line beside the grade.</w:t>
+      </w:r>
+    </w:p>
+    <w:p>
+      <w:pPr>
+        <w:numPr>
+          <w:ilvl w:val="0"/>
           <w:numId w:val="1113"/>
         </w:numPr>
         <w:pStyle w:val="Compact"/>
       </w:pPr>
       <w:r>
-        <w:t xml:space="preserve">The bad step is drawn at</w:t>
-      </w:r>
-      <w:r>
-        <w:t xml:space="preserve"> </w:t>
-      </w:r>
-      <w:r>
-        <w:rPr>
-          <w:rStyle w:val="VerbatimChar"/>
-        </w:rPr>
-        <w:t xml:space="preserve">MISTAKE.rate</w:t>
-      </w:r>
-      <w:r>
-        <w:t xml:space="preserve"> </w:t>
-      </w:r>
-      <w:r>
-        <w:t xml:space="preserve">× (1.3 − skill) per second while the man moves faster than 2 m/s;</w:t>
-      </w:r>
-      <w:r>
-        <w:t xml:space="preserve"> </w:t>
-      </w:r>
+        <w:rPr>
+          <w:bCs/>
+          <w:b/>
+        </w:rPr>
+        <w:t xml:space="preserve">Judgment calls I made without asking:</w:t>
+      </w:r>
+    </w:p>
+    <w:p>
+      <w:pPr>
+        <w:numPr>
+          <w:ilvl w:val="1"/>
+          <w:numId w:val="1114"/>
+        </w:numPr>
+        <w:pStyle w:val="Compact"/>
+      </w:pPr>
       <w:r>
         <w:t xml:space="preserve">“</w:t>
       </w:r>
       <w:r>
-        <w:t xml:space="preserve">2.75% more escapes</w:t>
+        <w:t xml:space="preserve">Shooters</w:t>
       </w:r>
       <w:r>
         <w:t xml:space="preserve">”</w:t>
@@ -11821,14 +12137,14 @@
         <w:t xml:space="preserve"> </w:t>
       </w:r>
       <w:r>
-        <w:t xml:space="preserve">is relative (7.35% → ~7.55% of guarded dribbling spells end with the handler two metres clear within 1.2 s, in AI park games).</w:t>
-      </w:r>
-    </w:p>
-    <w:p>
-      <w:pPr>
-        <w:numPr>
-          <w:ilvl w:val="1"/>
-          <w:numId w:val="1113"/>
+        <w:t xml:space="preserve">are Sharpshooters and Stretch Bigs. The 10% smaller window for non-shooters applies to jump shots only, not layups or free throws.</w:t>
+      </w:r>
+    </w:p>
+    <w:p>
+      <w:pPr>
+        <w:numPr>
+          <w:ilvl w:val="1"/>
+          <w:numId w:val="1114"/>
         </w:numPr>
         <w:pStyle w:val="Compact"/>
       </w:pPr>
@@ -11836,7 +12152,7 @@
         <w:t xml:space="preserve">“</w:t>
       </w:r>
       <w:r>
-        <w:t xml:space="preserve">True to scale</w:t>
+        <w:t xml:space="preserve">Career mode games</w:t>
       </w:r>
       <w:r>
         <w:t xml:space="preserve">”</w:t>
@@ -11845,7 +12161,133 @@
         <w:t xml:space="preserve"> </w:t>
       </w:r>
       <w:r>
-        <w:t xml:space="preserve">was taken to mean the model’s standing height and wingspan; the standing</w:t>
+        <w:t xml:space="preserve">for Icon Legend are Pro Run games, the same as the 80 → 90 climb.</w:t>
+      </w:r>
+    </w:p>
+    <w:p>
+      <w:pPr>
+        <w:numPr>
+          <w:ilvl w:val="1"/>
+          <w:numId w:val="1114"/>
+        </w:numPr>
+        <w:pStyle w:val="Compact"/>
+      </w:pPr>
+      <w:r>
+        <w:t xml:space="preserve">The smothered rule applies to every shot that can be labelled Smothered: jumpers, close shots and layups. Dunks are left to Posterizer and Contact Finisher.</w:t>
+      </w:r>
+    </w:p>
+    <w:p>
+      <w:pPr>
+        <w:numPr>
+          <w:ilvl w:val="1"/>
+          <w:numId w:val="1114"/>
+        </w:numPr>
+        <w:pStyle w:val="Compact"/>
+      </w:pPr>
+      <w:r>
+        <w:t xml:space="preserve">The record scratch also plays for the AI’s green sounds near you.</w:t>
+      </w:r>
+    </w:p>
+    <w:p>
+      <w:pPr>
+        <w:numPr>
+          <w:ilvl w:val="1"/>
+          <w:numId w:val="1114"/>
+        </w:numPr>
+        <w:pStyle w:val="Compact"/>
+      </w:pPr>
+      <w:r>
+        <w:t xml:space="preserve">“</w:t>
+      </w:r>
+      <w:r>
+        <w:t xml:space="preserve">Double apparel</w:t>
+      </w:r>
+      <w:r>
+        <w:t xml:space="preserve">”</w:t>
+      </w:r>
+      <w:r>
+        <w:t xml:space="preserve"> </w:t>
+      </w:r>
+      <w:r>
+        <w:t xml:space="preserve">covers clothing, shoes and accessories (everything you wear); King Tut Cup prizes weren’t doubled.</w:t>
+      </w:r>
+    </w:p>
+    <w:p>
+      <w:pPr>
+        <w:numPr>
+          <w:ilvl w:val="1"/>
+          <w:numId w:val="1114"/>
+        </w:numPr>
+        <w:pStyle w:val="Compact"/>
+      </w:pPr>
+      <w:r>
+        <w:t xml:space="preserve">“</w:t>
+      </w:r>
+      <w:r>
+        <w:t xml:space="preserve">Double the green animations and sounds</w:t>
+      </w:r>
+      <w:r>
+        <w:t xml:space="preserve">”</w:t>
+      </w:r>
+      <w:r>
+        <w:t xml:space="preserve"> </w:t>
+      </w:r>
+      <w:r>
+        <w:t xml:space="preserve">means twice as many of each, counting the King Tut Cup’s (16 → 32 sounds, 14 → 28 effects). The Cup prizes themselves weren’t doubled.</w:t>
+      </w:r>
+    </w:p>
+    <w:p>
+      <w:pPr>
+        <w:numPr>
+          <w:ilvl w:val="1"/>
+          <w:numId w:val="1114"/>
+        </w:numPr>
+        <w:pStyle w:val="Compact"/>
+      </w:pPr>
+      <w:r>
+        <w:t xml:space="preserve">“</w:t>
+      </w:r>
+      <w:r>
+        <w:t xml:space="preserve">Walking without sprint</w:t>
+      </w:r>
+      <w:r>
+        <w:t xml:space="preserve">”</w:t>
+      </w:r>
+      <w:r>
+        <w:t xml:space="preserve"> </w:t>
+      </w:r>
+      <w:r>
+        <w:t xml:space="preserve">means any movement without the sprint button. Defensive slides still cost a little; since stamina part 3, hands-up defense on the floor is neutral.</w:t>
+      </w:r>
+    </w:p>
+    <w:p>
+      <w:pPr>
+        <w:numPr>
+          <w:ilvl w:val="1"/>
+          <w:numId w:val="1114"/>
+        </w:numPr>
+        <w:pStyle w:val="Compact"/>
+      </w:pPr>
+      <w:r>
+        <w:t xml:space="preserve">Stamina part 3:</w:t>
+      </w:r>
+      <w:r>
+        <w:t xml:space="preserve"> </w:t>
+      </w:r>
+      <w:r>
+        <w:t xml:space="preserve">“</w:t>
+      </w:r>
+      <w:r>
+        <w:t xml:space="preserve">very minimally positive</w:t>
+      </w:r>
+      <w:r>
+        <w:t xml:space="preserve">”</w:t>
+      </w:r>
+      <w:r>
+        <w:t xml:space="preserve"> </w:t>
+      </w:r>
+      <w:r>
+        <w:t xml:space="preserve">for walking and jogging is a tenth of the old resting rate (so about a thirtieth of the new one). Hands up while</w:t>
       </w:r>
       <w:r>
         <w:t xml:space="preserve"> </w:t>
@@ -11855,6 +12297,103 @@
           <w:iCs/>
           <w:i/>
         </w:rPr>
+        <w:t xml:space="preserve">sliding</w:t>
+      </w:r>
+      <w:r>
+        <w:t xml:space="preserve"> </w:t>
+      </w:r>
+      <w:r>
+        <w:t xml:space="preserve">still costs the slide; only hands up with the feet planted is neutral.</w:t>
+      </w:r>
+    </w:p>
+    <w:p>
+      <w:pPr>
+        <w:numPr>
+          <w:ilvl w:val="1"/>
+          <w:numId w:val="1114"/>
+        </w:numPr>
+        <w:pStyle w:val="Compact"/>
+      </w:pPr>
+      <w:r>
+        <w:t xml:space="preserve">The alley-oop press: the four face buttons are read raw (whatever your context) only while a lob to you is in the air, and that press is used for nothing else, so the shoot button can’t also jump you. The window opens a quarter of the way to the takeoff and closes 0.05 s after it. A mistimed one is 0.22 s late at 40% of the height.</w:t>
+      </w:r>
+    </w:p>
+    <w:p>
+      <w:pPr>
+        <w:numPr>
+          <w:ilvl w:val="1"/>
+          <w:numId w:val="1114"/>
+        </w:numPr>
+        <w:pStyle w:val="Compact"/>
+      </w:pPr>
+      <w:r>
+        <w:t xml:space="preserve">The bad step is drawn at</w:t>
+      </w:r>
+      <w:r>
+        <w:t xml:space="preserve"> </w:t>
+      </w:r>
+      <w:r>
+        <w:rPr>
+          <w:rStyle w:val="VerbatimChar"/>
+        </w:rPr>
+        <w:t xml:space="preserve">MISTAKE.rate</w:t>
+      </w:r>
+      <w:r>
+        <w:t xml:space="preserve"> </w:t>
+      </w:r>
+      <w:r>
+        <w:t xml:space="preserve">× (1.3 − skill) per second while the man moves faster than 2 m/s;</w:t>
+      </w:r>
+      <w:r>
+        <w:t xml:space="preserve"> </w:t>
+      </w:r>
+      <w:r>
+        <w:t xml:space="preserve">“</w:t>
+      </w:r>
+      <w:r>
+        <w:t xml:space="preserve">2.75% more escapes</w:t>
+      </w:r>
+      <w:r>
+        <w:t xml:space="preserve">”</w:t>
+      </w:r>
+      <w:r>
+        <w:t xml:space="preserve"> </w:t>
+      </w:r>
+      <w:r>
+        <w:t xml:space="preserve">is relative (7.35% → ~7.55% of guarded dribbling spells end with the handler two metres clear within 1.2 s, in AI park games).</w:t>
+      </w:r>
+    </w:p>
+    <w:p>
+      <w:pPr>
+        <w:numPr>
+          <w:ilvl w:val="1"/>
+          <w:numId w:val="1114"/>
+        </w:numPr>
+        <w:pStyle w:val="Compact"/>
+      </w:pPr>
+      <w:r>
+        <w:t xml:space="preserve">“</w:t>
+      </w:r>
+      <w:r>
+        <w:t xml:space="preserve">True to scale</w:t>
+      </w:r>
+      <w:r>
+        <w:t xml:space="preserve">”</w:t>
+      </w:r>
+      <w:r>
+        <w:t xml:space="preserve"> </w:t>
+      </w:r>
+      <w:r>
+        <w:t xml:space="preserve">was taken to mean the model’s standing height and wingspan; the standing</w:t>
+      </w:r>
+      <w:r>
+        <w:t xml:space="preserve"> </w:t>
+      </w:r>
+      <w:r>
+        <w:rPr>
+          <w:iCs/>
+          <w:i/>
+        </w:rPr>
         <w:t xml:space="preserve">reach</w:t>
       </w:r>
       <w:r>
@@ -11868,7 +12407,7 @@
       <w:pPr>
         <w:numPr>
           <w:ilvl w:val="1"/>
-          <w:numId w:val="1113"/>
+          <w:numId w:val="1114"/>
         </w:numPr>
         <w:pStyle w:val="Compact"/>
       </w:pPr>
@@ -11898,7 +12437,7 @@
       <w:pPr>
         <w:numPr>
           <w:ilvl w:val="1"/>
-          <w:numId w:val="1113"/>
+          <w:numId w:val="1114"/>
         </w:numPr>
         <w:pStyle w:val="Compact"/>
       </w:pPr>
@@ -11910,7 +12449,7 @@
       <w:pPr>
         <w:numPr>
           <w:ilvl w:val="1"/>
-          <w:numId w:val="1113"/>
+          <w:numId w:val="1114"/>
         </w:numPr>
         <w:pStyle w:val="Compact"/>
       </w:pPr>
@@ -11940,7 +12479,7 @@
       <w:pPr>
         <w:numPr>
           <w:ilvl w:val="1"/>
-          <w:numId w:val="1113"/>
+          <w:numId w:val="1114"/>
         </w:numPr>
         <w:pStyle w:val="Compact"/>
       </w:pPr>
@@ -11967,7 +12506,7 @@
       <w:pPr>
         <w:numPr>
           <w:ilvl w:val="1"/>
-          <w:numId w:val="1113"/>
+          <w:numId w:val="1114"/>
         </w:numPr>
         <w:pStyle w:val="Compact"/>
       </w:pPr>
@@ -11979,7 +12518,7 @@
       <w:pPr>
         <w:numPr>
           <w:ilvl w:val="1"/>
-          <w:numId w:val="1113"/>
+          <w:numId w:val="1114"/>
         </w:numPr>
         <w:pStyle w:val="Compact"/>
       </w:pPr>
@@ -11991,7 +12530,7 @@
       <w:pPr>
         <w:numPr>
           <w:ilvl w:val="1"/>
-          <w:numId w:val="1113"/>
+          <w:numId w:val="1114"/>
         </w:numPr>
         <w:pStyle w:val="Compact"/>
       </w:pPr>
@@ -12030,7 +12569,7 @@
       <w:pPr>
         <w:numPr>
           <w:ilvl w:val="1"/>
-          <w:numId w:val="1113"/>
+          <w:numId w:val="1114"/>
         </w:numPr>
         <w:pStyle w:val="Compact"/>
       </w:pPr>
@@ -12042,7 +12581,7 @@
       <w:pPr>
         <w:numPr>
           <w:ilvl w:val="1"/>
-          <w:numId w:val="1113"/>
+          <w:numId w:val="1114"/>
         </w:numPr>
         <w:pStyle w:val="Compact"/>
       </w:pPr>
@@ -12054,7 +12593,7 @@
       <w:pPr>
         <w:numPr>
           <w:ilvl w:val="1"/>
-          <w:numId w:val="1113"/>
+          <w:numId w:val="1114"/>
         </w:numPr>
         <w:pStyle w:val="Compact"/>
       </w:pPr>
@@ -12084,7 +12623,7 @@
       <w:pPr>
         <w:numPr>
           <w:ilvl w:val="1"/>
-          <w:numId w:val="1113"/>
+          <w:numId w:val="1114"/>
         </w:numPr>
         <w:pStyle w:val="Compact"/>
       </w:pPr>
@@ -12092,8 +12631,8 @@
         <w:t xml:space="preserve">Online, Pro-Am and crews (part 3): a Pro-Am challenge goes to the challenged friend’s squad leader; the challenger’s game sets it up; the AI on both sides comes from the challenger’s world. An online crew is the founder’s own crew (from his save); members’ crew XP is worked out like a crew of their own (30% of the game’s Rep × the mode weight, ×2 with crew mates on their side) and waits on the hosted game until the founder’s game collects it. Taking the crew offline puts everyone out of it. In the HQ, the crew run picks sides from who’s there: together (up to five people on one side) or against each other (alternating).</w:t>
       </w:r>
     </w:p>
-    <w:bookmarkEnd w:id="84"/>
     <w:bookmarkEnd w:id="85"/>
+    <w:bookmarkEnd w:id="86"/>
     <w:sectPr/>
   </w:body>
 </w:document>
@@ -12616,6 +13155,9 @@
     <w:abstractNumId w:val="991"/>
   </w:num>
   <w:num w:numId="1113">
+    <w:abstractNumId w:val="991"/>
+  </w:num>
+  <w:num w:numId="1114">
     <w:abstractNumId w:val="991"/>
   </w:num>
 </w:numbering>

--- a/PATCH_NOTES_v0.4.7.5.docx
+++ b/PATCH_NOTES_v0.4.7.5.docx
@@ -3526,7 +3526,7 @@
     </w:p>
     <w:bookmarkEnd w:id="41"/>
     <w:bookmarkEnd w:id="42"/>
-    <w:bookmarkStart w:id="86" w:name="quick-patch"/>
+    <w:bookmarkStart w:id="87" w:name="quick-patch"/>
     <w:p>
       <w:pPr>
         <w:pStyle w:val="Heading1"/>
@@ -11071,6 +11071,28 @@
           <w:bCs/>
           <w:b/>
         </w:rPr>
+        <w:t xml:space="preserve">AI squad mates in the online squad:</w:t>
+      </w:r>
+      <w:r>
+        <w:t xml:space="preserve"> </w:t>
+      </w:r>
+      <w:r>
+        <w:t xml:space="preserve">the AI friends each player has in his own squad come with him: everyone at the park sees them walking with him (and lined up on his squad’s Got Next spot), the squad lists them with him, and they play for the squad, on its Got Next line after the real players and before any park-goers, and on its Pro-Am team. They play with their own IQ (AI in online games used to play with a default one), and they’re off the park on their owner’s screen until the game is over.</w:t>
+      </w:r>
+    </w:p>
+    <w:p>
+      <w:pPr>
+        <w:numPr>
+          <w:ilvl w:val="0"/>
+          <w:numId w:val="1111"/>
+        </w:numPr>
+        <w:pStyle w:val="Compact"/>
+      </w:pPr>
+      <w:r>
+        <w:rPr>
+          <w:bCs/>
+          <w:b/>
+        </w:rPr>
         <w:t xml:space="preserve">Got Next with real squads:</w:t>
       </w:r>
       <w:r>
@@ -11984,13 +12006,13 @@
       </w:r>
     </w:p>
     <w:bookmarkEnd w:id="84"/>
-    <w:bookmarkStart w:id="85" w:name="under-the-hood-quick-patch"/>
+    <w:bookmarkStart w:id="85" w:name="online-performance-oct-12"/>
     <w:p>
       <w:pPr>
         <w:pStyle w:val="Heading2"/>
       </w:pPr>
       <w:r>
-        <w:t xml:space="preserve">Under the hood (quick patch)</w:t>
+        <w:t xml:space="preserve">Online performance (Oct 12)</w:t>
       </w:r>
     </w:p>
     <w:p>
@@ -12006,98 +12028,26 @@
           <w:bCs/>
           <w:b/>
         </w:rPr>
-        <w:t xml:space="preserve">Tests:</w:t>
-      </w:r>
-      <w:r>
-        <w:t xml:space="preserve"> </w:t>
-      </w:r>
-      <w:r>
-        <w:t xml:space="preserve">217 game tests and 66 service tests pass (the rule book:</w:t>
-      </w:r>
-      <w:r>
-        <w:t xml:space="preserve"> </w:t>
-      </w:r>
-      <w:r>
-        <w:rPr>
-          <w:rStyle w:val="VerbatimChar"/>
-        </w:rPr>
-        <w:t xml:space="preserve">tests/v0475qp10.test.mjs</w:t>
-      </w:r>
-      <w:r>
-        <w:t xml:space="preserve">, 7; the Jungle Ballers:</w:t>
-      </w:r>
-      <w:r>
-        <w:t xml:space="preserve"> </w:t>
-      </w:r>
-      <w:r>
-        <w:rPr>
-          <w:rStyle w:val="VerbatimChar"/>
-        </w:rPr>
-        <w:t xml:space="preserve">tests/v0475qp11.test.mjs</w:t>
-      </w:r>
-      <w:r>
-        <w:t xml:space="preserve">, 7, and two service tests for the schedule and the Jungle’s ante-ups and prizes; post moves, the Event Park hall, volume, wide-open layups, online lockstep and the own-copy socket:</w:t>
-      </w:r>
-      <w:r>
-        <w:t xml:space="preserve"> </w:t>
-      </w:r>
-      <w:r>
-        <w:rPr>
-          <w:rStyle w:val="VerbatimChar"/>
-        </w:rPr>
-        <w:t xml:space="preserve">tests/v0475qp12.test.mjs</w:t>
-      </w:r>
-      <w:r>
-        <w:t xml:space="preserve">, 14; online friends, the join code, the park’s people, squads, claims, kings, watching, Pro-Am challenges, online crews, own-copy sign-in, links and the build fingerprint:</w:t>
-      </w:r>
-      <w:r>
-        <w:t xml:space="preserve"> </w:t>
-      </w:r>
-      <w:r>
-        <w:rPr>
-          <w:rStyle w:val="VerbatimChar"/>
-        </w:rPr>
-        <w:t xml:space="preserve">tests/test_online.py</w:t>
-      </w:r>
-      <w:r>
-        <w:t xml:space="preserve">, 9; the online park, squads, setups, watching and crew XP:</w:t>
-      </w:r>
-      <w:r>
-        <w:t xml:space="preserve"> </w:t>
-      </w:r>
-      <w:r>
-        <w:rPr>
-          <w:rStyle w:val="VerbatimChar"/>
-        </w:rPr>
-        <w:t xml:space="preserve">tests/v0475qp13.test.mjs</w:t>
-      </w:r>
-      <w:r>
-        <w:t xml:space="preserve">, 5; the router opening the port, against a fake router:</w:t>
-      </w:r>
-      <w:r>
-        <w:t xml:space="preserve"> </w:t>
-      </w:r>
-      <w:r>
-        <w:rPr>
-          <w:rStyle w:val="VerbatimChar"/>
-        </w:rPr>
-        <w:t xml:space="preserve">tests/test_upnp.py</w:t>
-      </w:r>
-      <w:r>
-        <w:t xml:space="preserve">, 7). Online play was also run end to end in three browsers on one hosted service: a squad of two calling Got Next on a 2v2 court while the third watched their game from the sideline (the watcher’s game matched the players’ at every check), the squad holding the court, the third calling next on it and the squad’s leader running it back against him (three people in one game); the squad playing Pro-Am together, then a Pro-Am challenge squad against squad; a crew brought online with two friends, a crew run against each other in the HQ with the third walking in late to watch, and a member’s crew XP landing in the founder’s save; a game on your own with someone walking in (the court shown in use with its score, then handed back), and the squad following its leader to another park. Then from</w:t>
-      </w:r>
-      <w:r>
-        <w:t xml:space="preserve"> </w:t>
-      </w:r>
-      <w:r>
-        <w:rPr>
-          <w:bCs/>
-          <w:b/>
-        </w:rPr>
-        <w:t xml:space="preserve">two separate games and saves</w:t>
-      </w:r>
-      <w:r>
-        <w:t xml:space="preserve">: the friend’s own game linked to the host’s, made his online account, played a 2v2 against the host with his own build, and the result went into his own save (the host’s save has no players or games for him); his game reconnected by itself after a restart, and a copy with one changed file was turned away with both versions shown. The two screens’ state checks matched every time. The new ones cover non-shooter windows, smothered shots, the record scratch, repeat moves, diagonal moves, the straps being drawn, the apparel counts, dunk variety, the windmill and Eastbay paths, celebrations (input and clipping), reach-in contact, the AI staying in bounds, the D-pad fallback, Icon Legend, the green release counts and what each sound is made of, the AI’s reaction times, stamina and the line beside the grade.</w:t>
+        <w:t xml:space="preserve">A tenth of the traffic:</w:t>
+      </w:r>
+      <w:r>
+        <w:t xml:space="preserve"> </w:t>
+      </w:r>
+      <w:r>
+        <w:t xml:space="preserve">a player’s input used to go out whole (about 200 bytes) for every 1/70 s tick. Now it goes out as only what changed since the tick before (the stick rounded to 1/1000, which nobody can feel; nothing at all when nothing changed), with a frame’s ticks in one message. Measured on a 10-player game with 10 people watching: the service sends</w:t>
+      </w:r>
+      <w:r>
+        <w:t xml:space="preserve"> </w:t>
+      </w:r>
+      <w:r>
+        <w:rPr>
+          <w:bCs/>
+          <w:b/>
+        </w:rPr>
+        <w:t xml:space="preserve">324 KB/s instead of 3.3 MB/s</w:t>
+      </w:r>
+      <w:r>
+        <w:t xml:space="preserve">, a player downloads 23 KB/s instead of 155, a watcher 9 KB/s in 11 messages a second instead of 172 KB/s in 600.</w:t>
       </w:r>
     </w:p>
     <w:p>
@@ -12113,181 +12063,296 @@
           <w:bCs/>
           <w:b/>
         </w:rPr>
-        <w:t xml:space="preserve">Judgment calls I made without asking:</w:t>
-      </w:r>
-    </w:p>
-    <w:p>
-      <w:pPr>
-        <w:numPr>
-          <w:ilvl w:val="1"/>
-          <w:numId w:val="1114"/>
-        </w:numPr>
-        <w:pStyle w:val="Compact"/>
-      </w:pPr>
-      <w:r>
-        <w:t xml:space="preserve">“</w:t>
-      </w:r>
-      <w:r>
-        <w:t xml:space="preserve">Shooters</w:t>
-      </w:r>
-      <w:r>
-        <w:t xml:space="preserve">”</w:t>
-      </w:r>
-      <w:r>
-        <w:t xml:space="preserve"> </w:t>
-      </w:r>
-      <w:r>
-        <w:t xml:space="preserve">are Sharpshooters and Stretch Bigs. The 10% smaller window for non-shooters applies to jump shots only, not layups or free throws.</w:t>
-      </w:r>
-    </w:p>
-    <w:p>
-      <w:pPr>
-        <w:numPr>
-          <w:ilvl w:val="1"/>
-          <w:numId w:val="1114"/>
-        </w:numPr>
-        <w:pStyle w:val="Compact"/>
-      </w:pPr>
-      <w:r>
-        <w:t xml:space="preserve">“</w:t>
-      </w:r>
-      <w:r>
-        <w:t xml:space="preserve">Career mode games</w:t>
-      </w:r>
-      <w:r>
-        <w:t xml:space="preserve">”</w:t>
-      </w:r>
-      <w:r>
-        <w:t xml:space="preserve"> </w:t>
-      </w:r>
-      <w:r>
-        <w:t xml:space="preserve">for Icon Legend are Pro Run games, the same as the 80 → 90 climb.</w:t>
-      </w:r>
-    </w:p>
-    <w:p>
-      <w:pPr>
-        <w:numPr>
-          <w:ilvl w:val="1"/>
-          <w:numId w:val="1114"/>
-        </w:numPr>
-        <w:pStyle w:val="Compact"/>
-      </w:pPr>
-      <w:r>
-        <w:t xml:space="preserve">The smothered rule applies to every shot that can be labelled Smothered: jumpers, close shots and layups. Dunks are left to Posterizer and Contact Finisher.</w:t>
-      </w:r>
-    </w:p>
-    <w:p>
-      <w:pPr>
-        <w:numPr>
-          <w:ilvl w:val="1"/>
-          <w:numId w:val="1114"/>
-        </w:numPr>
-        <w:pStyle w:val="Compact"/>
-      </w:pPr>
-      <w:r>
-        <w:t xml:space="preserve">The record scratch also plays for the AI’s green sounds near you.</w:t>
-      </w:r>
-    </w:p>
-    <w:p>
-      <w:pPr>
-        <w:numPr>
-          <w:ilvl w:val="1"/>
-          <w:numId w:val="1114"/>
-        </w:numPr>
-        <w:pStyle w:val="Compact"/>
-      </w:pPr>
-      <w:r>
-        <w:t xml:space="preserve">“</w:t>
-      </w:r>
-      <w:r>
-        <w:t xml:space="preserve">Double apparel</w:t>
-      </w:r>
-      <w:r>
-        <w:t xml:space="preserve">”</w:t>
-      </w:r>
-      <w:r>
-        <w:t xml:space="preserve"> </w:t>
-      </w:r>
-      <w:r>
-        <w:t xml:space="preserve">covers clothing, shoes and accessories (everything you wear); King Tut Cup prizes weren’t doubled.</w:t>
-      </w:r>
-    </w:p>
-    <w:p>
-      <w:pPr>
-        <w:numPr>
-          <w:ilvl w:val="1"/>
-          <w:numId w:val="1114"/>
-        </w:numPr>
-        <w:pStyle w:val="Compact"/>
-      </w:pPr>
-      <w:r>
-        <w:t xml:space="preserve">“</w:t>
-      </w:r>
-      <w:r>
-        <w:t xml:space="preserve">Double the green animations and sounds</w:t>
-      </w:r>
-      <w:r>
-        <w:t xml:space="preserve">”</w:t>
-      </w:r>
-      <w:r>
-        <w:t xml:space="preserve"> </w:t>
-      </w:r>
-      <w:r>
-        <w:t xml:space="preserve">means twice as many of each, counting the King Tut Cup’s (16 → 32 sounds, 14 → 28 effects). The Cup prizes themselves weren’t doubled.</w:t>
-      </w:r>
-    </w:p>
-    <w:p>
-      <w:pPr>
-        <w:numPr>
-          <w:ilvl w:val="1"/>
-          <w:numId w:val="1114"/>
-        </w:numPr>
-        <w:pStyle w:val="Compact"/>
-      </w:pPr>
-      <w:r>
-        <w:t xml:space="preserve">“</w:t>
-      </w:r>
-      <w:r>
-        <w:t xml:space="preserve">Walking without sprint</w:t>
-      </w:r>
-      <w:r>
-        <w:t xml:space="preserve">”</w:t>
-      </w:r>
-      <w:r>
-        <w:t xml:space="preserve"> </w:t>
-      </w:r>
-      <w:r>
-        <w:t xml:space="preserve">means any movement without the sprint button. Defensive slides still cost a little; since stamina part 3, hands-up defense on the floor is neutral.</w:t>
-      </w:r>
-    </w:p>
-    <w:p>
-      <w:pPr>
-        <w:numPr>
-          <w:ilvl w:val="1"/>
-          <w:numId w:val="1114"/>
-        </w:numPr>
-        <w:pStyle w:val="Compact"/>
-      </w:pPr>
-      <w:r>
-        <w:t xml:space="preserve">Stamina part 3:</w:t>
-      </w:r>
-      <w:r>
-        <w:t xml:space="preserve"> </w:t>
-      </w:r>
-      <w:r>
-        <w:t xml:space="preserve">“</w:t>
-      </w:r>
-      <w:r>
-        <w:t xml:space="preserve">very minimally positive</w:t>
-      </w:r>
-      <w:r>
-        <w:t xml:space="preserve">”</w:t>
-      </w:r>
-      <w:r>
-        <w:t xml:space="preserve"> </w:t>
-      </w:r>
-      <w:r>
-        <w:t xml:space="preserve">for walking and jogging is a tenth of the old resting rate (so about a thirtieth of the new one). Hands up while</w:t>
+        <w:t xml:space="preserve">Watchers get bundles:</w:t>
+      </w:r>
+      <w:r>
+        <w:t xml:space="preserve"> </w:t>
+      </w:r>
+      <w:r>
+        <w:t xml:space="preserve">the people watching from the sideline get everyone’s inputs ten times a second and play a fifth of a second behind, speeding up or easing off a touch to stay there, so their game runs steadily instead of stopping and starting with every late input.</w:t>
+      </w:r>
+    </w:p>
+    <w:p>
+      <w:pPr>
+        <w:numPr>
+          <w:ilvl w:val="0"/>
+          <w:numId w:val="1113"/>
+        </w:numPr>
+        <w:pStyle w:val="Compact"/>
+      </w:pPr>
+      <w:r>
+        <w:rPr>
+          <w:bCs/>
+          <w:b/>
+        </w:rPr>
+        <w:t xml:space="preserve">No more chain reactions:</w:t>
+      </w:r>
+      <w:r>
+        <w:t xml:space="preserve"> </w:t>
+      </w:r>
+      <w:r>
+        <w:t xml:space="preserve">your inputs keep going out on time while your game waits on someone else’s (a game used to stop sending while it waited, so one late input made everybody else late in turn), and after a wait the game catches up over a few frames instead of in one jump. In a simulation of four players with one on shaky Wi-Fi (90 ms, ±35 ms, the odd spike), the frames that had to wait for an input went from</w:t>
+      </w:r>
+      <w:r>
+        <w:t xml:space="preserve"> </w:t>
+      </w:r>
+      <w:r>
+        <w:rPr>
+          <w:bCs/>
+          <w:b/>
+        </w:rPr>
+        <w:t xml:space="preserve">48% to 3–10%</w:t>
+      </w:r>
+      <w:r>
+        <w:t xml:space="preserve">, and the game ran at full speed instead of 97% of it; with one laptop at 30 fps at the Jungle, from</w:t>
+      </w:r>
+      <w:r>
+        <w:t xml:space="preserve"> </w:t>
+      </w:r>
+      <w:r>
+        <w:rPr>
+          <w:bCs/>
+          <w:b/>
+        </w:rPr>
+        <w:t xml:space="preserve">6–17% to 2–3%</w:t>
+      </w:r>
+      <w:r>
+        <w:t xml:space="preserve">.</w:t>
+      </w:r>
+    </w:p>
+    <w:p>
+      <w:pPr>
+        <w:numPr>
+          <w:ilvl w:val="0"/>
+          <w:numId w:val="1113"/>
+        </w:numPr>
+        <w:pStyle w:val="Compact"/>
+      </w:pPr>
+      <w:r>
+        <w:rPr>
+          <w:bCs/>
+          <w:b/>
+        </w:rPr>
+        <w:t xml:space="preserve">Slow PCs and slow connections send further ahead by themselves:</w:t>
+      </w:r>
+      <w:r>
+        <w:t xml:space="preserve"> </w:t>
+      </w:r>
+      <w:r>
+        <w:t xml:space="preserve">a PC whose frames run slow sends its input a tick or more further ahead, so the others don’t wait on its frames; and every screen tells the others, with its state check every 2 s, how long it waited on each of them, so a player whose inputs keep arriving late (his Wi-Fi, or yours) sends them further ahead too, until nobody’s waiting on him. It comes back down by itself (on good connections it stays at nothing extra). The extra goes with the input, so</w:t>
+      </w:r>
+      <w:r>
+        <w:t xml:space="preserve"> </w:t>
+      </w:r>
+      <w:r>
+        <w:rPr>
+          <w:bCs/>
+          <w:b/>
+        </w:rPr>
+        <w:t xml:space="preserve">the green window still counts from the moment you let go on your screen</w:t>
+      </w:r>
+      <w:r>
+        <w:t xml:space="preserve">.</w:t>
+      </w:r>
+    </w:p>
+    <w:p>
+      <w:pPr>
+        <w:numPr>
+          <w:ilvl w:val="0"/>
+          <w:numId w:val="1113"/>
+        </w:numPr>
+        <w:pStyle w:val="Compact"/>
+      </w:pPr>
+      <w:r>
+        <w:rPr>
+          <w:bCs/>
+          <w:b/>
+        </w:rPr>
+        <w:t xml:space="preserve">The service never waits on one connection:</w:t>
+      </w:r>
+      <w:r>
+        <w:t xml:space="preserve"> </w:t>
+      </w:r>
+      <w:r>
+        <w:t xml:space="preserve">every player’s connection has its own queue, written by its own thread, many messages in one go. Before, one connection that stopped taking data (a phone that lost its Wi-Fi, a frozen tab) could freeze</w:t>
+      </w:r>
+      <w:r>
+        <w:t xml:space="preserve"> </w:t>
+      </w:r>
+      <w:r>
+        <w:rPr>
+          <w:bCs/>
+          <w:b/>
+        </w:rPr>
+        <w:t xml:space="preserve">every</w:t>
+      </w:r>
+      <w:r>
+        <w:t xml:space="preserve"> </w:t>
+      </w:r>
+      <w:r>
+        <w:t xml:space="preserve">game on the server once its buffer filled; in the load test, two such watchers stopped the game for everyone. Now the others don’t notice, and a connection that’s 10 seconds or 8 MB behind is cut off and his player handed to the AI. Every message is encoded once for all its readers, the WebSocket frames are unmasked a whole number at a time instead of a byte at a time, and a change in someone’s round trip goes out as one small message instead of everyone’s friends lists. In the load test the service’s CPU</w:t>
+      </w:r>
+      <w:r>
+        <w:t xml:space="preserve"> </w:t>
+      </w:r>
+      <w:r>
+        <w:rPr>
+          <w:bCs/>
+          <w:b/>
+        </w:rPr>
+        <w:t xml:space="preserve">halved (31% → 17% of a core)</w:t>
+      </w:r>
+      <w:r>
+        <w:t xml:space="preserve"> </w:t>
+      </w:r>
+      <w:r>
+        <w:t xml:space="preserve">and an input reaches the other players in</w:t>
+      </w:r>
+      <w:r>
+        <w:t xml:space="preserve"> </w:t>
+      </w:r>
+      <w:r>
+        <w:rPr>
+          <w:bCs/>
+          <w:b/>
+        </w:rPr>
+        <w:t xml:space="preserve">2.4 ms instead of 5.9</w:t>
+      </w:r>
+      <w:r>
+        <w:t xml:space="preserve"> </w:t>
+      </w:r>
+      <w:r>
+        <w:t xml:space="preserve">(worst 7 ms instead of 17) on the server itself.</w:t>
+      </w:r>
+    </w:p>
+    <w:p>
+      <w:pPr>
+        <w:numPr>
+          <w:ilvl w:val="0"/>
+          <w:numId w:val="1113"/>
+        </w:numPr>
+        <w:pStyle w:val="Compact"/>
+      </w:pPr>
+      <w:r>
+        <w:rPr>
+          <w:bCs/>
+          <w:b/>
+        </w:rPr>
+        <w:t xml:space="preserve">The game’s files:</w:t>
+      </w:r>
+      <w:r>
+        <w:t xml:space="preserve"> </w:t>
+      </w:r>
+      <w:r>
+        <w:t xml:space="preserve">the service keeps them in memory and sends them gzipped (session.js: 100 KB → 25 KB), so a friend loading the game from a home PC’s upload gets it about four times faster.</w:t>
+      </w:r>
+    </w:p>
+    <w:p>
+      <w:pPr>
+        <w:numPr>
+          <w:ilvl w:val="0"/>
+          <w:numId w:val="1113"/>
+        </w:numPr>
+        <w:pStyle w:val="Compact"/>
+      </w:pPr>
+      <w:r>
+        <w:rPr>
+          <w:bCs/>
+          <w:b/>
+        </w:rPr>
+        <w:t xml:space="preserve">Lighter frames at the park (the Jungle most of all):</w:t>
+      </w:r>
+      <w:r>
+        <w:t xml:space="preserve"> </w:t>
+      </w:r>
+      <w:r>
+        <w:t xml:space="preserve">a park is sixty-odd people, and posing them was the biggest thing your PC did each frame. Now only the people the camera can see are posed (the ones past the far-model distance every other frame, moved every frame), the hoops of courts you can’t see are left alone, and while you play, the AI games on courts you can’t see barely move (they fast-forwarded before). Measured on the park’s CPU work per frame:</w:t>
+      </w:r>
+      <w:r>
+        <w:t xml:space="preserve"> </w:t>
+      </w:r>
+      <w:r>
+        <w:rPr>
+          <w:bCs/>
+          <w:b/>
+        </w:rPr>
+        <w:t xml:space="preserve">14.3 → 5.3 ms</w:t>
+      </w:r>
+      <w:r>
+        <w:t xml:space="preserve"> </w:t>
+      </w:r>
+      <w:r>
+        <w:t xml:space="preserve">walking around Harbor Point,</w:t>
+      </w:r>
+      <w:r>
+        <w:t xml:space="preserve"> </w:t>
+      </w:r>
+      <w:r>
+        <w:rPr>
+          <w:bCs/>
+          <w:b/>
+        </w:rPr>
+        <w:t xml:space="preserve">7.8 → 4.5 ms</w:t>
+      </w:r>
+      <w:r>
+        <w:t xml:space="preserve"> </w:t>
+      </w:r>
+      <w:r>
+        <w:t xml:space="preserve">in a game there, about the same at the Jungle.</w:t>
+      </w:r>
+    </w:p>
+    <w:p>
+      <w:pPr>
+        <w:numPr>
+          <w:ilvl w:val="0"/>
+          <w:numId w:val="1113"/>
+        </w:numPr>
+        <w:pStyle w:val="Compact"/>
+      </w:pPr>
+      <w:r>
+        <w:rPr>
+          <w:bCs/>
+          <w:b/>
+        </w:rPr>
+        <w:t xml:space="preserve">Far models:</w:t>
+      </w:r>
+      <w:r>
+        <w:t xml:space="preserve"> </w:t>
+      </w:r>
+      <w:r>
+        <w:t xml:space="preserve">people past 14 m (Balanced; 10 / 18 / 26 m on Performance / High / Ultra) are drawn with a far model: a third of the triangles or less, the same textures and bones, no eyes (side by side at 8–10 m nobody could tell them apart). The other players in your own game switch half as far again out. Every park athlete used to be 40–70 thousand triangles, drawn twice (with the shadows).</w:t>
+      </w:r>
+    </w:p>
+    <w:p>
+      <w:pPr>
+        <w:numPr>
+          <w:ilvl w:val="0"/>
+          <w:numId w:val="1113"/>
+        </w:numPr>
+        <w:pStyle w:val="Compact"/>
+      </w:pPr>
+      <w:r>
+        <w:rPr>
+          <w:bCs/>
+          <w:b/>
+        </w:rPr>
+        <w:t xml:space="preserve">Online games keep their frame rate:</w:t>
+      </w:r>
+      <w:r>
+        <w:t xml:space="preserve"> </w:t>
+      </w:r>
+      <w:r>
+        <w:t xml:space="preserve">when your frames run slow in an online game (the slowest one in ten over a second past 22 ms), the far models come in closer and then the picture renders at a lower resolution, a step a second (down to 60% of your preset), and goes back up once your frames are quick again. The first step down says so in the feed.</w:t>
+      </w:r>
+      <w:r>
+        <w:t xml:space="preserve"> </w:t>
+      </w:r>
+      <w:r>
+        <w:rPr>
+          <w:bCs/>
+          <w:b/>
+        </w:rPr>
+        <w:t xml:space="preserve">Settings → Online games:</w:t>
       </w:r>
       <w:r>
         <w:t xml:space="preserve"> </w:t>
@@ -12297,94 +12362,13 @@
           <w:iCs/>
           <w:i/>
         </w:rPr>
-        <w:t xml:space="preserve">sliding</w:t>
-      </w:r>
-      <w:r>
-        <w:t xml:space="preserve"> </w:t>
-      </w:r>
-      <w:r>
-        <w:t xml:space="preserve">still costs the slide; only hands up with the feet planted is neutral.</w:t>
-      </w:r>
-    </w:p>
-    <w:p>
-      <w:pPr>
-        <w:numPr>
-          <w:ilvl w:val="1"/>
-          <w:numId w:val="1114"/>
-        </w:numPr>
-        <w:pStyle w:val="Compact"/>
-      </w:pPr>
-      <w:r>
-        <w:t xml:space="preserve">The alley-oop press: the four face buttons are read raw (whatever your context) only while a lob to you is in the air, and that press is used for nothing else, so the shoot button can’t also jump you. The window opens a quarter of the way to the takeoff and closes 0.05 s after it. A mistimed one is 0.22 s late at 40% of the height.</w:t>
-      </w:r>
-    </w:p>
-    <w:p>
-      <w:pPr>
-        <w:numPr>
-          <w:ilvl w:val="1"/>
-          <w:numId w:val="1114"/>
-        </w:numPr>
-        <w:pStyle w:val="Compact"/>
-      </w:pPr>
-      <w:r>
-        <w:t xml:space="preserve">The bad step is drawn at</w:t>
-      </w:r>
-      <w:r>
-        <w:t xml:space="preserve"> </w:t>
-      </w:r>
-      <w:r>
-        <w:rPr>
-          <w:rStyle w:val="VerbatimChar"/>
-        </w:rPr>
-        <w:t xml:space="preserve">MISTAKE.rate</w:t>
-      </w:r>
-      <w:r>
-        <w:t xml:space="preserve"> </w:t>
-      </w:r>
-      <w:r>
-        <w:t xml:space="preserve">× (1.3 − skill) per second while the man moves faster than 2 m/s;</w:t>
-      </w:r>
-      <w:r>
-        <w:t xml:space="preserve"> </w:t>
-      </w:r>
-      <w:r>
-        <w:t xml:space="preserve">“</w:t>
-      </w:r>
-      <w:r>
-        <w:t xml:space="preserve">2.75% more escapes</w:t>
-      </w:r>
-      <w:r>
-        <w:t xml:space="preserve">”</w:t>
-      </w:r>
-      <w:r>
-        <w:t xml:space="preserve"> </w:t>
-      </w:r>
-      <w:r>
-        <w:t xml:space="preserve">is relative (7.35% → ~7.55% of guarded dribbling spells end with the handler two metres clear within 1.2 s, in AI park games).</w:t>
-      </w:r>
-    </w:p>
-    <w:p>
-      <w:pPr>
-        <w:numPr>
-          <w:ilvl w:val="1"/>
-          <w:numId w:val="1114"/>
-        </w:numPr>
-        <w:pStyle w:val="Compact"/>
-      </w:pPr>
-      <w:r>
-        <w:t xml:space="preserve">“</w:t>
-      </w:r>
-      <w:r>
-        <w:t xml:space="preserve">True to scale</w:t>
-      </w:r>
-      <w:r>
-        <w:t xml:space="preserve">”</w:t>
-      </w:r>
-      <w:r>
-        <w:t xml:space="preserve"> </w:t>
-      </w:r>
-      <w:r>
-        <w:t xml:space="preserve">was taken to mean the model’s standing height and wingspan; the standing</w:t>
+        <w:t xml:space="preserve">Keep them smooth</w:t>
+      </w:r>
+      <w:r>
+        <w:t xml:space="preserve"> </w:t>
+      </w:r>
+      <w:r>
+        <w:t xml:space="preserve">(the default) or</w:t>
       </w:r>
       <w:r>
         <w:t xml:space="preserve"> </w:t>
@@ -12394,6 +12378,999 @@
           <w:iCs/>
           <w:i/>
         </w:rPr>
+        <w:t xml:space="preserve">Full graphics</w:t>
+      </w:r>
+      <w:r>
+        <w:t xml:space="preserve">.</w:t>
+      </w:r>
+    </w:p>
+    <w:p>
+      <w:pPr>
+        <w:numPr>
+          <w:ilvl w:val="0"/>
+          <w:numId w:val="1113"/>
+        </w:numPr>
+        <w:pStyle w:val="Compact"/>
+      </w:pPr>
+      <w:r>
+        <w:rPr>
+          <w:bCs/>
+          <w:b/>
+        </w:rPr>
+        <w:t xml:space="preserve">Your own server:</w:t>
+      </w:r>
+      <w:r>
+        <w:t xml:space="preserve"> </w:t>
+      </w:r>
+      <w:r>
+        <w:t xml:space="preserve">the game service runs first in line for the CPU and the disk (the nightly backup and the updates go last), with room for plenty of connections, and with network settings for many small messages that can’t wait (fq and BBR, no slow restart after a quiet moment, little unsent data held per connection, TCP Fast Open). The service applies them each time it starts, so a server you set up before gets them with its next update by itself.</w:t>
+      </w:r>
+    </w:p>
+    <w:p>
+      <w:pPr>
+        <w:numPr>
+          <w:ilvl w:val="0"/>
+          <w:numId w:val="1113"/>
+        </w:numPr>
+        <w:pStyle w:val="Compact"/>
+      </w:pPr>
+      <w:r>
+        <w:rPr>
+          <w:bCs/>
+          <w:b/>
+        </w:rPr>
+        <w:t xml:space="preserve">Under the hood:</w:t>
+      </w:r>
+      <w:r>
+        <w:t xml:space="preserve"> </w:t>
+      </w:r>
+      <w:r>
+        <w:rPr>
+          <w:rStyle w:val="VerbatimChar"/>
+        </w:rPr>
+        <w:t xml:space="preserve">client/js/sim/wire.js</w:t>
+      </w:r>
+      <w:r>
+        <w:t xml:space="preserve"> </w:t>
+      </w:r>
+      <w:r>
+        <w:t xml:space="preserve">(normIntent, intentDelta, applyDelta, takeInputs),</w:t>
+      </w:r>
+      <w:r>
+        <w:t xml:space="preserve"> </w:t>
+      </w:r>
+      <w:r>
+        <w:rPr>
+          <w:rStyle w:val="VerbatimChar"/>
+        </w:rPr>
+        <w:t xml:space="preserve">game/session.js</w:t>
+      </w:r>
+      <w:r>
+        <w:t xml:space="preserve"> </w:t>
+      </w:r>
+      <w:r>
+        <w:t xml:space="preserve">(sendOnline, paceOnline, lateReport, calmOnline, takeInputs, the watchers’ pace),</w:t>
+      </w:r>
+      <w:r>
+        <w:t xml:space="preserve"> </w:t>
+      </w:r>
+      <w:r>
+        <w:rPr>
+          <w:rStyle w:val="VerbatimChar"/>
+        </w:rPr>
+        <w:t xml:space="preserve">sim/game.js</w:t>
+      </w:r>
+      <w:r>
+        <w:t xml:space="preserve"> </w:t>
+      </w:r>
+      <w:r>
+        <w:t xml:space="preserve">(</w:t>
+      </w:r>
+      <w:r>
+        <w:rPr>
+          <w:rStyle w:val="VerbatimChar"/>
+        </w:rPr>
+        <w:t xml:space="preserve">lagOf</w:t>
+      </w:r>
+      <w:r>
+        <w:t xml:space="preserve">: the game’s delay plus the input’s</w:t>
+      </w:r>
+      <w:r>
+        <w:t xml:space="preserve"> </w:t>
+      </w:r>
+      <w:r>
+        <w:rPr>
+          <w:rStyle w:val="VerbatimChar"/>
+        </w:rPr>
+        <w:t xml:space="preserve">dl</w:t>
+      </w:r>
+      <w:r>
+        <w:t xml:space="preserve">),</w:t>
+      </w:r>
+      <w:r>
+        <w:t xml:space="preserve"> </w:t>
+      </w:r>
+      <w:r>
+        <w:rPr>
+          <w:rStyle w:val="VerbatimChar"/>
+        </w:rPr>
+        <w:t xml:space="preserve">core/netplay.js</w:t>
+      </w:r>
+      <w:r>
+        <w:t xml:space="preserve"> </w:t>
+      </w:r>
+      <w:r>
+        <w:t xml:space="preserve">(</w:t>
+      </w:r>
+      <w:r>
+        <w:rPr>
+          <w:rStyle w:val="VerbatimChar"/>
+        </w:rPr>
+        <w:t xml:space="preserve">inw</w:t>
+      </w:r>
+      <w:r>
+        <w:t xml:space="preserve">,</w:t>
+      </w:r>
+      <w:r>
+        <w:t xml:space="preserve"> </w:t>
+      </w:r>
+      <w:r>
+        <w:rPr>
+          <w:rStyle w:val="VerbatimChar"/>
+        </w:rPr>
+        <w:t xml:space="preserve">rtt</w:t>
+      </w:r>
+      <w:r>
+        <w:t xml:space="preserve">),</w:t>
+      </w:r>
+      <w:r>
+        <w:t xml:space="preserve"> </w:t>
+      </w:r>
+      <w:r>
+        <w:rPr>
+          <w:rStyle w:val="VerbatimChar"/>
+        </w:rPr>
+        <w:t xml:space="preserve">server/online.py</w:t>
+      </w:r>
+      <w:r>
+        <w:t xml:space="preserve"> </w:t>
+      </w:r>
+      <w:r>
+        <w:t xml:space="preserve">(per-socket writer threads,</w:t>
+      </w:r>
+      <w:r>
+        <w:t xml:space="preserve"> </w:t>
+      </w:r>
+      <w:r>
+        <w:rPr>
+          <w:rStyle w:val="VerbatimChar"/>
+        </w:rPr>
+        <w:t xml:space="preserve">send_frame</w:t>
+      </w:r>
+      <w:r>
+        <w:t xml:space="preserve">,</w:t>
+      </w:r>
+      <w:r>
+        <w:t xml:space="preserve"> </w:t>
+      </w:r>
+      <w:r>
+        <w:rPr>
+          <w:rStyle w:val="VerbatimChar"/>
+        </w:rPr>
+        <w:t xml:space="preserve">encode</w:t>
+      </w:r>
+      <w:r>
+        <w:t xml:space="preserve">,</w:t>
+      </w:r>
+      <w:r>
+        <w:t xml:space="preserve"> </w:t>
+      </w:r>
+      <w:r>
+        <w:rPr>
+          <w:rStyle w:val="VerbatimChar"/>
+        </w:rPr>
+        <w:t xml:space="preserve">unmask</w:t>
+      </w:r>
+      <w:r>
+        <w:t xml:space="preserve">,</w:t>
+      </w:r>
+      <w:r>
+        <w:t xml:space="preserve"> </w:t>
+      </w:r>
+      <w:r>
+        <w:rPr>
+          <w:rStyle w:val="VerbatimChar"/>
+        </w:rPr>
+        <w:t xml:space="preserve">MAX_BACKLOG</w:t>
+      </w:r>
+      <w:r>
+        <w:t xml:space="preserve"> </w:t>
+      </w:r>
+      <w:r>
+        <w:t xml:space="preserve">8 MB /</w:t>
+      </w:r>
+      <w:r>
+        <w:t xml:space="preserve"> </w:t>
+      </w:r>
+      <w:r>
+        <w:rPr>
+          <w:rStyle w:val="VerbatimChar"/>
+        </w:rPr>
+        <w:t xml:space="preserve">MAX_STALL</w:t>
+      </w:r>
+      <w:r>
+        <w:t xml:space="preserve"> </w:t>
+      </w:r>
+      <w:r>
+        <w:t xml:space="preserve">10 s, batched</w:t>
+      </w:r>
+      <w:r>
+        <w:t xml:space="preserve"> </w:t>
+      </w:r>
+      <w:r>
+        <w:rPr>
+          <w:rStyle w:val="VerbatimChar"/>
+        </w:rPr>
+        <w:t xml:space="preserve">in</w:t>
+      </w:r>
+      <w:r>
+        <w:t xml:space="preserve"> </w:t>
+      </w:r>
+      <w:r>
+        <w:t xml:space="preserve">relay that checks every tick comes once and in order, watchers’</w:t>
+      </w:r>
+      <w:r>
+        <w:t xml:space="preserve"> </w:t>
+      </w:r>
+      <w:r>
+        <w:rPr>
+          <w:rStyle w:val="VerbatimChar"/>
+        </w:rPr>
+        <w:t xml:space="preserve">inw</w:t>
+      </w:r>
+      <w:r>
+        <w:t xml:space="preserve"> </w:t>
+      </w:r>
+      <w:r>
+        <w:t xml:space="preserve">bundles every 0.1 s,</w:t>
+      </w:r>
+      <w:r>
+        <w:t xml:space="preserve"> </w:t>
+      </w:r>
+      <w:r>
+        <w:rPr>
+          <w:rStyle w:val="VerbatimChar"/>
+        </w:rPr>
+        <w:t xml:space="preserve">rtt</w:t>
+      </w:r>
+      <w:r>
+        <w:t xml:space="preserve">, waits passed on with the state check),</w:t>
+      </w:r>
+      <w:r>
+        <w:t xml:space="preserve"> </w:t>
+      </w:r>
+      <w:r>
+        <w:rPr>
+          <w:rStyle w:val="VerbatimChar"/>
+        </w:rPr>
+        <w:t xml:space="preserve">server/app.py</w:t>
+      </w:r>
+      <w:r>
+        <w:t xml:space="preserve"> </w:t>
+      </w:r>
+      <w:r>
+        <w:t xml:space="preserve">(static files from memory, gzip),</w:t>
+      </w:r>
+      <w:r>
+        <w:t xml:space="preserve"> </w:t>
+      </w:r>
+      <w:r>
+        <w:rPr>
+          <w:rStyle w:val="VerbatimChar"/>
+        </w:rPr>
+        <w:t xml:space="preserve">gfx/renderer.js</w:t>
+      </w:r>
+      <w:r>
+        <w:t xml:space="preserve"> </w:t>
+      </w:r>
+      <w:r>
+        <w:t xml:space="preserve">(QUALITY</w:t>
+      </w:r>
+      <w:r>
+        <w:t xml:space="preserve"> </w:t>
+      </w:r>
+      <w:r>
+        <w:rPr>
+          <w:rStyle w:val="VerbatimChar"/>
+        </w:rPr>
+        <w:t xml:space="preserve">lod</w:t>
+      </w:r>
+      <w:r>
+        <w:t xml:space="preserve">,</w:t>
+      </w:r>
+      <w:r>
+        <w:t xml:space="preserve"> </w:t>
+      </w:r>
+      <w:r>
+        <w:rPr>
+          <w:rStyle w:val="VerbatimChar"/>
+        </w:rPr>
+        <w:t xml:space="preserve">lodScale</w:t>
+      </w:r>
+      <w:r>
+        <w:t xml:space="preserve">,</w:t>
+      </w:r>
+      <w:r>
+        <w:t xml:space="preserve"> </w:t>
+      </w:r>
+      <w:r>
+        <w:rPr>
+          <w:rStyle w:val="VerbatimChar"/>
+        </w:rPr>
+        <w:t xml:space="preserve">govern</w:t>
+      </w:r>
+      <w:r>
+        <w:t xml:space="preserve">/</w:t>
+      </w:r>
+      <w:r>
+        <w:rPr>
+          <w:rStyle w:val="VerbatimChar"/>
+        </w:rPr>
+        <w:t xml:space="preserve">resetGovern</w:t>
+      </w:r>
+      <w:r>
+        <w:t xml:space="preserve">,</w:t>
+      </w:r>
+      <w:r>
+        <w:t xml:space="preserve"> </w:t>
+      </w:r>
+      <w:r>
+        <w:rPr>
+          <w:rStyle w:val="VerbatimChar"/>
+        </w:rPr>
+        <w:t xml:space="preserve">dynScale</w:t>
+      </w:r>
+      <w:r>
+        <w:t xml:space="preserve">),</w:t>
+      </w:r>
+      <w:r>
+        <w:t xml:space="preserve"> </w:t>
+      </w:r>
+      <w:r>
+        <w:rPr>
+          <w:rStyle w:val="VerbatimChar"/>
+        </w:rPr>
+        <w:t xml:space="preserve">char/view.js</w:t>
+      </w:r>
+      <w:r>
+        <w:t xml:space="preserve"> </w:t>
+      </w:r>
+      <w:r>
+        <w:t xml:space="preserve">(the far model,</w:t>
+      </w:r>
+      <w:r>
+        <w:t xml:space="preserve"> </w:t>
+      </w:r>
+      <w:r>
+        <w:rPr>
+          <w:rStyle w:val="VerbatimChar"/>
+        </w:rPr>
+        <w:t xml:space="preserve">move</w:t>
+      </w:r>
+      <w:r>
+        <w:t xml:space="preserve">),</w:t>
+      </w:r>
+      <w:r>
+        <w:t xml:space="preserve"> </w:t>
+      </w:r>
+      <w:r>
+        <w:rPr>
+          <w:rStyle w:val="VerbatimChar"/>
+        </w:rPr>
+        <w:t xml:space="preserve">game/park.js</w:t>
+      </w:r>
+      <w:r>
+        <w:t xml:space="preserve"> </w:t>
+      </w:r>
+      <w:r>
+        <w:t xml:space="preserve">(</w:t>
+      </w:r>
+      <w:r>
+        <w:rPr>
+          <w:rStyle w:val="VerbatimChar"/>
+        </w:rPr>
+        <w:t xml:space="preserve">viewTick</w:t>
+      </w:r>
+      <w:r>
+        <w:t xml:space="preserve">,</w:t>
+      </w:r>
+      <w:r>
+        <w:t xml:space="preserve"> </w:t>
+      </w:r>
+      <w:r>
+        <w:rPr>
+          <w:rStyle w:val="VerbatimChar"/>
+        </w:rPr>
+        <w:t xml:space="preserve">animDt</w:t>
+      </w:r>
+      <w:r>
+        <w:t xml:space="preserve">),</w:t>
+      </w:r>
+      <w:r>
+        <w:t xml:space="preserve"> </w:t>
+      </w:r>
+      <w:r>
+        <w:rPr>
+          <w:rStyle w:val="VerbatimChar"/>
+        </w:rPr>
+        <w:t xml:space="preserve">game/vispool.js</w:t>
+      </w:r>
+      <w:r>
+        <w:t xml:space="preserve"> </w:t>
+      </w:r>
+      <w:r>
+        <w:t xml:space="preserve">(the far model is part of the pool key),</w:t>
+      </w:r>
+      <w:r>
+        <w:t xml:space="preserve"> </w:t>
+      </w:r>
+      <w:r>
+        <w:rPr>
+          <w:rStyle w:val="VerbatimChar"/>
+        </w:rPr>
+        <w:t xml:space="preserve">deploy/sysctl-afterhours16.conf</w:t>
+      </w:r>
+      <w:r>
+        <w:t xml:space="preserve">,</w:t>
+      </w:r>
+      <w:r>
+        <w:t xml:space="preserve"> </w:t>
+      </w:r>
+      <w:r>
+        <w:rPr>
+          <w:rStyle w:val="VerbatimChar"/>
+        </w:rPr>
+        <w:t xml:space="preserve">deploy/afterhours16.sh</w:t>
+      </w:r>
+      <w:r>
+        <w:t xml:space="preserve"> </w:t>
+      </w:r>
+      <w:r>
+        <w:t xml:space="preserve">(</w:t>
+      </w:r>
+      <w:r>
+        <w:rPr>
+          <w:rStyle w:val="VerbatimChar"/>
+        </w:rPr>
+        <w:t xml:space="preserve">tune</w:t>
+      </w:r>
+      <w:r>
+        <w:t xml:space="preserve">),</w:t>
+      </w:r>
+      <w:r>
+        <w:t xml:space="preserve"> </w:t>
+      </w:r>
+      <w:r>
+        <w:rPr>
+          <w:rStyle w:val="VerbatimChar"/>
+        </w:rPr>
+        <w:t xml:space="preserve">deploy/systemd/*</w:t>
+      </w:r>
+      <w:r>
+        <w:t xml:space="preserve"> </w:t>
+      </w:r>
+      <w:r>
+        <w:t xml:space="preserve">(Nice, IO priority, LimitNOFILE,</w:t>
+      </w:r>
+      <w:r>
+        <w:t xml:space="preserve"> </w:t>
+      </w:r>
+      <w:r>
+        <w:rPr>
+          <w:rStyle w:val="VerbatimChar"/>
+        </w:rPr>
+        <w:t xml:space="preserve">ExecStartPre=-+… tune</w:t>
+      </w:r>
+      <w:r>
+        <w:t xml:space="preserve">).</w:t>
+      </w:r>
+    </w:p>
+    <w:p>
+      <w:pPr>
+        <w:numPr>
+          <w:ilvl w:val="0"/>
+          <w:numId w:val="1113"/>
+        </w:numPr>
+        <w:pStyle w:val="Compact"/>
+      </w:pPr>
+      <w:r>
+        <w:rPr>
+          <w:bCs/>
+          <w:b/>
+        </w:rPr>
+        <w:t xml:space="preserve">Tests:</w:t>
+      </w:r>
+      <w:r>
+        <w:t xml:space="preserve"> </w:t>
+      </w:r>
+      <w:r>
+        <w:rPr>
+          <w:rStyle w:val="VerbatimChar"/>
+        </w:rPr>
+        <w:t xml:space="preserve">tests/v0475qp14.test.mjs</w:t>
+      </w:r>
+      <w:r>
+        <w:t xml:space="preserve"> </w:t>
+      </w:r>
+      <w:r>
+        <w:t xml:space="preserve">(7: the wire format; two screens in lockstep through it with a slow PC sending further ahead; the frame and network send-ahead; the socket client’s bundles and round trips),</w:t>
+      </w:r>
+      <w:r>
+        <w:t xml:space="preserve"> </w:t>
+      </w:r>
+      <w:r>
+        <w:rPr>
+          <w:rStyle w:val="VerbatimChar"/>
+        </w:rPr>
+        <w:t xml:space="preserve">tests/test_online.py</w:t>
+      </w:r>
+      <w:r>
+        <w:t xml:space="preserve"> </w:t>
+      </w:r>
+      <w:r>
+        <w:t xml:space="preserve">(+1: a connection that stops taking data holds nobody up and is cut off; round trips alone),</w:t>
+      </w:r>
+      <w:r>
+        <w:t xml:space="preserve"> </w:t>
+      </w:r>
+      <w:r>
+        <w:rPr>
+          <w:rStyle w:val="VerbatimChar"/>
+        </w:rPr>
+        <w:t xml:space="preserve">tests/load_hub.py</w:t>
+      </w:r>
+      <w:r>
+        <w:t xml:space="preserve"> </w:t>
+      </w:r>
+      <w:r>
+        <w:t xml:space="preserve">(the load test). Online play was run again end to end in three browsers (a squad game with a watcher: 13 of 13 state checks the same on all three screens; run it back real against real; Pro-Am with a squad and a challenge; AI squad mates; the online server through Caddy over</w:t>
+      </w:r>
+      <w:r>
+        <w:t xml:space="preserve"> </w:t>
+      </w:r>
+      <w:r>
+        <w:rPr>
+          <w:rStyle w:val="VerbatimChar"/>
+        </w:rPr>
+        <w:t xml:space="preserve">wss://</w:t>
+      </w:r>
+      <w:r>
+        <w:t xml:space="preserve">: 5 of 5).</w:t>
+      </w:r>
+    </w:p>
+    <w:bookmarkEnd w:id="85"/>
+    <w:bookmarkStart w:id="86" w:name="under-the-hood-quick-patch"/>
+    <w:p>
+      <w:pPr>
+        <w:pStyle w:val="Heading2"/>
+      </w:pPr>
+      <w:r>
+        <w:t xml:space="preserve">Under the hood (quick patch)</w:t>
+      </w:r>
+    </w:p>
+    <w:p>
+      <w:pPr>
+        <w:numPr>
+          <w:ilvl w:val="0"/>
+          <w:numId w:val="1114"/>
+        </w:numPr>
+        <w:pStyle w:val="Compact"/>
+      </w:pPr>
+      <w:r>
+        <w:rPr>
+          <w:bCs/>
+          <w:b/>
+        </w:rPr>
+        <w:t xml:space="preserve">Tests:</w:t>
+      </w:r>
+      <w:r>
+        <w:t xml:space="preserve"> </w:t>
+      </w:r>
+      <w:r>
+        <w:t xml:space="preserve">225 game tests and 68 service tests pass (online performance:</w:t>
+      </w:r>
+      <w:r>
+        <w:t xml:space="preserve"> </w:t>
+      </w:r>
+      <w:r>
+        <w:rPr>
+          <w:rStyle w:val="VerbatimChar"/>
+        </w:rPr>
+        <w:t xml:space="preserve">tests/v0475qp14.test.mjs</w:t>
+      </w:r>
+      <w:r>
+        <w:t xml:space="preserve">, 7, and one more service test; the rule book:</w:t>
+      </w:r>
+      <w:r>
+        <w:t xml:space="preserve"> </w:t>
+      </w:r>
+      <w:r>
+        <w:rPr>
+          <w:rStyle w:val="VerbatimChar"/>
+        </w:rPr>
+        <w:t xml:space="preserve">tests/v0475qp10.test.mjs</w:t>
+      </w:r>
+      <w:r>
+        <w:t xml:space="preserve">, 7; the Jungle Ballers:</w:t>
+      </w:r>
+      <w:r>
+        <w:t xml:space="preserve"> </w:t>
+      </w:r>
+      <w:r>
+        <w:rPr>
+          <w:rStyle w:val="VerbatimChar"/>
+        </w:rPr>
+        <w:t xml:space="preserve">tests/v0475qp11.test.mjs</w:t>
+      </w:r>
+      <w:r>
+        <w:t xml:space="preserve">, 7, and two service tests for the schedule and the Jungle’s ante-ups and prizes; post moves, the Event Park hall, volume, wide-open layups, online lockstep and the own-copy socket:</w:t>
+      </w:r>
+      <w:r>
+        <w:t xml:space="preserve"> </w:t>
+      </w:r>
+      <w:r>
+        <w:rPr>
+          <w:rStyle w:val="VerbatimChar"/>
+        </w:rPr>
+        <w:t xml:space="preserve">tests/v0475qp12.test.mjs</w:t>
+      </w:r>
+      <w:r>
+        <w:t xml:space="preserve">, 14; online friends, the join code, the park’s people, squads, claims, kings, watching, Pro-Am challenges, online crews, own-copy sign-in, links and the build fingerprint:</w:t>
+      </w:r>
+      <w:r>
+        <w:t xml:space="preserve"> </w:t>
+      </w:r>
+      <w:r>
+        <w:rPr>
+          <w:rStyle w:val="VerbatimChar"/>
+        </w:rPr>
+        <w:t xml:space="preserve">tests/test_online.py</w:t>
+      </w:r>
+      <w:r>
+        <w:t xml:space="preserve">, 9; the online park, squads, setups, watching and crew XP:</w:t>
+      </w:r>
+      <w:r>
+        <w:t xml:space="preserve"> </w:t>
+      </w:r>
+      <w:r>
+        <w:rPr>
+          <w:rStyle w:val="VerbatimChar"/>
+        </w:rPr>
+        <w:t xml:space="preserve">tests/v0475qp13.test.mjs</w:t>
+      </w:r>
+      <w:r>
+        <w:t xml:space="preserve">, 5; the router opening the port, against a fake router:</w:t>
+      </w:r>
+      <w:r>
+        <w:t xml:space="preserve"> </w:t>
+      </w:r>
+      <w:r>
+        <w:rPr>
+          <w:rStyle w:val="VerbatimChar"/>
+        </w:rPr>
+        <w:t xml:space="preserve">tests/test_upnp.py</w:t>
+      </w:r>
+      <w:r>
+        <w:t xml:space="preserve">, 7). Online play was also run end to end in three browsers on one hosted service: a squad of two calling Got Next on a 2v2 court while the third watched their game from the sideline (the watcher’s game matched the players’ at every check), the squad holding the court, the third calling next on it and the squad’s leader running it back against him (three people in one game); the squad playing Pro-Am together, then a Pro-Am challenge squad against squad; a crew brought online with two friends, a crew run against each other in the HQ with the third walking in late to watch, and a member’s crew XP landing in the founder’s save; a game on your own with someone walking in (the court shown in use with its score, then handed back), and the squad following its leader to another park. Then from</w:t>
+      </w:r>
+      <w:r>
+        <w:t xml:space="preserve"> </w:t>
+      </w:r>
+      <w:r>
+        <w:rPr>
+          <w:bCs/>
+          <w:b/>
+        </w:rPr>
+        <w:t xml:space="preserve">two separate games and saves</w:t>
+      </w:r>
+      <w:r>
+        <w:t xml:space="preserve">: the friend’s own game linked to the host’s, made his online account, played a 2v2 against the host with his own build, and the result went into his own save (the host’s save has no players or games for him); his game reconnected by itself after a restart, and a copy with one changed file was turned away with both versions shown. The two screens’ state checks matched every time. The new ones cover non-shooter windows, smothered shots, the record scratch, repeat moves, diagonal moves, the straps being drawn, the apparel counts, dunk variety, the windmill and Eastbay paths, celebrations (input and clipping), reach-in contact, the AI staying in bounds, the D-pad fallback, Icon Legend, the green release counts and what each sound is made of, the AI’s reaction times, stamina and the line beside the grade.</w:t>
+      </w:r>
+    </w:p>
+    <w:p>
+      <w:pPr>
+        <w:numPr>
+          <w:ilvl w:val="0"/>
+          <w:numId w:val="1114"/>
+        </w:numPr>
+        <w:pStyle w:val="Compact"/>
+      </w:pPr>
+      <w:r>
+        <w:rPr>
+          <w:bCs/>
+          <w:b/>
+        </w:rPr>
+        <w:t xml:space="preserve">Judgment calls I made without asking:</w:t>
+      </w:r>
+    </w:p>
+    <w:p>
+      <w:pPr>
+        <w:numPr>
+          <w:ilvl w:val="1"/>
+          <w:numId w:val="1115"/>
+        </w:numPr>
+        <w:pStyle w:val="Compact"/>
+      </w:pPr>
+      <w:r>
+        <w:t xml:space="preserve">“</w:t>
+      </w:r>
+      <w:r>
+        <w:t xml:space="preserve">Shooters</w:t>
+      </w:r>
+      <w:r>
+        <w:t xml:space="preserve">”</w:t>
+      </w:r>
+      <w:r>
+        <w:t xml:space="preserve"> </w:t>
+      </w:r>
+      <w:r>
+        <w:t xml:space="preserve">are Sharpshooters and Stretch Bigs. The 10% smaller window for non-shooters applies to jump shots only, not layups or free throws.</w:t>
+      </w:r>
+    </w:p>
+    <w:p>
+      <w:pPr>
+        <w:numPr>
+          <w:ilvl w:val="1"/>
+          <w:numId w:val="1115"/>
+        </w:numPr>
+        <w:pStyle w:val="Compact"/>
+      </w:pPr>
+      <w:r>
+        <w:t xml:space="preserve">“</w:t>
+      </w:r>
+      <w:r>
+        <w:t xml:space="preserve">Career mode games</w:t>
+      </w:r>
+      <w:r>
+        <w:t xml:space="preserve">”</w:t>
+      </w:r>
+      <w:r>
+        <w:t xml:space="preserve"> </w:t>
+      </w:r>
+      <w:r>
+        <w:t xml:space="preserve">for Icon Legend are Pro Run games, the same as the 80 → 90 climb.</w:t>
+      </w:r>
+    </w:p>
+    <w:p>
+      <w:pPr>
+        <w:numPr>
+          <w:ilvl w:val="1"/>
+          <w:numId w:val="1115"/>
+        </w:numPr>
+        <w:pStyle w:val="Compact"/>
+      </w:pPr>
+      <w:r>
+        <w:t xml:space="preserve">The smothered rule applies to every shot that can be labelled Smothered: jumpers, close shots and layups. Dunks are left to Posterizer and Contact Finisher.</w:t>
+      </w:r>
+    </w:p>
+    <w:p>
+      <w:pPr>
+        <w:numPr>
+          <w:ilvl w:val="1"/>
+          <w:numId w:val="1115"/>
+        </w:numPr>
+        <w:pStyle w:val="Compact"/>
+      </w:pPr>
+      <w:r>
+        <w:t xml:space="preserve">The record scratch also plays for the AI’s green sounds near you.</w:t>
+      </w:r>
+    </w:p>
+    <w:p>
+      <w:pPr>
+        <w:numPr>
+          <w:ilvl w:val="1"/>
+          <w:numId w:val="1115"/>
+        </w:numPr>
+        <w:pStyle w:val="Compact"/>
+      </w:pPr>
+      <w:r>
+        <w:t xml:space="preserve">“</w:t>
+      </w:r>
+      <w:r>
+        <w:t xml:space="preserve">Double apparel</w:t>
+      </w:r>
+      <w:r>
+        <w:t xml:space="preserve">”</w:t>
+      </w:r>
+      <w:r>
+        <w:t xml:space="preserve"> </w:t>
+      </w:r>
+      <w:r>
+        <w:t xml:space="preserve">covers clothing, shoes and accessories (everything you wear); King Tut Cup prizes weren’t doubled.</w:t>
+      </w:r>
+    </w:p>
+    <w:p>
+      <w:pPr>
+        <w:numPr>
+          <w:ilvl w:val="1"/>
+          <w:numId w:val="1115"/>
+        </w:numPr>
+        <w:pStyle w:val="Compact"/>
+      </w:pPr>
+      <w:r>
+        <w:t xml:space="preserve">“</w:t>
+      </w:r>
+      <w:r>
+        <w:t xml:space="preserve">Double the green animations and sounds</w:t>
+      </w:r>
+      <w:r>
+        <w:t xml:space="preserve">”</w:t>
+      </w:r>
+      <w:r>
+        <w:t xml:space="preserve"> </w:t>
+      </w:r>
+      <w:r>
+        <w:t xml:space="preserve">means twice as many of each, counting the King Tut Cup’s (16 → 32 sounds, 14 → 28 effects). The Cup prizes themselves weren’t doubled.</w:t>
+      </w:r>
+    </w:p>
+    <w:p>
+      <w:pPr>
+        <w:numPr>
+          <w:ilvl w:val="1"/>
+          <w:numId w:val="1115"/>
+        </w:numPr>
+        <w:pStyle w:val="Compact"/>
+      </w:pPr>
+      <w:r>
+        <w:t xml:space="preserve">“</w:t>
+      </w:r>
+      <w:r>
+        <w:t xml:space="preserve">Walking without sprint</w:t>
+      </w:r>
+      <w:r>
+        <w:t xml:space="preserve">”</w:t>
+      </w:r>
+      <w:r>
+        <w:t xml:space="preserve"> </w:t>
+      </w:r>
+      <w:r>
+        <w:t xml:space="preserve">means any movement without the sprint button. Defensive slides still cost a little; since stamina part 3, hands-up defense on the floor is neutral.</w:t>
+      </w:r>
+    </w:p>
+    <w:p>
+      <w:pPr>
+        <w:numPr>
+          <w:ilvl w:val="1"/>
+          <w:numId w:val="1115"/>
+        </w:numPr>
+        <w:pStyle w:val="Compact"/>
+      </w:pPr>
+      <w:r>
+        <w:t xml:space="preserve">Stamina part 3:</w:t>
+      </w:r>
+      <w:r>
+        <w:t xml:space="preserve"> </w:t>
+      </w:r>
+      <w:r>
+        <w:t xml:space="preserve">“</w:t>
+      </w:r>
+      <w:r>
+        <w:t xml:space="preserve">very minimally positive</w:t>
+      </w:r>
+      <w:r>
+        <w:t xml:space="preserve">”</w:t>
+      </w:r>
+      <w:r>
+        <w:t xml:space="preserve"> </w:t>
+      </w:r>
+      <w:r>
+        <w:t xml:space="preserve">for walking and jogging is a tenth of the old resting rate (so about a thirtieth of the new one). Hands up while</w:t>
+      </w:r>
+      <w:r>
+        <w:t xml:space="preserve"> </w:t>
+      </w:r>
+      <w:r>
+        <w:rPr>
+          <w:iCs/>
+          <w:i/>
+        </w:rPr>
+        <w:t xml:space="preserve">sliding</w:t>
+      </w:r>
+      <w:r>
+        <w:t xml:space="preserve"> </w:t>
+      </w:r>
+      <w:r>
+        <w:t xml:space="preserve">still costs the slide; only hands up with the feet planted is neutral.</w:t>
+      </w:r>
+    </w:p>
+    <w:p>
+      <w:pPr>
+        <w:numPr>
+          <w:ilvl w:val="1"/>
+          <w:numId w:val="1115"/>
+        </w:numPr>
+        <w:pStyle w:val="Compact"/>
+      </w:pPr>
+      <w:r>
+        <w:t xml:space="preserve">The alley-oop press: the four face buttons are read raw (whatever your context) only while a lob to you is in the air, and that press is used for nothing else, so the shoot button can’t also jump you. The window opens a quarter of the way to the takeoff and closes 0.05 s after it. A mistimed one is 0.22 s late at 40% of the height.</w:t>
+      </w:r>
+    </w:p>
+    <w:p>
+      <w:pPr>
+        <w:numPr>
+          <w:ilvl w:val="1"/>
+          <w:numId w:val="1115"/>
+        </w:numPr>
+        <w:pStyle w:val="Compact"/>
+      </w:pPr>
+      <w:r>
+        <w:t xml:space="preserve">The bad step is drawn at</w:t>
+      </w:r>
+      <w:r>
+        <w:t xml:space="preserve"> </w:t>
+      </w:r>
+      <w:r>
+        <w:rPr>
+          <w:rStyle w:val="VerbatimChar"/>
+        </w:rPr>
+        <w:t xml:space="preserve">MISTAKE.rate</w:t>
+      </w:r>
+      <w:r>
+        <w:t xml:space="preserve"> </w:t>
+      </w:r>
+      <w:r>
+        <w:t xml:space="preserve">× (1.3 − skill) per second while the man moves faster than 2 m/s;</w:t>
+      </w:r>
+      <w:r>
+        <w:t xml:space="preserve"> </w:t>
+      </w:r>
+      <w:r>
+        <w:t xml:space="preserve">“</w:t>
+      </w:r>
+      <w:r>
+        <w:t xml:space="preserve">2.75% more escapes</w:t>
+      </w:r>
+      <w:r>
+        <w:t xml:space="preserve">”</w:t>
+      </w:r>
+      <w:r>
+        <w:t xml:space="preserve"> </w:t>
+      </w:r>
+      <w:r>
+        <w:t xml:space="preserve">is relative (7.35% → ~7.55% of guarded dribbling spells end with the handler two metres clear within 1.2 s, in AI park games).</w:t>
+      </w:r>
+    </w:p>
+    <w:p>
+      <w:pPr>
+        <w:numPr>
+          <w:ilvl w:val="1"/>
+          <w:numId w:val="1115"/>
+        </w:numPr>
+        <w:pStyle w:val="Compact"/>
+      </w:pPr>
+      <w:r>
+        <w:t xml:space="preserve">“</w:t>
+      </w:r>
+      <w:r>
+        <w:t xml:space="preserve">True to scale</w:t>
+      </w:r>
+      <w:r>
+        <w:t xml:space="preserve">”</w:t>
+      </w:r>
+      <w:r>
+        <w:t xml:space="preserve"> </w:t>
+      </w:r>
+      <w:r>
+        <w:t xml:space="preserve">was taken to mean the model’s standing height and wingspan; the standing</w:t>
+      </w:r>
+      <w:r>
+        <w:t xml:space="preserve"> </w:t>
+      </w:r>
+      <w:r>
+        <w:rPr>
+          <w:iCs/>
+          <w:i/>
+        </w:rPr>
         <w:t xml:space="preserve">reach</w:t>
       </w:r>
       <w:r>
@@ -12407,7 +13384,7 @@
       <w:pPr>
         <w:numPr>
           <w:ilvl w:val="1"/>
-          <w:numId w:val="1114"/>
+          <w:numId w:val="1115"/>
         </w:numPr>
         <w:pStyle w:val="Compact"/>
       </w:pPr>
@@ -12437,7 +13414,7 @@
       <w:pPr>
         <w:numPr>
           <w:ilvl w:val="1"/>
-          <w:numId w:val="1114"/>
+          <w:numId w:val="1115"/>
         </w:numPr>
         <w:pStyle w:val="Compact"/>
       </w:pPr>
@@ -12449,7 +13426,7 @@
       <w:pPr>
         <w:numPr>
           <w:ilvl w:val="1"/>
-          <w:numId w:val="1114"/>
+          <w:numId w:val="1115"/>
         </w:numPr>
         <w:pStyle w:val="Compact"/>
       </w:pPr>
@@ -12479,7 +13456,7 @@
       <w:pPr>
         <w:numPr>
           <w:ilvl w:val="1"/>
-          <w:numId w:val="1114"/>
+          <w:numId w:val="1115"/>
         </w:numPr>
         <w:pStyle w:val="Compact"/>
       </w:pPr>
@@ -12506,7 +13483,7 @@
       <w:pPr>
         <w:numPr>
           <w:ilvl w:val="1"/>
-          <w:numId w:val="1114"/>
+          <w:numId w:val="1115"/>
         </w:numPr>
         <w:pStyle w:val="Compact"/>
       </w:pPr>
@@ -12518,7 +13495,7 @@
       <w:pPr>
         <w:numPr>
           <w:ilvl w:val="1"/>
-          <w:numId w:val="1114"/>
+          <w:numId w:val="1115"/>
         </w:numPr>
         <w:pStyle w:val="Compact"/>
       </w:pPr>
@@ -12530,7 +13507,7 @@
       <w:pPr>
         <w:numPr>
           <w:ilvl w:val="1"/>
-          <w:numId w:val="1114"/>
+          <w:numId w:val="1115"/>
         </w:numPr>
         <w:pStyle w:val="Compact"/>
       </w:pPr>
@@ -12569,7 +13546,7 @@
       <w:pPr>
         <w:numPr>
           <w:ilvl w:val="1"/>
-          <w:numId w:val="1114"/>
+          <w:numId w:val="1115"/>
         </w:numPr>
         <w:pStyle w:val="Compact"/>
       </w:pPr>
@@ -12581,7 +13558,7 @@
       <w:pPr>
         <w:numPr>
           <w:ilvl w:val="1"/>
-          <w:numId w:val="1114"/>
+          <w:numId w:val="1115"/>
         </w:numPr>
         <w:pStyle w:val="Compact"/>
       </w:pPr>
@@ -12593,7 +13570,7 @@
       <w:pPr>
         <w:numPr>
           <w:ilvl w:val="1"/>
-          <w:numId w:val="1114"/>
+          <w:numId w:val="1115"/>
         </w:numPr>
         <w:pStyle w:val="Compact"/>
       </w:pPr>
@@ -12623,7 +13600,7 @@
       <w:pPr>
         <w:numPr>
           <w:ilvl w:val="1"/>
-          <w:numId w:val="1114"/>
+          <w:numId w:val="1115"/>
         </w:numPr>
         <w:pStyle w:val="Compact"/>
       </w:pPr>
@@ -12631,8 +13608,8 @@
         <w:t xml:space="preserve">Online, Pro-Am and crews (part 3): a Pro-Am challenge goes to the challenged friend’s squad leader; the challenger’s game sets it up; the AI on both sides comes from the challenger’s world. An online crew is the founder’s own crew (from his save); members’ crew XP is worked out like a crew of their own (30% of the game’s Rep × the mode weight, ×2 with crew mates on their side) and waits on the hosted game until the founder’s game collects it. Taking the crew offline puts everyone out of it. In the HQ, the crew run picks sides from who’s there: together (up to five people on one side) or against each other (alternating).</w:t>
       </w:r>
     </w:p>
-    <w:bookmarkEnd w:id="85"/>
     <w:bookmarkEnd w:id="86"/>
+    <w:bookmarkEnd w:id="87"/>
     <w:sectPr/>
   </w:body>
 </w:document>
@@ -13158,6 +14135,9 @@
     <w:abstractNumId w:val="991"/>
   </w:num>
   <w:num w:numId="1114">
+    <w:abstractNumId w:val="991"/>
+  </w:num>
+  <w:num w:numId="1115">
     <w:abstractNumId w:val="991"/>
   </w:num>
 </w:numbering>
